--- a/Documentacion/ProyectoBDIII.docx
+++ b/Documentacion/ProyectoBDIII.docx
@@ -293,10 +293,10 @@
           <w:szCs w:val="32"/>
         </w:rPr>
         <w:drawing>
-          <wp:inline distT="0" distB="0" distL="0" distR="0" wp14:anchorId="732E8AEF" wp14:editId="64E6EE8C">
-            <wp:extent cx="5943600" cy="3962400"/>
-            <wp:effectExtent l="0" t="0" r="0" b="0"/>
-            <wp:docPr id="2011754476" name="Imagen 3"/>
+          <wp:inline distT="0" distB="0" distL="0" distR="0" wp14:anchorId="6DB0760B" wp14:editId="25AD6807">
+            <wp:extent cx="5935345" cy="2353945"/>
+            <wp:effectExtent l="0" t="0" r="8255" b="8255"/>
+            <wp:docPr id="619251112" name="Imagen 1"/>
             <wp:cNvGraphicFramePr>
               <a:graphicFrameLocks xmlns:a="http://schemas.openxmlformats.org/drawingml/2006/main" noChangeAspect="1"/>
             </wp:cNvGraphicFramePr>
@@ -304,7 +304,7 @@
               <a:graphicData uri="http://schemas.openxmlformats.org/drawingml/2006/picture">
                 <pic:pic xmlns:pic="http://schemas.openxmlformats.org/drawingml/2006/picture">
                   <pic:nvPicPr>
-                    <pic:cNvPr id="0" name="Picture 3"/>
+                    <pic:cNvPr id="0" name="Picture 1"/>
                     <pic:cNvPicPr>
                       <a:picLocks noChangeAspect="1" noChangeArrowheads="1"/>
                     </pic:cNvPicPr>
@@ -325,7 +325,7 @@
                   <pic:spPr bwMode="auto">
                     <a:xfrm>
                       <a:off x="0" y="0"/>
-                      <a:ext cx="5943600" cy="3962400"/>
+                      <a:ext cx="5935345" cy="2353945"/>
                     </a:xfrm>
                     <a:prstGeom prst="rect">
                       <a:avLst/>
@@ -412,10 +412,7 @@
         <w:jc w:val="both"/>
       </w:pPr>
       <w:r>
-        <w:t>Producto</w:t>
-      </w:r>
-      <w:r>
-        <w:t>s</w:t>
+        <w:t>Ventas</w:t>
       </w:r>
     </w:p>
     <w:p>
@@ -428,7 +425,10 @@
         <w:jc w:val="both"/>
       </w:pPr>
       <w:r>
-        <w:t>Ventas</w:t>
+        <w:t>Detalle Venta</w:t>
+      </w:r>
+      <w:r>
+        <w:t>s</w:t>
       </w:r>
     </w:p>
     <w:p>
@@ -441,7 +441,33 @@
         <w:jc w:val="both"/>
       </w:pPr>
       <w:r>
-        <w:t>Detalle Venta</w:t>
+        <w:t>Productos</w:t>
+      </w:r>
+    </w:p>
+    <w:p>
+      <w:pPr>
+        <w:pStyle w:val="Prrafodelista"/>
+        <w:numPr>
+          <w:ilvl w:val="0"/>
+          <w:numId w:val="1"/>
+        </w:numPr>
+        <w:jc w:val="both"/>
+      </w:pPr>
+      <w:r>
+        <w:t>Inventario</w:t>
+      </w:r>
+    </w:p>
+    <w:p>
+      <w:pPr>
+        <w:pStyle w:val="Prrafodelista"/>
+        <w:numPr>
+          <w:ilvl w:val="0"/>
+          <w:numId w:val="1"/>
+        </w:numPr>
+        <w:jc w:val="both"/>
+      </w:pPr>
+      <w:r>
+        <w:t>Almacenes</w:t>
       </w:r>
     </w:p>
     <w:p>
@@ -482,6 +508,41 @@
     <w:p>
       <w:pPr>
         <w:jc w:val="both"/>
+      </w:pPr>
+      <w:r>
+        <w:t>Un producto puede ser vendido varias veces.</w:t>
+      </w:r>
+    </w:p>
+    <w:p>
+      <w:pPr>
+        <w:jc w:val="both"/>
+      </w:pPr>
+      <w:r>
+        <w:t>Un almacén puede tener muchos productos</w:t>
+      </w:r>
+    </w:p>
+    <w:p>
+      <w:pPr>
+        <w:jc w:val="both"/>
+      </w:pPr>
+      <w:r>
+        <w:t>Un producto puede estar en muchos almacenes.</w:t>
+      </w:r>
+    </w:p>
+    <w:p>
+      <w:pPr>
+        <w:jc w:val="both"/>
+      </w:pPr>
+    </w:p>
+    <w:p>
+      <w:pPr>
+        <w:jc w:val="both"/>
+        <w:rPr>
+          <w:b/>
+          <w:bCs/>
+          <w:sz w:val="32"/>
+          <w:szCs w:val="32"/>
+        </w:rPr>
       </w:pPr>
     </w:p>
     <w:p>
@@ -534,10 +595,10 @@
         <w:tblLook w:val="04A0" w:firstRow="1" w:lastRow="0" w:firstColumn="1" w:lastColumn="0" w:noHBand="0" w:noVBand="1"/>
       </w:tblPr>
       <w:tblGrid>
-        <w:gridCol w:w="2339"/>
-        <w:gridCol w:w="2337"/>
-        <w:gridCol w:w="2337"/>
-        <w:gridCol w:w="2337"/>
+        <w:gridCol w:w="2349"/>
+        <w:gridCol w:w="2333"/>
+        <w:gridCol w:w="2334"/>
+        <w:gridCol w:w="2334"/>
       </w:tblGrid>
       <w:tr>
         <w:trPr>
@@ -557,9 +618,6 @@
             <w:r>
               <w:t>Producto</w:t>
             </w:r>
-            <w:r>
-              <w:t>s</w:t>
-            </w:r>
           </w:p>
         </w:tc>
       </w:tr>
@@ -813,297 +871,13 @@
             </w:pPr>
             <w:r>
               <w:t>Código o serie del producto</w:t>
-            </w:r>
-          </w:p>
-        </w:tc>
-      </w:tr>
-      <w:tr>
-        <w:tc>
-          <w:tcPr>
-            <w:cnfStyle w:val="001000000000" w:firstRow="0" w:lastRow="0" w:firstColumn="1" w:lastColumn="0" w:oddVBand="0" w:evenVBand="0" w:oddHBand="0" w:evenHBand="0" w:firstRowFirstColumn="0" w:firstRowLastColumn="0" w:lastRowFirstColumn="0" w:lastRowLastColumn="0"/>
-            <w:tcW w:w="2339" w:type="dxa"/>
-          </w:tcPr>
-          <w:p>
-            <w:pPr>
-              <w:jc w:val="center"/>
-              <w:rPr>
-                <w:b w:val="0"/>
-                <w:bCs w:val="0"/>
-              </w:rPr>
-            </w:pPr>
-            <w:r>
-              <w:rPr>
-                <w:b w:val="0"/>
-                <w:bCs w:val="0"/>
-              </w:rPr>
-              <w:t>nombre</w:t>
-            </w:r>
-          </w:p>
-        </w:tc>
-        <w:tc>
-          <w:tcPr>
-            <w:tcW w:w="2337" w:type="dxa"/>
-          </w:tcPr>
-          <w:p>
-            <w:pPr>
-              <w:jc w:val="center"/>
-              <w:cnfStyle w:val="000000000000" w:firstRow="0" w:lastRow="0" w:firstColumn="0" w:lastColumn="0" w:oddVBand="0" w:evenVBand="0" w:oddHBand="0" w:evenHBand="0" w:firstRowFirstColumn="0" w:firstRowLastColumn="0" w:lastRowFirstColumn="0" w:lastRowLastColumn="0"/>
-            </w:pPr>
-            <w:r>
-              <w:t>Varchar(50)</w:t>
-            </w:r>
-          </w:p>
-        </w:tc>
-        <w:tc>
-          <w:tcPr>
-            <w:tcW w:w="2337" w:type="dxa"/>
-          </w:tcPr>
-          <w:p>
-            <w:pPr>
-              <w:jc w:val="center"/>
-              <w:cnfStyle w:val="000000000000" w:firstRow="0" w:lastRow="0" w:firstColumn="0" w:lastColumn="0" w:oddVBand="0" w:evenVBand="0" w:oddHBand="0" w:evenHBand="0" w:firstRowFirstColumn="0" w:firstRowLastColumn="0" w:lastRowFirstColumn="0" w:lastRowLastColumn="0"/>
-            </w:pPr>
-            <w:r>
-              <w:t xml:space="preserve">Not </w:t>
-            </w:r>
-            <w:proofErr w:type="spellStart"/>
-            <w:r>
-              <w:t>null</w:t>
-            </w:r>
-            <w:proofErr w:type="spellEnd"/>
-          </w:p>
-        </w:tc>
-        <w:tc>
-          <w:tcPr>
-            <w:tcW w:w="2337" w:type="dxa"/>
-          </w:tcPr>
-          <w:p>
-            <w:pPr>
-              <w:jc w:val="center"/>
-              <w:cnfStyle w:val="000000000000" w:firstRow="0" w:lastRow="0" w:firstColumn="0" w:lastColumn="0" w:oddVBand="0" w:evenVBand="0" w:oddHBand="0" w:evenHBand="0" w:firstRowFirstColumn="0" w:firstRowLastColumn="0" w:lastRowFirstColumn="0" w:lastRowLastColumn="0"/>
-            </w:pPr>
-            <w:r>
-              <w:t>Nombre del producto</w:t>
-            </w:r>
-          </w:p>
-        </w:tc>
-      </w:tr>
-      <w:tr>
-        <w:tc>
-          <w:tcPr>
-            <w:cnfStyle w:val="001000000000" w:firstRow="0" w:lastRow="0" w:firstColumn="1" w:lastColumn="0" w:oddVBand="0" w:evenVBand="0" w:oddHBand="0" w:evenHBand="0" w:firstRowFirstColumn="0" w:firstRowLastColumn="0" w:lastRowFirstColumn="0" w:lastRowLastColumn="0"/>
-            <w:tcW w:w="2339" w:type="dxa"/>
-          </w:tcPr>
-          <w:p>
-            <w:pPr>
-              <w:jc w:val="center"/>
-              <w:rPr>
-                <w:b w:val="0"/>
-                <w:bCs w:val="0"/>
-              </w:rPr>
-            </w:pPr>
-            <w:proofErr w:type="spellStart"/>
-            <w:r>
-              <w:rPr>
-                <w:b w:val="0"/>
-                <w:bCs w:val="0"/>
-              </w:rPr>
-              <w:t>descripcion</w:t>
-            </w:r>
-            <w:proofErr w:type="spellEnd"/>
-          </w:p>
-        </w:tc>
-        <w:tc>
-          <w:tcPr>
-            <w:tcW w:w="2337" w:type="dxa"/>
-          </w:tcPr>
-          <w:p>
-            <w:pPr>
-              <w:jc w:val="center"/>
-              <w:cnfStyle w:val="000000000000" w:firstRow="0" w:lastRow="0" w:firstColumn="0" w:lastColumn="0" w:oddVBand="0" w:evenVBand="0" w:oddHBand="0" w:evenHBand="0" w:firstRowFirstColumn="0" w:firstRowLastColumn="0" w:lastRowFirstColumn="0" w:lastRowLastColumn="0"/>
-            </w:pPr>
-            <w:r>
-              <w:t>Varchar(80)</w:t>
-            </w:r>
-          </w:p>
-        </w:tc>
-        <w:tc>
-          <w:tcPr>
-            <w:tcW w:w="2337" w:type="dxa"/>
-          </w:tcPr>
-          <w:p>
-            <w:pPr>
-              <w:jc w:val="center"/>
-              <w:cnfStyle w:val="000000000000" w:firstRow="0" w:lastRow="0" w:firstColumn="0" w:lastColumn="0" w:oddVBand="0" w:evenVBand="0" w:oddHBand="0" w:evenHBand="0" w:firstRowFirstColumn="0" w:firstRowLastColumn="0" w:lastRowFirstColumn="0" w:lastRowLastColumn="0"/>
-            </w:pPr>
-          </w:p>
-        </w:tc>
-        <w:tc>
-          <w:tcPr>
-            <w:tcW w:w="2337" w:type="dxa"/>
-          </w:tcPr>
-          <w:p>
-            <w:pPr>
-              <w:jc w:val="center"/>
-              <w:cnfStyle w:val="000000000000" w:firstRow="0" w:lastRow="0" w:firstColumn="0" w:lastColumn="0" w:oddVBand="0" w:evenVBand="0" w:oddHBand="0" w:evenHBand="0" w:firstRowFirstColumn="0" w:firstRowLastColumn="0" w:lastRowFirstColumn="0" w:lastRowLastColumn="0"/>
-            </w:pPr>
-          </w:p>
-        </w:tc>
-      </w:tr>
-      <w:tr>
-        <w:tc>
-          <w:tcPr>
-            <w:cnfStyle w:val="001000000000" w:firstRow="0" w:lastRow="0" w:firstColumn="1" w:lastColumn="0" w:oddVBand="0" w:evenVBand="0" w:oddHBand="0" w:evenHBand="0" w:firstRowFirstColumn="0" w:firstRowLastColumn="0" w:lastRowFirstColumn="0" w:lastRowLastColumn="0"/>
-            <w:tcW w:w="2339" w:type="dxa"/>
-          </w:tcPr>
-          <w:p>
-            <w:pPr>
-              <w:jc w:val="center"/>
-              <w:rPr>
-                <w:b w:val="0"/>
-                <w:bCs w:val="0"/>
-              </w:rPr>
-            </w:pPr>
-            <w:r>
-              <w:rPr>
-                <w:b w:val="0"/>
-                <w:bCs w:val="0"/>
-              </w:rPr>
-              <w:t>precio</w:t>
-            </w:r>
-          </w:p>
-        </w:tc>
-        <w:tc>
-          <w:tcPr>
-            <w:tcW w:w="2337" w:type="dxa"/>
-          </w:tcPr>
-          <w:p>
-            <w:pPr>
-              <w:jc w:val="center"/>
-              <w:cnfStyle w:val="000000000000" w:firstRow="0" w:lastRow="0" w:firstColumn="0" w:lastColumn="0" w:oddVBand="0" w:evenVBand="0" w:oddHBand="0" w:evenHBand="0" w:firstRowFirstColumn="0" w:firstRowLastColumn="0" w:lastRowFirstColumn="0" w:lastRowLastColumn="0"/>
-            </w:pPr>
-            <w:r>
-              <w:t>Decimal (10,2)</w:t>
-            </w:r>
-          </w:p>
-        </w:tc>
-        <w:tc>
-          <w:tcPr>
-            <w:tcW w:w="2337" w:type="dxa"/>
-          </w:tcPr>
-          <w:p>
-            <w:pPr>
-              <w:jc w:val="center"/>
-              <w:cnfStyle w:val="000000000000" w:firstRow="0" w:lastRow="0" w:firstColumn="0" w:lastColumn="0" w:oddVBand="0" w:evenVBand="0" w:oddHBand="0" w:evenHBand="0" w:firstRowFirstColumn="0" w:firstRowLastColumn="0" w:lastRowFirstColumn="0" w:lastRowLastColumn="0"/>
-            </w:pPr>
-            <w:r>
-              <w:t xml:space="preserve">Not </w:t>
-            </w:r>
-            <w:proofErr w:type="spellStart"/>
-            <w:r>
-              <w:t>null</w:t>
-            </w:r>
-            <w:proofErr w:type="spellEnd"/>
-          </w:p>
-        </w:tc>
-        <w:tc>
-          <w:tcPr>
-            <w:tcW w:w="2337" w:type="dxa"/>
-          </w:tcPr>
-          <w:p>
-            <w:pPr>
-              <w:jc w:val="center"/>
-              <w:cnfStyle w:val="000000000000" w:firstRow="0" w:lastRow="0" w:firstColumn="0" w:lastColumn="0" w:oddVBand="0" w:evenVBand="0" w:oddHBand="0" w:evenHBand="0" w:firstRowFirstColumn="0" w:firstRowLastColumn="0" w:lastRowFirstColumn="0" w:lastRowLastColumn="0"/>
-            </w:pPr>
-            <w:r>
-              <w:t>Precio unitario</w:t>
-            </w:r>
-          </w:p>
-        </w:tc>
-      </w:tr>
-      <w:tr>
-        <w:tc>
-          <w:tcPr>
-            <w:cnfStyle w:val="001000000000" w:firstRow="0" w:lastRow="0" w:firstColumn="1" w:lastColumn="0" w:oddVBand="0" w:evenVBand="0" w:oddHBand="0" w:evenHBand="0" w:firstRowFirstColumn="0" w:firstRowLastColumn="0" w:lastRowFirstColumn="0" w:lastRowLastColumn="0"/>
-            <w:tcW w:w="2339" w:type="dxa"/>
-          </w:tcPr>
-          <w:p>
-            <w:pPr>
-              <w:jc w:val="center"/>
-              <w:rPr>
-                <w:b w:val="0"/>
-                <w:bCs w:val="0"/>
-              </w:rPr>
-            </w:pPr>
-            <w:r>
-              <w:rPr>
-                <w:b w:val="0"/>
-                <w:bCs w:val="0"/>
-              </w:rPr>
-              <w:t>s</w:t>
-            </w:r>
-            <w:r>
-              <w:rPr>
-                <w:b w:val="0"/>
-                <w:bCs w:val="0"/>
-              </w:rPr>
-              <w:t>tock</w:t>
-            </w:r>
-          </w:p>
-        </w:tc>
-        <w:tc>
-          <w:tcPr>
-            <w:tcW w:w="2337" w:type="dxa"/>
-          </w:tcPr>
-          <w:p>
-            <w:pPr>
-              <w:jc w:val="center"/>
-              <w:cnfStyle w:val="000000000000" w:firstRow="0" w:lastRow="0" w:firstColumn="0" w:lastColumn="0" w:oddVBand="0" w:evenVBand="0" w:oddHBand="0" w:evenHBand="0" w:firstRowFirstColumn="0" w:firstRowLastColumn="0" w:lastRowFirstColumn="0" w:lastRowLastColumn="0"/>
-            </w:pPr>
-            <w:proofErr w:type="spellStart"/>
-            <w:r>
-              <w:t>Int</w:t>
-            </w:r>
-            <w:proofErr w:type="spellEnd"/>
-          </w:p>
-        </w:tc>
-        <w:tc>
-          <w:tcPr>
-            <w:tcW w:w="2337" w:type="dxa"/>
-          </w:tcPr>
-          <w:p>
-            <w:pPr>
-              <w:jc w:val="center"/>
-              <w:cnfStyle w:val="000000000000" w:firstRow="0" w:lastRow="0" w:firstColumn="0" w:lastColumn="0" w:oddVBand="0" w:evenVBand="0" w:oddHBand="0" w:evenHBand="0" w:firstRowFirstColumn="0" w:firstRowLastColumn="0" w:lastRowFirstColumn="0" w:lastRowLastColumn="0"/>
-            </w:pPr>
-            <w:r>
-              <w:t xml:space="preserve">Not </w:t>
-            </w:r>
-            <w:proofErr w:type="spellStart"/>
-            <w:r>
-              <w:t>null</w:t>
-            </w:r>
-            <w:proofErr w:type="spellEnd"/>
-          </w:p>
-        </w:tc>
-        <w:tc>
-          <w:tcPr>
-            <w:tcW w:w="2337" w:type="dxa"/>
-          </w:tcPr>
-          <w:p>
-            <w:pPr>
-              <w:jc w:val="center"/>
-              <w:cnfStyle w:val="000000000000" w:firstRow="0" w:lastRow="0" w:firstColumn="0" w:lastColumn="0" w:oddVBand="0" w:evenVBand="0" w:oddHBand="0" w:evenHBand="0" w:firstRowFirstColumn="0" w:firstRowLastColumn="0" w:lastRowFirstColumn="0" w:lastRowLastColumn="0"/>
-            </w:pPr>
-            <w:r>
-              <w:t>Cantidad en existencia</w:t>
             </w:r>
           </w:p>
         </w:tc>
       </w:tr>
       <w:tr>
         <w:trPr>
-          <w:trHeight w:val="305"/>
+          <w:trHeight w:val="431"/>
         </w:trPr>
         <w:tc>
           <w:tcPr>
@@ -1124,7 +898,21 @@
                 <w:b w:val="0"/>
                 <w:bCs w:val="0"/>
               </w:rPr>
-              <w:t>ubicacion_almacen</w:t>
+              <w:t>N</w:t>
+            </w:r>
+            <w:r>
+              <w:rPr>
+                <w:b w:val="0"/>
+                <w:bCs w:val="0"/>
+              </w:rPr>
+              <w:t>ombre</w:t>
+            </w:r>
+            <w:r>
+              <w:rPr>
+                <w:b w:val="0"/>
+                <w:bCs w:val="0"/>
+              </w:rPr>
+              <w:t>_producto</w:t>
             </w:r>
             <w:proofErr w:type="spellEnd"/>
           </w:p>
@@ -1139,6 +927,82 @@
               <w:cnfStyle w:val="000000000000" w:firstRow="0" w:lastRow="0" w:firstColumn="0" w:lastColumn="0" w:oddVBand="0" w:evenVBand="0" w:oddHBand="0" w:evenHBand="0" w:firstRowFirstColumn="0" w:firstRowLastColumn="0" w:lastRowFirstColumn="0" w:lastRowLastColumn="0"/>
             </w:pPr>
             <w:r>
+              <w:t>Varchar(50)</w:t>
+            </w:r>
+          </w:p>
+        </w:tc>
+        <w:tc>
+          <w:tcPr>
+            <w:tcW w:w="2337" w:type="dxa"/>
+          </w:tcPr>
+          <w:p>
+            <w:pPr>
+              <w:jc w:val="center"/>
+              <w:cnfStyle w:val="000000000000" w:firstRow="0" w:lastRow="0" w:firstColumn="0" w:lastColumn="0" w:oddVBand="0" w:evenVBand="0" w:oddHBand="0" w:evenHBand="0" w:firstRowFirstColumn="0" w:firstRowLastColumn="0" w:lastRowFirstColumn="0" w:lastRowLastColumn="0"/>
+            </w:pPr>
+            <w:r>
+              <w:t xml:space="preserve">Not </w:t>
+            </w:r>
+            <w:proofErr w:type="spellStart"/>
+            <w:r>
+              <w:t>null</w:t>
+            </w:r>
+            <w:proofErr w:type="spellEnd"/>
+          </w:p>
+        </w:tc>
+        <w:tc>
+          <w:tcPr>
+            <w:tcW w:w="2337" w:type="dxa"/>
+          </w:tcPr>
+          <w:p>
+            <w:pPr>
+              <w:jc w:val="center"/>
+              <w:cnfStyle w:val="000000000000" w:firstRow="0" w:lastRow="0" w:firstColumn="0" w:lastColumn="0" w:oddVBand="0" w:evenVBand="0" w:oddHBand="0" w:evenHBand="0" w:firstRowFirstColumn="0" w:firstRowLastColumn="0" w:lastRowFirstColumn="0" w:lastRowLastColumn="0"/>
+            </w:pPr>
+            <w:r>
+              <w:t>Nombre del producto</w:t>
+            </w:r>
+          </w:p>
+        </w:tc>
+      </w:tr>
+      <w:tr>
+        <w:trPr>
+          <w:trHeight w:val="350"/>
+        </w:trPr>
+        <w:tc>
+          <w:tcPr>
+            <w:cnfStyle w:val="001000000000" w:firstRow="0" w:lastRow="0" w:firstColumn="1" w:lastColumn="0" w:oddVBand="0" w:evenVBand="0" w:oddHBand="0" w:evenHBand="0" w:firstRowFirstColumn="0" w:firstRowLastColumn="0" w:lastRowFirstColumn="0" w:lastRowLastColumn="0"/>
+            <w:tcW w:w="2339" w:type="dxa"/>
+          </w:tcPr>
+          <w:p>
+            <w:pPr>
+              <w:jc w:val="center"/>
+              <w:rPr>
+                <w:b w:val="0"/>
+                <w:bCs w:val="0"/>
+              </w:rPr>
+            </w:pPr>
+            <w:proofErr w:type="spellStart"/>
+            <w:r>
+              <w:rPr>
+                <w:b w:val="0"/>
+                <w:bCs w:val="0"/>
+              </w:rPr>
+              <w:t>Descripción_producto</w:t>
+            </w:r>
+            <w:proofErr w:type="spellEnd"/>
+          </w:p>
+        </w:tc>
+        <w:tc>
+          <w:tcPr>
+            <w:tcW w:w="2337" w:type="dxa"/>
+          </w:tcPr>
+          <w:p>
+            <w:pPr>
+              <w:jc w:val="center"/>
+              <w:cnfStyle w:val="000000000000" w:firstRow="0" w:lastRow="0" w:firstColumn="0" w:lastColumn="0" w:oddVBand="0" w:evenVBand="0" w:oddHBand="0" w:evenHBand="0" w:firstRowFirstColumn="0" w:firstRowLastColumn="0" w:lastRowFirstColumn="0" w:lastRowLastColumn="0"/>
+            </w:pPr>
+            <w:r>
               <w:t>Varchar(80)</w:t>
             </w:r>
           </w:p>
@@ -1152,6 +1016,88 @@
               <w:jc w:val="center"/>
               <w:cnfStyle w:val="000000000000" w:firstRow="0" w:lastRow="0" w:firstColumn="0" w:lastColumn="0" w:oddVBand="0" w:evenVBand="0" w:oddHBand="0" w:evenHBand="0" w:firstRowFirstColumn="0" w:firstRowLastColumn="0" w:lastRowFirstColumn="0" w:lastRowLastColumn="0"/>
             </w:pPr>
+          </w:p>
+        </w:tc>
+        <w:tc>
+          <w:tcPr>
+            <w:tcW w:w="2337" w:type="dxa"/>
+          </w:tcPr>
+          <w:p>
+            <w:pPr>
+              <w:jc w:val="center"/>
+              <w:cnfStyle w:val="000000000000" w:firstRow="0" w:lastRow="0" w:firstColumn="0" w:lastColumn="0" w:oddVBand="0" w:evenVBand="0" w:oddHBand="0" w:evenHBand="0" w:firstRowFirstColumn="0" w:firstRowLastColumn="0" w:lastRowFirstColumn="0" w:lastRowLastColumn="0"/>
+            </w:pPr>
+            <w:r>
+              <w:t>Breve descripción del producto</w:t>
+            </w:r>
+          </w:p>
+        </w:tc>
+      </w:tr>
+      <w:tr>
+        <w:trPr>
+          <w:trHeight w:val="350"/>
+        </w:trPr>
+        <w:tc>
+          <w:tcPr>
+            <w:cnfStyle w:val="001000000000" w:firstRow="0" w:lastRow="0" w:firstColumn="1" w:lastColumn="0" w:oddVBand="0" w:evenVBand="0" w:oddHBand="0" w:evenHBand="0" w:firstRowFirstColumn="0" w:firstRowLastColumn="0" w:lastRowFirstColumn="0" w:lastRowLastColumn="0"/>
+            <w:tcW w:w="2339" w:type="dxa"/>
+          </w:tcPr>
+          <w:p>
+            <w:pPr>
+              <w:jc w:val="center"/>
+              <w:rPr>
+                <w:b w:val="0"/>
+                <w:bCs w:val="0"/>
+              </w:rPr>
+            </w:pPr>
+            <w:proofErr w:type="spellStart"/>
+            <w:r>
+              <w:rPr>
+                <w:b w:val="0"/>
+                <w:bCs w:val="0"/>
+              </w:rPr>
+              <w:t>P</w:t>
+            </w:r>
+            <w:r>
+              <w:rPr>
+                <w:b w:val="0"/>
+                <w:bCs w:val="0"/>
+              </w:rPr>
+              <w:t>recio</w:t>
+            </w:r>
+            <w:r>
+              <w:rPr>
+                <w:b w:val="0"/>
+                <w:bCs w:val="0"/>
+              </w:rPr>
+              <w:t>_unitario</w:t>
+            </w:r>
+            <w:proofErr w:type="spellEnd"/>
+          </w:p>
+        </w:tc>
+        <w:tc>
+          <w:tcPr>
+            <w:tcW w:w="2337" w:type="dxa"/>
+          </w:tcPr>
+          <w:p>
+            <w:pPr>
+              <w:jc w:val="center"/>
+              <w:cnfStyle w:val="000000000000" w:firstRow="0" w:lastRow="0" w:firstColumn="0" w:lastColumn="0" w:oddVBand="0" w:evenVBand="0" w:oddHBand="0" w:evenHBand="0" w:firstRowFirstColumn="0" w:firstRowLastColumn="0" w:lastRowFirstColumn="0" w:lastRowLastColumn="0"/>
+            </w:pPr>
+            <w:r>
+              <w:t>Decimal (10,2)</w:t>
+            </w:r>
+          </w:p>
+        </w:tc>
+        <w:tc>
+          <w:tcPr>
+            <w:tcW w:w="2337" w:type="dxa"/>
+          </w:tcPr>
+          <w:p>
+            <w:pPr>
+              <w:jc w:val="center"/>
+              <w:cnfStyle w:val="000000000000" w:firstRow="0" w:lastRow="0" w:firstColumn="0" w:lastColumn="0" w:oddVBand="0" w:evenVBand="0" w:oddHBand="0" w:evenHBand="0" w:firstRowFirstColumn="0" w:firstRowLastColumn="0" w:lastRowFirstColumn="0" w:lastRowLastColumn="0"/>
+            </w:pPr>
             <w:r>
               <w:t xml:space="preserve">Not </w:t>
             </w:r>
@@ -1172,17 +1118,1020 @@
               <w:cnfStyle w:val="000000000000" w:firstRow="0" w:lastRow="0" w:firstColumn="0" w:lastColumn="0" w:oddVBand="0" w:evenVBand="0" w:oddHBand="0" w:evenHBand="0" w:firstRowFirstColumn="0" w:firstRowLastColumn="0" w:lastRowFirstColumn="0" w:lastRowLastColumn="0"/>
             </w:pPr>
             <w:r>
-              <w:t xml:space="preserve">Ubicación en el </w:t>
-            </w:r>
-            <w:proofErr w:type="spellStart"/>
-            <w:r>
-              <w:t>almacen</w:t>
-            </w:r>
-            <w:proofErr w:type="spellEnd"/>
+              <w:t>Precio unitario</w:t>
+            </w:r>
+            <w:r>
+              <w:t xml:space="preserve"> del producto</w:t>
+            </w:r>
           </w:p>
         </w:tc>
       </w:tr>
     </w:tbl>
+    <w:p>
+      <w:pPr>
+        <w:jc w:val="both"/>
+      </w:pPr>
+    </w:p>
+    <w:tbl>
+      <w:tblPr>
+        <w:tblStyle w:val="Tablaconcuadrcula"/>
+        <w:tblW w:w="0" w:type="auto"/>
+        <w:tblLook w:val="04A0" w:firstRow="1" w:lastRow="0" w:firstColumn="1" w:lastColumn="0" w:noHBand="0" w:noVBand="1"/>
+      </w:tblPr>
+      <w:tblGrid>
+        <w:gridCol w:w="2231"/>
+        <w:gridCol w:w="2153"/>
+        <w:gridCol w:w="2483"/>
+        <w:gridCol w:w="2483"/>
+      </w:tblGrid>
+      <w:tr>
+        <w:trPr>
+          <w:gridAfter w:val="3"/>
+          <w:wAfter w:w="7119" w:type="dxa"/>
+        </w:trPr>
+        <w:tc>
+          <w:tcPr>
+            <w:tcW w:w="2231" w:type="dxa"/>
+          </w:tcPr>
+          <w:p>
+            <w:pPr>
+              <w:jc w:val="center"/>
+              <w:rPr>
+                <w:b/>
+                <w:bCs/>
+              </w:rPr>
+            </w:pPr>
+            <w:r>
+              <w:rPr>
+                <w:b/>
+                <w:bCs/>
+              </w:rPr>
+              <w:t>Inventari</w:t>
+            </w:r>
+            <w:r>
+              <w:rPr>
+                <w:b/>
+                <w:bCs/>
+              </w:rPr>
+              <w:t>o</w:t>
+            </w:r>
+          </w:p>
+        </w:tc>
+      </w:tr>
+      <w:tr>
+        <w:tc>
+          <w:tcPr>
+            <w:tcW w:w="2231" w:type="dxa"/>
+          </w:tcPr>
+          <w:p>
+            <w:pPr>
+              <w:jc w:val="center"/>
+              <w:rPr>
+                <w:b/>
+                <w:bCs/>
+              </w:rPr>
+            </w:pPr>
+            <w:r>
+              <w:rPr>
+                <w:b/>
+                <w:bCs/>
+              </w:rPr>
+              <w:t>Campo</w:t>
+            </w:r>
+          </w:p>
+        </w:tc>
+        <w:tc>
+          <w:tcPr>
+            <w:tcW w:w="2153" w:type="dxa"/>
+          </w:tcPr>
+          <w:p>
+            <w:pPr>
+              <w:jc w:val="center"/>
+              <w:rPr>
+                <w:b/>
+                <w:bCs/>
+              </w:rPr>
+            </w:pPr>
+            <w:r>
+              <w:rPr>
+                <w:b/>
+                <w:bCs/>
+              </w:rPr>
+              <w:t>Tipo de Dato</w:t>
+            </w:r>
+          </w:p>
+        </w:tc>
+        <w:tc>
+          <w:tcPr>
+            <w:tcW w:w="2483" w:type="dxa"/>
+          </w:tcPr>
+          <w:p>
+            <w:pPr>
+              <w:jc w:val="center"/>
+              <w:rPr>
+                <w:b/>
+                <w:bCs/>
+              </w:rPr>
+            </w:pPr>
+            <w:r>
+              <w:rPr>
+                <w:b/>
+                <w:bCs/>
+              </w:rPr>
+              <w:t>Restricciones</w:t>
+            </w:r>
+          </w:p>
+        </w:tc>
+        <w:tc>
+          <w:tcPr>
+            <w:tcW w:w="2483" w:type="dxa"/>
+          </w:tcPr>
+          <w:p>
+            <w:pPr>
+              <w:jc w:val="center"/>
+              <w:rPr>
+                <w:b/>
+                <w:bCs/>
+              </w:rPr>
+            </w:pPr>
+            <w:r>
+              <w:rPr>
+                <w:b/>
+                <w:bCs/>
+              </w:rPr>
+              <w:t>Descripción</w:t>
+            </w:r>
+          </w:p>
+        </w:tc>
+      </w:tr>
+      <w:tr>
+        <w:trPr>
+          <w:trHeight w:val="413"/>
+        </w:trPr>
+        <w:tc>
+          <w:tcPr>
+            <w:tcW w:w="2231" w:type="dxa"/>
+          </w:tcPr>
+          <w:p>
+            <w:pPr>
+              <w:jc w:val="center"/>
+            </w:pPr>
+            <w:proofErr w:type="spellStart"/>
+            <w:r>
+              <w:t>Id_inventario</w:t>
+            </w:r>
+            <w:proofErr w:type="spellEnd"/>
+          </w:p>
+        </w:tc>
+        <w:tc>
+          <w:tcPr>
+            <w:tcW w:w="2153" w:type="dxa"/>
+          </w:tcPr>
+          <w:p>
+            <w:pPr>
+              <w:jc w:val="center"/>
+            </w:pPr>
+            <w:proofErr w:type="spellStart"/>
+            <w:r>
+              <w:t>Integer</w:t>
+            </w:r>
+            <w:proofErr w:type="spellEnd"/>
+          </w:p>
+        </w:tc>
+        <w:tc>
+          <w:tcPr>
+            <w:tcW w:w="2483" w:type="dxa"/>
+          </w:tcPr>
+          <w:p>
+            <w:pPr>
+              <w:jc w:val="center"/>
+            </w:pPr>
+            <w:proofErr w:type="spellStart"/>
+            <w:r>
+              <w:t>Primary</w:t>
+            </w:r>
+            <w:proofErr w:type="spellEnd"/>
+            <w:r>
+              <w:t xml:space="preserve"> Key</w:t>
+            </w:r>
+          </w:p>
+        </w:tc>
+        <w:tc>
+          <w:tcPr>
+            <w:tcW w:w="2483" w:type="dxa"/>
+          </w:tcPr>
+          <w:p>
+            <w:pPr>
+              <w:jc w:val="center"/>
+            </w:pPr>
+            <w:r>
+              <w:t>Identificador</w:t>
+            </w:r>
+          </w:p>
+        </w:tc>
+      </w:tr>
+      <w:tr>
+        <w:trPr>
+          <w:trHeight w:val="611"/>
+        </w:trPr>
+        <w:tc>
+          <w:tcPr>
+            <w:tcW w:w="2231" w:type="dxa"/>
+          </w:tcPr>
+          <w:p>
+            <w:pPr>
+              <w:jc w:val="center"/>
+            </w:pPr>
+            <w:proofErr w:type="spellStart"/>
+            <w:r>
+              <w:t>Id_producto</w:t>
+            </w:r>
+            <w:proofErr w:type="spellEnd"/>
+          </w:p>
+        </w:tc>
+        <w:tc>
+          <w:tcPr>
+            <w:tcW w:w="2153" w:type="dxa"/>
+          </w:tcPr>
+          <w:p>
+            <w:pPr>
+              <w:jc w:val="center"/>
+            </w:pPr>
+            <w:proofErr w:type="spellStart"/>
+            <w:r>
+              <w:t>Integer</w:t>
+            </w:r>
+            <w:proofErr w:type="spellEnd"/>
+          </w:p>
+        </w:tc>
+        <w:tc>
+          <w:tcPr>
+            <w:tcW w:w="2483" w:type="dxa"/>
+          </w:tcPr>
+          <w:p>
+            <w:pPr>
+              <w:jc w:val="center"/>
+              <w:rPr>
+                <w:lang w:val="en-US"/>
+              </w:rPr>
+            </w:pPr>
+            <w:r>
+              <w:rPr>
+                <w:lang w:val="en-US"/>
+              </w:rPr>
+              <w:t xml:space="preserve">Foreign Key </w:t>
+            </w:r>
+            <w:r>
+              <w:rPr>
+                <w:lang w:val="en-US"/>
+              </w:rPr>
+              <w:t>–</w:t>
+            </w:r>
+            <w:r>
+              <w:rPr>
+                <w:lang w:val="en-US"/>
+              </w:rPr>
+              <w:t xml:space="preserve"> </w:t>
+            </w:r>
+            <w:proofErr w:type="spellStart"/>
+            <w:r>
+              <w:rPr>
+                <w:lang w:val="en-US"/>
+              </w:rPr>
+              <w:t>productos</w:t>
+            </w:r>
+            <w:proofErr w:type="spellEnd"/>
+            <w:r>
+              <w:rPr>
+                <w:lang w:val="en-US"/>
+              </w:rPr>
+              <w:t>(</w:t>
+            </w:r>
+            <w:proofErr w:type="spellStart"/>
+            <w:r>
+              <w:rPr>
+                <w:lang w:val="en-US"/>
+              </w:rPr>
+              <w:t>id_p</w:t>
+            </w:r>
+            <w:r>
+              <w:rPr>
+                <w:lang w:val="en-US"/>
+              </w:rPr>
+              <w:t>roducto</w:t>
+            </w:r>
+            <w:proofErr w:type="spellEnd"/>
+            <w:r>
+              <w:rPr>
+                <w:lang w:val="en-US"/>
+              </w:rPr>
+              <w:t>)</w:t>
+            </w:r>
+          </w:p>
+        </w:tc>
+        <w:tc>
+          <w:tcPr>
+            <w:tcW w:w="2483" w:type="dxa"/>
+          </w:tcPr>
+          <w:p>
+            <w:pPr>
+              <w:jc w:val="center"/>
+            </w:pPr>
+            <w:r>
+              <w:t>Producto</w:t>
+            </w:r>
+          </w:p>
+        </w:tc>
+      </w:tr>
+      <w:tr>
+        <w:trPr>
+          <w:trHeight w:val="719"/>
+        </w:trPr>
+        <w:tc>
+          <w:tcPr>
+            <w:tcW w:w="2231" w:type="dxa"/>
+          </w:tcPr>
+          <w:p>
+            <w:pPr>
+              <w:jc w:val="center"/>
+            </w:pPr>
+            <w:proofErr w:type="spellStart"/>
+            <w:r>
+              <w:t>Id_almacen</w:t>
+            </w:r>
+            <w:proofErr w:type="spellEnd"/>
+          </w:p>
+        </w:tc>
+        <w:tc>
+          <w:tcPr>
+            <w:tcW w:w="2153" w:type="dxa"/>
+          </w:tcPr>
+          <w:p>
+            <w:pPr>
+              <w:jc w:val="center"/>
+            </w:pPr>
+            <w:proofErr w:type="spellStart"/>
+            <w:r>
+              <w:t>Integer</w:t>
+            </w:r>
+            <w:proofErr w:type="spellEnd"/>
+          </w:p>
+        </w:tc>
+        <w:tc>
+          <w:tcPr>
+            <w:tcW w:w="2483" w:type="dxa"/>
+          </w:tcPr>
+          <w:p>
+            <w:pPr>
+              <w:jc w:val="center"/>
+              <w:rPr>
+                <w:lang w:val="en-US"/>
+              </w:rPr>
+            </w:pPr>
+            <w:r>
+              <w:rPr>
+                <w:lang w:val="en-US"/>
+              </w:rPr>
+              <w:t xml:space="preserve">Foreign key – </w:t>
+            </w:r>
+            <w:proofErr w:type="spellStart"/>
+            <w:r>
+              <w:rPr>
+                <w:lang w:val="en-US"/>
+              </w:rPr>
+              <w:t>almacenes</w:t>
+            </w:r>
+            <w:proofErr w:type="spellEnd"/>
+            <w:r>
+              <w:rPr>
+                <w:lang w:val="en-US"/>
+              </w:rPr>
+              <w:t>(</w:t>
+            </w:r>
+            <w:proofErr w:type="spellStart"/>
+            <w:r>
+              <w:rPr>
+                <w:lang w:val="en-US"/>
+              </w:rPr>
+              <w:t>id_a</w:t>
+            </w:r>
+            <w:r>
+              <w:rPr>
+                <w:lang w:val="en-US"/>
+              </w:rPr>
+              <w:t>lmacen</w:t>
+            </w:r>
+            <w:proofErr w:type="spellEnd"/>
+            <w:r>
+              <w:rPr>
+                <w:lang w:val="en-US"/>
+              </w:rPr>
+              <w:t>)</w:t>
+            </w:r>
+          </w:p>
+        </w:tc>
+        <w:tc>
+          <w:tcPr>
+            <w:tcW w:w="2483" w:type="dxa"/>
+          </w:tcPr>
+          <w:p>
+            <w:pPr>
+              <w:jc w:val="center"/>
+              <w:rPr>
+                <w:lang w:val="en-US"/>
+              </w:rPr>
+            </w:pPr>
+          </w:p>
+        </w:tc>
+      </w:tr>
+      <w:tr>
+        <w:trPr>
+          <w:trHeight w:val="350"/>
+        </w:trPr>
+        <w:tc>
+          <w:tcPr>
+            <w:tcW w:w="2231" w:type="dxa"/>
+          </w:tcPr>
+          <w:p>
+            <w:pPr>
+              <w:jc w:val="center"/>
+              <w:rPr>
+                <w:lang w:val="en-US"/>
+              </w:rPr>
+            </w:pPr>
+            <w:r>
+              <w:rPr>
+                <w:lang w:val="en-US"/>
+              </w:rPr>
+              <w:t>Stock</w:t>
+            </w:r>
+          </w:p>
+        </w:tc>
+        <w:tc>
+          <w:tcPr>
+            <w:tcW w:w="2153" w:type="dxa"/>
+          </w:tcPr>
+          <w:p>
+            <w:pPr>
+              <w:jc w:val="center"/>
+              <w:rPr>
+                <w:lang w:val="en-US"/>
+              </w:rPr>
+            </w:pPr>
+            <w:r>
+              <w:rPr>
+                <w:lang w:val="en-US"/>
+              </w:rPr>
+              <w:t>Int</w:t>
+            </w:r>
+          </w:p>
+        </w:tc>
+        <w:tc>
+          <w:tcPr>
+            <w:tcW w:w="2483" w:type="dxa"/>
+          </w:tcPr>
+          <w:p>
+            <w:pPr>
+              <w:jc w:val="center"/>
+              <w:rPr>
+                <w:lang w:val="en-US"/>
+              </w:rPr>
+            </w:pPr>
+          </w:p>
+        </w:tc>
+        <w:tc>
+          <w:tcPr>
+            <w:tcW w:w="2483" w:type="dxa"/>
+          </w:tcPr>
+          <w:p>
+            <w:pPr>
+              <w:jc w:val="center"/>
+              <w:rPr>
+                <w:lang w:val="en-US"/>
+              </w:rPr>
+            </w:pPr>
+            <w:proofErr w:type="spellStart"/>
+            <w:r>
+              <w:rPr>
+                <w:lang w:val="en-US"/>
+              </w:rPr>
+              <w:t>Cantidad</w:t>
+            </w:r>
+            <w:proofErr w:type="spellEnd"/>
+            <w:r>
+              <w:rPr>
+                <w:lang w:val="en-US"/>
+              </w:rPr>
+              <w:t xml:space="preserve"> disponible</w:t>
+            </w:r>
+          </w:p>
+        </w:tc>
+      </w:tr>
+      <w:tr>
+        <w:trPr>
+          <w:trHeight w:val="350"/>
+        </w:trPr>
+        <w:tc>
+          <w:tcPr>
+            <w:tcW w:w="2231" w:type="dxa"/>
+          </w:tcPr>
+          <w:p>
+            <w:pPr>
+              <w:jc w:val="center"/>
+              <w:rPr>
+                <w:lang w:val="en-US"/>
+              </w:rPr>
+            </w:pPr>
+            <w:proofErr w:type="spellStart"/>
+            <w:r>
+              <w:rPr>
+                <w:lang w:val="en-US"/>
+              </w:rPr>
+              <w:t>Ubicacion_interna</w:t>
+            </w:r>
+            <w:proofErr w:type="spellEnd"/>
+          </w:p>
+        </w:tc>
+        <w:tc>
+          <w:tcPr>
+            <w:tcW w:w="2153" w:type="dxa"/>
+          </w:tcPr>
+          <w:p>
+            <w:pPr>
+              <w:tabs>
+                <w:tab w:val="center" w:pos="968"/>
+              </w:tabs>
+              <w:jc w:val="center"/>
+              <w:rPr>
+                <w:lang w:val="en-US"/>
+              </w:rPr>
+            </w:pPr>
+            <w:proofErr w:type="gramStart"/>
+            <w:r>
+              <w:rPr>
+                <w:lang w:val="en-US"/>
+              </w:rPr>
+              <w:t>Varchar(</w:t>
+            </w:r>
+            <w:proofErr w:type="gramEnd"/>
+            <w:r>
+              <w:rPr>
+                <w:lang w:val="en-US"/>
+              </w:rPr>
+              <w:t>80)</w:t>
+            </w:r>
+          </w:p>
+        </w:tc>
+        <w:tc>
+          <w:tcPr>
+            <w:tcW w:w="2483" w:type="dxa"/>
+          </w:tcPr>
+          <w:p>
+            <w:pPr>
+              <w:jc w:val="center"/>
+              <w:rPr>
+                <w:lang w:val="en-US"/>
+              </w:rPr>
+            </w:pPr>
+          </w:p>
+        </w:tc>
+        <w:tc>
+          <w:tcPr>
+            <w:tcW w:w="2483" w:type="dxa"/>
+          </w:tcPr>
+          <w:p>
+            <w:pPr>
+              <w:jc w:val="center"/>
+              <w:rPr>
+                <w:lang w:val="en-US"/>
+              </w:rPr>
+            </w:pPr>
+            <w:proofErr w:type="spellStart"/>
+            <w:r>
+              <w:rPr>
+                <w:lang w:val="en-US"/>
+              </w:rPr>
+              <w:t>Ubicacion</w:t>
+            </w:r>
+            <w:proofErr w:type="spellEnd"/>
+            <w:r>
+              <w:rPr>
+                <w:lang w:val="en-US"/>
+              </w:rPr>
+              <w:t xml:space="preserve"> </w:t>
+            </w:r>
+            <w:proofErr w:type="spellStart"/>
+            <w:r>
+              <w:rPr>
+                <w:lang w:val="en-US"/>
+              </w:rPr>
+              <w:t>dentro</w:t>
+            </w:r>
+            <w:proofErr w:type="spellEnd"/>
+            <w:r>
+              <w:rPr>
+                <w:lang w:val="en-US"/>
+              </w:rPr>
+              <w:t xml:space="preserve"> del </w:t>
+            </w:r>
+            <w:proofErr w:type="spellStart"/>
+            <w:r>
+              <w:rPr>
+                <w:lang w:val="en-US"/>
+              </w:rPr>
+              <w:t>almacen</w:t>
+            </w:r>
+            <w:proofErr w:type="spellEnd"/>
+          </w:p>
+        </w:tc>
+      </w:tr>
+    </w:tbl>
+    <w:p>
+      <w:pPr>
+        <w:jc w:val="center"/>
+        <w:rPr>
+          <w:lang w:val="en-US"/>
+        </w:rPr>
+      </w:pPr>
+    </w:p>
+    <w:tbl>
+      <w:tblPr>
+        <w:tblStyle w:val="Tablaconcuadrcula"/>
+        <w:tblW w:w="0" w:type="auto"/>
+        <w:tblLook w:val="04A0" w:firstRow="1" w:lastRow="0" w:firstColumn="1" w:lastColumn="0" w:noHBand="0" w:noVBand="1"/>
+      </w:tblPr>
+      <w:tblGrid>
+        <w:gridCol w:w="2336"/>
+        <w:gridCol w:w="2338"/>
+        <w:gridCol w:w="2338"/>
+        <w:gridCol w:w="2338"/>
+      </w:tblGrid>
+      <w:tr>
+        <w:trPr>
+          <w:gridAfter w:val="3"/>
+          <w:wAfter w:w="7014" w:type="dxa"/>
+        </w:trPr>
+        <w:tc>
+          <w:tcPr>
+            <w:tcW w:w="2336" w:type="dxa"/>
+          </w:tcPr>
+          <w:p>
+            <w:pPr>
+              <w:jc w:val="center"/>
+              <w:rPr>
+                <w:b/>
+                <w:bCs/>
+                <w:lang w:val="en-US"/>
+              </w:rPr>
+            </w:pPr>
+            <w:r>
+              <w:rPr>
+                <w:b/>
+                <w:bCs/>
+                <w:lang w:val="en-US"/>
+              </w:rPr>
+              <w:t>Almacen</w:t>
+            </w:r>
+          </w:p>
+        </w:tc>
+      </w:tr>
+      <w:tr>
+        <w:tc>
+          <w:tcPr>
+            <w:tcW w:w="2336" w:type="dxa"/>
+          </w:tcPr>
+          <w:p>
+            <w:pPr>
+              <w:jc w:val="center"/>
+              <w:rPr>
+                <w:b/>
+                <w:bCs/>
+                <w:lang w:val="en-US"/>
+              </w:rPr>
+            </w:pPr>
+            <w:r>
+              <w:rPr>
+                <w:b/>
+                <w:bCs/>
+                <w:lang w:val="en-US"/>
+              </w:rPr>
+              <w:t>Campo</w:t>
+            </w:r>
+          </w:p>
+        </w:tc>
+        <w:tc>
+          <w:tcPr>
+            <w:tcW w:w="2338" w:type="dxa"/>
+          </w:tcPr>
+          <w:p>
+            <w:pPr>
+              <w:jc w:val="center"/>
+              <w:rPr>
+                <w:b/>
+                <w:bCs/>
+                <w:lang w:val="en-US"/>
+              </w:rPr>
+            </w:pPr>
+            <w:r>
+              <w:rPr>
+                <w:b/>
+                <w:bCs/>
+                <w:lang w:val="en-US"/>
+              </w:rPr>
+              <w:t>Tipo de Dato</w:t>
+            </w:r>
+          </w:p>
+        </w:tc>
+        <w:tc>
+          <w:tcPr>
+            <w:tcW w:w="2338" w:type="dxa"/>
+          </w:tcPr>
+          <w:p>
+            <w:pPr>
+              <w:jc w:val="center"/>
+              <w:rPr>
+                <w:b/>
+                <w:bCs/>
+                <w:lang w:val="en-US"/>
+              </w:rPr>
+            </w:pPr>
+            <w:proofErr w:type="spellStart"/>
+            <w:r>
+              <w:rPr>
+                <w:b/>
+                <w:bCs/>
+                <w:lang w:val="en-US"/>
+              </w:rPr>
+              <w:t>Restricciones</w:t>
+            </w:r>
+            <w:proofErr w:type="spellEnd"/>
+          </w:p>
+        </w:tc>
+        <w:tc>
+          <w:tcPr>
+            <w:tcW w:w="2338" w:type="dxa"/>
+          </w:tcPr>
+          <w:p>
+            <w:pPr>
+              <w:jc w:val="center"/>
+              <w:rPr>
+                <w:b/>
+                <w:bCs/>
+                <w:lang w:val="en-US"/>
+              </w:rPr>
+            </w:pPr>
+            <w:proofErr w:type="spellStart"/>
+            <w:r>
+              <w:rPr>
+                <w:b/>
+                <w:bCs/>
+                <w:lang w:val="en-US"/>
+              </w:rPr>
+              <w:t>Descripción</w:t>
+            </w:r>
+            <w:proofErr w:type="spellEnd"/>
+          </w:p>
+        </w:tc>
+      </w:tr>
+      <w:tr>
+        <w:tc>
+          <w:tcPr>
+            <w:tcW w:w="2336" w:type="dxa"/>
+          </w:tcPr>
+          <w:p>
+            <w:pPr>
+              <w:jc w:val="center"/>
+              <w:rPr>
+                <w:lang w:val="en-US"/>
+              </w:rPr>
+            </w:pPr>
+            <w:proofErr w:type="spellStart"/>
+            <w:r>
+              <w:rPr>
+                <w:lang w:val="en-US"/>
+              </w:rPr>
+              <w:t>Id_almacen</w:t>
+            </w:r>
+            <w:proofErr w:type="spellEnd"/>
+          </w:p>
+        </w:tc>
+        <w:tc>
+          <w:tcPr>
+            <w:tcW w:w="2338" w:type="dxa"/>
+          </w:tcPr>
+          <w:p>
+            <w:pPr>
+              <w:jc w:val="center"/>
+              <w:rPr>
+                <w:lang w:val="en-US"/>
+              </w:rPr>
+            </w:pPr>
+            <w:r>
+              <w:rPr>
+                <w:lang w:val="en-US"/>
+              </w:rPr>
+              <w:t>Int</w:t>
+            </w:r>
+          </w:p>
+        </w:tc>
+        <w:tc>
+          <w:tcPr>
+            <w:tcW w:w="2338" w:type="dxa"/>
+          </w:tcPr>
+          <w:p>
+            <w:pPr>
+              <w:jc w:val="center"/>
+              <w:rPr>
+                <w:lang w:val="en-US"/>
+              </w:rPr>
+            </w:pPr>
+            <w:r>
+              <w:rPr>
+                <w:lang w:val="en-US"/>
+              </w:rPr>
+              <w:t>Primary Key</w:t>
+            </w:r>
+          </w:p>
+        </w:tc>
+        <w:tc>
+          <w:tcPr>
+            <w:tcW w:w="2338" w:type="dxa"/>
+          </w:tcPr>
+          <w:p>
+            <w:pPr>
+              <w:jc w:val="center"/>
+            </w:pPr>
+            <w:r>
+              <w:t xml:space="preserve">Identificador interno del </w:t>
+            </w:r>
+            <w:proofErr w:type="spellStart"/>
+            <w:r>
+              <w:t>almacen</w:t>
+            </w:r>
+            <w:proofErr w:type="spellEnd"/>
+          </w:p>
+        </w:tc>
+      </w:tr>
+      <w:tr>
+        <w:trPr>
+          <w:trHeight w:val="332"/>
+        </w:trPr>
+        <w:tc>
+          <w:tcPr>
+            <w:tcW w:w="2336" w:type="dxa"/>
+          </w:tcPr>
+          <w:p>
+            <w:pPr>
+              <w:jc w:val="center"/>
+            </w:pPr>
+            <w:proofErr w:type="spellStart"/>
+            <w:r>
+              <w:t>Nombre_almacen</w:t>
+            </w:r>
+            <w:proofErr w:type="spellEnd"/>
+          </w:p>
+        </w:tc>
+        <w:tc>
+          <w:tcPr>
+            <w:tcW w:w="2338" w:type="dxa"/>
+          </w:tcPr>
+          <w:p>
+            <w:pPr>
+              <w:jc w:val="center"/>
+            </w:pPr>
+            <w:proofErr w:type="spellStart"/>
+            <w:r>
+              <w:t>Varchar</w:t>
+            </w:r>
+            <w:proofErr w:type="spellEnd"/>
+            <w:r>
+              <w:t>(50)</w:t>
+            </w:r>
+          </w:p>
+        </w:tc>
+        <w:tc>
+          <w:tcPr>
+            <w:tcW w:w="2338" w:type="dxa"/>
+          </w:tcPr>
+          <w:p>
+            <w:pPr>
+              <w:jc w:val="center"/>
+            </w:pPr>
+            <w:r>
+              <w:t xml:space="preserve">Not </w:t>
+            </w:r>
+            <w:proofErr w:type="spellStart"/>
+            <w:r>
+              <w:t>null</w:t>
+            </w:r>
+            <w:proofErr w:type="spellEnd"/>
+          </w:p>
+        </w:tc>
+        <w:tc>
+          <w:tcPr>
+            <w:tcW w:w="2338" w:type="dxa"/>
+          </w:tcPr>
+          <w:p>
+            <w:pPr>
+              <w:jc w:val="center"/>
+            </w:pPr>
+            <w:r>
+              <w:t>Nombre del almacén</w:t>
+            </w:r>
+          </w:p>
+        </w:tc>
+      </w:tr>
+      <w:tr>
+        <w:trPr>
+          <w:trHeight w:val="413"/>
+        </w:trPr>
+        <w:tc>
+          <w:tcPr>
+            <w:tcW w:w="2336" w:type="dxa"/>
+          </w:tcPr>
+          <w:p>
+            <w:pPr>
+              <w:jc w:val="center"/>
+            </w:pPr>
+            <w:proofErr w:type="spellStart"/>
+            <w:r>
+              <w:t>ubicacion_almacen</w:t>
+            </w:r>
+            <w:proofErr w:type="spellEnd"/>
+          </w:p>
+        </w:tc>
+        <w:tc>
+          <w:tcPr>
+            <w:tcW w:w="2338" w:type="dxa"/>
+          </w:tcPr>
+          <w:p>
+            <w:pPr>
+              <w:jc w:val="center"/>
+            </w:pPr>
+            <w:proofErr w:type="spellStart"/>
+            <w:r>
+              <w:t>Varchar</w:t>
+            </w:r>
+            <w:proofErr w:type="spellEnd"/>
+            <w:r>
+              <w:t>(</w:t>
+            </w:r>
+            <w:r>
+              <w:t>80</w:t>
+            </w:r>
+            <w:r>
+              <w:t>)</w:t>
+            </w:r>
+          </w:p>
+        </w:tc>
+        <w:tc>
+          <w:tcPr>
+            <w:tcW w:w="2338" w:type="dxa"/>
+          </w:tcPr>
+          <w:p>
+            <w:pPr>
+              <w:jc w:val="center"/>
+            </w:pPr>
+            <w:r>
+              <w:t xml:space="preserve">Not </w:t>
+            </w:r>
+            <w:proofErr w:type="spellStart"/>
+            <w:r>
+              <w:t>null</w:t>
+            </w:r>
+            <w:proofErr w:type="spellEnd"/>
+          </w:p>
+        </w:tc>
+        <w:tc>
+          <w:tcPr>
+            <w:tcW w:w="2338" w:type="dxa"/>
+          </w:tcPr>
+          <w:p>
+            <w:pPr>
+              <w:jc w:val="center"/>
+            </w:pPr>
+            <w:r>
+              <w:t>Dirección física del almacén</w:t>
+            </w:r>
+          </w:p>
+        </w:tc>
+      </w:tr>
+    </w:tbl>
+    <w:p>
+      <w:pPr>
+        <w:jc w:val="both"/>
+      </w:pPr>
+    </w:p>
+    <w:p>
+      <w:pPr>
+        <w:jc w:val="both"/>
+      </w:pPr>
+    </w:p>
+    <w:p>
+      <w:pPr>
+        <w:jc w:val="both"/>
+      </w:pPr>
+    </w:p>
     <w:p>
       <w:pPr>
         <w:jc w:val="both"/>
@@ -1223,6 +2172,7 @@
                 <w:b/>
                 <w:bCs/>
               </w:rPr>
+              <w:lastRenderedPageBreak/>
               <w:t>Detalle de Venta</w:t>
             </w:r>
           </w:p>
@@ -1328,10 +2278,10 @@
             <w:r>
               <w:t>Int</w:t>
             </w:r>
-            <w:proofErr w:type="spellEnd"/>
-            <w:r>
-              <w:t xml:space="preserve"> incremental</w:t>
-            </w:r>
+            <w:r>
+              <w:t>eger</w:t>
+            </w:r>
+            <w:proofErr w:type="spellEnd"/>
           </w:p>
         </w:tc>
         <w:tc>
@@ -1817,13 +2767,6 @@
               </w:rPr>
               <w:t>Rol</w:t>
             </w:r>
-            <w:r>
-              <w:rPr>
-                <w:b/>
-                <w:bCs/>
-              </w:rPr>
-              <w:t>es</w:t>
-            </w:r>
           </w:p>
         </w:tc>
       </w:tr>
@@ -2090,6 +3033,66 @@
         </w:tc>
       </w:tr>
     </w:tbl>
+    <w:p>
+      <w:pPr>
+        <w:jc w:val="both"/>
+      </w:pPr>
+    </w:p>
+    <w:p>
+      <w:pPr>
+        <w:jc w:val="both"/>
+      </w:pPr>
+    </w:p>
+    <w:p>
+      <w:pPr>
+        <w:jc w:val="both"/>
+      </w:pPr>
+    </w:p>
+    <w:p>
+      <w:pPr>
+        <w:jc w:val="both"/>
+      </w:pPr>
+    </w:p>
+    <w:p>
+      <w:pPr>
+        <w:jc w:val="both"/>
+      </w:pPr>
+    </w:p>
+    <w:p>
+      <w:pPr>
+        <w:jc w:val="both"/>
+      </w:pPr>
+    </w:p>
+    <w:p>
+      <w:pPr>
+        <w:jc w:val="both"/>
+      </w:pPr>
+    </w:p>
+    <w:p>
+      <w:pPr>
+        <w:jc w:val="both"/>
+      </w:pPr>
+    </w:p>
+    <w:p>
+      <w:pPr>
+        <w:jc w:val="both"/>
+      </w:pPr>
+    </w:p>
+    <w:p>
+      <w:pPr>
+        <w:jc w:val="both"/>
+      </w:pPr>
+    </w:p>
+    <w:p>
+      <w:pPr>
+        <w:jc w:val="both"/>
+      </w:pPr>
+    </w:p>
+    <w:p>
+      <w:pPr>
+        <w:jc w:val="both"/>
+      </w:pPr>
+    </w:p>
     <w:p>
       <w:pPr>
         <w:jc w:val="both"/>
@@ -2132,13 +3135,6 @@
               <w:lastRenderedPageBreak/>
               <w:t>Empleado</w:t>
             </w:r>
-            <w:r>
-              <w:rPr>
-                <w:b/>
-                <w:bCs/>
-              </w:rPr>
-              <w:t>s</w:t>
-            </w:r>
           </w:p>
         </w:tc>
       </w:tr>
@@ -2544,13 +3540,27 @@
               <w:rPr>
                 <w:lang w:val="en-US"/>
               </w:rPr>
-              <w:t>(id_r</w:t>
-            </w:r>
-            <w:r>
-              <w:rPr>
-                <w:lang w:val="en-US"/>
-              </w:rPr>
-              <w:t>ol)</w:t>
+              <w:t>(</w:t>
+            </w:r>
+            <w:proofErr w:type="spellStart"/>
+            <w:r>
+              <w:rPr>
+                <w:lang w:val="en-US"/>
+              </w:rPr>
+              <w:t>id_r</w:t>
+            </w:r>
+            <w:r>
+              <w:rPr>
+                <w:lang w:val="en-US"/>
+              </w:rPr>
+              <w:t>ol</w:t>
+            </w:r>
+            <w:proofErr w:type="spellEnd"/>
+            <w:r>
+              <w:rPr>
+                <w:lang w:val="en-US"/>
+              </w:rPr>
+              <w:t>)</w:t>
             </w:r>
           </w:p>
         </w:tc>
@@ -2581,10 +3591,10 @@
         <w:tblLook w:val="04A0" w:firstRow="1" w:lastRow="0" w:firstColumn="1" w:lastColumn="0" w:noHBand="0" w:noVBand="1"/>
       </w:tblPr>
       <w:tblGrid>
-        <w:gridCol w:w="2247"/>
-        <w:gridCol w:w="2265"/>
-        <w:gridCol w:w="2589"/>
+        <w:gridCol w:w="2229"/>
         <w:gridCol w:w="2249"/>
+        <w:gridCol w:w="2642"/>
+        <w:gridCol w:w="2230"/>
       </w:tblGrid>
       <w:tr>
         <w:trPr>
@@ -2608,7 +3618,7 @@
                 <w:b/>
                 <w:bCs/>
               </w:rPr>
-              <w:t>Ventas</w:t>
+              <w:t>Venta</w:t>
             </w:r>
           </w:p>
         </w:tc>
@@ -2799,6 +3809,14 @@
             <w:pPr>
               <w:jc w:val="center"/>
             </w:pPr>
+            <w:r>
+              <w:t xml:space="preserve">Not </w:t>
+            </w:r>
+            <w:proofErr w:type="spellStart"/>
+            <w:r>
+              <w:t>null</w:t>
+            </w:r>
+            <w:proofErr w:type="spellEnd"/>
           </w:p>
         </w:tc>
         <w:tc>
@@ -2922,13 +3940,7 @@
               <w:rPr>
                 <w:lang w:val="en-US"/>
               </w:rPr>
-              <w:t>E</w:t>
-            </w:r>
-            <w:r>
-              <w:rPr>
-                <w:lang w:val="en-US"/>
-              </w:rPr>
-              <w:t>mpleado</w:t>
+              <w:t>empleados</w:t>
             </w:r>
             <w:proofErr w:type="spellEnd"/>
             <w:r>
@@ -2990,76 +4002,6 @@
     </w:tbl>
     <w:p>
       <w:pPr>
-        <w:jc w:val="center"/>
-      </w:pPr>
-    </w:p>
-    <w:p>
-      <w:pPr>
-        <w:jc w:val="center"/>
-      </w:pPr>
-    </w:p>
-    <w:p>
-      <w:pPr>
-        <w:jc w:val="center"/>
-      </w:pPr>
-    </w:p>
-    <w:p>
-      <w:pPr>
-        <w:jc w:val="center"/>
-      </w:pPr>
-    </w:p>
-    <w:p>
-      <w:pPr>
-        <w:jc w:val="center"/>
-      </w:pPr>
-    </w:p>
-    <w:p>
-      <w:pPr>
-        <w:jc w:val="center"/>
-      </w:pPr>
-    </w:p>
-    <w:p>
-      <w:pPr>
-        <w:jc w:val="center"/>
-      </w:pPr>
-    </w:p>
-    <w:p>
-      <w:pPr>
-        <w:jc w:val="center"/>
-      </w:pPr>
-    </w:p>
-    <w:p>
-      <w:pPr>
-        <w:jc w:val="center"/>
-      </w:pPr>
-    </w:p>
-    <w:p>
-      <w:pPr>
-        <w:jc w:val="center"/>
-      </w:pPr>
-    </w:p>
-    <w:p>
-      <w:pPr>
-        <w:jc w:val="center"/>
-      </w:pPr>
-    </w:p>
-    <w:p>
-      <w:pPr>
-        <w:jc w:val="center"/>
-      </w:pPr>
-    </w:p>
-    <w:p>
-      <w:pPr>
-        <w:jc w:val="center"/>
-      </w:pPr>
-    </w:p>
-    <w:p>
-      <w:pPr>
-        <w:jc w:val="center"/>
-      </w:pPr>
-    </w:p>
-    <w:p>
-      <w:pPr>
         <w:jc w:val="both"/>
         <w:rPr>
           <w:b/>
@@ -3068,13 +4010,134 @@
           <w:szCs w:val="32"/>
         </w:rPr>
       </w:pPr>
-      <w:r>
+    </w:p>
+    <w:p>
+      <w:pPr>
+        <w:jc w:val="both"/>
         <w:rPr>
           <w:b/>
           <w:bCs/>
           <w:sz w:val="32"/>
           <w:szCs w:val="32"/>
         </w:rPr>
+      </w:pPr>
+    </w:p>
+    <w:p>
+      <w:pPr>
+        <w:jc w:val="both"/>
+        <w:rPr>
+          <w:b/>
+          <w:bCs/>
+          <w:sz w:val="32"/>
+          <w:szCs w:val="32"/>
+        </w:rPr>
+      </w:pPr>
+    </w:p>
+    <w:p>
+      <w:pPr>
+        <w:jc w:val="both"/>
+        <w:rPr>
+          <w:b/>
+          <w:bCs/>
+          <w:sz w:val="32"/>
+          <w:szCs w:val="32"/>
+        </w:rPr>
+      </w:pPr>
+    </w:p>
+    <w:p>
+      <w:pPr>
+        <w:jc w:val="both"/>
+        <w:rPr>
+          <w:b/>
+          <w:bCs/>
+          <w:sz w:val="32"/>
+          <w:szCs w:val="32"/>
+        </w:rPr>
+      </w:pPr>
+    </w:p>
+    <w:p>
+      <w:pPr>
+        <w:jc w:val="both"/>
+        <w:rPr>
+          <w:b/>
+          <w:bCs/>
+          <w:sz w:val="32"/>
+          <w:szCs w:val="32"/>
+        </w:rPr>
+      </w:pPr>
+    </w:p>
+    <w:p>
+      <w:pPr>
+        <w:jc w:val="both"/>
+        <w:rPr>
+          <w:b/>
+          <w:bCs/>
+          <w:sz w:val="32"/>
+          <w:szCs w:val="32"/>
+        </w:rPr>
+      </w:pPr>
+    </w:p>
+    <w:p>
+      <w:pPr>
+        <w:jc w:val="both"/>
+        <w:rPr>
+          <w:b/>
+          <w:bCs/>
+          <w:sz w:val="32"/>
+          <w:szCs w:val="32"/>
+        </w:rPr>
+      </w:pPr>
+    </w:p>
+    <w:p>
+      <w:pPr>
+        <w:jc w:val="both"/>
+        <w:rPr>
+          <w:b/>
+          <w:bCs/>
+          <w:sz w:val="32"/>
+          <w:szCs w:val="32"/>
+        </w:rPr>
+      </w:pPr>
+    </w:p>
+    <w:p>
+      <w:pPr>
+        <w:jc w:val="both"/>
+        <w:rPr>
+          <w:b/>
+          <w:bCs/>
+          <w:sz w:val="32"/>
+          <w:szCs w:val="32"/>
+        </w:rPr>
+      </w:pPr>
+    </w:p>
+    <w:p>
+      <w:pPr>
+        <w:jc w:val="both"/>
+        <w:rPr>
+          <w:b/>
+          <w:bCs/>
+          <w:sz w:val="32"/>
+          <w:szCs w:val="32"/>
+        </w:rPr>
+      </w:pPr>
+    </w:p>
+    <w:p>
+      <w:pPr>
+        <w:jc w:val="both"/>
+        <w:rPr>
+          <w:b/>
+          <w:bCs/>
+          <w:sz w:val="32"/>
+          <w:szCs w:val="32"/>
+        </w:rPr>
+      </w:pPr>
+      <w:r>
+        <w:rPr>
+          <w:b/>
+          <w:bCs/>
+          <w:sz w:val="32"/>
+          <w:szCs w:val="32"/>
+        </w:rPr>
         <w:lastRenderedPageBreak/>
         <w:t>Composición de las tablas</w:t>
       </w:r>
@@ -3118,7 +4181,7 @@
           <w:b/>
           <w:bCs/>
         </w:rPr>
-        <w:t>Ventas</w:t>
+        <w:t>Venta</w:t>
       </w:r>
       <w:r>
         <w:t xml:space="preserve">: id para identificar la venta realizada, la fecha en la que se realiza la venta, </w:t>
@@ -3142,7 +4205,40 @@
         <w:t>Producto:</w:t>
       </w:r>
       <w:r>
-        <w:t xml:space="preserve"> id de identificación interna, código de serie, SKU o algún similar que indique cosas como el modelo, serie, lote, etc. Nombre del producto, descripción breve del producto, el precio individual del producto, stock, o cantidad disponible y su ubicación dentro de la bodega o almacén.</w:t>
+        <w:t xml:space="preserve"> id de identificación interna, código de serie, SKU o algún similar que indique cosas como el modelo, serie, lote, etc. Nombre del producto, descripción breve del producto, el precio individual del producto</w:t>
+      </w:r>
+      <w:r>
+        <w:t>.</w:t>
+      </w:r>
+    </w:p>
+    <w:p>
+      <w:pPr>
+        <w:jc w:val="both"/>
+      </w:pPr>
+      <w:r>
+        <w:rPr>
+          <w:b/>
+          <w:bCs/>
+        </w:rPr>
+        <w:t xml:space="preserve">Almacen: </w:t>
+      </w:r>
+      <w:r>
+        <w:t>id de identificación interna del almacén, el nombre del almacén y su ubicación física.</w:t>
+      </w:r>
+    </w:p>
+    <w:p>
+      <w:pPr>
+        <w:jc w:val="both"/>
+      </w:pPr>
+      <w:r>
+        <w:rPr>
+          <w:b/>
+          <w:bCs/>
+        </w:rPr>
+        <w:t xml:space="preserve">Inventario: </w:t>
+      </w:r>
+      <w:r>
+        <w:t>id de inventario para identificación, id del producto almacenado, id del almacén de donde se encuentra almacenado, stock, o cantidad disponible del producto y ubicación exacta del producto dentro del almacén.</w:t>
       </w:r>
     </w:p>
     <w:p>
@@ -3171,16 +4267,77 @@
     <w:p>
       <w:pPr>
         <w:jc w:val="both"/>
-        <w:rPr>
-          <w:b/>
-          <w:bCs/>
-        </w:rPr>
-      </w:pPr>
-      <w:r>
-        <w:rPr>
-          <w:b/>
-          <w:bCs/>
-        </w:rPr>
+      </w:pPr>
+    </w:p>
+    <w:p>
+      <w:pPr>
+        <w:jc w:val="both"/>
+      </w:pPr>
+    </w:p>
+    <w:p>
+      <w:pPr>
+        <w:jc w:val="both"/>
+      </w:pPr>
+    </w:p>
+    <w:p>
+      <w:pPr>
+        <w:jc w:val="both"/>
+      </w:pPr>
+    </w:p>
+    <w:p>
+      <w:pPr>
+        <w:jc w:val="both"/>
+      </w:pPr>
+    </w:p>
+    <w:p>
+      <w:pPr>
+        <w:jc w:val="both"/>
+      </w:pPr>
+    </w:p>
+    <w:p>
+      <w:pPr>
+        <w:jc w:val="both"/>
+      </w:pPr>
+    </w:p>
+    <w:p>
+      <w:pPr>
+        <w:jc w:val="both"/>
+      </w:pPr>
+    </w:p>
+    <w:p>
+      <w:pPr>
+        <w:jc w:val="both"/>
+      </w:pPr>
+    </w:p>
+    <w:p>
+      <w:pPr>
+        <w:jc w:val="both"/>
+      </w:pPr>
+    </w:p>
+    <w:p>
+      <w:pPr>
+        <w:jc w:val="both"/>
+      </w:pPr>
+    </w:p>
+    <w:p>
+      <w:pPr>
+        <w:jc w:val="both"/>
+      </w:pPr>
+    </w:p>
+    <w:p>
+      <w:pPr>
+        <w:jc w:val="both"/>
+        <w:rPr>
+          <w:b/>
+          <w:bCs/>
+        </w:rPr>
+      </w:pPr>
+      <w:r>
+        <w:rPr>
+          <w:b/>
+          <w:bCs/>
+        </w:rPr>
+        <w:lastRenderedPageBreak/>
         <w:t xml:space="preserve">Implementación en MySQL </w:t>
       </w:r>
       <w:proofErr w:type="spellStart"/>
@@ -3333,7 +4490,25 @@
                       <w:sz w:val="20"/>
                       <w:szCs w:val="20"/>
                     </w:rPr>
-                    <w:t xml:space="preserve"> inventario;</w:t>
+                    <w:t xml:space="preserve"> </w:t>
+                  </w:r>
+                  <w:proofErr w:type="spellStart"/>
+                  <w:r>
+                    <w:rPr>
+                      <w:rFonts w:ascii="Consolas" w:hAnsi="Consolas"/>
+                      <w:sz w:val="20"/>
+                      <w:szCs w:val="20"/>
+                    </w:rPr>
+                    <w:t>sistema_inventario</w:t>
+                  </w:r>
+                  <w:proofErr w:type="spellEnd"/>
+                  <w:r>
+                    <w:rPr>
+                      <w:rFonts w:ascii="Consolas" w:hAnsi="Consolas"/>
+                      <w:sz w:val="20"/>
+                      <w:szCs w:val="20"/>
+                    </w:rPr>
+                    <w:t>;</w:t>
                   </w:r>
                 </w:p>
                 <w:p>
@@ -3352,7 +4527,25 @@
                       <w:sz w:val="20"/>
                       <w:szCs w:val="20"/>
                     </w:rPr>
-                    <w:t>use inventario;</w:t>
+                    <w:t xml:space="preserve">use </w:t>
+                  </w:r>
+                  <w:proofErr w:type="spellStart"/>
+                  <w:r>
+                    <w:rPr>
+                      <w:rFonts w:ascii="Consolas" w:hAnsi="Consolas"/>
+                      <w:sz w:val="20"/>
+                      <w:szCs w:val="20"/>
+                    </w:rPr>
+                    <w:t>sistema_inventario</w:t>
+                  </w:r>
+                  <w:proofErr w:type="spellEnd"/>
+                  <w:r>
+                    <w:rPr>
+                      <w:rFonts w:ascii="Consolas" w:hAnsi="Consolas"/>
+                      <w:sz w:val="20"/>
+                      <w:szCs w:val="20"/>
+                    </w:rPr>
+                    <w:t>;</w:t>
                   </w:r>
                 </w:p>
               </w:tc>
@@ -3393,7 +4586,7 @@
           <w:b/>
           <w:bCs/>
         </w:rPr>
-        <w:t>Creación tabla roles</w:t>
+        <w:t>Creación tabla rol</w:t>
       </w:r>
       <w:r>
         <w:rPr>
@@ -3507,17 +4700,17 @@
               </w:rPr>
               <w:t xml:space="preserve">Create table </w:t>
             </w:r>
-            <w:proofErr w:type="gramStart"/>
-            <w:r>
-              <w:rPr>
-                <w:rFonts w:ascii="Consolas" w:hAnsi="Consolas"/>
-                <w:sz w:val="20"/>
-                <w:szCs w:val="20"/>
-                <w:lang w:val="en-US"/>
-              </w:rPr>
-              <w:t>roles</w:t>
-            </w:r>
-            <w:proofErr w:type="gramEnd"/>
+            <w:proofErr w:type="spellStart"/>
+            <w:r>
+              <w:rPr>
+                <w:rFonts w:ascii="Consolas" w:hAnsi="Consolas"/>
+                <w:sz w:val="20"/>
+                <w:szCs w:val="20"/>
+                <w:lang w:val="en-US"/>
+              </w:rPr>
+              <w:t>rol</w:t>
+            </w:r>
+            <w:proofErr w:type="spellEnd"/>
           </w:p>
           <w:p>
             <w:pPr>
@@ -3549,14 +4742,45 @@
                 <w:lang w:val="en-US"/>
               </w:rPr>
             </w:pPr>
-            <w:r>
-              <w:rPr>
-                <w:rFonts w:ascii="Consolas" w:hAnsi="Consolas"/>
-                <w:sz w:val="20"/>
-                <w:szCs w:val="20"/>
-                <w:lang w:val="en-US"/>
-              </w:rPr>
-              <w:t>id_rol int auto_increment primary key,</w:t>
+            <w:proofErr w:type="spellStart"/>
+            <w:r>
+              <w:rPr>
+                <w:rFonts w:ascii="Consolas" w:hAnsi="Consolas"/>
+                <w:sz w:val="20"/>
+                <w:szCs w:val="20"/>
+                <w:lang w:val="en-US"/>
+              </w:rPr>
+              <w:t>id_rol</w:t>
+            </w:r>
+            <w:proofErr w:type="spellEnd"/>
+            <w:r>
+              <w:rPr>
+                <w:rFonts w:ascii="Consolas" w:hAnsi="Consolas"/>
+                <w:sz w:val="20"/>
+                <w:szCs w:val="20"/>
+                <w:lang w:val="en-US"/>
+              </w:rPr>
+              <w:t xml:space="preserve"> int </w:t>
+            </w:r>
+            <w:proofErr w:type="spellStart"/>
+            <w:r>
+              <w:rPr>
+                <w:rFonts w:ascii="Consolas" w:hAnsi="Consolas"/>
+                <w:sz w:val="20"/>
+                <w:szCs w:val="20"/>
+                <w:lang w:val="en-US"/>
+              </w:rPr>
+              <w:t>auto_increment</w:t>
+            </w:r>
+            <w:proofErr w:type="spellEnd"/>
+            <w:r>
+              <w:rPr>
+                <w:rFonts w:ascii="Consolas" w:hAnsi="Consolas"/>
+                <w:sz w:val="20"/>
+                <w:szCs w:val="20"/>
+                <w:lang w:val="en-US"/>
+              </w:rPr>
+              <w:t xml:space="preserve"> primary key,</w:t>
             </w:r>
           </w:p>
           <w:p>
@@ -3568,13 +4792,77 @@
                 <w:szCs w:val="20"/>
               </w:rPr>
             </w:pPr>
-            <w:r>
-              <w:rPr>
-                <w:rFonts w:ascii="Consolas" w:hAnsi="Consolas"/>
-                <w:sz w:val="20"/>
-                <w:szCs w:val="20"/>
-              </w:rPr>
-              <w:t>nombre_rol varchar(50),</w:t>
+            <w:proofErr w:type="spellStart"/>
+            <w:r>
+              <w:rPr>
+                <w:rFonts w:ascii="Consolas" w:hAnsi="Consolas"/>
+                <w:sz w:val="20"/>
+                <w:szCs w:val="20"/>
+              </w:rPr>
+              <w:t>nombre_rol</w:t>
+            </w:r>
+            <w:proofErr w:type="spellEnd"/>
+            <w:r>
+              <w:rPr>
+                <w:rFonts w:ascii="Consolas" w:hAnsi="Consolas"/>
+                <w:sz w:val="20"/>
+                <w:szCs w:val="20"/>
+              </w:rPr>
+              <w:t xml:space="preserve"> </w:t>
+            </w:r>
+            <w:proofErr w:type="spellStart"/>
+            <w:r>
+              <w:rPr>
+                <w:rFonts w:ascii="Consolas" w:hAnsi="Consolas"/>
+                <w:sz w:val="20"/>
+                <w:szCs w:val="20"/>
+              </w:rPr>
+              <w:t>varchar</w:t>
+            </w:r>
+            <w:proofErr w:type="spellEnd"/>
+            <w:r>
+              <w:rPr>
+                <w:rFonts w:ascii="Consolas" w:hAnsi="Consolas"/>
+                <w:sz w:val="20"/>
+                <w:szCs w:val="20"/>
+              </w:rPr>
+              <w:t xml:space="preserve">(50) </w:t>
+            </w:r>
+            <w:proofErr w:type="spellStart"/>
+            <w:r>
+              <w:rPr>
+                <w:rFonts w:ascii="Consolas" w:hAnsi="Consolas"/>
+                <w:sz w:val="20"/>
+                <w:szCs w:val="20"/>
+              </w:rPr>
+              <w:t>not</w:t>
+            </w:r>
+            <w:proofErr w:type="spellEnd"/>
+            <w:r>
+              <w:rPr>
+                <w:rFonts w:ascii="Consolas" w:hAnsi="Consolas"/>
+                <w:sz w:val="20"/>
+                <w:szCs w:val="20"/>
+              </w:rPr>
+              <w:t xml:space="preserve"> </w:t>
+            </w:r>
+            <w:proofErr w:type="spellStart"/>
+            <w:r>
+              <w:rPr>
+                <w:rFonts w:ascii="Consolas" w:hAnsi="Consolas"/>
+                <w:sz w:val="20"/>
+                <w:szCs w:val="20"/>
+              </w:rPr>
+              <w:t>null</w:t>
+            </w:r>
+            <w:proofErr w:type="spellEnd"/>
+            <w:r>
+              <w:rPr>
+                <w:rFonts w:ascii="Consolas" w:hAnsi="Consolas"/>
+                <w:sz w:val="20"/>
+                <w:szCs w:val="20"/>
+              </w:rPr>
+              <w:t>,</w:t>
             </w:r>
           </w:p>
           <w:p>
@@ -3602,7 +4890,25 @@
                 <w:sz w:val="20"/>
                 <w:szCs w:val="20"/>
               </w:rPr>
-              <w:t xml:space="preserve"> varchar(100)</w:t>
+              <w:t xml:space="preserve"> </w:t>
+            </w:r>
+            <w:proofErr w:type="spellStart"/>
+            <w:r>
+              <w:rPr>
+                <w:rFonts w:ascii="Consolas" w:hAnsi="Consolas"/>
+                <w:sz w:val="20"/>
+                <w:szCs w:val="20"/>
+              </w:rPr>
+              <w:t>varchar</w:t>
+            </w:r>
+            <w:proofErr w:type="spellEnd"/>
+            <w:r>
+              <w:rPr>
+                <w:rFonts w:ascii="Consolas" w:hAnsi="Consolas"/>
+                <w:sz w:val="20"/>
+                <w:szCs w:val="20"/>
+              </w:rPr>
+              <w:t>(100)</w:t>
             </w:r>
           </w:p>
           <w:p>
@@ -3618,6 +4924,7 @@
                 <w:rFonts w:ascii="Consolas" w:hAnsi="Consolas"/>
                 <w:sz w:val="20"/>
                 <w:szCs w:val="20"/>
+                <w:lang w:val="en-US"/>
               </w:rPr>
               <w:t>);</w:t>
             </w:r>
@@ -3643,8 +4950,21 @@
           <w:b/>
           <w:bCs/>
         </w:rPr>
-        <w:lastRenderedPageBreak/>
-        <w:t>Creación tabla empleados:</w:t>
+        <w:t>Creación tabla emplead</w:t>
+      </w:r>
+      <w:r>
+        <w:rPr>
+          <w:b/>
+          <w:bCs/>
+        </w:rPr>
+        <w:t>o</w:t>
+      </w:r>
+      <w:r>
+        <w:rPr>
+          <w:b/>
+          <w:bCs/>
+        </w:rPr>
+        <w:t>:</w:t>
       </w:r>
     </w:p>
     <w:p>
@@ -3703,6 +5023,200 @@
               <w:t xml:space="preserve">Create table </w:t>
             </w:r>
             <w:proofErr w:type="spellStart"/>
+            <w:r>
+              <w:rPr>
+                <w:rFonts w:ascii="Consolas" w:hAnsi="Consolas"/>
+                <w:sz w:val="20"/>
+                <w:szCs w:val="20"/>
+                <w:lang w:val="en-US"/>
+              </w:rPr>
+              <w:t>empleado</w:t>
+            </w:r>
+            <w:proofErr w:type="spellEnd"/>
+          </w:p>
+          <w:p>
+            <w:pPr>
+              <w:jc w:val="both"/>
+              <w:rPr>
+                <w:rFonts w:ascii="Consolas" w:hAnsi="Consolas"/>
+                <w:sz w:val="20"/>
+                <w:szCs w:val="20"/>
+                <w:lang w:val="en-US"/>
+              </w:rPr>
+            </w:pPr>
+            <w:r>
+              <w:rPr>
+                <w:rFonts w:ascii="Consolas" w:hAnsi="Consolas"/>
+                <w:sz w:val="20"/>
+                <w:szCs w:val="20"/>
+                <w:lang w:val="en-US"/>
+              </w:rPr>
+              <w:t>(</w:t>
+            </w:r>
+          </w:p>
+          <w:p>
+            <w:pPr>
+              <w:jc w:val="both"/>
+              <w:rPr>
+                <w:rFonts w:ascii="Consolas" w:hAnsi="Consolas"/>
+                <w:sz w:val="20"/>
+                <w:szCs w:val="20"/>
+                <w:lang w:val="en-US"/>
+              </w:rPr>
+            </w:pPr>
+            <w:proofErr w:type="spellStart"/>
+            <w:r>
+              <w:rPr>
+                <w:rFonts w:ascii="Consolas" w:hAnsi="Consolas"/>
+                <w:sz w:val="20"/>
+                <w:szCs w:val="20"/>
+                <w:lang w:val="en-US"/>
+              </w:rPr>
+              <w:t>id_empleado</w:t>
+            </w:r>
+            <w:proofErr w:type="spellEnd"/>
+            <w:r>
+              <w:rPr>
+                <w:rFonts w:ascii="Consolas" w:hAnsi="Consolas"/>
+                <w:sz w:val="20"/>
+                <w:szCs w:val="20"/>
+                <w:lang w:val="en-US"/>
+              </w:rPr>
+              <w:t xml:space="preserve"> int </w:t>
+            </w:r>
+            <w:proofErr w:type="spellStart"/>
+            <w:r>
+              <w:rPr>
+                <w:rFonts w:ascii="Consolas" w:hAnsi="Consolas"/>
+                <w:sz w:val="20"/>
+                <w:szCs w:val="20"/>
+                <w:lang w:val="en-US"/>
+              </w:rPr>
+              <w:t>auto_increment</w:t>
+            </w:r>
+            <w:proofErr w:type="spellEnd"/>
+            <w:r>
+              <w:rPr>
+                <w:rFonts w:ascii="Consolas" w:hAnsi="Consolas"/>
+                <w:sz w:val="20"/>
+                <w:szCs w:val="20"/>
+                <w:lang w:val="en-US"/>
+              </w:rPr>
+              <w:t xml:space="preserve"> primary key,</w:t>
+            </w:r>
+          </w:p>
+          <w:p>
+            <w:pPr>
+              <w:jc w:val="both"/>
+              <w:rPr>
+                <w:rFonts w:ascii="Consolas" w:hAnsi="Consolas"/>
+                <w:sz w:val="20"/>
+                <w:szCs w:val="20"/>
+              </w:rPr>
+            </w:pPr>
+            <w:proofErr w:type="spellStart"/>
+            <w:r>
+              <w:rPr>
+                <w:rFonts w:ascii="Consolas" w:hAnsi="Consolas"/>
+                <w:sz w:val="20"/>
+                <w:szCs w:val="20"/>
+              </w:rPr>
+              <w:t>nombre_empleado</w:t>
+            </w:r>
+            <w:proofErr w:type="spellEnd"/>
+            <w:r>
+              <w:rPr>
+                <w:rFonts w:ascii="Consolas" w:hAnsi="Consolas"/>
+                <w:sz w:val="20"/>
+                <w:szCs w:val="20"/>
+              </w:rPr>
+              <w:t xml:space="preserve"> </w:t>
+            </w:r>
+            <w:proofErr w:type="spellStart"/>
+            <w:r>
+              <w:rPr>
+                <w:rFonts w:ascii="Consolas" w:hAnsi="Consolas"/>
+                <w:sz w:val="20"/>
+                <w:szCs w:val="20"/>
+              </w:rPr>
+              <w:t>varchar</w:t>
+            </w:r>
+            <w:proofErr w:type="spellEnd"/>
+            <w:r>
+              <w:rPr>
+                <w:rFonts w:ascii="Consolas" w:hAnsi="Consolas"/>
+                <w:sz w:val="20"/>
+                <w:szCs w:val="20"/>
+              </w:rPr>
+              <w:t xml:space="preserve">(60) </w:t>
+            </w:r>
+            <w:proofErr w:type="spellStart"/>
+            <w:r>
+              <w:rPr>
+                <w:rFonts w:ascii="Consolas" w:hAnsi="Consolas"/>
+                <w:sz w:val="20"/>
+                <w:szCs w:val="20"/>
+              </w:rPr>
+              <w:t>not</w:t>
+            </w:r>
+            <w:proofErr w:type="spellEnd"/>
+            <w:r>
+              <w:rPr>
+                <w:rFonts w:ascii="Consolas" w:hAnsi="Consolas"/>
+                <w:sz w:val="20"/>
+                <w:szCs w:val="20"/>
+              </w:rPr>
+              <w:t xml:space="preserve"> </w:t>
+            </w:r>
+            <w:proofErr w:type="spellStart"/>
+            <w:r>
+              <w:rPr>
+                <w:rFonts w:ascii="Consolas" w:hAnsi="Consolas"/>
+                <w:sz w:val="20"/>
+                <w:szCs w:val="20"/>
+              </w:rPr>
+              <w:t>null</w:t>
+            </w:r>
+            <w:proofErr w:type="spellEnd"/>
+            <w:r>
+              <w:rPr>
+                <w:rFonts w:ascii="Consolas" w:hAnsi="Consolas"/>
+                <w:sz w:val="20"/>
+                <w:szCs w:val="20"/>
+              </w:rPr>
+              <w:t>,</w:t>
+            </w:r>
+          </w:p>
+          <w:p>
+            <w:pPr>
+              <w:jc w:val="both"/>
+              <w:rPr>
+                <w:rFonts w:ascii="Consolas" w:hAnsi="Consolas"/>
+                <w:sz w:val="20"/>
+                <w:szCs w:val="20"/>
+                <w:lang w:val="en-US"/>
+              </w:rPr>
+            </w:pPr>
+            <w:proofErr w:type="spellStart"/>
+            <w:r>
+              <w:rPr>
+                <w:rFonts w:ascii="Consolas" w:hAnsi="Consolas"/>
+                <w:sz w:val="20"/>
+                <w:szCs w:val="20"/>
+                <w:lang w:val="en-US"/>
+              </w:rPr>
+              <w:t>correo_empleado</w:t>
+            </w:r>
+            <w:proofErr w:type="spellEnd"/>
+            <w:r>
+              <w:rPr>
+                <w:rFonts w:ascii="Consolas" w:hAnsi="Consolas"/>
+                <w:sz w:val="20"/>
+                <w:szCs w:val="20"/>
+                <w:lang w:val="en-US"/>
+              </w:rPr>
+              <w:t xml:space="preserve"> </w:t>
+            </w:r>
             <w:proofErr w:type="gramStart"/>
             <w:r>
               <w:rPr>
@@ -3711,10 +5225,18 @@
                 <w:szCs w:val="20"/>
                 <w:lang w:val="en-US"/>
               </w:rPr>
-              <w:t>empleados</w:t>
-            </w:r>
-            <w:proofErr w:type="spellEnd"/>
+              <w:t>varchar(</w:t>
+            </w:r>
             <w:proofErr w:type="gramEnd"/>
+            <w:r>
+              <w:rPr>
+                <w:rFonts w:ascii="Consolas" w:hAnsi="Consolas"/>
+                <w:sz w:val="20"/>
+                <w:szCs w:val="20"/>
+                <w:lang w:val="en-US"/>
+              </w:rPr>
+              <w:t>60) not null unique,</w:t>
+            </w:r>
           </w:p>
           <w:p>
             <w:pPr>
@@ -3726,6 +5248,128 @@
                 <w:lang w:val="en-US"/>
               </w:rPr>
             </w:pPr>
+            <w:proofErr w:type="spellStart"/>
+            <w:r>
+              <w:rPr>
+                <w:rFonts w:ascii="Consolas" w:hAnsi="Consolas"/>
+                <w:sz w:val="20"/>
+                <w:szCs w:val="20"/>
+                <w:lang w:val="en-US"/>
+              </w:rPr>
+              <w:t>password_empleado</w:t>
+            </w:r>
+            <w:proofErr w:type="spellEnd"/>
+            <w:r>
+              <w:rPr>
+                <w:rFonts w:ascii="Consolas" w:hAnsi="Consolas"/>
+                <w:sz w:val="20"/>
+                <w:szCs w:val="20"/>
+                <w:lang w:val="en-US"/>
+              </w:rPr>
+              <w:t xml:space="preserve"> </w:t>
+            </w:r>
+            <w:proofErr w:type="gramStart"/>
+            <w:r>
+              <w:rPr>
+                <w:rFonts w:ascii="Consolas" w:hAnsi="Consolas"/>
+                <w:sz w:val="20"/>
+                <w:szCs w:val="20"/>
+                <w:lang w:val="en-US"/>
+              </w:rPr>
+              <w:t>varchar(</w:t>
+            </w:r>
+            <w:proofErr w:type="gramEnd"/>
+            <w:r>
+              <w:rPr>
+                <w:rFonts w:ascii="Consolas" w:hAnsi="Consolas"/>
+                <w:sz w:val="20"/>
+                <w:szCs w:val="20"/>
+                <w:lang w:val="en-US"/>
+              </w:rPr>
+              <w:t>25),</w:t>
+            </w:r>
+          </w:p>
+          <w:p>
+            <w:pPr>
+              <w:jc w:val="both"/>
+              <w:rPr>
+                <w:rFonts w:ascii="Consolas" w:hAnsi="Consolas"/>
+                <w:sz w:val="20"/>
+                <w:szCs w:val="20"/>
+                <w:lang w:val="en-US"/>
+              </w:rPr>
+            </w:pPr>
+            <w:proofErr w:type="spellStart"/>
+            <w:r>
+              <w:rPr>
+                <w:rFonts w:ascii="Consolas" w:hAnsi="Consolas"/>
+                <w:sz w:val="20"/>
+                <w:szCs w:val="20"/>
+                <w:lang w:val="en-US"/>
+              </w:rPr>
+              <w:t>id_rol</w:t>
+            </w:r>
+            <w:proofErr w:type="spellEnd"/>
+            <w:r>
+              <w:rPr>
+                <w:rFonts w:ascii="Consolas" w:hAnsi="Consolas"/>
+                <w:sz w:val="20"/>
+                <w:szCs w:val="20"/>
+                <w:lang w:val="en-US"/>
+              </w:rPr>
+              <w:t xml:space="preserve"> int not null,</w:t>
+            </w:r>
+          </w:p>
+          <w:p>
+            <w:pPr>
+              <w:jc w:val="both"/>
+              <w:rPr>
+                <w:rFonts w:ascii="Consolas" w:hAnsi="Consolas"/>
+                <w:sz w:val="20"/>
+                <w:szCs w:val="20"/>
+                <w:lang w:val="en-US"/>
+              </w:rPr>
+            </w:pPr>
+            <w:r>
+              <w:rPr>
+                <w:rFonts w:ascii="Consolas" w:hAnsi="Consolas"/>
+                <w:sz w:val="20"/>
+                <w:szCs w:val="20"/>
+                <w:lang w:val="en-US"/>
+              </w:rPr>
+              <w:t>foreign key (</w:t>
+            </w:r>
+            <w:proofErr w:type="spellStart"/>
+            <w:r>
+              <w:rPr>
+                <w:rFonts w:ascii="Consolas" w:hAnsi="Consolas"/>
+                <w:sz w:val="20"/>
+                <w:szCs w:val="20"/>
+                <w:lang w:val="en-US"/>
+              </w:rPr>
+              <w:t>id_rol</w:t>
+            </w:r>
+            <w:proofErr w:type="spellEnd"/>
+            <w:r>
+              <w:rPr>
+                <w:rFonts w:ascii="Consolas" w:hAnsi="Consolas"/>
+                <w:sz w:val="20"/>
+                <w:szCs w:val="20"/>
+                <w:lang w:val="en-US"/>
+              </w:rPr>
+              <w:t xml:space="preserve">) references </w:t>
+            </w:r>
+            <w:proofErr w:type="spellStart"/>
+            <w:r>
+              <w:rPr>
+                <w:rFonts w:ascii="Consolas" w:hAnsi="Consolas"/>
+                <w:sz w:val="20"/>
+                <w:szCs w:val="20"/>
+                <w:lang w:val="en-US"/>
+              </w:rPr>
+              <w:t>rol</w:t>
+            </w:r>
+            <w:proofErr w:type="spellEnd"/>
             <w:r>
               <w:rPr>
                 <w:rFonts w:ascii="Consolas" w:hAnsi="Consolas"/>
@@ -3735,183 +5379,25 @@
               </w:rPr>
               <w:t>(</w:t>
             </w:r>
-          </w:p>
-          <w:p>
-            <w:pPr>
-              <w:jc w:val="both"/>
-              <w:rPr>
-                <w:rFonts w:ascii="Consolas" w:hAnsi="Consolas"/>
-                <w:sz w:val="20"/>
-                <w:szCs w:val="20"/>
-                <w:lang w:val="en-US"/>
-              </w:rPr>
-            </w:pPr>
-            <w:proofErr w:type="spellStart"/>
-            <w:r>
-              <w:rPr>
-                <w:rFonts w:ascii="Consolas" w:hAnsi="Consolas"/>
-                <w:sz w:val="20"/>
-                <w:szCs w:val="20"/>
-                <w:lang w:val="en-US"/>
-              </w:rPr>
-              <w:t>id_empleado</w:t>
-            </w:r>
-            <w:proofErr w:type="spellEnd"/>
-            <w:r>
-              <w:rPr>
-                <w:rFonts w:ascii="Consolas" w:hAnsi="Consolas"/>
-                <w:sz w:val="20"/>
-                <w:szCs w:val="20"/>
-                <w:lang w:val="en-US"/>
-              </w:rPr>
-              <w:t xml:space="preserve"> int auto_increment primary key,</w:t>
-            </w:r>
-          </w:p>
-          <w:p>
-            <w:pPr>
-              <w:jc w:val="both"/>
-              <w:rPr>
-                <w:rFonts w:ascii="Consolas" w:hAnsi="Consolas"/>
-                <w:sz w:val="20"/>
-                <w:szCs w:val="20"/>
-              </w:rPr>
-            </w:pPr>
-            <w:proofErr w:type="spellStart"/>
-            <w:r>
-              <w:rPr>
-                <w:rFonts w:ascii="Consolas" w:hAnsi="Consolas"/>
-                <w:sz w:val="20"/>
-                <w:szCs w:val="20"/>
-              </w:rPr>
-              <w:t>nombre_empleado</w:t>
-            </w:r>
-            <w:proofErr w:type="spellEnd"/>
-            <w:r>
-              <w:rPr>
-                <w:rFonts w:ascii="Consolas" w:hAnsi="Consolas"/>
-                <w:sz w:val="20"/>
-                <w:szCs w:val="20"/>
-              </w:rPr>
-              <w:t xml:space="preserve"> varchar(60),</w:t>
-            </w:r>
-          </w:p>
-          <w:p>
-            <w:pPr>
-              <w:jc w:val="both"/>
-              <w:rPr>
-                <w:rFonts w:ascii="Consolas" w:hAnsi="Consolas"/>
-                <w:sz w:val="20"/>
-                <w:szCs w:val="20"/>
-              </w:rPr>
-            </w:pPr>
-            <w:proofErr w:type="spellStart"/>
-            <w:r>
-              <w:rPr>
-                <w:rFonts w:ascii="Consolas" w:hAnsi="Consolas"/>
-                <w:sz w:val="20"/>
-                <w:szCs w:val="20"/>
-              </w:rPr>
-              <w:t>correo_empleado</w:t>
-            </w:r>
-            <w:proofErr w:type="spellEnd"/>
-            <w:r>
-              <w:rPr>
-                <w:rFonts w:ascii="Consolas" w:hAnsi="Consolas"/>
-                <w:sz w:val="20"/>
-                <w:szCs w:val="20"/>
-              </w:rPr>
-              <w:t xml:space="preserve"> varchar(60),</w:t>
-            </w:r>
-          </w:p>
-          <w:p>
-            <w:pPr>
-              <w:jc w:val="both"/>
-              <w:rPr>
-                <w:rFonts w:ascii="Consolas" w:hAnsi="Consolas"/>
-                <w:sz w:val="20"/>
-                <w:szCs w:val="20"/>
-                <w:lang w:val="en-US"/>
-              </w:rPr>
-            </w:pPr>
-            <w:proofErr w:type="spellStart"/>
-            <w:r>
-              <w:rPr>
-                <w:rFonts w:ascii="Consolas" w:hAnsi="Consolas"/>
-                <w:sz w:val="20"/>
-                <w:szCs w:val="20"/>
-                <w:lang w:val="en-US"/>
-              </w:rPr>
-              <w:t>password_empleado</w:t>
-            </w:r>
-            <w:proofErr w:type="spellEnd"/>
-            <w:r>
-              <w:rPr>
-                <w:rFonts w:ascii="Consolas" w:hAnsi="Consolas"/>
-                <w:sz w:val="20"/>
-                <w:szCs w:val="20"/>
-                <w:lang w:val="en-US"/>
-              </w:rPr>
-              <w:t xml:space="preserve"> </w:t>
-            </w:r>
-            <w:proofErr w:type="gramStart"/>
-            <w:r>
-              <w:rPr>
-                <w:rFonts w:ascii="Consolas" w:hAnsi="Consolas"/>
-                <w:sz w:val="20"/>
-                <w:szCs w:val="20"/>
-                <w:lang w:val="en-US"/>
-              </w:rPr>
-              <w:t>varchar(</w:t>
-            </w:r>
-            <w:proofErr w:type="gramEnd"/>
-            <w:r>
-              <w:rPr>
-                <w:rFonts w:ascii="Consolas" w:hAnsi="Consolas"/>
-                <w:sz w:val="20"/>
-                <w:szCs w:val="20"/>
-                <w:lang w:val="en-US"/>
-              </w:rPr>
-              <w:t>25),</w:t>
-            </w:r>
-          </w:p>
-          <w:p>
-            <w:pPr>
-              <w:jc w:val="both"/>
-              <w:rPr>
-                <w:rFonts w:ascii="Consolas" w:hAnsi="Consolas"/>
-                <w:sz w:val="20"/>
-                <w:szCs w:val="20"/>
-                <w:lang w:val="en-US"/>
-              </w:rPr>
-            </w:pPr>
-            <w:r>
-              <w:rPr>
-                <w:rFonts w:ascii="Consolas" w:hAnsi="Consolas"/>
-                <w:sz w:val="20"/>
-                <w:szCs w:val="20"/>
-                <w:lang w:val="en-US"/>
-              </w:rPr>
-              <w:t>id_rol int,</w:t>
-            </w:r>
-          </w:p>
-          <w:p>
-            <w:pPr>
-              <w:jc w:val="both"/>
-              <w:rPr>
-                <w:rFonts w:ascii="Consolas" w:hAnsi="Consolas"/>
-                <w:sz w:val="20"/>
-                <w:szCs w:val="20"/>
-                <w:lang w:val="en-US"/>
-              </w:rPr>
-            </w:pPr>
-            <w:r>
-              <w:rPr>
-                <w:rFonts w:ascii="Consolas" w:hAnsi="Consolas"/>
-                <w:sz w:val="20"/>
-                <w:szCs w:val="20"/>
-                <w:lang w:val="en-US"/>
-              </w:rPr>
-              <w:t>foreign key (id_rol) references roles(id_rol)</w:t>
+            <w:proofErr w:type="spellStart"/>
+            <w:r>
+              <w:rPr>
+                <w:rFonts w:ascii="Consolas" w:hAnsi="Consolas"/>
+                <w:sz w:val="20"/>
+                <w:szCs w:val="20"/>
+                <w:lang w:val="en-US"/>
+              </w:rPr>
+              <w:t>id_rol</w:t>
+            </w:r>
+            <w:proofErr w:type="spellEnd"/>
+            <w:r>
+              <w:rPr>
+                <w:rFonts w:ascii="Consolas" w:hAnsi="Consolas"/>
+                <w:sz w:val="20"/>
+                <w:szCs w:val="20"/>
+                <w:lang w:val="en-US"/>
+              </w:rPr>
+              <w:t>)</w:t>
             </w:r>
           </w:p>
           <w:p>
@@ -3953,12 +5439,49 @@
           <w:bCs/>
         </w:rPr>
       </w:pPr>
-      <w:r>
-        <w:rPr>
-          <w:b/>
-          <w:bCs/>
-        </w:rPr>
-        <w:t>Creación tabla productos:</w:t>
+    </w:p>
+    <w:p>
+      <w:pPr>
+        <w:jc w:val="both"/>
+        <w:rPr>
+          <w:b/>
+          <w:bCs/>
+        </w:rPr>
+      </w:pPr>
+    </w:p>
+    <w:p>
+      <w:pPr>
+        <w:jc w:val="both"/>
+        <w:rPr>
+          <w:b/>
+          <w:bCs/>
+        </w:rPr>
+      </w:pPr>
+    </w:p>
+    <w:p>
+      <w:pPr>
+        <w:jc w:val="both"/>
+        <w:rPr>
+          <w:b/>
+          <w:bCs/>
+        </w:rPr>
+      </w:pPr>
+    </w:p>
+    <w:p>
+      <w:pPr>
+        <w:jc w:val="both"/>
+        <w:rPr>
+          <w:b/>
+          <w:bCs/>
+        </w:rPr>
+      </w:pPr>
+      <w:r>
+        <w:rPr>
+          <w:b/>
+          <w:bCs/>
+        </w:rPr>
+        <w:lastRenderedPageBreak/>
+        <w:t>Creación tabla producto:</w:t>
       </w:r>
     </w:p>
     <w:p>
@@ -3974,7 +5497,7 @@
           <w:sz w:val="20"/>
           <w:szCs w:val="20"/>
         </w:rPr>
-        <w:t>El principal objetivo es tener idea de donde se encuentran, cuantos hay y que productos tiene la empresa, para facilitar la entrega y los pedidos de dichos productos. La tabla productos provee esa información, desde existencias, hasta su ubicación.</w:t>
+        <w:t>La tabla producto, se encarga de proveer la información acerca de un producto específico, mostrando la disponibilidad.</w:t>
       </w:r>
     </w:p>
     <w:tbl>
@@ -4012,6 +5535,336 @@
               <w:t xml:space="preserve">Create table </w:t>
             </w:r>
             <w:proofErr w:type="spellStart"/>
+            <w:r>
+              <w:rPr>
+                <w:rFonts w:ascii="Consolas" w:hAnsi="Consolas"/>
+                <w:sz w:val="20"/>
+                <w:szCs w:val="20"/>
+                <w:lang w:val="en-US"/>
+              </w:rPr>
+              <w:t>producto</w:t>
+            </w:r>
+            <w:proofErr w:type="spellEnd"/>
+          </w:p>
+          <w:p>
+            <w:pPr>
+              <w:jc w:val="both"/>
+              <w:rPr>
+                <w:rFonts w:ascii="Consolas" w:hAnsi="Consolas"/>
+                <w:sz w:val="20"/>
+                <w:szCs w:val="20"/>
+                <w:lang w:val="en-US"/>
+              </w:rPr>
+            </w:pPr>
+            <w:r>
+              <w:rPr>
+                <w:rFonts w:ascii="Consolas" w:hAnsi="Consolas"/>
+                <w:sz w:val="20"/>
+                <w:szCs w:val="20"/>
+                <w:lang w:val="en-US"/>
+              </w:rPr>
+              <w:t>(</w:t>
+            </w:r>
+          </w:p>
+          <w:p>
+            <w:pPr>
+              <w:jc w:val="both"/>
+              <w:rPr>
+                <w:rFonts w:ascii="Consolas" w:hAnsi="Consolas"/>
+                <w:sz w:val="20"/>
+                <w:szCs w:val="20"/>
+                <w:lang w:val="en-US"/>
+              </w:rPr>
+            </w:pPr>
+            <w:proofErr w:type="spellStart"/>
+            <w:r>
+              <w:rPr>
+                <w:rFonts w:ascii="Consolas" w:hAnsi="Consolas"/>
+                <w:sz w:val="20"/>
+                <w:szCs w:val="20"/>
+                <w:lang w:val="en-US"/>
+              </w:rPr>
+              <w:t>id_producto</w:t>
+            </w:r>
+            <w:proofErr w:type="spellEnd"/>
+            <w:r>
+              <w:rPr>
+                <w:rFonts w:ascii="Consolas" w:hAnsi="Consolas"/>
+                <w:sz w:val="20"/>
+                <w:szCs w:val="20"/>
+                <w:lang w:val="en-US"/>
+              </w:rPr>
+              <w:t xml:space="preserve"> int </w:t>
+            </w:r>
+            <w:proofErr w:type="spellStart"/>
+            <w:r>
+              <w:rPr>
+                <w:rFonts w:ascii="Consolas" w:hAnsi="Consolas"/>
+                <w:sz w:val="20"/>
+                <w:szCs w:val="20"/>
+                <w:lang w:val="en-US"/>
+              </w:rPr>
+              <w:t>auto_increment</w:t>
+            </w:r>
+            <w:proofErr w:type="spellEnd"/>
+            <w:r>
+              <w:rPr>
+                <w:rFonts w:ascii="Consolas" w:hAnsi="Consolas"/>
+                <w:sz w:val="20"/>
+                <w:szCs w:val="20"/>
+                <w:lang w:val="en-US"/>
+              </w:rPr>
+              <w:t xml:space="preserve"> primary key,</w:t>
+            </w:r>
+          </w:p>
+          <w:p>
+            <w:pPr>
+              <w:jc w:val="both"/>
+              <w:rPr>
+                <w:rFonts w:ascii="Consolas" w:hAnsi="Consolas"/>
+                <w:sz w:val="20"/>
+                <w:szCs w:val="20"/>
+              </w:rPr>
+            </w:pPr>
+            <w:proofErr w:type="spellStart"/>
+            <w:r>
+              <w:rPr>
+                <w:rFonts w:ascii="Consolas" w:hAnsi="Consolas"/>
+                <w:sz w:val="20"/>
+                <w:szCs w:val="20"/>
+              </w:rPr>
+              <w:t>codigo_serie</w:t>
+            </w:r>
+            <w:proofErr w:type="spellEnd"/>
+            <w:r>
+              <w:rPr>
+                <w:rFonts w:ascii="Consolas" w:hAnsi="Consolas"/>
+                <w:sz w:val="20"/>
+                <w:szCs w:val="20"/>
+              </w:rPr>
+              <w:t xml:space="preserve"> </w:t>
+            </w:r>
+            <w:proofErr w:type="spellStart"/>
+            <w:r>
+              <w:rPr>
+                <w:rFonts w:ascii="Consolas" w:hAnsi="Consolas"/>
+                <w:sz w:val="20"/>
+                <w:szCs w:val="20"/>
+              </w:rPr>
+              <w:t>varchar</w:t>
+            </w:r>
+            <w:proofErr w:type="spellEnd"/>
+            <w:r>
+              <w:rPr>
+                <w:rFonts w:ascii="Consolas" w:hAnsi="Consolas"/>
+                <w:sz w:val="20"/>
+                <w:szCs w:val="20"/>
+              </w:rPr>
+              <w:t xml:space="preserve">(50) </w:t>
+            </w:r>
+            <w:proofErr w:type="spellStart"/>
+            <w:r>
+              <w:rPr>
+                <w:rFonts w:ascii="Consolas" w:hAnsi="Consolas"/>
+                <w:sz w:val="20"/>
+                <w:szCs w:val="20"/>
+              </w:rPr>
+              <w:t>not</w:t>
+            </w:r>
+            <w:proofErr w:type="spellEnd"/>
+            <w:r>
+              <w:rPr>
+                <w:rFonts w:ascii="Consolas" w:hAnsi="Consolas"/>
+                <w:sz w:val="20"/>
+                <w:szCs w:val="20"/>
+              </w:rPr>
+              <w:t xml:space="preserve"> </w:t>
+            </w:r>
+            <w:proofErr w:type="spellStart"/>
+            <w:r>
+              <w:rPr>
+                <w:rFonts w:ascii="Consolas" w:hAnsi="Consolas"/>
+                <w:sz w:val="20"/>
+                <w:szCs w:val="20"/>
+              </w:rPr>
+              <w:t>null</w:t>
+            </w:r>
+            <w:proofErr w:type="spellEnd"/>
+            <w:r>
+              <w:rPr>
+                <w:rFonts w:ascii="Consolas" w:hAnsi="Consolas"/>
+                <w:sz w:val="20"/>
+                <w:szCs w:val="20"/>
+              </w:rPr>
+              <w:t xml:space="preserve"> </w:t>
+            </w:r>
+            <w:proofErr w:type="spellStart"/>
+            <w:r>
+              <w:rPr>
+                <w:rFonts w:ascii="Consolas" w:hAnsi="Consolas"/>
+                <w:sz w:val="20"/>
+                <w:szCs w:val="20"/>
+              </w:rPr>
+              <w:t>unique</w:t>
+            </w:r>
+            <w:proofErr w:type="spellEnd"/>
+            <w:r>
+              <w:rPr>
+                <w:rFonts w:ascii="Consolas" w:hAnsi="Consolas"/>
+                <w:sz w:val="20"/>
+                <w:szCs w:val="20"/>
+              </w:rPr>
+              <w:t>,</w:t>
+            </w:r>
+          </w:p>
+          <w:p>
+            <w:pPr>
+              <w:jc w:val="both"/>
+              <w:rPr>
+                <w:rFonts w:ascii="Consolas" w:hAnsi="Consolas"/>
+                <w:sz w:val="20"/>
+                <w:szCs w:val="20"/>
+              </w:rPr>
+            </w:pPr>
+            <w:r>
+              <w:rPr>
+                <w:rFonts w:ascii="Consolas" w:hAnsi="Consolas"/>
+                <w:sz w:val="20"/>
+                <w:szCs w:val="20"/>
+              </w:rPr>
+              <w:t xml:space="preserve">nombre </w:t>
+            </w:r>
+            <w:proofErr w:type="spellStart"/>
+            <w:r>
+              <w:rPr>
+                <w:rFonts w:ascii="Consolas" w:hAnsi="Consolas"/>
+                <w:sz w:val="20"/>
+                <w:szCs w:val="20"/>
+              </w:rPr>
+              <w:t>varchar</w:t>
+            </w:r>
+            <w:proofErr w:type="spellEnd"/>
+            <w:r>
+              <w:rPr>
+                <w:rFonts w:ascii="Consolas" w:hAnsi="Consolas"/>
+                <w:sz w:val="20"/>
+                <w:szCs w:val="20"/>
+              </w:rPr>
+              <w:t xml:space="preserve">(50) </w:t>
+            </w:r>
+            <w:proofErr w:type="spellStart"/>
+            <w:r>
+              <w:rPr>
+                <w:rFonts w:ascii="Consolas" w:hAnsi="Consolas"/>
+                <w:sz w:val="20"/>
+                <w:szCs w:val="20"/>
+              </w:rPr>
+              <w:t>not</w:t>
+            </w:r>
+            <w:proofErr w:type="spellEnd"/>
+            <w:r>
+              <w:rPr>
+                <w:rFonts w:ascii="Consolas" w:hAnsi="Consolas"/>
+                <w:sz w:val="20"/>
+                <w:szCs w:val="20"/>
+              </w:rPr>
+              <w:t xml:space="preserve"> </w:t>
+            </w:r>
+            <w:proofErr w:type="spellStart"/>
+            <w:r>
+              <w:rPr>
+                <w:rFonts w:ascii="Consolas" w:hAnsi="Consolas"/>
+                <w:sz w:val="20"/>
+                <w:szCs w:val="20"/>
+              </w:rPr>
+              <w:t>null</w:t>
+            </w:r>
+            <w:proofErr w:type="spellEnd"/>
+            <w:r>
+              <w:rPr>
+                <w:rFonts w:ascii="Consolas" w:hAnsi="Consolas"/>
+                <w:sz w:val="20"/>
+                <w:szCs w:val="20"/>
+              </w:rPr>
+              <w:t>,</w:t>
+            </w:r>
+          </w:p>
+          <w:p>
+            <w:pPr>
+              <w:jc w:val="both"/>
+              <w:rPr>
+                <w:rFonts w:ascii="Consolas" w:hAnsi="Consolas"/>
+                <w:sz w:val="20"/>
+                <w:szCs w:val="20"/>
+              </w:rPr>
+            </w:pPr>
+            <w:proofErr w:type="spellStart"/>
+            <w:r>
+              <w:rPr>
+                <w:rFonts w:ascii="Consolas" w:hAnsi="Consolas"/>
+                <w:sz w:val="20"/>
+                <w:szCs w:val="20"/>
+              </w:rPr>
+              <w:t>descripcion</w:t>
+            </w:r>
+            <w:proofErr w:type="spellEnd"/>
+            <w:r>
+              <w:rPr>
+                <w:rFonts w:ascii="Consolas" w:hAnsi="Consolas"/>
+                <w:sz w:val="20"/>
+                <w:szCs w:val="20"/>
+              </w:rPr>
+              <w:t xml:space="preserve"> </w:t>
+            </w:r>
+            <w:proofErr w:type="spellStart"/>
+            <w:r>
+              <w:rPr>
+                <w:rFonts w:ascii="Consolas" w:hAnsi="Consolas"/>
+                <w:sz w:val="20"/>
+                <w:szCs w:val="20"/>
+              </w:rPr>
+              <w:t>varchar</w:t>
+            </w:r>
+            <w:proofErr w:type="spellEnd"/>
+            <w:r>
+              <w:rPr>
+                <w:rFonts w:ascii="Consolas" w:hAnsi="Consolas"/>
+                <w:sz w:val="20"/>
+                <w:szCs w:val="20"/>
+              </w:rPr>
+              <w:t>(80),</w:t>
+            </w:r>
+          </w:p>
+          <w:p>
+            <w:pPr>
+              <w:jc w:val="both"/>
+              <w:rPr>
+                <w:rFonts w:ascii="Consolas" w:hAnsi="Consolas"/>
+                <w:sz w:val="20"/>
+                <w:szCs w:val="20"/>
+                <w:lang w:val="en-US"/>
+              </w:rPr>
+            </w:pPr>
+            <w:proofErr w:type="spellStart"/>
+            <w:r>
+              <w:rPr>
+                <w:rFonts w:ascii="Consolas" w:hAnsi="Consolas"/>
+                <w:sz w:val="20"/>
+                <w:szCs w:val="20"/>
+                <w:lang w:val="en-US"/>
+              </w:rPr>
+              <w:t>precio</w:t>
+            </w:r>
+            <w:proofErr w:type="spellEnd"/>
+            <w:r>
+              <w:rPr>
+                <w:rFonts w:ascii="Consolas" w:hAnsi="Consolas"/>
+                <w:sz w:val="20"/>
+                <w:szCs w:val="20"/>
+                <w:lang w:val="en-US"/>
+              </w:rPr>
+              <w:t xml:space="preserve"> </w:t>
+            </w:r>
             <w:proofErr w:type="gramStart"/>
             <w:r>
               <w:rPr>
@@ -4020,10 +5873,18 @@
                 <w:szCs w:val="20"/>
                 <w:lang w:val="en-US"/>
               </w:rPr>
-              <w:t>productos</w:t>
-            </w:r>
-            <w:proofErr w:type="spellEnd"/>
+              <w:t>decimal(</w:t>
+            </w:r>
             <w:proofErr w:type="gramEnd"/>
+            <w:r>
+              <w:rPr>
+                <w:rFonts w:ascii="Consolas" w:hAnsi="Consolas"/>
+                <w:sz w:val="20"/>
+                <w:szCs w:val="20"/>
+                <w:lang w:val="en-US"/>
+              </w:rPr>
+              <w:t>10,2) not null</w:t>
+            </w:r>
           </w:p>
           <w:p>
             <w:pPr>
@@ -4041,308 +5902,6 @@
                 <w:sz w:val="20"/>
                 <w:szCs w:val="20"/>
                 <w:lang w:val="en-US"/>
-              </w:rPr>
-              <w:t>(</w:t>
-            </w:r>
-          </w:p>
-          <w:p>
-            <w:pPr>
-              <w:jc w:val="both"/>
-              <w:rPr>
-                <w:rFonts w:ascii="Consolas" w:hAnsi="Consolas"/>
-                <w:sz w:val="20"/>
-                <w:szCs w:val="20"/>
-                <w:lang w:val="en-US"/>
-              </w:rPr>
-            </w:pPr>
-            <w:proofErr w:type="spellStart"/>
-            <w:r>
-              <w:rPr>
-                <w:rFonts w:ascii="Consolas" w:hAnsi="Consolas"/>
-                <w:sz w:val="20"/>
-                <w:szCs w:val="20"/>
-                <w:lang w:val="en-US"/>
-              </w:rPr>
-              <w:t>id_producto</w:t>
-            </w:r>
-            <w:proofErr w:type="spellEnd"/>
-            <w:r>
-              <w:rPr>
-                <w:rFonts w:ascii="Consolas" w:hAnsi="Consolas"/>
-                <w:sz w:val="20"/>
-                <w:szCs w:val="20"/>
-                <w:lang w:val="en-US"/>
-              </w:rPr>
-              <w:t xml:space="preserve"> int auto_increment primary key,</w:t>
-            </w:r>
-          </w:p>
-          <w:p>
-            <w:pPr>
-              <w:jc w:val="both"/>
-              <w:rPr>
-                <w:rFonts w:ascii="Consolas" w:hAnsi="Consolas"/>
-                <w:sz w:val="20"/>
-                <w:szCs w:val="20"/>
-              </w:rPr>
-            </w:pPr>
-            <w:proofErr w:type="spellStart"/>
-            <w:r>
-              <w:rPr>
-                <w:rFonts w:ascii="Consolas" w:hAnsi="Consolas"/>
-                <w:sz w:val="20"/>
-                <w:szCs w:val="20"/>
-              </w:rPr>
-              <w:t>codigo_serie</w:t>
-            </w:r>
-            <w:proofErr w:type="spellEnd"/>
-            <w:r>
-              <w:rPr>
-                <w:rFonts w:ascii="Consolas" w:hAnsi="Consolas"/>
-                <w:sz w:val="20"/>
-                <w:szCs w:val="20"/>
-              </w:rPr>
-              <w:t xml:space="preserve"> varchar(50) </w:t>
-            </w:r>
-            <w:proofErr w:type="spellStart"/>
-            <w:r>
-              <w:rPr>
-                <w:rFonts w:ascii="Consolas" w:hAnsi="Consolas"/>
-                <w:sz w:val="20"/>
-                <w:szCs w:val="20"/>
-              </w:rPr>
-              <w:t>unique</w:t>
-            </w:r>
-            <w:proofErr w:type="spellEnd"/>
-            <w:r>
-              <w:rPr>
-                <w:rFonts w:ascii="Consolas" w:hAnsi="Consolas"/>
-                <w:sz w:val="20"/>
-                <w:szCs w:val="20"/>
-              </w:rPr>
-              <w:t>,</w:t>
-            </w:r>
-          </w:p>
-          <w:p>
-            <w:pPr>
-              <w:jc w:val="both"/>
-              <w:rPr>
-                <w:rFonts w:ascii="Consolas" w:hAnsi="Consolas"/>
-                <w:sz w:val="20"/>
-                <w:szCs w:val="20"/>
-              </w:rPr>
-            </w:pPr>
-            <w:r>
-              <w:rPr>
-                <w:rFonts w:ascii="Consolas" w:hAnsi="Consolas"/>
-                <w:sz w:val="20"/>
-                <w:szCs w:val="20"/>
-              </w:rPr>
-              <w:t xml:space="preserve">nombre varchar(50) </w:t>
-            </w:r>
-            <w:proofErr w:type="spellStart"/>
-            <w:r>
-              <w:rPr>
-                <w:rFonts w:ascii="Consolas" w:hAnsi="Consolas"/>
-                <w:sz w:val="20"/>
-                <w:szCs w:val="20"/>
-              </w:rPr>
-              <w:t>not</w:t>
-            </w:r>
-            <w:proofErr w:type="spellEnd"/>
-            <w:r>
-              <w:rPr>
-                <w:rFonts w:ascii="Consolas" w:hAnsi="Consolas"/>
-                <w:sz w:val="20"/>
-                <w:szCs w:val="20"/>
-              </w:rPr>
-              <w:t xml:space="preserve"> </w:t>
-            </w:r>
-            <w:proofErr w:type="spellStart"/>
-            <w:r>
-              <w:rPr>
-                <w:rFonts w:ascii="Consolas" w:hAnsi="Consolas"/>
-                <w:sz w:val="20"/>
-                <w:szCs w:val="20"/>
-              </w:rPr>
-              <w:t>null</w:t>
-            </w:r>
-            <w:proofErr w:type="spellEnd"/>
-            <w:r>
-              <w:rPr>
-                <w:rFonts w:ascii="Consolas" w:hAnsi="Consolas"/>
-                <w:sz w:val="20"/>
-                <w:szCs w:val="20"/>
-              </w:rPr>
-              <w:t>,</w:t>
-            </w:r>
-          </w:p>
-          <w:p>
-            <w:pPr>
-              <w:jc w:val="both"/>
-              <w:rPr>
-                <w:rFonts w:ascii="Consolas" w:hAnsi="Consolas"/>
-                <w:sz w:val="20"/>
-                <w:szCs w:val="20"/>
-              </w:rPr>
-            </w:pPr>
-            <w:proofErr w:type="spellStart"/>
-            <w:r>
-              <w:rPr>
-                <w:rFonts w:ascii="Consolas" w:hAnsi="Consolas"/>
-                <w:sz w:val="20"/>
-                <w:szCs w:val="20"/>
-              </w:rPr>
-              <w:t>descripcion</w:t>
-            </w:r>
-            <w:proofErr w:type="spellEnd"/>
-            <w:r>
-              <w:rPr>
-                <w:rFonts w:ascii="Consolas" w:hAnsi="Consolas"/>
-                <w:sz w:val="20"/>
-                <w:szCs w:val="20"/>
-              </w:rPr>
-              <w:t xml:space="preserve"> varchar(80),</w:t>
-            </w:r>
-          </w:p>
-          <w:p>
-            <w:pPr>
-              <w:jc w:val="both"/>
-              <w:rPr>
-                <w:rFonts w:ascii="Consolas" w:hAnsi="Consolas"/>
-                <w:sz w:val="20"/>
-                <w:szCs w:val="20"/>
-              </w:rPr>
-            </w:pPr>
-            <w:r>
-              <w:rPr>
-                <w:rFonts w:ascii="Consolas" w:hAnsi="Consolas"/>
-                <w:sz w:val="20"/>
-                <w:szCs w:val="20"/>
-              </w:rPr>
-              <w:t xml:space="preserve">precio decimal(10,2) </w:t>
-            </w:r>
-            <w:proofErr w:type="spellStart"/>
-            <w:r>
-              <w:rPr>
-                <w:rFonts w:ascii="Consolas" w:hAnsi="Consolas"/>
-                <w:sz w:val="20"/>
-                <w:szCs w:val="20"/>
-              </w:rPr>
-              <w:t>not</w:t>
-            </w:r>
-            <w:proofErr w:type="spellEnd"/>
-            <w:r>
-              <w:rPr>
-                <w:rFonts w:ascii="Consolas" w:hAnsi="Consolas"/>
-                <w:sz w:val="20"/>
-                <w:szCs w:val="20"/>
-              </w:rPr>
-              <w:t xml:space="preserve"> </w:t>
-            </w:r>
-            <w:proofErr w:type="spellStart"/>
-            <w:r>
-              <w:rPr>
-                <w:rFonts w:ascii="Consolas" w:hAnsi="Consolas"/>
-                <w:sz w:val="20"/>
-                <w:szCs w:val="20"/>
-              </w:rPr>
-              <w:t>null</w:t>
-            </w:r>
-            <w:proofErr w:type="spellEnd"/>
-            <w:r>
-              <w:rPr>
-                <w:rFonts w:ascii="Consolas" w:hAnsi="Consolas"/>
-                <w:sz w:val="20"/>
-                <w:szCs w:val="20"/>
-              </w:rPr>
-              <w:t>,</w:t>
-            </w:r>
-          </w:p>
-          <w:p>
-            <w:pPr>
-              <w:jc w:val="both"/>
-              <w:rPr>
-                <w:rFonts w:ascii="Consolas" w:hAnsi="Consolas"/>
-                <w:sz w:val="20"/>
-                <w:szCs w:val="20"/>
-                <w:lang w:val="en-US"/>
-              </w:rPr>
-            </w:pPr>
-            <w:r>
-              <w:rPr>
-                <w:rFonts w:ascii="Consolas" w:hAnsi="Consolas"/>
-                <w:sz w:val="20"/>
-                <w:szCs w:val="20"/>
-                <w:lang w:val="en-US"/>
-              </w:rPr>
-              <w:t>stock int not null,</w:t>
-            </w:r>
-          </w:p>
-          <w:p>
-            <w:pPr>
-              <w:jc w:val="both"/>
-              <w:rPr>
-                <w:rFonts w:ascii="Consolas" w:hAnsi="Consolas"/>
-                <w:sz w:val="20"/>
-                <w:szCs w:val="20"/>
-                <w:lang w:val="en-US"/>
-              </w:rPr>
-            </w:pPr>
-            <w:proofErr w:type="spellStart"/>
-            <w:r>
-              <w:rPr>
-                <w:rFonts w:ascii="Consolas" w:hAnsi="Consolas"/>
-                <w:sz w:val="20"/>
-                <w:szCs w:val="20"/>
-                <w:lang w:val="en-US"/>
-              </w:rPr>
-              <w:t>ubicacion_almacen</w:t>
-            </w:r>
-            <w:proofErr w:type="spellEnd"/>
-            <w:r>
-              <w:rPr>
-                <w:rFonts w:ascii="Consolas" w:hAnsi="Consolas"/>
-                <w:sz w:val="20"/>
-                <w:szCs w:val="20"/>
-                <w:lang w:val="en-US"/>
-              </w:rPr>
-              <w:t xml:space="preserve"> </w:t>
-            </w:r>
-            <w:proofErr w:type="gramStart"/>
-            <w:r>
-              <w:rPr>
-                <w:rFonts w:ascii="Consolas" w:hAnsi="Consolas"/>
-                <w:sz w:val="20"/>
-                <w:szCs w:val="20"/>
-                <w:lang w:val="en-US"/>
-              </w:rPr>
-              <w:t>varchar(</w:t>
-            </w:r>
-            <w:proofErr w:type="gramEnd"/>
-            <w:r>
-              <w:rPr>
-                <w:rFonts w:ascii="Consolas" w:hAnsi="Consolas"/>
-                <w:sz w:val="20"/>
-                <w:szCs w:val="20"/>
-                <w:lang w:val="en-US"/>
-              </w:rPr>
-              <w:t>80)</w:t>
-            </w:r>
-          </w:p>
-          <w:p>
-            <w:pPr>
-              <w:jc w:val="both"/>
-              <w:rPr>
-                <w:rFonts w:ascii="Consolas" w:hAnsi="Consolas"/>
-                <w:sz w:val="20"/>
-                <w:szCs w:val="20"/>
-              </w:rPr>
-            </w:pPr>
-            <w:r>
-              <w:rPr>
-                <w:rFonts w:ascii="Consolas" w:hAnsi="Consolas"/>
-                <w:sz w:val="20"/>
-                <w:szCs w:val="20"/>
               </w:rPr>
               <w:t>);</w:t>
             </w:r>
@@ -4353,22 +5912,48 @@
     <w:p>
       <w:pPr>
         <w:jc w:val="both"/>
-      </w:pPr>
-    </w:p>
-    <w:p>
-      <w:pPr>
-        <w:jc w:val="both"/>
-        <w:rPr>
-          <w:b/>
-          <w:bCs/>
-        </w:rPr>
-      </w:pPr>
-      <w:r>
-        <w:rPr>
-          <w:b/>
-          <w:bCs/>
-        </w:rPr>
-        <w:t>Creación tabla ventas:</w:t>
+        <w:rPr>
+          <w:lang w:val="en-US"/>
+        </w:rPr>
+      </w:pPr>
+    </w:p>
+    <w:p>
+      <w:pPr>
+        <w:jc w:val="both"/>
+        <w:rPr>
+          <w:b/>
+          <w:bCs/>
+        </w:rPr>
+      </w:pPr>
+      <w:r>
+        <w:rPr>
+          <w:b/>
+          <w:bCs/>
+        </w:rPr>
+        <w:t xml:space="preserve">Creación </w:t>
+      </w:r>
+      <w:r>
+        <w:rPr>
+          <w:b/>
+          <w:bCs/>
+        </w:rPr>
+        <w:t xml:space="preserve">tabla </w:t>
+      </w:r>
+      <w:proofErr w:type="spellStart"/>
+      <w:r>
+        <w:rPr>
+          <w:b/>
+          <w:bCs/>
+        </w:rPr>
+        <w:t>almacen</w:t>
+      </w:r>
+      <w:proofErr w:type="spellEnd"/>
+      <w:r>
+        <w:rPr>
+          <w:b/>
+          <w:bCs/>
+        </w:rPr>
+        <w:t>:</w:t>
       </w:r>
     </w:p>
     <w:p>
@@ -4384,14 +5969,7 @@
           <w:sz w:val="20"/>
           <w:szCs w:val="20"/>
         </w:rPr>
-        <w:t xml:space="preserve">La </w:t>
-      </w:r>
-      <w:r>
-        <w:rPr>
-          <w:sz w:val="20"/>
-          <w:szCs w:val="20"/>
-        </w:rPr>
-        <w:t xml:space="preserve">tabla ventas, muestra la transacción que realizan los empleados al vender los productos, identificando la fecha, el total de la venta y el empleado que hizo dicha venta, esto para llevar un control de comisiones por venta. </w:t>
+        <w:t>Representa varios almacenes donde se almacenan los productos.</w:t>
       </w:r>
     </w:p>
     <w:tbl>
@@ -4429,18 +6007,16 @@
               <w:t xml:space="preserve">Create table </w:t>
             </w:r>
             <w:proofErr w:type="spellStart"/>
-            <w:proofErr w:type="gramStart"/>
-            <w:r>
-              <w:rPr>
-                <w:rFonts w:ascii="Consolas" w:hAnsi="Consolas"/>
-                <w:sz w:val="20"/>
-                <w:szCs w:val="20"/>
-                <w:lang w:val="en-US"/>
-              </w:rPr>
-              <w:t>ventas</w:t>
-            </w:r>
-            <w:proofErr w:type="spellEnd"/>
-            <w:proofErr w:type="gramEnd"/>
+            <w:r>
+              <w:rPr>
+                <w:rFonts w:ascii="Consolas" w:hAnsi="Consolas"/>
+                <w:sz w:val="20"/>
+                <w:szCs w:val="20"/>
+                <w:lang w:val="en-US"/>
+              </w:rPr>
+              <w:t>almacen</w:t>
+            </w:r>
+            <w:proofErr w:type="spellEnd"/>
           </w:p>
           <w:p>
             <w:pPr>
@@ -4480,17 +6056,37 @@
                 <w:szCs w:val="20"/>
                 <w:lang w:val="en-US"/>
               </w:rPr>
-              <w:t>id_venta</w:t>
-            </w:r>
-            <w:proofErr w:type="spellEnd"/>
-            <w:r>
-              <w:rPr>
-                <w:rFonts w:ascii="Consolas" w:hAnsi="Consolas"/>
-                <w:sz w:val="20"/>
-                <w:szCs w:val="20"/>
-                <w:lang w:val="en-US"/>
-              </w:rPr>
-              <w:t xml:space="preserve"> int auto_increment primary key,</w:t>
+              <w:t>id_almacen</w:t>
+            </w:r>
+            <w:proofErr w:type="spellEnd"/>
+            <w:r>
+              <w:rPr>
+                <w:rFonts w:ascii="Consolas" w:hAnsi="Consolas"/>
+                <w:sz w:val="20"/>
+                <w:szCs w:val="20"/>
+                <w:lang w:val="en-US"/>
+              </w:rPr>
+              <w:t xml:space="preserve"> int </w:t>
+            </w:r>
+            <w:proofErr w:type="spellStart"/>
+            <w:r>
+              <w:rPr>
+                <w:rFonts w:ascii="Consolas" w:hAnsi="Consolas"/>
+                <w:sz w:val="20"/>
+                <w:szCs w:val="20"/>
+                <w:lang w:val="en-US"/>
+              </w:rPr>
+              <w:t>auto_increment</w:t>
+            </w:r>
+            <w:proofErr w:type="spellEnd"/>
+            <w:r>
+              <w:rPr>
+                <w:rFonts w:ascii="Consolas" w:hAnsi="Consolas"/>
+                <w:sz w:val="20"/>
+                <w:szCs w:val="20"/>
+                <w:lang w:val="en-US"/>
+              </w:rPr>
+              <w:t xml:space="preserve"> primary key,</w:t>
             </w:r>
           </w:p>
           <w:p>
@@ -4500,28 +6096,79 @@
                 <w:rFonts w:ascii="Consolas" w:hAnsi="Consolas"/>
                 <w:sz w:val="20"/>
                 <w:szCs w:val="20"/>
-                <w:lang w:val="en-US"/>
-              </w:rPr>
-            </w:pPr>
-            <w:proofErr w:type="spellStart"/>
-            <w:r>
-              <w:rPr>
-                <w:rFonts w:ascii="Consolas" w:hAnsi="Consolas"/>
-                <w:sz w:val="20"/>
-                <w:szCs w:val="20"/>
-                <w:lang w:val="en-US"/>
-              </w:rPr>
-              <w:t>fecha</w:t>
-            </w:r>
-            <w:proofErr w:type="spellEnd"/>
-            <w:r>
-              <w:rPr>
-                <w:rFonts w:ascii="Consolas" w:hAnsi="Consolas"/>
-                <w:sz w:val="20"/>
-                <w:szCs w:val="20"/>
-                <w:lang w:val="en-US"/>
-              </w:rPr>
-              <w:t xml:space="preserve"> datetime not null,</w:t>
+              </w:rPr>
+            </w:pPr>
+            <w:proofErr w:type="spellStart"/>
+            <w:r>
+              <w:rPr>
+                <w:rFonts w:ascii="Consolas" w:hAnsi="Consolas"/>
+                <w:sz w:val="20"/>
+                <w:szCs w:val="20"/>
+              </w:rPr>
+              <w:t>nombre_almacen</w:t>
+            </w:r>
+            <w:proofErr w:type="spellEnd"/>
+            <w:r>
+              <w:rPr>
+                <w:rFonts w:ascii="Consolas" w:hAnsi="Consolas"/>
+                <w:sz w:val="20"/>
+                <w:szCs w:val="20"/>
+              </w:rPr>
+              <w:t xml:space="preserve"> </w:t>
+            </w:r>
+            <w:proofErr w:type="spellStart"/>
+            <w:r>
+              <w:rPr>
+                <w:rFonts w:ascii="Consolas" w:hAnsi="Consolas"/>
+                <w:sz w:val="20"/>
+                <w:szCs w:val="20"/>
+              </w:rPr>
+              <w:t>varchar</w:t>
+            </w:r>
+            <w:proofErr w:type="spellEnd"/>
+            <w:r>
+              <w:rPr>
+                <w:rFonts w:ascii="Consolas" w:hAnsi="Consolas"/>
+                <w:sz w:val="20"/>
+                <w:szCs w:val="20"/>
+              </w:rPr>
+              <w:t xml:space="preserve">(50) </w:t>
+            </w:r>
+            <w:proofErr w:type="spellStart"/>
+            <w:r>
+              <w:rPr>
+                <w:rFonts w:ascii="Consolas" w:hAnsi="Consolas"/>
+                <w:sz w:val="20"/>
+                <w:szCs w:val="20"/>
+              </w:rPr>
+              <w:t>not</w:t>
+            </w:r>
+            <w:proofErr w:type="spellEnd"/>
+            <w:r>
+              <w:rPr>
+                <w:rFonts w:ascii="Consolas" w:hAnsi="Consolas"/>
+                <w:sz w:val="20"/>
+                <w:szCs w:val="20"/>
+              </w:rPr>
+              <w:t xml:space="preserve"> </w:t>
+            </w:r>
+            <w:proofErr w:type="spellStart"/>
+            <w:r>
+              <w:rPr>
+                <w:rFonts w:ascii="Consolas" w:hAnsi="Consolas"/>
+                <w:sz w:val="20"/>
+                <w:szCs w:val="20"/>
+              </w:rPr>
+              <w:t>null</w:t>
+            </w:r>
+            <w:proofErr w:type="spellEnd"/>
+            <w:r>
+              <w:rPr>
+                <w:rFonts w:ascii="Consolas" w:hAnsi="Consolas"/>
+                <w:sz w:val="20"/>
+                <w:szCs w:val="20"/>
+              </w:rPr>
+              <w:t>,</w:t>
             </w:r>
           </w:p>
           <w:p>
@@ -4533,42 +6180,14 @@
                 <w:szCs w:val="20"/>
               </w:rPr>
             </w:pPr>
-            <w:proofErr w:type="gramStart"/>
-            <w:r>
-              <w:rPr>
-                <w:rFonts w:ascii="Consolas" w:hAnsi="Consolas"/>
-                <w:sz w:val="20"/>
-                <w:szCs w:val="20"/>
-              </w:rPr>
-              <w:t>total</w:t>
-            </w:r>
-            <w:proofErr w:type="gramEnd"/>
-            <w:r>
-              <w:rPr>
-                <w:rFonts w:ascii="Consolas" w:hAnsi="Consolas"/>
-                <w:sz w:val="20"/>
-                <w:szCs w:val="20"/>
-              </w:rPr>
-              <w:t xml:space="preserve"> decimal(10,2),</w:t>
-            </w:r>
-          </w:p>
-          <w:p>
-            <w:pPr>
-              <w:jc w:val="both"/>
-              <w:rPr>
-                <w:rFonts w:ascii="Consolas" w:hAnsi="Consolas"/>
-                <w:sz w:val="20"/>
-                <w:szCs w:val="20"/>
-              </w:rPr>
-            </w:pPr>
-            <w:proofErr w:type="spellStart"/>
-            <w:r>
-              <w:rPr>
-                <w:rFonts w:ascii="Consolas" w:hAnsi="Consolas"/>
-                <w:sz w:val="20"/>
-                <w:szCs w:val="20"/>
-              </w:rPr>
-              <w:t>id_usuario</w:t>
+            <w:proofErr w:type="spellStart"/>
+            <w:r>
+              <w:rPr>
+                <w:rFonts w:ascii="Consolas" w:hAnsi="Consolas"/>
+                <w:sz w:val="20"/>
+                <w:szCs w:val="20"/>
+              </w:rPr>
+              <w:t>ubicacion_almacen</w:t>
             </w:r>
             <w:proofErr w:type="spellEnd"/>
             <w:r>
@@ -4586,35 +6205,25 @@
                 <w:sz w:val="20"/>
                 <w:szCs w:val="20"/>
               </w:rPr>
-              <w:t>int</w:t>
-            </w:r>
-            <w:proofErr w:type="spellEnd"/>
-            <w:r>
-              <w:rPr>
-                <w:rFonts w:ascii="Consolas" w:hAnsi="Consolas"/>
-                <w:sz w:val="20"/>
-                <w:szCs w:val="20"/>
-              </w:rPr>
-              <w:t>,</w:t>
-            </w:r>
-          </w:p>
-          <w:p>
-            <w:pPr>
-              <w:jc w:val="both"/>
-              <w:rPr>
-                <w:rFonts w:ascii="Consolas" w:hAnsi="Consolas"/>
-                <w:sz w:val="20"/>
-                <w:szCs w:val="20"/>
-              </w:rPr>
-            </w:pPr>
-            <w:proofErr w:type="spellStart"/>
-            <w:r>
-              <w:rPr>
-                <w:rFonts w:ascii="Consolas" w:hAnsi="Consolas"/>
-                <w:sz w:val="20"/>
-                <w:szCs w:val="20"/>
-              </w:rPr>
-              <w:t>foreign</w:t>
+              <w:t>varchar</w:t>
+            </w:r>
+            <w:proofErr w:type="spellEnd"/>
+            <w:r>
+              <w:rPr>
+                <w:rFonts w:ascii="Consolas" w:hAnsi="Consolas"/>
+                <w:sz w:val="20"/>
+                <w:szCs w:val="20"/>
+              </w:rPr>
+              <w:t xml:space="preserve">(80) </w:t>
+            </w:r>
+            <w:proofErr w:type="spellStart"/>
+            <w:r>
+              <w:rPr>
+                <w:rFonts w:ascii="Consolas" w:hAnsi="Consolas"/>
+                <w:sz w:val="20"/>
+                <w:szCs w:val="20"/>
+              </w:rPr>
+              <w:t>not</w:t>
             </w:r>
             <w:proofErr w:type="spellEnd"/>
             <w:r>
@@ -4632,71 +6241,9 @@
                 <w:sz w:val="20"/>
                 <w:szCs w:val="20"/>
               </w:rPr>
-              <w:t>key</w:t>
-            </w:r>
-            <w:proofErr w:type="spellEnd"/>
-            <w:r>
-              <w:rPr>
-                <w:rFonts w:ascii="Consolas" w:hAnsi="Consolas"/>
-                <w:sz w:val="20"/>
-                <w:szCs w:val="20"/>
-              </w:rPr>
-              <w:t xml:space="preserve"> (</w:t>
-            </w:r>
-            <w:proofErr w:type="spellStart"/>
-            <w:r>
-              <w:rPr>
-                <w:rFonts w:ascii="Consolas" w:hAnsi="Consolas"/>
-                <w:sz w:val="20"/>
-                <w:szCs w:val="20"/>
-              </w:rPr>
-              <w:t>id_empleado</w:t>
-            </w:r>
-            <w:proofErr w:type="spellEnd"/>
-            <w:r>
-              <w:rPr>
-                <w:rFonts w:ascii="Consolas" w:hAnsi="Consolas"/>
-                <w:sz w:val="20"/>
-                <w:szCs w:val="20"/>
-              </w:rPr>
-              <w:t xml:space="preserve">) </w:t>
-            </w:r>
-            <w:proofErr w:type="spellStart"/>
-            <w:r>
-              <w:rPr>
-                <w:rFonts w:ascii="Consolas" w:hAnsi="Consolas"/>
-                <w:sz w:val="20"/>
-                <w:szCs w:val="20"/>
-              </w:rPr>
-              <w:t>references</w:t>
-            </w:r>
-            <w:proofErr w:type="spellEnd"/>
-            <w:r>
-              <w:rPr>
-                <w:rFonts w:ascii="Consolas" w:hAnsi="Consolas"/>
-                <w:sz w:val="20"/>
-                <w:szCs w:val="20"/>
-              </w:rPr>
-              <w:t xml:space="preserve"> empleados(</w:t>
-            </w:r>
-            <w:proofErr w:type="spellStart"/>
-            <w:r>
-              <w:rPr>
-                <w:rFonts w:ascii="Consolas" w:hAnsi="Consolas"/>
-                <w:sz w:val="20"/>
-                <w:szCs w:val="20"/>
-              </w:rPr>
-              <w:t>id_empleado</w:t>
-            </w:r>
-            <w:proofErr w:type="spellEnd"/>
-            <w:r>
-              <w:rPr>
-                <w:rFonts w:ascii="Consolas" w:hAnsi="Consolas"/>
-                <w:sz w:val="20"/>
-                <w:szCs w:val="20"/>
-              </w:rPr>
-              <w:t>)</w:t>
-            </w:r>
+              <w:t>null</w:t>
+            </w:r>
+            <w:proofErr w:type="spellEnd"/>
           </w:p>
           <w:p>
             <w:pPr>
@@ -4723,165 +6270,57 @@
       <w:pPr>
         <w:jc w:val="both"/>
         <w:rPr>
-          <w:b/>
-          <w:bCs/>
-          <w:sz w:val="28"/>
-          <w:szCs w:val="28"/>
-        </w:rPr>
-      </w:pPr>
-    </w:p>
-    <w:p>
-      <w:pPr>
-        <w:jc w:val="both"/>
-        <w:rPr>
-          <w:b/>
-          <w:bCs/>
-          <w:sz w:val="28"/>
-          <w:szCs w:val="28"/>
-        </w:rPr>
-      </w:pPr>
-    </w:p>
-    <w:p>
-      <w:pPr>
-        <w:jc w:val="both"/>
-        <w:rPr>
-          <w:b/>
-          <w:bCs/>
-          <w:sz w:val="28"/>
-          <w:szCs w:val="28"/>
-        </w:rPr>
-      </w:pPr>
-    </w:p>
-    <w:p>
-      <w:pPr>
-        <w:jc w:val="both"/>
-        <w:rPr>
-          <w:b/>
-          <w:bCs/>
-        </w:rPr>
-      </w:pPr>
-      <w:r>
-        <w:rPr>
-          <w:b/>
-          <w:bCs/>
-        </w:rPr>
-        <w:lastRenderedPageBreak/>
-        <w:t xml:space="preserve">Creación tabla </w:t>
-      </w:r>
-      <w:proofErr w:type="spellStart"/>
-      <w:r>
-        <w:rPr>
-          <w:b/>
-          <w:bCs/>
-        </w:rPr>
-        <w:t>detalle_venta</w:t>
-      </w:r>
-      <w:proofErr w:type="spellEnd"/>
-      <w:r>
-        <w:rPr>
-          <w:b/>
-          <w:bCs/>
-        </w:rPr>
-        <w:t>:</w:t>
-      </w:r>
-    </w:p>
-    <w:p>
-      <w:pPr>
-        <w:jc w:val="both"/>
-        <w:rPr>
           <w:sz w:val="20"/>
           <w:szCs w:val="20"/>
         </w:rPr>
       </w:pPr>
-      <w:r>
+    </w:p>
+    <w:p>
+      <w:pPr>
+        <w:jc w:val="both"/>
+        <w:rPr>
+          <w:b/>
+          <w:bCs/>
+        </w:rPr>
+      </w:pPr>
+      <w:r>
+        <w:rPr>
+          <w:b/>
+          <w:bCs/>
+        </w:rPr>
+        <w:t>Creación tabla inventario:</w:t>
+      </w:r>
+    </w:p>
+    <w:p>
+      <w:pPr>
+        <w:jc w:val="both"/>
         <w:rPr>
           <w:sz w:val="20"/>
           <w:szCs w:val="20"/>
         </w:rPr>
-        <w:t xml:space="preserve">La tabla de </w:t>
-      </w:r>
-      <w:proofErr w:type="spellStart"/>
+      </w:pPr>
       <w:r>
         <w:rPr>
           <w:sz w:val="20"/>
           <w:szCs w:val="20"/>
         </w:rPr>
-        <w:t>detalle_venta</w:t>
-      </w:r>
-      <w:proofErr w:type="spellEnd"/>
+        <w:t xml:space="preserve">Para registrar la cantidad de productos disponibles en cada </w:t>
+      </w:r>
+      <w:proofErr w:type="spellStart"/>
       <w:r>
         <w:rPr>
           <w:sz w:val="20"/>
           <w:szCs w:val="20"/>
         </w:rPr>
-        <w:t xml:space="preserve">, almacena </w:t>
-      </w:r>
+        <w:t>almacen</w:t>
+      </w:r>
+      <w:proofErr w:type="spellEnd"/>
       <w:r>
         <w:rPr>
           <w:sz w:val="20"/>
           <w:szCs w:val="20"/>
         </w:rPr>
-        <w:t>más</w:t>
-      </w:r>
-      <w:r>
-        <w:rPr>
-          <w:sz w:val="20"/>
-          <w:szCs w:val="20"/>
-        </w:rPr>
-        <w:t xml:space="preserve"> detalladamente </w:t>
-      </w:r>
-      <w:r>
-        <w:rPr>
-          <w:sz w:val="20"/>
-          <w:szCs w:val="20"/>
-        </w:rPr>
-        <w:t>a la información</w:t>
-      </w:r>
-      <w:r>
-        <w:rPr>
-          <w:sz w:val="20"/>
-          <w:szCs w:val="20"/>
-        </w:rPr>
-        <w:t xml:space="preserve"> de cada venta, permitiendo registrar</w:t>
-      </w:r>
-      <w:r>
-        <w:rPr>
-          <w:sz w:val="20"/>
-          <w:szCs w:val="20"/>
-        </w:rPr>
-        <w:t xml:space="preserve"> varios productos por venta y referenciando al detalle general de la venta en específico.</w:t>
-      </w:r>
-    </w:p>
-    <w:p>
-      <w:pPr>
-        <w:jc w:val="both"/>
-        <w:rPr>
-          <w:sz w:val="20"/>
-          <w:szCs w:val="20"/>
-        </w:rPr>
-      </w:pPr>
-      <w:r>
-        <w:rPr>
-          <w:sz w:val="20"/>
-          <w:szCs w:val="20"/>
-        </w:rPr>
-        <w:t xml:space="preserve">La tabla </w:t>
-      </w:r>
-      <w:proofErr w:type="spellStart"/>
-      <w:r>
-        <w:rPr>
-          <w:sz w:val="20"/>
-          <w:szCs w:val="20"/>
-        </w:rPr>
-        <w:t>detalle_venta</w:t>
-      </w:r>
-      <w:proofErr w:type="spellEnd"/>
-      <w:r>
-        <w:rPr>
-          <w:sz w:val="20"/>
-          <w:szCs w:val="20"/>
-        </w:rPr>
-        <w:t xml:space="preserve">, fue creada para representar la relación muchos a muchos entre ventas y productos según las reglas de normalización. </w:t>
+        <w:t>.</w:t>
       </w:r>
     </w:p>
     <w:tbl>
@@ -4906,32 +6345,1056 @@
                 <w:rFonts w:ascii="Consolas" w:hAnsi="Consolas"/>
                 <w:sz w:val="20"/>
                 <w:szCs w:val="20"/>
-              </w:rPr>
-            </w:pPr>
-            <w:proofErr w:type="spellStart"/>
-            <w:r>
-              <w:rPr>
-                <w:rFonts w:ascii="Consolas" w:hAnsi="Consolas"/>
-                <w:sz w:val="20"/>
-                <w:szCs w:val="20"/>
-              </w:rPr>
-              <w:t>Create</w:t>
-            </w:r>
-            <w:proofErr w:type="spellEnd"/>
-            <w:r>
-              <w:rPr>
-                <w:rFonts w:ascii="Consolas" w:hAnsi="Consolas"/>
-                <w:sz w:val="20"/>
-                <w:szCs w:val="20"/>
-              </w:rPr>
-              <w:t xml:space="preserve"> table </w:t>
-            </w:r>
-            <w:proofErr w:type="spellStart"/>
-            <w:r>
-              <w:rPr>
-                <w:rFonts w:ascii="Consolas" w:hAnsi="Consolas"/>
-                <w:sz w:val="20"/>
-                <w:szCs w:val="20"/>
+                <w:lang w:val="en-US"/>
+              </w:rPr>
+            </w:pPr>
+            <w:r>
+              <w:rPr>
+                <w:rFonts w:ascii="Consolas" w:hAnsi="Consolas"/>
+                <w:sz w:val="20"/>
+                <w:szCs w:val="20"/>
+                <w:lang w:val="en-US"/>
+              </w:rPr>
+              <w:t xml:space="preserve">Create table </w:t>
+            </w:r>
+            <w:proofErr w:type="spellStart"/>
+            <w:r>
+              <w:rPr>
+                <w:rFonts w:ascii="Consolas" w:hAnsi="Consolas"/>
+                <w:sz w:val="20"/>
+                <w:szCs w:val="20"/>
+                <w:lang w:val="en-US"/>
+              </w:rPr>
+              <w:t>inventario</w:t>
+            </w:r>
+            <w:proofErr w:type="spellEnd"/>
+          </w:p>
+          <w:p>
+            <w:pPr>
+              <w:jc w:val="both"/>
+              <w:rPr>
+                <w:rFonts w:ascii="Consolas" w:hAnsi="Consolas"/>
+                <w:sz w:val="20"/>
+                <w:szCs w:val="20"/>
+                <w:lang w:val="en-US"/>
+              </w:rPr>
+            </w:pPr>
+            <w:r>
+              <w:rPr>
+                <w:rFonts w:ascii="Consolas" w:hAnsi="Consolas"/>
+                <w:sz w:val="20"/>
+                <w:szCs w:val="20"/>
+                <w:lang w:val="en-US"/>
+              </w:rPr>
+              <w:t>(</w:t>
+            </w:r>
+          </w:p>
+          <w:p>
+            <w:pPr>
+              <w:jc w:val="both"/>
+              <w:rPr>
+                <w:rFonts w:ascii="Consolas" w:hAnsi="Consolas"/>
+                <w:sz w:val="20"/>
+                <w:szCs w:val="20"/>
+                <w:lang w:val="en-US"/>
+              </w:rPr>
+            </w:pPr>
+            <w:proofErr w:type="spellStart"/>
+            <w:r>
+              <w:rPr>
+                <w:rFonts w:ascii="Consolas" w:hAnsi="Consolas"/>
+                <w:sz w:val="20"/>
+                <w:szCs w:val="20"/>
+                <w:lang w:val="en-US"/>
+              </w:rPr>
+              <w:t>id_inventario</w:t>
+            </w:r>
+            <w:proofErr w:type="spellEnd"/>
+            <w:r>
+              <w:rPr>
+                <w:rFonts w:ascii="Consolas" w:hAnsi="Consolas"/>
+                <w:sz w:val="20"/>
+                <w:szCs w:val="20"/>
+                <w:lang w:val="en-US"/>
+              </w:rPr>
+              <w:t xml:space="preserve"> int </w:t>
+            </w:r>
+            <w:proofErr w:type="spellStart"/>
+            <w:r>
+              <w:rPr>
+                <w:rFonts w:ascii="Consolas" w:hAnsi="Consolas"/>
+                <w:sz w:val="20"/>
+                <w:szCs w:val="20"/>
+                <w:lang w:val="en-US"/>
+              </w:rPr>
+              <w:t>auto_increment</w:t>
+            </w:r>
+            <w:proofErr w:type="spellEnd"/>
+            <w:r>
+              <w:rPr>
+                <w:rFonts w:ascii="Consolas" w:hAnsi="Consolas"/>
+                <w:sz w:val="20"/>
+                <w:szCs w:val="20"/>
+                <w:lang w:val="en-US"/>
+              </w:rPr>
+              <w:t xml:space="preserve"> primary key,</w:t>
+            </w:r>
+          </w:p>
+          <w:p>
+            <w:pPr>
+              <w:jc w:val="both"/>
+              <w:rPr>
+                <w:rFonts w:ascii="Consolas" w:hAnsi="Consolas"/>
+                <w:sz w:val="20"/>
+                <w:szCs w:val="20"/>
+                <w:lang w:val="en-US"/>
+              </w:rPr>
+            </w:pPr>
+            <w:proofErr w:type="spellStart"/>
+            <w:r>
+              <w:rPr>
+                <w:rFonts w:ascii="Consolas" w:hAnsi="Consolas"/>
+                <w:sz w:val="20"/>
+                <w:szCs w:val="20"/>
+                <w:lang w:val="en-US"/>
+              </w:rPr>
+              <w:t>id_producto</w:t>
+            </w:r>
+            <w:proofErr w:type="spellEnd"/>
+            <w:r>
+              <w:rPr>
+                <w:rFonts w:ascii="Consolas" w:hAnsi="Consolas"/>
+                <w:sz w:val="20"/>
+                <w:szCs w:val="20"/>
+                <w:lang w:val="en-US"/>
+              </w:rPr>
+              <w:t xml:space="preserve"> int not null,</w:t>
+            </w:r>
+          </w:p>
+          <w:p>
+            <w:pPr>
+              <w:jc w:val="both"/>
+              <w:rPr>
+                <w:rFonts w:ascii="Consolas" w:hAnsi="Consolas"/>
+                <w:sz w:val="20"/>
+                <w:szCs w:val="20"/>
+                <w:lang w:val="en-US"/>
+              </w:rPr>
+            </w:pPr>
+            <w:proofErr w:type="spellStart"/>
+            <w:r>
+              <w:rPr>
+                <w:rFonts w:ascii="Consolas" w:hAnsi="Consolas"/>
+                <w:sz w:val="20"/>
+                <w:szCs w:val="20"/>
+                <w:lang w:val="en-US"/>
+              </w:rPr>
+              <w:t>id_almacen</w:t>
+            </w:r>
+            <w:proofErr w:type="spellEnd"/>
+            <w:r>
+              <w:rPr>
+                <w:rFonts w:ascii="Consolas" w:hAnsi="Consolas"/>
+                <w:sz w:val="20"/>
+                <w:szCs w:val="20"/>
+                <w:lang w:val="en-US"/>
+              </w:rPr>
+              <w:t xml:space="preserve"> int not null,</w:t>
+            </w:r>
+          </w:p>
+          <w:p>
+            <w:pPr>
+              <w:jc w:val="both"/>
+              <w:rPr>
+                <w:rFonts w:ascii="Consolas" w:hAnsi="Consolas"/>
+                <w:sz w:val="20"/>
+                <w:szCs w:val="20"/>
+                <w:lang w:val="en-US"/>
+              </w:rPr>
+            </w:pPr>
+            <w:r>
+              <w:rPr>
+                <w:rFonts w:ascii="Consolas" w:hAnsi="Consolas"/>
+                <w:sz w:val="20"/>
+                <w:szCs w:val="20"/>
+                <w:lang w:val="en-US"/>
+              </w:rPr>
+              <w:t>stock int not null,</w:t>
+            </w:r>
+          </w:p>
+          <w:p>
+            <w:pPr>
+              <w:jc w:val="both"/>
+              <w:rPr>
+                <w:rFonts w:ascii="Consolas" w:hAnsi="Consolas"/>
+                <w:sz w:val="20"/>
+                <w:szCs w:val="20"/>
+                <w:lang w:val="en-US"/>
+              </w:rPr>
+            </w:pPr>
+            <w:proofErr w:type="spellStart"/>
+            <w:r>
+              <w:rPr>
+                <w:rFonts w:ascii="Consolas" w:hAnsi="Consolas"/>
+                <w:sz w:val="20"/>
+                <w:szCs w:val="20"/>
+                <w:lang w:val="en-US"/>
+              </w:rPr>
+              <w:t>ubicacion_interna</w:t>
+            </w:r>
+            <w:proofErr w:type="spellEnd"/>
+            <w:r>
+              <w:rPr>
+                <w:rFonts w:ascii="Consolas" w:hAnsi="Consolas"/>
+                <w:sz w:val="20"/>
+                <w:szCs w:val="20"/>
+                <w:lang w:val="en-US"/>
+              </w:rPr>
+              <w:t xml:space="preserve"> </w:t>
+            </w:r>
+            <w:proofErr w:type="gramStart"/>
+            <w:r>
+              <w:rPr>
+                <w:rFonts w:ascii="Consolas" w:hAnsi="Consolas"/>
+                <w:sz w:val="20"/>
+                <w:szCs w:val="20"/>
+                <w:lang w:val="en-US"/>
+              </w:rPr>
+              <w:t>varchar(</w:t>
+            </w:r>
+            <w:proofErr w:type="gramEnd"/>
+            <w:r>
+              <w:rPr>
+                <w:rFonts w:ascii="Consolas" w:hAnsi="Consolas"/>
+                <w:sz w:val="20"/>
+                <w:szCs w:val="20"/>
+                <w:lang w:val="en-US"/>
+              </w:rPr>
+              <w:t>80),</w:t>
+            </w:r>
+          </w:p>
+          <w:p>
+            <w:pPr>
+              <w:jc w:val="both"/>
+              <w:rPr>
+                <w:rFonts w:ascii="Consolas" w:hAnsi="Consolas"/>
+                <w:sz w:val="20"/>
+                <w:szCs w:val="20"/>
+                <w:lang w:val="en-US"/>
+              </w:rPr>
+            </w:pPr>
+            <w:r>
+              <w:rPr>
+                <w:rFonts w:ascii="Consolas" w:hAnsi="Consolas"/>
+                <w:sz w:val="20"/>
+                <w:szCs w:val="20"/>
+                <w:lang w:val="en-US"/>
+              </w:rPr>
+              <w:t>foreign key (</w:t>
+            </w:r>
+            <w:proofErr w:type="spellStart"/>
+            <w:r>
+              <w:rPr>
+                <w:rFonts w:ascii="Consolas" w:hAnsi="Consolas"/>
+                <w:sz w:val="20"/>
+                <w:szCs w:val="20"/>
+                <w:lang w:val="en-US"/>
+              </w:rPr>
+              <w:t>id_producto</w:t>
+            </w:r>
+            <w:proofErr w:type="spellEnd"/>
+            <w:r>
+              <w:rPr>
+                <w:rFonts w:ascii="Consolas" w:hAnsi="Consolas"/>
+                <w:sz w:val="20"/>
+                <w:szCs w:val="20"/>
+                <w:lang w:val="en-US"/>
+              </w:rPr>
+              <w:t xml:space="preserve">) references </w:t>
+            </w:r>
+            <w:proofErr w:type="spellStart"/>
+            <w:r>
+              <w:rPr>
+                <w:rFonts w:ascii="Consolas" w:hAnsi="Consolas"/>
+                <w:sz w:val="20"/>
+                <w:szCs w:val="20"/>
+                <w:lang w:val="en-US"/>
+              </w:rPr>
+              <w:t>producto</w:t>
+            </w:r>
+            <w:proofErr w:type="spellEnd"/>
+            <w:r>
+              <w:rPr>
+                <w:rFonts w:ascii="Consolas" w:hAnsi="Consolas"/>
+                <w:sz w:val="20"/>
+                <w:szCs w:val="20"/>
+                <w:lang w:val="en-US"/>
+              </w:rPr>
+              <w:t>(</w:t>
+            </w:r>
+            <w:proofErr w:type="spellStart"/>
+            <w:r>
+              <w:rPr>
+                <w:rFonts w:ascii="Consolas" w:hAnsi="Consolas"/>
+                <w:sz w:val="20"/>
+                <w:szCs w:val="20"/>
+                <w:lang w:val="en-US"/>
+              </w:rPr>
+              <w:t>id_producto</w:t>
+            </w:r>
+            <w:proofErr w:type="spellEnd"/>
+            <w:r>
+              <w:rPr>
+                <w:rFonts w:ascii="Consolas" w:hAnsi="Consolas"/>
+                <w:sz w:val="20"/>
+                <w:szCs w:val="20"/>
+                <w:lang w:val="en-US"/>
+              </w:rPr>
+              <w:t>),</w:t>
+            </w:r>
+          </w:p>
+          <w:p>
+            <w:pPr>
+              <w:jc w:val="both"/>
+              <w:rPr>
+                <w:rFonts w:ascii="Consolas" w:hAnsi="Consolas"/>
+                <w:sz w:val="20"/>
+                <w:szCs w:val="20"/>
+              </w:rPr>
+            </w:pPr>
+            <w:proofErr w:type="spellStart"/>
+            <w:r>
+              <w:rPr>
+                <w:rFonts w:ascii="Consolas" w:hAnsi="Consolas"/>
+                <w:sz w:val="20"/>
+                <w:szCs w:val="20"/>
+              </w:rPr>
+              <w:t>foreign</w:t>
+            </w:r>
+            <w:proofErr w:type="spellEnd"/>
+            <w:r>
+              <w:rPr>
+                <w:rFonts w:ascii="Consolas" w:hAnsi="Consolas"/>
+                <w:sz w:val="20"/>
+                <w:szCs w:val="20"/>
+              </w:rPr>
+              <w:t xml:space="preserve"> </w:t>
+            </w:r>
+            <w:proofErr w:type="spellStart"/>
+            <w:r>
+              <w:rPr>
+                <w:rFonts w:ascii="Consolas" w:hAnsi="Consolas"/>
+                <w:sz w:val="20"/>
+                <w:szCs w:val="20"/>
+              </w:rPr>
+              <w:t>key</w:t>
+            </w:r>
+            <w:proofErr w:type="spellEnd"/>
+            <w:r>
+              <w:rPr>
+                <w:rFonts w:ascii="Consolas" w:hAnsi="Consolas"/>
+                <w:sz w:val="20"/>
+                <w:szCs w:val="20"/>
+              </w:rPr>
+              <w:t xml:space="preserve"> (</w:t>
+            </w:r>
+            <w:proofErr w:type="spellStart"/>
+            <w:r>
+              <w:rPr>
+                <w:rFonts w:ascii="Consolas" w:hAnsi="Consolas"/>
+                <w:sz w:val="20"/>
+                <w:szCs w:val="20"/>
+              </w:rPr>
+              <w:t>id_almacen</w:t>
+            </w:r>
+            <w:proofErr w:type="spellEnd"/>
+            <w:r>
+              <w:rPr>
+                <w:rFonts w:ascii="Consolas" w:hAnsi="Consolas"/>
+                <w:sz w:val="20"/>
+                <w:szCs w:val="20"/>
+              </w:rPr>
+              <w:t xml:space="preserve">)  </w:t>
+            </w:r>
+            <w:proofErr w:type="spellStart"/>
+            <w:r>
+              <w:rPr>
+                <w:rFonts w:ascii="Consolas" w:hAnsi="Consolas"/>
+                <w:sz w:val="20"/>
+                <w:szCs w:val="20"/>
+              </w:rPr>
+              <w:t>references</w:t>
+            </w:r>
+            <w:proofErr w:type="spellEnd"/>
+            <w:r>
+              <w:rPr>
+                <w:rFonts w:ascii="Consolas" w:hAnsi="Consolas"/>
+                <w:sz w:val="20"/>
+                <w:szCs w:val="20"/>
+              </w:rPr>
+              <w:t xml:space="preserve"> </w:t>
+            </w:r>
+            <w:proofErr w:type="spellStart"/>
+            <w:r>
+              <w:rPr>
+                <w:rFonts w:ascii="Consolas" w:hAnsi="Consolas"/>
+                <w:sz w:val="20"/>
+                <w:szCs w:val="20"/>
+              </w:rPr>
+              <w:t>almacen</w:t>
+            </w:r>
+            <w:proofErr w:type="spellEnd"/>
+            <w:r>
+              <w:rPr>
+                <w:rFonts w:ascii="Consolas" w:hAnsi="Consolas"/>
+                <w:sz w:val="20"/>
+                <w:szCs w:val="20"/>
+              </w:rPr>
+              <w:t>(</w:t>
+            </w:r>
+            <w:proofErr w:type="spellStart"/>
+            <w:r>
+              <w:rPr>
+                <w:rFonts w:ascii="Consolas" w:hAnsi="Consolas"/>
+                <w:sz w:val="20"/>
+                <w:szCs w:val="20"/>
+              </w:rPr>
+              <w:t>id_almacen</w:t>
+            </w:r>
+            <w:proofErr w:type="spellEnd"/>
+            <w:r>
+              <w:rPr>
+                <w:rFonts w:ascii="Consolas" w:hAnsi="Consolas"/>
+                <w:sz w:val="20"/>
+                <w:szCs w:val="20"/>
+              </w:rPr>
+              <w:t>)</w:t>
+            </w:r>
+          </w:p>
+          <w:p>
+            <w:pPr>
+              <w:jc w:val="both"/>
+              <w:rPr>
+                <w:rFonts w:ascii="Consolas" w:hAnsi="Consolas"/>
+                <w:sz w:val="20"/>
+                <w:szCs w:val="20"/>
+              </w:rPr>
+            </w:pPr>
+            <w:r>
+              <w:rPr>
+                <w:rFonts w:ascii="Consolas" w:hAnsi="Consolas"/>
+                <w:sz w:val="20"/>
+                <w:szCs w:val="20"/>
+              </w:rPr>
+              <w:t>);</w:t>
+            </w:r>
+          </w:p>
+        </w:tc>
+      </w:tr>
+    </w:tbl>
+    <w:p>
+      <w:pPr>
+        <w:jc w:val="both"/>
+        <w:rPr>
+          <w:sz w:val="20"/>
+          <w:szCs w:val="20"/>
+        </w:rPr>
+      </w:pPr>
+    </w:p>
+    <w:p>
+      <w:pPr>
+        <w:jc w:val="both"/>
+        <w:rPr>
+          <w:b/>
+          <w:bCs/>
+        </w:rPr>
+      </w:pPr>
+    </w:p>
+    <w:p>
+      <w:pPr>
+        <w:jc w:val="both"/>
+        <w:rPr>
+          <w:b/>
+          <w:bCs/>
+        </w:rPr>
+      </w:pPr>
+    </w:p>
+    <w:p>
+      <w:pPr>
+        <w:jc w:val="both"/>
+        <w:rPr>
+          <w:b/>
+          <w:bCs/>
+        </w:rPr>
+      </w:pPr>
+    </w:p>
+    <w:p>
+      <w:pPr>
+        <w:jc w:val="both"/>
+        <w:rPr>
+          <w:b/>
+          <w:bCs/>
+        </w:rPr>
+      </w:pPr>
+    </w:p>
+    <w:p>
+      <w:pPr>
+        <w:jc w:val="both"/>
+        <w:rPr>
+          <w:b/>
+          <w:bCs/>
+        </w:rPr>
+      </w:pPr>
+    </w:p>
+    <w:p>
+      <w:pPr>
+        <w:jc w:val="both"/>
+        <w:rPr>
+          <w:b/>
+          <w:bCs/>
+        </w:rPr>
+      </w:pPr>
+    </w:p>
+    <w:p>
+      <w:pPr>
+        <w:jc w:val="both"/>
+        <w:rPr>
+          <w:b/>
+          <w:bCs/>
+        </w:rPr>
+      </w:pPr>
+      <w:r>
+        <w:rPr>
+          <w:b/>
+          <w:bCs/>
+        </w:rPr>
+        <w:lastRenderedPageBreak/>
+        <w:br/>
+      </w:r>
+      <w:r>
+        <w:rPr>
+          <w:b/>
+          <w:bCs/>
+        </w:rPr>
+        <w:t>Creación tabla venta:</w:t>
+      </w:r>
+    </w:p>
+    <w:p>
+      <w:pPr>
+        <w:jc w:val="both"/>
+        <w:rPr>
+          <w:sz w:val="20"/>
+          <w:szCs w:val="20"/>
+        </w:rPr>
+      </w:pPr>
+      <w:r>
+        <w:rPr>
+          <w:sz w:val="20"/>
+          <w:szCs w:val="20"/>
+        </w:rPr>
+        <w:t xml:space="preserve">La </w:t>
+      </w:r>
+      <w:r>
+        <w:rPr>
+          <w:sz w:val="20"/>
+          <w:szCs w:val="20"/>
+        </w:rPr>
+        <w:t xml:space="preserve">tabla ventas, muestra la transacción que realizan los empleados al vender los productos, identificando la fecha, el total de la venta y el empleado que hizo dicha venta, esto para llevar un control de comisiones por venta. </w:t>
+      </w:r>
+    </w:p>
+    <w:tbl>
+      <w:tblPr>
+        <w:tblStyle w:val="Tablaconcuadrcula"/>
+        <w:tblW w:w="0" w:type="auto"/>
+        <w:tblLook w:val="04A0" w:firstRow="1" w:lastRow="0" w:firstColumn="1" w:lastColumn="0" w:noHBand="0" w:noVBand="1"/>
+      </w:tblPr>
+      <w:tblGrid>
+        <w:gridCol w:w="9350"/>
+      </w:tblGrid>
+      <w:tr>
+        <w:tc>
+          <w:tcPr>
+            <w:tcW w:w="9350" w:type="dxa"/>
+            <w:shd w:val="clear" w:color="auto" w:fill="D1D1D1" w:themeFill="background2" w:themeFillShade="E6"/>
+          </w:tcPr>
+          <w:p>
+            <w:pPr>
+              <w:jc w:val="both"/>
+              <w:rPr>
+                <w:rFonts w:ascii="Consolas" w:hAnsi="Consolas"/>
+                <w:sz w:val="20"/>
+                <w:szCs w:val="20"/>
+                <w:lang w:val="en-US"/>
+              </w:rPr>
+            </w:pPr>
+            <w:r>
+              <w:rPr>
+                <w:rFonts w:ascii="Consolas" w:hAnsi="Consolas"/>
+                <w:sz w:val="20"/>
+                <w:szCs w:val="20"/>
+                <w:lang w:val="en-US"/>
+              </w:rPr>
+              <w:t xml:space="preserve">Create table </w:t>
+            </w:r>
+            <w:proofErr w:type="spellStart"/>
+            <w:r>
+              <w:rPr>
+                <w:rFonts w:ascii="Consolas" w:hAnsi="Consolas"/>
+                <w:sz w:val="20"/>
+                <w:szCs w:val="20"/>
+                <w:lang w:val="en-US"/>
+              </w:rPr>
+              <w:t>venta</w:t>
+            </w:r>
+            <w:proofErr w:type="spellEnd"/>
+          </w:p>
+          <w:p>
+            <w:pPr>
+              <w:jc w:val="both"/>
+              <w:rPr>
+                <w:rFonts w:ascii="Consolas" w:hAnsi="Consolas"/>
+                <w:sz w:val="20"/>
+                <w:szCs w:val="20"/>
+                <w:lang w:val="en-US"/>
+              </w:rPr>
+            </w:pPr>
+            <w:r>
+              <w:rPr>
+                <w:rFonts w:ascii="Consolas" w:hAnsi="Consolas"/>
+                <w:sz w:val="20"/>
+                <w:szCs w:val="20"/>
+                <w:lang w:val="en-US"/>
+              </w:rPr>
+              <w:t>(</w:t>
+            </w:r>
+          </w:p>
+          <w:p>
+            <w:pPr>
+              <w:jc w:val="both"/>
+              <w:rPr>
+                <w:rFonts w:ascii="Consolas" w:hAnsi="Consolas"/>
+                <w:sz w:val="20"/>
+                <w:szCs w:val="20"/>
+                <w:lang w:val="en-US"/>
+              </w:rPr>
+            </w:pPr>
+            <w:proofErr w:type="spellStart"/>
+            <w:r>
+              <w:rPr>
+                <w:rFonts w:ascii="Consolas" w:hAnsi="Consolas"/>
+                <w:sz w:val="20"/>
+                <w:szCs w:val="20"/>
+                <w:lang w:val="en-US"/>
+              </w:rPr>
+              <w:t>id_venta</w:t>
+            </w:r>
+            <w:proofErr w:type="spellEnd"/>
+            <w:r>
+              <w:rPr>
+                <w:rFonts w:ascii="Consolas" w:hAnsi="Consolas"/>
+                <w:sz w:val="20"/>
+                <w:szCs w:val="20"/>
+                <w:lang w:val="en-US"/>
+              </w:rPr>
+              <w:t xml:space="preserve"> int </w:t>
+            </w:r>
+            <w:proofErr w:type="spellStart"/>
+            <w:r>
+              <w:rPr>
+                <w:rFonts w:ascii="Consolas" w:hAnsi="Consolas"/>
+                <w:sz w:val="20"/>
+                <w:szCs w:val="20"/>
+                <w:lang w:val="en-US"/>
+              </w:rPr>
+              <w:t>auto_increment</w:t>
+            </w:r>
+            <w:proofErr w:type="spellEnd"/>
+            <w:r>
+              <w:rPr>
+                <w:rFonts w:ascii="Consolas" w:hAnsi="Consolas"/>
+                <w:sz w:val="20"/>
+                <w:szCs w:val="20"/>
+                <w:lang w:val="en-US"/>
+              </w:rPr>
+              <w:t xml:space="preserve"> primary key,</w:t>
+            </w:r>
+          </w:p>
+          <w:p>
+            <w:pPr>
+              <w:jc w:val="both"/>
+              <w:rPr>
+                <w:rFonts w:ascii="Consolas" w:hAnsi="Consolas"/>
+                <w:sz w:val="20"/>
+                <w:szCs w:val="20"/>
+                <w:lang w:val="en-US"/>
+              </w:rPr>
+            </w:pPr>
+            <w:proofErr w:type="spellStart"/>
+            <w:r>
+              <w:rPr>
+                <w:rFonts w:ascii="Consolas" w:hAnsi="Consolas"/>
+                <w:sz w:val="20"/>
+                <w:szCs w:val="20"/>
+                <w:lang w:val="en-US"/>
+              </w:rPr>
+              <w:t>fecha</w:t>
+            </w:r>
+            <w:proofErr w:type="spellEnd"/>
+            <w:r>
+              <w:rPr>
+                <w:rFonts w:ascii="Consolas" w:hAnsi="Consolas"/>
+                <w:sz w:val="20"/>
+                <w:szCs w:val="20"/>
+                <w:lang w:val="en-US"/>
+              </w:rPr>
+              <w:t xml:space="preserve"> datetime not null,</w:t>
+            </w:r>
+          </w:p>
+          <w:p>
+            <w:pPr>
+              <w:jc w:val="both"/>
+              <w:rPr>
+                <w:rFonts w:ascii="Consolas" w:hAnsi="Consolas"/>
+                <w:sz w:val="20"/>
+                <w:szCs w:val="20"/>
+                <w:lang w:val="en-US"/>
+              </w:rPr>
+            </w:pPr>
+            <w:r>
+              <w:rPr>
+                <w:rFonts w:ascii="Consolas" w:hAnsi="Consolas"/>
+                <w:sz w:val="20"/>
+                <w:szCs w:val="20"/>
+                <w:lang w:val="en-US"/>
+              </w:rPr>
+              <w:t xml:space="preserve">total </w:t>
+            </w:r>
+            <w:proofErr w:type="gramStart"/>
+            <w:r>
+              <w:rPr>
+                <w:rFonts w:ascii="Consolas" w:hAnsi="Consolas"/>
+                <w:sz w:val="20"/>
+                <w:szCs w:val="20"/>
+                <w:lang w:val="en-US"/>
+              </w:rPr>
+              <w:t>decimal(</w:t>
+            </w:r>
+            <w:proofErr w:type="gramEnd"/>
+            <w:r>
+              <w:rPr>
+                <w:rFonts w:ascii="Consolas" w:hAnsi="Consolas"/>
+                <w:sz w:val="20"/>
+                <w:szCs w:val="20"/>
+                <w:lang w:val="en-US"/>
+              </w:rPr>
+              <w:t>10,2) not null,</w:t>
+            </w:r>
+          </w:p>
+          <w:p>
+            <w:pPr>
+              <w:jc w:val="both"/>
+              <w:rPr>
+                <w:rFonts w:ascii="Consolas" w:hAnsi="Consolas"/>
+                <w:sz w:val="20"/>
+                <w:szCs w:val="20"/>
+                <w:lang w:val="en-US"/>
+              </w:rPr>
+            </w:pPr>
+            <w:proofErr w:type="spellStart"/>
+            <w:r>
+              <w:rPr>
+                <w:rFonts w:ascii="Consolas" w:hAnsi="Consolas"/>
+                <w:sz w:val="20"/>
+                <w:szCs w:val="20"/>
+                <w:lang w:val="en-US"/>
+              </w:rPr>
+              <w:t>id_empleado</w:t>
+            </w:r>
+            <w:proofErr w:type="spellEnd"/>
+            <w:r>
+              <w:rPr>
+                <w:rFonts w:ascii="Consolas" w:hAnsi="Consolas"/>
+                <w:sz w:val="20"/>
+                <w:szCs w:val="20"/>
+                <w:lang w:val="en-US"/>
+              </w:rPr>
+              <w:t xml:space="preserve"> int not null,</w:t>
+            </w:r>
+          </w:p>
+          <w:p>
+            <w:pPr>
+              <w:jc w:val="both"/>
+              <w:rPr>
+                <w:rFonts w:ascii="Consolas" w:hAnsi="Consolas"/>
+                <w:sz w:val="20"/>
+                <w:szCs w:val="20"/>
+                <w:lang w:val="en-US"/>
+              </w:rPr>
+            </w:pPr>
+            <w:r>
+              <w:rPr>
+                <w:rFonts w:ascii="Consolas" w:hAnsi="Consolas"/>
+                <w:sz w:val="20"/>
+                <w:szCs w:val="20"/>
+                <w:lang w:val="en-US"/>
+              </w:rPr>
+              <w:t>foreign key (</w:t>
+            </w:r>
+            <w:proofErr w:type="spellStart"/>
+            <w:r>
+              <w:rPr>
+                <w:rFonts w:ascii="Consolas" w:hAnsi="Consolas"/>
+                <w:sz w:val="20"/>
+                <w:szCs w:val="20"/>
+                <w:lang w:val="en-US"/>
+              </w:rPr>
+              <w:t>id_empleado</w:t>
+            </w:r>
+            <w:proofErr w:type="spellEnd"/>
+            <w:r>
+              <w:rPr>
+                <w:rFonts w:ascii="Consolas" w:hAnsi="Consolas"/>
+                <w:sz w:val="20"/>
+                <w:szCs w:val="20"/>
+                <w:lang w:val="en-US"/>
+              </w:rPr>
+              <w:t xml:space="preserve">) references </w:t>
+            </w:r>
+            <w:proofErr w:type="spellStart"/>
+            <w:r>
+              <w:rPr>
+                <w:rFonts w:ascii="Consolas" w:hAnsi="Consolas"/>
+                <w:sz w:val="20"/>
+                <w:szCs w:val="20"/>
+                <w:lang w:val="en-US"/>
+              </w:rPr>
+              <w:t>empleado</w:t>
+            </w:r>
+            <w:proofErr w:type="spellEnd"/>
+            <w:r>
+              <w:rPr>
+                <w:rFonts w:ascii="Consolas" w:hAnsi="Consolas"/>
+                <w:sz w:val="20"/>
+                <w:szCs w:val="20"/>
+                <w:lang w:val="en-US"/>
+              </w:rPr>
+              <w:t>(</w:t>
+            </w:r>
+            <w:proofErr w:type="spellStart"/>
+            <w:r>
+              <w:rPr>
+                <w:rFonts w:ascii="Consolas" w:hAnsi="Consolas"/>
+                <w:sz w:val="20"/>
+                <w:szCs w:val="20"/>
+                <w:lang w:val="en-US"/>
+              </w:rPr>
+              <w:t>id_empleado</w:t>
+            </w:r>
+            <w:proofErr w:type="spellEnd"/>
+            <w:r>
+              <w:rPr>
+                <w:rFonts w:ascii="Consolas" w:hAnsi="Consolas"/>
+                <w:sz w:val="20"/>
+                <w:szCs w:val="20"/>
+                <w:lang w:val="en-US"/>
+              </w:rPr>
+              <w:t>)</w:t>
+            </w:r>
+          </w:p>
+          <w:p>
+            <w:pPr>
+              <w:jc w:val="both"/>
+              <w:rPr>
+                <w:rFonts w:ascii="Consolas" w:hAnsi="Consolas"/>
+                <w:sz w:val="20"/>
+                <w:szCs w:val="20"/>
+              </w:rPr>
+            </w:pPr>
+            <w:r>
+              <w:rPr>
+                <w:rFonts w:ascii="Consolas" w:hAnsi="Consolas"/>
+                <w:sz w:val="20"/>
+                <w:szCs w:val="20"/>
+                <w:lang w:val="en-US"/>
+              </w:rPr>
+              <w:t>);</w:t>
+            </w:r>
+          </w:p>
+        </w:tc>
+      </w:tr>
+    </w:tbl>
+    <w:p>
+      <w:pPr>
+        <w:jc w:val="both"/>
+        <w:rPr>
+          <w:b/>
+          <w:bCs/>
+        </w:rPr>
+      </w:pPr>
+      <w:r>
+        <w:rPr>
+          <w:b/>
+          <w:bCs/>
+        </w:rPr>
+        <w:t xml:space="preserve">Creación tabla </w:t>
+      </w:r>
+      <w:proofErr w:type="spellStart"/>
+      <w:r>
+        <w:rPr>
+          <w:b/>
+          <w:bCs/>
+        </w:rPr>
+        <w:t>detalle_venta</w:t>
+      </w:r>
+      <w:proofErr w:type="spellEnd"/>
+      <w:r>
+        <w:rPr>
+          <w:b/>
+          <w:bCs/>
+        </w:rPr>
+        <w:t>:</w:t>
+      </w:r>
+    </w:p>
+    <w:p>
+      <w:pPr>
+        <w:jc w:val="both"/>
+        <w:rPr>
+          <w:sz w:val="20"/>
+          <w:szCs w:val="20"/>
+        </w:rPr>
+      </w:pPr>
+      <w:r>
+        <w:rPr>
+          <w:sz w:val="20"/>
+          <w:szCs w:val="20"/>
+        </w:rPr>
+        <w:t xml:space="preserve">La tabla de </w:t>
+      </w:r>
+      <w:proofErr w:type="spellStart"/>
+      <w:r>
+        <w:rPr>
+          <w:sz w:val="20"/>
+          <w:szCs w:val="20"/>
+        </w:rPr>
+        <w:t>detalle_venta</w:t>
+      </w:r>
+      <w:proofErr w:type="spellEnd"/>
+      <w:r>
+        <w:rPr>
+          <w:sz w:val="20"/>
+          <w:szCs w:val="20"/>
+        </w:rPr>
+        <w:t xml:space="preserve">, almacena </w:t>
+      </w:r>
+      <w:r>
+        <w:rPr>
+          <w:sz w:val="20"/>
+          <w:szCs w:val="20"/>
+        </w:rPr>
+        <w:t>más</w:t>
+      </w:r>
+      <w:r>
+        <w:rPr>
+          <w:sz w:val="20"/>
+          <w:szCs w:val="20"/>
+        </w:rPr>
+        <w:t xml:space="preserve"> detalladamente </w:t>
+      </w:r>
+      <w:r>
+        <w:rPr>
+          <w:sz w:val="20"/>
+          <w:szCs w:val="20"/>
+        </w:rPr>
+        <w:t>a la información</w:t>
+      </w:r>
+      <w:r>
+        <w:rPr>
+          <w:sz w:val="20"/>
+          <w:szCs w:val="20"/>
+        </w:rPr>
+        <w:t xml:space="preserve"> de cada venta, permitiendo registrar</w:t>
+      </w:r>
+      <w:r>
+        <w:rPr>
+          <w:sz w:val="20"/>
+          <w:szCs w:val="20"/>
+        </w:rPr>
+        <w:t xml:space="preserve"> varios productos por venta y referenciando al detalle general de la venta en específico.</w:t>
+      </w:r>
+    </w:p>
+    <w:p>
+      <w:pPr>
+        <w:jc w:val="both"/>
+        <w:rPr>
+          <w:sz w:val="20"/>
+          <w:szCs w:val="20"/>
+        </w:rPr>
+      </w:pPr>
+      <w:r>
+        <w:rPr>
+          <w:sz w:val="20"/>
+          <w:szCs w:val="20"/>
+        </w:rPr>
+        <w:t xml:space="preserve">La tabla </w:t>
+      </w:r>
+      <w:proofErr w:type="spellStart"/>
+      <w:r>
+        <w:rPr>
+          <w:sz w:val="20"/>
+          <w:szCs w:val="20"/>
+        </w:rPr>
+        <w:t>detalle_venta</w:t>
+      </w:r>
+      <w:proofErr w:type="spellEnd"/>
+      <w:r>
+        <w:rPr>
+          <w:sz w:val="20"/>
+          <w:szCs w:val="20"/>
+        </w:rPr>
+        <w:t xml:space="preserve">, fue creada para representar la relación muchos a muchos entre ventas y productos según las reglas de normalización. </w:t>
+      </w:r>
+    </w:p>
+    <w:tbl>
+      <w:tblPr>
+        <w:tblStyle w:val="Tablaconcuadrcula"/>
+        <w:tblW w:w="0" w:type="auto"/>
+        <w:tblLook w:val="04A0" w:firstRow="1" w:lastRow="0" w:firstColumn="1" w:lastColumn="0" w:noHBand="0" w:noVBand="1"/>
+      </w:tblPr>
+      <w:tblGrid>
+        <w:gridCol w:w="9350"/>
+      </w:tblGrid>
+      <w:tr>
+        <w:tc>
+          <w:tcPr>
+            <w:tcW w:w="9350" w:type="dxa"/>
+            <w:shd w:val="clear" w:color="auto" w:fill="D1D1D1" w:themeFill="background2" w:themeFillShade="E6"/>
+          </w:tcPr>
+          <w:p>
+            <w:pPr>
+              <w:jc w:val="both"/>
+              <w:rPr>
+                <w:rFonts w:ascii="Consolas" w:hAnsi="Consolas"/>
+                <w:sz w:val="20"/>
+                <w:szCs w:val="20"/>
+                <w:lang w:val="en-US"/>
+              </w:rPr>
+            </w:pPr>
+            <w:r>
+              <w:rPr>
+                <w:rFonts w:ascii="Consolas" w:hAnsi="Consolas"/>
+                <w:sz w:val="20"/>
+                <w:szCs w:val="20"/>
+                <w:lang w:val="en-US"/>
+              </w:rPr>
+              <w:t xml:space="preserve">Create table </w:t>
+            </w:r>
+            <w:proofErr w:type="spellStart"/>
+            <w:r>
+              <w:rPr>
+                <w:rFonts w:ascii="Consolas" w:hAnsi="Consolas"/>
+                <w:sz w:val="20"/>
+                <w:szCs w:val="20"/>
+                <w:lang w:val="en-US"/>
               </w:rPr>
               <w:t>detalle_venta</w:t>
             </w:r>
@@ -4944,13 +7407,15 @@
                 <w:rFonts w:ascii="Consolas" w:hAnsi="Consolas"/>
                 <w:sz w:val="20"/>
                 <w:szCs w:val="20"/>
-              </w:rPr>
-            </w:pPr>
-            <w:r>
-              <w:rPr>
-                <w:rFonts w:ascii="Consolas" w:hAnsi="Consolas"/>
-                <w:sz w:val="20"/>
-                <w:szCs w:val="20"/>
+                <w:lang w:val="en-US"/>
+              </w:rPr>
+            </w:pPr>
+            <w:r>
+              <w:rPr>
+                <w:rFonts w:ascii="Consolas" w:hAnsi="Consolas"/>
+                <w:sz w:val="20"/>
+                <w:szCs w:val="20"/>
+                <w:lang w:val="en-US"/>
               </w:rPr>
               <w:t>(</w:t>
             </w:r>
@@ -4962,14 +7427,16 @@
                 <w:rFonts w:ascii="Consolas" w:hAnsi="Consolas"/>
                 <w:sz w:val="20"/>
                 <w:szCs w:val="20"/>
-              </w:rPr>
-            </w:pPr>
-            <w:proofErr w:type="spellStart"/>
-            <w:r>
-              <w:rPr>
-                <w:rFonts w:ascii="Consolas" w:hAnsi="Consolas"/>
-                <w:sz w:val="20"/>
-                <w:szCs w:val="20"/>
+                <w:lang w:val="en-US"/>
+              </w:rPr>
+            </w:pPr>
+            <w:proofErr w:type="spellStart"/>
+            <w:r>
+              <w:rPr>
+                <w:rFonts w:ascii="Consolas" w:hAnsi="Consolas"/>
+                <w:sz w:val="20"/>
+                <w:szCs w:val="20"/>
+                <w:lang w:val="en-US"/>
               </w:rPr>
               <w:t>id_detalle</w:t>
             </w:r>
@@ -4979,6 +7446,117 @@
                 <w:rFonts w:ascii="Consolas" w:hAnsi="Consolas"/>
                 <w:sz w:val="20"/>
                 <w:szCs w:val="20"/>
+                <w:lang w:val="en-US"/>
+              </w:rPr>
+              <w:t xml:space="preserve"> int </w:t>
+            </w:r>
+            <w:proofErr w:type="spellStart"/>
+            <w:r>
+              <w:rPr>
+                <w:rFonts w:ascii="Consolas" w:hAnsi="Consolas"/>
+                <w:sz w:val="20"/>
+                <w:szCs w:val="20"/>
+                <w:lang w:val="en-US"/>
+              </w:rPr>
+              <w:t>auto_increment</w:t>
+            </w:r>
+            <w:proofErr w:type="spellEnd"/>
+            <w:r>
+              <w:rPr>
+                <w:rFonts w:ascii="Consolas" w:hAnsi="Consolas"/>
+                <w:sz w:val="20"/>
+                <w:szCs w:val="20"/>
+                <w:lang w:val="en-US"/>
+              </w:rPr>
+              <w:t xml:space="preserve"> primary key,</w:t>
+            </w:r>
+          </w:p>
+          <w:p>
+            <w:pPr>
+              <w:jc w:val="both"/>
+              <w:rPr>
+                <w:rFonts w:ascii="Consolas" w:hAnsi="Consolas"/>
+                <w:sz w:val="20"/>
+                <w:szCs w:val="20"/>
+                <w:lang w:val="en-US"/>
+              </w:rPr>
+            </w:pPr>
+            <w:proofErr w:type="spellStart"/>
+            <w:r>
+              <w:rPr>
+                <w:rFonts w:ascii="Consolas" w:hAnsi="Consolas"/>
+                <w:sz w:val="20"/>
+                <w:szCs w:val="20"/>
+                <w:lang w:val="en-US"/>
+              </w:rPr>
+              <w:t>id_venta</w:t>
+            </w:r>
+            <w:proofErr w:type="spellEnd"/>
+            <w:r>
+              <w:rPr>
+                <w:rFonts w:ascii="Consolas" w:hAnsi="Consolas"/>
+                <w:sz w:val="20"/>
+                <w:szCs w:val="20"/>
+                <w:lang w:val="en-US"/>
+              </w:rPr>
+              <w:t xml:space="preserve"> int not null,</w:t>
+            </w:r>
+          </w:p>
+          <w:p>
+            <w:pPr>
+              <w:jc w:val="both"/>
+              <w:rPr>
+                <w:rFonts w:ascii="Consolas" w:hAnsi="Consolas"/>
+                <w:sz w:val="20"/>
+                <w:szCs w:val="20"/>
+                <w:lang w:val="en-US"/>
+              </w:rPr>
+            </w:pPr>
+            <w:proofErr w:type="spellStart"/>
+            <w:r>
+              <w:rPr>
+                <w:rFonts w:ascii="Consolas" w:hAnsi="Consolas"/>
+                <w:sz w:val="20"/>
+                <w:szCs w:val="20"/>
+                <w:lang w:val="en-US"/>
+              </w:rPr>
+              <w:t>id_producto</w:t>
+            </w:r>
+            <w:proofErr w:type="spellEnd"/>
+            <w:r>
+              <w:rPr>
+                <w:rFonts w:ascii="Consolas" w:hAnsi="Consolas"/>
+                <w:sz w:val="20"/>
+                <w:szCs w:val="20"/>
+                <w:lang w:val="en-US"/>
+              </w:rPr>
+              <w:t xml:space="preserve"> int not null,</w:t>
+            </w:r>
+          </w:p>
+          <w:p>
+            <w:pPr>
+              <w:jc w:val="both"/>
+              <w:rPr>
+                <w:rFonts w:ascii="Consolas" w:hAnsi="Consolas"/>
+                <w:sz w:val="20"/>
+                <w:szCs w:val="20"/>
+              </w:rPr>
+            </w:pPr>
+            <w:proofErr w:type="spellStart"/>
+            <w:r>
+              <w:rPr>
+                <w:rFonts w:ascii="Consolas" w:hAnsi="Consolas"/>
+                <w:sz w:val="20"/>
+                <w:szCs w:val="20"/>
+              </w:rPr>
+              <w:t>foreign</w:t>
+            </w:r>
+            <w:proofErr w:type="spellEnd"/>
+            <w:r>
+              <w:rPr>
+                <w:rFonts w:ascii="Consolas" w:hAnsi="Consolas"/>
+                <w:sz w:val="20"/>
+                <w:szCs w:val="20"/>
               </w:rPr>
               <w:t xml:space="preserve"> </w:t>
             </w:r>
@@ -4989,7 +7567,89 @@
                 <w:sz w:val="20"/>
                 <w:szCs w:val="20"/>
               </w:rPr>
-              <w:t>int</w:t>
+              <w:t>key</w:t>
+            </w:r>
+            <w:proofErr w:type="spellEnd"/>
+            <w:r>
+              <w:rPr>
+                <w:rFonts w:ascii="Consolas" w:hAnsi="Consolas"/>
+                <w:sz w:val="20"/>
+                <w:szCs w:val="20"/>
+              </w:rPr>
+              <w:t xml:space="preserve"> (</w:t>
+            </w:r>
+            <w:proofErr w:type="spellStart"/>
+            <w:r>
+              <w:rPr>
+                <w:rFonts w:ascii="Consolas" w:hAnsi="Consolas"/>
+                <w:sz w:val="20"/>
+                <w:szCs w:val="20"/>
+              </w:rPr>
+              <w:t>id_venta</w:t>
+            </w:r>
+            <w:proofErr w:type="spellEnd"/>
+            <w:r>
+              <w:rPr>
+                <w:rFonts w:ascii="Consolas" w:hAnsi="Consolas"/>
+                <w:sz w:val="20"/>
+                <w:szCs w:val="20"/>
+              </w:rPr>
+              <w:t xml:space="preserve">) </w:t>
+            </w:r>
+            <w:proofErr w:type="spellStart"/>
+            <w:r>
+              <w:rPr>
+                <w:rFonts w:ascii="Consolas" w:hAnsi="Consolas"/>
+                <w:sz w:val="20"/>
+                <w:szCs w:val="20"/>
+              </w:rPr>
+              <w:t>references</w:t>
+            </w:r>
+            <w:proofErr w:type="spellEnd"/>
+            <w:r>
+              <w:rPr>
+                <w:rFonts w:ascii="Consolas" w:hAnsi="Consolas"/>
+                <w:sz w:val="20"/>
+                <w:szCs w:val="20"/>
+              </w:rPr>
+              <w:t xml:space="preserve"> venta(</w:t>
+            </w:r>
+            <w:proofErr w:type="spellStart"/>
+            <w:r>
+              <w:rPr>
+                <w:rFonts w:ascii="Consolas" w:hAnsi="Consolas"/>
+                <w:sz w:val="20"/>
+                <w:szCs w:val="20"/>
+              </w:rPr>
+              <w:t>id_venta</w:t>
+            </w:r>
+            <w:proofErr w:type="spellEnd"/>
+            <w:r>
+              <w:rPr>
+                <w:rFonts w:ascii="Consolas" w:hAnsi="Consolas"/>
+                <w:sz w:val="20"/>
+                <w:szCs w:val="20"/>
+              </w:rPr>
+              <w:t>),</w:t>
+            </w:r>
+          </w:p>
+          <w:p>
+            <w:pPr>
+              <w:jc w:val="both"/>
+              <w:rPr>
+                <w:rFonts w:ascii="Consolas" w:hAnsi="Consolas"/>
+                <w:sz w:val="20"/>
+                <w:szCs w:val="20"/>
+              </w:rPr>
+            </w:pPr>
+            <w:proofErr w:type="spellStart"/>
+            <w:r>
+              <w:rPr>
+                <w:rFonts w:ascii="Consolas" w:hAnsi="Consolas"/>
+                <w:sz w:val="20"/>
+                <w:szCs w:val="20"/>
+              </w:rPr>
+              <w:t>foreign</w:t>
             </w:r>
             <w:proofErr w:type="spellEnd"/>
             <w:r>
@@ -5007,42 +7667,6 @@
                 <w:sz w:val="20"/>
                 <w:szCs w:val="20"/>
               </w:rPr>
-              <w:t>auto_increment</w:t>
-            </w:r>
-            <w:proofErr w:type="spellEnd"/>
-            <w:r>
-              <w:rPr>
-                <w:rFonts w:ascii="Consolas" w:hAnsi="Consolas"/>
-                <w:sz w:val="20"/>
-                <w:szCs w:val="20"/>
-              </w:rPr>
-              <w:t xml:space="preserve"> </w:t>
-            </w:r>
-            <w:proofErr w:type="spellStart"/>
-            <w:r>
-              <w:rPr>
-                <w:rFonts w:ascii="Consolas" w:hAnsi="Consolas"/>
-                <w:sz w:val="20"/>
-                <w:szCs w:val="20"/>
-              </w:rPr>
-              <w:t>primary</w:t>
-            </w:r>
-            <w:proofErr w:type="spellEnd"/>
-            <w:r>
-              <w:rPr>
-                <w:rFonts w:ascii="Consolas" w:hAnsi="Consolas"/>
-                <w:sz w:val="20"/>
-                <w:szCs w:val="20"/>
-              </w:rPr>
-              <w:t xml:space="preserve"> </w:t>
-            </w:r>
-            <w:proofErr w:type="spellStart"/>
-            <w:r>
-              <w:rPr>
-                <w:rFonts w:ascii="Consolas" w:hAnsi="Consolas"/>
-                <w:sz w:val="20"/>
-                <w:szCs w:val="20"/>
-              </w:rPr>
               <w:t>key</w:t>
             </w:r>
             <w:proofErr w:type="spellEnd"/>
@@ -5052,98 +7676,6 @@
                 <w:sz w:val="20"/>
                 <w:szCs w:val="20"/>
               </w:rPr>
-              <w:t>,</w:t>
-            </w:r>
-          </w:p>
-          <w:p>
-            <w:pPr>
-              <w:jc w:val="both"/>
-              <w:rPr>
-                <w:rFonts w:ascii="Consolas" w:hAnsi="Consolas"/>
-                <w:sz w:val="20"/>
-                <w:szCs w:val="20"/>
-              </w:rPr>
-            </w:pPr>
-            <w:proofErr w:type="spellStart"/>
-            <w:r>
-              <w:rPr>
-                <w:rFonts w:ascii="Consolas" w:hAnsi="Consolas"/>
-                <w:sz w:val="20"/>
-                <w:szCs w:val="20"/>
-              </w:rPr>
-              <w:t>id_venta</w:t>
-            </w:r>
-            <w:proofErr w:type="spellEnd"/>
-            <w:r>
-              <w:rPr>
-                <w:rFonts w:ascii="Consolas" w:hAnsi="Consolas"/>
-                <w:sz w:val="20"/>
-                <w:szCs w:val="20"/>
-              </w:rPr>
-              <w:t xml:space="preserve"> </w:t>
-            </w:r>
-            <w:proofErr w:type="spellStart"/>
-            <w:r>
-              <w:rPr>
-                <w:rFonts w:ascii="Consolas" w:hAnsi="Consolas"/>
-                <w:sz w:val="20"/>
-                <w:szCs w:val="20"/>
-              </w:rPr>
-              <w:t>int</w:t>
-            </w:r>
-            <w:proofErr w:type="spellEnd"/>
-            <w:r>
-              <w:rPr>
-                <w:rFonts w:ascii="Consolas" w:hAnsi="Consolas"/>
-                <w:sz w:val="20"/>
-                <w:szCs w:val="20"/>
-              </w:rPr>
-              <w:t>,</w:t>
-            </w:r>
-          </w:p>
-          <w:p>
-            <w:pPr>
-              <w:jc w:val="both"/>
-              <w:rPr>
-                <w:rFonts w:ascii="Consolas" w:hAnsi="Consolas"/>
-                <w:sz w:val="20"/>
-                <w:szCs w:val="20"/>
-              </w:rPr>
-            </w:pPr>
-            <w:proofErr w:type="spellStart"/>
-            <w:r>
-              <w:rPr>
-                <w:rFonts w:ascii="Consolas" w:hAnsi="Consolas"/>
-                <w:sz w:val="20"/>
-                <w:szCs w:val="20"/>
-              </w:rPr>
-              <w:t>foreign</w:t>
-            </w:r>
-            <w:proofErr w:type="spellEnd"/>
-            <w:r>
-              <w:rPr>
-                <w:rFonts w:ascii="Consolas" w:hAnsi="Consolas"/>
-                <w:sz w:val="20"/>
-                <w:szCs w:val="20"/>
-              </w:rPr>
-              <w:t xml:space="preserve"> </w:t>
-            </w:r>
-            <w:proofErr w:type="spellStart"/>
-            <w:r>
-              <w:rPr>
-                <w:rFonts w:ascii="Consolas" w:hAnsi="Consolas"/>
-                <w:sz w:val="20"/>
-                <w:szCs w:val="20"/>
-              </w:rPr>
-              <w:t>key</w:t>
-            </w:r>
-            <w:proofErr w:type="spellEnd"/>
-            <w:r>
-              <w:rPr>
-                <w:rFonts w:ascii="Consolas" w:hAnsi="Consolas"/>
-                <w:sz w:val="20"/>
-                <w:szCs w:val="20"/>
-              </w:rPr>
               <w:t xml:space="preserve"> (</w:t>
             </w:r>
             <w:proofErr w:type="spellStart"/>
@@ -5153,7 +7685,7 @@
                 <w:sz w:val="20"/>
                 <w:szCs w:val="20"/>
               </w:rPr>
-              <w:t>id_venta</w:t>
+              <w:t>id_producto</w:t>
             </w:r>
             <w:proofErr w:type="spellEnd"/>
             <w:r>
@@ -5180,44 +7712,14 @@
                 <w:sz w:val="20"/>
                 <w:szCs w:val="20"/>
               </w:rPr>
-              <w:t xml:space="preserve"> ventas(</w:t>
-            </w:r>
-            <w:proofErr w:type="spellStart"/>
-            <w:r>
-              <w:rPr>
-                <w:rFonts w:ascii="Consolas" w:hAnsi="Consolas"/>
-                <w:sz w:val="20"/>
-                <w:szCs w:val="20"/>
-              </w:rPr>
-              <w:t>id_ventas</w:t>
-            </w:r>
-            <w:proofErr w:type="spellEnd"/>
-            <w:r>
-              <w:rPr>
-                <w:rFonts w:ascii="Consolas" w:hAnsi="Consolas"/>
-                <w:sz w:val="20"/>
-                <w:szCs w:val="20"/>
-              </w:rPr>
-              <w:t>),</w:t>
-            </w:r>
-          </w:p>
-          <w:p>
-            <w:pPr>
-              <w:jc w:val="both"/>
-              <w:rPr>
-                <w:rFonts w:ascii="Consolas" w:hAnsi="Consolas"/>
-                <w:sz w:val="20"/>
-                <w:szCs w:val="20"/>
-                <w:lang w:val="en-US"/>
-              </w:rPr>
-            </w:pPr>
-            <w:proofErr w:type="spellStart"/>
-            <w:r>
-              <w:rPr>
-                <w:rFonts w:ascii="Consolas" w:hAnsi="Consolas"/>
-                <w:sz w:val="20"/>
-                <w:szCs w:val="20"/>
-                <w:lang w:val="en-US"/>
+              <w:t xml:space="preserve"> producto(</w:t>
+            </w:r>
+            <w:proofErr w:type="spellStart"/>
+            <w:r>
+              <w:rPr>
+                <w:rFonts w:ascii="Consolas" w:hAnsi="Consolas"/>
+                <w:sz w:val="20"/>
+                <w:szCs w:val="20"/>
               </w:rPr>
               <w:t>id_producto</w:t>
             </w:r>
@@ -5227,87 +7729,6 @@
                 <w:rFonts w:ascii="Consolas" w:hAnsi="Consolas"/>
                 <w:sz w:val="20"/>
                 <w:szCs w:val="20"/>
-                <w:lang w:val="en-US"/>
-              </w:rPr>
-              <w:t xml:space="preserve"> int,</w:t>
-            </w:r>
-          </w:p>
-          <w:p>
-            <w:pPr>
-              <w:jc w:val="both"/>
-              <w:rPr>
-                <w:rFonts w:ascii="Consolas" w:hAnsi="Consolas"/>
-                <w:sz w:val="20"/>
-                <w:szCs w:val="20"/>
-                <w:lang w:val="en-US"/>
-              </w:rPr>
-            </w:pPr>
-            <w:r>
-              <w:rPr>
-                <w:rFonts w:ascii="Consolas" w:hAnsi="Consolas"/>
-                <w:sz w:val="20"/>
-                <w:szCs w:val="20"/>
-                <w:lang w:val="en-US"/>
-              </w:rPr>
-              <w:t>foreign key (</w:t>
-            </w:r>
-            <w:proofErr w:type="spellStart"/>
-            <w:r>
-              <w:rPr>
-                <w:rFonts w:ascii="Consolas" w:hAnsi="Consolas"/>
-                <w:sz w:val="20"/>
-                <w:szCs w:val="20"/>
-                <w:lang w:val="en-US"/>
-              </w:rPr>
-              <w:t>id_producto</w:t>
-            </w:r>
-            <w:proofErr w:type="spellEnd"/>
-            <w:r>
-              <w:rPr>
-                <w:rFonts w:ascii="Consolas" w:hAnsi="Consolas"/>
-                <w:sz w:val="20"/>
-                <w:szCs w:val="20"/>
-                <w:lang w:val="en-US"/>
-              </w:rPr>
-              <w:t xml:space="preserve">) references </w:t>
-            </w:r>
-            <w:proofErr w:type="spellStart"/>
-            <w:r>
-              <w:rPr>
-                <w:rFonts w:ascii="Consolas" w:hAnsi="Consolas"/>
-                <w:sz w:val="20"/>
-                <w:szCs w:val="20"/>
-                <w:lang w:val="en-US"/>
-              </w:rPr>
-              <w:t>productos</w:t>
-            </w:r>
-            <w:proofErr w:type="spellEnd"/>
-            <w:r>
-              <w:rPr>
-                <w:rFonts w:ascii="Consolas" w:hAnsi="Consolas"/>
-                <w:sz w:val="20"/>
-                <w:szCs w:val="20"/>
-                <w:lang w:val="en-US"/>
-              </w:rPr>
-              <w:t>(</w:t>
-            </w:r>
-            <w:proofErr w:type="spellStart"/>
-            <w:r>
-              <w:rPr>
-                <w:rFonts w:ascii="Consolas" w:hAnsi="Consolas"/>
-                <w:sz w:val="20"/>
-                <w:szCs w:val="20"/>
-                <w:lang w:val="en-US"/>
-              </w:rPr>
-              <w:t>id_producto</w:t>
-            </w:r>
-            <w:proofErr w:type="spellEnd"/>
-            <w:r>
-              <w:rPr>
-                <w:rFonts w:ascii="Consolas" w:hAnsi="Consolas"/>
-                <w:sz w:val="20"/>
-                <w:szCs w:val="20"/>
-                <w:lang w:val="en-US"/>
               </w:rPr>
               <w:t>)</w:t>
             </w:r>
@@ -6076,6 +8497,7 @@
   <w:style w:type="character" w:default="1" w:styleId="Fuentedeprrafopredeter">
     <w:name w:val="Default Paragraph Font"/>
     <w:uiPriority w:val="1"/>
+    <w:semiHidden/>
     <w:unhideWhenUsed/>
   </w:style>
   <w:style w:type="table" w:default="1" w:styleId="Tablanormal">

--- a/Documentacion/ProyectoBDIII.docx
+++ b/Documentacion/ProyectoBDIII.docx
@@ -19,7 +19,154 @@
           <w:sz w:val="32"/>
           <w:szCs w:val="32"/>
         </w:rPr>
-        <w:t>Requerimientos</w:t>
+        <w:t>Introducción</w:t>
+      </w:r>
+    </w:p>
+    <w:p>
+      <w:pPr>
+        <w:jc w:val="both"/>
+      </w:pPr>
+      <w:r>
+        <w:t>Este documento describe el diseño e implementación de un sistema que contiene bases de datos para una gestión de inventario general de una empresa, incluidas sus ventas para el manejo de stock. El objetivo de dicho sistema es organizar la información de los productos que tienen almacenados en la empresa, para un mejor control sobre la disponibilidad y cantidad de productos.</w:t>
+      </w:r>
+    </w:p>
+    <w:p>
+      <w:pPr>
+        <w:jc w:val="both"/>
+      </w:pPr>
+    </w:p>
+    <w:p>
+      <w:pPr>
+        <w:jc w:val="both"/>
+        <w:rPr>
+          <w:b/>
+          <w:sz w:val="28"/>
+          <w:szCs w:val="28"/>
+        </w:rPr>
+      </w:pPr>
+      <w:r>
+        <w:rPr>
+          <w:b/>
+          <w:sz w:val="28"/>
+          <w:szCs w:val="28"/>
+        </w:rPr>
+        <w:t>Objetivo del proyecto</w:t>
+      </w:r>
+    </w:p>
+    <w:p>
+      <w:pPr>
+        <w:jc w:val="both"/>
+      </w:pPr>
+      <w:r>
+        <w:t>Para garantizar una mejor gestión por sobre el producto, se diseña un modelo de trabajo con pautas específicas, donde:</w:t>
+      </w:r>
+    </w:p>
+    <w:p>
+      <w:pPr>
+        <w:pStyle w:val="Prrafodelista"/>
+        <w:numPr>
+          <w:ilvl w:val="0"/>
+          <w:numId w:val="11"/>
+        </w:numPr>
+        <w:jc w:val="both"/>
+      </w:pPr>
+      <w:r>
+        <w:t>Se analiza los requerimientos del sistema</w:t>
+      </w:r>
+    </w:p>
+    <w:p>
+      <w:pPr>
+        <w:pStyle w:val="Prrafodelista"/>
+        <w:numPr>
+          <w:ilvl w:val="0"/>
+          <w:numId w:val="11"/>
+        </w:numPr>
+        <w:jc w:val="both"/>
+      </w:pPr>
+      <w:r>
+        <w:t>Diseño conceptual de las bases de datos a utilizar</w:t>
+      </w:r>
+    </w:p>
+    <w:p>
+      <w:pPr>
+        <w:pStyle w:val="Prrafodelista"/>
+        <w:numPr>
+          <w:ilvl w:val="0"/>
+          <w:numId w:val="11"/>
+        </w:numPr>
+        <w:jc w:val="both"/>
+      </w:pPr>
+      <w:r>
+        <w:t>Transformarlo a modelo lógico</w:t>
+      </w:r>
+    </w:p>
+    <w:p>
+      <w:pPr>
+        <w:pStyle w:val="Prrafodelista"/>
+        <w:numPr>
+          <w:ilvl w:val="0"/>
+          <w:numId w:val="11"/>
+        </w:numPr>
+        <w:jc w:val="both"/>
+      </w:pPr>
+      <w:r>
+        <w:t xml:space="preserve">Implementación de las bases de datos </w:t>
+      </w:r>
+    </w:p>
+    <w:p>
+      <w:pPr>
+        <w:jc w:val="both"/>
+        <w:rPr>
+          <w:b/>
+          <w:bCs/>
+          <w:sz w:val="28"/>
+          <w:szCs w:val="28"/>
+        </w:rPr>
+      </w:pPr>
+      <w:r>
+        <w:rPr>
+          <w:b/>
+          <w:bCs/>
+          <w:sz w:val="28"/>
+          <w:szCs w:val="28"/>
+        </w:rPr>
+        <w:t>Alcance del sistema</w:t>
+      </w:r>
+    </w:p>
+    <w:p>
+      <w:pPr>
+        <w:jc w:val="both"/>
+      </w:pPr>
+      <w:r>
+        <w:t>El sistema permitirá la gestión de la información de productos, incluyendo las ventas, para un mejor manejo sobre el producto. No incluye funcionalidades de facturación, almacenamiento de nombres de clientes ni implementaciones con sistemas externos. Este es un sistema para generar reportes y consultas sobre el producto.</w:t>
+      </w:r>
+    </w:p>
+    <w:p>
+      <w:pPr>
+        <w:jc w:val="both"/>
+        <w:rPr>
+          <w:b/>
+          <w:bCs/>
+          <w:sz w:val="28"/>
+          <w:szCs w:val="28"/>
+        </w:rPr>
+      </w:pPr>
+      <w:r>
+        <w:rPr>
+          <w:b/>
+          <w:bCs/>
+          <w:sz w:val="28"/>
+          <w:szCs w:val="28"/>
+        </w:rPr>
+        <w:t>Descripción del sistema</w:t>
+      </w:r>
+    </w:p>
+    <w:p>
+      <w:pPr>
+        <w:jc w:val="both"/>
+      </w:pPr>
+      <w:r>
+        <w:t xml:space="preserve">Las personas que utilizarán este sistema son empleados de la empresa, que desean consultar acerca del stock de uno o mas productos, divididos en administradores y operadores, los administradores podrán modificar, y hacer cambios sobre la información del producto, los almacenes, y consultar los empleados de la empresa, incluyendo eliminar usuarios de empleados que ya no se encuentran dentro de la empresa. Los operadores, solo podrán consultar la información de los productos, pero no podrán realizar modificaciones sin previa autorización de algún administrador. El sistema maneja información específica de los productos y las ventas que disminuyen el stock, para permitir un control sobre esta información. </w:t>
       </w:r>
     </w:p>
     <w:p>
@@ -76,17 +223,16 @@
           <w:szCs w:val="32"/>
         </w:rPr>
       </w:pPr>
-    </w:p>
-    <w:p>
-      <w:pPr>
-        <w:jc w:val="both"/>
+      <w:r>
         <w:rPr>
           <w:b/>
           <w:bCs/>
           <w:sz w:val="32"/>
           <w:szCs w:val="32"/>
         </w:rPr>
-      </w:pPr>
+        <w:lastRenderedPageBreak/>
+        <w:t>Requerimientos</w:t>
+      </w:r>
     </w:p>
     <w:p>
       <w:pPr>
@@ -94,21 +240,913 @@
         <w:rPr>
           <w:b/>
           <w:bCs/>
-          <w:sz w:val="32"/>
-          <w:szCs w:val="32"/>
-        </w:rPr>
-      </w:pPr>
-    </w:p>
-    <w:p>
-      <w:pPr>
-        <w:jc w:val="both"/>
+          <w:sz w:val="28"/>
+          <w:szCs w:val="28"/>
+        </w:rPr>
+      </w:pPr>
+      <w:r>
         <w:rPr>
           <w:b/>
           <w:bCs/>
-          <w:sz w:val="32"/>
-          <w:szCs w:val="32"/>
-        </w:rPr>
-      </w:pPr>
+          <w:sz w:val="28"/>
+          <w:szCs w:val="28"/>
+        </w:rPr>
+        <w:t>Requerimientos Funcionales</w:t>
+      </w:r>
+    </w:p>
+    <w:p>
+      <w:pPr>
+        <w:jc w:val="both"/>
+        <w:rPr>
+          <w:bCs/>
+        </w:rPr>
+      </w:pPr>
+      <w:r>
+        <w:rPr>
+          <w:bCs/>
+        </w:rPr>
+        <w:t xml:space="preserve">RF, 01: Registro de productos: El sistema debe </w:t>
+      </w:r>
+      <w:r>
+        <w:rPr>
+          <w:bCs/>
+        </w:rPr>
+        <w:t xml:space="preserve">permitir el registro </w:t>
+      </w:r>
+      <w:r>
+        <w:rPr>
+          <w:bCs/>
+        </w:rPr>
+        <w:t xml:space="preserve">la de nuevos productos en el inventario, incluyendo la siguiente </w:t>
+      </w:r>
+      <w:r>
+        <w:rPr>
+          <w:bCs/>
+        </w:rPr>
+        <w:t>información</w:t>
+      </w:r>
+      <w:r>
+        <w:rPr>
+          <w:bCs/>
+        </w:rPr>
+        <w:t xml:space="preserve">: </w:t>
+      </w:r>
+    </w:p>
+    <w:p>
+      <w:pPr>
+        <w:pStyle w:val="Prrafodelista"/>
+        <w:numPr>
+          <w:ilvl w:val="0"/>
+          <w:numId w:val="10"/>
+        </w:numPr>
+        <w:jc w:val="both"/>
+        <w:rPr>
+          <w:bCs/>
+        </w:rPr>
+      </w:pPr>
+      <w:r>
+        <w:rPr>
+          <w:bCs/>
+        </w:rPr>
+        <w:t>Código del producto</w:t>
+      </w:r>
+    </w:p>
+    <w:p>
+      <w:pPr>
+        <w:pStyle w:val="Prrafodelista"/>
+        <w:numPr>
+          <w:ilvl w:val="0"/>
+          <w:numId w:val="10"/>
+        </w:numPr>
+        <w:jc w:val="both"/>
+        <w:rPr>
+          <w:bCs/>
+        </w:rPr>
+      </w:pPr>
+      <w:r>
+        <w:rPr>
+          <w:bCs/>
+        </w:rPr>
+        <w:t>Nombre del producto</w:t>
+      </w:r>
+    </w:p>
+    <w:p>
+      <w:pPr>
+        <w:pStyle w:val="Prrafodelista"/>
+        <w:numPr>
+          <w:ilvl w:val="0"/>
+          <w:numId w:val="10"/>
+        </w:numPr>
+        <w:jc w:val="both"/>
+        <w:rPr>
+          <w:bCs/>
+        </w:rPr>
+      </w:pPr>
+      <w:r>
+        <w:rPr>
+          <w:bCs/>
+        </w:rPr>
+        <w:t>Descripción</w:t>
+      </w:r>
+    </w:p>
+    <w:p>
+      <w:pPr>
+        <w:pStyle w:val="Prrafodelista"/>
+        <w:numPr>
+          <w:ilvl w:val="0"/>
+          <w:numId w:val="10"/>
+        </w:numPr>
+        <w:jc w:val="both"/>
+        <w:rPr>
+          <w:bCs/>
+        </w:rPr>
+      </w:pPr>
+      <w:r>
+        <w:rPr>
+          <w:bCs/>
+        </w:rPr>
+        <w:t>Precio Unitario</w:t>
+      </w:r>
+    </w:p>
+    <w:p>
+      <w:pPr>
+        <w:pStyle w:val="Prrafodelista"/>
+        <w:numPr>
+          <w:ilvl w:val="0"/>
+          <w:numId w:val="10"/>
+        </w:numPr>
+        <w:jc w:val="both"/>
+        <w:rPr>
+          <w:bCs/>
+        </w:rPr>
+      </w:pPr>
+      <w:r>
+        <w:rPr>
+          <w:bCs/>
+        </w:rPr>
+        <w:t>Stock disponible</w:t>
+      </w:r>
+    </w:p>
+    <w:p>
+      <w:pPr>
+        <w:pStyle w:val="Prrafodelista"/>
+        <w:numPr>
+          <w:ilvl w:val="0"/>
+          <w:numId w:val="10"/>
+        </w:numPr>
+        <w:jc w:val="both"/>
+        <w:rPr>
+          <w:bCs/>
+        </w:rPr>
+      </w:pPr>
+      <w:r>
+        <w:rPr>
+          <w:bCs/>
+        </w:rPr>
+        <w:t>Ubicación dentro del almacén</w:t>
+      </w:r>
+    </w:p>
+    <w:p>
+      <w:pPr>
+        <w:jc w:val="both"/>
+        <w:rPr>
+          <w:bCs/>
+        </w:rPr>
+      </w:pPr>
+      <w:r>
+        <w:rPr>
+          <w:bCs/>
+        </w:rPr>
+        <w:t>RF</w:t>
+      </w:r>
+      <w:r>
+        <w:rPr>
+          <w:bCs/>
+        </w:rPr>
+        <w:t>-</w:t>
+      </w:r>
+      <w:r>
+        <w:rPr>
+          <w:bCs/>
+        </w:rPr>
+        <w:t xml:space="preserve">02: </w:t>
+      </w:r>
+      <w:r>
+        <w:rPr>
+          <w:bCs/>
+        </w:rPr>
+        <w:t>Actualización</w:t>
+      </w:r>
+      <w:r>
+        <w:rPr>
+          <w:bCs/>
+        </w:rPr>
+        <w:t xml:space="preserve"> de productos: El sistema debe dar la posibilidad de modificar la </w:t>
+      </w:r>
+      <w:r>
+        <w:rPr>
+          <w:bCs/>
+        </w:rPr>
+        <w:t>información</w:t>
+      </w:r>
+      <w:r>
+        <w:rPr>
+          <w:bCs/>
+        </w:rPr>
+        <w:t xml:space="preserve"> de los productos existentes, incluyendo cambio de nombre, </w:t>
+      </w:r>
+      <w:r>
+        <w:rPr>
+          <w:bCs/>
+        </w:rPr>
+        <w:t>descripción</w:t>
+      </w:r>
+      <w:r>
+        <w:rPr>
+          <w:bCs/>
+        </w:rPr>
+        <w:t xml:space="preserve"> precio o </w:t>
+      </w:r>
+      <w:r>
+        <w:rPr>
+          <w:bCs/>
+        </w:rPr>
+        <w:t>ubicación</w:t>
+      </w:r>
+      <w:r>
+        <w:rPr>
+          <w:bCs/>
+        </w:rPr>
+        <w:t xml:space="preserve">. </w:t>
+      </w:r>
+    </w:p>
+    <w:p>
+      <w:pPr>
+        <w:jc w:val="both"/>
+        <w:rPr>
+          <w:bCs/>
+        </w:rPr>
+      </w:pPr>
+      <w:r>
+        <w:rPr>
+          <w:bCs/>
+        </w:rPr>
+        <w:t>RF</w:t>
+      </w:r>
+      <w:r>
+        <w:rPr>
+          <w:bCs/>
+        </w:rPr>
+        <w:t>-</w:t>
+      </w:r>
+      <w:r>
+        <w:rPr>
+          <w:bCs/>
+        </w:rPr>
+        <w:t xml:space="preserve">03: </w:t>
+      </w:r>
+      <w:r>
+        <w:rPr>
+          <w:bCs/>
+        </w:rPr>
+        <w:t>Eliminación</w:t>
+      </w:r>
+      <w:r>
+        <w:rPr>
+          <w:bCs/>
+        </w:rPr>
+        <w:t xml:space="preserve"> de productos: El sistema debe posibilitar que se puedan eliminar productos del sistema siempre que no </w:t>
+      </w:r>
+      <w:r>
+        <w:rPr>
+          <w:bCs/>
+        </w:rPr>
+        <w:t>están</w:t>
+      </w:r>
+      <w:r>
+        <w:rPr>
+          <w:bCs/>
+        </w:rPr>
+        <w:t xml:space="preserve"> vinculados a transacciones activas. </w:t>
+      </w:r>
+    </w:p>
+    <w:p>
+      <w:pPr>
+        <w:jc w:val="both"/>
+        <w:rPr>
+          <w:bCs/>
+        </w:rPr>
+      </w:pPr>
+      <w:r>
+        <w:rPr>
+          <w:bCs/>
+        </w:rPr>
+        <w:t>RF</w:t>
+      </w:r>
+      <w:r>
+        <w:rPr>
+          <w:bCs/>
+        </w:rPr>
+        <w:t>-</w:t>
+      </w:r>
+      <w:r>
+        <w:rPr>
+          <w:bCs/>
+        </w:rPr>
+        <w:t xml:space="preserve">04: </w:t>
+      </w:r>
+      <w:r>
+        <w:rPr>
+          <w:bCs/>
+        </w:rPr>
+        <w:t>Verificación</w:t>
+      </w:r>
+      <w:r>
+        <w:rPr>
+          <w:bCs/>
+        </w:rPr>
+        <w:t xml:space="preserve"> de duplicidad: El sistema debe contener mecanismos para prevenir </w:t>
+      </w:r>
+      <w:r>
+        <w:rPr>
+          <w:bCs/>
+        </w:rPr>
+        <w:t xml:space="preserve">la duplicidad </w:t>
+      </w:r>
+      <w:r>
+        <w:rPr>
+          <w:bCs/>
+        </w:rPr>
+        <w:t xml:space="preserve">de productos, usando el </w:t>
+      </w:r>
+      <w:r>
+        <w:rPr>
+          <w:bCs/>
+        </w:rPr>
+        <w:t>código</w:t>
+      </w:r>
+      <w:r>
+        <w:rPr>
+          <w:bCs/>
+        </w:rPr>
+        <w:t xml:space="preserve"> del producto como identificador </w:t>
+      </w:r>
+      <w:r>
+        <w:rPr>
+          <w:bCs/>
+        </w:rPr>
+        <w:t>ú</w:t>
+      </w:r>
+      <w:r>
+        <w:rPr>
+          <w:bCs/>
+        </w:rPr>
+        <w:t xml:space="preserve">nico. </w:t>
+      </w:r>
+    </w:p>
+    <w:p>
+      <w:pPr>
+        <w:jc w:val="both"/>
+        <w:rPr>
+          <w:bCs/>
+        </w:rPr>
+      </w:pPr>
+      <w:r>
+        <w:rPr>
+          <w:bCs/>
+        </w:rPr>
+        <w:t>RF</w:t>
+      </w:r>
+      <w:r>
+        <w:rPr>
+          <w:bCs/>
+        </w:rPr>
+        <w:t>-</w:t>
+      </w:r>
+      <w:r>
+        <w:rPr>
+          <w:bCs/>
+        </w:rPr>
+        <w:t>05: Gesti</w:t>
+      </w:r>
+      <w:r>
+        <w:rPr>
+          <w:bCs/>
+        </w:rPr>
+        <w:t>ó</w:t>
+      </w:r>
+      <w:r>
+        <w:rPr>
+          <w:bCs/>
+        </w:rPr>
+        <w:t xml:space="preserve">n de inventario: El sistema debe permitir consultar el inventario disponible de los productos, incluyendo el stock existen y su </w:t>
+      </w:r>
+      <w:r>
+        <w:rPr>
+          <w:bCs/>
+        </w:rPr>
+        <w:t>ubicación</w:t>
+      </w:r>
+      <w:r>
+        <w:rPr>
+          <w:bCs/>
+        </w:rPr>
+        <w:t xml:space="preserve"> dentro de los diferentes almacenes. </w:t>
+      </w:r>
+    </w:p>
+    <w:p>
+      <w:pPr>
+        <w:jc w:val="both"/>
+        <w:rPr>
+          <w:bCs/>
+        </w:rPr>
+      </w:pPr>
+      <w:r>
+        <w:rPr>
+          <w:bCs/>
+        </w:rPr>
+        <w:t>RF</w:t>
+      </w:r>
+      <w:r>
+        <w:rPr>
+          <w:bCs/>
+        </w:rPr>
+        <w:t>-</w:t>
+      </w:r>
+      <w:r>
+        <w:rPr>
+          <w:bCs/>
+        </w:rPr>
+        <w:t xml:space="preserve">06: Reporte de inventario general: El sistema debe generar un reporte general de inventario que incluya: </w:t>
+      </w:r>
+      <w:r>
+        <w:rPr>
+          <w:bCs/>
+        </w:rPr>
+        <w:t xml:space="preserve"> </w:t>
+      </w:r>
+    </w:p>
+    <w:p>
+      <w:pPr>
+        <w:pStyle w:val="Prrafodelista"/>
+        <w:numPr>
+          <w:ilvl w:val="0"/>
+          <w:numId w:val="3"/>
+        </w:numPr>
+        <w:jc w:val="both"/>
+        <w:rPr>
+          <w:bCs/>
+        </w:rPr>
+      </w:pPr>
+      <w:r>
+        <w:rPr>
+          <w:bCs/>
+        </w:rPr>
+        <w:t>Código del producto</w:t>
+      </w:r>
+    </w:p>
+    <w:p>
+      <w:pPr>
+        <w:pStyle w:val="Prrafodelista"/>
+        <w:numPr>
+          <w:ilvl w:val="0"/>
+          <w:numId w:val="3"/>
+        </w:numPr>
+        <w:jc w:val="both"/>
+        <w:rPr>
+          <w:bCs/>
+        </w:rPr>
+      </w:pPr>
+      <w:r>
+        <w:rPr>
+          <w:bCs/>
+        </w:rPr>
+        <w:t>Nombre del producto</w:t>
+      </w:r>
+    </w:p>
+    <w:p>
+      <w:pPr>
+        <w:pStyle w:val="Prrafodelista"/>
+        <w:numPr>
+          <w:ilvl w:val="0"/>
+          <w:numId w:val="3"/>
+        </w:numPr>
+        <w:jc w:val="both"/>
+        <w:rPr>
+          <w:bCs/>
+        </w:rPr>
+      </w:pPr>
+      <w:r>
+        <w:rPr>
+          <w:bCs/>
+        </w:rPr>
+        <w:t>Stock actual</w:t>
+      </w:r>
+    </w:p>
+    <w:p>
+      <w:pPr>
+        <w:pStyle w:val="Prrafodelista"/>
+        <w:numPr>
+          <w:ilvl w:val="0"/>
+          <w:numId w:val="3"/>
+        </w:numPr>
+        <w:jc w:val="both"/>
+        <w:rPr>
+          <w:bCs/>
+        </w:rPr>
+      </w:pPr>
+      <w:r>
+        <w:rPr>
+          <w:bCs/>
+        </w:rPr>
+        <w:t>Precio Unitario</w:t>
+      </w:r>
+    </w:p>
+    <w:p>
+      <w:pPr>
+        <w:pStyle w:val="Prrafodelista"/>
+        <w:numPr>
+          <w:ilvl w:val="0"/>
+          <w:numId w:val="3"/>
+        </w:numPr>
+        <w:jc w:val="both"/>
+        <w:rPr>
+          <w:bCs/>
+        </w:rPr>
+      </w:pPr>
+      <w:r>
+        <w:rPr>
+          <w:bCs/>
+        </w:rPr>
+        <w:t>Valor total del inventario por producto (stock por precio)</w:t>
+      </w:r>
+    </w:p>
+    <w:p>
+      <w:pPr>
+        <w:jc w:val="both"/>
+        <w:rPr>
+          <w:bCs/>
+        </w:rPr>
+      </w:pPr>
+      <w:r>
+        <w:rPr>
+          <w:bCs/>
+        </w:rPr>
+        <w:t>RF-07: Reporte de productos por ubicación: El sistema debe permitir generar reportes de productos agrupados</w:t>
+      </w:r>
+      <w:r>
+        <w:rPr>
+          <w:bCs/>
+        </w:rPr>
+        <w:t xml:space="preserve">, ya sea por </w:t>
+      </w:r>
+      <w:r>
+        <w:rPr>
+          <w:bCs/>
+        </w:rPr>
+        <w:t>almacén o ubicación, para facilitar la organización del inventario.</w:t>
+      </w:r>
+    </w:p>
+    <w:p>
+      <w:pPr>
+        <w:jc w:val="both"/>
+        <w:rPr>
+          <w:bCs/>
+        </w:rPr>
+      </w:pPr>
+      <w:r>
+        <w:rPr>
+          <w:bCs/>
+        </w:rPr>
+        <w:t>RF-08: Reporte de ventas: El sistema debe generar reportes de transacciones de ventas, incluyendo</w:t>
+      </w:r>
+      <w:r>
+        <w:rPr>
+          <w:bCs/>
+        </w:rPr>
+        <w:t xml:space="preserve"> la siguiente información como mínimo</w:t>
+      </w:r>
+      <w:r>
+        <w:rPr>
+          <w:bCs/>
+        </w:rPr>
+        <w:t>:</w:t>
+      </w:r>
+    </w:p>
+    <w:p>
+      <w:pPr>
+        <w:pStyle w:val="Prrafodelista"/>
+        <w:numPr>
+          <w:ilvl w:val="0"/>
+          <w:numId w:val="4"/>
+        </w:numPr>
+        <w:jc w:val="both"/>
+        <w:rPr>
+          <w:bCs/>
+        </w:rPr>
+      </w:pPr>
+      <w:r>
+        <w:rPr>
+          <w:bCs/>
+        </w:rPr>
+        <w:t>Producto vendido</w:t>
+      </w:r>
+    </w:p>
+    <w:p>
+      <w:pPr>
+        <w:pStyle w:val="Prrafodelista"/>
+        <w:numPr>
+          <w:ilvl w:val="0"/>
+          <w:numId w:val="4"/>
+        </w:numPr>
+        <w:jc w:val="both"/>
+        <w:rPr>
+          <w:bCs/>
+        </w:rPr>
+      </w:pPr>
+      <w:r>
+        <w:rPr>
+          <w:bCs/>
+        </w:rPr>
+        <w:t>Cantidad</w:t>
+      </w:r>
+    </w:p>
+    <w:p>
+      <w:pPr>
+        <w:pStyle w:val="Prrafodelista"/>
+        <w:numPr>
+          <w:ilvl w:val="0"/>
+          <w:numId w:val="4"/>
+        </w:numPr>
+        <w:jc w:val="both"/>
+        <w:rPr>
+          <w:bCs/>
+        </w:rPr>
+      </w:pPr>
+      <w:r>
+        <w:rPr>
+          <w:bCs/>
+        </w:rPr>
+        <w:t>Fecha de transacción</w:t>
+      </w:r>
+    </w:p>
+    <w:p>
+      <w:pPr>
+        <w:pStyle w:val="Prrafodelista"/>
+        <w:numPr>
+          <w:ilvl w:val="0"/>
+          <w:numId w:val="4"/>
+        </w:numPr>
+        <w:jc w:val="both"/>
+        <w:rPr>
+          <w:bCs/>
+        </w:rPr>
+      </w:pPr>
+      <w:r>
+        <w:rPr>
+          <w:bCs/>
+        </w:rPr>
+        <w:t>Valor total de la venta</w:t>
+      </w:r>
+    </w:p>
+    <w:p>
+      <w:pPr>
+        <w:jc w:val="both"/>
+        <w:rPr>
+          <w:bCs/>
+        </w:rPr>
+      </w:pPr>
+      <w:r>
+        <w:rPr>
+          <w:bCs/>
+        </w:rPr>
+        <w:lastRenderedPageBreak/>
+        <w:t>RF-09: Búsquedas y filtros: El sistema debe permitir realizar consultas avanzadas</w:t>
+      </w:r>
+      <w:r>
+        <w:rPr>
+          <w:bCs/>
+        </w:rPr>
+        <w:t>, especialmente los siguientes filtros</w:t>
+      </w:r>
+      <w:r>
+        <w:rPr>
+          <w:bCs/>
+        </w:rPr>
+        <w:t>:</w:t>
+      </w:r>
+    </w:p>
+    <w:p>
+      <w:pPr>
+        <w:pStyle w:val="Prrafodelista"/>
+        <w:numPr>
+          <w:ilvl w:val="0"/>
+          <w:numId w:val="5"/>
+        </w:numPr>
+        <w:jc w:val="both"/>
+        <w:rPr>
+          <w:bCs/>
+        </w:rPr>
+      </w:pPr>
+      <w:r>
+        <w:rPr>
+          <w:bCs/>
+        </w:rPr>
+        <w:t>Búsqueda de productos por rango de precios</w:t>
+      </w:r>
+    </w:p>
+    <w:p>
+      <w:pPr>
+        <w:pStyle w:val="Prrafodelista"/>
+        <w:numPr>
+          <w:ilvl w:val="0"/>
+          <w:numId w:val="5"/>
+        </w:numPr>
+        <w:jc w:val="both"/>
+        <w:rPr>
+          <w:bCs/>
+        </w:rPr>
+      </w:pPr>
+      <w:r>
+        <w:rPr>
+          <w:bCs/>
+        </w:rPr>
+        <w:t>Identificación de productos con stock menor a un nivel determinado</w:t>
+      </w:r>
+    </w:p>
+    <w:p>
+      <w:pPr>
+        <w:pStyle w:val="Prrafodelista"/>
+        <w:numPr>
+          <w:ilvl w:val="0"/>
+          <w:numId w:val="5"/>
+        </w:numPr>
+        <w:jc w:val="both"/>
+        <w:rPr>
+          <w:bCs/>
+        </w:rPr>
+      </w:pPr>
+      <w:r>
+        <w:rPr>
+          <w:bCs/>
+        </w:rPr>
+        <w:t>Búsqueda de productos por ubicación específica</w:t>
+      </w:r>
+    </w:p>
+    <w:p>
+      <w:pPr>
+        <w:jc w:val="both"/>
+        <w:rPr>
+          <w:bCs/>
+        </w:rPr>
+      </w:pPr>
+      <w:r>
+        <w:rPr>
+          <w:bCs/>
+        </w:rPr>
+        <w:t>RF-10: Gestión de usuarios: El sistema debe permitir la gestión de usuarios, incluyendo registro y administración de cuentas dentro del sistema.</w:t>
+      </w:r>
+    </w:p>
+    <w:p>
+      <w:pPr>
+        <w:jc w:val="both"/>
+        <w:rPr>
+          <w:bCs/>
+        </w:rPr>
+      </w:pPr>
+      <w:r>
+        <w:rPr>
+          <w:bCs/>
+        </w:rPr>
+        <w:t xml:space="preserve">RF-11: Gestión de roles: El sistema debe implementar roles de usuario para controlar el acceso al sistema, </w:t>
+      </w:r>
+      <w:r>
+        <w:rPr>
+          <w:bCs/>
+        </w:rPr>
+        <w:t>siendo estos</w:t>
+      </w:r>
+      <w:r>
+        <w:rPr>
+          <w:bCs/>
+        </w:rPr>
+        <w:t xml:space="preserve">: </w:t>
+      </w:r>
+    </w:p>
+    <w:p>
+      <w:pPr>
+        <w:pStyle w:val="Prrafodelista"/>
+        <w:numPr>
+          <w:ilvl w:val="0"/>
+          <w:numId w:val="6"/>
+        </w:numPr>
+        <w:jc w:val="both"/>
+        <w:rPr>
+          <w:bCs/>
+        </w:rPr>
+      </w:pPr>
+      <w:r>
+        <w:rPr>
+          <w:bCs/>
+        </w:rPr>
+        <w:t>Administrador</w:t>
+      </w:r>
+    </w:p>
+    <w:p>
+      <w:pPr>
+        <w:pStyle w:val="Prrafodelista"/>
+        <w:numPr>
+          <w:ilvl w:val="0"/>
+          <w:numId w:val="6"/>
+        </w:numPr>
+        <w:jc w:val="both"/>
+        <w:rPr>
+          <w:bCs/>
+        </w:rPr>
+      </w:pPr>
+      <w:r>
+        <w:rPr>
+          <w:bCs/>
+        </w:rPr>
+        <w:t>Operador</w:t>
+      </w:r>
+    </w:p>
+    <w:p>
+      <w:pPr>
+        <w:jc w:val="both"/>
+        <w:rPr>
+          <w:bCs/>
+        </w:rPr>
+      </w:pPr>
+      <w:r>
+        <w:rPr>
+          <w:bCs/>
+        </w:rPr>
+        <w:t xml:space="preserve">RF-12: Registro histórico en base de datos No relacional o NoSQL: El sistema debe de almacenar información histórica en una base de datos NoSQL, </w:t>
+      </w:r>
+      <w:r>
+        <w:rPr>
+          <w:bCs/>
+        </w:rPr>
+        <w:t>siendo incluida la siguiente información en cada registro:</w:t>
+      </w:r>
+    </w:p>
+    <w:p>
+      <w:pPr>
+        <w:pStyle w:val="Prrafodelista"/>
+        <w:numPr>
+          <w:ilvl w:val="0"/>
+          <w:numId w:val="7"/>
+        </w:numPr>
+        <w:jc w:val="both"/>
+        <w:rPr>
+          <w:bCs/>
+        </w:rPr>
+      </w:pPr>
+      <w:r>
+        <w:rPr>
+          <w:bCs/>
+        </w:rPr>
+        <w:t>Historial de transacciones</w:t>
+      </w:r>
+    </w:p>
+    <w:p>
+      <w:pPr>
+        <w:pStyle w:val="Prrafodelista"/>
+        <w:numPr>
+          <w:ilvl w:val="0"/>
+          <w:numId w:val="7"/>
+        </w:numPr>
+        <w:jc w:val="both"/>
+        <w:rPr>
+          <w:bCs/>
+        </w:rPr>
+      </w:pPr>
+      <w:r>
+        <w:rPr>
+          <w:bCs/>
+        </w:rPr>
+        <w:t>Cambios realizados en productos</w:t>
+      </w:r>
+    </w:p>
+    <w:p>
+      <w:pPr>
+        <w:pStyle w:val="Prrafodelista"/>
+        <w:numPr>
+          <w:ilvl w:val="0"/>
+          <w:numId w:val="7"/>
+        </w:numPr>
+        <w:jc w:val="both"/>
+        <w:rPr>
+          <w:bCs/>
+        </w:rPr>
+      </w:pPr>
+      <w:r>
+        <w:rPr>
+          <w:bCs/>
+        </w:rPr>
+        <w:t>Comentarios registrados por los operadores</w:t>
+      </w:r>
     </w:p>
     <w:p>
       <w:pPr>
@@ -116,129 +1154,133 @@
         <w:rPr>
           <w:b/>
           <w:bCs/>
-          <w:sz w:val="32"/>
-          <w:szCs w:val="32"/>
-        </w:rPr>
-      </w:pPr>
-    </w:p>
-    <w:p>
-      <w:pPr>
-        <w:jc w:val="both"/>
+          <w:sz w:val="28"/>
+          <w:szCs w:val="28"/>
+        </w:rPr>
+      </w:pPr>
+      <w:r>
         <w:rPr>
           <w:b/>
           <w:bCs/>
-          <w:sz w:val="32"/>
-          <w:szCs w:val="32"/>
-        </w:rPr>
-      </w:pPr>
-    </w:p>
-    <w:p>
-      <w:pPr>
-        <w:jc w:val="both"/>
-        <w:rPr>
-          <w:b/>
-          <w:bCs/>
-          <w:sz w:val="32"/>
-          <w:szCs w:val="32"/>
-        </w:rPr>
-      </w:pPr>
-    </w:p>
-    <w:p>
-      <w:pPr>
-        <w:jc w:val="both"/>
-        <w:rPr>
-          <w:b/>
-          <w:bCs/>
-          <w:sz w:val="32"/>
-          <w:szCs w:val="32"/>
-        </w:rPr>
-      </w:pPr>
-    </w:p>
-    <w:p>
-      <w:pPr>
-        <w:jc w:val="both"/>
-        <w:rPr>
-          <w:b/>
-          <w:bCs/>
-          <w:sz w:val="32"/>
-          <w:szCs w:val="32"/>
-        </w:rPr>
-      </w:pPr>
-    </w:p>
-    <w:p>
-      <w:pPr>
-        <w:jc w:val="both"/>
-        <w:rPr>
-          <w:b/>
-          <w:bCs/>
-          <w:sz w:val="32"/>
-          <w:szCs w:val="32"/>
-        </w:rPr>
-      </w:pPr>
-    </w:p>
-    <w:p>
-      <w:pPr>
-        <w:jc w:val="both"/>
-        <w:rPr>
-          <w:b/>
-          <w:bCs/>
-          <w:sz w:val="32"/>
-          <w:szCs w:val="32"/>
-        </w:rPr>
-      </w:pPr>
-    </w:p>
-    <w:p>
-      <w:pPr>
-        <w:jc w:val="both"/>
-        <w:rPr>
-          <w:b/>
-          <w:bCs/>
-          <w:sz w:val="32"/>
-          <w:szCs w:val="32"/>
-        </w:rPr>
-      </w:pPr>
-    </w:p>
-    <w:p>
-      <w:pPr>
-        <w:jc w:val="both"/>
-        <w:rPr>
-          <w:b/>
-          <w:bCs/>
-          <w:sz w:val="32"/>
-          <w:szCs w:val="32"/>
-        </w:rPr>
-      </w:pPr>
-    </w:p>
-    <w:p>
-      <w:pPr>
-        <w:jc w:val="both"/>
-        <w:rPr>
-          <w:b/>
-          <w:bCs/>
-          <w:sz w:val="32"/>
-          <w:szCs w:val="32"/>
-        </w:rPr>
-      </w:pPr>
-    </w:p>
-    <w:p>
-      <w:pPr>
-        <w:jc w:val="both"/>
-        <w:rPr>
-          <w:b/>
-          <w:bCs/>
-          <w:sz w:val="32"/>
-          <w:szCs w:val="32"/>
-        </w:rPr>
-      </w:pPr>
-    </w:p>
-    <w:p>
-      <w:pPr>
-        <w:jc w:val="both"/>
-        <w:rPr>
-          <w:b/>
-          <w:bCs/>
-          <w:sz w:val="32"/>
-          <w:szCs w:val="32"/>
+          <w:sz w:val="28"/>
+          <w:szCs w:val="28"/>
+        </w:rPr>
+        <w:t>Requerimientos No Funcionales</w:t>
+      </w:r>
+    </w:p>
+    <w:p>
+      <w:pPr>
+        <w:jc w:val="both"/>
+        <w:rPr>
+          <w:bCs/>
+        </w:rPr>
+      </w:pPr>
+      <w:r>
+        <w:rPr>
+          <w:bCs/>
+        </w:rPr>
+        <w:t>RNF-01 Rendimiento: El sistema debe permitir consultas y generación de reportes de manera eficiente, inclusive con grandes volúmenes de datos.</w:t>
+      </w:r>
+    </w:p>
+    <w:p>
+      <w:pPr>
+        <w:jc w:val="both"/>
+        <w:rPr>
+          <w:bCs/>
+        </w:rPr>
+      </w:pPr>
+      <w:r>
+        <w:rPr>
+          <w:bCs/>
+        </w:rPr>
+        <w:t>RNF-02: Seguridad: El sistema debe implementar roles y permisos para restringir el acceso a determinadas operaciones según el tipo de usuario.</w:t>
+      </w:r>
+    </w:p>
+    <w:p>
+      <w:pPr>
+        <w:jc w:val="both"/>
+        <w:rPr>
+          <w:bCs/>
+        </w:rPr>
+      </w:pPr>
+      <w:r>
+        <w:rPr>
+          <w:bCs/>
+        </w:rPr>
+        <w:t>RNF-03: Escalabilidad: El sistema debe permitir la escalabilidad de la base de datos mediante técnicas de replicación y partición, garantizando disponibilidad y rendimiento.</w:t>
+      </w:r>
+    </w:p>
+    <w:p>
+      <w:pPr>
+        <w:jc w:val="both"/>
+        <w:rPr>
+          <w:bCs/>
+        </w:rPr>
+      </w:pPr>
+      <w:r>
+        <w:rPr>
+          <w:bCs/>
+        </w:rPr>
+        <w:t>RNF-04: Integración de bases de datos: El sistema debe integrar bases de datos relaciones y no relacionales, dividiéndose en:</w:t>
+      </w:r>
+    </w:p>
+    <w:p>
+      <w:pPr>
+        <w:pStyle w:val="Prrafodelista"/>
+        <w:numPr>
+          <w:ilvl w:val="0"/>
+          <w:numId w:val="8"/>
+        </w:numPr>
+        <w:jc w:val="both"/>
+        <w:rPr>
+          <w:bCs/>
+        </w:rPr>
+      </w:pPr>
+      <w:r>
+        <w:rPr>
+          <w:bCs/>
+        </w:rPr>
+        <w:t>MySQL para almacenamiento principal de datos.</w:t>
+      </w:r>
+    </w:p>
+    <w:p>
+      <w:pPr>
+        <w:pStyle w:val="Prrafodelista"/>
+        <w:numPr>
+          <w:ilvl w:val="0"/>
+          <w:numId w:val="8"/>
+        </w:numPr>
+        <w:jc w:val="both"/>
+        <w:rPr>
+          <w:bCs/>
+        </w:rPr>
+      </w:pPr>
+      <w:r>
+        <w:rPr>
+          <w:bCs/>
+        </w:rPr>
+        <w:t>MongoDB para almacenamiento de registros históricos.</w:t>
+      </w:r>
+    </w:p>
+    <w:p>
+      <w:pPr>
+        <w:jc w:val="both"/>
+        <w:rPr>
+          <w:bCs/>
+        </w:rPr>
+      </w:pPr>
+      <w:r>
+        <w:rPr>
+          <w:bCs/>
+        </w:rPr>
+        <w:t xml:space="preserve">RNF-05: Disponibilidad: El sistema debe implementar replicación de datos para garantizar alta disponibilidad y tolerancia a fallos. </w:t>
+      </w:r>
+    </w:p>
+    <w:p>
+      <w:pPr>
+        <w:jc w:val="both"/>
+        <w:rPr>
+          <w:bCs/>
         </w:rPr>
       </w:pPr>
     </w:p>
@@ -3982,14 +5024,12 @@
             <w:r>
               <w:t xml:space="preserve">Empleado que </w:t>
             </w:r>
-            <w:proofErr w:type="spellStart"/>
-            <w:r>
-              <w:t>realiz</w:t>
+            <w:r>
+              <w:t>realic</w:t>
             </w:r>
             <w:r>
               <w:t>e</w:t>
             </w:r>
-            <w:proofErr w:type="spellEnd"/>
             <w:r>
               <w:t xml:space="preserve"> la v</w:t>
             </w:r>
@@ -7888,8 +8928,1168 @@
       </w:rPr>
     </w:lvl>
   </w:abstractNum>
+  <w:abstractNum w:abstractNumId="1" w15:restartNumberingAfterBreak="0">
+    <w:nsid w:val="04166050"/>
+    <w:multiLevelType w:val="hybridMultilevel"/>
+    <w:tmpl w:val="35962622"/>
+    <w:lvl w:ilvl="0" w:tplc="100A0001">
+      <w:start w:val="1"/>
+      <w:numFmt w:val="bullet"/>
+      <w:lvlText w:val=""/>
+      <w:lvlJc w:val="left"/>
+      <w:pPr>
+        <w:ind w:left="720" w:hanging="360"/>
+      </w:pPr>
+      <w:rPr>
+        <w:rFonts w:ascii="Symbol" w:hAnsi="Symbol" w:hint="default"/>
+      </w:rPr>
+    </w:lvl>
+    <w:lvl w:ilvl="1" w:tplc="100A0003" w:tentative="1">
+      <w:start w:val="1"/>
+      <w:numFmt w:val="bullet"/>
+      <w:lvlText w:val="o"/>
+      <w:lvlJc w:val="left"/>
+      <w:pPr>
+        <w:ind w:left="1440" w:hanging="360"/>
+      </w:pPr>
+      <w:rPr>
+        <w:rFonts w:ascii="Courier New" w:hAnsi="Courier New" w:cs="Courier New" w:hint="default"/>
+      </w:rPr>
+    </w:lvl>
+    <w:lvl w:ilvl="2" w:tplc="100A0005" w:tentative="1">
+      <w:start w:val="1"/>
+      <w:numFmt w:val="bullet"/>
+      <w:lvlText w:val=""/>
+      <w:lvlJc w:val="left"/>
+      <w:pPr>
+        <w:ind w:left="2160" w:hanging="360"/>
+      </w:pPr>
+      <w:rPr>
+        <w:rFonts w:ascii="Wingdings" w:hAnsi="Wingdings" w:hint="default"/>
+      </w:rPr>
+    </w:lvl>
+    <w:lvl w:ilvl="3" w:tplc="100A0001" w:tentative="1">
+      <w:start w:val="1"/>
+      <w:numFmt w:val="bullet"/>
+      <w:lvlText w:val=""/>
+      <w:lvlJc w:val="left"/>
+      <w:pPr>
+        <w:ind w:left="2880" w:hanging="360"/>
+      </w:pPr>
+      <w:rPr>
+        <w:rFonts w:ascii="Symbol" w:hAnsi="Symbol" w:hint="default"/>
+      </w:rPr>
+    </w:lvl>
+    <w:lvl w:ilvl="4" w:tplc="100A0003" w:tentative="1">
+      <w:start w:val="1"/>
+      <w:numFmt w:val="bullet"/>
+      <w:lvlText w:val="o"/>
+      <w:lvlJc w:val="left"/>
+      <w:pPr>
+        <w:ind w:left="3600" w:hanging="360"/>
+      </w:pPr>
+      <w:rPr>
+        <w:rFonts w:ascii="Courier New" w:hAnsi="Courier New" w:cs="Courier New" w:hint="default"/>
+      </w:rPr>
+    </w:lvl>
+    <w:lvl w:ilvl="5" w:tplc="100A0005" w:tentative="1">
+      <w:start w:val="1"/>
+      <w:numFmt w:val="bullet"/>
+      <w:lvlText w:val=""/>
+      <w:lvlJc w:val="left"/>
+      <w:pPr>
+        <w:ind w:left="4320" w:hanging="360"/>
+      </w:pPr>
+      <w:rPr>
+        <w:rFonts w:ascii="Wingdings" w:hAnsi="Wingdings" w:hint="default"/>
+      </w:rPr>
+    </w:lvl>
+    <w:lvl w:ilvl="6" w:tplc="100A0001" w:tentative="1">
+      <w:start w:val="1"/>
+      <w:numFmt w:val="bullet"/>
+      <w:lvlText w:val=""/>
+      <w:lvlJc w:val="left"/>
+      <w:pPr>
+        <w:ind w:left="5040" w:hanging="360"/>
+      </w:pPr>
+      <w:rPr>
+        <w:rFonts w:ascii="Symbol" w:hAnsi="Symbol" w:hint="default"/>
+      </w:rPr>
+    </w:lvl>
+    <w:lvl w:ilvl="7" w:tplc="100A0003" w:tentative="1">
+      <w:start w:val="1"/>
+      <w:numFmt w:val="bullet"/>
+      <w:lvlText w:val="o"/>
+      <w:lvlJc w:val="left"/>
+      <w:pPr>
+        <w:ind w:left="5760" w:hanging="360"/>
+      </w:pPr>
+      <w:rPr>
+        <w:rFonts w:ascii="Courier New" w:hAnsi="Courier New" w:cs="Courier New" w:hint="default"/>
+      </w:rPr>
+    </w:lvl>
+    <w:lvl w:ilvl="8" w:tplc="100A0005" w:tentative="1">
+      <w:start w:val="1"/>
+      <w:numFmt w:val="bullet"/>
+      <w:lvlText w:val=""/>
+      <w:lvlJc w:val="left"/>
+      <w:pPr>
+        <w:ind w:left="6480" w:hanging="360"/>
+      </w:pPr>
+      <w:rPr>
+        <w:rFonts w:ascii="Wingdings" w:hAnsi="Wingdings" w:hint="default"/>
+      </w:rPr>
+    </w:lvl>
+  </w:abstractNum>
+  <w:abstractNum w:abstractNumId="2" w15:restartNumberingAfterBreak="0">
+    <w:nsid w:val="059562E5"/>
+    <w:multiLevelType w:val="hybridMultilevel"/>
+    <w:tmpl w:val="7C2AD4B6"/>
+    <w:lvl w:ilvl="0" w:tplc="100A0001">
+      <w:start w:val="1"/>
+      <w:numFmt w:val="bullet"/>
+      <w:lvlText w:val=""/>
+      <w:lvlJc w:val="left"/>
+      <w:pPr>
+        <w:ind w:left="720" w:hanging="360"/>
+      </w:pPr>
+      <w:rPr>
+        <w:rFonts w:ascii="Symbol" w:hAnsi="Symbol" w:hint="default"/>
+      </w:rPr>
+    </w:lvl>
+    <w:lvl w:ilvl="1" w:tplc="100A0003" w:tentative="1">
+      <w:start w:val="1"/>
+      <w:numFmt w:val="bullet"/>
+      <w:lvlText w:val="o"/>
+      <w:lvlJc w:val="left"/>
+      <w:pPr>
+        <w:ind w:left="1440" w:hanging="360"/>
+      </w:pPr>
+      <w:rPr>
+        <w:rFonts w:ascii="Courier New" w:hAnsi="Courier New" w:cs="Courier New" w:hint="default"/>
+      </w:rPr>
+    </w:lvl>
+    <w:lvl w:ilvl="2" w:tplc="100A0005" w:tentative="1">
+      <w:start w:val="1"/>
+      <w:numFmt w:val="bullet"/>
+      <w:lvlText w:val=""/>
+      <w:lvlJc w:val="left"/>
+      <w:pPr>
+        <w:ind w:left="2160" w:hanging="360"/>
+      </w:pPr>
+      <w:rPr>
+        <w:rFonts w:ascii="Wingdings" w:hAnsi="Wingdings" w:hint="default"/>
+      </w:rPr>
+    </w:lvl>
+    <w:lvl w:ilvl="3" w:tplc="100A0001" w:tentative="1">
+      <w:start w:val="1"/>
+      <w:numFmt w:val="bullet"/>
+      <w:lvlText w:val=""/>
+      <w:lvlJc w:val="left"/>
+      <w:pPr>
+        <w:ind w:left="2880" w:hanging="360"/>
+      </w:pPr>
+      <w:rPr>
+        <w:rFonts w:ascii="Symbol" w:hAnsi="Symbol" w:hint="default"/>
+      </w:rPr>
+    </w:lvl>
+    <w:lvl w:ilvl="4" w:tplc="100A0003" w:tentative="1">
+      <w:start w:val="1"/>
+      <w:numFmt w:val="bullet"/>
+      <w:lvlText w:val="o"/>
+      <w:lvlJc w:val="left"/>
+      <w:pPr>
+        <w:ind w:left="3600" w:hanging="360"/>
+      </w:pPr>
+      <w:rPr>
+        <w:rFonts w:ascii="Courier New" w:hAnsi="Courier New" w:cs="Courier New" w:hint="default"/>
+      </w:rPr>
+    </w:lvl>
+    <w:lvl w:ilvl="5" w:tplc="100A0005" w:tentative="1">
+      <w:start w:val="1"/>
+      <w:numFmt w:val="bullet"/>
+      <w:lvlText w:val=""/>
+      <w:lvlJc w:val="left"/>
+      <w:pPr>
+        <w:ind w:left="4320" w:hanging="360"/>
+      </w:pPr>
+      <w:rPr>
+        <w:rFonts w:ascii="Wingdings" w:hAnsi="Wingdings" w:hint="default"/>
+      </w:rPr>
+    </w:lvl>
+    <w:lvl w:ilvl="6" w:tplc="100A0001" w:tentative="1">
+      <w:start w:val="1"/>
+      <w:numFmt w:val="bullet"/>
+      <w:lvlText w:val=""/>
+      <w:lvlJc w:val="left"/>
+      <w:pPr>
+        <w:ind w:left="5040" w:hanging="360"/>
+      </w:pPr>
+      <w:rPr>
+        <w:rFonts w:ascii="Symbol" w:hAnsi="Symbol" w:hint="default"/>
+      </w:rPr>
+    </w:lvl>
+    <w:lvl w:ilvl="7" w:tplc="100A0003" w:tentative="1">
+      <w:start w:val="1"/>
+      <w:numFmt w:val="bullet"/>
+      <w:lvlText w:val="o"/>
+      <w:lvlJc w:val="left"/>
+      <w:pPr>
+        <w:ind w:left="5760" w:hanging="360"/>
+      </w:pPr>
+      <w:rPr>
+        <w:rFonts w:ascii="Courier New" w:hAnsi="Courier New" w:cs="Courier New" w:hint="default"/>
+      </w:rPr>
+    </w:lvl>
+    <w:lvl w:ilvl="8" w:tplc="100A0005" w:tentative="1">
+      <w:start w:val="1"/>
+      <w:numFmt w:val="bullet"/>
+      <w:lvlText w:val=""/>
+      <w:lvlJc w:val="left"/>
+      <w:pPr>
+        <w:ind w:left="6480" w:hanging="360"/>
+      </w:pPr>
+      <w:rPr>
+        <w:rFonts w:ascii="Wingdings" w:hAnsi="Wingdings" w:hint="default"/>
+      </w:rPr>
+    </w:lvl>
+  </w:abstractNum>
+  <w:abstractNum w:abstractNumId="3" w15:restartNumberingAfterBreak="0">
+    <w:nsid w:val="1EDB6663"/>
+    <w:multiLevelType w:val="hybridMultilevel"/>
+    <w:tmpl w:val="FDE6192A"/>
+    <w:lvl w:ilvl="0" w:tplc="100A0001">
+      <w:start w:val="1"/>
+      <w:numFmt w:val="bullet"/>
+      <w:lvlText w:val=""/>
+      <w:lvlJc w:val="left"/>
+      <w:pPr>
+        <w:ind w:left="1068" w:hanging="708"/>
+      </w:pPr>
+      <w:rPr>
+        <w:rFonts w:ascii="Symbol" w:hAnsi="Symbol" w:hint="default"/>
+      </w:rPr>
+    </w:lvl>
+    <w:lvl w:ilvl="1" w:tplc="100A0003" w:tentative="1">
+      <w:start w:val="1"/>
+      <w:numFmt w:val="bullet"/>
+      <w:lvlText w:val="o"/>
+      <w:lvlJc w:val="left"/>
+      <w:pPr>
+        <w:ind w:left="1440" w:hanging="360"/>
+      </w:pPr>
+      <w:rPr>
+        <w:rFonts w:ascii="Courier New" w:hAnsi="Courier New" w:cs="Courier New" w:hint="default"/>
+      </w:rPr>
+    </w:lvl>
+    <w:lvl w:ilvl="2" w:tplc="100A0005" w:tentative="1">
+      <w:start w:val="1"/>
+      <w:numFmt w:val="bullet"/>
+      <w:lvlText w:val=""/>
+      <w:lvlJc w:val="left"/>
+      <w:pPr>
+        <w:ind w:left="2160" w:hanging="360"/>
+      </w:pPr>
+      <w:rPr>
+        <w:rFonts w:ascii="Wingdings" w:hAnsi="Wingdings" w:hint="default"/>
+      </w:rPr>
+    </w:lvl>
+    <w:lvl w:ilvl="3" w:tplc="100A0001" w:tentative="1">
+      <w:start w:val="1"/>
+      <w:numFmt w:val="bullet"/>
+      <w:lvlText w:val=""/>
+      <w:lvlJc w:val="left"/>
+      <w:pPr>
+        <w:ind w:left="2880" w:hanging="360"/>
+      </w:pPr>
+      <w:rPr>
+        <w:rFonts w:ascii="Symbol" w:hAnsi="Symbol" w:hint="default"/>
+      </w:rPr>
+    </w:lvl>
+    <w:lvl w:ilvl="4" w:tplc="100A0003" w:tentative="1">
+      <w:start w:val="1"/>
+      <w:numFmt w:val="bullet"/>
+      <w:lvlText w:val="o"/>
+      <w:lvlJc w:val="left"/>
+      <w:pPr>
+        <w:ind w:left="3600" w:hanging="360"/>
+      </w:pPr>
+      <w:rPr>
+        <w:rFonts w:ascii="Courier New" w:hAnsi="Courier New" w:cs="Courier New" w:hint="default"/>
+      </w:rPr>
+    </w:lvl>
+    <w:lvl w:ilvl="5" w:tplc="100A0005" w:tentative="1">
+      <w:start w:val="1"/>
+      <w:numFmt w:val="bullet"/>
+      <w:lvlText w:val=""/>
+      <w:lvlJc w:val="left"/>
+      <w:pPr>
+        <w:ind w:left="4320" w:hanging="360"/>
+      </w:pPr>
+      <w:rPr>
+        <w:rFonts w:ascii="Wingdings" w:hAnsi="Wingdings" w:hint="default"/>
+      </w:rPr>
+    </w:lvl>
+    <w:lvl w:ilvl="6" w:tplc="100A0001" w:tentative="1">
+      <w:start w:val="1"/>
+      <w:numFmt w:val="bullet"/>
+      <w:lvlText w:val=""/>
+      <w:lvlJc w:val="left"/>
+      <w:pPr>
+        <w:ind w:left="5040" w:hanging="360"/>
+      </w:pPr>
+      <w:rPr>
+        <w:rFonts w:ascii="Symbol" w:hAnsi="Symbol" w:hint="default"/>
+      </w:rPr>
+    </w:lvl>
+    <w:lvl w:ilvl="7" w:tplc="100A0003" w:tentative="1">
+      <w:start w:val="1"/>
+      <w:numFmt w:val="bullet"/>
+      <w:lvlText w:val="o"/>
+      <w:lvlJc w:val="left"/>
+      <w:pPr>
+        <w:ind w:left="5760" w:hanging="360"/>
+      </w:pPr>
+      <w:rPr>
+        <w:rFonts w:ascii="Courier New" w:hAnsi="Courier New" w:cs="Courier New" w:hint="default"/>
+      </w:rPr>
+    </w:lvl>
+    <w:lvl w:ilvl="8" w:tplc="100A0005" w:tentative="1">
+      <w:start w:val="1"/>
+      <w:numFmt w:val="bullet"/>
+      <w:lvlText w:val=""/>
+      <w:lvlJc w:val="left"/>
+      <w:pPr>
+        <w:ind w:left="6480" w:hanging="360"/>
+      </w:pPr>
+      <w:rPr>
+        <w:rFonts w:ascii="Wingdings" w:hAnsi="Wingdings" w:hint="default"/>
+      </w:rPr>
+    </w:lvl>
+  </w:abstractNum>
+  <w:abstractNum w:abstractNumId="4" w15:restartNumberingAfterBreak="0">
+    <w:nsid w:val="211D7C2A"/>
+    <w:multiLevelType w:val="hybridMultilevel"/>
+    <w:tmpl w:val="6A304074"/>
+    <w:lvl w:ilvl="0" w:tplc="100A0001">
+      <w:start w:val="1"/>
+      <w:numFmt w:val="bullet"/>
+      <w:lvlText w:val=""/>
+      <w:lvlJc w:val="left"/>
+      <w:pPr>
+        <w:ind w:left="720" w:hanging="360"/>
+      </w:pPr>
+      <w:rPr>
+        <w:rFonts w:ascii="Symbol" w:hAnsi="Symbol" w:hint="default"/>
+      </w:rPr>
+    </w:lvl>
+    <w:lvl w:ilvl="1" w:tplc="100A0003" w:tentative="1">
+      <w:start w:val="1"/>
+      <w:numFmt w:val="bullet"/>
+      <w:lvlText w:val="o"/>
+      <w:lvlJc w:val="left"/>
+      <w:pPr>
+        <w:ind w:left="1440" w:hanging="360"/>
+      </w:pPr>
+      <w:rPr>
+        <w:rFonts w:ascii="Courier New" w:hAnsi="Courier New" w:cs="Courier New" w:hint="default"/>
+      </w:rPr>
+    </w:lvl>
+    <w:lvl w:ilvl="2" w:tplc="100A0005" w:tentative="1">
+      <w:start w:val="1"/>
+      <w:numFmt w:val="bullet"/>
+      <w:lvlText w:val=""/>
+      <w:lvlJc w:val="left"/>
+      <w:pPr>
+        <w:ind w:left="2160" w:hanging="360"/>
+      </w:pPr>
+      <w:rPr>
+        <w:rFonts w:ascii="Wingdings" w:hAnsi="Wingdings" w:hint="default"/>
+      </w:rPr>
+    </w:lvl>
+    <w:lvl w:ilvl="3" w:tplc="100A0001" w:tentative="1">
+      <w:start w:val="1"/>
+      <w:numFmt w:val="bullet"/>
+      <w:lvlText w:val=""/>
+      <w:lvlJc w:val="left"/>
+      <w:pPr>
+        <w:ind w:left="2880" w:hanging="360"/>
+      </w:pPr>
+      <w:rPr>
+        <w:rFonts w:ascii="Symbol" w:hAnsi="Symbol" w:hint="default"/>
+      </w:rPr>
+    </w:lvl>
+    <w:lvl w:ilvl="4" w:tplc="100A0003" w:tentative="1">
+      <w:start w:val="1"/>
+      <w:numFmt w:val="bullet"/>
+      <w:lvlText w:val="o"/>
+      <w:lvlJc w:val="left"/>
+      <w:pPr>
+        <w:ind w:left="3600" w:hanging="360"/>
+      </w:pPr>
+      <w:rPr>
+        <w:rFonts w:ascii="Courier New" w:hAnsi="Courier New" w:cs="Courier New" w:hint="default"/>
+      </w:rPr>
+    </w:lvl>
+    <w:lvl w:ilvl="5" w:tplc="100A0005" w:tentative="1">
+      <w:start w:val="1"/>
+      <w:numFmt w:val="bullet"/>
+      <w:lvlText w:val=""/>
+      <w:lvlJc w:val="left"/>
+      <w:pPr>
+        <w:ind w:left="4320" w:hanging="360"/>
+      </w:pPr>
+      <w:rPr>
+        <w:rFonts w:ascii="Wingdings" w:hAnsi="Wingdings" w:hint="default"/>
+      </w:rPr>
+    </w:lvl>
+    <w:lvl w:ilvl="6" w:tplc="100A0001" w:tentative="1">
+      <w:start w:val="1"/>
+      <w:numFmt w:val="bullet"/>
+      <w:lvlText w:val=""/>
+      <w:lvlJc w:val="left"/>
+      <w:pPr>
+        <w:ind w:left="5040" w:hanging="360"/>
+      </w:pPr>
+      <w:rPr>
+        <w:rFonts w:ascii="Symbol" w:hAnsi="Symbol" w:hint="default"/>
+      </w:rPr>
+    </w:lvl>
+    <w:lvl w:ilvl="7" w:tplc="100A0003" w:tentative="1">
+      <w:start w:val="1"/>
+      <w:numFmt w:val="bullet"/>
+      <w:lvlText w:val="o"/>
+      <w:lvlJc w:val="left"/>
+      <w:pPr>
+        <w:ind w:left="5760" w:hanging="360"/>
+      </w:pPr>
+      <w:rPr>
+        <w:rFonts w:ascii="Courier New" w:hAnsi="Courier New" w:cs="Courier New" w:hint="default"/>
+      </w:rPr>
+    </w:lvl>
+    <w:lvl w:ilvl="8" w:tplc="100A0005" w:tentative="1">
+      <w:start w:val="1"/>
+      <w:numFmt w:val="bullet"/>
+      <w:lvlText w:val=""/>
+      <w:lvlJc w:val="left"/>
+      <w:pPr>
+        <w:ind w:left="6480" w:hanging="360"/>
+      </w:pPr>
+      <w:rPr>
+        <w:rFonts w:ascii="Wingdings" w:hAnsi="Wingdings" w:hint="default"/>
+      </w:rPr>
+    </w:lvl>
+  </w:abstractNum>
+  <w:abstractNum w:abstractNumId="5" w15:restartNumberingAfterBreak="0">
+    <w:nsid w:val="2E4705D4"/>
+    <w:multiLevelType w:val="hybridMultilevel"/>
+    <w:tmpl w:val="6D12C3EE"/>
+    <w:lvl w:ilvl="0" w:tplc="100A0001">
+      <w:start w:val="1"/>
+      <w:numFmt w:val="bullet"/>
+      <w:lvlText w:val=""/>
+      <w:lvlJc w:val="left"/>
+      <w:pPr>
+        <w:ind w:left="720" w:hanging="360"/>
+      </w:pPr>
+      <w:rPr>
+        <w:rFonts w:ascii="Symbol" w:hAnsi="Symbol" w:hint="default"/>
+      </w:rPr>
+    </w:lvl>
+    <w:lvl w:ilvl="1" w:tplc="100A0003" w:tentative="1">
+      <w:start w:val="1"/>
+      <w:numFmt w:val="bullet"/>
+      <w:lvlText w:val="o"/>
+      <w:lvlJc w:val="left"/>
+      <w:pPr>
+        <w:ind w:left="1440" w:hanging="360"/>
+      </w:pPr>
+      <w:rPr>
+        <w:rFonts w:ascii="Courier New" w:hAnsi="Courier New" w:cs="Courier New" w:hint="default"/>
+      </w:rPr>
+    </w:lvl>
+    <w:lvl w:ilvl="2" w:tplc="100A0005" w:tentative="1">
+      <w:start w:val="1"/>
+      <w:numFmt w:val="bullet"/>
+      <w:lvlText w:val=""/>
+      <w:lvlJc w:val="left"/>
+      <w:pPr>
+        <w:ind w:left="2160" w:hanging="360"/>
+      </w:pPr>
+      <w:rPr>
+        <w:rFonts w:ascii="Wingdings" w:hAnsi="Wingdings" w:hint="default"/>
+      </w:rPr>
+    </w:lvl>
+    <w:lvl w:ilvl="3" w:tplc="100A0001" w:tentative="1">
+      <w:start w:val="1"/>
+      <w:numFmt w:val="bullet"/>
+      <w:lvlText w:val=""/>
+      <w:lvlJc w:val="left"/>
+      <w:pPr>
+        <w:ind w:left="2880" w:hanging="360"/>
+      </w:pPr>
+      <w:rPr>
+        <w:rFonts w:ascii="Symbol" w:hAnsi="Symbol" w:hint="default"/>
+      </w:rPr>
+    </w:lvl>
+    <w:lvl w:ilvl="4" w:tplc="100A0003" w:tentative="1">
+      <w:start w:val="1"/>
+      <w:numFmt w:val="bullet"/>
+      <w:lvlText w:val="o"/>
+      <w:lvlJc w:val="left"/>
+      <w:pPr>
+        <w:ind w:left="3600" w:hanging="360"/>
+      </w:pPr>
+      <w:rPr>
+        <w:rFonts w:ascii="Courier New" w:hAnsi="Courier New" w:cs="Courier New" w:hint="default"/>
+      </w:rPr>
+    </w:lvl>
+    <w:lvl w:ilvl="5" w:tplc="100A0005" w:tentative="1">
+      <w:start w:val="1"/>
+      <w:numFmt w:val="bullet"/>
+      <w:lvlText w:val=""/>
+      <w:lvlJc w:val="left"/>
+      <w:pPr>
+        <w:ind w:left="4320" w:hanging="360"/>
+      </w:pPr>
+      <w:rPr>
+        <w:rFonts w:ascii="Wingdings" w:hAnsi="Wingdings" w:hint="default"/>
+      </w:rPr>
+    </w:lvl>
+    <w:lvl w:ilvl="6" w:tplc="100A0001" w:tentative="1">
+      <w:start w:val="1"/>
+      <w:numFmt w:val="bullet"/>
+      <w:lvlText w:val=""/>
+      <w:lvlJc w:val="left"/>
+      <w:pPr>
+        <w:ind w:left="5040" w:hanging="360"/>
+      </w:pPr>
+      <w:rPr>
+        <w:rFonts w:ascii="Symbol" w:hAnsi="Symbol" w:hint="default"/>
+      </w:rPr>
+    </w:lvl>
+    <w:lvl w:ilvl="7" w:tplc="100A0003" w:tentative="1">
+      <w:start w:val="1"/>
+      <w:numFmt w:val="bullet"/>
+      <w:lvlText w:val="o"/>
+      <w:lvlJc w:val="left"/>
+      <w:pPr>
+        <w:ind w:left="5760" w:hanging="360"/>
+      </w:pPr>
+      <w:rPr>
+        <w:rFonts w:ascii="Courier New" w:hAnsi="Courier New" w:cs="Courier New" w:hint="default"/>
+      </w:rPr>
+    </w:lvl>
+    <w:lvl w:ilvl="8" w:tplc="100A0005" w:tentative="1">
+      <w:start w:val="1"/>
+      <w:numFmt w:val="bullet"/>
+      <w:lvlText w:val=""/>
+      <w:lvlJc w:val="left"/>
+      <w:pPr>
+        <w:ind w:left="6480" w:hanging="360"/>
+      </w:pPr>
+      <w:rPr>
+        <w:rFonts w:ascii="Wingdings" w:hAnsi="Wingdings" w:hint="default"/>
+      </w:rPr>
+    </w:lvl>
+  </w:abstractNum>
+  <w:abstractNum w:abstractNumId="6" w15:restartNumberingAfterBreak="0">
+    <w:nsid w:val="38A66B06"/>
+    <w:multiLevelType w:val="hybridMultilevel"/>
+    <w:tmpl w:val="4734EAC2"/>
+    <w:lvl w:ilvl="0" w:tplc="100A0001">
+      <w:start w:val="1"/>
+      <w:numFmt w:val="bullet"/>
+      <w:lvlText w:val=""/>
+      <w:lvlJc w:val="left"/>
+      <w:pPr>
+        <w:ind w:left="720" w:hanging="360"/>
+      </w:pPr>
+      <w:rPr>
+        <w:rFonts w:ascii="Symbol" w:hAnsi="Symbol" w:hint="default"/>
+      </w:rPr>
+    </w:lvl>
+    <w:lvl w:ilvl="1" w:tplc="100A0003" w:tentative="1">
+      <w:start w:val="1"/>
+      <w:numFmt w:val="bullet"/>
+      <w:lvlText w:val="o"/>
+      <w:lvlJc w:val="left"/>
+      <w:pPr>
+        <w:ind w:left="1440" w:hanging="360"/>
+      </w:pPr>
+      <w:rPr>
+        <w:rFonts w:ascii="Courier New" w:hAnsi="Courier New" w:cs="Courier New" w:hint="default"/>
+      </w:rPr>
+    </w:lvl>
+    <w:lvl w:ilvl="2" w:tplc="100A0005" w:tentative="1">
+      <w:start w:val="1"/>
+      <w:numFmt w:val="bullet"/>
+      <w:lvlText w:val=""/>
+      <w:lvlJc w:val="left"/>
+      <w:pPr>
+        <w:ind w:left="2160" w:hanging="360"/>
+      </w:pPr>
+      <w:rPr>
+        <w:rFonts w:ascii="Wingdings" w:hAnsi="Wingdings" w:hint="default"/>
+      </w:rPr>
+    </w:lvl>
+    <w:lvl w:ilvl="3" w:tplc="100A0001" w:tentative="1">
+      <w:start w:val="1"/>
+      <w:numFmt w:val="bullet"/>
+      <w:lvlText w:val=""/>
+      <w:lvlJc w:val="left"/>
+      <w:pPr>
+        <w:ind w:left="2880" w:hanging="360"/>
+      </w:pPr>
+      <w:rPr>
+        <w:rFonts w:ascii="Symbol" w:hAnsi="Symbol" w:hint="default"/>
+      </w:rPr>
+    </w:lvl>
+    <w:lvl w:ilvl="4" w:tplc="100A0003" w:tentative="1">
+      <w:start w:val="1"/>
+      <w:numFmt w:val="bullet"/>
+      <w:lvlText w:val="o"/>
+      <w:lvlJc w:val="left"/>
+      <w:pPr>
+        <w:ind w:left="3600" w:hanging="360"/>
+      </w:pPr>
+      <w:rPr>
+        <w:rFonts w:ascii="Courier New" w:hAnsi="Courier New" w:cs="Courier New" w:hint="default"/>
+      </w:rPr>
+    </w:lvl>
+    <w:lvl w:ilvl="5" w:tplc="100A0005" w:tentative="1">
+      <w:start w:val="1"/>
+      <w:numFmt w:val="bullet"/>
+      <w:lvlText w:val=""/>
+      <w:lvlJc w:val="left"/>
+      <w:pPr>
+        <w:ind w:left="4320" w:hanging="360"/>
+      </w:pPr>
+      <w:rPr>
+        <w:rFonts w:ascii="Wingdings" w:hAnsi="Wingdings" w:hint="default"/>
+      </w:rPr>
+    </w:lvl>
+    <w:lvl w:ilvl="6" w:tplc="100A0001" w:tentative="1">
+      <w:start w:val="1"/>
+      <w:numFmt w:val="bullet"/>
+      <w:lvlText w:val=""/>
+      <w:lvlJc w:val="left"/>
+      <w:pPr>
+        <w:ind w:left="5040" w:hanging="360"/>
+      </w:pPr>
+      <w:rPr>
+        <w:rFonts w:ascii="Symbol" w:hAnsi="Symbol" w:hint="default"/>
+      </w:rPr>
+    </w:lvl>
+    <w:lvl w:ilvl="7" w:tplc="100A0003" w:tentative="1">
+      <w:start w:val="1"/>
+      <w:numFmt w:val="bullet"/>
+      <w:lvlText w:val="o"/>
+      <w:lvlJc w:val="left"/>
+      <w:pPr>
+        <w:ind w:left="5760" w:hanging="360"/>
+      </w:pPr>
+      <w:rPr>
+        <w:rFonts w:ascii="Courier New" w:hAnsi="Courier New" w:cs="Courier New" w:hint="default"/>
+      </w:rPr>
+    </w:lvl>
+    <w:lvl w:ilvl="8" w:tplc="100A0005" w:tentative="1">
+      <w:start w:val="1"/>
+      <w:numFmt w:val="bullet"/>
+      <w:lvlText w:val=""/>
+      <w:lvlJc w:val="left"/>
+      <w:pPr>
+        <w:ind w:left="6480" w:hanging="360"/>
+      </w:pPr>
+      <w:rPr>
+        <w:rFonts w:ascii="Wingdings" w:hAnsi="Wingdings" w:hint="default"/>
+      </w:rPr>
+    </w:lvl>
+  </w:abstractNum>
+  <w:abstractNum w:abstractNumId="7" w15:restartNumberingAfterBreak="0">
+    <w:nsid w:val="3DA409A1"/>
+    <w:multiLevelType w:val="hybridMultilevel"/>
+    <w:tmpl w:val="3B6622C4"/>
+    <w:lvl w:ilvl="0" w:tplc="100A0001">
+      <w:start w:val="1"/>
+      <w:numFmt w:val="bullet"/>
+      <w:lvlText w:val=""/>
+      <w:lvlJc w:val="left"/>
+      <w:pPr>
+        <w:ind w:left="720" w:hanging="360"/>
+      </w:pPr>
+      <w:rPr>
+        <w:rFonts w:ascii="Symbol" w:hAnsi="Symbol" w:hint="default"/>
+      </w:rPr>
+    </w:lvl>
+    <w:lvl w:ilvl="1" w:tplc="100A0003" w:tentative="1">
+      <w:start w:val="1"/>
+      <w:numFmt w:val="bullet"/>
+      <w:lvlText w:val="o"/>
+      <w:lvlJc w:val="left"/>
+      <w:pPr>
+        <w:ind w:left="1440" w:hanging="360"/>
+      </w:pPr>
+      <w:rPr>
+        <w:rFonts w:ascii="Courier New" w:hAnsi="Courier New" w:cs="Courier New" w:hint="default"/>
+      </w:rPr>
+    </w:lvl>
+    <w:lvl w:ilvl="2" w:tplc="100A0005" w:tentative="1">
+      <w:start w:val="1"/>
+      <w:numFmt w:val="bullet"/>
+      <w:lvlText w:val=""/>
+      <w:lvlJc w:val="left"/>
+      <w:pPr>
+        <w:ind w:left="2160" w:hanging="360"/>
+      </w:pPr>
+      <w:rPr>
+        <w:rFonts w:ascii="Wingdings" w:hAnsi="Wingdings" w:hint="default"/>
+      </w:rPr>
+    </w:lvl>
+    <w:lvl w:ilvl="3" w:tplc="100A0001" w:tentative="1">
+      <w:start w:val="1"/>
+      <w:numFmt w:val="bullet"/>
+      <w:lvlText w:val=""/>
+      <w:lvlJc w:val="left"/>
+      <w:pPr>
+        <w:ind w:left="2880" w:hanging="360"/>
+      </w:pPr>
+      <w:rPr>
+        <w:rFonts w:ascii="Symbol" w:hAnsi="Symbol" w:hint="default"/>
+      </w:rPr>
+    </w:lvl>
+    <w:lvl w:ilvl="4" w:tplc="100A0003" w:tentative="1">
+      <w:start w:val="1"/>
+      <w:numFmt w:val="bullet"/>
+      <w:lvlText w:val="o"/>
+      <w:lvlJc w:val="left"/>
+      <w:pPr>
+        <w:ind w:left="3600" w:hanging="360"/>
+      </w:pPr>
+      <w:rPr>
+        <w:rFonts w:ascii="Courier New" w:hAnsi="Courier New" w:cs="Courier New" w:hint="default"/>
+      </w:rPr>
+    </w:lvl>
+    <w:lvl w:ilvl="5" w:tplc="100A0005" w:tentative="1">
+      <w:start w:val="1"/>
+      <w:numFmt w:val="bullet"/>
+      <w:lvlText w:val=""/>
+      <w:lvlJc w:val="left"/>
+      <w:pPr>
+        <w:ind w:left="4320" w:hanging="360"/>
+      </w:pPr>
+      <w:rPr>
+        <w:rFonts w:ascii="Wingdings" w:hAnsi="Wingdings" w:hint="default"/>
+      </w:rPr>
+    </w:lvl>
+    <w:lvl w:ilvl="6" w:tplc="100A0001" w:tentative="1">
+      <w:start w:val="1"/>
+      <w:numFmt w:val="bullet"/>
+      <w:lvlText w:val=""/>
+      <w:lvlJc w:val="left"/>
+      <w:pPr>
+        <w:ind w:left="5040" w:hanging="360"/>
+      </w:pPr>
+      <w:rPr>
+        <w:rFonts w:ascii="Symbol" w:hAnsi="Symbol" w:hint="default"/>
+      </w:rPr>
+    </w:lvl>
+    <w:lvl w:ilvl="7" w:tplc="100A0003" w:tentative="1">
+      <w:start w:val="1"/>
+      <w:numFmt w:val="bullet"/>
+      <w:lvlText w:val="o"/>
+      <w:lvlJc w:val="left"/>
+      <w:pPr>
+        <w:ind w:left="5760" w:hanging="360"/>
+      </w:pPr>
+      <w:rPr>
+        <w:rFonts w:ascii="Courier New" w:hAnsi="Courier New" w:cs="Courier New" w:hint="default"/>
+      </w:rPr>
+    </w:lvl>
+    <w:lvl w:ilvl="8" w:tplc="100A0005" w:tentative="1">
+      <w:start w:val="1"/>
+      <w:numFmt w:val="bullet"/>
+      <w:lvlText w:val=""/>
+      <w:lvlJc w:val="left"/>
+      <w:pPr>
+        <w:ind w:left="6480" w:hanging="360"/>
+      </w:pPr>
+      <w:rPr>
+        <w:rFonts w:ascii="Wingdings" w:hAnsi="Wingdings" w:hint="default"/>
+      </w:rPr>
+    </w:lvl>
+  </w:abstractNum>
+  <w:abstractNum w:abstractNumId="8" w15:restartNumberingAfterBreak="0">
+    <w:nsid w:val="50382CD2"/>
+    <w:multiLevelType w:val="hybridMultilevel"/>
+    <w:tmpl w:val="7728CBAA"/>
+    <w:lvl w:ilvl="0" w:tplc="100A0001">
+      <w:start w:val="1"/>
+      <w:numFmt w:val="bullet"/>
+      <w:lvlText w:val=""/>
+      <w:lvlJc w:val="left"/>
+      <w:pPr>
+        <w:ind w:left="720" w:hanging="360"/>
+      </w:pPr>
+      <w:rPr>
+        <w:rFonts w:ascii="Symbol" w:hAnsi="Symbol" w:hint="default"/>
+      </w:rPr>
+    </w:lvl>
+    <w:lvl w:ilvl="1" w:tplc="100A0003" w:tentative="1">
+      <w:start w:val="1"/>
+      <w:numFmt w:val="bullet"/>
+      <w:lvlText w:val="o"/>
+      <w:lvlJc w:val="left"/>
+      <w:pPr>
+        <w:ind w:left="1440" w:hanging="360"/>
+      </w:pPr>
+      <w:rPr>
+        <w:rFonts w:ascii="Courier New" w:hAnsi="Courier New" w:cs="Courier New" w:hint="default"/>
+      </w:rPr>
+    </w:lvl>
+    <w:lvl w:ilvl="2" w:tplc="100A0005" w:tentative="1">
+      <w:start w:val="1"/>
+      <w:numFmt w:val="bullet"/>
+      <w:lvlText w:val=""/>
+      <w:lvlJc w:val="left"/>
+      <w:pPr>
+        <w:ind w:left="2160" w:hanging="360"/>
+      </w:pPr>
+      <w:rPr>
+        <w:rFonts w:ascii="Wingdings" w:hAnsi="Wingdings" w:hint="default"/>
+      </w:rPr>
+    </w:lvl>
+    <w:lvl w:ilvl="3" w:tplc="100A0001" w:tentative="1">
+      <w:start w:val="1"/>
+      <w:numFmt w:val="bullet"/>
+      <w:lvlText w:val=""/>
+      <w:lvlJc w:val="left"/>
+      <w:pPr>
+        <w:ind w:left="2880" w:hanging="360"/>
+      </w:pPr>
+      <w:rPr>
+        <w:rFonts w:ascii="Symbol" w:hAnsi="Symbol" w:hint="default"/>
+      </w:rPr>
+    </w:lvl>
+    <w:lvl w:ilvl="4" w:tplc="100A0003" w:tentative="1">
+      <w:start w:val="1"/>
+      <w:numFmt w:val="bullet"/>
+      <w:lvlText w:val="o"/>
+      <w:lvlJc w:val="left"/>
+      <w:pPr>
+        <w:ind w:left="3600" w:hanging="360"/>
+      </w:pPr>
+      <w:rPr>
+        <w:rFonts w:ascii="Courier New" w:hAnsi="Courier New" w:cs="Courier New" w:hint="default"/>
+      </w:rPr>
+    </w:lvl>
+    <w:lvl w:ilvl="5" w:tplc="100A0005" w:tentative="1">
+      <w:start w:val="1"/>
+      <w:numFmt w:val="bullet"/>
+      <w:lvlText w:val=""/>
+      <w:lvlJc w:val="left"/>
+      <w:pPr>
+        <w:ind w:left="4320" w:hanging="360"/>
+      </w:pPr>
+      <w:rPr>
+        <w:rFonts w:ascii="Wingdings" w:hAnsi="Wingdings" w:hint="default"/>
+      </w:rPr>
+    </w:lvl>
+    <w:lvl w:ilvl="6" w:tplc="100A0001" w:tentative="1">
+      <w:start w:val="1"/>
+      <w:numFmt w:val="bullet"/>
+      <w:lvlText w:val=""/>
+      <w:lvlJc w:val="left"/>
+      <w:pPr>
+        <w:ind w:left="5040" w:hanging="360"/>
+      </w:pPr>
+      <w:rPr>
+        <w:rFonts w:ascii="Symbol" w:hAnsi="Symbol" w:hint="default"/>
+      </w:rPr>
+    </w:lvl>
+    <w:lvl w:ilvl="7" w:tplc="100A0003" w:tentative="1">
+      <w:start w:val="1"/>
+      <w:numFmt w:val="bullet"/>
+      <w:lvlText w:val="o"/>
+      <w:lvlJc w:val="left"/>
+      <w:pPr>
+        <w:ind w:left="5760" w:hanging="360"/>
+      </w:pPr>
+      <w:rPr>
+        <w:rFonts w:ascii="Courier New" w:hAnsi="Courier New" w:cs="Courier New" w:hint="default"/>
+      </w:rPr>
+    </w:lvl>
+    <w:lvl w:ilvl="8" w:tplc="100A0005" w:tentative="1">
+      <w:start w:val="1"/>
+      <w:numFmt w:val="bullet"/>
+      <w:lvlText w:val=""/>
+      <w:lvlJc w:val="left"/>
+      <w:pPr>
+        <w:ind w:left="6480" w:hanging="360"/>
+      </w:pPr>
+      <w:rPr>
+        <w:rFonts w:ascii="Wingdings" w:hAnsi="Wingdings" w:hint="default"/>
+      </w:rPr>
+    </w:lvl>
+  </w:abstractNum>
+  <w:abstractNum w:abstractNumId="9" w15:restartNumberingAfterBreak="0">
+    <w:nsid w:val="5B384166"/>
+    <w:multiLevelType w:val="hybridMultilevel"/>
+    <w:tmpl w:val="6890CB24"/>
+    <w:lvl w:ilvl="0" w:tplc="100A0001">
+      <w:start w:val="1"/>
+      <w:numFmt w:val="bullet"/>
+      <w:lvlText w:val=""/>
+      <w:lvlJc w:val="left"/>
+      <w:pPr>
+        <w:ind w:left="720" w:hanging="360"/>
+      </w:pPr>
+      <w:rPr>
+        <w:rFonts w:ascii="Symbol" w:hAnsi="Symbol" w:hint="default"/>
+      </w:rPr>
+    </w:lvl>
+    <w:lvl w:ilvl="1" w:tplc="100A0003" w:tentative="1">
+      <w:start w:val="1"/>
+      <w:numFmt w:val="bullet"/>
+      <w:lvlText w:val="o"/>
+      <w:lvlJc w:val="left"/>
+      <w:pPr>
+        <w:ind w:left="1440" w:hanging="360"/>
+      </w:pPr>
+      <w:rPr>
+        <w:rFonts w:ascii="Courier New" w:hAnsi="Courier New" w:cs="Courier New" w:hint="default"/>
+      </w:rPr>
+    </w:lvl>
+    <w:lvl w:ilvl="2" w:tplc="100A0005" w:tentative="1">
+      <w:start w:val="1"/>
+      <w:numFmt w:val="bullet"/>
+      <w:lvlText w:val=""/>
+      <w:lvlJc w:val="left"/>
+      <w:pPr>
+        <w:ind w:left="2160" w:hanging="360"/>
+      </w:pPr>
+      <w:rPr>
+        <w:rFonts w:ascii="Wingdings" w:hAnsi="Wingdings" w:hint="default"/>
+      </w:rPr>
+    </w:lvl>
+    <w:lvl w:ilvl="3" w:tplc="100A0001" w:tentative="1">
+      <w:start w:val="1"/>
+      <w:numFmt w:val="bullet"/>
+      <w:lvlText w:val=""/>
+      <w:lvlJc w:val="left"/>
+      <w:pPr>
+        <w:ind w:left="2880" w:hanging="360"/>
+      </w:pPr>
+      <w:rPr>
+        <w:rFonts w:ascii="Symbol" w:hAnsi="Symbol" w:hint="default"/>
+      </w:rPr>
+    </w:lvl>
+    <w:lvl w:ilvl="4" w:tplc="100A0003" w:tentative="1">
+      <w:start w:val="1"/>
+      <w:numFmt w:val="bullet"/>
+      <w:lvlText w:val="o"/>
+      <w:lvlJc w:val="left"/>
+      <w:pPr>
+        <w:ind w:left="3600" w:hanging="360"/>
+      </w:pPr>
+      <w:rPr>
+        <w:rFonts w:ascii="Courier New" w:hAnsi="Courier New" w:cs="Courier New" w:hint="default"/>
+      </w:rPr>
+    </w:lvl>
+    <w:lvl w:ilvl="5" w:tplc="100A0005" w:tentative="1">
+      <w:start w:val="1"/>
+      <w:numFmt w:val="bullet"/>
+      <w:lvlText w:val=""/>
+      <w:lvlJc w:val="left"/>
+      <w:pPr>
+        <w:ind w:left="4320" w:hanging="360"/>
+      </w:pPr>
+      <w:rPr>
+        <w:rFonts w:ascii="Wingdings" w:hAnsi="Wingdings" w:hint="default"/>
+      </w:rPr>
+    </w:lvl>
+    <w:lvl w:ilvl="6" w:tplc="100A0001" w:tentative="1">
+      <w:start w:val="1"/>
+      <w:numFmt w:val="bullet"/>
+      <w:lvlText w:val=""/>
+      <w:lvlJc w:val="left"/>
+      <w:pPr>
+        <w:ind w:left="5040" w:hanging="360"/>
+      </w:pPr>
+      <w:rPr>
+        <w:rFonts w:ascii="Symbol" w:hAnsi="Symbol" w:hint="default"/>
+      </w:rPr>
+    </w:lvl>
+    <w:lvl w:ilvl="7" w:tplc="100A0003" w:tentative="1">
+      <w:start w:val="1"/>
+      <w:numFmt w:val="bullet"/>
+      <w:lvlText w:val="o"/>
+      <w:lvlJc w:val="left"/>
+      <w:pPr>
+        <w:ind w:left="5760" w:hanging="360"/>
+      </w:pPr>
+      <w:rPr>
+        <w:rFonts w:ascii="Courier New" w:hAnsi="Courier New" w:cs="Courier New" w:hint="default"/>
+      </w:rPr>
+    </w:lvl>
+    <w:lvl w:ilvl="8" w:tplc="100A0005" w:tentative="1">
+      <w:start w:val="1"/>
+      <w:numFmt w:val="bullet"/>
+      <w:lvlText w:val=""/>
+      <w:lvlJc w:val="left"/>
+      <w:pPr>
+        <w:ind w:left="6480" w:hanging="360"/>
+      </w:pPr>
+      <w:rPr>
+        <w:rFonts w:ascii="Wingdings" w:hAnsi="Wingdings" w:hint="default"/>
+      </w:rPr>
+    </w:lvl>
+  </w:abstractNum>
+  <w:abstractNum w:abstractNumId="10" w15:restartNumberingAfterBreak="0">
+    <w:nsid w:val="6C071D77"/>
+    <w:multiLevelType w:val="hybridMultilevel"/>
+    <w:tmpl w:val="1FEE6E20"/>
+    <w:lvl w:ilvl="0" w:tplc="100A0001">
+      <w:start w:val="1"/>
+      <w:numFmt w:val="bullet"/>
+      <w:lvlText w:val=""/>
+      <w:lvlJc w:val="left"/>
+      <w:pPr>
+        <w:ind w:left="720" w:hanging="360"/>
+      </w:pPr>
+      <w:rPr>
+        <w:rFonts w:ascii="Symbol" w:hAnsi="Symbol" w:hint="default"/>
+      </w:rPr>
+    </w:lvl>
+    <w:lvl w:ilvl="1" w:tplc="100A0003" w:tentative="1">
+      <w:start w:val="1"/>
+      <w:numFmt w:val="bullet"/>
+      <w:lvlText w:val="o"/>
+      <w:lvlJc w:val="left"/>
+      <w:pPr>
+        <w:ind w:left="1440" w:hanging="360"/>
+      </w:pPr>
+      <w:rPr>
+        <w:rFonts w:ascii="Courier New" w:hAnsi="Courier New" w:cs="Courier New" w:hint="default"/>
+      </w:rPr>
+    </w:lvl>
+    <w:lvl w:ilvl="2" w:tplc="100A0005" w:tentative="1">
+      <w:start w:val="1"/>
+      <w:numFmt w:val="bullet"/>
+      <w:lvlText w:val=""/>
+      <w:lvlJc w:val="left"/>
+      <w:pPr>
+        <w:ind w:left="2160" w:hanging="360"/>
+      </w:pPr>
+      <w:rPr>
+        <w:rFonts w:ascii="Wingdings" w:hAnsi="Wingdings" w:hint="default"/>
+      </w:rPr>
+    </w:lvl>
+    <w:lvl w:ilvl="3" w:tplc="100A0001" w:tentative="1">
+      <w:start w:val="1"/>
+      <w:numFmt w:val="bullet"/>
+      <w:lvlText w:val=""/>
+      <w:lvlJc w:val="left"/>
+      <w:pPr>
+        <w:ind w:left="2880" w:hanging="360"/>
+      </w:pPr>
+      <w:rPr>
+        <w:rFonts w:ascii="Symbol" w:hAnsi="Symbol" w:hint="default"/>
+      </w:rPr>
+    </w:lvl>
+    <w:lvl w:ilvl="4" w:tplc="100A0003" w:tentative="1">
+      <w:start w:val="1"/>
+      <w:numFmt w:val="bullet"/>
+      <w:lvlText w:val="o"/>
+      <w:lvlJc w:val="left"/>
+      <w:pPr>
+        <w:ind w:left="3600" w:hanging="360"/>
+      </w:pPr>
+      <w:rPr>
+        <w:rFonts w:ascii="Courier New" w:hAnsi="Courier New" w:cs="Courier New" w:hint="default"/>
+      </w:rPr>
+    </w:lvl>
+    <w:lvl w:ilvl="5" w:tplc="100A0005" w:tentative="1">
+      <w:start w:val="1"/>
+      <w:numFmt w:val="bullet"/>
+      <w:lvlText w:val=""/>
+      <w:lvlJc w:val="left"/>
+      <w:pPr>
+        <w:ind w:left="4320" w:hanging="360"/>
+      </w:pPr>
+      <w:rPr>
+        <w:rFonts w:ascii="Wingdings" w:hAnsi="Wingdings" w:hint="default"/>
+      </w:rPr>
+    </w:lvl>
+    <w:lvl w:ilvl="6" w:tplc="100A0001" w:tentative="1">
+      <w:start w:val="1"/>
+      <w:numFmt w:val="bullet"/>
+      <w:lvlText w:val=""/>
+      <w:lvlJc w:val="left"/>
+      <w:pPr>
+        <w:ind w:left="5040" w:hanging="360"/>
+      </w:pPr>
+      <w:rPr>
+        <w:rFonts w:ascii="Symbol" w:hAnsi="Symbol" w:hint="default"/>
+      </w:rPr>
+    </w:lvl>
+    <w:lvl w:ilvl="7" w:tplc="100A0003" w:tentative="1">
+      <w:start w:val="1"/>
+      <w:numFmt w:val="bullet"/>
+      <w:lvlText w:val="o"/>
+      <w:lvlJc w:val="left"/>
+      <w:pPr>
+        <w:ind w:left="5760" w:hanging="360"/>
+      </w:pPr>
+      <w:rPr>
+        <w:rFonts w:ascii="Courier New" w:hAnsi="Courier New" w:cs="Courier New" w:hint="default"/>
+      </w:rPr>
+    </w:lvl>
+    <w:lvl w:ilvl="8" w:tplc="100A0005" w:tentative="1">
+      <w:start w:val="1"/>
+      <w:numFmt w:val="bullet"/>
+      <w:lvlText w:val=""/>
+      <w:lvlJc w:val="left"/>
+      <w:pPr>
+        <w:ind w:left="6480" w:hanging="360"/>
+      </w:pPr>
+      <w:rPr>
+        <w:rFonts w:ascii="Wingdings" w:hAnsi="Wingdings" w:hint="default"/>
+      </w:rPr>
+    </w:lvl>
+  </w:abstractNum>
   <w:num w:numId="1" w16cid:durableId="2105611955">
     <w:abstractNumId w:val="0"/>
+  </w:num>
+  <w:num w:numId="2" w16cid:durableId="351105958">
+    <w:abstractNumId w:val="10"/>
+  </w:num>
+  <w:num w:numId="3" w16cid:durableId="562984587">
+    <w:abstractNumId w:val="1"/>
+  </w:num>
+  <w:num w:numId="4" w16cid:durableId="235745880">
+    <w:abstractNumId w:val="2"/>
+  </w:num>
+  <w:num w:numId="5" w16cid:durableId="924610012">
+    <w:abstractNumId w:val="8"/>
+  </w:num>
+  <w:num w:numId="6" w16cid:durableId="1856650555">
+    <w:abstractNumId w:val="7"/>
+  </w:num>
+  <w:num w:numId="7" w16cid:durableId="1754010389">
+    <w:abstractNumId w:val="5"/>
+  </w:num>
+  <w:num w:numId="8" w16cid:durableId="1609585106">
+    <w:abstractNumId w:val="4"/>
+  </w:num>
+  <w:num w:numId="9" w16cid:durableId="807547388">
+    <w:abstractNumId w:val="9"/>
+  </w:num>
+  <w:num w:numId="10" w16cid:durableId="1688562010">
+    <w:abstractNumId w:val="3"/>
+  </w:num>
+  <w:num w:numId="11" w16cid:durableId="1896041301">
+    <w:abstractNumId w:val="6"/>
   </w:num>
 </w:numbering>
 </file>
@@ -7899,7 +10099,7 @@
   <w:docDefaults>
     <w:rPrDefault>
       <w:rPr>
-        <w:rFonts w:ascii="Times New Roman" w:eastAsiaTheme="minorHAnsi" w:hAnsi="Times New Roman" w:cstheme="minorBidi"/>
+        <w:rFonts w:ascii="Times New Roman" w:eastAsia="Batang" w:hAnsi="Times New Roman" w:cstheme="minorBidi"/>
         <w:kern w:val="2"/>
         <w:sz w:val="24"/>
         <w:szCs w:val="24"/>
@@ -8497,7 +10697,6 @@
   <w:style w:type="character" w:default="1" w:styleId="Fuentedeprrafopredeter">
     <w:name w:val="Default Paragraph Font"/>
     <w:uiPriority w:val="1"/>
-    <w:semiHidden/>
     <w:unhideWhenUsed/>
   </w:style>
   <w:style w:type="table" w:default="1" w:styleId="Tablanormal">
@@ -8887,6 +11086,16 @@
       </w:rPr>
     </w:tblStylePr>
   </w:style>
+  <w:style w:type="character" w:styleId="Textodelmarcadordeposicin">
+    <w:name w:val="Placeholder Text"/>
+    <w:basedOn w:val="Fuentedeprrafopredeter"/>
+    <w:uiPriority w:val="99"/>
+    <w:semiHidden/>
+    <w:rsid w:val="003F4E66"/>
+    <w:rPr>
+      <w:color w:val="666666"/>
+    </w:rPr>
+  </w:style>
 </w:styles>
 </file>
 

--- a/Documentacion/ProyectoBDIII.docx
+++ b/Documentacion/ProyectoBDIII.docx
@@ -1,6 +1,6 @@
 
 <file path=word/document.xml><?xml version="1.0" encoding="utf-8"?>
-<w:document xmlns:wpc="http://schemas.microsoft.com/office/word/2010/wordprocessingCanvas" xmlns:cx="http://schemas.microsoft.com/office/drawing/2014/chartex" xmlns:cx1="http://schemas.microsoft.com/office/drawing/2015/9/8/chartex" xmlns:cx2="http://schemas.microsoft.com/office/drawing/2015/10/21/chartex" xmlns:cx3="http://schemas.microsoft.com/office/drawing/2016/5/9/chartex" xmlns:cx4="http://schemas.microsoft.com/office/drawing/2016/5/10/chartex" xmlns:cx5="http://schemas.microsoft.com/office/drawing/2016/5/11/chartex" xmlns:cx6="http://schemas.microsoft.com/office/drawing/2016/5/12/chartex" xmlns:cx7="http://schemas.microsoft.com/office/drawing/2016/5/13/chartex" xmlns:cx8="http://schemas.microsoft.com/office/drawing/2016/5/14/chartex" xmlns:mc="http://schemas.openxmlformats.org/markup-compatibility/2006" xmlns:aink="http://schemas.microsoft.com/office/drawing/2016/ink" xmlns:am3d="http://schemas.microsoft.com/office/drawing/2017/model3d" xmlns:o="urn:schemas-microsoft-com:office:office" xmlns:oel="http://schemas.microsoft.com/office/2019/extlst" xmlns:r="http://schemas.openxmlformats.org/officeDocument/2006/relationships" xmlns:m="http://schemas.openxmlformats.org/officeDocument/2006/math" xmlns:v="urn:schemas-microsoft-com:vml" xmlns:wp14="http://schemas.microsoft.com/office/word/2010/wordprocessingDrawing" xmlns:wp="http://schemas.openxmlformats.org/drawingml/2006/wordprocessingDrawing" xmlns:w10="urn:schemas-microsoft-com:office:word" xmlns:w="http://schemas.openxmlformats.org/wordprocessingml/2006/main" xmlns:w14="http://schemas.microsoft.com/office/word/2010/wordml" xmlns:w15="http://schemas.microsoft.com/office/word/2012/wordml" xmlns:w16cex="http://schemas.microsoft.com/office/word/2018/wordml/cex" xmlns:w16cid="http://schemas.microsoft.com/office/word/2016/wordml/cid" xmlns:w16="http://schemas.microsoft.com/office/word/2018/wordml" xmlns:w16du="http://schemas.microsoft.com/office/word/2023/wordml/word16du" xmlns:w16sdtdh="http://schemas.microsoft.com/office/word/2020/wordml/sdtdatahash" xmlns:w16sdtfl="http://schemas.microsoft.com/office/word/2024/wordml/sdtformatlock" xmlns:w16se="http://schemas.microsoft.com/office/word/2015/wordml/symex" xmlns:wpg="http://schemas.microsoft.com/office/word/2010/wordprocessingGroup" xmlns:wpi="http://schemas.microsoft.com/office/word/2010/wordprocessingInk" xmlns:wne="http://schemas.microsoft.com/office/word/2006/wordml" xmlns:wps="http://schemas.microsoft.com/office/word/2010/wordprocessingShape" mc:Ignorable="w14 w15 w16se w16cid w16 w16cex w16sdtdh w16sdtfl w16du wp14">
+<w:document xmlns:wpc="http://schemas.microsoft.com/office/word/2010/wordprocessingCanvas" xmlns:cx="http://schemas.microsoft.com/office/drawing/2014/chartex" xmlns:cx1="http://schemas.microsoft.com/office/drawing/2015/9/8/chartex" xmlns:cx2="http://schemas.microsoft.com/office/drawing/2015/10/21/chartex" xmlns:cx3="http://schemas.microsoft.com/office/drawing/2016/5/9/chartex" xmlns:cx4="http://schemas.microsoft.com/office/drawing/2016/5/10/chartex" xmlns:cx5="http://schemas.microsoft.com/office/drawing/2016/5/11/chartex" xmlns:cx6="http://schemas.microsoft.com/office/drawing/2016/5/12/chartex" xmlns:cx7="http://schemas.microsoft.com/office/drawing/2016/5/13/chartex" xmlns:cx8="http://schemas.microsoft.com/office/drawing/2016/5/14/chartex" xmlns:mc="http://schemas.openxmlformats.org/markup-compatibility/2006" xmlns:aink="http://schemas.microsoft.com/office/drawing/2016/ink" xmlns:am3d="http://schemas.microsoft.com/office/drawing/2017/model3d" xmlns:o="urn:schemas-microsoft-com:office:office" xmlns:oel="http://schemas.microsoft.com/office/2019/extlst" xmlns:r="http://schemas.openxmlformats.org/officeDocument/2006/relationships" xmlns:m="http://schemas.openxmlformats.org/officeDocument/2006/math" xmlns:v="urn:schemas-microsoft-com:vml" xmlns:wp14="http://schemas.microsoft.com/office/word/2010/wordprocessingDrawing" xmlns:wp="http://schemas.openxmlformats.org/drawingml/2006/wordprocessingDrawing" xmlns:w10="urn:schemas-microsoft-com:office:word" xmlns:w="http://schemas.openxmlformats.org/wordprocessingml/2006/main" xmlns:w14="http://schemas.microsoft.com/office/word/2010/wordml" xmlns:w15="http://schemas.microsoft.com/office/word/2012/wordml" xmlns:w16cex="http://schemas.microsoft.com/office/word/2018/wordml/cex" xmlns:w16cid="http://schemas.microsoft.com/office/word/2016/wordml/cid" xmlns:w16="http://schemas.microsoft.com/office/word/2018/wordml" xmlns:w16du="http://schemas.microsoft.com/office/word/2023/wordml/word16du" xmlns:w16sdtdh="http://schemas.microsoft.com/office/word/2020/wordml/sdtdatahash" xmlns:w16se="http://schemas.microsoft.com/office/word/2015/wordml/symex" xmlns:wpg="http://schemas.microsoft.com/office/word/2010/wordprocessingGroup" xmlns:wpi="http://schemas.microsoft.com/office/word/2010/wordprocessingInk" xmlns:wne="http://schemas.microsoft.com/office/word/2006/wordml" xmlns:wps="http://schemas.microsoft.com/office/word/2010/wordprocessingShape" mc:Ignorable="w14 w15 w16se w16cid w16 w16cex w16sdtdh w16du wp14">
   <w:body>
     <w:p>
       <w:pPr>
@@ -14,11 +14,451 @@
       </w:pPr>
       <w:r>
         <w:rPr>
+          <w:noProof/>
+        </w:rPr>
+        <w:drawing>
+          <wp:anchor distT="0" distB="0" distL="114300" distR="114300" simplePos="0" relativeHeight="251658240" behindDoc="0" locked="0" layoutInCell="1" allowOverlap="1" wp14:anchorId="4D134CA2" wp14:editId="03BAB5FF">
+            <wp:simplePos x="0" y="0"/>
+            <wp:positionH relativeFrom="column">
+              <wp:posOffset>1655380</wp:posOffset>
+            </wp:positionH>
+            <wp:positionV relativeFrom="paragraph">
+              <wp:posOffset>198</wp:posOffset>
+            </wp:positionV>
+            <wp:extent cx="2476500" cy="932921"/>
+            <wp:effectExtent l="0" t="0" r="0" b="635"/>
+            <wp:wrapThrough wrapText="bothSides">
+              <wp:wrapPolygon edited="0">
+                <wp:start x="2160" y="0"/>
+                <wp:lineTo x="0" y="2647"/>
+                <wp:lineTo x="0" y="16762"/>
+                <wp:lineTo x="4154" y="21174"/>
+                <wp:lineTo x="6812" y="21174"/>
+                <wp:lineTo x="20271" y="21174"/>
+                <wp:lineTo x="20769" y="18086"/>
+                <wp:lineTo x="20105" y="14116"/>
+                <wp:lineTo x="21434" y="12792"/>
+                <wp:lineTo x="21434" y="7499"/>
+                <wp:lineTo x="19938" y="2206"/>
+                <wp:lineTo x="19274" y="441"/>
+                <wp:lineTo x="5151" y="0"/>
+                <wp:lineTo x="2160" y="0"/>
+              </wp:wrapPolygon>
+            </wp:wrapThrough>
+            <wp:docPr id="387901026" name="Imagen 1" descr="logo UGAL - Universidad Galileo"/>
+            <wp:cNvGraphicFramePr>
+              <a:graphicFrameLocks xmlns:a="http://schemas.openxmlformats.org/drawingml/2006/main" noChangeAspect="1"/>
+            </wp:cNvGraphicFramePr>
+            <a:graphic xmlns:a="http://schemas.openxmlformats.org/drawingml/2006/main">
+              <a:graphicData uri="http://schemas.openxmlformats.org/drawingml/2006/picture">
+                <pic:pic xmlns:pic="http://schemas.openxmlformats.org/drawingml/2006/picture">
+                  <pic:nvPicPr>
+                    <pic:cNvPr id="0" name="Picture 1" descr="logo UGAL - Universidad Galileo"/>
+                    <pic:cNvPicPr>
+                      <a:picLocks noChangeAspect="1" noChangeArrowheads="1"/>
+                    </pic:cNvPicPr>
+                  </pic:nvPicPr>
+                  <pic:blipFill>
+                    <a:blip r:embed="rId5" cstate="print">
+                      <a:extLst>
+                        <a:ext uri="{28A0092B-C50C-407E-A947-70E740481C1C}">
+                          <a14:useLocalDpi xmlns:a14="http://schemas.microsoft.com/office/drawing/2010/main" val="0"/>
+                        </a:ext>
+                      </a:extLst>
+                    </a:blip>
+                    <a:srcRect/>
+                    <a:stretch>
+                      <a:fillRect/>
+                    </a:stretch>
+                  </pic:blipFill>
+                  <pic:spPr bwMode="auto">
+                    <a:xfrm>
+                      <a:off x="0" y="0"/>
+                      <a:ext cx="2476500" cy="932921"/>
+                    </a:xfrm>
+                    <a:prstGeom prst="rect">
+                      <a:avLst/>
+                    </a:prstGeom>
+                    <a:noFill/>
+                    <a:ln>
+                      <a:noFill/>
+                    </a:ln>
+                  </pic:spPr>
+                </pic:pic>
+              </a:graphicData>
+            </a:graphic>
+          </wp:anchor>
+        </w:drawing>
+      </w:r>
+    </w:p>
+    <w:p>
+      <w:pPr>
+        <w:jc w:val="center"/>
+        <w:rPr>
           <w:b/>
           <w:bCs/>
           <w:sz w:val="32"/>
           <w:szCs w:val="32"/>
         </w:rPr>
+      </w:pPr>
+    </w:p>
+    <w:p>
+      <w:pPr>
+        <w:jc w:val="center"/>
+        <w:rPr>
+          <w:b/>
+          <w:bCs/>
+          <w:sz w:val="32"/>
+          <w:szCs w:val="32"/>
+        </w:rPr>
+      </w:pPr>
+    </w:p>
+    <w:p>
+      <w:pPr>
+        <w:jc w:val="center"/>
+        <w:rPr>
+          <w:b/>
+          <w:bCs/>
+        </w:rPr>
+      </w:pPr>
+      <w:r>
+        <w:rPr>
+          <w:b/>
+          <w:bCs/>
+        </w:rPr>
+        <w:t>UNIVERSIDAD GALILEO</w:t>
+      </w:r>
+    </w:p>
+    <w:p>
+      <w:pPr>
+        <w:jc w:val="center"/>
+        <w:rPr>
+          <w:b/>
+          <w:bCs/>
+        </w:rPr>
+      </w:pPr>
+      <w:r>
+        <w:rPr>
+          <w:b/>
+          <w:bCs/>
+        </w:rPr>
+        <w:t>TECNICO EN DESARROLLO DE SOFTWARE</w:t>
+      </w:r>
+    </w:p>
+    <w:p>
+      <w:pPr>
+        <w:jc w:val="center"/>
+        <w:rPr>
+          <w:b/>
+          <w:bCs/>
+        </w:rPr>
+      </w:pPr>
+    </w:p>
+    <w:p>
+      <w:pPr>
+        <w:jc w:val="center"/>
+        <w:rPr>
+          <w:b/>
+          <w:bCs/>
+        </w:rPr>
+      </w:pPr>
+    </w:p>
+    <w:p>
+      <w:pPr>
+        <w:jc w:val="center"/>
+        <w:rPr>
+          <w:b/>
+          <w:bCs/>
+        </w:rPr>
+      </w:pPr>
+      <w:r>
+        <w:rPr>
+          <w:b/>
+          <w:bCs/>
+        </w:rPr>
+        <w:t>SISTEMA DE GESTION DE INVENTARIO CON INTEGRACIÓN SQL Y NOSQL</w:t>
+      </w:r>
+    </w:p>
+    <w:p>
+      <w:pPr>
+        <w:jc w:val="center"/>
+        <w:rPr>
+          <w:b/>
+          <w:bCs/>
+        </w:rPr>
+      </w:pPr>
+    </w:p>
+    <w:p>
+      <w:pPr>
+        <w:jc w:val="center"/>
+        <w:rPr>
+          <w:b/>
+          <w:bCs/>
+        </w:rPr>
+      </w:pPr>
+    </w:p>
+    <w:p>
+      <w:pPr>
+        <w:rPr>
+          <w:b/>
+          <w:bCs/>
+        </w:rPr>
+      </w:pPr>
+    </w:p>
+    <w:p>
+      <w:pPr>
+        <w:jc w:val="right"/>
+        <w:rPr>
+          <w:b/>
+          <w:bCs/>
+        </w:rPr>
+      </w:pPr>
+      <w:r>
+        <w:rPr>
+          <w:b/>
+          <w:bCs/>
+        </w:rPr>
+        <w:t>Curso: Base de Datos</w:t>
+      </w:r>
+    </w:p>
+    <w:p>
+      <w:pPr>
+        <w:jc w:val="right"/>
+        <w:rPr>
+          <w:b/>
+          <w:bCs/>
+        </w:rPr>
+      </w:pPr>
+      <w:r>
+        <w:rPr>
+          <w:b/>
+          <w:bCs/>
+        </w:rPr>
+        <w:t>Catedrático: Mynor Ruiz</w:t>
+      </w:r>
+    </w:p>
+    <w:p>
+      <w:pPr>
+        <w:rPr>
+          <w:b/>
+          <w:bCs/>
+        </w:rPr>
+      </w:pPr>
+    </w:p>
+    <w:p>
+      <w:pPr>
+        <w:jc w:val="center"/>
+        <w:rPr>
+          <w:b/>
+          <w:bCs/>
+        </w:rPr>
+      </w:pPr>
+    </w:p>
+    <w:p>
+      <w:pPr>
+        <w:jc w:val="center"/>
+        <w:rPr>
+          <w:b/>
+          <w:bCs/>
+        </w:rPr>
+      </w:pPr>
+      <w:r>
+        <w:rPr>
+          <w:b/>
+          <w:bCs/>
+        </w:rPr>
+        <w:t>Integrantes:</w:t>
+      </w:r>
+    </w:p>
+    <w:p>
+      <w:pPr>
+        <w:jc w:val="center"/>
+        <w:rPr>
+          <w:b/>
+          <w:bCs/>
+        </w:rPr>
+      </w:pPr>
+      <w:r>
+        <w:rPr>
+          <w:b/>
+          <w:bCs/>
+        </w:rPr>
+        <w:t>25001309</w:t>
+      </w:r>
+      <w:r>
+        <w:rPr>
+          <w:b/>
+          <w:bCs/>
+        </w:rPr>
+        <w:t xml:space="preserve"> Rafael Humberto Morales Lara</w:t>
+      </w:r>
+    </w:p>
+    <w:p>
+      <w:pPr>
+        <w:jc w:val="center"/>
+        <w:rPr>
+          <w:b/>
+          <w:bCs/>
+        </w:rPr>
+      </w:pPr>
+      <w:r>
+        <w:rPr>
+          <w:b/>
+          <w:bCs/>
+        </w:rPr>
+        <w:t xml:space="preserve">25003028 </w:t>
+      </w:r>
+      <w:r>
+        <w:rPr>
+          <w:b/>
+          <w:bCs/>
+        </w:rPr>
+        <w:t>Kevin Estuardo Menéndez Lara</w:t>
+      </w:r>
+    </w:p>
+    <w:p>
+      <w:pPr>
+        <w:jc w:val="center"/>
+        <w:rPr>
+          <w:b/>
+          <w:bCs/>
+        </w:rPr>
+      </w:pPr>
+      <w:r>
+        <w:rPr>
+          <w:b/>
+          <w:bCs/>
+        </w:rPr>
+        <w:t xml:space="preserve">25004369 Erick </w:t>
+      </w:r>
+      <w:r>
+        <w:rPr>
+          <w:b/>
+          <w:bCs/>
+        </w:rPr>
+        <w:t>Javier</w:t>
+      </w:r>
+      <w:r>
+        <w:rPr>
+          <w:b/>
+          <w:bCs/>
+        </w:rPr>
+        <w:t xml:space="preserve"> Cabrera Morales</w:t>
+      </w:r>
+    </w:p>
+    <w:p>
+      <w:pPr>
+        <w:jc w:val="center"/>
+        <w:rPr>
+          <w:b/>
+          <w:bCs/>
+        </w:rPr>
+      </w:pPr>
+      <w:r>
+        <w:rPr>
+          <w:b/>
+          <w:bCs/>
+        </w:rPr>
+        <w:t>25004942Vyanka Ivette Morales Gómez</w:t>
+      </w:r>
+    </w:p>
+    <w:p>
+      <w:pPr>
+        <w:jc w:val="both"/>
+        <w:rPr>
+          <w:b/>
+          <w:bCs/>
+        </w:rPr>
+      </w:pPr>
+      <w:r>
+        <w:rPr>
+          <w:b/>
+          <w:bCs/>
+        </w:rPr>
+        <w:tab/>
+      </w:r>
+      <w:r>
+        <w:rPr>
+          <w:b/>
+          <w:bCs/>
+        </w:rPr>
+        <w:tab/>
+      </w:r>
+    </w:p>
+    <w:p>
+      <w:pPr>
+        <w:jc w:val="both"/>
+        <w:rPr>
+          <w:b/>
+          <w:bCs/>
+        </w:rPr>
+      </w:pPr>
+    </w:p>
+    <w:p>
+      <w:pPr>
+        <w:jc w:val="both"/>
+        <w:rPr>
+          <w:b/>
+          <w:bCs/>
+        </w:rPr>
+      </w:pPr>
+    </w:p>
+    <w:p>
+      <w:pPr>
+        <w:jc w:val="center"/>
+        <w:rPr>
+          <w:b/>
+          <w:bCs/>
+        </w:rPr>
+      </w:pPr>
+      <w:r>
+        <w:rPr>
+          <w:b/>
+          <w:bCs/>
+        </w:rPr>
+        <w:t>Ciudad de Guatemala, marzo 2026</w:t>
+      </w:r>
+    </w:p>
+    <w:p>
+      <w:pPr>
+        <w:jc w:val="both"/>
+        <w:rPr>
+          <w:b/>
+          <w:bCs/>
+          <w:sz w:val="32"/>
+          <w:szCs w:val="32"/>
+        </w:rPr>
+      </w:pPr>
+    </w:p>
+    <w:p>
+      <w:pPr>
+        <w:jc w:val="both"/>
+        <w:rPr>
+          <w:b/>
+          <w:bCs/>
+          <w:sz w:val="32"/>
+          <w:szCs w:val="32"/>
+        </w:rPr>
+      </w:pPr>
+    </w:p>
+    <w:p>
+      <w:pPr>
+        <w:jc w:val="center"/>
+        <w:rPr>
+          <w:b/>
+          <w:bCs/>
+          <w:sz w:val="32"/>
+          <w:szCs w:val="32"/>
+        </w:rPr>
+      </w:pPr>
+      <w:r>
+        <w:rPr>
+          <w:b/>
+          <w:bCs/>
+          <w:sz w:val="32"/>
+          <w:szCs w:val="32"/>
+        </w:rPr>
+        <w:lastRenderedPageBreak/>
         <w:t>Introducción</w:t>
       </w:r>
     </w:p>
@@ -27,13 +467,11 @@
         <w:jc w:val="both"/>
       </w:pPr>
       <w:r>
-        <w:t>Este documento describe el diseño e implementación de un sistema que contiene bases de datos para una gestión de inventario general de una empresa, incluidas sus ventas para el manejo de stock. El objetivo de dicho sistema es organizar la información de los productos que tienen almacenados en la empresa, para un mejor control sobre la disponibilidad y cantidad de productos.</w:t>
-      </w:r>
-    </w:p>
-    <w:p>
-      <w:pPr>
-        <w:jc w:val="both"/>
-      </w:pPr>
+        <w:t>Este proyecto presenta el diseño e implementación de un sistema de gestión de inventario para una empresa, incluyendo el control de productos y ventas. El objetivo principal es organizar y generar reportes que faciliten la toma de decisiones</w:t>
+      </w:r>
+      <w:r>
+        <w:t>.</w:t>
+      </w:r>
     </w:p>
     <w:p>
       <w:pPr>
@@ -58,7 +496,10 @@
         <w:jc w:val="both"/>
       </w:pPr>
       <w:r>
-        <w:t>Para garantizar una mejor gestión por sobre el producto, se diseña un modelo de trabajo con pautas específicas, donde:</w:t>
+        <w:t>Desarrollar un sistema que permita</w:t>
+      </w:r>
+      <w:r>
+        <w:t>:</w:t>
       </w:r>
     </w:p>
     <w:p>
@@ -71,7 +512,16 @@
         <w:jc w:val="both"/>
       </w:pPr>
       <w:r>
-        <w:t>Se analiza los requerimientos del sistema</w:t>
+        <w:t>A</w:t>
+      </w:r>
+      <w:r>
+        <w:t>naliza</w:t>
+      </w:r>
+      <w:r>
+        <w:t>r</w:t>
+      </w:r>
+      <w:r>
+        <w:t xml:space="preserve"> los requerimientos del sistema</w:t>
       </w:r>
     </w:p>
     <w:p>
@@ -84,7 +534,22 @@
         <w:jc w:val="both"/>
       </w:pPr>
       <w:r>
-        <w:t>Diseño conceptual de las bases de datos a utilizar</w:t>
+        <w:t>Diseñ</w:t>
+      </w:r>
+      <w:r>
+        <w:t>ar el modelo</w:t>
+      </w:r>
+      <w:r>
+        <w:t xml:space="preserve"> conceptual </w:t>
+      </w:r>
+      <w:r>
+        <w:t xml:space="preserve">y lógico </w:t>
+      </w:r>
+      <w:r>
+        <w:t>de las bases de datos</w:t>
+      </w:r>
+      <w:r>
+        <w:t>.</w:t>
       </w:r>
     </w:p>
     <w:p>
@@ -110,7 +575,23 @@
         <w:jc w:val="both"/>
       </w:pPr>
       <w:r>
-        <w:t xml:space="preserve">Implementación de las bases de datos </w:t>
+        <w:t>Implementa</w:t>
+      </w:r>
+      <w:r>
+        <w:t>r el sistema utilizando tecnologías SQL y NoSQL</w:t>
+      </w:r>
+    </w:p>
+    <w:p>
+      <w:pPr>
+        <w:pStyle w:val="Prrafodelista"/>
+        <w:numPr>
+          <w:ilvl w:val="0"/>
+          <w:numId w:val="11"/>
+        </w:numPr>
+        <w:jc w:val="both"/>
+      </w:pPr>
+      <w:r>
+        <w:t>Integrar mecanismos de consulta, modificación y generación de reportes.</w:t>
       </w:r>
     </w:p>
     <w:p>
@@ -130,15 +611,88 @@
           <w:sz w:val="28"/>
           <w:szCs w:val="28"/>
         </w:rPr>
-        <w:t>Alcance del sistema</w:t>
-      </w:r>
-    </w:p>
-    <w:p>
-      <w:pPr>
-        <w:jc w:val="both"/>
-      </w:pPr>
-      <w:r>
-        <w:t>El sistema permitirá la gestión de la información de productos, incluyendo las ventas, para un mejor manejo sobre el producto. No incluye funcionalidades de facturación, almacenamiento de nombres de clientes ni implementaciones con sistemas externos. Este es un sistema para generar reportes y consultas sobre el producto.</w:t>
+        <w:t>Alcance</w:t>
+      </w:r>
+    </w:p>
+    <w:p>
+      <w:pPr>
+        <w:jc w:val="both"/>
+      </w:pPr>
+      <w:r>
+        <w:t>El sistema permit</w:t>
+      </w:r>
+      <w:r>
+        <w:t>e gestionar inventarios y ventas</w:t>
+      </w:r>
+      <w:r>
+        <w:t xml:space="preserve"> para un mejor manejo sobre el producto. No incluye funcionalidades de facturación</w:t>
+      </w:r>
+      <w:r>
+        <w:t xml:space="preserve">, </w:t>
+      </w:r>
+      <w:r>
+        <w:t xml:space="preserve">clientes ni implementaciones con sistemas externos. Este es un sistema para generar reportes y consultas sobre </w:t>
+      </w:r>
+      <w:r>
+        <w:t>un</w:t>
+      </w:r>
+      <w:r>
+        <w:t xml:space="preserve"> producto</w:t>
+      </w:r>
+      <w:r>
+        <w:t xml:space="preserve"> y por lo tanto se enfoca en:</w:t>
+      </w:r>
+    </w:p>
+    <w:p>
+      <w:pPr>
+        <w:pStyle w:val="Prrafodelista"/>
+        <w:numPr>
+          <w:ilvl w:val="0"/>
+          <w:numId w:val="12"/>
+        </w:numPr>
+        <w:jc w:val="both"/>
+      </w:pPr>
+      <w:r>
+        <w:t>Registro y consulta de productos.</w:t>
+      </w:r>
+    </w:p>
+    <w:p>
+      <w:pPr>
+        <w:pStyle w:val="Prrafodelista"/>
+        <w:numPr>
+          <w:ilvl w:val="0"/>
+          <w:numId w:val="12"/>
+        </w:numPr>
+        <w:jc w:val="both"/>
+      </w:pPr>
+      <w:r>
+        <w:t>Control de stock por almacén.</w:t>
+      </w:r>
+    </w:p>
+    <w:p>
+      <w:pPr>
+        <w:pStyle w:val="Prrafodelista"/>
+        <w:numPr>
+          <w:ilvl w:val="0"/>
+          <w:numId w:val="12"/>
+        </w:numPr>
+        <w:jc w:val="both"/>
+      </w:pPr>
+      <w:r>
+        <w:t>Generación de reportes de inventarios y ventas.</w:t>
+      </w:r>
+    </w:p>
+    <w:p>
+      <w:pPr>
+        <w:pStyle w:val="Prrafodelista"/>
+        <w:numPr>
+          <w:ilvl w:val="0"/>
+          <w:numId w:val="12"/>
+        </w:numPr>
+        <w:jc w:val="both"/>
+      </w:pPr>
+      <w:r>
+        <w:t>Almacenamiento histórico en MongoDB.</w:t>
       </w:r>
     </w:p>
     <w:p>
@@ -230,7 +784,6 @@
           <w:sz w:val="32"/>
           <w:szCs w:val="32"/>
         </w:rPr>
-        <w:lastRenderedPageBreak/>
         <w:t>Requerimientos</w:t>
       </w:r>
     </w:p>
@@ -277,19 +830,7 @@
         <w:rPr>
           <w:bCs/>
         </w:rPr>
-        <w:t xml:space="preserve">la de nuevos productos en el inventario, incluyendo la siguiente </w:t>
-      </w:r>
-      <w:r>
-        <w:rPr>
-          <w:bCs/>
-        </w:rPr>
-        <w:t>información</w:t>
-      </w:r>
-      <w:r>
-        <w:rPr>
-          <w:bCs/>
-        </w:rPr>
-        <w:t xml:space="preserve">: </w:t>
+        <w:t xml:space="preserve">la de nuevos productos en el inventario, incluyendo la siguiente información: </w:t>
       </w:r>
     </w:p>
     <w:p>
@@ -429,55 +970,7 @@
         <w:rPr>
           <w:bCs/>
         </w:rPr>
-        <w:t xml:space="preserve">02: </w:t>
-      </w:r>
-      <w:r>
-        <w:rPr>
-          <w:bCs/>
-        </w:rPr>
-        <w:t>Actualización</w:t>
-      </w:r>
-      <w:r>
-        <w:rPr>
-          <w:bCs/>
-        </w:rPr>
-        <w:t xml:space="preserve"> de productos: El sistema debe dar la posibilidad de modificar la </w:t>
-      </w:r>
-      <w:r>
-        <w:rPr>
-          <w:bCs/>
-        </w:rPr>
-        <w:t>información</w:t>
-      </w:r>
-      <w:r>
-        <w:rPr>
-          <w:bCs/>
-        </w:rPr>
-        <w:t xml:space="preserve"> de los productos existentes, incluyendo cambio de nombre, </w:t>
-      </w:r>
-      <w:r>
-        <w:rPr>
-          <w:bCs/>
-        </w:rPr>
-        <w:t>descripción</w:t>
-      </w:r>
-      <w:r>
-        <w:rPr>
-          <w:bCs/>
-        </w:rPr>
-        <w:t xml:space="preserve"> precio o </w:t>
-      </w:r>
-      <w:r>
-        <w:rPr>
-          <w:bCs/>
-        </w:rPr>
-        <w:t>ubicación</w:t>
-      </w:r>
-      <w:r>
-        <w:rPr>
-          <w:bCs/>
-        </w:rPr>
-        <w:t xml:space="preserve">. </w:t>
+        <w:t xml:space="preserve">02: Actualización de productos: El sistema debe dar la posibilidad de modificar la información de los productos existentes, incluyendo cambio de nombre, descripción precio o ubicación. </w:t>
       </w:r>
     </w:p>
     <w:p>
@@ -503,31 +996,7 @@
         <w:rPr>
           <w:bCs/>
         </w:rPr>
-        <w:t xml:space="preserve">03: </w:t>
-      </w:r>
-      <w:r>
-        <w:rPr>
-          <w:bCs/>
-        </w:rPr>
-        <w:t>Eliminación</w:t>
-      </w:r>
-      <w:r>
-        <w:rPr>
-          <w:bCs/>
-        </w:rPr>
-        <w:t xml:space="preserve"> de productos: El sistema debe posibilitar que se puedan eliminar productos del sistema siempre que no </w:t>
-      </w:r>
-      <w:r>
-        <w:rPr>
-          <w:bCs/>
-        </w:rPr>
-        <w:t>están</w:t>
-      </w:r>
-      <w:r>
-        <w:rPr>
-          <w:bCs/>
-        </w:rPr>
-        <w:t xml:space="preserve"> vinculados a transacciones activas. </w:t>
+        <w:t xml:space="preserve">03: Eliminación de productos: El sistema debe posibilitar que se puedan eliminar productos del sistema siempre que no están vinculados a transacciones activas. </w:t>
       </w:r>
     </w:p>
     <w:p>
@@ -553,19 +1022,7 @@
         <w:rPr>
           <w:bCs/>
         </w:rPr>
-        <w:t xml:space="preserve">04: </w:t>
-      </w:r>
-      <w:r>
-        <w:rPr>
-          <w:bCs/>
-        </w:rPr>
-        <w:t>Verificación</w:t>
-      </w:r>
-      <w:r>
-        <w:rPr>
-          <w:bCs/>
-        </w:rPr>
-        <w:t xml:space="preserve"> de duplicidad: El sistema debe contener mecanismos para prevenir </w:t>
+        <w:t xml:space="preserve">04: Verificación de duplicidad: El sistema debe contener mecanismos para prevenir </w:t>
       </w:r>
       <w:r>
         <w:rPr>
@@ -577,19 +1034,7 @@
         <w:rPr>
           <w:bCs/>
         </w:rPr>
-        <w:t xml:space="preserve">de productos, usando el </w:t>
-      </w:r>
-      <w:r>
-        <w:rPr>
-          <w:bCs/>
-        </w:rPr>
-        <w:t>código</w:t>
-      </w:r>
-      <w:r>
-        <w:rPr>
-          <w:bCs/>
-        </w:rPr>
-        <w:t xml:space="preserve"> del producto como identificador </w:t>
+        <w:t xml:space="preserve">de productos, usando el código del producto como identificador </w:t>
       </w:r>
       <w:r>
         <w:rPr>
@@ -639,19 +1084,7 @@
         <w:rPr>
           <w:bCs/>
         </w:rPr>
-        <w:t xml:space="preserve">n de inventario: El sistema debe permitir consultar el inventario disponible de los productos, incluyendo el stock existen y su </w:t>
-      </w:r>
-      <w:r>
-        <w:rPr>
-          <w:bCs/>
-        </w:rPr>
-        <w:t>ubicación</w:t>
-      </w:r>
-      <w:r>
-        <w:rPr>
-          <w:bCs/>
-        </w:rPr>
-        <w:t xml:space="preserve"> dentro de los diferentes almacenes. </w:t>
+        <w:t xml:space="preserve">n de inventario: El sistema debe permitir consultar el inventario disponible de los productos, incluyendo el stock existen y su ubicación dentro de los diferentes almacenes. </w:t>
       </w:r>
     </w:p>
     <w:p>
@@ -887,6 +1320,7 @@
         <w:rPr>
           <w:bCs/>
         </w:rPr>
+        <w:lastRenderedPageBreak/>
         <w:t>Fecha de transacción</w:t>
       </w:r>
     </w:p>
@@ -920,7 +1354,6 @@
         <w:rPr>
           <w:bCs/>
         </w:rPr>
-        <w:lastRenderedPageBreak/>
         <w:t>RF-09: Búsquedas y filtros: El sistema debe permitir realizar consultas avanzadas</w:t>
       </w:r>
       <w:r>
@@ -1280,39 +1713,49 @@
       <w:pPr>
         <w:jc w:val="both"/>
         <w:rPr>
-          <w:bCs/>
-        </w:rPr>
-      </w:pPr>
-    </w:p>
-    <w:p>
-      <w:pPr>
-        <w:jc w:val="both"/>
-        <w:rPr>
-          <w:b/>
-          <w:bCs/>
+          <w:b/>
           <w:sz w:val="32"/>
           <w:szCs w:val="32"/>
         </w:rPr>
       </w:pPr>
-    </w:p>
-    <w:p>
-      <w:pPr>
-        <w:jc w:val="both"/>
-        <w:rPr>
-          <w:b/>
-          <w:bCs/>
+      <w:r>
+        <w:rPr>
+          <w:b/>
           <w:sz w:val="32"/>
           <w:szCs w:val="32"/>
         </w:rPr>
-      </w:pPr>
-      <w:r>
+        <w:lastRenderedPageBreak/>
+        <w:t>Diseño del sistema</w:t>
+      </w:r>
+    </w:p>
+    <w:p>
+      <w:pPr>
+        <w:jc w:val="both"/>
         <w:rPr>
           <w:b/>
           <w:bCs/>
           <w:sz w:val="32"/>
           <w:szCs w:val="32"/>
         </w:rPr>
-        <w:lastRenderedPageBreak/>
+      </w:pPr>
+    </w:p>
+    <w:p>
+      <w:pPr>
+        <w:jc w:val="both"/>
+        <w:rPr>
+          <w:b/>
+          <w:bCs/>
+          <w:sz w:val="32"/>
+          <w:szCs w:val="32"/>
+        </w:rPr>
+      </w:pPr>
+      <w:r>
+        <w:rPr>
+          <w:b/>
+          <w:bCs/>
+          <w:sz w:val="32"/>
+          <w:szCs w:val="32"/>
+        </w:rPr>
         <w:t>Diagrama Entidad-Relación</w:t>
       </w:r>
     </w:p>
@@ -1352,7 +1795,7 @@
                     </pic:cNvPicPr>
                   </pic:nvPicPr>
                   <pic:blipFill>
-                    <a:blip r:embed="rId5">
+                    <a:blip r:embed="rId6">
                       <a:extLst>
                         <a:ext uri="{28A0092B-C50C-407E-A947-70E740481C1C}">
                           <a14:useLocalDpi xmlns:a14="http://schemas.microsoft.com/office/drawing/2010/main" val="0"/>
@@ -1615,7 +2058,6 @@
           <w:sz w:val="32"/>
           <w:szCs w:val="32"/>
         </w:rPr>
-        <w:lastRenderedPageBreak/>
         <w:t>Diseño Lógico</w:t>
       </w:r>
     </w:p>
@@ -1884,8 +2326,13 @@
               <w:jc w:val="center"/>
               <w:cnfStyle w:val="000000000000" w:firstRow="0" w:lastRow="0" w:firstColumn="0" w:lastColumn="0" w:oddVBand="0" w:evenVBand="0" w:oddHBand="0" w:evenHBand="0" w:firstRowFirstColumn="0" w:firstRowLastColumn="0" w:lastRowFirstColumn="0" w:lastRowLastColumn="0"/>
             </w:pPr>
-            <w:r>
-              <w:t xml:space="preserve">Unique, </w:t>
+            <w:proofErr w:type="spellStart"/>
+            <w:r>
+              <w:t>Unique</w:t>
+            </w:r>
+            <w:proofErr w:type="spellEnd"/>
+            <w:r>
+              <w:t xml:space="preserve">, </w:t>
             </w:r>
             <w:proofErr w:type="spellStart"/>
             <w:r>
@@ -1982,8 +2429,13 @@
               <w:jc w:val="center"/>
               <w:cnfStyle w:val="000000000000" w:firstRow="0" w:lastRow="0" w:firstColumn="0" w:lastColumn="0" w:oddVBand="0" w:evenVBand="0" w:oddHBand="0" w:evenHBand="0" w:firstRowFirstColumn="0" w:firstRowLastColumn="0" w:lastRowFirstColumn="0" w:lastRowLastColumn="0"/>
             </w:pPr>
-            <w:r>
-              <w:t xml:space="preserve">Not </w:t>
+            <w:proofErr w:type="spellStart"/>
+            <w:r>
+              <w:t>Not</w:t>
+            </w:r>
+            <w:proofErr w:type="spellEnd"/>
+            <w:r>
+              <w:t xml:space="preserve"> </w:t>
             </w:r>
             <w:proofErr w:type="spellStart"/>
             <w:r>
@@ -2140,8 +2592,13 @@
               <w:jc w:val="center"/>
               <w:cnfStyle w:val="000000000000" w:firstRow="0" w:lastRow="0" w:firstColumn="0" w:lastColumn="0" w:oddVBand="0" w:evenVBand="0" w:oddHBand="0" w:evenHBand="0" w:firstRowFirstColumn="0" w:firstRowLastColumn="0" w:lastRowFirstColumn="0" w:lastRowLastColumn="0"/>
             </w:pPr>
-            <w:r>
-              <w:t xml:space="preserve">Not </w:t>
+            <w:proofErr w:type="spellStart"/>
+            <w:r>
+              <w:t>Not</w:t>
+            </w:r>
+            <w:proofErr w:type="spellEnd"/>
+            <w:r>
+              <w:t xml:space="preserve"> </w:t>
             </w:r>
             <w:proofErr w:type="spellStart"/>
             <w:r>
@@ -3059,8 +3516,13 @@
             <w:pPr>
               <w:jc w:val="center"/>
             </w:pPr>
-            <w:r>
-              <w:t xml:space="preserve">Not </w:t>
+            <w:proofErr w:type="spellStart"/>
+            <w:r>
+              <w:t>Not</w:t>
+            </w:r>
+            <w:proofErr w:type="spellEnd"/>
+            <w:r>
+              <w:t xml:space="preserve"> </w:t>
             </w:r>
             <w:proofErr w:type="spellStart"/>
             <w:r>
@@ -3134,8 +3596,13 @@
             <w:pPr>
               <w:jc w:val="center"/>
             </w:pPr>
-            <w:r>
-              <w:t xml:space="preserve">Not </w:t>
+            <w:proofErr w:type="spellStart"/>
+            <w:r>
+              <w:t>Not</w:t>
+            </w:r>
+            <w:proofErr w:type="spellEnd"/>
+            <w:r>
+              <w:t xml:space="preserve"> </w:t>
             </w:r>
             <w:proofErr w:type="spellStart"/>
             <w:r>
@@ -3186,15 +3653,14 @@
         <w:tblLook w:val="04A0" w:firstRow="1" w:lastRow="0" w:firstColumn="1" w:lastColumn="0" w:noHBand="0" w:noVBand="1"/>
       </w:tblPr>
       <w:tblGrid>
-        <w:gridCol w:w="2278"/>
-        <w:gridCol w:w="24"/>
-        <w:gridCol w:w="2287"/>
+        <w:gridCol w:w="2296"/>
+        <w:gridCol w:w="2279"/>
         <w:gridCol w:w="2483"/>
-        <w:gridCol w:w="2278"/>
+        <w:gridCol w:w="2292"/>
       </w:tblGrid>
       <w:tr>
         <w:trPr>
-          <w:gridAfter w:val="4"/>
+          <w:gridAfter w:val="3"/>
           <w:wAfter w:w="7072" w:type="dxa"/>
         </w:trPr>
         <w:tc>
@@ -3214,7 +3680,6 @@
                 <w:b/>
                 <w:bCs/>
               </w:rPr>
-              <w:lastRenderedPageBreak/>
               <w:t>Detalle de Venta</w:t>
             </w:r>
           </w:p>
@@ -3224,7 +3689,6 @@
         <w:tc>
           <w:tcPr>
             <w:tcW w:w="2302" w:type="dxa"/>
-            <w:gridSpan w:val="2"/>
           </w:tcPr>
           <w:p>
             <w:pPr>
@@ -3295,7 +3759,6 @@
         <w:tc>
           <w:tcPr>
             <w:tcW w:w="2302" w:type="dxa"/>
-            <w:gridSpan w:val="2"/>
           </w:tcPr>
           <w:p>
             <w:pPr>
@@ -3362,7 +3825,6 @@
         <w:tc>
           <w:tcPr>
             <w:tcW w:w="2302" w:type="dxa"/>
-            <w:gridSpan w:val="2"/>
           </w:tcPr>
           <w:p>
             <w:pPr>
@@ -3469,7 +3931,6 @@
         <w:tc>
           <w:tcPr>
             <w:tcW w:w="2302" w:type="dxa"/>
-            <w:gridSpan w:val="2"/>
           </w:tcPr>
           <w:p>
             <w:pPr>
@@ -3584,7 +4045,6 @@
         <w:tc>
           <w:tcPr>
             <w:tcW w:w="2302" w:type="dxa"/>
-            <w:gridSpan w:val="2"/>
           </w:tcPr>
           <w:p>
             <w:pPr>
@@ -3618,8 +4078,13 @@
             <w:pPr>
               <w:jc w:val="center"/>
             </w:pPr>
-            <w:r>
-              <w:t xml:space="preserve">Not </w:t>
+            <w:proofErr w:type="spellStart"/>
+            <w:r>
+              <w:t>Not</w:t>
+            </w:r>
+            <w:proofErr w:type="spellEnd"/>
+            <w:r>
+              <w:t xml:space="preserve"> </w:t>
             </w:r>
             <w:proofErr w:type="spellStart"/>
             <w:r>
@@ -3646,7 +4111,6 @@
         <w:tc>
           <w:tcPr>
             <w:tcW w:w="2302" w:type="dxa"/>
-            <w:gridSpan w:val="2"/>
           </w:tcPr>
           <w:p>
             <w:pPr>
@@ -3680,8 +4144,13 @@
             <w:pPr>
               <w:jc w:val="center"/>
             </w:pPr>
-            <w:r>
-              <w:t xml:space="preserve">Not </w:t>
+            <w:proofErr w:type="spellStart"/>
+            <w:r>
+              <w:t>Not</w:t>
+            </w:r>
+            <w:proofErr w:type="spellEnd"/>
+            <w:r>
+              <w:t xml:space="preserve"> </w:t>
             </w:r>
             <w:proofErr w:type="spellStart"/>
             <w:r>
@@ -3708,7 +4177,6 @@
         <w:tc>
           <w:tcPr>
             <w:tcW w:w="2302" w:type="dxa"/>
-            <w:gridSpan w:val="2"/>
           </w:tcPr>
           <w:p>
             <w:pPr>
@@ -3740,8 +4208,13 @@
             <w:pPr>
               <w:jc w:val="center"/>
             </w:pPr>
-            <w:r>
-              <w:t xml:space="preserve">Not </w:t>
+            <w:proofErr w:type="spellStart"/>
+            <w:r>
+              <w:t>Not</w:t>
+            </w:r>
+            <w:proofErr w:type="spellEnd"/>
+            <w:r>
+              <w:t xml:space="preserve"> </w:t>
             </w:r>
             <w:proofErr w:type="spellStart"/>
             <w:r>
@@ -4174,7 +4647,6 @@
                 <w:b/>
                 <w:bCs/>
               </w:rPr>
-              <w:lastRenderedPageBreak/>
               <w:t>Empleado</w:t>
             </w:r>
           </w:p>
@@ -4372,8 +4844,13 @@
             <w:pPr>
               <w:jc w:val="center"/>
             </w:pPr>
-            <w:r>
-              <w:t xml:space="preserve">Not </w:t>
+            <w:proofErr w:type="spellStart"/>
+            <w:r>
+              <w:t>Not</w:t>
+            </w:r>
+            <w:proofErr w:type="spellEnd"/>
+            <w:r>
+              <w:t xml:space="preserve"> </w:t>
             </w:r>
             <w:proofErr w:type="spellStart"/>
             <w:r>
@@ -4495,8 +4972,13 @@
             <w:pPr>
               <w:jc w:val="center"/>
             </w:pPr>
-            <w:r>
-              <w:t xml:space="preserve">Not </w:t>
+            <w:proofErr w:type="spellStart"/>
+            <w:r>
+              <w:t>Not</w:t>
+            </w:r>
+            <w:proofErr w:type="spellEnd"/>
+            <w:r>
+              <w:t xml:space="preserve"> </w:t>
             </w:r>
             <w:proofErr w:type="spellStart"/>
             <w:r>
@@ -4851,8 +5333,13 @@
             <w:pPr>
               <w:jc w:val="center"/>
             </w:pPr>
-            <w:r>
-              <w:t xml:space="preserve">Not </w:t>
+            <w:proofErr w:type="spellStart"/>
+            <w:r>
+              <w:t>Not</w:t>
+            </w:r>
+            <w:proofErr w:type="spellEnd"/>
+            <w:r>
+              <w:t xml:space="preserve"> </w:t>
             </w:r>
             <w:proofErr w:type="spellStart"/>
             <w:r>
@@ -5178,7 +5665,6 @@
           <w:sz w:val="32"/>
           <w:szCs w:val="32"/>
         </w:rPr>
-        <w:lastRenderedPageBreak/>
         <w:t>Composición de las tablas</w:t>
       </w:r>
     </w:p>
@@ -5377,7 +5863,6 @@
           <w:b/>
           <w:bCs/>
         </w:rPr>
-        <w:lastRenderedPageBreak/>
         <w:t xml:space="preserve">Implementación en MySQL </w:t>
       </w:r>
       <w:proofErr w:type="spellStart"/>
@@ -6520,7 +7005,6 @@
           <w:b/>
           <w:bCs/>
         </w:rPr>
-        <w:lastRenderedPageBreak/>
         <w:t>Creación tabla producto:</w:t>
       </w:r>
     </w:p>
@@ -8802,6 +9286,1157 @@
           <w:bCs/>
         </w:rPr>
       </w:pPr>
+    </w:p>
+    <w:p>
+      <w:pPr>
+        <w:jc w:val="both"/>
+        <w:rPr>
+          <w:b/>
+          <w:bCs/>
+          <w:sz w:val="32"/>
+          <w:szCs w:val="32"/>
+        </w:rPr>
+      </w:pPr>
+      <w:r>
+        <w:rPr>
+          <w:b/>
+          <w:bCs/>
+          <w:sz w:val="32"/>
+          <w:szCs w:val="32"/>
+        </w:rPr>
+        <w:t>MongoDB</w:t>
+      </w:r>
+    </w:p>
+    <w:p>
+      <w:pPr>
+        <w:jc w:val="both"/>
+        <w:rPr>
+          <w:b/>
+          <w:bCs/>
+        </w:rPr>
+      </w:pPr>
+    </w:p>
+    <w:p>
+      <w:pPr>
+        <w:jc w:val="both"/>
+      </w:pPr>
+      <w:r>
+        <w:t>Se implementaron tres colecciones</w:t>
+      </w:r>
+      <w:r>
+        <w:t>:</w:t>
+      </w:r>
+    </w:p>
+    <w:p>
+      <w:pPr>
+        <w:pStyle w:val="Prrafodelista"/>
+        <w:numPr>
+          <w:ilvl w:val="0"/>
+          <w:numId w:val="13"/>
+        </w:numPr>
+        <w:jc w:val="both"/>
+      </w:pPr>
+      <w:proofErr w:type="spellStart"/>
+      <w:r>
+        <w:t>HistorialTransacciones</w:t>
+      </w:r>
+      <w:proofErr w:type="spellEnd"/>
+    </w:p>
+    <w:p>
+      <w:pPr>
+        <w:pStyle w:val="Prrafodelista"/>
+        <w:numPr>
+          <w:ilvl w:val="0"/>
+          <w:numId w:val="13"/>
+        </w:numPr>
+        <w:jc w:val="both"/>
+      </w:pPr>
+      <w:proofErr w:type="spellStart"/>
+      <w:r>
+        <w:t>CambiosProductos</w:t>
+      </w:r>
+      <w:proofErr w:type="spellEnd"/>
+    </w:p>
+    <w:p>
+      <w:pPr>
+        <w:pStyle w:val="Prrafodelista"/>
+        <w:numPr>
+          <w:ilvl w:val="0"/>
+          <w:numId w:val="13"/>
+        </w:numPr>
+        <w:jc w:val="both"/>
+      </w:pPr>
+      <w:proofErr w:type="spellStart"/>
+      <w:r>
+        <w:t>ComentariosOperadores</w:t>
+      </w:r>
+      <w:proofErr w:type="spellEnd"/>
+    </w:p>
+    <w:p>
+      <w:pPr>
+        <w:jc w:val="both"/>
+      </w:pPr>
+      <w:r>
+        <w:t xml:space="preserve">Estas colecciones permiten almacenar información histórica no estructurada, útil para </w:t>
+      </w:r>
+      <w:proofErr w:type="spellStart"/>
+      <w:r>
+        <w:t>aditoria</w:t>
+      </w:r>
+      <w:proofErr w:type="spellEnd"/>
+      <w:r>
+        <w:t xml:space="preserve"> y análisis.</w:t>
+      </w:r>
+    </w:p>
+    <w:p>
+      <w:pPr>
+        <w:jc w:val="both"/>
+      </w:pPr>
+    </w:p>
+    <w:p>
+      <w:pPr>
+        <w:jc w:val="both"/>
+      </w:pPr>
+    </w:p>
+    <w:p>
+      <w:pPr>
+        <w:jc w:val="both"/>
+      </w:pPr>
+    </w:p>
+    <w:p>
+      <w:pPr>
+        <w:jc w:val="both"/>
+      </w:pPr>
+    </w:p>
+    <w:p>
+      <w:pPr>
+        <w:jc w:val="both"/>
+        <w:rPr>
+          <w:b/>
+          <w:bCs/>
+          <w:sz w:val="32"/>
+          <w:szCs w:val="32"/>
+        </w:rPr>
+      </w:pPr>
+      <w:r>
+        <w:rPr>
+          <w:b/>
+          <w:bCs/>
+          <w:sz w:val="32"/>
+          <w:szCs w:val="32"/>
+        </w:rPr>
+        <w:lastRenderedPageBreak/>
+        <w:t>Seleccionamos la base de</w:t>
+      </w:r>
+      <w:r>
+        <w:rPr>
+          <w:b/>
+          <w:bCs/>
+          <w:sz w:val="32"/>
+          <w:szCs w:val="32"/>
+        </w:rPr>
+        <w:t xml:space="preserve"> datos</w:t>
+      </w:r>
+    </w:p>
+    <w:p>
+      <w:pPr>
+        <w:jc w:val="both"/>
+      </w:pPr>
+      <w:r>
+        <w:t>Nos indica que trabajaremos en la base de datos “sistema inventario”</w:t>
+      </w:r>
+    </w:p>
+    <w:p>
+      <w:pPr>
+        <w:jc w:val="both"/>
+        <w:rPr>
+          <w:b/>
+          <w:bCs/>
+          <w:sz w:val="32"/>
+          <w:szCs w:val="32"/>
+        </w:rPr>
+      </w:pPr>
+      <w:r>
+        <w:rPr>
+          <w:b/>
+          <w:bCs/>
+          <w:sz w:val="32"/>
+          <w:szCs w:val="32"/>
+        </w:rPr>
+        <w:drawing>
+          <wp:inline distT="0" distB="0" distL="0" distR="0" wp14:anchorId="0F9F0AB3" wp14:editId="014F314A">
+            <wp:extent cx="5401340" cy="1013697"/>
+            <wp:effectExtent l="0" t="0" r="0" b="0"/>
+            <wp:docPr id="133262731" name="Imagen 1" descr="Interfaz de usuario gráfica, Texto&#10;&#10;Descripción generada automáticamente"/>
+            <wp:cNvGraphicFramePr>
+              <a:graphicFrameLocks xmlns:a="http://schemas.openxmlformats.org/drawingml/2006/main" noChangeAspect="1"/>
+            </wp:cNvGraphicFramePr>
+            <a:graphic xmlns:a="http://schemas.openxmlformats.org/drawingml/2006/main">
+              <a:graphicData uri="http://schemas.openxmlformats.org/drawingml/2006/picture">
+                <pic:pic xmlns:pic="http://schemas.openxmlformats.org/drawingml/2006/picture">
+                  <pic:nvPicPr>
+                    <pic:cNvPr id="133262731" name="Imagen 1" descr="Interfaz de usuario gráfica, Texto&#10;&#10;Descripción generada automáticamente"/>
+                    <pic:cNvPicPr/>
+                  </pic:nvPicPr>
+                  <pic:blipFill>
+                    <a:blip r:embed="rId7"/>
+                    <a:stretch>
+                      <a:fillRect/>
+                    </a:stretch>
+                  </pic:blipFill>
+                  <pic:spPr>
+                    <a:xfrm>
+                      <a:off x="0" y="0"/>
+                      <a:ext cx="5466217" cy="1025873"/>
+                    </a:xfrm>
+                    <a:prstGeom prst="rect">
+                      <a:avLst/>
+                    </a:prstGeom>
+                  </pic:spPr>
+                </pic:pic>
+              </a:graphicData>
+            </a:graphic>
+          </wp:inline>
+        </w:drawing>
+      </w:r>
+    </w:p>
+    <w:p>
+      <w:pPr>
+        <w:jc w:val="both"/>
+        <w:rPr>
+          <w:b/>
+          <w:bCs/>
+          <w:sz w:val="32"/>
+          <w:szCs w:val="32"/>
+        </w:rPr>
+      </w:pPr>
+    </w:p>
+    <w:p>
+      <w:pPr>
+        <w:jc w:val="both"/>
+        <w:rPr>
+          <w:b/>
+          <w:bCs/>
+          <w:sz w:val="32"/>
+          <w:szCs w:val="32"/>
+        </w:rPr>
+      </w:pPr>
+      <w:r>
+        <w:rPr>
+          <w:b/>
+          <w:bCs/>
+          <w:sz w:val="32"/>
+          <w:szCs w:val="32"/>
+        </w:rPr>
+        <w:t>Creamos las colecciones</w:t>
+      </w:r>
+    </w:p>
+    <w:p>
+      <w:pPr>
+        <w:jc w:val="both"/>
+      </w:pPr>
+      <w:proofErr w:type="spellStart"/>
+      <w:proofErr w:type="gramStart"/>
+      <w:r>
+        <w:rPr>
+          <w:b/>
+          <w:bCs/>
+        </w:rPr>
+        <w:t>d</w:t>
+      </w:r>
+      <w:r>
+        <w:rPr>
+          <w:b/>
+          <w:bCs/>
+        </w:rPr>
+        <w:t>b.createCollection</w:t>
+      </w:r>
+      <w:proofErr w:type="spellEnd"/>
+      <w:proofErr w:type="gramEnd"/>
+      <w:r>
+        <w:rPr>
+          <w:b/>
+          <w:bCs/>
+        </w:rPr>
+        <w:t>(“</w:t>
+      </w:r>
+      <w:proofErr w:type="spellStart"/>
+      <w:r>
+        <w:rPr>
+          <w:b/>
+          <w:bCs/>
+        </w:rPr>
+        <w:t>transacciones_historicas</w:t>
+      </w:r>
+      <w:proofErr w:type="spellEnd"/>
+      <w:r>
+        <w:rPr>
+          <w:b/>
+          <w:bCs/>
+        </w:rPr>
+        <w:t>”):</w:t>
+      </w:r>
+      <w:r>
+        <w:t xml:space="preserve"> </w:t>
+      </w:r>
+      <w:r>
+        <w:t>Crea la colección donde se guardan las transacciones realizadas en el inventario</w:t>
+      </w:r>
+      <w:r>
+        <w:t>.</w:t>
+      </w:r>
+    </w:p>
+    <w:p>
+      <w:pPr>
+        <w:jc w:val="both"/>
+      </w:pPr>
+      <w:proofErr w:type="spellStart"/>
+      <w:proofErr w:type="gramStart"/>
+      <w:r>
+        <w:rPr>
+          <w:b/>
+          <w:bCs/>
+        </w:rPr>
+        <w:t>db.createColection</w:t>
+      </w:r>
+      <w:proofErr w:type="spellEnd"/>
+      <w:proofErr w:type="gramEnd"/>
+      <w:r>
+        <w:rPr>
+          <w:b/>
+          <w:bCs/>
+        </w:rPr>
+        <w:t>(“</w:t>
+      </w:r>
+      <w:proofErr w:type="spellStart"/>
+      <w:r>
+        <w:rPr>
+          <w:b/>
+          <w:bCs/>
+        </w:rPr>
+        <w:t>hostorial_modificaciones</w:t>
+      </w:r>
+      <w:proofErr w:type="spellEnd"/>
+      <w:r>
+        <w:rPr>
+          <w:b/>
+          <w:bCs/>
+        </w:rPr>
+        <w:t>”)</w:t>
+      </w:r>
+      <w:r>
+        <w:rPr>
+          <w:b/>
+          <w:bCs/>
+        </w:rPr>
+        <w:t xml:space="preserve">: </w:t>
+      </w:r>
+      <w:r>
+        <w:t>Crea al colección para registrar cambios o ajustes hechos a los productos.</w:t>
+      </w:r>
+    </w:p>
+    <w:p>
+      <w:pPr>
+        <w:jc w:val="both"/>
+      </w:pPr>
+      <w:proofErr w:type="spellStart"/>
+      <w:proofErr w:type="gramStart"/>
+      <w:r>
+        <w:rPr>
+          <w:b/>
+          <w:bCs/>
+        </w:rPr>
+        <w:t>db.createCollection</w:t>
+      </w:r>
+      <w:proofErr w:type="spellEnd"/>
+      <w:proofErr w:type="gramEnd"/>
+      <w:r>
+        <w:rPr>
+          <w:b/>
+          <w:bCs/>
+        </w:rPr>
+        <w:t>(“</w:t>
+      </w:r>
+      <w:proofErr w:type="spellStart"/>
+      <w:r>
+        <w:rPr>
+          <w:b/>
+          <w:bCs/>
+        </w:rPr>
+        <w:t>comentarios_operadores</w:t>
+      </w:r>
+      <w:proofErr w:type="spellEnd"/>
+      <w:r>
+        <w:rPr>
+          <w:b/>
+          <w:bCs/>
+        </w:rPr>
+        <w:t>”):</w:t>
+      </w:r>
+      <w:r>
+        <w:rPr>
+          <w:b/>
+          <w:bCs/>
+        </w:rPr>
+        <w:t xml:space="preserve"> </w:t>
+      </w:r>
+      <w:r>
+        <w:t>Crea la colección para almacenar observaciones y comentarios de los operadores.</w:t>
+      </w:r>
+    </w:p>
+    <w:p>
+      <w:pPr>
+        <w:jc w:val="both"/>
+      </w:pPr>
+      <w:r>
+        <w:drawing>
+          <wp:anchor distT="0" distB="0" distL="114300" distR="114300" simplePos="0" relativeHeight="251659264" behindDoc="0" locked="0" layoutInCell="1" allowOverlap="1" wp14:anchorId="348C1C20" wp14:editId="739BD495">
+            <wp:simplePos x="0" y="0"/>
+            <wp:positionH relativeFrom="margin">
+              <wp:posOffset>178982</wp:posOffset>
+            </wp:positionH>
+            <wp:positionV relativeFrom="paragraph">
+              <wp:posOffset>145105</wp:posOffset>
+            </wp:positionV>
+            <wp:extent cx="5172710" cy="1362075"/>
+            <wp:effectExtent l="0" t="0" r="8890" b="9525"/>
+            <wp:wrapNone/>
+            <wp:docPr id="783456194" name="Imagen 1" descr="Texto&#10;&#10;Descripción generada automáticamente"/>
+            <wp:cNvGraphicFramePr>
+              <a:graphicFrameLocks xmlns:a="http://schemas.openxmlformats.org/drawingml/2006/main" noChangeAspect="1"/>
+            </wp:cNvGraphicFramePr>
+            <a:graphic xmlns:a="http://schemas.openxmlformats.org/drawingml/2006/main">
+              <a:graphicData uri="http://schemas.openxmlformats.org/drawingml/2006/picture">
+                <pic:pic xmlns:pic="http://schemas.openxmlformats.org/drawingml/2006/picture">
+                  <pic:nvPicPr>
+                    <pic:cNvPr id="783456194" name="Imagen 1" descr="Texto&#10;&#10;Descripción generada automáticamente"/>
+                    <pic:cNvPicPr/>
+                  </pic:nvPicPr>
+                  <pic:blipFill>
+                    <a:blip r:embed="rId8">
+                      <a:extLst>
+                        <a:ext uri="{28A0092B-C50C-407E-A947-70E740481C1C}">
+                          <a14:useLocalDpi xmlns:a14="http://schemas.microsoft.com/office/drawing/2010/main" val="0"/>
+                        </a:ext>
+                      </a:extLst>
+                    </a:blip>
+                    <a:stretch>
+                      <a:fillRect/>
+                    </a:stretch>
+                  </pic:blipFill>
+                  <pic:spPr>
+                    <a:xfrm>
+                      <a:off x="0" y="0"/>
+                      <a:ext cx="5172710" cy="1362075"/>
+                    </a:xfrm>
+                    <a:prstGeom prst="rect">
+                      <a:avLst/>
+                    </a:prstGeom>
+                  </pic:spPr>
+                </pic:pic>
+              </a:graphicData>
+            </a:graphic>
+          </wp:anchor>
+        </w:drawing>
+      </w:r>
+    </w:p>
+    <w:p>
+      <w:pPr>
+        <w:jc w:val="both"/>
+      </w:pPr>
+    </w:p>
+    <w:p>
+      <w:pPr>
+        <w:jc w:val="both"/>
+      </w:pPr>
+    </w:p>
+    <w:p>
+      <w:pPr>
+        <w:jc w:val="both"/>
+      </w:pPr>
+    </w:p>
+    <w:p>
+      <w:pPr>
+        <w:jc w:val="both"/>
+      </w:pPr>
+    </w:p>
+    <w:p>
+      <w:pPr>
+        <w:jc w:val="both"/>
+      </w:pPr>
+    </w:p>
+    <w:p>
+      <w:pPr>
+        <w:jc w:val="both"/>
+        <w:rPr>
+          <w:b/>
+          <w:bCs/>
+          <w:sz w:val="32"/>
+          <w:szCs w:val="32"/>
+        </w:rPr>
+      </w:pPr>
+      <w:r>
+        <w:rPr>
+          <w:b/>
+          <w:bCs/>
+          <w:sz w:val="32"/>
+          <w:szCs w:val="32"/>
+        </w:rPr>
+        <w:t xml:space="preserve">Insertamos documentos de prueba </w:t>
+      </w:r>
+    </w:p>
+    <w:p>
+      <w:pPr>
+        <w:tabs>
+          <w:tab w:val="left" w:pos="916"/>
+          <w:tab w:val="left" w:pos="1832"/>
+          <w:tab w:val="left" w:pos="2748"/>
+          <w:tab w:val="left" w:pos="3664"/>
+          <w:tab w:val="left" w:pos="4580"/>
+          <w:tab w:val="left" w:pos="5496"/>
+          <w:tab w:val="left" w:pos="6412"/>
+          <w:tab w:val="left" w:pos="7328"/>
+          <w:tab w:val="left" w:pos="8244"/>
+          <w:tab w:val="left" w:pos="9160"/>
+          <w:tab w:val="left" w:pos="10076"/>
+          <w:tab w:val="left" w:pos="10992"/>
+          <w:tab w:val="left" w:pos="11908"/>
+          <w:tab w:val="left" w:pos="12824"/>
+          <w:tab w:val="left" w:pos="13740"/>
+          <w:tab w:val="left" w:pos="14656"/>
+        </w:tabs>
+        <w:spacing w:after="0" w:line="240" w:lineRule="auto"/>
+        <w:jc w:val="both"/>
+        <w:rPr>
+          <w:rFonts w:eastAsia="Times New Roman" w:cs="Times New Roman"/>
+          <w:b/>
+          <w:bCs/>
+          <w:kern w:val="0"/>
+          <w:lang w:eastAsia="es-GT"/>
+          <w14:ligatures w14:val="none"/>
+        </w:rPr>
+      </w:pPr>
+      <w:proofErr w:type="spellStart"/>
+      <w:proofErr w:type="gramStart"/>
+      <w:r>
+        <w:rPr>
+          <w:rFonts w:eastAsia="Times New Roman" w:cs="Times New Roman"/>
+          <w:b/>
+          <w:bCs/>
+          <w:kern w:val="0"/>
+          <w:lang w:eastAsia="es-GT"/>
+          <w14:ligatures w14:val="none"/>
+        </w:rPr>
+        <w:t>db.transacciones</w:t>
+      </w:r>
+      <w:proofErr w:type="gramEnd"/>
+      <w:r>
+        <w:rPr>
+          <w:rFonts w:eastAsia="Times New Roman" w:cs="Times New Roman"/>
+          <w:b/>
+          <w:bCs/>
+          <w:kern w:val="0"/>
+          <w:lang w:eastAsia="es-GT"/>
+          <w14:ligatures w14:val="none"/>
+        </w:rPr>
+        <w:t>_historicas.insertOne</w:t>
+      </w:r>
+      <w:proofErr w:type="spellEnd"/>
+      <w:r>
+        <w:rPr>
+          <w:rFonts w:eastAsia="Times New Roman" w:cs="Times New Roman"/>
+          <w:b/>
+          <w:bCs/>
+          <w:kern w:val="0"/>
+          <w:lang w:eastAsia="es-GT"/>
+          <w14:ligatures w14:val="none"/>
+        </w:rPr>
+        <w:t xml:space="preserve">: </w:t>
+      </w:r>
+      <w:r>
+        <w:t>Inserta una transacción histórica con código de producto, cantidad, fecha y valor total.</w:t>
+      </w:r>
+    </w:p>
+    <w:p>
+      <w:pPr>
+        <w:jc w:val="both"/>
+        <w:rPr>
+          <w:sz w:val="32"/>
+          <w:szCs w:val="32"/>
+        </w:rPr>
+      </w:pPr>
+    </w:p>
+    <w:p>
+      <w:pPr>
+        <w:pStyle w:val="HTMLconformatoprevio"/>
+        <w:jc w:val="both"/>
+        <w:rPr>
+          <w:rFonts w:ascii="Times New Roman" w:hAnsi="Times New Roman" w:cs="Times New Roman"/>
+          <w:sz w:val="24"/>
+          <w:szCs w:val="24"/>
+        </w:rPr>
+      </w:pPr>
+      <w:proofErr w:type="spellStart"/>
+      <w:proofErr w:type="gramStart"/>
+      <w:r>
+        <w:rPr>
+          <w:rFonts w:ascii="Times New Roman" w:hAnsi="Times New Roman" w:cs="Times New Roman"/>
+          <w:b/>
+          <w:bCs/>
+          <w:sz w:val="24"/>
+          <w:szCs w:val="24"/>
+        </w:rPr>
+        <w:t>db.historial</w:t>
+      </w:r>
+      <w:proofErr w:type="gramEnd"/>
+      <w:r>
+        <w:rPr>
+          <w:rFonts w:ascii="Times New Roman" w:hAnsi="Times New Roman" w:cs="Times New Roman"/>
+          <w:b/>
+          <w:bCs/>
+          <w:sz w:val="24"/>
+          <w:szCs w:val="24"/>
+        </w:rPr>
+        <w:t>_modificaciones.insertOne</w:t>
+      </w:r>
+      <w:proofErr w:type="spellEnd"/>
+      <w:r>
+        <w:rPr>
+          <w:rFonts w:ascii="Times New Roman" w:hAnsi="Times New Roman" w:cs="Times New Roman"/>
+          <w:b/>
+          <w:bCs/>
+          <w:sz w:val="24"/>
+          <w:szCs w:val="24"/>
+        </w:rPr>
+        <w:t xml:space="preserve">: </w:t>
+      </w:r>
+      <w:r>
+        <w:rPr>
+          <w:rFonts w:ascii="Times New Roman" w:hAnsi="Times New Roman" w:cs="Times New Roman"/>
+          <w:sz w:val="24"/>
+          <w:szCs w:val="24"/>
+        </w:rPr>
+        <w:t>Inserta un registro de modificación indicando que producto se cambió, que ajuste se hizo, cuando y quien lo realizó.</w:t>
+      </w:r>
+    </w:p>
+    <w:p>
+      <w:pPr>
+        <w:pStyle w:val="HTMLconformatoprevio"/>
+        <w:jc w:val="both"/>
+        <w:rPr>
+          <w:rFonts w:ascii="Times New Roman" w:hAnsi="Times New Roman" w:cs="Times New Roman"/>
+          <w:sz w:val="24"/>
+          <w:szCs w:val="24"/>
+        </w:rPr>
+      </w:pPr>
+    </w:p>
+    <w:p>
+      <w:pPr>
+        <w:pStyle w:val="HTMLconformatoprevio"/>
+        <w:jc w:val="both"/>
+        <w:rPr>
+          <w:rFonts w:ascii="Times New Roman" w:hAnsi="Times New Roman" w:cs="Times New Roman"/>
+          <w:sz w:val="24"/>
+          <w:szCs w:val="24"/>
+        </w:rPr>
+      </w:pPr>
+      <w:proofErr w:type="spellStart"/>
+      <w:proofErr w:type="gramStart"/>
+      <w:r>
+        <w:rPr>
+          <w:rFonts w:ascii="Times New Roman" w:hAnsi="Times New Roman" w:cs="Times New Roman"/>
+          <w:b/>
+          <w:bCs/>
+          <w:sz w:val="24"/>
+          <w:szCs w:val="24"/>
+        </w:rPr>
+        <w:t>d</w:t>
+      </w:r>
+      <w:r>
+        <w:rPr>
+          <w:rFonts w:ascii="Times New Roman" w:hAnsi="Times New Roman" w:cs="Times New Roman"/>
+          <w:b/>
+          <w:bCs/>
+          <w:sz w:val="24"/>
+          <w:szCs w:val="24"/>
+        </w:rPr>
+        <w:t>b.comentarios</w:t>
+      </w:r>
+      <w:proofErr w:type="gramEnd"/>
+      <w:r>
+        <w:rPr>
+          <w:rFonts w:ascii="Times New Roman" w:hAnsi="Times New Roman" w:cs="Times New Roman"/>
+          <w:b/>
+          <w:bCs/>
+          <w:sz w:val="24"/>
+          <w:szCs w:val="24"/>
+        </w:rPr>
+        <w:t>_operadores</w:t>
+      </w:r>
+      <w:r>
+        <w:rPr>
+          <w:rFonts w:ascii="Times New Roman" w:hAnsi="Times New Roman" w:cs="Times New Roman"/>
+          <w:b/>
+          <w:bCs/>
+          <w:sz w:val="24"/>
+          <w:szCs w:val="24"/>
+        </w:rPr>
+        <w:t>.insertOne</w:t>
+      </w:r>
+      <w:proofErr w:type="spellEnd"/>
+      <w:r>
+        <w:rPr>
+          <w:rFonts w:ascii="Times New Roman" w:hAnsi="Times New Roman" w:cs="Times New Roman"/>
+          <w:b/>
+          <w:bCs/>
+          <w:sz w:val="24"/>
+          <w:szCs w:val="24"/>
+        </w:rPr>
+        <w:t>:</w:t>
+      </w:r>
+      <w:r>
+        <w:rPr>
+          <w:rFonts w:ascii="Times New Roman" w:hAnsi="Times New Roman" w:cs="Times New Roman"/>
+          <w:b/>
+          <w:bCs/>
+          <w:sz w:val="24"/>
+          <w:szCs w:val="24"/>
+        </w:rPr>
+        <w:t xml:space="preserve"> </w:t>
+      </w:r>
+      <w:r>
+        <w:rPr>
+          <w:rFonts w:ascii="Times New Roman" w:hAnsi="Times New Roman" w:cs="Times New Roman"/>
+          <w:sz w:val="24"/>
+          <w:szCs w:val="24"/>
+        </w:rPr>
+        <w:t>Inserta un comentario de un operador sobre un producto en específico.</w:t>
+      </w:r>
+    </w:p>
+    <w:p>
+      <w:pPr>
+        <w:pStyle w:val="HTMLconformatoprevio"/>
+        <w:rPr>
+          <w:rFonts w:ascii="Times New Roman" w:hAnsi="Times New Roman" w:cs="Times New Roman"/>
+          <w:b/>
+          <w:bCs/>
+          <w:sz w:val="24"/>
+          <w:szCs w:val="24"/>
+        </w:rPr>
+      </w:pPr>
+    </w:p>
+    <w:p>
+      <w:pPr>
+        <w:jc w:val="both"/>
+        <w:rPr>
+          <w:sz w:val="32"/>
+          <w:szCs w:val="32"/>
+        </w:rPr>
+      </w:pPr>
+    </w:p>
+    <w:p>
+      <w:pPr>
+        <w:jc w:val="both"/>
+        <w:rPr>
+          <w:b/>
+          <w:bCs/>
+          <w:sz w:val="32"/>
+          <w:szCs w:val="32"/>
+        </w:rPr>
+      </w:pPr>
+      <w:r>
+        <w:rPr>
+          <w:b/>
+          <w:bCs/>
+          <w:sz w:val="32"/>
+          <w:szCs w:val="32"/>
+        </w:rPr>
+        <w:drawing>
+          <wp:inline distT="0" distB="0" distL="0" distR="0" wp14:anchorId="73C76557" wp14:editId="600DF301">
+            <wp:extent cx="4167963" cy="3290921"/>
+            <wp:effectExtent l="0" t="0" r="4445" b="5080"/>
+            <wp:docPr id="1771623178" name="Imagen 1" descr="Texto&#10;&#10;Descripción generada automáticamente"/>
+            <wp:cNvGraphicFramePr>
+              <a:graphicFrameLocks xmlns:a="http://schemas.openxmlformats.org/drawingml/2006/main" noChangeAspect="1"/>
+            </wp:cNvGraphicFramePr>
+            <a:graphic xmlns:a="http://schemas.openxmlformats.org/drawingml/2006/main">
+              <a:graphicData uri="http://schemas.openxmlformats.org/drawingml/2006/picture">
+                <pic:pic xmlns:pic="http://schemas.openxmlformats.org/drawingml/2006/picture">
+                  <pic:nvPicPr>
+                    <pic:cNvPr id="1771623178" name="Imagen 1" descr="Texto&#10;&#10;Descripción generada automáticamente"/>
+                    <pic:cNvPicPr/>
+                  </pic:nvPicPr>
+                  <pic:blipFill>
+                    <a:blip r:embed="rId9"/>
+                    <a:stretch>
+                      <a:fillRect/>
+                    </a:stretch>
+                  </pic:blipFill>
+                  <pic:spPr>
+                    <a:xfrm>
+                      <a:off x="0" y="0"/>
+                      <a:ext cx="4173140" cy="3295008"/>
+                    </a:xfrm>
+                    <a:prstGeom prst="rect">
+                      <a:avLst/>
+                    </a:prstGeom>
+                  </pic:spPr>
+                </pic:pic>
+              </a:graphicData>
+            </a:graphic>
+          </wp:inline>
+        </w:drawing>
+      </w:r>
+    </w:p>
+    <w:p>
+      <w:pPr>
+        <w:jc w:val="both"/>
+        <w:rPr>
+          <w:b/>
+          <w:bCs/>
+          <w:sz w:val="32"/>
+          <w:szCs w:val="32"/>
+        </w:rPr>
+      </w:pPr>
+    </w:p>
+    <w:p>
+      <w:pPr>
+        <w:jc w:val="both"/>
+        <w:rPr>
+          <w:b/>
+          <w:bCs/>
+          <w:sz w:val="32"/>
+          <w:szCs w:val="32"/>
+        </w:rPr>
+      </w:pPr>
+      <w:r>
+        <w:rPr>
+          <w:b/>
+          <w:bCs/>
+          <w:sz w:val="32"/>
+          <w:szCs w:val="32"/>
+        </w:rPr>
+        <w:t xml:space="preserve">Realizamos consultas básicas </w:t>
+      </w:r>
+    </w:p>
+    <w:p>
+      <w:pPr>
+        <w:jc w:val="both"/>
+      </w:pPr>
+      <w:proofErr w:type="spellStart"/>
+      <w:proofErr w:type="gramStart"/>
+      <w:r>
+        <w:rPr>
+          <w:b/>
+          <w:bCs/>
+        </w:rPr>
+        <w:t>db.transacciones</w:t>
+      </w:r>
+      <w:proofErr w:type="gramEnd"/>
+      <w:r>
+        <w:rPr>
+          <w:b/>
+          <w:bCs/>
+        </w:rPr>
+        <w:t>_historicas.find</w:t>
+      </w:r>
+      <w:proofErr w:type="spellEnd"/>
+      <w:r>
+        <w:rPr>
+          <w:b/>
+          <w:bCs/>
+        </w:rPr>
+        <w:t xml:space="preserve">: </w:t>
+      </w:r>
+      <w:r>
+        <w:t>Muestra todos los documentos guardados en la colección de transacciones históricas.</w:t>
+      </w:r>
+    </w:p>
+    <w:p>
+      <w:pPr>
+        <w:jc w:val="both"/>
+      </w:pPr>
+      <w:proofErr w:type="spellStart"/>
+      <w:proofErr w:type="gramStart"/>
+      <w:r>
+        <w:rPr>
+          <w:b/>
+          <w:bCs/>
+        </w:rPr>
+        <w:t>db.transacciones</w:t>
+      </w:r>
+      <w:proofErr w:type="gramEnd"/>
+      <w:r>
+        <w:rPr>
+          <w:b/>
+          <w:bCs/>
+        </w:rPr>
+        <w:t>_historicas.aggregate</w:t>
+      </w:r>
+      <w:proofErr w:type="spellEnd"/>
+      <w:r>
+        <w:rPr>
+          <w:b/>
+          <w:bCs/>
+        </w:rPr>
+        <w:t>:</w:t>
+      </w:r>
+      <w:r>
+        <w:rPr>
+          <w:b/>
+          <w:bCs/>
+        </w:rPr>
+        <w:t xml:space="preserve"> </w:t>
+      </w:r>
+      <w:r>
+        <w:t>Agrupa las transacciones por producto y calcula el total vendido y el valor acumulado.</w:t>
+      </w:r>
+    </w:p>
+    <w:p>
+      <w:pPr>
+        <w:jc w:val="both"/>
+      </w:pPr>
+      <w:proofErr w:type="spellStart"/>
+      <w:proofErr w:type="gramStart"/>
+      <w:r>
+        <w:rPr>
+          <w:b/>
+          <w:bCs/>
+        </w:rPr>
+        <w:t>db.comentarios</w:t>
+      </w:r>
+      <w:proofErr w:type="gramEnd"/>
+      <w:r>
+        <w:rPr>
+          <w:b/>
+          <w:bCs/>
+        </w:rPr>
+        <w:t>_operadores.find</w:t>
+      </w:r>
+      <w:proofErr w:type="spellEnd"/>
+      <w:r>
+        <w:rPr>
+          <w:b/>
+          <w:bCs/>
+        </w:rPr>
+        <w:t>:</w:t>
+      </w:r>
+      <w:r>
+        <w:rPr>
+          <w:b/>
+          <w:bCs/>
+        </w:rPr>
+        <w:t xml:space="preserve"> </w:t>
+      </w:r>
+      <w:r>
+        <w:t>Filtra los comentarios para mostrar únicamente los realizados por la operadora “</w:t>
+      </w:r>
+      <w:proofErr w:type="spellStart"/>
+      <w:r>
+        <w:t>Maria</w:t>
+      </w:r>
+      <w:proofErr w:type="spellEnd"/>
+      <w:r>
+        <w:t>”</w:t>
+      </w:r>
+    </w:p>
+    <w:p>
+      <w:pPr>
+        <w:jc w:val="both"/>
+        <w:rPr>
+          <w:b/>
+          <w:bCs/>
+          <w:sz w:val="32"/>
+          <w:szCs w:val="32"/>
+        </w:rPr>
+      </w:pPr>
+      <w:r>
+        <w:rPr>
+          <w:b/>
+          <w:bCs/>
+          <w:sz w:val="32"/>
+          <w:szCs w:val="32"/>
+        </w:rPr>
+        <w:drawing>
+          <wp:inline distT="0" distB="0" distL="0" distR="0" wp14:anchorId="0241CB74" wp14:editId="3CA56273">
+            <wp:extent cx="5943600" cy="1882140"/>
+            <wp:effectExtent l="0" t="0" r="0" b="3810"/>
+            <wp:docPr id="201140481" name="Imagen 1" descr="Texto&#10;&#10;Descripción generada automáticamente"/>
+            <wp:cNvGraphicFramePr>
+              <a:graphicFrameLocks xmlns:a="http://schemas.openxmlformats.org/drawingml/2006/main" noChangeAspect="1"/>
+            </wp:cNvGraphicFramePr>
+            <a:graphic xmlns:a="http://schemas.openxmlformats.org/drawingml/2006/main">
+              <a:graphicData uri="http://schemas.openxmlformats.org/drawingml/2006/picture">
+                <pic:pic xmlns:pic="http://schemas.openxmlformats.org/drawingml/2006/picture">
+                  <pic:nvPicPr>
+                    <pic:cNvPr id="201140481" name="Imagen 1" descr="Texto&#10;&#10;Descripción generada automáticamente"/>
+                    <pic:cNvPicPr/>
+                  </pic:nvPicPr>
+                  <pic:blipFill>
+                    <a:blip r:embed="rId10"/>
+                    <a:stretch>
+                      <a:fillRect/>
+                    </a:stretch>
+                  </pic:blipFill>
+                  <pic:spPr>
+                    <a:xfrm>
+                      <a:off x="0" y="0"/>
+                      <a:ext cx="5943600" cy="1882140"/>
+                    </a:xfrm>
+                    <a:prstGeom prst="rect">
+                      <a:avLst/>
+                    </a:prstGeom>
+                  </pic:spPr>
+                </pic:pic>
+              </a:graphicData>
+            </a:graphic>
+          </wp:inline>
+        </w:drawing>
+      </w:r>
+    </w:p>
+    <w:p>
+      <w:pPr>
+        <w:jc w:val="both"/>
+      </w:pPr>
+    </w:p>
+    <w:p>
+      <w:pPr>
+        <w:jc w:val="both"/>
+      </w:pPr>
+    </w:p>
+    <w:p>
+      <w:pPr>
+        <w:jc w:val="both"/>
+      </w:pPr>
+    </w:p>
+    <w:p>
+      <w:pPr>
+        <w:jc w:val="both"/>
+      </w:pPr>
+    </w:p>
+    <w:p>
+      <w:pPr>
+        <w:jc w:val="both"/>
+        <w:rPr>
+          <w:b/>
+          <w:bCs/>
+          <w:sz w:val="32"/>
+          <w:szCs w:val="32"/>
+        </w:rPr>
+      </w:pPr>
+      <w:r>
+        <w:rPr>
+          <w:b/>
+          <w:bCs/>
+          <w:sz w:val="32"/>
+          <w:szCs w:val="32"/>
+        </w:rPr>
+        <w:t xml:space="preserve">Justificación </w:t>
+      </w:r>
+      <w:r>
+        <w:rPr>
+          <w:b/>
+          <w:bCs/>
+          <w:sz w:val="32"/>
+          <w:szCs w:val="32"/>
+        </w:rPr>
+        <w:t>técnica</w:t>
+      </w:r>
+      <w:r>
+        <w:rPr>
+          <w:b/>
+          <w:bCs/>
+          <w:sz w:val="32"/>
+          <w:szCs w:val="32"/>
+        </w:rPr>
+        <w:t xml:space="preserve"> </w:t>
+      </w:r>
+    </w:p>
+    <w:p>
+      <w:pPr>
+        <w:pStyle w:val="Prrafodelista"/>
+        <w:numPr>
+          <w:ilvl w:val="0"/>
+          <w:numId w:val="14"/>
+        </w:numPr>
+        <w:jc w:val="both"/>
+      </w:pPr>
+      <w:r>
+        <w:t>MySQL: Maneja datos estructurados y relaciones entre entidades.</w:t>
+      </w:r>
+    </w:p>
+    <w:p>
+      <w:pPr>
+        <w:pStyle w:val="Prrafodelista"/>
+        <w:numPr>
+          <w:ilvl w:val="0"/>
+          <w:numId w:val="14"/>
+        </w:numPr>
+        <w:jc w:val="both"/>
+      </w:pPr>
+      <w:r>
+        <w:t>MongoDB: Almacena datos históricos flexibles y no estructurados.</w:t>
+      </w:r>
+    </w:p>
+    <w:p>
+      <w:pPr>
+        <w:pStyle w:val="Prrafodelista"/>
+        <w:numPr>
+          <w:ilvl w:val="0"/>
+          <w:numId w:val="14"/>
+        </w:numPr>
+        <w:jc w:val="both"/>
+      </w:pPr>
+      <w:r>
+        <w:t>Integración: Ambos motores se complementan para cubrir necesidades operativas y analíticas.</w:t>
+      </w:r>
+    </w:p>
+    <w:p>
+      <w:pPr>
+        <w:ind w:left="360"/>
+        <w:jc w:val="both"/>
+      </w:pPr>
+    </w:p>
+    <w:p>
+      <w:pPr>
+        <w:ind w:left="360"/>
+        <w:jc w:val="both"/>
+      </w:pPr>
+    </w:p>
+    <w:p>
+      <w:pPr>
+        <w:ind w:left="360"/>
+        <w:jc w:val="center"/>
+        <w:rPr>
+          <w:b/>
+          <w:bCs/>
+          <w:sz w:val="32"/>
+          <w:szCs w:val="32"/>
+        </w:rPr>
+      </w:pPr>
+      <w:r>
+        <w:rPr>
+          <w:b/>
+          <w:bCs/>
+          <w:sz w:val="32"/>
+          <w:szCs w:val="32"/>
+        </w:rPr>
+        <w:t>Conclusión</w:t>
+      </w:r>
+    </w:p>
+    <w:p>
+      <w:pPr>
+        <w:ind w:left="360"/>
+      </w:pPr>
+    </w:p>
+    <w:p>
+      <w:pPr>
+        <w:ind w:left="360"/>
+        <w:jc w:val="both"/>
+      </w:pPr>
+      <w:r>
+        <w:t>El sistema desarrollado permite una gestión eficiente del inventario, combinando tecnologías SQL y NoSQL. La arquitectura garantiza escalabilidad, seguridad y trazabilidad, cumpliendo con los requerimientos del curso simulando un entorno empresarial real.</w:t>
+      </w:r>
     </w:p>
     <w:sectPr>
       <w:pgSz w:w="12240" w:h="15840"/>
@@ -8814,7 +10449,7 @@
 </file>
 
 <file path=word/numbering.xml><?xml version="1.0" encoding="utf-8"?>
-<w:numbering xmlns:wpc="http://schemas.microsoft.com/office/word/2010/wordprocessingCanvas" xmlns:cx="http://schemas.microsoft.com/office/drawing/2014/chartex" xmlns:cx1="http://schemas.microsoft.com/office/drawing/2015/9/8/chartex" xmlns:cx2="http://schemas.microsoft.com/office/drawing/2015/10/21/chartex" xmlns:cx3="http://schemas.microsoft.com/office/drawing/2016/5/9/chartex" xmlns:cx4="http://schemas.microsoft.com/office/drawing/2016/5/10/chartex" xmlns:cx5="http://schemas.microsoft.com/office/drawing/2016/5/11/chartex" xmlns:cx6="http://schemas.microsoft.com/office/drawing/2016/5/12/chartex" xmlns:cx7="http://schemas.microsoft.com/office/drawing/2016/5/13/chartex" xmlns:cx8="http://schemas.microsoft.com/office/drawing/2016/5/14/chartex" xmlns:mc="http://schemas.openxmlformats.org/markup-compatibility/2006" xmlns:aink="http://schemas.microsoft.com/office/drawing/2016/ink" xmlns:am3d="http://schemas.microsoft.com/office/drawing/2017/model3d" xmlns:o="urn:schemas-microsoft-com:office:office" xmlns:oel="http://schemas.microsoft.com/office/2019/extlst" xmlns:r="http://schemas.openxmlformats.org/officeDocument/2006/relationships" xmlns:m="http://schemas.openxmlformats.org/officeDocument/2006/math" xmlns:v="urn:schemas-microsoft-com:vml" xmlns:wp14="http://schemas.microsoft.com/office/word/2010/wordprocessingDrawing" xmlns:wp="http://schemas.openxmlformats.org/drawingml/2006/wordprocessingDrawing" xmlns:w10="urn:schemas-microsoft-com:office:word" xmlns:w="http://schemas.openxmlformats.org/wordprocessingml/2006/main" xmlns:w14="http://schemas.microsoft.com/office/word/2010/wordml" xmlns:w15="http://schemas.microsoft.com/office/word/2012/wordml" xmlns:w16cex="http://schemas.microsoft.com/office/word/2018/wordml/cex" xmlns:w16cid="http://schemas.microsoft.com/office/word/2016/wordml/cid" xmlns:w16="http://schemas.microsoft.com/office/word/2018/wordml" xmlns:w16du="http://schemas.microsoft.com/office/word/2023/wordml/word16du" xmlns:w16sdtdh="http://schemas.microsoft.com/office/word/2020/wordml/sdtdatahash" xmlns:w16sdtfl="http://schemas.microsoft.com/office/word/2024/wordml/sdtformatlock" xmlns:w16se="http://schemas.microsoft.com/office/word/2015/wordml/symex" xmlns:wpg="http://schemas.microsoft.com/office/word/2010/wordprocessingGroup" xmlns:wpi="http://schemas.microsoft.com/office/word/2010/wordprocessingInk" xmlns:wne="http://schemas.microsoft.com/office/word/2006/wordml" xmlns:wps="http://schemas.microsoft.com/office/word/2010/wordprocessingShape" mc:Ignorable="w14 w15 w16se w16cid w16 w16cex w16sdtdh w16sdtfl w16du wp14">
+<w:numbering xmlns:wpc="http://schemas.microsoft.com/office/word/2010/wordprocessingCanvas" xmlns:cx="http://schemas.microsoft.com/office/drawing/2014/chartex" xmlns:cx1="http://schemas.microsoft.com/office/drawing/2015/9/8/chartex" xmlns:cx2="http://schemas.microsoft.com/office/drawing/2015/10/21/chartex" xmlns:cx3="http://schemas.microsoft.com/office/drawing/2016/5/9/chartex" xmlns:cx4="http://schemas.microsoft.com/office/drawing/2016/5/10/chartex" xmlns:cx5="http://schemas.microsoft.com/office/drawing/2016/5/11/chartex" xmlns:cx6="http://schemas.microsoft.com/office/drawing/2016/5/12/chartex" xmlns:cx7="http://schemas.microsoft.com/office/drawing/2016/5/13/chartex" xmlns:cx8="http://schemas.microsoft.com/office/drawing/2016/5/14/chartex" xmlns:mc="http://schemas.openxmlformats.org/markup-compatibility/2006" xmlns:aink="http://schemas.microsoft.com/office/drawing/2016/ink" xmlns:am3d="http://schemas.microsoft.com/office/drawing/2017/model3d" xmlns:o="urn:schemas-microsoft-com:office:office" xmlns:oel="http://schemas.microsoft.com/office/2019/extlst" xmlns:r="http://schemas.openxmlformats.org/officeDocument/2006/relationships" xmlns:m="http://schemas.openxmlformats.org/officeDocument/2006/math" xmlns:v="urn:schemas-microsoft-com:vml" xmlns:wp14="http://schemas.microsoft.com/office/word/2010/wordprocessingDrawing" xmlns:wp="http://schemas.openxmlformats.org/drawingml/2006/wordprocessingDrawing" xmlns:w10="urn:schemas-microsoft-com:office:word" xmlns:w="http://schemas.openxmlformats.org/wordprocessingml/2006/main" xmlns:w14="http://schemas.microsoft.com/office/word/2010/wordml" xmlns:w15="http://schemas.microsoft.com/office/word/2012/wordml" xmlns:w16cex="http://schemas.microsoft.com/office/word/2018/wordml/cex" xmlns:w16cid="http://schemas.microsoft.com/office/word/2016/wordml/cid" xmlns:w16="http://schemas.microsoft.com/office/word/2018/wordml" xmlns:w16du="http://schemas.microsoft.com/office/word/2023/wordml/word16du" xmlns:w16sdtdh="http://schemas.microsoft.com/office/word/2020/wordml/sdtdatahash" xmlns:w16se="http://schemas.microsoft.com/office/word/2015/wordml/symex" xmlns:wpg="http://schemas.microsoft.com/office/word/2010/wordprocessingGroup" xmlns:wpi="http://schemas.microsoft.com/office/word/2010/wordprocessingInk" xmlns:wne="http://schemas.microsoft.com/office/word/2006/wordml" xmlns:wps="http://schemas.microsoft.com/office/word/2010/wordprocessingShape" mc:Ignorable="w14 w15 w16se w16cid w16 w16cex w16sdtdh w16du wp14">
   <w:abstractNum w:abstractNumId="0" w15:restartNumberingAfterBreak="0">
     <w:nsid w:val="00B42287"/>
     <w:multiLevelType w:val="hybridMultilevel"/>
@@ -8929,9 +10564,9 @@
     </w:lvl>
   </w:abstractNum>
   <w:abstractNum w:abstractNumId="1" w15:restartNumberingAfterBreak="0">
-    <w:nsid w:val="04166050"/>
+    <w:nsid w:val="035D3BD6"/>
     <w:multiLevelType w:val="hybridMultilevel"/>
-    <w:tmpl w:val="35962622"/>
+    <w:tmpl w:val="843EB11E"/>
     <w:lvl w:ilvl="0" w:tplc="100A0001">
       <w:start w:val="1"/>
       <w:numFmt w:val="bullet"/>
@@ -9042,9 +10677,9 @@
     </w:lvl>
   </w:abstractNum>
   <w:abstractNum w:abstractNumId="2" w15:restartNumberingAfterBreak="0">
-    <w:nsid w:val="059562E5"/>
+    <w:nsid w:val="04166050"/>
     <w:multiLevelType w:val="hybridMultilevel"/>
-    <w:tmpl w:val="7C2AD4B6"/>
+    <w:tmpl w:val="35962622"/>
     <w:lvl w:ilvl="0" w:tplc="100A0001">
       <w:start w:val="1"/>
       <w:numFmt w:val="bullet"/>
@@ -9155,16 +10790,16 @@
     </w:lvl>
   </w:abstractNum>
   <w:abstractNum w:abstractNumId="3" w15:restartNumberingAfterBreak="0">
-    <w:nsid w:val="1EDB6663"/>
+    <w:nsid w:val="059562E5"/>
     <w:multiLevelType w:val="hybridMultilevel"/>
-    <w:tmpl w:val="FDE6192A"/>
+    <w:tmpl w:val="7C2AD4B6"/>
     <w:lvl w:ilvl="0" w:tplc="100A0001">
       <w:start w:val="1"/>
       <w:numFmt w:val="bullet"/>
       <w:lvlText w:val=""/>
       <w:lvlJc w:val="left"/>
       <w:pPr>
-        <w:ind w:left="1068" w:hanging="708"/>
+        <w:ind w:left="720" w:hanging="360"/>
       </w:pPr>
       <w:rPr>
         <w:rFonts w:ascii="Symbol" w:hAnsi="Symbol" w:hint="default"/>
@@ -9268,16 +10903,16 @@
     </w:lvl>
   </w:abstractNum>
   <w:abstractNum w:abstractNumId="4" w15:restartNumberingAfterBreak="0">
-    <w:nsid w:val="211D7C2A"/>
+    <w:nsid w:val="1EDB6663"/>
     <w:multiLevelType w:val="hybridMultilevel"/>
-    <w:tmpl w:val="6A304074"/>
+    <w:tmpl w:val="FDE6192A"/>
     <w:lvl w:ilvl="0" w:tplc="100A0001">
       <w:start w:val="1"/>
       <w:numFmt w:val="bullet"/>
       <w:lvlText w:val=""/>
       <w:lvlJc w:val="left"/>
       <w:pPr>
-        <w:ind w:left="720" w:hanging="360"/>
+        <w:ind w:left="1068" w:hanging="708"/>
       </w:pPr>
       <w:rPr>
         <w:rFonts w:ascii="Symbol" w:hAnsi="Symbol" w:hint="default"/>
@@ -9381,9 +11016,9 @@
     </w:lvl>
   </w:abstractNum>
   <w:abstractNum w:abstractNumId="5" w15:restartNumberingAfterBreak="0">
-    <w:nsid w:val="2E4705D4"/>
+    <w:nsid w:val="211D7C2A"/>
     <w:multiLevelType w:val="hybridMultilevel"/>
-    <w:tmpl w:val="6D12C3EE"/>
+    <w:tmpl w:val="6A304074"/>
     <w:lvl w:ilvl="0" w:tplc="100A0001">
       <w:start w:val="1"/>
       <w:numFmt w:val="bullet"/>
@@ -9494,9 +11129,9 @@
     </w:lvl>
   </w:abstractNum>
   <w:abstractNum w:abstractNumId="6" w15:restartNumberingAfterBreak="0">
-    <w:nsid w:val="38A66B06"/>
+    <w:nsid w:val="2E4705D4"/>
     <w:multiLevelType w:val="hybridMultilevel"/>
-    <w:tmpl w:val="4734EAC2"/>
+    <w:tmpl w:val="6D12C3EE"/>
     <w:lvl w:ilvl="0" w:tplc="100A0001">
       <w:start w:val="1"/>
       <w:numFmt w:val="bullet"/>
@@ -9607,9 +11242,9 @@
     </w:lvl>
   </w:abstractNum>
   <w:abstractNum w:abstractNumId="7" w15:restartNumberingAfterBreak="0">
-    <w:nsid w:val="3DA409A1"/>
+    <w:nsid w:val="38A66B06"/>
     <w:multiLevelType w:val="hybridMultilevel"/>
-    <w:tmpl w:val="3B6622C4"/>
+    <w:tmpl w:val="4734EAC2"/>
     <w:lvl w:ilvl="0" w:tplc="100A0001">
       <w:start w:val="1"/>
       <w:numFmt w:val="bullet"/>
@@ -9720,9 +11355,9 @@
     </w:lvl>
   </w:abstractNum>
   <w:abstractNum w:abstractNumId="8" w15:restartNumberingAfterBreak="0">
-    <w:nsid w:val="50382CD2"/>
+    <w:nsid w:val="3DA409A1"/>
     <w:multiLevelType w:val="hybridMultilevel"/>
-    <w:tmpl w:val="7728CBAA"/>
+    <w:tmpl w:val="3B6622C4"/>
     <w:lvl w:ilvl="0" w:tplc="100A0001">
       <w:start w:val="1"/>
       <w:numFmt w:val="bullet"/>
@@ -9833,9 +11468,9 @@
     </w:lvl>
   </w:abstractNum>
   <w:abstractNum w:abstractNumId="9" w15:restartNumberingAfterBreak="0">
-    <w:nsid w:val="5B384166"/>
+    <w:nsid w:val="45C26687"/>
     <w:multiLevelType w:val="hybridMultilevel"/>
-    <w:tmpl w:val="6890CB24"/>
+    <w:tmpl w:val="3C4A3A48"/>
     <w:lvl w:ilvl="0" w:tplc="100A0001">
       <w:start w:val="1"/>
       <w:numFmt w:val="bullet"/>
@@ -9946,9 +11581,9 @@
     </w:lvl>
   </w:abstractNum>
   <w:abstractNum w:abstractNumId="10" w15:restartNumberingAfterBreak="0">
-    <w:nsid w:val="6C071D77"/>
+    <w:nsid w:val="4FF35D2F"/>
     <w:multiLevelType w:val="hybridMultilevel"/>
-    <w:tmpl w:val="1FEE6E20"/>
+    <w:tmpl w:val="4C2EF046"/>
     <w:lvl w:ilvl="0" w:tplc="100A0001">
       <w:start w:val="1"/>
       <w:numFmt w:val="bullet"/>
@@ -10058,44 +11693,392 @@
       </w:rPr>
     </w:lvl>
   </w:abstractNum>
+  <w:abstractNum w:abstractNumId="11" w15:restartNumberingAfterBreak="0">
+    <w:nsid w:val="50382CD2"/>
+    <w:multiLevelType w:val="hybridMultilevel"/>
+    <w:tmpl w:val="7728CBAA"/>
+    <w:lvl w:ilvl="0" w:tplc="100A0001">
+      <w:start w:val="1"/>
+      <w:numFmt w:val="bullet"/>
+      <w:lvlText w:val=""/>
+      <w:lvlJc w:val="left"/>
+      <w:pPr>
+        <w:ind w:left="720" w:hanging="360"/>
+      </w:pPr>
+      <w:rPr>
+        <w:rFonts w:ascii="Symbol" w:hAnsi="Symbol" w:hint="default"/>
+      </w:rPr>
+    </w:lvl>
+    <w:lvl w:ilvl="1" w:tplc="100A0003" w:tentative="1">
+      <w:start w:val="1"/>
+      <w:numFmt w:val="bullet"/>
+      <w:lvlText w:val="o"/>
+      <w:lvlJc w:val="left"/>
+      <w:pPr>
+        <w:ind w:left="1440" w:hanging="360"/>
+      </w:pPr>
+      <w:rPr>
+        <w:rFonts w:ascii="Courier New" w:hAnsi="Courier New" w:cs="Courier New" w:hint="default"/>
+      </w:rPr>
+    </w:lvl>
+    <w:lvl w:ilvl="2" w:tplc="100A0005" w:tentative="1">
+      <w:start w:val="1"/>
+      <w:numFmt w:val="bullet"/>
+      <w:lvlText w:val=""/>
+      <w:lvlJc w:val="left"/>
+      <w:pPr>
+        <w:ind w:left="2160" w:hanging="360"/>
+      </w:pPr>
+      <w:rPr>
+        <w:rFonts w:ascii="Wingdings" w:hAnsi="Wingdings" w:hint="default"/>
+      </w:rPr>
+    </w:lvl>
+    <w:lvl w:ilvl="3" w:tplc="100A0001" w:tentative="1">
+      <w:start w:val="1"/>
+      <w:numFmt w:val="bullet"/>
+      <w:lvlText w:val=""/>
+      <w:lvlJc w:val="left"/>
+      <w:pPr>
+        <w:ind w:left="2880" w:hanging="360"/>
+      </w:pPr>
+      <w:rPr>
+        <w:rFonts w:ascii="Symbol" w:hAnsi="Symbol" w:hint="default"/>
+      </w:rPr>
+    </w:lvl>
+    <w:lvl w:ilvl="4" w:tplc="100A0003" w:tentative="1">
+      <w:start w:val="1"/>
+      <w:numFmt w:val="bullet"/>
+      <w:lvlText w:val="o"/>
+      <w:lvlJc w:val="left"/>
+      <w:pPr>
+        <w:ind w:left="3600" w:hanging="360"/>
+      </w:pPr>
+      <w:rPr>
+        <w:rFonts w:ascii="Courier New" w:hAnsi="Courier New" w:cs="Courier New" w:hint="default"/>
+      </w:rPr>
+    </w:lvl>
+    <w:lvl w:ilvl="5" w:tplc="100A0005" w:tentative="1">
+      <w:start w:val="1"/>
+      <w:numFmt w:val="bullet"/>
+      <w:lvlText w:val=""/>
+      <w:lvlJc w:val="left"/>
+      <w:pPr>
+        <w:ind w:left="4320" w:hanging="360"/>
+      </w:pPr>
+      <w:rPr>
+        <w:rFonts w:ascii="Wingdings" w:hAnsi="Wingdings" w:hint="default"/>
+      </w:rPr>
+    </w:lvl>
+    <w:lvl w:ilvl="6" w:tplc="100A0001" w:tentative="1">
+      <w:start w:val="1"/>
+      <w:numFmt w:val="bullet"/>
+      <w:lvlText w:val=""/>
+      <w:lvlJc w:val="left"/>
+      <w:pPr>
+        <w:ind w:left="5040" w:hanging="360"/>
+      </w:pPr>
+      <w:rPr>
+        <w:rFonts w:ascii="Symbol" w:hAnsi="Symbol" w:hint="default"/>
+      </w:rPr>
+    </w:lvl>
+    <w:lvl w:ilvl="7" w:tplc="100A0003" w:tentative="1">
+      <w:start w:val="1"/>
+      <w:numFmt w:val="bullet"/>
+      <w:lvlText w:val="o"/>
+      <w:lvlJc w:val="left"/>
+      <w:pPr>
+        <w:ind w:left="5760" w:hanging="360"/>
+      </w:pPr>
+      <w:rPr>
+        <w:rFonts w:ascii="Courier New" w:hAnsi="Courier New" w:cs="Courier New" w:hint="default"/>
+      </w:rPr>
+    </w:lvl>
+    <w:lvl w:ilvl="8" w:tplc="100A0005" w:tentative="1">
+      <w:start w:val="1"/>
+      <w:numFmt w:val="bullet"/>
+      <w:lvlText w:val=""/>
+      <w:lvlJc w:val="left"/>
+      <w:pPr>
+        <w:ind w:left="6480" w:hanging="360"/>
+      </w:pPr>
+      <w:rPr>
+        <w:rFonts w:ascii="Wingdings" w:hAnsi="Wingdings" w:hint="default"/>
+      </w:rPr>
+    </w:lvl>
+  </w:abstractNum>
+  <w:abstractNum w:abstractNumId="12" w15:restartNumberingAfterBreak="0">
+    <w:nsid w:val="5B384166"/>
+    <w:multiLevelType w:val="hybridMultilevel"/>
+    <w:tmpl w:val="6890CB24"/>
+    <w:lvl w:ilvl="0" w:tplc="100A0001">
+      <w:start w:val="1"/>
+      <w:numFmt w:val="bullet"/>
+      <w:lvlText w:val=""/>
+      <w:lvlJc w:val="left"/>
+      <w:pPr>
+        <w:ind w:left="720" w:hanging="360"/>
+      </w:pPr>
+      <w:rPr>
+        <w:rFonts w:ascii="Symbol" w:hAnsi="Symbol" w:hint="default"/>
+      </w:rPr>
+    </w:lvl>
+    <w:lvl w:ilvl="1" w:tplc="100A0003" w:tentative="1">
+      <w:start w:val="1"/>
+      <w:numFmt w:val="bullet"/>
+      <w:lvlText w:val="o"/>
+      <w:lvlJc w:val="left"/>
+      <w:pPr>
+        <w:ind w:left="1440" w:hanging="360"/>
+      </w:pPr>
+      <w:rPr>
+        <w:rFonts w:ascii="Courier New" w:hAnsi="Courier New" w:cs="Courier New" w:hint="default"/>
+      </w:rPr>
+    </w:lvl>
+    <w:lvl w:ilvl="2" w:tplc="100A0005" w:tentative="1">
+      <w:start w:val="1"/>
+      <w:numFmt w:val="bullet"/>
+      <w:lvlText w:val=""/>
+      <w:lvlJc w:val="left"/>
+      <w:pPr>
+        <w:ind w:left="2160" w:hanging="360"/>
+      </w:pPr>
+      <w:rPr>
+        <w:rFonts w:ascii="Wingdings" w:hAnsi="Wingdings" w:hint="default"/>
+      </w:rPr>
+    </w:lvl>
+    <w:lvl w:ilvl="3" w:tplc="100A0001" w:tentative="1">
+      <w:start w:val="1"/>
+      <w:numFmt w:val="bullet"/>
+      <w:lvlText w:val=""/>
+      <w:lvlJc w:val="left"/>
+      <w:pPr>
+        <w:ind w:left="2880" w:hanging="360"/>
+      </w:pPr>
+      <w:rPr>
+        <w:rFonts w:ascii="Symbol" w:hAnsi="Symbol" w:hint="default"/>
+      </w:rPr>
+    </w:lvl>
+    <w:lvl w:ilvl="4" w:tplc="100A0003" w:tentative="1">
+      <w:start w:val="1"/>
+      <w:numFmt w:val="bullet"/>
+      <w:lvlText w:val="o"/>
+      <w:lvlJc w:val="left"/>
+      <w:pPr>
+        <w:ind w:left="3600" w:hanging="360"/>
+      </w:pPr>
+      <w:rPr>
+        <w:rFonts w:ascii="Courier New" w:hAnsi="Courier New" w:cs="Courier New" w:hint="default"/>
+      </w:rPr>
+    </w:lvl>
+    <w:lvl w:ilvl="5" w:tplc="100A0005" w:tentative="1">
+      <w:start w:val="1"/>
+      <w:numFmt w:val="bullet"/>
+      <w:lvlText w:val=""/>
+      <w:lvlJc w:val="left"/>
+      <w:pPr>
+        <w:ind w:left="4320" w:hanging="360"/>
+      </w:pPr>
+      <w:rPr>
+        <w:rFonts w:ascii="Wingdings" w:hAnsi="Wingdings" w:hint="default"/>
+      </w:rPr>
+    </w:lvl>
+    <w:lvl w:ilvl="6" w:tplc="100A0001" w:tentative="1">
+      <w:start w:val="1"/>
+      <w:numFmt w:val="bullet"/>
+      <w:lvlText w:val=""/>
+      <w:lvlJc w:val="left"/>
+      <w:pPr>
+        <w:ind w:left="5040" w:hanging="360"/>
+      </w:pPr>
+      <w:rPr>
+        <w:rFonts w:ascii="Symbol" w:hAnsi="Symbol" w:hint="default"/>
+      </w:rPr>
+    </w:lvl>
+    <w:lvl w:ilvl="7" w:tplc="100A0003" w:tentative="1">
+      <w:start w:val="1"/>
+      <w:numFmt w:val="bullet"/>
+      <w:lvlText w:val="o"/>
+      <w:lvlJc w:val="left"/>
+      <w:pPr>
+        <w:ind w:left="5760" w:hanging="360"/>
+      </w:pPr>
+      <w:rPr>
+        <w:rFonts w:ascii="Courier New" w:hAnsi="Courier New" w:cs="Courier New" w:hint="default"/>
+      </w:rPr>
+    </w:lvl>
+    <w:lvl w:ilvl="8" w:tplc="100A0005" w:tentative="1">
+      <w:start w:val="1"/>
+      <w:numFmt w:val="bullet"/>
+      <w:lvlText w:val=""/>
+      <w:lvlJc w:val="left"/>
+      <w:pPr>
+        <w:ind w:left="6480" w:hanging="360"/>
+      </w:pPr>
+      <w:rPr>
+        <w:rFonts w:ascii="Wingdings" w:hAnsi="Wingdings" w:hint="default"/>
+      </w:rPr>
+    </w:lvl>
+  </w:abstractNum>
+  <w:abstractNum w:abstractNumId="13" w15:restartNumberingAfterBreak="0">
+    <w:nsid w:val="6C071D77"/>
+    <w:multiLevelType w:val="hybridMultilevel"/>
+    <w:tmpl w:val="1FEE6E20"/>
+    <w:lvl w:ilvl="0" w:tplc="100A0001">
+      <w:start w:val="1"/>
+      <w:numFmt w:val="bullet"/>
+      <w:lvlText w:val=""/>
+      <w:lvlJc w:val="left"/>
+      <w:pPr>
+        <w:ind w:left="720" w:hanging="360"/>
+      </w:pPr>
+      <w:rPr>
+        <w:rFonts w:ascii="Symbol" w:hAnsi="Symbol" w:hint="default"/>
+      </w:rPr>
+    </w:lvl>
+    <w:lvl w:ilvl="1" w:tplc="100A0003" w:tentative="1">
+      <w:start w:val="1"/>
+      <w:numFmt w:val="bullet"/>
+      <w:lvlText w:val="o"/>
+      <w:lvlJc w:val="left"/>
+      <w:pPr>
+        <w:ind w:left="1440" w:hanging="360"/>
+      </w:pPr>
+      <w:rPr>
+        <w:rFonts w:ascii="Courier New" w:hAnsi="Courier New" w:cs="Courier New" w:hint="default"/>
+      </w:rPr>
+    </w:lvl>
+    <w:lvl w:ilvl="2" w:tplc="100A0005" w:tentative="1">
+      <w:start w:val="1"/>
+      <w:numFmt w:val="bullet"/>
+      <w:lvlText w:val=""/>
+      <w:lvlJc w:val="left"/>
+      <w:pPr>
+        <w:ind w:left="2160" w:hanging="360"/>
+      </w:pPr>
+      <w:rPr>
+        <w:rFonts w:ascii="Wingdings" w:hAnsi="Wingdings" w:hint="default"/>
+      </w:rPr>
+    </w:lvl>
+    <w:lvl w:ilvl="3" w:tplc="100A0001" w:tentative="1">
+      <w:start w:val="1"/>
+      <w:numFmt w:val="bullet"/>
+      <w:lvlText w:val=""/>
+      <w:lvlJc w:val="left"/>
+      <w:pPr>
+        <w:ind w:left="2880" w:hanging="360"/>
+      </w:pPr>
+      <w:rPr>
+        <w:rFonts w:ascii="Symbol" w:hAnsi="Symbol" w:hint="default"/>
+      </w:rPr>
+    </w:lvl>
+    <w:lvl w:ilvl="4" w:tplc="100A0003" w:tentative="1">
+      <w:start w:val="1"/>
+      <w:numFmt w:val="bullet"/>
+      <w:lvlText w:val="o"/>
+      <w:lvlJc w:val="left"/>
+      <w:pPr>
+        <w:ind w:left="3600" w:hanging="360"/>
+      </w:pPr>
+      <w:rPr>
+        <w:rFonts w:ascii="Courier New" w:hAnsi="Courier New" w:cs="Courier New" w:hint="default"/>
+      </w:rPr>
+    </w:lvl>
+    <w:lvl w:ilvl="5" w:tplc="100A0005" w:tentative="1">
+      <w:start w:val="1"/>
+      <w:numFmt w:val="bullet"/>
+      <w:lvlText w:val=""/>
+      <w:lvlJc w:val="left"/>
+      <w:pPr>
+        <w:ind w:left="4320" w:hanging="360"/>
+      </w:pPr>
+      <w:rPr>
+        <w:rFonts w:ascii="Wingdings" w:hAnsi="Wingdings" w:hint="default"/>
+      </w:rPr>
+    </w:lvl>
+    <w:lvl w:ilvl="6" w:tplc="100A0001" w:tentative="1">
+      <w:start w:val="1"/>
+      <w:numFmt w:val="bullet"/>
+      <w:lvlText w:val=""/>
+      <w:lvlJc w:val="left"/>
+      <w:pPr>
+        <w:ind w:left="5040" w:hanging="360"/>
+      </w:pPr>
+      <w:rPr>
+        <w:rFonts w:ascii="Symbol" w:hAnsi="Symbol" w:hint="default"/>
+      </w:rPr>
+    </w:lvl>
+    <w:lvl w:ilvl="7" w:tplc="100A0003" w:tentative="1">
+      <w:start w:val="1"/>
+      <w:numFmt w:val="bullet"/>
+      <w:lvlText w:val="o"/>
+      <w:lvlJc w:val="left"/>
+      <w:pPr>
+        <w:ind w:left="5760" w:hanging="360"/>
+      </w:pPr>
+      <w:rPr>
+        <w:rFonts w:ascii="Courier New" w:hAnsi="Courier New" w:cs="Courier New" w:hint="default"/>
+      </w:rPr>
+    </w:lvl>
+    <w:lvl w:ilvl="8" w:tplc="100A0005" w:tentative="1">
+      <w:start w:val="1"/>
+      <w:numFmt w:val="bullet"/>
+      <w:lvlText w:val=""/>
+      <w:lvlJc w:val="left"/>
+      <w:pPr>
+        <w:ind w:left="6480" w:hanging="360"/>
+      </w:pPr>
+      <w:rPr>
+        <w:rFonts w:ascii="Wingdings" w:hAnsi="Wingdings" w:hint="default"/>
+      </w:rPr>
+    </w:lvl>
+  </w:abstractNum>
   <w:num w:numId="1" w16cid:durableId="2105611955">
     <w:abstractNumId w:val="0"/>
   </w:num>
   <w:num w:numId="2" w16cid:durableId="351105958">
+    <w:abstractNumId w:val="13"/>
+  </w:num>
+  <w:num w:numId="3" w16cid:durableId="562984587">
+    <w:abstractNumId w:val="2"/>
+  </w:num>
+  <w:num w:numId="4" w16cid:durableId="235745880">
+    <w:abstractNumId w:val="3"/>
+  </w:num>
+  <w:num w:numId="5" w16cid:durableId="924610012">
+    <w:abstractNumId w:val="11"/>
+  </w:num>
+  <w:num w:numId="6" w16cid:durableId="1856650555">
+    <w:abstractNumId w:val="8"/>
+  </w:num>
+  <w:num w:numId="7" w16cid:durableId="1754010389">
+    <w:abstractNumId w:val="6"/>
+  </w:num>
+  <w:num w:numId="8" w16cid:durableId="1609585106">
+    <w:abstractNumId w:val="5"/>
+  </w:num>
+  <w:num w:numId="9" w16cid:durableId="807547388">
+    <w:abstractNumId w:val="12"/>
+  </w:num>
+  <w:num w:numId="10" w16cid:durableId="1688562010">
+    <w:abstractNumId w:val="4"/>
+  </w:num>
+  <w:num w:numId="11" w16cid:durableId="1896041301">
+    <w:abstractNumId w:val="7"/>
+  </w:num>
+  <w:num w:numId="12" w16cid:durableId="1676419025">
     <w:abstractNumId w:val="10"/>
   </w:num>
-  <w:num w:numId="3" w16cid:durableId="562984587">
-    <w:abstractNumId w:val="1"/>
-  </w:num>
-  <w:num w:numId="4" w16cid:durableId="235745880">
-    <w:abstractNumId w:val="2"/>
-  </w:num>
-  <w:num w:numId="5" w16cid:durableId="924610012">
-    <w:abstractNumId w:val="8"/>
-  </w:num>
-  <w:num w:numId="6" w16cid:durableId="1856650555">
-    <w:abstractNumId w:val="7"/>
-  </w:num>
-  <w:num w:numId="7" w16cid:durableId="1754010389">
-    <w:abstractNumId w:val="5"/>
-  </w:num>
-  <w:num w:numId="8" w16cid:durableId="1609585106">
-    <w:abstractNumId w:val="4"/>
-  </w:num>
-  <w:num w:numId="9" w16cid:durableId="807547388">
+  <w:num w:numId="13" w16cid:durableId="325595163">
     <w:abstractNumId w:val="9"/>
   </w:num>
-  <w:num w:numId="10" w16cid:durableId="1688562010">
-    <w:abstractNumId w:val="3"/>
-  </w:num>
-  <w:num w:numId="11" w16cid:durableId="1896041301">
-    <w:abstractNumId w:val="6"/>
+  <w:num w:numId="14" w16cid:durableId="2012022476">
+    <w:abstractNumId w:val="1"/>
   </w:num>
 </w:numbering>
 </file>
 
 <file path=word/styles.xml><?xml version="1.0" encoding="utf-8"?>
-<w:styles xmlns:mc="http://schemas.openxmlformats.org/markup-compatibility/2006" xmlns:r="http://schemas.openxmlformats.org/officeDocument/2006/relationships" xmlns:w="http://schemas.openxmlformats.org/wordprocessingml/2006/main" xmlns:w14="http://schemas.microsoft.com/office/word/2010/wordml" xmlns:w15="http://schemas.microsoft.com/office/word/2012/wordml" xmlns:w16cex="http://schemas.microsoft.com/office/word/2018/wordml/cex" xmlns:w16cid="http://schemas.microsoft.com/office/word/2016/wordml/cid" xmlns:w16="http://schemas.microsoft.com/office/word/2018/wordml" xmlns:w16du="http://schemas.microsoft.com/office/word/2023/wordml/word16du" xmlns:w16sdtdh="http://schemas.microsoft.com/office/word/2020/wordml/sdtdatahash" xmlns:w16sdtfl="http://schemas.microsoft.com/office/word/2024/wordml/sdtformatlock" xmlns:w16se="http://schemas.microsoft.com/office/word/2015/wordml/symex" mc:Ignorable="w14 w15 w16se w16cid w16 w16cex w16sdtdh w16sdtfl w16du">
+<w:styles xmlns:mc="http://schemas.openxmlformats.org/markup-compatibility/2006" xmlns:r="http://schemas.openxmlformats.org/officeDocument/2006/relationships" xmlns:w="http://schemas.openxmlformats.org/wordprocessingml/2006/main" xmlns:w14="http://schemas.microsoft.com/office/word/2010/wordml" xmlns:w15="http://schemas.microsoft.com/office/word/2012/wordml" xmlns:w16cex="http://schemas.microsoft.com/office/word/2018/wordml/cex" xmlns:w16cid="http://schemas.microsoft.com/office/word/2016/wordml/cid" xmlns:w16="http://schemas.microsoft.com/office/word/2018/wordml" xmlns:w16du="http://schemas.microsoft.com/office/word/2023/wordml/word16du" xmlns:w16sdtdh="http://schemas.microsoft.com/office/word/2020/wordml/sdtdatahash" xmlns:w16se="http://schemas.microsoft.com/office/word/2015/wordml/symex" mc:Ignorable="w14 w15 w16se w16cid w16 w16cex w16sdtdh w16du">
   <w:docDefaults>
     <w:rPrDefault>
       <w:rPr>
@@ -10697,6 +12680,7 @@
   <w:style w:type="character" w:default="1" w:styleId="Fuentedeprrafopredeter">
     <w:name w:val="Default Paragraph Font"/>
     <w:uiPriority w:val="1"/>
+    <w:semiHidden/>
     <w:unhideWhenUsed/>
   </w:style>
   <w:style w:type="table" w:default="1" w:styleId="Tablanormal">
@@ -11096,6 +13080,60 @@
       <w:color w:val="666666"/>
     </w:rPr>
   </w:style>
+  <w:style w:type="paragraph" w:styleId="HTMLconformatoprevio">
+    <w:name w:val="HTML Preformatted"/>
+    <w:basedOn w:val="Normal"/>
+    <w:link w:val="HTMLconformatoprevioCar"/>
+    <w:uiPriority w:val="99"/>
+    <w:semiHidden/>
+    <w:unhideWhenUsed/>
+    <w:rsid w:val="00551AAB"/>
+    <w:pPr>
+      <w:tabs>
+        <w:tab w:val="left" w:pos="916"/>
+        <w:tab w:val="left" w:pos="1832"/>
+        <w:tab w:val="left" w:pos="2748"/>
+        <w:tab w:val="left" w:pos="3664"/>
+        <w:tab w:val="left" w:pos="4580"/>
+        <w:tab w:val="left" w:pos="5496"/>
+        <w:tab w:val="left" w:pos="6412"/>
+        <w:tab w:val="left" w:pos="7328"/>
+        <w:tab w:val="left" w:pos="8244"/>
+        <w:tab w:val="left" w:pos="9160"/>
+        <w:tab w:val="left" w:pos="10076"/>
+        <w:tab w:val="left" w:pos="10992"/>
+        <w:tab w:val="left" w:pos="11908"/>
+        <w:tab w:val="left" w:pos="12824"/>
+        <w:tab w:val="left" w:pos="13740"/>
+        <w:tab w:val="left" w:pos="14656"/>
+      </w:tabs>
+      <w:spacing w:after="0" w:line="240" w:lineRule="auto"/>
+    </w:pPr>
+    <w:rPr>
+      <w:rFonts w:ascii="Courier New" w:eastAsia="Times New Roman" w:hAnsi="Courier New" w:cs="Courier New"/>
+      <w:kern w:val="0"/>
+      <w:sz w:val="20"/>
+      <w:szCs w:val="20"/>
+      <w:lang w:eastAsia="es-GT"/>
+      <w14:ligatures w14:val="none"/>
+    </w:rPr>
+  </w:style>
+  <w:style w:type="character" w:customStyle="1" w:styleId="HTMLconformatoprevioCar">
+    <w:name w:val="HTML con formato previo Car"/>
+    <w:basedOn w:val="Fuentedeprrafopredeter"/>
+    <w:link w:val="HTMLconformatoprevio"/>
+    <w:uiPriority w:val="99"/>
+    <w:semiHidden/>
+    <w:rsid w:val="00551AAB"/>
+    <w:rPr>
+      <w:rFonts w:ascii="Courier New" w:eastAsia="Times New Roman" w:hAnsi="Courier New" w:cs="Courier New"/>
+      <w:kern w:val="0"/>
+      <w:sz w:val="20"/>
+      <w:szCs w:val="20"/>
+      <w:lang w:eastAsia="es-GT"/>
+      <w14:ligatures w14:val="none"/>
+    </w:rPr>
+  </w:style>
 </w:styles>
 </file>
 

--- a/Documentacion/ProyectoBDIII.docx
+++ b/Documentacion/ProyectoBDIII.docx
@@ -59,7 +59,7 @@
                     </pic:cNvPicPr>
                   </pic:nvPicPr>
                   <pic:blipFill>
-                    <a:blip r:embed="rId7" cstate="print">
+                    <a:blip r:embed="rId8" cstate="print">
                       <a:extLst>
                         <a:ext uri="{28A0092B-C50C-407E-A947-70E740481C1C}">
                           <a14:useLocalDpi xmlns:a14="http://schemas.microsoft.com/office/drawing/2010/main" val="0"/>
@@ -441,6 +441,3113 @@
         </w:rPr>
       </w:pPr>
     </w:p>
+    <w:sdt>
+      <w:sdtPr>
+        <w:rPr>
+          <w:sz w:val="28"/>
+          <w:szCs w:val="28"/>
+          <w:lang w:val="es-ES"/>
+        </w:rPr>
+        <w:id w:val="640549845"/>
+        <w:docPartObj>
+          <w:docPartGallery w:val="Table of Contents"/>
+          <w:docPartUnique/>
+        </w:docPartObj>
+      </w:sdtPr>
+      <w:sdtEndPr>
+        <w:rPr>
+          <w:rFonts w:ascii="Times New Roman" w:eastAsia="Batang" w:hAnsi="Times New Roman" w:cstheme="minorBidi"/>
+          <w:b/>
+          <w:bCs/>
+          <w:color w:val="auto"/>
+          <w:kern w:val="2"/>
+          <w:sz w:val="24"/>
+          <w:szCs w:val="24"/>
+          <w:lang w:eastAsia="en-US"/>
+          <w14:ligatures w14:val="standardContextual"/>
+        </w:rPr>
+      </w:sdtEndPr>
+      <w:sdtContent>
+        <w:p>
+          <w:pPr>
+            <w:pStyle w:val="TtuloTDC"/>
+            <w:rPr>
+              <w:rFonts w:ascii="Times New Roman" w:hAnsi="Times New Roman" w:cs="Times New Roman"/>
+              <w:sz w:val="24"/>
+              <w:szCs w:val="24"/>
+            </w:rPr>
+          </w:pPr>
+          <w:r>
+            <w:rPr>
+              <w:rFonts w:ascii="Times New Roman" w:hAnsi="Times New Roman" w:cs="Times New Roman"/>
+              <w:sz w:val="24"/>
+              <w:szCs w:val="24"/>
+              <w:lang w:val="es-ES"/>
+            </w:rPr>
+            <w:t>Contenido</w:t>
+          </w:r>
+        </w:p>
+        <w:p>
+          <w:pPr>
+            <w:pStyle w:val="TDC1"/>
+            <w:tabs>
+              <w:tab w:val="right" w:leader="dot" w:pos="9350"/>
+            </w:tabs>
+            <w:rPr>
+              <w:rFonts w:eastAsiaTheme="minorEastAsia" w:cs="Times New Roman"/>
+              <w:noProof/>
+              <w:sz w:val="22"/>
+              <w:szCs w:val="22"/>
+              <w:lang w:eastAsia="es-GT"/>
+            </w:rPr>
+          </w:pPr>
+          <w:r>
+            <w:rPr>
+              <w:rFonts w:cs="Times New Roman"/>
+              <w:sz w:val="20"/>
+              <w:szCs w:val="20"/>
+            </w:rPr>
+            <w:fldChar w:fldCharType="begin"/>
+          </w:r>
+          <w:r>
+            <w:rPr>
+              <w:rFonts w:cs="Times New Roman"/>
+              <w:sz w:val="20"/>
+              <w:szCs w:val="20"/>
+            </w:rPr>
+            <w:instrText xml:space="preserve"> TOC \o "1-3" \h \z \u </w:instrText>
+          </w:r>
+          <w:r>
+            <w:rPr>
+              <w:rFonts w:cs="Times New Roman"/>
+              <w:sz w:val="20"/>
+              <w:szCs w:val="20"/>
+            </w:rPr>
+            <w:fldChar w:fldCharType="separate"/>
+          </w:r>
+          <w:hyperlink w:anchor="_Toc223981323" w:history="1">
+            <w:r>
+              <w:rPr>
+                <w:rStyle w:val="Hipervnculo"/>
+                <w:rFonts w:cs="Times New Roman"/>
+                <w:noProof/>
+                <w:sz w:val="22"/>
+                <w:szCs w:val="22"/>
+              </w:rPr>
+              <w:t>Introducci</w:t>
+            </w:r>
+            <w:r>
+              <w:rPr>
+                <w:rStyle w:val="Hipervnculo"/>
+                <w:rFonts w:cs="Times New Roman"/>
+                <w:noProof/>
+                <w:sz w:val="22"/>
+                <w:szCs w:val="22"/>
+              </w:rPr>
+              <w:t>ó</w:t>
+            </w:r>
+            <w:r>
+              <w:rPr>
+                <w:rStyle w:val="Hipervnculo"/>
+                <w:rFonts w:cs="Times New Roman"/>
+                <w:noProof/>
+                <w:sz w:val="22"/>
+                <w:szCs w:val="22"/>
+              </w:rPr>
+              <w:t>n</w:t>
+            </w:r>
+            <w:r>
+              <w:rPr>
+                <w:rFonts w:cs="Times New Roman"/>
+                <w:noProof/>
+                <w:webHidden/>
+                <w:sz w:val="22"/>
+                <w:szCs w:val="22"/>
+              </w:rPr>
+              <w:tab/>
+            </w:r>
+            <w:r>
+              <w:rPr>
+                <w:rFonts w:cs="Times New Roman"/>
+                <w:noProof/>
+                <w:webHidden/>
+                <w:sz w:val="22"/>
+                <w:szCs w:val="22"/>
+              </w:rPr>
+              <w:fldChar w:fldCharType="begin"/>
+            </w:r>
+            <w:r>
+              <w:rPr>
+                <w:rFonts w:cs="Times New Roman"/>
+                <w:noProof/>
+                <w:webHidden/>
+                <w:sz w:val="22"/>
+                <w:szCs w:val="22"/>
+              </w:rPr>
+              <w:instrText xml:space="preserve"> PAGEREF _Toc223981323 \h </w:instrText>
+            </w:r>
+            <w:r>
+              <w:rPr>
+                <w:rFonts w:cs="Times New Roman"/>
+                <w:noProof/>
+                <w:webHidden/>
+                <w:sz w:val="22"/>
+                <w:szCs w:val="22"/>
+              </w:rPr>
+            </w:r>
+            <w:r>
+              <w:rPr>
+                <w:rFonts w:cs="Times New Roman"/>
+                <w:noProof/>
+                <w:webHidden/>
+                <w:sz w:val="22"/>
+                <w:szCs w:val="22"/>
+              </w:rPr>
+              <w:fldChar w:fldCharType="separate"/>
+            </w:r>
+            <w:r>
+              <w:rPr>
+                <w:rFonts w:cs="Times New Roman"/>
+                <w:noProof/>
+                <w:webHidden/>
+                <w:sz w:val="22"/>
+                <w:szCs w:val="22"/>
+              </w:rPr>
+              <w:t>3</w:t>
+            </w:r>
+            <w:r>
+              <w:rPr>
+                <w:rFonts w:cs="Times New Roman"/>
+                <w:noProof/>
+                <w:webHidden/>
+                <w:sz w:val="22"/>
+                <w:szCs w:val="22"/>
+              </w:rPr>
+              <w:fldChar w:fldCharType="end"/>
+            </w:r>
+          </w:hyperlink>
+        </w:p>
+        <w:p>
+          <w:pPr>
+            <w:pStyle w:val="TDC2"/>
+            <w:tabs>
+              <w:tab w:val="right" w:leader="dot" w:pos="9350"/>
+            </w:tabs>
+            <w:rPr>
+              <w:rFonts w:eastAsiaTheme="minorEastAsia" w:cs="Times New Roman"/>
+              <w:noProof/>
+              <w:sz w:val="22"/>
+              <w:szCs w:val="22"/>
+              <w:lang w:eastAsia="es-GT"/>
+            </w:rPr>
+          </w:pPr>
+          <w:hyperlink w:anchor="_Toc223981324" w:history="1">
+            <w:r>
+              <w:rPr>
+                <w:rStyle w:val="Hipervnculo"/>
+                <w:rFonts w:cs="Times New Roman"/>
+                <w:noProof/>
+                <w:sz w:val="22"/>
+                <w:szCs w:val="22"/>
+              </w:rPr>
+              <w:t>Objetivo del proyecto</w:t>
+            </w:r>
+            <w:r>
+              <w:rPr>
+                <w:rFonts w:cs="Times New Roman"/>
+                <w:noProof/>
+                <w:webHidden/>
+                <w:sz w:val="22"/>
+                <w:szCs w:val="22"/>
+              </w:rPr>
+              <w:tab/>
+            </w:r>
+            <w:r>
+              <w:rPr>
+                <w:rFonts w:cs="Times New Roman"/>
+                <w:noProof/>
+                <w:webHidden/>
+                <w:sz w:val="22"/>
+                <w:szCs w:val="22"/>
+              </w:rPr>
+              <w:fldChar w:fldCharType="begin"/>
+            </w:r>
+            <w:r>
+              <w:rPr>
+                <w:rFonts w:cs="Times New Roman"/>
+                <w:noProof/>
+                <w:webHidden/>
+                <w:sz w:val="22"/>
+                <w:szCs w:val="22"/>
+              </w:rPr>
+              <w:instrText xml:space="preserve"> PAGEREF _Toc223981324 \h </w:instrText>
+            </w:r>
+            <w:r>
+              <w:rPr>
+                <w:rFonts w:cs="Times New Roman"/>
+                <w:noProof/>
+                <w:webHidden/>
+                <w:sz w:val="22"/>
+                <w:szCs w:val="22"/>
+              </w:rPr>
+            </w:r>
+            <w:r>
+              <w:rPr>
+                <w:rFonts w:cs="Times New Roman"/>
+                <w:noProof/>
+                <w:webHidden/>
+                <w:sz w:val="22"/>
+                <w:szCs w:val="22"/>
+              </w:rPr>
+              <w:fldChar w:fldCharType="separate"/>
+            </w:r>
+            <w:r>
+              <w:rPr>
+                <w:rFonts w:cs="Times New Roman"/>
+                <w:noProof/>
+                <w:webHidden/>
+                <w:sz w:val="22"/>
+                <w:szCs w:val="22"/>
+              </w:rPr>
+              <w:t>3</w:t>
+            </w:r>
+            <w:r>
+              <w:rPr>
+                <w:rFonts w:cs="Times New Roman"/>
+                <w:noProof/>
+                <w:webHidden/>
+                <w:sz w:val="22"/>
+                <w:szCs w:val="22"/>
+              </w:rPr>
+              <w:fldChar w:fldCharType="end"/>
+            </w:r>
+          </w:hyperlink>
+        </w:p>
+        <w:p>
+          <w:pPr>
+            <w:pStyle w:val="TDC2"/>
+            <w:tabs>
+              <w:tab w:val="right" w:leader="dot" w:pos="9350"/>
+            </w:tabs>
+            <w:rPr>
+              <w:rFonts w:eastAsiaTheme="minorEastAsia" w:cs="Times New Roman"/>
+              <w:noProof/>
+              <w:sz w:val="22"/>
+              <w:szCs w:val="22"/>
+              <w:lang w:eastAsia="es-GT"/>
+            </w:rPr>
+          </w:pPr>
+          <w:hyperlink w:anchor="_Toc223981325" w:history="1">
+            <w:r>
+              <w:rPr>
+                <w:rStyle w:val="Hipervnculo"/>
+                <w:rFonts w:cs="Times New Roman"/>
+                <w:noProof/>
+                <w:sz w:val="22"/>
+                <w:szCs w:val="22"/>
+              </w:rPr>
+              <w:t>Alcance</w:t>
+            </w:r>
+            <w:r>
+              <w:rPr>
+                <w:rFonts w:cs="Times New Roman"/>
+                <w:noProof/>
+                <w:webHidden/>
+                <w:sz w:val="22"/>
+                <w:szCs w:val="22"/>
+              </w:rPr>
+              <w:tab/>
+            </w:r>
+            <w:r>
+              <w:rPr>
+                <w:rFonts w:cs="Times New Roman"/>
+                <w:noProof/>
+                <w:webHidden/>
+                <w:sz w:val="22"/>
+                <w:szCs w:val="22"/>
+              </w:rPr>
+              <w:fldChar w:fldCharType="begin"/>
+            </w:r>
+            <w:r>
+              <w:rPr>
+                <w:rFonts w:cs="Times New Roman"/>
+                <w:noProof/>
+                <w:webHidden/>
+                <w:sz w:val="22"/>
+                <w:szCs w:val="22"/>
+              </w:rPr>
+              <w:instrText xml:space="preserve"> PAGEREF _Toc223981325 \h </w:instrText>
+            </w:r>
+            <w:r>
+              <w:rPr>
+                <w:rFonts w:cs="Times New Roman"/>
+                <w:noProof/>
+                <w:webHidden/>
+                <w:sz w:val="22"/>
+                <w:szCs w:val="22"/>
+              </w:rPr>
+            </w:r>
+            <w:r>
+              <w:rPr>
+                <w:rFonts w:cs="Times New Roman"/>
+                <w:noProof/>
+                <w:webHidden/>
+                <w:sz w:val="22"/>
+                <w:szCs w:val="22"/>
+              </w:rPr>
+              <w:fldChar w:fldCharType="separate"/>
+            </w:r>
+            <w:r>
+              <w:rPr>
+                <w:rFonts w:cs="Times New Roman"/>
+                <w:noProof/>
+                <w:webHidden/>
+                <w:sz w:val="22"/>
+                <w:szCs w:val="22"/>
+              </w:rPr>
+              <w:t>3</w:t>
+            </w:r>
+            <w:r>
+              <w:rPr>
+                <w:rFonts w:cs="Times New Roman"/>
+                <w:noProof/>
+                <w:webHidden/>
+                <w:sz w:val="22"/>
+                <w:szCs w:val="22"/>
+              </w:rPr>
+              <w:fldChar w:fldCharType="end"/>
+            </w:r>
+          </w:hyperlink>
+        </w:p>
+        <w:p>
+          <w:pPr>
+            <w:pStyle w:val="TDC2"/>
+            <w:tabs>
+              <w:tab w:val="right" w:leader="dot" w:pos="9350"/>
+            </w:tabs>
+            <w:rPr>
+              <w:rFonts w:eastAsiaTheme="minorEastAsia" w:cs="Times New Roman"/>
+              <w:noProof/>
+              <w:sz w:val="22"/>
+              <w:szCs w:val="22"/>
+              <w:lang w:eastAsia="es-GT"/>
+            </w:rPr>
+          </w:pPr>
+          <w:hyperlink w:anchor="_Toc223981326" w:history="1">
+            <w:r>
+              <w:rPr>
+                <w:rStyle w:val="Hipervnculo"/>
+                <w:rFonts w:cs="Times New Roman"/>
+                <w:noProof/>
+                <w:sz w:val="22"/>
+                <w:szCs w:val="22"/>
+              </w:rPr>
+              <w:t>Descripción del sistema</w:t>
+            </w:r>
+            <w:r>
+              <w:rPr>
+                <w:rFonts w:cs="Times New Roman"/>
+                <w:noProof/>
+                <w:webHidden/>
+                <w:sz w:val="22"/>
+                <w:szCs w:val="22"/>
+              </w:rPr>
+              <w:tab/>
+            </w:r>
+            <w:r>
+              <w:rPr>
+                <w:rFonts w:cs="Times New Roman"/>
+                <w:noProof/>
+                <w:webHidden/>
+                <w:sz w:val="22"/>
+                <w:szCs w:val="22"/>
+              </w:rPr>
+              <w:fldChar w:fldCharType="begin"/>
+            </w:r>
+            <w:r>
+              <w:rPr>
+                <w:rFonts w:cs="Times New Roman"/>
+                <w:noProof/>
+                <w:webHidden/>
+                <w:sz w:val="22"/>
+                <w:szCs w:val="22"/>
+              </w:rPr>
+              <w:instrText xml:space="preserve"> PAGEREF _Toc223981326 \h </w:instrText>
+            </w:r>
+            <w:r>
+              <w:rPr>
+                <w:rFonts w:cs="Times New Roman"/>
+                <w:noProof/>
+                <w:webHidden/>
+                <w:sz w:val="22"/>
+                <w:szCs w:val="22"/>
+              </w:rPr>
+            </w:r>
+            <w:r>
+              <w:rPr>
+                <w:rFonts w:cs="Times New Roman"/>
+                <w:noProof/>
+                <w:webHidden/>
+                <w:sz w:val="22"/>
+                <w:szCs w:val="22"/>
+              </w:rPr>
+              <w:fldChar w:fldCharType="separate"/>
+            </w:r>
+            <w:r>
+              <w:rPr>
+                <w:rFonts w:cs="Times New Roman"/>
+                <w:noProof/>
+                <w:webHidden/>
+                <w:sz w:val="22"/>
+                <w:szCs w:val="22"/>
+              </w:rPr>
+              <w:t>3</w:t>
+            </w:r>
+            <w:r>
+              <w:rPr>
+                <w:rFonts w:cs="Times New Roman"/>
+                <w:noProof/>
+                <w:webHidden/>
+                <w:sz w:val="22"/>
+                <w:szCs w:val="22"/>
+              </w:rPr>
+              <w:fldChar w:fldCharType="end"/>
+            </w:r>
+          </w:hyperlink>
+        </w:p>
+        <w:p>
+          <w:pPr>
+            <w:pStyle w:val="TDC1"/>
+            <w:tabs>
+              <w:tab w:val="right" w:leader="dot" w:pos="9350"/>
+            </w:tabs>
+            <w:rPr>
+              <w:rFonts w:eastAsiaTheme="minorEastAsia" w:cs="Times New Roman"/>
+              <w:noProof/>
+              <w:sz w:val="22"/>
+              <w:szCs w:val="22"/>
+              <w:lang w:eastAsia="es-GT"/>
+            </w:rPr>
+          </w:pPr>
+          <w:hyperlink w:anchor="_Toc223981327" w:history="1">
+            <w:r>
+              <w:rPr>
+                <w:rStyle w:val="Hipervnculo"/>
+                <w:rFonts w:cs="Times New Roman"/>
+                <w:noProof/>
+                <w:sz w:val="22"/>
+                <w:szCs w:val="22"/>
+              </w:rPr>
+              <w:t>Requerimientos</w:t>
+            </w:r>
+            <w:r>
+              <w:rPr>
+                <w:rFonts w:cs="Times New Roman"/>
+                <w:noProof/>
+                <w:webHidden/>
+                <w:sz w:val="22"/>
+                <w:szCs w:val="22"/>
+              </w:rPr>
+              <w:tab/>
+            </w:r>
+            <w:r>
+              <w:rPr>
+                <w:rFonts w:cs="Times New Roman"/>
+                <w:noProof/>
+                <w:webHidden/>
+                <w:sz w:val="22"/>
+                <w:szCs w:val="22"/>
+              </w:rPr>
+              <w:fldChar w:fldCharType="begin"/>
+            </w:r>
+            <w:r>
+              <w:rPr>
+                <w:rFonts w:cs="Times New Roman"/>
+                <w:noProof/>
+                <w:webHidden/>
+                <w:sz w:val="22"/>
+                <w:szCs w:val="22"/>
+              </w:rPr>
+              <w:instrText xml:space="preserve"> PAGEREF _Toc223981327 \h </w:instrText>
+            </w:r>
+            <w:r>
+              <w:rPr>
+                <w:rFonts w:cs="Times New Roman"/>
+                <w:noProof/>
+                <w:webHidden/>
+                <w:sz w:val="22"/>
+                <w:szCs w:val="22"/>
+              </w:rPr>
+            </w:r>
+            <w:r>
+              <w:rPr>
+                <w:rFonts w:cs="Times New Roman"/>
+                <w:noProof/>
+                <w:webHidden/>
+                <w:sz w:val="22"/>
+                <w:szCs w:val="22"/>
+              </w:rPr>
+              <w:fldChar w:fldCharType="separate"/>
+            </w:r>
+            <w:r>
+              <w:rPr>
+                <w:rFonts w:cs="Times New Roman"/>
+                <w:noProof/>
+                <w:webHidden/>
+                <w:sz w:val="22"/>
+                <w:szCs w:val="22"/>
+              </w:rPr>
+              <w:t>4</w:t>
+            </w:r>
+            <w:r>
+              <w:rPr>
+                <w:rFonts w:cs="Times New Roman"/>
+                <w:noProof/>
+                <w:webHidden/>
+                <w:sz w:val="22"/>
+                <w:szCs w:val="22"/>
+              </w:rPr>
+              <w:fldChar w:fldCharType="end"/>
+            </w:r>
+          </w:hyperlink>
+        </w:p>
+        <w:p>
+          <w:pPr>
+            <w:pStyle w:val="TDC2"/>
+            <w:tabs>
+              <w:tab w:val="right" w:leader="dot" w:pos="9350"/>
+            </w:tabs>
+            <w:rPr>
+              <w:rFonts w:eastAsiaTheme="minorEastAsia" w:cs="Times New Roman"/>
+              <w:noProof/>
+              <w:sz w:val="22"/>
+              <w:szCs w:val="22"/>
+              <w:lang w:eastAsia="es-GT"/>
+            </w:rPr>
+          </w:pPr>
+          <w:hyperlink w:anchor="_Toc223981328" w:history="1">
+            <w:r>
+              <w:rPr>
+                <w:rStyle w:val="Hipervnculo"/>
+                <w:rFonts w:cs="Times New Roman"/>
+                <w:noProof/>
+                <w:sz w:val="22"/>
+                <w:szCs w:val="22"/>
+              </w:rPr>
+              <w:t>Requerimientos Funcionales</w:t>
+            </w:r>
+            <w:r>
+              <w:rPr>
+                <w:rFonts w:cs="Times New Roman"/>
+                <w:noProof/>
+                <w:webHidden/>
+                <w:sz w:val="22"/>
+                <w:szCs w:val="22"/>
+              </w:rPr>
+              <w:tab/>
+            </w:r>
+            <w:r>
+              <w:rPr>
+                <w:rFonts w:cs="Times New Roman"/>
+                <w:noProof/>
+                <w:webHidden/>
+                <w:sz w:val="22"/>
+                <w:szCs w:val="22"/>
+              </w:rPr>
+              <w:fldChar w:fldCharType="begin"/>
+            </w:r>
+            <w:r>
+              <w:rPr>
+                <w:rFonts w:cs="Times New Roman"/>
+                <w:noProof/>
+                <w:webHidden/>
+                <w:sz w:val="22"/>
+                <w:szCs w:val="22"/>
+              </w:rPr>
+              <w:instrText xml:space="preserve"> PAGEREF _Toc223981328 \h </w:instrText>
+            </w:r>
+            <w:r>
+              <w:rPr>
+                <w:rFonts w:cs="Times New Roman"/>
+                <w:noProof/>
+                <w:webHidden/>
+                <w:sz w:val="22"/>
+                <w:szCs w:val="22"/>
+              </w:rPr>
+            </w:r>
+            <w:r>
+              <w:rPr>
+                <w:rFonts w:cs="Times New Roman"/>
+                <w:noProof/>
+                <w:webHidden/>
+                <w:sz w:val="22"/>
+                <w:szCs w:val="22"/>
+              </w:rPr>
+              <w:fldChar w:fldCharType="separate"/>
+            </w:r>
+            <w:r>
+              <w:rPr>
+                <w:rFonts w:cs="Times New Roman"/>
+                <w:noProof/>
+                <w:webHidden/>
+                <w:sz w:val="22"/>
+                <w:szCs w:val="22"/>
+              </w:rPr>
+              <w:t>4</w:t>
+            </w:r>
+            <w:r>
+              <w:rPr>
+                <w:rFonts w:cs="Times New Roman"/>
+                <w:noProof/>
+                <w:webHidden/>
+                <w:sz w:val="22"/>
+                <w:szCs w:val="22"/>
+              </w:rPr>
+              <w:fldChar w:fldCharType="end"/>
+            </w:r>
+          </w:hyperlink>
+        </w:p>
+        <w:p>
+          <w:pPr>
+            <w:pStyle w:val="TDC2"/>
+            <w:tabs>
+              <w:tab w:val="right" w:leader="dot" w:pos="9350"/>
+            </w:tabs>
+            <w:rPr>
+              <w:rFonts w:eastAsiaTheme="minorEastAsia" w:cs="Times New Roman"/>
+              <w:noProof/>
+              <w:sz w:val="22"/>
+              <w:szCs w:val="22"/>
+              <w:lang w:eastAsia="es-GT"/>
+            </w:rPr>
+          </w:pPr>
+          <w:hyperlink w:anchor="_Toc223981329" w:history="1">
+            <w:r>
+              <w:rPr>
+                <w:rStyle w:val="Hipervnculo"/>
+                <w:rFonts w:cs="Times New Roman"/>
+                <w:noProof/>
+                <w:sz w:val="22"/>
+                <w:szCs w:val="22"/>
+              </w:rPr>
+              <w:t>Requerimientos No Funcionales</w:t>
+            </w:r>
+            <w:r>
+              <w:rPr>
+                <w:rFonts w:cs="Times New Roman"/>
+                <w:noProof/>
+                <w:webHidden/>
+                <w:sz w:val="22"/>
+                <w:szCs w:val="22"/>
+              </w:rPr>
+              <w:tab/>
+            </w:r>
+            <w:r>
+              <w:rPr>
+                <w:rFonts w:cs="Times New Roman"/>
+                <w:noProof/>
+                <w:webHidden/>
+                <w:sz w:val="22"/>
+                <w:szCs w:val="22"/>
+              </w:rPr>
+              <w:fldChar w:fldCharType="begin"/>
+            </w:r>
+            <w:r>
+              <w:rPr>
+                <w:rFonts w:cs="Times New Roman"/>
+                <w:noProof/>
+                <w:webHidden/>
+                <w:sz w:val="22"/>
+                <w:szCs w:val="22"/>
+              </w:rPr>
+              <w:instrText xml:space="preserve"> PAGEREF _Toc223981329 \h </w:instrText>
+            </w:r>
+            <w:r>
+              <w:rPr>
+                <w:rFonts w:cs="Times New Roman"/>
+                <w:noProof/>
+                <w:webHidden/>
+                <w:sz w:val="22"/>
+                <w:szCs w:val="22"/>
+              </w:rPr>
+            </w:r>
+            <w:r>
+              <w:rPr>
+                <w:rFonts w:cs="Times New Roman"/>
+                <w:noProof/>
+                <w:webHidden/>
+                <w:sz w:val="22"/>
+                <w:szCs w:val="22"/>
+              </w:rPr>
+              <w:fldChar w:fldCharType="separate"/>
+            </w:r>
+            <w:r>
+              <w:rPr>
+                <w:rFonts w:cs="Times New Roman"/>
+                <w:noProof/>
+                <w:webHidden/>
+                <w:sz w:val="22"/>
+                <w:szCs w:val="22"/>
+              </w:rPr>
+              <w:t>5</w:t>
+            </w:r>
+            <w:r>
+              <w:rPr>
+                <w:rFonts w:cs="Times New Roman"/>
+                <w:noProof/>
+                <w:webHidden/>
+                <w:sz w:val="22"/>
+                <w:szCs w:val="22"/>
+              </w:rPr>
+              <w:fldChar w:fldCharType="end"/>
+            </w:r>
+          </w:hyperlink>
+        </w:p>
+        <w:p>
+          <w:pPr>
+            <w:pStyle w:val="TDC1"/>
+            <w:tabs>
+              <w:tab w:val="right" w:leader="dot" w:pos="9350"/>
+            </w:tabs>
+            <w:rPr>
+              <w:rFonts w:eastAsiaTheme="minorEastAsia" w:cs="Times New Roman"/>
+              <w:noProof/>
+              <w:sz w:val="22"/>
+              <w:szCs w:val="22"/>
+              <w:lang w:eastAsia="es-GT"/>
+            </w:rPr>
+          </w:pPr>
+          <w:hyperlink w:anchor="_Toc223981330" w:history="1">
+            <w:r>
+              <w:rPr>
+                <w:rStyle w:val="Hipervnculo"/>
+                <w:rFonts w:cs="Times New Roman"/>
+                <w:noProof/>
+                <w:sz w:val="22"/>
+                <w:szCs w:val="22"/>
+              </w:rPr>
+              <w:t>Diseño del sistema</w:t>
+            </w:r>
+            <w:r>
+              <w:rPr>
+                <w:rFonts w:cs="Times New Roman"/>
+                <w:noProof/>
+                <w:webHidden/>
+                <w:sz w:val="22"/>
+                <w:szCs w:val="22"/>
+              </w:rPr>
+              <w:tab/>
+            </w:r>
+            <w:r>
+              <w:rPr>
+                <w:rFonts w:cs="Times New Roman"/>
+                <w:noProof/>
+                <w:webHidden/>
+                <w:sz w:val="22"/>
+                <w:szCs w:val="22"/>
+              </w:rPr>
+              <w:fldChar w:fldCharType="begin"/>
+            </w:r>
+            <w:r>
+              <w:rPr>
+                <w:rFonts w:cs="Times New Roman"/>
+                <w:noProof/>
+                <w:webHidden/>
+                <w:sz w:val="22"/>
+                <w:szCs w:val="22"/>
+              </w:rPr>
+              <w:instrText xml:space="preserve"> PAGEREF _Toc223981330 \h </w:instrText>
+            </w:r>
+            <w:r>
+              <w:rPr>
+                <w:rFonts w:cs="Times New Roman"/>
+                <w:noProof/>
+                <w:webHidden/>
+                <w:sz w:val="22"/>
+                <w:szCs w:val="22"/>
+              </w:rPr>
+            </w:r>
+            <w:r>
+              <w:rPr>
+                <w:rFonts w:cs="Times New Roman"/>
+                <w:noProof/>
+                <w:webHidden/>
+                <w:sz w:val="22"/>
+                <w:szCs w:val="22"/>
+              </w:rPr>
+              <w:fldChar w:fldCharType="separate"/>
+            </w:r>
+            <w:r>
+              <w:rPr>
+                <w:rFonts w:cs="Times New Roman"/>
+                <w:noProof/>
+                <w:webHidden/>
+                <w:sz w:val="22"/>
+                <w:szCs w:val="22"/>
+              </w:rPr>
+              <w:t>6</w:t>
+            </w:r>
+            <w:r>
+              <w:rPr>
+                <w:rFonts w:cs="Times New Roman"/>
+                <w:noProof/>
+                <w:webHidden/>
+                <w:sz w:val="22"/>
+                <w:szCs w:val="22"/>
+              </w:rPr>
+              <w:fldChar w:fldCharType="end"/>
+            </w:r>
+          </w:hyperlink>
+        </w:p>
+        <w:p>
+          <w:pPr>
+            <w:pStyle w:val="TDC2"/>
+            <w:tabs>
+              <w:tab w:val="right" w:leader="dot" w:pos="9350"/>
+            </w:tabs>
+            <w:rPr>
+              <w:rFonts w:eastAsiaTheme="minorEastAsia" w:cs="Times New Roman"/>
+              <w:noProof/>
+              <w:sz w:val="22"/>
+              <w:szCs w:val="22"/>
+              <w:lang w:eastAsia="es-GT"/>
+            </w:rPr>
+          </w:pPr>
+          <w:hyperlink w:anchor="_Toc223981331" w:history="1">
+            <w:r>
+              <w:rPr>
+                <w:rStyle w:val="Hipervnculo"/>
+                <w:rFonts w:cs="Times New Roman"/>
+                <w:noProof/>
+                <w:sz w:val="22"/>
+                <w:szCs w:val="22"/>
+              </w:rPr>
+              <w:t>Diagrama Entidad-Relación</w:t>
+            </w:r>
+            <w:r>
+              <w:rPr>
+                <w:rFonts w:cs="Times New Roman"/>
+                <w:noProof/>
+                <w:webHidden/>
+                <w:sz w:val="22"/>
+                <w:szCs w:val="22"/>
+              </w:rPr>
+              <w:tab/>
+            </w:r>
+            <w:r>
+              <w:rPr>
+                <w:rFonts w:cs="Times New Roman"/>
+                <w:noProof/>
+                <w:webHidden/>
+                <w:sz w:val="22"/>
+                <w:szCs w:val="22"/>
+              </w:rPr>
+              <w:fldChar w:fldCharType="begin"/>
+            </w:r>
+            <w:r>
+              <w:rPr>
+                <w:rFonts w:cs="Times New Roman"/>
+                <w:noProof/>
+                <w:webHidden/>
+                <w:sz w:val="22"/>
+                <w:szCs w:val="22"/>
+              </w:rPr>
+              <w:instrText xml:space="preserve"> PAGEREF _Toc223981331 \h </w:instrText>
+            </w:r>
+            <w:r>
+              <w:rPr>
+                <w:rFonts w:cs="Times New Roman"/>
+                <w:noProof/>
+                <w:webHidden/>
+                <w:sz w:val="22"/>
+                <w:szCs w:val="22"/>
+              </w:rPr>
+            </w:r>
+            <w:r>
+              <w:rPr>
+                <w:rFonts w:cs="Times New Roman"/>
+                <w:noProof/>
+                <w:webHidden/>
+                <w:sz w:val="22"/>
+                <w:szCs w:val="22"/>
+              </w:rPr>
+              <w:fldChar w:fldCharType="separate"/>
+            </w:r>
+            <w:r>
+              <w:rPr>
+                <w:rFonts w:cs="Times New Roman"/>
+                <w:noProof/>
+                <w:webHidden/>
+                <w:sz w:val="22"/>
+                <w:szCs w:val="22"/>
+              </w:rPr>
+              <w:t>6</w:t>
+            </w:r>
+            <w:r>
+              <w:rPr>
+                <w:rFonts w:cs="Times New Roman"/>
+                <w:noProof/>
+                <w:webHidden/>
+                <w:sz w:val="22"/>
+                <w:szCs w:val="22"/>
+              </w:rPr>
+              <w:fldChar w:fldCharType="end"/>
+            </w:r>
+          </w:hyperlink>
+        </w:p>
+        <w:p>
+          <w:pPr>
+            <w:pStyle w:val="TDC3"/>
+            <w:tabs>
+              <w:tab w:val="right" w:leader="dot" w:pos="9350"/>
+            </w:tabs>
+            <w:rPr>
+              <w:rFonts w:eastAsiaTheme="minorEastAsia" w:cs="Times New Roman"/>
+              <w:noProof/>
+              <w:sz w:val="22"/>
+              <w:szCs w:val="22"/>
+              <w:lang w:eastAsia="es-GT"/>
+            </w:rPr>
+          </w:pPr>
+          <w:hyperlink w:anchor="_Toc223981332" w:history="1">
+            <w:r>
+              <w:rPr>
+                <w:rStyle w:val="Hipervnculo"/>
+                <w:rFonts w:cs="Times New Roman"/>
+                <w:noProof/>
+                <w:sz w:val="22"/>
+                <w:szCs w:val="22"/>
+              </w:rPr>
+              <w:t>Explicación Relaciones</w:t>
+            </w:r>
+            <w:r>
+              <w:rPr>
+                <w:rFonts w:cs="Times New Roman"/>
+                <w:noProof/>
+                <w:webHidden/>
+                <w:sz w:val="22"/>
+                <w:szCs w:val="22"/>
+              </w:rPr>
+              <w:tab/>
+            </w:r>
+            <w:r>
+              <w:rPr>
+                <w:rFonts w:cs="Times New Roman"/>
+                <w:noProof/>
+                <w:webHidden/>
+                <w:sz w:val="22"/>
+                <w:szCs w:val="22"/>
+              </w:rPr>
+              <w:fldChar w:fldCharType="begin"/>
+            </w:r>
+            <w:r>
+              <w:rPr>
+                <w:rFonts w:cs="Times New Roman"/>
+                <w:noProof/>
+                <w:webHidden/>
+                <w:sz w:val="22"/>
+                <w:szCs w:val="22"/>
+              </w:rPr>
+              <w:instrText xml:space="preserve"> PAGEREF _Toc223981332 \h </w:instrText>
+            </w:r>
+            <w:r>
+              <w:rPr>
+                <w:rFonts w:cs="Times New Roman"/>
+                <w:noProof/>
+                <w:webHidden/>
+                <w:sz w:val="22"/>
+                <w:szCs w:val="22"/>
+              </w:rPr>
+            </w:r>
+            <w:r>
+              <w:rPr>
+                <w:rFonts w:cs="Times New Roman"/>
+                <w:noProof/>
+                <w:webHidden/>
+                <w:sz w:val="22"/>
+                <w:szCs w:val="22"/>
+              </w:rPr>
+              <w:fldChar w:fldCharType="separate"/>
+            </w:r>
+            <w:r>
+              <w:rPr>
+                <w:rFonts w:cs="Times New Roman"/>
+                <w:noProof/>
+                <w:webHidden/>
+                <w:sz w:val="22"/>
+                <w:szCs w:val="22"/>
+              </w:rPr>
+              <w:t>6</w:t>
+            </w:r>
+            <w:r>
+              <w:rPr>
+                <w:rFonts w:cs="Times New Roman"/>
+                <w:noProof/>
+                <w:webHidden/>
+                <w:sz w:val="22"/>
+                <w:szCs w:val="22"/>
+              </w:rPr>
+              <w:fldChar w:fldCharType="end"/>
+            </w:r>
+          </w:hyperlink>
+        </w:p>
+        <w:p>
+          <w:pPr>
+            <w:pStyle w:val="TDC1"/>
+            <w:tabs>
+              <w:tab w:val="right" w:leader="dot" w:pos="9350"/>
+            </w:tabs>
+            <w:rPr>
+              <w:rFonts w:eastAsiaTheme="minorEastAsia" w:cs="Times New Roman"/>
+              <w:noProof/>
+              <w:sz w:val="22"/>
+              <w:szCs w:val="22"/>
+              <w:lang w:eastAsia="es-GT"/>
+            </w:rPr>
+          </w:pPr>
+          <w:hyperlink w:anchor="_Toc223981333" w:history="1">
+            <w:r>
+              <w:rPr>
+                <w:rStyle w:val="Hipervnculo"/>
+                <w:rFonts w:cs="Times New Roman"/>
+                <w:noProof/>
+                <w:sz w:val="22"/>
+                <w:szCs w:val="22"/>
+              </w:rPr>
+              <w:t>Diseño Lógico</w:t>
+            </w:r>
+            <w:r>
+              <w:rPr>
+                <w:rFonts w:cs="Times New Roman"/>
+                <w:noProof/>
+                <w:webHidden/>
+                <w:sz w:val="22"/>
+                <w:szCs w:val="22"/>
+              </w:rPr>
+              <w:tab/>
+            </w:r>
+            <w:r>
+              <w:rPr>
+                <w:rFonts w:cs="Times New Roman"/>
+                <w:noProof/>
+                <w:webHidden/>
+                <w:sz w:val="22"/>
+                <w:szCs w:val="22"/>
+              </w:rPr>
+              <w:fldChar w:fldCharType="begin"/>
+            </w:r>
+            <w:r>
+              <w:rPr>
+                <w:rFonts w:cs="Times New Roman"/>
+                <w:noProof/>
+                <w:webHidden/>
+                <w:sz w:val="22"/>
+                <w:szCs w:val="22"/>
+              </w:rPr>
+              <w:instrText xml:space="preserve"> PAGEREF _Toc223981333 \h </w:instrText>
+            </w:r>
+            <w:r>
+              <w:rPr>
+                <w:rFonts w:cs="Times New Roman"/>
+                <w:noProof/>
+                <w:webHidden/>
+                <w:sz w:val="22"/>
+                <w:szCs w:val="22"/>
+              </w:rPr>
+            </w:r>
+            <w:r>
+              <w:rPr>
+                <w:rFonts w:cs="Times New Roman"/>
+                <w:noProof/>
+                <w:webHidden/>
+                <w:sz w:val="22"/>
+                <w:szCs w:val="22"/>
+              </w:rPr>
+              <w:fldChar w:fldCharType="separate"/>
+            </w:r>
+            <w:r>
+              <w:rPr>
+                <w:rFonts w:cs="Times New Roman"/>
+                <w:noProof/>
+                <w:webHidden/>
+                <w:sz w:val="22"/>
+                <w:szCs w:val="22"/>
+              </w:rPr>
+              <w:t>7</w:t>
+            </w:r>
+            <w:r>
+              <w:rPr>
+                <w:rFonts w:cs="Times New Roman"/>
+                <w:noProof/>
+                <w:webHidden/>
+                <w:sz w:val="22"/>
+                <w:szCs w:val="22"/>
+              </w:rPr>
+              <w:fldChar w:fldCharType="end"/>
+            </w:r>
+          </w:hyperlink>
+        </w:p>
+        <w:p>
+          <w:pPr>
+            <w:pStyle w:val="TDC2"/>
+            <w:tabs>
+              <w:tab w:val="right" w:leader="dot" w:pos="9350"/>
+            </w:tabs>
+            <w:rPr>
+              <w:rFonts w:eastAsiaTheme="minorEastAsia" w:cs="Times New Roman"/>
+              <w:noProof/>
+              <w:sz w:val="22"/>
+              <w:szCs w:val="22"/>
+              <w:lang w:eastAsia="es-GT"/>
+            </w:rPr>
+          </w:pPr>
+          <w:hyperlink w:anchor="_Toc223981334" w:history="1">
+            <w:r>
+              <w:rPr>
+                <w:rStyle w:val="Hipervnculo"/>
+                <w:rFonts w:cs="Times New Roman"/>
+                <w:noProof/>
+                <w:sz w:val="22"/>
+                <w:szCs w:val="22"/>
+              </w:rPr>
+              <w:t>Composición de las tablas</w:t>
+            </w:r>
+            <w:r>
+              <w:rPr>
+                <w:rFonts w:cs="Times New Roman"/>
+                <w:noProof/>
+                <w:webHidden/>
+                <w:sz w:val="22"/>
+                <w:szCs w:val="22"/>
+              </w:rPr>
+              <w:tab/>
+            </w:r>
+            <w:r>
+              <w:rPr>
+                <w:rFonts w:cs="Times New Roman"/>
+                <w:noProof/>
+                <w:webHidden/>
+                <w:sz w:val="22"/>
+                <w:szCs w:val="22"/>
+              </w:rPr>
+              <w:fldChar w:fldCharType="begin"/>
+            </w:r>
+            <w:r>
+              <w:rPr>
+                <w:rFonts w:cs="Times New Roman"/>
+                <w:noProof/>
+                <w:webHidden/>
+                <w:sz w:val="22"/>
+                <w:szCs w:val="22"/>
+              </w:rPr>
+              <w:instrText xml:space="preserve"> PAGEREF _Toc223981334 \h </w:instrText>
+            </w:r>
+            <w:r>
+              <w:rPr>
+                <w:rFonts w:cs="Times New Roman"/>
+                <w:noProof/>
+                <w:webHidden/>
+                <w:sz w:val="22"/>
+                <w:szCs w:val="22"/>
+              </w:rPr>
+            </w:r>
+            <w:r>
+              <w:rPr>
+                <w:rFonts w:cs="Times New Roman"/>
+                <w:noProof/>
+                <w:webHidden/>
+                <w:sz w:val="22"/>
+                <w:szCs w:val="22"/>
+              </w:rPr>
+              <w:fldChar w:fldCharType="separate"/>
+            </w:r>
+            <w:r>
+              <w:rPr>
+                <w:rFonts w:cs="Times New Roman"/>
+                <w:noProof/>
+                <w:webHidden/>
+                <w:sz w:val="22"/>
+                <w:szCs w:val="22"/>
+              </w:rPr>
+              <w:t>10</w:t>
+            </w:r>
+            <w:r>
+              <w:rPr>
+                <w:rFonts w:cs="Times New Roman"/>
+                <w:noProof/>
+                <w:webHidden/>
+                <w:sz w:val="22"/>
+                <w:szCs w:val="22"/>
+              </w:rPr>
+              <w:fldChar w:fldCharType="end"/>
+            </w:r>
+          </w:hyperlink>
+        </w:p>
+        <w:p>
+          <w:pPr>
+            <w:pStyle w:val="TDC1"/>
+            <w:tabs>
+              <w:tab w:val="right" w:leader="dot" w:pos="9350"/>
+            </w:tabs>
+            <w:rPr>
+              <w:rFonts w:eastAsiaTheme="minorEastAsia" w:cs="Times New Roman"/>
+              <w:noProof/>
+              <w:sz w:val="22"/>
+              <w:szCs w:val="22"/>
+              <w:lang w:eastAsia="es-GT"/>
+            </w:rPr>
+          </w:pPr>
+          <w:hyperlink w:anchor="_Toc223981335" w:history="1">
+            <w:r>
+              <w:rPr>
+                <w:rStyle w:val="Hipervnculo"/>
+                <w:rFonts w:cs="Times New Roman"/>
+                <w:noProof/>
+                <w:sz w:val="22"/>
+                <w:szCs w:val="22"/>
+              </w:rPr>
+              <w:t>Implementación en MySQL Workbench</w:t>
+            </w:r>
+            <w:r>
+              <w:rPr>
+                <w:rFonts w:cs="Times New Roman"/>
+                <w:noProof/>
+                <w:webHidden/>
+                <w:sz w:val="22"/>
+                <w:szCs w:val="22"/>
+              </w:rPr>
+              <w:tab/>
+            </w:r>
+            <w:r>
+              <w:rPr>
+                <w:rFonts w:cs="Times New Roman"/>
+                <w:noProof/>
+                <w:webHidden/>
+                <w:sz w:val="22"/>
+                <w:szCs w:val="22"/>
+              </w:rPr>
+              <w:fldChar w:fldCharType="begin"/>
+            </w:r>
+            <w:r>
+              <w:rPr>
+                <w:rFonts w:cs="Times New Roman"/>
+                <w:noProof/>
+                <w:webHidden/>
+                <w:sz w:val="22"/>
+                <w:szCs w:val="22"/>
+              </w:rPr>
+              <w:instrText xml:space="preserve"> PAGEREF _Toc223981335 \h </w:instrText>
+            </w:r>
+            <w:r>
+              <w:rPr>
+                <w:rFonts w:cs="Times New Roman"/>
+                <w:noProof/>
+                <w:webHidden/>
+                <w:sz w:val="22"/>
+                <w:szCs w:val="22"/>
+              </w:rPr>
+            </w:r>
+            <w:r>
+              <w:rPr>
+                <w:rFonts w:cs="Times New Roman"/>
+                <w:noProof/>
+                <w:webHidden/>
+                <w:sz w:val="22"/>
+                <w:szCs w:val="22"/>
+              </w:rPr>
+              <w:fldChar w:fldCharType="separate"/>
+            </w:r>
+            <w:r>
+              <w:rPr>
+                <w:rFonts w:cs="Times New Roman"/>
+                <w:noProof/>
+                <w:webHidden/>
+                <w:sz w:val="22"/>
+                <w:szCs w:val="22"/>
+              </w:rPr>
+              <w:t>11</w:t>
+            </w:r>
+            <w:r>
+              <w:rPr>
+                <w:rFonts w:cs="Times New Roman"/>
+                <w:noProof/>
+                <w:webHidden/>
+                <w:sz w:val="22"/>
+                <w:szCs w:val="22"/>
+              </w:rPr>
+              <w:fldChar w:fldCharType="end"/>
+            </w:r>
+          </w:hyperlink>
+        </w:p>
+        <w:p>
+          <w:pPr>
+            <w:pStyle w:val="TDC3"/>
+            <w:tabs>
+              <w:tab w:val="right" w:leader="dot" w:pos="9350"/>
+            </w:tabs>
+            <w:rPr>
+              <w:rFonts w:eastAsiaTheme="minorEastAsia" w:cs="Times New Roman"/>
+              <w:noProof/>
+              <w:sz w:val="22"/>
+              <w:szCs w:val="22"/>
+              <w:lang w:eastAsia="es-GT"/>
+            </w:rPr>
+          </w:pPr>
+          <w:hyperlink w:anchor="_Toc223981336" w:history="1">
+            <w:r>
+              <w:rPr>
+                <w:rStyle w:val="Hipervnculo"/>
+                <w:rFonts w:cs="Times New Roman"/>
+                <w:b/>
+                <w:bCs/>
+                <w:noProof/>
+                <w:sz w:val="22"/>
+                <w:szCs w:val="22"/>
+              </w:rPr>
+              <w:t>Creación base de datos:</w:t>
+            </w:r>
+            <w:r>
+              <w:rPr>
+                <w:rFonts w:cs="Times New Roman"/>
+                <w:noProof/>
+                <w:webHidden/>
+                <w:sz w:val="22"/>
+                <w:szCs w:val="22"/>
+              </w:rPr>
+              <w:tab/>
+            </w:r>
+            <w:r>
+              <w:rPr>
+                <w:rFonts w:cs="Times New Roman"/>
+                <w:noProof/>
+                <w:webHidden/>
+                <w:sz w:val="22"/>
+                <w:szCs w:val="22"/>
+              </w:rPr>
+              <w:fldChar w:fldCharType="begin"/>
+            </w:r>
+            <w:r>
+              <w:rPr>
+                <w:rFonts w:cs="Times New Roman"/>
+                <w:noProof/>
+                <w:webHidden/>
+                <w:sz w:val="22"/>
+                <w:szCs w:val="22"/>
+              </w:rPr>
+              <w:instrText xml:space="preserve"> PAGEREF _Toc223981336 \h </w:instrText>
+            </w:r>
+            <w:r>
+              <w:rPr>
+                <w:rFonts w:cs="Times New Roman"/>
+                <w:noProof/>
+                <w:webHidden/>
+                <w:sz w:val="22"/>
+                <w:szCs w:val="22"/>
+              </w:rPr>
+            </w:r>
+            <w:r>
+              <w:rPr>
+                <w:rFonts w:cs="Times New Roman"/>
+                <w:noProof/>
+                <w:webHidden/>
+                <w:sz w:val="22"/>
+                <w:szCs w:val="22"/>
+              </w:rPr>
+              <w:fldChar w:fldCharType="separate"/>
+            </w:r>
+            <w:r>
+              <w:rPr>
+                <w:rFonts w:cs="Times New Roman"/>
+                <w:noProof/>
+                <w:webHidden/>
+                <w:sz w:val="22"/>
+                <w:szCs w:val="22"/>
+              </w:rPr>
+              <w:t>11</w:t>
+            </w:r>
+            <w:r>
+              <w:rPr>
+                <w:rFonts w:cs="Times New Roman"/>
+                <w:noProof/>
+                <w:webHidden/>
+                <w:sz w:val="22"/>
+                <w:szCs w:val="22"/>
+              </w:rPr>
+              <w:fldChar w:fldCharType="end"/>
+            </w:r>
+          </w:hyperlink>
+        </w:p>
+        <w:p>
+          <w:pPr>
+            <w:pStyle w:val="TDC3"/>
+            <w:tabs>
+              <w:tab w:val="right" w:leader="dot" w:pos="9350"/>
+            </w:tabs>
+            <w:rPr>
+              <w:rFonts w:eastAsiaTheme="minorEastAsia" w:cs="Times New Roman"/>
+              <w:noProof/>
+              <w:sz w:val="22"/>
+              <w:szCs w:val="22"/>
+              <w:lang w:eastAsia="es-GT"/>
+            </w:rPr>
+          </w:pPr>
+          <w:hyperlink w:anchor="_Toc223981337" w:history="1">
+            <w:r>
+              <w:rPr>
+                <w:rStyle w:val="Hipervnculo"/>
+                <w:rFonts w:cs="Times New Roman"/>
+                <w:b/>
+                <w:bCs/>
+                <w:noProof/>
+                <w:sz w:val="22"/>
+                <w:szCs w:val="22"/>
+              </w:rPr>
+              <w:t>Creación tabla rol:</w:t>
+            </w:r>
+            <w:r>
+              <w:rPr>
+                <w:rFonts w:cs="Times New Roman"/>
+                <w:noProof/>
+                <w:webHidden/>
+                <w:sz w:val="22"/>
+                <w:szCs w:val="22"/>
+              </w:rPr>
+              <w:tab/>
+            </w:r>
+            <w:r>
+              <w:rPr>
+                <w:rFonts w:cs="Times New Roman"/>
+                <w:noProof/>
+                <w:webHidden/>
+                <w:sz w:val="22"/>
+                <w:szCs w:val="22"/>
+              </w:rPr>
+              <w:fldChar w:fldCharType="begin"/>
+            </w:r>
+            <w:r>
+              <w:rPr>
+                <w:rFonts w:cs="Times New Roman"/>
+                <w:noProof/>
+                <w:webHidden/>
+                <w:sz w:val="22"/>
+                <w:szCs w:val="22"/>
+              </w:rPr>
+              <w:instrText xml:space="preserve"> PAGEREF _Toc223981337 \h </w:instrText>
+            </w:r>
+            <w:r>
+              <w:rPr>
+                <w:rFonts w:cs="Times New Roman"/>
+                <w:noProof/>
+                <w:webHidden/>
+                <w:sz w:val="22"/>
+                <w:szCs w:val="22"/>
+              </w:rPr>
+            </w:r>
+            <w:r>
+              <w:rPr>
+                <w:rFonts w:cs="Times New Roman"/>
+                <w:noProof/>
+                <w:webHidden/>
+                <w:sz w:val="22"/>
+                <w:szCs w:val="22"/>
+              </w:rPr>
+              <w:fldChar w:fldCharType="separate"/>
+            </w:r>
+            <w:r>
+              <w:rPr>
+                <w:rFonts w:cs="Times New Roman"/>
+                <w:noProof/>
+                <w:webHidden/>
+                <w:sz w:val="22"/>
+                <w:szCs w:val="22"/>
+              </w:rPr>
+              <w:t>11</w:t>
+            </w:r>
+            <w:r>
+              <w:rPr>
+                <w:rFonts w:cs="Times New Roman"/>
+                <w:noProof/>
+                <w:webHidden/>
+                <w:sz w:val="22"/>
+                <w:szCs w:val="22"/>
+              </w:rPr>
+              <w:fldChar w:fldCharType="end"/>
+            </w:r>
+          </w:hyperlink>
+        </w:p>
+        <w:p>
+          <w:pPr>
+            <w:pStyle w:val="TDC3"/>
+            <w:tabs>
+              <w:tab w:val="right" w:leader="dot" w:pos="9350"/>
+            </w:tabs>
+            <w:rPr>
+              <w:rFonts w:eastAsiaTheme="minorEastAsia" w:cs="Times New Roman"/>
+              <w:noProof/>
+              <w:sz w:val="22"/>
+              <w:szCs w:val="22"/>
+              <w:lang w:eastAsia="es-GT"/>
+            </w:rPr>
+          </w:pPr>
+          <w:hyperlink w:anchor="_Toc223981338" w:history="1">
+            <w:r>
+              <w:rPr>
+                <w:rStyle w:val="Hipervnculo"/>
+                <w:rFonts w:cs="Times New Roman"/>
+                <w:b/>
+                <w:bCs/>
+                <w:noProof/>
+                <w:sz w:val="22"/>
+                <w:szCs w:val="22"/>
+              </w:rPr>
+              <w:t>Creación tabla empleado:</w:t>
+            </w:r>
+            <w:r>
+              <w:rPr>
+                <w:rFonts w:cs="Times New Roman"/>
+                <w:noProof/>
+                <w:webHidden/>
+                <w:sz w:val="22"/>
+                <w:szCs w:val="22"/>
+              </w:rPr>
+              <w:tab/>
+            </w:r>
+            <w:r>
+              <w:rPr>
+                <w:rFonts w:cs="Times New Roman"/>
+                <w:noProof/>
+                <w:webHidden/>
+                <w:sz w:val="22"/>
+                <w:szCs w:val="22"/>
+              </w:rPr>
+              <w:fldChar w:fldCharType="begin"/>
+            </w:r>
+            <w:r>
+              <w:rPr>
+                <w:rFonts w:cs="Times New Roman"/>
+                <w:noProof/>
+                <w:webHidden/>
+                <w:sz w:val="22"/>
+                <w:szCs w:val="22"/>
+              </w:rPr>
+              <w:instrText xml:space="preserve"> PAGEREF _Toc223981338 \h </w:instrText>
+            </w:r>
+            <w:r>
+              <w:rPr>
+                <w:rFonts w:cs="Times New Roman"/>
+                <w:noProof/>
+                <w:webHidden/>
+                <w:sz w:val="22"/>
+                <w:szCs w:val="22"/>
+              </w:rPr>
+            </w:r>
+            <w:r>
+              <w:rPr>
+                <w:rFonts w:cs="Times New Roman"/>
+                <w:noProof/>
+                <w:webHidden/>
+                <w:sz w:val="22"/>
+                <w:szCs w:val="22"/>
+              </w:rPr>
+              <w:fldChar w:fldCharType="separate"/>
+            </w:r>
+            <w:r>
+              <w:rPr>
+                <w:rFonts w:cs="Times New Roman"/>
+                <w:noProof/>
+                <w:webHidden/>
+                <w:sz w:val="22"/>
+                <w:szCs w:val="22"/>
+              </w:rPr>
+              <w:t>11</w:t>
+            </w:r>
+            <w:r>
+              <w:rPr>
+                <w:rFonts w:cs="Times New Roman"/>
+                <w:noProof/>
+                <w:webHidden/>
+                <w:sz w:val="22"/>
+                <w:szCs w:val="22"/>
+              </w:rPr>
+              <w:fldChar w:fldCharType="end"/>
+            </w:r>
+          </w:hyperlink>
+        </w:p>
+        <w:p>
+          <w:pPr>
+            <w:pStyle w:val="TDC3"/>
+            <w:tabs>
+              <w:tab w:val="right" w:leader="dot" w:pos="9350"/>
+            </w:tabs>
+            <w:rPr>
+              <w:rFonts w:eastAsiaTheme="minorEastAsia" w:cs="Times New Roman"/>
+              <w:noProof/>
+              <w:sz w:val="22"/>
+              <w:szCs w:val="22"/>
+              <w:lang w:eastAsia="es-GT"/>
+            </w:rPr>
+          </w:pPr>
+          <w:hyperlink w:anchor="_Toc223981339" w:history="1">
+            <w:r>
+              <w:rPr>
+                <w:rStyle w:val="Hipervnculo"/>
+                <w:rFonts w:cs="Times New Roman"/>
+                <w:b/>
+                <w:bCs/>
+                <w:noProof/>
+                <w:sz w:val="22"/>
+                <w:szCs w:val="22"/>
+              </w:rPr>
+              <w:t>Creación tabla producto:</w:t>
+            </w:r>
+            <w:r>
+              <w:rPr>
+                <w:rFonts w:cs="Times New Roman"/>
+                <w:noProof/>
+                <w:webHidden/>
+                <w:sz w:val="22"/>
+                <w:szCs w:val="22"/>
+              </w:rPr>
+              <w:tab/>
+            </w:r>
+            <w:r>
+              <w:rPr>
+                <w:rFonts w:cs="Times New Roman"/>
+                <w:noProof/>
+                <w:webHidden/>
+                <w:sz w:val="22"/>
+                <w:szCs w:val="22"/>
+              </w:rPr>
+              <w:fldChar w:fldCharType="begin"/>
+            </w:r>
+            <w:r>
+              <w:rPr>
+                <w:rFonts w:cs="Times New Roman"/>
+                <w:noProof/>
+                <w:webHidden/>
+                <w:sz w:val="22"/>
+                <w:szCs w:val="22"/>
+              </w:rPr>
+              <w:instrText xml:space="preserve"> PAGEREF _Toc223981339 \h </w:instrText>
+            </w:r>
+            <w:r>
+              <w:rPr>
+                <w:rFonts w:cs="Times New Roman"/>
+                <w:noProof/>
+                <w:webHidden/>
+                <w:sz w:val="22"/>
+                <w:szCs w:val="22"/>
+              </w:rPr>
+            </w:r>
+            <w:r>
+              <w:rPr>
+                <w:rFonts w:cs="Times New Roman"/>
+                <w:noProof/>
+                <w:webHidden/>
+                <w:sz w:val="22"/>
+                <w:szCs w:val="22"/>
+              </w:rPr>
+              <w:fldChar w:fldCharType="separate"/>
+            </w:r>
+            <w:r>
+              <w:rPr>
+                <w:rFonts w:cs="Times New Roman"/>
+                <w:noProof/>
+                <w:webHidden/>
+                <w:sz w:val="22"/>
+                <w:szCs w:val="22"/>
+              </w:rPr>
+              <w:t>12</w:t>
+            </w:r>
+            <w:r>
+              <w:rPr>
+                <w:rFonts w:cs="Times New Roman"/>
+                <w:noProof/>
+                <w:webHidden/>
+                <w:sz w:val="22"/>
+                <w:szCs w:val="22"/>
+              </w:rPr>
+              <w:fldChar w:fldCharType="end"/>
+            </w:r>
+          </w:hyperlink>
+        </w:p>
+        <w:p>
+          <w:pPr>
+            <w:pStyle w:val="TDC3"/>
+            <w:tabs>
+              <w:tab w:val="right" w:leader="dot" w:pos="9350"/>
+            </w:tabs>
+            <w:rPr>
+              <w:rFonts w:eastAsiaTheme="minorEastAsia" w:cs="Times New Roman"/>
+              <w:noProof/>
+              <w:sz w:val="22"/>
+              <w:szCs w:val="22"/>
+              <w:lang w:eastAsia="es-GT"/>
+            </w:rPr>
+          </w:pPr>
+          <w:hyperlink w:anchor="_Toc223981340" w:history="1">
+            <w:r>
+              <w:rPr>
+                <w:rStyle w:val="Hipervnculo"/>
+                <w:rFonts w:cs="Times New Roman"/>
+                <w:b/>
+                <w:bCs/>
+                <w:noProof/>
+                <w:sz w:val="22"/>
+                <w:szCs w:val="22"/>
+              </w:rPr>
+              <w:t>Creación tabla almacén:</w:t>
+            </w:r>
+            <w:r>
+              <w:rPr>
+                <w:rFonts w:cs="Times New Roman"/>
+                <w:noProof/>
+                <w:webHidden/>
+                <w:sz w:val="22"/>
+                <w:szCs w:val="22"/>
+              </w:rPr>
+              <w:tab/>
+            </w:r>
+            <w:r>
+              <w:rPr>
+                <w:rFonts w:cs="Times New Roman"/>
+                <w:noProof/>
+                <w:webHidden/>
+                <w:sz w:val="22"/>
+                <w:szCs w:val="22"/>
+              </w:rPr>
+              <w:fldChar w:fldCharType="begin"/>
+            </w:r>
+            <w:r>
+              <w:rPr>
+                <w:rFonts w:cs="Times New Roman"/>
+                <w:noProof/>
+                <w:webHidden/>
+                <w:sz w:val="22"/>
+                <w:szCs w:val="22"/>
+              </w:rPr>
+              <w:instrText xml:space="preserve"> PAGEREF _Toc223981340 \h </w:instrText>
+            </w:r>
+            <w:r>
+              <w:rPr>
+                <w:rFonts w:cs="Times New Roman"/>
+                <w:noProof/>
+                <w:webHidden/>
+                <w:sz w:val="22"/>
+                <w:szCs w:val="22"/>
+              </w:rPr>
+            </w:r>
+            <w:r>
+              <w:rPr>
+                <w:rFonts w:cs="Times New Roman"/>
+                <w:noProof/>
+                <w:webHidden/>
+                <w:sz w:val="22"/>
+                <w:szCs w:val="22"/>
+              </w:rPr>
+              <w:fldChar w:fldCharType="separate"/>
+            </w:r>
+            <w:r>
+              <w:rPr>
+                <w:rFonts w:cs="Times New Roman"/>
+                <w:noProof/>
+                <w:webHidden/>
+                <w:sz w:val="22"/>
+                <w:szCs w:val="22"/>
+              </w:rPr>
+              <w:t>12</w:t>
+            </w:r>
+            <w:r>
+              <w:rPr>
+                <w:rFonts w:cs="Times New Roman"/>
+                <w:noProof/>
+                <w:webHidden/>
+                <w:sz w:val="22"/>
+                <w:szCs w:val="22"/>
+              </w:rPr>
+              <w:fldChar w:fldCharType="end"/>
+            </w:r>
+          </w:hyperlink>
+        </w:p>
+        <w:p>
+          <w:pPr>
+            <w:pStyle w:val="TDC3"/>
+            <w:tabs>
+              <w:tab w:val="right" w:leader="dot" w:pos="9350"/>
+            </w:tabs>
+            <w:rPr>
+              <w:rFonts w:eastAsiaTheme="minorEastAsia" w:cs="Times New Roman"/>
+              <w:noProof/>
+              <w:sz w:val="22"/>
+              <w:szCs w:val="22"/>
+              <w:lang w:eastAsia="es-GT"/>
+            </w:rPr>
+          </w:pPr>
+          <w:hyperlink w:anchor="_Toc223981341" w:history="1">
+            <w:r>
+              <w:rPr>
+                <w:rStyle w:val="Hipervnculo"/>
+                <w:rFonts w:cs="Times New Roman"/>
+                <w:b/>
+                <w:bCs/>
+                <w:noProof/>
+                <w:sz w:val="22"/>
+                <w:szCs w:val="22"/>
+              </w:rPr>
+              <w:t>Creación tabla inventario:</w:t>
+            </w:r>
+            <w:r>
+              <w:rPr>
+                <w:rFonts w:cs="Times New Roman"/>
+                <w:noProof/>
+                <w:webHidden/>
+                <w:sz w:val="22"/>
+                <w:szCs w:val="22"/>
+              </w:rPr>
+              <w:tab/>
+            </w:r>
+            <w:r>
+              <w:rPr>
+                <w:rFonts w:cs="Times New Roman"/>
+                <w:noProof/>
+                <w:webHidden/>
+                <w:sz w:val="22"/>
+                <w:szCs w:val="22"/>
+              </w:rPr>
+              <w:fldChar w:fldCharType="begin"/>
+            </w:r>
+            <w:r>
+              <w:rPr>
+                <w:rFonts w:cs="Times New Roman"/>
+                <w:noProof/>
+                <w:webHidden/>
+                <w:sz w:val="22"/>
+                <w:szCs w:val="22"/>
+              </w:rPr>
+              <w:instrText xml:space="preserve"> PAGEREF _Toc223981341 \h </w:instrText>
+            </w:r>
+            <w:r>
+              <w:rPr>
+                <w:rFonts w:cs="Times New Roman"/>
+                <w:noProof/>
+                <w:webHidden/>
+                <w:sz w:val="22"/>
+                <w:szCs w:val="22"/>
+              </w:rPr>
+            </w:r>
+            <w:r>
+              <w:rPr>
+                <w:rFonts w:cs="Times New Roman"/>
+                <w:noProof/>
+                <w:webHidden/>
+                <w:sz w:val="22"/>
+                <w:szCs w:val="22"/>
+              </w:rPr>
+              <w:fldChar w:fldCharType="separate"/>
+            </w:r>
+            <w:r>
+              <w:rPr>
+                <w:rFonts w:cs="Times New Roman"/>
+                <w:noProof/>
+                <w:webHidden/>
+                <w:sz w:val="22"/>
+                <w:szCs w:val="22"/>
+              </w:rPr>
+              <w:t>12</w:t>
+            </w:r>
+            <w:r>
+              <w:rPr>
+                <w:rFonts w:cs="Times New Roman"/>
+                <w:noProof/>
+                <w:webHidden/>
+                <w:sz w:val="22"/>
+                <w:szCs w:val="22"/>
+              </w:rPr>
+              <w:fldChar w:fldCharType="end"/>
+            </w:r>
+          </w:hyperlink>
+        </w:p>
+        <w:p>
+          <w:pPr>
+            <w:pStyle w:val="TDC3"/>
+            <w:tabs>
+              <w:tab w:val="right" w:leader="dot" w:pos="9350"/>
+            </w:tabs>
+            <w:rPr>
+              <w:rFonts w:eastAsiaTheme="minorEastAsia" w:cs="Times New Roman"/>
+              <w:noProof/>
+              <w:sz w:val="22"/>
+              <w:szCs w:val="22"/>
+              <w:lang w:eastAsia="es-GT"/>
+            </w:rPr>
+          </w:pPr>
+          <w:hyperlink w:anchor="_Toc223981342" w:history="1">
+            <w:r>
+              <w:rPr>
+                <w:rStyle w:val="Hipervnculo"/>
+                <w:rFonts w:cs="Times New Roman"/>
+                <w:b/>
+                <w:bCs/>
+                <w:noProof/>
+                <w:sz w:val="22"/>
+                <w:szCs w:val="22"/>
+              </w:rPr>
+              <w:t>Creación tabla venta:</w:t>
+            </w:r>
+            <w:r>
+              <w:rPr>
+                <w:rFonts w:cs="Times New Roman"/>
+                <w:noProof/>
+                <w:webHidden/>
+                <w:sz w:val="22"/>
+                <w:szCs w:val="22"/>
+              </w:rPr>
+              <w:tab/>
+            </w:r>
+            <w:r>
+              <w:rPr>
+                <w:rFonts w:cs="Times New Roman"/>
+                <w:noProof/>
+                <w:webHidden/>
+                <w:sz w:val="22"/>
+                <w:szCs w:val="22"/>
+              </w:rPr>
+              <w:fldChar w:fldCharType="begin"/>
+            </w:r>
+            <w:r>
+              <w:rPr>
+                <w:rFonts w:cs="Times New Roman"/>
+                <w:noProof/>
+                <w:webHidden/>
+                <w:sz w:val="22"/>
+                <w:szCs w:val="22"/>
+              </w:rPr>
+              <w:instrText xml:space="preserve"> PAGEREF _Toc223981342 \h </w:instrText>
+            </w:r>
+            <w:r>
+              <w:rPr>
+                <w:rFonts w:cs="Times New Roman"/>
+                <w:noProof/>
+                <w:webHidden/>
+                <w:sz w:val="22"/>
+                <w:szCs w:val="22"/>
+              </w:rPr>
+            </w:r>
+            <w:r>
+              <w:rPr>
+                <w:rFonts w:cs="Times New Roman"/>
+                <w:noProof/>
+                <w:webHidden/>
+                <w:sz w:val="22"/>
+                <w:szCs w:val="22"/>
+              </w:rPr>
+              <w:fldChar w:fldCharType="separate"/>
+            </w:r>
+            <w:r>
+              <w:rPr>
+                <w:rFonts w:cs="Times New Roman"/>
+                <w:noProof/>
+                <w:webHidden/>
+                <w:sz w:val="22"/>
+                <w:szCs w:val="22"/>
+              </w:rPr>
+              <w:t>13</w:t>
+            </w:r>
+            <w:r>
+              <w:rPr>
+                <w:rFonts w:cs="Times New Roman"/>
+                <w:noProof/>
+                <w:webHidden/>
+                <w:sz w:val="22"/>
+                <w:szCs w:val="22"/>
+              </w:rPr>
+              <w:fldChar w:fldCharType="end"/>
+            </w:r>
+          </w:hyperlink>
+        </w:p>
+        <w:p>
+          <w:pPr>
+            <w:pStyle w:val="TDC3"/>
+            <w:tabs>
+              <w:tab w:val="right" w:leader="dot" w:pos="9350"/>
+            </w:tabs>
+            <w:rPr>
+              <w:rFonts w:eastAsiaTheme="minorEastAsia" w:cs="Times New Roman"/>
+              <w:noProof/>
+              <w:sz w:val="22"/>
+              <w:szCs w:val="22"/>
+              <w:lang w:eastAsia="es-GT"/>
+            </w:rPr>
+          </w:pPr>
+          <w:hyperlink w:anchor="_Toc223981343" w:history="1">
+            <w:r>
+              <w:rPr>
+                <w:rStyle w:val="Hipervnculo"/>
+                <w:rFonts w:cs="Times New Roman"/>
+                <w:b/>
+                <w:bCs/>
+                <w:noProof/>
+                <w:sz w:val="22"/>
+                <w:szCs w:val="22"/>
+              </w:rPr>
+              <w:t>Creación tabla detalle_venta:</w:t>
+            </w:r>
+            <w:r>
+              <w:rPr>
+                <w:rFonts w:cs="Times New Roman"/>
+                <w:noProof/>
+                <w:webHidden/>
+                <w:sz w:val="22"/>
+                <w:szCs w:val="22"/>
+              </w:rPr>
+              <w:tab/>
+            </w:r>
+            <w:r>
+              <w:rPr>
+                <w:rFonts w:cs="Times New Roman"/>
+                <w:noProof/>
+                <w:webHidden/>
+                <w:sz w:val="22"/>
+                <w:szCs w:val="22"/>
+              </w:rPr>
+              <w:fldChar w:fldCharType="begin"/>
+            </w:r>
+            <w:r>
+              <w:rPr>
+                <w:rFonts w:cs="Times New Roman"/>
+                <w:noProof/>
+                <w:webHidden/>
+                <w:sz w:val="22"/>
+                <w:szCs w:val="22"/>
+              </w:rPr>
+              <w:instrText xml:space="preserve"> PAGEREF _Toc223981343 \h </w:instrText>
+            </w:r>
+            <w:r>
+              <w:rPr>
+                <w:rFonts w:cs="Times New Roman"/>
+                <w:noProof/>
+                <w:webHidden/>
+                <w:sz w:val="22"/>
+                <w:szCs w:val="22"/>
+              </w:rPr>
+            </w:r>
+            <w:r>
+              <w:rPr>
+                <w:rFonts w:cs="Times New Roman"/>
+                <w:noProof/>
+                <w:webHidden/>
+                <w:sz w:val="22"/>
+                <w:szCs w:val="22"/>
+              </w:rPr>
+              <w:fldChar w:fldCharType="separate"/>
+            </w:r>
+            <w:r>
+              <w:rPr>
+                <w:rFonts w:cs="Times New Roman"/>
+                <w:noProof/>
+                <w:webHidden/>
+                <w:sz w:val="22"/>
+                <w:szCs w:val="22"/>
+              </w:rPr>
+              <w:t>13</w:t>
+            </w:r>
+            <w:r>
+              <w:rPr>
+                <w:rFonts w:cs="Times New Roman"/>
+                <w:noProof/>
+                <w:webHidden/>
+                <w:sz w:val="22"/>
+                <w:szCs w:val="22"/>
+              </w:rPr>
+              <w:fldChar w:fldCharType="end"/>
+            </w:r>
+          </w:hyperlink>
+        </w:p>
+        <w:p>
+          <w:pPr>
+            <w:pStyle w:val="TDC2"/>
+            <w:tabs>
+              <w:tab w:val="right" w:leader="dot" w:pos="9350"/>
+            </w:tabs>
+            <w:rPr>
+              <w:rFonts w:eastAsiaTheme="minorEastAsia" w:cs="Times New Roman"/>
+              <w:noProof/>
+              <w:sz w:val="22"/>
+              <w:szCs w:val="22"/>
+              <w:lang w:eastAsia="es-GT"/>
+            </w:rPr>
+          </w:pPr>
+          <w:hyperlink w:anchor="_Toc223981344" w:history="1">
+            <w:r>
+              <w:rPr>
+                <w:rStyle w:val="Hipervnculo"/>
+                <w:rFonts w:cs="Times New Roman"/>
+                <w:b/>
+                <w:bCs/>
+                <w:noProof/>
+                <w:sz w:val="22"/>
+                <w:szCs w:val="22"/>
+              </w:rPr>
+              <w:t>Implementación de Triggers en SQL</w:t>
+            </w:r>
+            <w:r>
+              <w:rPr>
+                <w:rFonts w:cs="Times New Roman"/>
+                <w:noProof/>
+                <w:webHidden/>
+                <w:sz w:val="22"/>
+                <w:szCs w:val="22"/>
+              </w:rPr>
+              <w:tab/>
+            </w:r>
+            <w:r>
+              <w:rPr>
+                <w:rFonts w:cs="Times New Roman"/>
+                <w:noProof/>
+                <w:webHidden/>
+                <w:sz w:val="22"/>
+                <w:szCs w:val="22"/>
+              </w:rPr>
+              <w:fldChar w:fldCharType="begin"/>
+            </w:r>
+            <w:r>
+              <w:rPr>
+                <w:rFonts w:cs="Times New Roman"/>
+                <w:noProof/>
+                <w:webHidden/>
+                <w:sz w:val="22"/>
+                <w:szCs w:val="22"/>
+              </w:rPr>
+              <w:instrText xml:space="preserve"> PAGEREF _Toc223981344 \h </w:instrText>
+            </w:r>
+            <w:r>
+              <w:rPr>
+                <w:rFonts w:cs="Times New Roman"/>
+                <w:noProof/>
+                <w:webHidden/>
+                <w:sz w:val="22"/>
+                <w:szCs w:val="22"/>
+              </w:rPr>
+            </w:r>
+            <w:r>
+              <w:rPr>
+                <w:rFonts w:cs="Times New Roman"/>
+                <w:noProof/>
+                <w:webHidden/>
+                <w:sz w:val="22"/>
+                <w:szCs w:val="22"/>
+              </w:rPr>
+              <w:fldChar w:fldCharType="separate"/>
+            </w:r>
+            <w:r>
+              <w:rPr>
+                <w:rFonts w:cs="Times New Roman"/>
+                <w:noProof/>
+                <w:webHidden/>
+                <w:sz w:val="22"/>
+                <w:szCs w:val="22"/>
+              </w:rPr>
+              <w:t>14</w:t>
+            </w:r>
+            <w:r>
+              <w:rPr>
+                <w:rFonts w:cs="Times New Roman"/>
+                <w:noProof/>
+                <w:webHidden/>
+                <w:sz w:val="22"/>
+                <w:szCs w:val="22"/>
+              </w:rPr>
+              <w:fldChar w:fldCharType="end"/>
+            </w:r>
+          </w:hyperlink>
+        </w:p>
+        <w:p>
+          <w:pPr>
+            <w:pStyle w:val="TDC2"/>
+            <w:tabs>
+              <w:tab w:val="right" w:leader="dot" w:pos="9350"/>
+            </w:tabs>
+            <w:rPr>
+              <w:rFonts w:eastAsiaTheme="minorEastAsia" w:cs="Times New Roman"/>
+              <w:noProof/>
+              <w:sz w:val="22"/>
+              <w:szCs w:val="22"/>
+              <w:lang w:eastAsia="es-GT"/>
+            </w:rPr>
+          </w:pPr>
+          <w:hyperlink w:anchor="_Toc223981345" w:history="1">
+            <w:r>
+              <w:rPr>
+                <w:rStyle w:val="Hipervnculo"/>
+                <w:rFonts w:cs="Times New Roman"/>
+                <w:b/>
+                <w:bCs/>
+                <w:noProof/>
+                <w:sz w:val="22"/>
+                <w:szCs w:val="22"/>
+              </w:rPr>
+              <w:t>Creación de índices</w:t>
+            </w:r>
+            <w:r>
+              <w:rPr>
+                <w:rFonts w:cs="Times New Roman"/>
+                <w:noProof/>
+                <w:webHidden/>
+                <w:sz w:val="22"/>
+                <w:szCs w:val="22"/>
+              </w:rPr>
+              <w:tab/>
+            </w:r>
+            <w:r>
+              <w:rPr>
+                <w:rFonts w:cs="Times New Roman"/>
+                <w:noProof/>
+                <w:webHidden/>
+                <w:sz w:val="22"/>
+                <w:szCs w:val="22"/>
+              </w:rPr>
+              <w:fldChar w:fldCharType="begin"/>
+            </w:r>
+            <w:r>
+              <w:rPr>
+                <w:rFonts w:cs="Times New Roman"/>
+                <w:noProof/>
+                <w:webHidden/>
+                <w:sz w:val="22"/>
+                <w:szCs w:val="22"/>
+              </w:rPr>
+              <w:instrText xml:space="preserve"> PAGEREF _Toc223981345 \h </w:instrText>
+            </w:r>
+            <w:r>
+              <w:rPr>
+                <w:rFonts w:cs="Times New Roman"/>
+                <w:noProof/>
+                <w:webHidden/>
+                <w:sz w:val="22"/>
+                <w:szCs w:val="22"/>
+              </w:rPr>
+            </w:r>
+            <w:r>
+              <w:rPr>
+                <w:rFonts w:cs="Times New Roman"/>
+                <w:noProof/>
+                <w:webHidden/>
+                <w:sz w:val="22"/>
+                <w:szCs w:val="22"/>
+              </w:rPr>
+              <w:fldChar w:fldCharType="separate"/>
+            </w:r>
+            <w:r>
+              <w:rPr>
+                <w:rFonts w:cs="Times New Roman"/>
+                <w:noProof/>
+                <w:webHidden/>
+                <w:sz w:val="22"/>
+                <w:szCs w:val="22"/>
+              </w:rPr>
+              <w:t>20</w:t>
+            </w:r>
+            <w:r>
+              <w:rPr>
+                <w:rFonts w:cs="Times New Roman"/>
+                <w:noProof/>
+                <w:webHidden/>
+                <w:sz w:val="22"/>
+                <w:szCs w:val="22"/>
+              </w:rPr>
+              <w:fldChar w:fldCharType="end"/>
+            </w:r>
+          </w:hyperlink>
+        </w:p>
+        <w:p>
+          <w:pPr>
+            <w:pStyle w:val="TDC1"/>
+            <w:tabs>
+              <w:tab w:val="right" w:leader="dot" w:pos="9350"/>
+            </w:tabs>
+            <w:rPr>
+              <w:rFonts w:eastAsiaTheme="minorEastAsia" w:cs="Times New Roman"/>
+              <w:noProof/>
+              <w:sz w:val="22"/>
+              <w:szCs w:val="22"/>
+              <w:lang w:eastAsia="es-GT"/>
+            </w:rPr>
+          </w:pPr>
+          <w:hyperlink w:anchor="_Toc223981346" w:history="1">
+            <w:r>
+              <w:rPr>
+                <w:rStyle w:val="Hipervnculo"/>
+                <w:rFonts w:cs="Times New Roman"/>
+                <w:b/>
+                <w:bCs/>
+                <w:noProof/>
+                <w:sz w:val="22"/>
+                <w:szCs w:val="22"/>
+              </w:rPr>
+              <w:t>Creación de Vistas y Procedimientos</w:t>
+            </w:r>
+            <w:r>
+              <w:rPr>
+                <w:rFonts w:cs="Times New Roman"/>
+                <w:noProof/>
+                <w:webHidden/>
+                <w:sz w:val="22"/>
+                <w:szCs w:val="22"/>
+              </w:rPr>
+              <w:tab/>
+            </w:r>
+            <w:r>
+              <w:rPr>
+                <w:rFonts w:cs="Times New Roman"/>
+                <w:noProof/>
+                <w:webHidden/>
+                <w:sz w:val="22"/>
+                <w:szCs w:val="22"/>
+              </w:rPr>
+              <w:fldChar w:fldCharType="begin"/>
+            </w:r>
+            <w:r>
+              <w:rPr>
+                <w:rFonts w:cs="Times New Roman"/>
+                <w:noProof/>
+                <w:webHidden/>
+                <w:sz w:val="22"/>
+                <w:szCs w:val="22"/>
+              </w:rPr>
+              <w:instrText xml:space="preserve"> PAGEREF _Toc223981346 \h </w:instrText>
+            </w:r>
+            <w:r>
+              <w:rPr>
+                <w:rFonts w:cs="Times New Roman"/>
+                <w:noProof/>
+                <w:webHidden/>
+                <w:sz w:val="22"/>
+                <w:szCs w:val="22"/>
+              </w:rPr>
+            </w:r>
+            <w:r>
+              <w:rPr>
+                <w:rFonts w:cs="Times New Roman"/>
+                <w:noProof/>
+                <w:webHidden/>
+                <w:sz w:val="22"/>
+                <w:szCs w:val="22"/>
+              </w:rPr>
+              <w:fldChar w:fldCharType="separate"/>
+            </w:r>
+            <w:r>
+              <w:rPr>
+                <w:rFonts w:cs="Times New Roman"/>
+                <w:noProof/>
+                <w:webHidden/>
+                <w:sz w:val="22"/>
+                <w:szCs w:val="22"/>
+              </w:rPr>
+              <w:t>21</w:t>
+            </w:r>
+            <w:r>
+              <w:rPr>
+                <w:rFonts w:cs="Times New Roman"/>
+                <w:noProof/>
+                <w:webHidden/>
+                <w:sz w:val="22"/>
+                <w:szCs w:val="22"/>
+              </w:rPr>
+              <w:fldChar w:fldCharType="end"/>
+            </w:r>
+          </w:hyperlink>
+        </w:p>
+        <w:p>
+          <w:pPr>
+            <w:pStyle w:val="TDC1"/>
+            <w:tabs>
+              <w:tab w:val="right" w:leader="dot" w:pos="9350"/>
+            </w:tabs>
+            <w:rPr>
+              <w:rFonts w:eastAsiaTheme="minorEastAsia" w:cs="Times New Roman"/>
+              <w:noProof/>
+              <w:sz w:val="22"/>
+              <w:szCs w:val="22"/>
+              <w:lang w:eastAsia="es-GT"/>
+            </w:rPr>
+          </w:pPr>
+          <w:hyperlink w:anchor="_Toc223981347" w:history="1">
+            <w:r>
+              <w:rPr>
+                <w:rStyle w:val="Hipervnculo"/>
+                <w:rFonts w:cs="Times New Roman"/>
+                <w:noProof/>
+                <w:sz w:val="22"/>
+                <w:szCs w:val="22"/>
+              </w:rPr>
+              <w:t>MongoDB</w:t>
+            </w:r>
+            <w:r>
+              <w:rPr>
+                <w:rFonts w:cs="Times New Roman"/>
+                <w:noProof/>
+                <w:webHidden/>
+                <w:sz w:val="22"/>
+                <w:szCs w:val="22"/>
+              </w:rPr>
+              <w:tab/>
+            </w:r>
+            <w:r>
+              <w:rPr>
+                <w:rFonts w:cs="Times New Roman"/>
+                <w:noProof/>
+                <w:webHidden/>
+                <w:sz w:val="22"/>
+                <w:szCs w:val="22"/>
+              </w:rPr>
+              <w:fldChar w:fldCharType="begin"/>
+            </w:r>
+            <w:r>
+              <w:rPr>
+                <w:rFonts w:cs="Times New Roman"/>
+                <w:noProof/>
+                <w:webHidden/>
+                <w:sz w:val="22"/>
+                <w:szCs w:val="22"/>
+              </w:rPr>
+              <w:instrText xml:space="preserve"> PAGEREF _Toc223981347 \h </w:instrText>
+            </w:r>
+            <w:r>
+              <w:rPr>
+                <w:rFonts w:cs="Times New Roman"/>
+                <w:noProof/>
+                <w:webHidden/>
+                <w:sz w:val="22"/>
+                <w:szCs w:val="22"/>
+              </w:rPr>
+            </w:r>
+            <w:r>
+              <w:rPr>
+                <w:rFonts w:cs="Times New Roman"/>
+                <w:noProof/>
+                <w:webHidden/>
+                <w:sz w:val="22"/>
+                <w:szCs w:val="22"/>
+              </w:rPr>
+              <w:fldChar w:fldCharType="separate"/>
+            </w:r>
+            <w:r>
+              <w:rPr>
+                <w:rFonts w:cs="Times New Roman"/>
+                <w:noProof/>
+                <w:webHidden/>
+                <w:sz w:val="22"/>
+                <w:szCs w:val="22"/>
+              </w:rPr>
+              <w:t>23</w:t>
+            </w:r>
+            <w:r>
+              <w:rPr>
+                <w:rFonts w:cs="Times New Roman"/>
+                <w:noProof/>
+                <w:webHidden/>
+                <w:sz w:val="22"/>
+                <w:szCs w:val="22"/>
+              </w:rPr>
+              <w:fldChar w:fldCharType="end"/>
+            </w:r>
+          </w:hyperlink>
+        </w:p>
+        <w:p>
+          <w:pPr>
+            <w:pStyle w:val="TDC2"/>
+            <w:tabs>
+              <w:tab w:val="right" w:leader="dot" w:pos="9350"/>
+            </w:tabs>
+            <w:rPr>
+              <w:rFonts w:eastAsiaTheme="minorEastAsia" w:cs="Times New Roman"/>
+              <w:noProof/>
+              <w:sz w:val="22"/>
+              <w:szCs w:val="22"/>
+              <w:lang w:eastAsia="es-GT"/>
+            </w:rPr>
+          </w:pPr>
+          <w:hyperlink w:anchor="_Toc223981348" w:history="1">
+            <w:r>
+              <w:rPr>
+                <w:rStyle w:val="Hipervnculo"/>
+                <w:rFonts w:cs="Times New Roman"/>
+                <w:noProof/>
+                <w:sz w:val="22"/>
+                <w:szCs w:val="22"/>
+              </w:rPr>
+              <w:t>Seleccionamos la base de datos</w:t>
+            </w:r>
+            <w:r>
+              <w:rPr>
+                <w:rFonts w:cs="Times New Roman"/>
+                <w:noProof/>
+                <w:webHidden/>
+                <w:sz w:val="22"/>
+                <w:szCs w:val="22"/>
+              </w:rPr>
+              <w:tab/>
+            </w:r>
+            <w:r>
+              <w:rPr>
+                <w:rFonts w:cs="Times New Roman"/>
+                <w:noProof/>
+                <w:webHidden/>
+                <w:sz w:val="22"/>
+                <w:szCs w:val="22"/>
+              </w:rPr>
+              <w:fldChar w:fldCharType="begin"/>
+            </w:r>
+            <w:r>
+              <w:rPr>
+                <w:rFonts w:cs="Times New Roman"/>
+                <w:noProof/>
+                <w:webHidden/>
+                <w:sz w:val="22"/>
+                <w:szCs w:val="22"/>
+              </w:rPr>
+              <w:instrText xml:space="preserve"> PAGEREF _Toc223981348 \h </w:instrText>
+            </w:r>
+            <w:r>
+              <w:rPr>
+                <w:rFonts w:cs="Times New Roman"/>
+                <w:noProof/>
+                <w:webHidden/>
+                <w:sz w:val="22"/>
+                <w:szCs w:val="22"/>
+              </w:rPr>
+            </w:r>
+            <w:r>
+              <w:rPr>
+                <w:rFonts w:cs="Times New Roman"/>
+                <w:noProof/>
+                <w:webHidden/>
+                <w:sz w:val="22"/>
+                <w:szCs w:val="22"/>
+              </w:rPr>
+              <w:fldChar w:fldCharType="separate"/>
+            </w:r>
+            <w:r>
+              <w:rPr>
+                <w:rFonts w:cs="Times New Roman"/>
+                <w:noProof/>
+                <w:webHidden/>
+                <w:sz w:val="22"/>
+                <w:szCs w:val="22"/>
+              </w:rPr>
+              <w:t>24</w:t>
+            </w:r>
+            <w:r>
+              <w:rPr>
+                <w:rFonts w:cs="Times New Roman"/>
+                <w:noProof/>
+                <w:webHidden/>
+                <w:sz w:val="22"/>
+                <w:szCs w:val="22"/>
+              </w:rPr>
+              <w:fldChar w:fldCharType="end"/>
+            </w:r>
+          </w:hyperlink>
+        </w:p>
+        <w:p>
+          <w:pPr>
+            <w:pStyle w:val="TDC2"/>
+            <w:tabs>
+              <w:tab w:val="right" w:leader="dot" w:pos="9350"/>
+            </w:tabs>
+            <w:rPr>
+              <w:rFonts w:eastAsiaTheme="minorEastAsia" w:cs="Times New Roman"/>
+              <w:noProof/>
+              <w:sz w:val="22"/>
+              <w:szCs w:val="22"/>
+              <w:lang w:eastAsia="es-GT"/>
+            </w:rPr>
+          </w:pPr>
+          <w:hyperlink w:anchor="_Toc223981349" w:history="1">
+            <w:r>
+              <w:rPr>
+                <w:rStyle w:val="Hipervnculo"/>
+                <w:rFonts w:cs="Times New Roman"/>
+                <w:noProof/>
+                <w:sz w:val="22"/>
+                <w:szCs w:val="22"/>
+              </w:rPr>
+              <w:t>Creamos las colecciones</w:t>
+            </w:r>
+            <w:r>
+              <w:rPr>
+                <w:rFonts w:cs="Times New Roman"/>
+                <w:noProof/>
+                <w:webHidden/>
+                <w:sz w:val="22"/>
+                <w:szCs w:val="22"/>
+              </w:rPr>
+              <w:tab/>
+            </w:r>
+            <w:r>
+              <w:rPr>
+                <w:rFonts w:cs="Times New Roman"/>
+                <w:noProof/>
+                <w:webHidden/>
+                <w:sz w:val="22"/>
+                <w:szCs w:val="22"/>
+              </w:rPr>
+              <w:fldChar w:fldCharType="begin"/>
+            </w:r>
+            <w:r>
+              <w:rPr>
+                <w:rFonts w:cs="Times New Roman"/>
+                <w:noProof/>
+                <w:webHidden/>
+                <w:sz w:val="22"/>
+                <w:szCs w:val="22"/>
+              </w:rPr>
+              <w:instrText xml:space="preserve"> PAGEREF _Toc223981349 \h </w:instrText>
+            </w:r>
+            <w:r>
+              <w:rPr>
+                <w:rFonts w:cs="Times New Roman"/>
+                <w:noProof/>
+                <w:webHidden/>
+                <w:sz w:val="22"/>
+                <w:szCs w:val="22"/>
+              </w:rPr>
+            </w:r>
+            <w:r>
+              <w:rPr>
+                <w:rFonts w:cs="Times New Roman"/>
+                <w:noProof/>
+                <w:webHidden/>
+                <w:sz w:val="22"/>
+                <w:szCs w:val="22"/>
+              </w:rPr>
+              <w:fldChar w:fldCharType="separate"/>
+            </w:r>
+            <w:r>
+              <w:rPr>
+                <w:rFonts w:cs="Times New Roman"/>
+                <w:noProof/>
+                <w:webHidden/>
+                <w:sz w:val="22"/>
+                <w:szCs w:val="22"/>
+              </w:rPr>
+              <w:t>24</w:t>
+            </w:r>
+            <w:r>
+              <w:rPr>
+                <w:rFonts w:cs="Times New Roman"/>
+                <w:noProof/>
+                <w:webHidden/>
+                <w:sz w:val="22"/>
+                <w:szCs w:val="22"/>
+              </w:rPr>
+              <w:fldChar w:fldCharType="end"/>
+            </w:r>
+          </w:hyperlink>
+        </w:p>
+        <w:p>
+          <w:pPr>
+            <w:pStyle w:val="TDC2"/>
+            <w:tabs>
+              <w:tab w:val="right" w:leader="dot" w:pos="9350"/>
+            </w:tabs>
+            <w:rPr>
+              <w:rFonts w:eastAsiaTheme="minorEastAsia" w:cs="Times New Roman"/>
+              <w:noProof/>
+              <w:sz w:val="22"/>
+              <w:szCs w:val="22"/>
+              <w:lang w:eastAsia="es-GT"/>
+            </w:rPr>
+          </w:pPr>
+          <w:hyperlink w:anchor="_Toc223981350" w:history="1">
+            <w:r>
+              <w:rPr>
+                <w:rStyle w:val="Hipervnculo"/>
+                <w:rFonts w:cs="Times New Roman"/>
+                <w:b/>
+                <w:bCs/>
+                <w:noProof/>
+                <w:sz w:val="22"/>
+                <w:szCs w:val="22"/>
+              </w:rPr>
+              <w:t>Insertamos documentos de prueba</w:t>
+            </w:r>
+            <w:r>
+              <w:rPr>
+                <w:rFonts w:cs="Times New Roman"/>
+                <w:noProof/>
+                <w:webHidden/>
+                <w:sz w:val="22"/>
+                <w:szCs w:val="22"/>
+              </w:rPr>
+              <w:tab/>
+            </w:r>
+            <w:r>
+              <w:rPr>
+                <w:rFonts w:cs="Times New Roman"/>
+                <w:noProof/>
+                <w:webHidden/>
+                <w:sz w:val="22"/>
+                <w:szCs w:val="22"/>
+              </w:rPr>
+              <w:fldChar w:fldCharType="begin"/>
+            </w:r>
+            <w:r>
+              <w:rPr>
+                <w:rFonts w:cs="Times New Roman"/>
+                <w:noProof/>
+                <w:webHidden/>
+                <w:sz w:val="22"/>
+                <w:szCs w:val="22"/>
+              </w:rPr>
+              <w:instrText xml:space="preserve"> PAGEREF _Toc223981350 \h </w:instrText>
+            </w:r>
+            <w:r>
+              <w:rPr>
+                <w:rFonts w:cs="Times New Roman"/>
+                <w:noProof/>
+                <w:webHidden/>
+                <w:sz w:val="22"/>
+                <w:szCs w:val="22"/>
+              </w:rPr>
+            </w:r>
+            <w:r>
+              <w:rPr>
+                <w:rFonts w:cs="Times New Roman"/>
+                <w:noProof/>
+                <w:webHidden/>
+                <w:sz w:val="22"/>
+                <w:szCs w:val="22"/>
+              </w:rPr>
+              <w:fldChar w:fldCharType="separate"/>
+            </w:r>
+            <w:r>
+              <w:rPr>
+                <w:rFonts w:cs="Times New Roman"/>
+                <w:noProof/>
+                <w:webHidden/>
+                <w:sz w:val="22"/>
+                <w:szCs w:val="22"/>
+              </w:rPr>
+              <w:t>24</w:t>
+            </w:r>
+            <w:r>
+              <w:rPr>
+                <w:rFonts w:cs="Times New Roman"/>
+                <w:noProof/>
+                <w:webHidden/>
+                <w:sz w:val="22"/>
+                <w:szCs w:val="22"/>
+              </w:rPr>
+              <w:fldChar w:fldCharType="end"/>
+            </w:r>
+          </w:hyperlink>
+        </w:p>
+        <w:p>
+          <w:pPr>
+            <w:pStyle w:val="TDC2"/>
+            <w:tabs>
+              <w:tab w:val="right" w:leader="dot" w:pos="9350"/>
+            </w:tabs>
+            <w:rPr>
+              <w:rFonts w:eastAsiaTheme="minorEastAsia" w:cs="Times New Roman"/>
+              <w:noProof/>
+              <w:sz w:val="22"/>
+              <w:szCs w:val="22"/>
+              <w:lang w:eastAsia="es-GT"/>
+            </w:rPr>
+          </w:pPr>
+          <w:hyperlink w:anchor="_Toc223981351" w:history="1">
+            <w:r>
+              <w:rPr>
+                <w:rStyle w:val="Hipervnculo"/>
+                <w:rFonts w:cs="Times New Roman"/>
+                <w:b/>
+                <w:bCs/>
+                <w:noProof/>
+                <w:sz w:val="22"/>
+                <w:szCs w:val="22"/>
+              </w:rPr>
+              <w:t>Realizamos consultas básicas</w:t>
+            </w:r>
+            <w:r>
+              <w:rPr>
+                <w:rFonts w:cs="Times New Roman"/>
+                <w:noProof/>
+                <w:webHidden/>
+                <w:sz w:val="22"/>
+                <w:szCs w:val="22"/>
+              </w:rPr>
+              <w:tab/>
+            </w:r>
+            <w:r>
+              <w:rPr>
+                <w:rFonts w:cs="Times New Roman"/>
+                <w:noProof/>
+                <w:webHidden/>
+                <w:sz w:val="22"/>
+                <w:szCs w:val="22"/>
+              </w:rPr>
+              <w:fldChar w:fldCharType="begin"/>
+            </w:r>
+            <w:r>
+              <w:rPr>
+                <w:rFonts w:cs="Times New Roman"/>
+                <w:noProof/>
+                <w:webHidden/>
+                <w:sz w:val="22"/>
+                <w:szCs w:val="22"/>
+              </w:rPr>
+              <w:instrText xml:space="preserve"> PAGEREF _Toc223981351 \h </w:instrText>
+            </w:r>
+            <w:r>
+              <w:rPr>
+                <w:rFonts w:cs="Times New Roman"/>
+                <w:noProof/>
+                <w:webHidden/>
+                <w:sz w:val="22"/>
+                <w:szCs w:val="22"/>
+              </w:rPr>
+            </w:r>
+            <w:r>
+              <w:rPr>
+                <w:rFonts w:cs="Times New Roman"/>
+                <w:noProof/>
+                <w:webHidden/>
+                <w:sz w:val="22"/>
+                <w:szCs w:val="22"/>
+              </w:rPr>
+              <w:fldChar w:fldCharType="separate"/>
+            </w:r>
+            <w:r>
+              <w:rPr>
+                <w:rFonts w:cs="Times New Roman"/>
+                <w:noProof/>
+                <w:webHidden/>
+                <w:sz w:val="22"/>
+                <w:szCs w:val="22"/>
+              </w:rPr>
+              <w:t>25</w:t>
+            </w:r>
+            <w:r>
+              <w:rPr>
+                <w:rFonts w:cs="Times New Roman"/>
+                <w:noProof/>
+                <w:webHidden/>
+                <w:sz w:val="22"/>
+                <w:szCs w:val="22"/>
+              </w:rPr>
+              <w:fldChar w:fldCharType="end"/>
+            </w:r>
+          </w:hyperlink>
+        </w:p>
+        <w:p>
+          <w:pPr>
+            <w:pStyle w:val="TDC1"/>
+            <w:tabs>
+              <w:tab w:val="right" w:leader="dot" w:pos="9350"/>
+            </w:tabs>
+            <w:rPr>
+              <w:rFonts w:eastAsiaTheme="minorEastAsia" w:cs="Times New Roman"/>
+              <w:noProof/>
+              <w:sz w:val="22"/>
+              <w:szCs w:val="22"/>
+              <w:lang w:eastAsia="es-GT"/>
+            </w:rPr>
+          </w:pPr>
+          <w:hyperlink w:anchor="_Toc223981352" w:history="1">
+            <w:r>
+              <w:rPr>
+                <w:rStyle w:val="Hipervnculo"/>
+                <w:rFonts w:cs="Times New Roman"/>
+                <w:noProof/>
+                <w:sz w:val="22"/>
+                <w:szCs w:val="22"/>
+              </w:rPr>
+              <w:t>Justificación técnica</w:t>
+            </w:r>
+            <w:r>
+              <w:rPr>
+                <w:rFonts w:cs="Times New Roman"/>
+                <w:noProof/>
+                <w:webHidden/>
+                <w:sz w:val="22"/>
+                <w:szCs w:val="22"/>
+              </w:rPr>
+              <w:tab/>
+            </w:r>
+            <w:r>
+              <w:rPr>
+                <w:rFonts w:cs="Times New Roman"/>
+                <w:noProof/>
+                <w:webHidden/>
+                <w:sz w:val="22"/>
+                <w:szCs w:val="22"/>
+              </w:rPr>
+              <w:fldChar w:fldCharType="begin"/>
+            </w:r>
+            <w:r>
+              <w:rPr>
+                <w:rFonts w:cs="Times New Roman"/>
+                <w:noProof/>
+                <w:webHidden/>
+                <w:sz w:val="22"/>
+                <w:szCs w:val="22"/>
+              </w:rPr>
+              <w:instrText xml:space="preserve"> PAGEREF _Toc223981352 \h </w:instrText>
+            </w:r>
+            <w:r>
+              <w:rPr>
+                <w:rFonts w:cs="Times New Roman"/>
+                <w:noProof/>
+                <w:webHidden/>
+                <w:sz w:val="22"/>
+                <w:szCs w:val="22"/>
+              </w:rPr>
+            </w:r>
+            <w:r>
+              <w:rPr>
+                <w:rFonts w:cs="Times New Roman"/>
+                <w:noProof/>
+                <w:webHidden/>
+                <w:sz w:val="22"/>
+                <w:szCs w:val="22"/>
+              </w:rPr>
+              <w:fldChar w:fldCharType="separate"/>
+            </w:r>
+            <w:r>
+              <w:rPr>
+                <w:rFonts w:cs="Times New Roman"/>
+                <w:noProof/>
+                <w:webHidden/>
+                <w:sz w:val="22"/>
+                <w:szCs w:val="22"/>
+              </w:rPr>
+              <w:t>26</w:t>
+            </w:r>
+            <w:r>
+              <w:rPr>
+                <w:rFonts w:cs="Times New Roman"/>
+                <w:noProof/>
+                <w:webHidden/>
+                <w:sz w:val="22"/>
+                <w:szCs w:val="22"/>
+              </w:rPr>
+              <w:fldChar w:fldCharType="end"/>
+            </w:r>
+          </w:hyperlink>
+        </w:p>
+        <w:p>
+          <w:pPr>
+            <w:pStyle w:val="TDC1"/>
+            <w:tabs>
+              <w:tab w:val="right" w:leader="dot" w:pos="9350"/>
+            </w:tabs>
+            <w:rPr>
+              <w:rFonts w:eastAsiaTheme="minorEastAsia" w:cs="Times New Roman"/>
+              <w:noProof/>
+              <w:sz w:val="22"/>
+              <w:szCs w:val="22"/>
+              <w:lang w:eastAsia="es-GT"/>
+            </w:rPr>
+          </w:pPr>
+          <w:hyperlink w:anchor="_Toc223981353" w:history="1">
+            <w:r>
+              <w:rPr>
+                <w:rStyle w:val="Hipervnculo"/>
+                <w:rFonts w:cs="Times New Roman"/>
+                <w:noProof/>
+                <w:sz w:val="22"/>
+                <w:szCs w:val="22"/>
+              </w:rPr>
+              <w:t>Conclusión</w:t>
+            </w:r>
+            <w:r>
+              <w:rPr>
+                <w:rFonts w:cs="Times New Roman"/>
+                <w:noProof/>
+                <w:webHidden/>
+                <w:sz w:val="22"/>
+                <w:szCs w:val="22"/>
+              </w:rPr>
+              <w:tab/>
+            </w:r>
+            <w:r>
+              <w:rPr>
+                <w:rFonts w:cs="Times New Roman"/>
+                <w:noProof/>
+                <w:webHidden/>
+                <w:sz w:val="22"/>
+                <w:szCs w:val="22"/>
+              </w:rPr>
+              <w:fldChar w:fldCharType="begin"/>
+            </w:r>
+            <w:r>
+              <w:rPr>
+                <w:rFonts w:cs="Times New Roman"/>
+                <w:noProof/>
+                <w:webHidden/>
+                <w:sz w:val="22"/>
+                <w:szCs w:val="22"/>
+              </w:rPr>
+              <w:instrText xml:space="preserve"> PAGEREF _Toc223981353 \h </w:instrText>
+            </w:r>
+            <w:r>
+              <w:rPr>
+                <w:rFonts w:cs="Times New Roman"/>
+                <w:noProof/>
+                <w:webHidden/>
+                <w:sz w:val="22"/>
+                <w:szCs w:val="22"/>
+              </w:rPr>
+            </w:r>
+            <w:r>
+              <w:rPr>
+                <w:rFonts w:cs="Times New Roman"/>
+                <w:noProof/>
+                <w:webHidden/>
+                <w:sz w:val="22"/>
+                <w:szCs w:val="22"/>
+              </w:rPr>
+              <w:fldChar w:fldCharType="separate"/>
+            </w:r>
+            <w:r>
+              <w:rPr>
+                <w:rFonts w:cs="Times New Roman"/>
+                <w:noProof/>
+                <w:webHidden/>
+                <w:sz w:val="22"/>
+                <w:szCs w:val="22"/>
+              </w:rPr>
+              <w:t>27</w:t>
+            </w:r>
+            <w:r>
+              <w:rPr>
+                <w:rFonts w:cs="Times New Roman"/>
+                <w:noProof/>
+                <w:webHidden/>
+                <w:sz w:val="22"/>
+                <w:szCs w:val="22"/>
+              </w:rPr>
+              <w:fldChar w:fldCharType="end"/>
+            </w:r>
+          </w:hyperlink>
+        </w:p>
+        <w:p>
+          <w:r>
+            <w:rPr>
+              <w:rFonts w:cs="Times New Roman"/>
+              <w:b/>
+              <w:bCs/>
+              <w:sz w:val="20"/>
+              <w:szCs w:val="20"/>
+              <w:lang w:val="es-ES"/>
+            </w:rPr>
+            <w:fldChar w:fldCharType="end"/>
+          </w:r>
+        </w:p>
+      </w:sdtContent>
+    </w:sdt>
     <w:p>
       <w:pPr>
         <w:pStyle w:val="Ttulo1"/>
@@ -448,6 +3555,7 @@
           <w:color w:val="auto"/>
         </w:rPr>
       </w:pPr>
+      <w:bookmarkStart w:id="0" w:name="_Toc223981323"/>
       <w:r>
         <w:rPr>
           <w:color w:val="auto"/>
@@ -455,6 +3563,7 @@
         <w:lastRenderedPageBreak/>
         <w:t>Introducción</w:t>
       </w:r>
+      <w:bookmarkEnd w:id="0"/>
     </w:p>
     <w:p>
       <w:pPr>
@@ -474,12 +3583,14 @@
           <w:color w:val="auto"/>
         </w:rPr>
       </w:pPr>
+      <w:bookmarkStart w:id="1" w:name="_Toc223981324"/>
       <w:r>
         <w:rPr>
           <w:color w:val="auto"/>
         </w:rPr>
         <w:t>Objetivo del proyecto</w:t>
       </w:r>
+      <w:bookmarkEnd w:id="1"/>
     </w:p>
     <w:p>
       <w:pPr>
@@ -591,12 +3702,14 @@
           <w:color w:val="auto"/>
         </w:rPr>
       </w:pPr>
+      <w:bookmarkStart w:id="2" w:name="_Toc223981325"/>
       <w:r>
         <w:rPr>
           <w:color w:val="auto"/>
         </w:rPr>
         <w:t>Alcance</w:t>
       </w:r>
+      <w:bookmarkEnd w:id="2"/>
     </w:p>
     <w:p>
       <w:pPr>
@@ -686,12 +3799,14 @@
           <w:color w:val="auto"/>
         </w:rPr>
       </w:pPr>
+      <w:bookmarkStart w:id="3" w:name="_Toc223981326"/>
       <w:r>
         <w:rPr>
           <w:color w:val="auto"/>
         </w:rPr>
         <w:t>Descripción del sistema</w:t>
       </w:r>
+      <w:bookmarkEnd w:id="3"/>
     </w:p>
     <w:p>
       <w:pPr>
@@ -708,6 +3823,7 @@
           <w:color w:val="auto"/>
         </w:rPr>
       </w:pPr>
+      <w:bookmarkStart w:id="4" w:name="_Toc223981327"/>
       <w:r>
         <w:rPr>
           <w:color w:val="auto"/>
@@ -715,6 +3831,7 @@
         <w:lastRenderedPageBreak/>
         <w:t>Requerimientos</w:t>
       </w:r>
+      <w:bookmarkEnd w:id="4"/>
     </w:p>
     <w:p>
       <w:pPr>
@@ -723,12 +3840,14 @@
           <w:color w:val="auto"/>
         </w:rPr>
       </w:pPr>
+      <w:bookmarkStart w:id="5" w:name="_Toc223981328"/>
       <w:r>
         <w:rPr>
           <w:color w:val="auto"/>
         </w:rPr>
         <w:t>Requerimientos Funcionales</w:t>
       </w:r>
+      <w:bookmarkEnd w:id="5"/>
     </w:p>
     <w:p>
       <w:pPr>
@@ -1403,12 +4522,14 @@
           <w:color w:val="auto"/>
         </w:rPr>
       </w:pPr>
+      <w:bookmarkStart w:id="6" w:name="_Toc223981329"/>
       <w:r>
         <w:rPr>
           <w:color w:val="auto"/>
         </w:rPr>
         <w:t>Requerimientos No Funcionales</w:t>
       </w:r>
+      <w:bookmarkEnd w:id="6"/>
     </w:p>
     <w:p>
       <w:pPr>
@@ -1533,6 +4654,7 @@
           <w:color w:val="auto"/>
         </w:rPr>
       </w:pPr>
+      <w:bookmarkStart w:id="7" w:name="_Toc223981330"/>
       <w:r>
         <w:rPr>
           <w:color w:val="auto"/>
@@ -1540,6 +4662,7 @@
         <w:lastRenderedPageBreak/>
         <w:t>Diseño del sistema</w:t>
       </w:r>
+      <w:bookmarkEnd w:id="7"/>
     </w:p>
     <w:p>
       <w:pPr>
@@ -1559,12 +4682,14 @@
           <w:color w:val="auto"/>
         </w:rPr>
       </w:pPr>
+      <w:bookmarkStart w:id="8" w:name="_Toc223981331"/>
       <w:r>
         <w:rPr>
           <w:color w:val="auto"/>
         </w:rPr>
         <w:t>Diagrama Entidad-Relación</w:t>
       </w:r>
+      <w:bookmarkEnd w:id="8"/>
     </w:p>
     <w:p>
       <w:pPr>
@@ -1602,7 +4727,7 @@
                     </pic:cNvPicPr>
                   </pic:nvPicPr>
                   <pic:blipFill>
-                    <a:blip r:embed="rId8">
+                    <a:blip r:embed="rId9">
                       <a:extLst>
                         <a:ext uri="{28A0092B-C50C-407E-A947-70E740481C1C}">
                           <a14:useLocalDpi xmlns:a14="http://schemas.microsoft.com/office/drawing/2010/main" val="0"/>
@@ -1641,12 +4766,14 @@
           <w:color w:val="auto"/>
         </w:rPr>
       </w:pPr>
+      <w:bookmarkStart w:id="9" w:name="_Toc223981332"/>
       <w:r>
         <w:rPr>
           <w:color w:val="auto"/>
         </w:rPr>
         <w:t>Explicación Relaciones</w:t>
       </w:r>
+      <w:bookmarkEnd w:id="9"/>
     </w:p>
     <w:p>
       <w:pPr>
@@ -1833,6 +4960,7 @@
           <w:color w:val="auto"/>
         </w:rPr>
       </w:pPr>
+      <w:bookmarkStart w:id="10" w:name="_Toc223981333"/>
       <w:r>
         <w:rPr>
           <w:color w:val="auto"/>
@@ -1840,6 +4968,7 @@
         <w:lastRenderedPageBreak/>
         <w:t>Diseño Lógico</w:t>
       </w:r>
+      <w:bookmarkEnd w:id="10"/>
     </w:p>
     <w:p>
       <w:pPr>
@@ -5375,6 +8504,7 @@
           <w:color w:val="auto"/>
         </w:rPr>
       </w:pPr>
+      <w:bookmarkStart w:id="11" w:name="_Toc223981334"/>
       <w:r>
         <w:rPr>
           <w:color w:val="auto"/>
@@ -5382,6 +8512,7 @@
         <w:lastRenderedPageBreak/>
         <w:t>Composición de las tablas</w:t>
       </w:r>
+      <w:bookmarkEnd w:id="11"/>
     </w:p>
     <w:p>
       <w:pPr>
@@ -5576,6 +8707,7 @@
           <w:color w:val="auto"/>
         </w:rPr>
       </w:pPr>
+      <w:bookmarkStart w:id="12" w:name="_Toc223981335"/>
       <w:r>
         <w:rPr>
           <w:color w:val="auto"/>
@@ -5590,6 +8722,7 @@
         </w:rPr>
         <w:t>Workbench</w:t>
       </w:r>
+      <w:bookmarkEnd w:id="12"/>
       <w:proofErr w:type="spellEnd"/>
     </w:p>
     <w:p>
@@ -5628,6 +8761,7 @@
           <w:color w:val="auto"/>
         </w:rPr>
       </w:pPr>
+      <w:bookmarkStart w:id="13" w:name="_Toc223981336"/>
       <w:r>
         <w:rPr>
           <w:b/>
@@ -5636,6 +8770,7 @@
         </w:rPr>
         <w:t>Creación base de datos:</w:t>
       </w:r>
+      <w:bookmarkEnd w:id="13"/>
     </w:p>
     <w:p>
       <w:pPr>
@@ -5812,6 +8947,7 @@
           <w:color w:val="auto"/>
         </w:rPr>
       </w:pPr>
+      <w:bookmarkStart w:id="14" w:name="_Toc223981337"/>
       <w:r>
         <w:rPr>
           <w:b/>
@@ -5820,6 +8956,7 @@
         </w:rPr>
         <w:t>Creación tabla rol:</w:t>
       </w:r>
+      <w:bookmarkEnd w:id="14"/>
     </w:p>
     <w:p>
       <w:pPr>
@@ -6142,6 +9279,7 @@
           <w:color w:val="auto"/>
         </w:rPr>
       </w:pPr>
+      <w:bookmarkStart w:id="15" w:name="_Toc223981338"/>
       <w:r>
         <w:rPr>
           <w:b/>
@@ -6166,6 +9304,7 @@
         </w:rPr>
         <w:t>:</w:t>
       </w:r>
+      <w:bookmarkEnd w:id="15"/>
     </w:p>
     <w:p>
       <w:pPr>
@@ -6627,6 +9766,7 @@
           <w:color w:val="auto"/>
         </w:rPr>
       </w:pPr>
+      <w:bookmarkStart w:id="16" w:name="_Toc223981339"/>
       <w:r>
         <w:rPr>
           <w:b/>
@@ -6636,6 +9776,7 @@
         <w:lastRenderedPageBreak/>
         <w:t>Creación tabla producto:</w:t>
       </w:r>
+      <w:bookmarkEnd w:id="16"/>
     </w:p>
     <w:p>
       <w:pPr>
@@ -7073,6 +10214,7 @@
           <w:color w:val="auto"/>
         </w:rPr>
       </w:pPr>
+      <w:bookmarkStart w:id="17" w:name="_Toc223981340"/>
       <w:r>
         <w:rPr>
           <w:b/>
@@ -7097,6 +10239,7 @@
         </w:rPr>
         <w:t>:</w:t>
       </w:r>
+      <w:bookmarkEnd w:id="17"/>
     </w:p>
     <w:p>
       <w:pPr>
@@ -7418,6 +10561,7 @@
           <w:color w:val="auto"/>
         </w:rPr>
       </w:pPr>
+      <w:bookmarkStart w:id="18" w:name="_Toc223981341"/>
       <w:r>
         <w:rPr>
           <w:b/>
@@ -7426,6 +10570,7 @@
         </w:rPr>
         <w:t>Creación tabla inventario:</w:t>
       </w:r>
+      <w:bookmarkEnd w:id="18"/>
     </w:p>
     <w:p>
       <w:pPr>
@@ -7975,6 +11120,7 @@
           <w:color w:val="auto"/>
         </w:rPr>
       </w:pPr>
+      <w:bookmarkStart w:id="19" w:name="_Toc223981342"/>
       <w:r>
         <w:rPr>
           <w:b/>
@@ -7984,6 +11130,7 @@
         <w:lastRenderedPageBreak/>
         <w:t>Creación tabla venta:</w:t>
       </w:r>
+      <w:bookmarkEnd w:id="19"/>
     </w:p>
     <w:p>
       <w:pPr>
@@ -8337,6 +11484,7 @@
           <w:color w:val="auto"/>
         </w:rPr>
       </w:pPr>
+      <w:bookmarkStart w:id="20" w:name="_Toc223981343"/>
       <w:r>
         <w:rPr>
           <w:b/>
@@ -8363,6 +11511,7 @@
         </w:rPr>
         <w:t>:</w:t>
       </w:r>
+      <w:bookmarkEnd w:id="20"/>
     </w:p>
     <w:p>
       <w:pPr>
@@ -8910,6 +12059,7 @@
           <w:color w:val="auto"/>
         </w:rPr>
       </w:pPr>
+      <w:bookmarkStart w:id="21" w:name="_Toc223981344"/>
       <w:r>
         <w:rPr>
           <w:b/>
@@ -8937,6 +12087,7 @@
         </w:rPr>
         <w:t xml:space="preserve"> en SQL</w:t>
       </w:r>
+      <w:bookmarkEnd w:id="21"/>
     </w:p>
     <w:p/>
     <w:p>
@@ -12710,15 +15861,13 @@
                 <w:rFonts w:ascii="Consolas" w:hAnsi="Consolas"/>
                 <w:sz w:val="20"/>
                 <w:szCs w:val="20"/>
-                <w:lang w:val="en-US"/>
-              </w:rPr>
-            </w:pPr>
-            <w:r>
-              <w:rPr>
-                <w:rFonts w:ascii="Consolas" w:hAnsi="Consolas"/>
-                <w:sz w:val="20"/>
-                <w:szCs w:val="20"/>
-                <w:lang w:val="en-US"/>
+              </w:rPr>
+            </w:pPr>
+            <w:r>
+              <w:rPr>
+                <w:rFonts w:ascii="Consolas" w:hAnsi="Consolas"/>
+                <w:sz w:val="20"/>
+                <w:szCs w:val="20"/>
               </w:rPr>
               <w:t xml:space="preserve">WHERE </w:t>
             </w:r>
@@ -12728,7 +15877,6 @@
                 <w:rFonts w:ascii="Consolas" w:hAnsi="Consolas"/>
                 <w:sz w:val="20"/>
                 <w:szCs w:val="20"/>
-                <w:lang w:val="en-US"/>
               </w:rPr>
               <w:t>id_venta</w:t>
             </w:r>
@@ -12738,7 +15886,6 @@
                 <w:rFonts w:ascii="Consolas" w:hAnsi="Consolas"/>
                 <w:sz w:val="20"/>
                 <w:szCs w:val="20"/>
-                <w:lang w:val="en-US"/>
               </w:rPr>
               <w:t xml:space="preserve"> = </w:t>
             </w:r>
@@ -12748,7 +15895,6 @@
                 <w:rFonts w:ascii="Consolas" w:hAnsi="Consolas"/>
                 <w:sz w:val="20"/>
                 <w:szCs w:val="20"/>
-                <w:lang w:val="en-US"/>
               </w:rPr>
               <w:t>new.id_venta</w:t>
             </w:r>
@@ -13131,6 +16277,7 @@
           <w:color w:val="auto"/>
         </w:rPr>
       </w:pPr>
+      <w:bookmarkStart w:id="22" w:name="_Toc223981345"/>
       <w:r>
         <w:rPr>
           <w:b/>
@@ -13140,6 +16287,7 @@
         <w:lastRenderedPageBreak/>
         <w:t>Creación de índices</w:t>
       </w:r>
+      <w:bookmarkEnd w:id="22"/>
     </w:p>
     <w:p>
       <w:r>
@@ -13629,6 +16777,7 @@
           <w:color w:val="auto"/>
         </w:rPr>
       </w:pPr>
+      <w:bookmarkStart w:id="23" w:name="_Toc223981346"/>
       <w:r>
         <w:rPr>
           <w:b/>
@@ -13638,6 +16787,7 @@
         <w:lastRenderedPageBreak/>
         <w:t>Creación de Vistas y Procedimientos</w:t>
       </w:r>
+      <w:bookmarkEnd w:id="23"/>
     </w:p>
     <w:tbl>
       <w:tblPr>
@@ -13933,25 +17083,31 @@
                 <w:rFonts w:ascii="Consolas" w:hAnsi="Consolas"/>
                 <w:sz w:val="20"/>
                 <w:szCs w:val="20"/>
-                <w:lang w:val="en-US"/>
-              </w:rPr>
-            </w:pPr>
-            <w:r>
-              <w:rPr>
-                <w:rFonts w:ascii="Consolas" w:hAnsi="Consolas"/>
-                <w:sz w:val="20"/>
-                <w:szCs w:val="20"/>
-                <w:lang w:val="en-US"/>
-              </w:rPr>
-              <w:t xml:space="preserve">    DECLARE </w:t>
-            </w:r>
-            <w:proofErr w:type="spellStart"/>
-            <w:r>
-              <w:rPr>
-                <w:rFonts w:ascii="Consolas" w:hAnsi="Consolas"/>
-                <w:sz w:val="20"/>
-                <w:szCs w:val="20"/>
-                <w:lang w:val="en-US"/>
+              </w:rPr>
+            </w:pPr>
+            <w:r>
+              <w:rPr>
+                <w:rFonts w:ascii="Consolas" w:hAnsi="Consolas"/>
+                <w:sz w:val="20"/>
+                <w:szCs w:val="20"/>
+                <w:lang w:val="en-US"/>
+              </w:rPr>
+              <w:t xml:space="preserve">    </w:t>
+            </w:r>
+            <w:r>
+              <w:rPr>
+                <w:rFonts w:ascii="Consolas" w:hAnsi="Consolas"/>
+                <w:sz w:val="20"/>
+                <w:szCs w:val="20"/>
+              </w:rPr>
+              <w:t xml:space="preserve">DECLARE </w:t>
+            </w:r>
+            <w:proofErr w:type="spellStart"/>
+            <w:r>
+              <w:rPr>
+                <w:rFonts w:ascii="Consolas" w:hAnsi="Consolas"/>
+                <w:sz w:val="20"/>
+                <w:szCs w:val="20"/>
               </w:rPr>
               <w:t>v_precio</w:t>
             </w:r>
@@ -13961,59 +17117,35 @@
                 <w:rFonts w:ascii="Consolas" w:hAnsi="Consolas"/>
                 <w:sz w:val="20"/>
                 <w:szCs w:val="20"/>
-                <w:lang w:val="en-US"/>
-              </w:rPr>
-              <w:t xml:space="preserve"> </w:t>
-            </w:r>
-            <w:proofErr w:type="gramStart"/>
-            <w:r>
-              <w:rPr>
-                <w:rFonts w:ascii="Consolas" w:hAnsi="Consolas"/>
-                <w:sz w:val="20"/>
-                <w:szCs w:val="20"/>
-                <w:lang w:val="en-US"/>
-              </w:rPr>
-              <w:t>DECIMAL(</w:t>
-            </w:r>
-            <w:proofErr w:type="gramEnd"/>
-            <w:r>
-              <w:rPr>
-                <w:rFonts w:ascii="Consolas" w:hAnsi="Consolas"/>
-                <w:sz w:val="20"/>
-                <w:szCs w:val="20"/>
-                <w:lang w:val="en-US"/>
-              </w:rPr>
-              <w:t xml:space="preserve">10,2) DEFAULT </w:t>
-            </w:r>
-            <w:proofErr w:type="gramStart"/>
-            <w:r>
-              <w:rPr>
-                <w:rFonts w:ascii="Consolas" w:hAnsi="Consolas"/>
-                <w:sz w:val="20"/>
-                <w:szCs w:val="20"/>
-                <w:lang w:val="en-US"/>
-              </w:rPr>
-              <w:t>NULL;</w:t>
-            </w:r>
-            <w:proofErr w:type="gramEnd"/>
-          </w:p>
-          <w:p>
-            <w:pPr>
-              <w:rPr>
-                <w:rFonts w:ascii="Consolas" w:hAnsi="Consolas"/>
-                <w:sz w:val="20"/>
-                <w:szCs w:val="20"/>
-                <w:lang w:val="en-US"/>
-              </w:rPr>
-            </w:pPr>
-            <w:r>
-              <w:rPr>
-                <w:rFonts w:ascii="Consolas" w:hAnsi="Consolas"/>
-                <w:sz w:val="20"/>
-                <w:szCs w:val="20"/>
-                <w:lang w:val="en-US"/>
-              </w:rPr>
-              <w:t xml:space="preserve">    DECLARE </w:t>
+              </w:rPr>
+              <w:t xml:space="preserve"> DECIMAL(10,2) DEFAULT NULL;</w:t>
+            </w:r>
+          </w:p>
+          <w:p>
+            <w:pPr>
+              <w:rPr>
+                <w:rFonts w:ascii="Consolas" w:hAnsi="Consolas"/>
+                <w:sz w:val="20"/>
+                <w:szCs w:val="20"/>
+                <w:lang w:val="en-US"/>
+              </w:rPr>
+            </w:pPr>
+            <w:r>
+              <w:rPr>
+                <w:rFonts w:ascii="Consolas" w:hAnsi="Consolas"/>
+                <w:sz w:val="20"/>
+                <w:szCs w:val="20"/>
+              </w:rPr>
+              <w:t xml:space="preserve">    </w:t>
+            </w:r>
+            <w:r>
+              <w:rPr>
+                <w:rFonts w:ascii="Consolas" w:hAnsi="Consolas"/>
+                <w:sz w:val="20"/>
+                <w:szCs w:val="20"/>
+                <w:lang w:val="en-US"/>
+              </w:rPr>
+              <w:t xml:space="preserve">DECLARE </w:t>
             </w:r>
             <w:proofErr w:type="spellStart"/>
             <w:r>
@@ -16707,12 +19839,14 @@
           <w:color w:val="auto"/>
         </w:rPr>
       </w:pPr>
+      <w:bookmarkStart w:id="24" w:name="_Toc223981347"/>
       <w:r>
         <w:rPr>
           <w:color w:val="auto"/>
         </w:rPr>
         <w:t>MongoDB</w:t>
       </w:r>
+      <w:bookmarkEnd w:id="24"/>
     </w:p>
     <w:p>
       <w:pPr>
@@ -16807,12 +19941,14 @@
           <w:color w:val="auto"/>
         </w:rPr>
       </w:pPr>
+      <w:bookmarkStart w:id="25" w:name="_Toc223981348"/>
       <w:r>
         <w:rPr>
           <w:color w:val="auto"/>
         </w:rPr>
         <w:t>Seleccionamos la base de datos</w:t>
       </w:r>
+      <w:bookmarkEnd w:id="25"/>
     </w:p>
     <w:p>
       <w:pPr>
@@ -16856,7 +19992,7 @@
                     <pic:cNvPicPr/>
                   </pic:nvPicPr>
                   <pic:blipFill>
-                    <a:blip r:embed="rId9"/>
+                    <a:blip r:embed="rId10"/>
                     <a:stretch>
                       <a:fillRect/>
                     </a:stretch>
@@ -16892,12 +20028,14 @@
           <w:color w:val="auto"/>
         </w:rPr>
       </w:pPr>
+      <w:bookmarkStart w:id="26" w:name="_Toc223981349"/>
       <w:r>
         <w:rPr>
           <w:color w:val="auto"/>
         </w:rPr>
         <w:t>Creamos las colecciones</w:t>
       </w:r>
+      <w:bookmarkEnd w:id="26"/>
     </w:p>
     <w:p>
       <w:pPr>
@@ -17059,7 +20197,7 @@
                     <pic:cNvPicPr/>
                   </pic:nvPicPr>
                   <pic:blipFill>
-                    <a:blip r:embed="rId10">
+                    <a:blip r:embed="rId11">
                       <a:extLst>
                         <a:ext uri="{28A0092B-C50C-407E-A947-70E740481C1C}">
                           <a14:useLocalDpi xmlns:a14="http://schemas.microsoft.com/office/drawing/2010/main" val="0"/>
@@ -17110,13 +20248,23 @@
           <w:color w:val="auto"/>
         </w:rPr>
       </w:pPr>
+      <w:bookmarkStart w:id="27" w:name="_Toc223981350"/>
       <w:r>
         <w:rPr>
           <w:b/>
           <w:bCs/>
           <w:color w:val="auto"/>
         </w:rPr>
-        <w:t xml:space="preserve">Insertamos documentos de prueba </w:t>
+        <w:t>Insertamos documentos de prueba</w:t>
+      </w:r>
+      <w:bookmarkEnd w:id="27"/>
+      <w:r>
+        <w:rPr>
+          <w:b/>
+          <w:bCs/>
+          <w:color w:val="auto"/>
+        </w:rPr>
+        <w:t xml:space="preserve"> </w:t>
       </w:r>
     </w:p>
     <w:p>
@@ -17356,7 +20504,7 @@
                     <pic:cNvPicPr/>
                   </pic:nvPicPr>
                   <pic:blipFill>
-                    <a:blip r:embed="rId11"/>
+                    <a:blip r:embed="rId12"/>
                     <a:stretch>
                       <a:fillRect/>
                     </a:stretch>
@@ -17397,13 +20545,23 @@
           <w:color w:val="auto"/>
         </w:rPr>
       </w:pPr>
+      <w:bookmarkStart w:id="28" w:name="_Toc223981351"/>
       <w:r>
         <w:rPr>
           <w:b/>
           <w:bCs/>
           <w:color w:val="auto"/>
         </w:rPr>
-        <w:t xml:space="preserve">Realizamos consultas básicas </w:t>
+        <w:t>Realizamos consultas básicas</w:t>
+      </w:r>
+      <w:bookmarkEnd w:id="28"/>
+      <w:r>
+        <w:rPr>
+          <w:b/>
+          <w:bCs/>
+          <w:color w:val="auto"/>
+        </w:rPr>
+        <w:t xml:space="preserve"> </w:t>
       </w:r>
     </w:p>
     <w:p>
@@ -17520,7 +20678,7 @@
                     <pic:cNvPicPr/>
                   </pic:nvPicPr>
                   <pic:blipFill>
-                    <a:blip r:embed="rId12"/>
+                    <a:blip r:embed="rId13"/>
                     <a:stretch>
                       <a:fillRect/>
                     </a:stretch>
@@ -17648,6 +20806,7 @@
           <w:color w:val="auto"/>
         </w:rPr>
       </w:pPr>
+      <w:bookmarkStart w:id="29" w:name="_Toc223981352"/>
       <w:r>
         <w:rPr>
           <w:color w:val="auto"/>
@@ -17660,6 +20819,7 @@
         </w:rPr>
         <w:t>técnica</w:t>
       </w:r>
+      <w:bookmarkEnd w:id="29"/>
       <w:r>
         <w:rPr>
           <w:color w:val="auto"/>
@@ -17725,6 +20885,7 @@
           <w:color w:val="auto"/>
         </w:rPr>
       </w:pPr>
+      <w:bookmarkStart w:id="30" w:name="_Toc223981353"/>
       <w:r>
         <w:rPr>
           <w:color w:val="auto"/>
@@ -17732,6 +20893,7 @@
         <w:lastRenderedPageBreak/>
         <w:t>Conclusión</w:t>
       </w:r>
+      <w:bookmarkEnd w:id="30"/>
     </w:p>
     <w:p>
       <w:pPr>
@@ -20879,6 +24041,75 @@
     <w:uiPriority w:val="99"/>
     <w:rsid w:val="00DF526E"/>
   </w:style>
+  <w:style w:type="paragraph" w:styleId="TtuloTDC">
+    <w:name w:val="TOC Heading"/>
+    <w:basedOn w:val="Ttulo1"/>
+    <w:next w:val="Normal"/>
+    <w:uiPriority w:val="39"/>
+    <w:unhideWhenUsed/>
+    <w:qFormat/>
+    <w:rsid w:val="00853F25"/>
+    <w:pPr>
+      <w:spacing w:before="240" w:after="0" w:line="259" w:lineRule="auto"/>
+      <w:outlineLvl w:val="9"/>
+    </w:pPr>
+    <w:rPr>
+      <w:kern w:val="0"/>
+      <w:sz w:val="32"/>
+      <w:szCs w:val="32"/>
+      <w:lang w:eastAsia="es-GT"/>
+      <w14:ligatures w14:val="none"/>
+    </w:rPr>
+  </w:style>
+  <w:style w:type="paragraph" w:styleId="TDC1">
+    <w:name w:val="toc 1"/>
+    <w:basedOn w:val="Normal"/>
+    <w:next w:val="Normal"/>
+    <w:autoRedefine/>
+    <w:uiPriority w:val="39"/>
+    <w:unhideWhenUsed/>
+    <w:rsid w:val="00853F25"/>
+    <w:pPr>
+      <w:spacing w:after="100"/>
+    </w:pPr>
+  </w:style>
+  <w:style w:type="paragraph" w:styleId="TDC2">
+    <w:name w:val="toc 2"/>
+    <w:basedOn w:val="Normal"/>
+    <w:next w:val="Normal"/>
+    <w:autoRedefine/>
+    <w:uiPriority w:val="39"/>
+    <w:unhideWhenUsed/>
+    <w:rsid w:val="00853F25"/>
+    <w:pPr>
+      <w:spacing w:after="100"/>
+      <w:ind w:left="240"/>
+    </w:pPr>
+  </w:style>
+  <w:style w:type="paragraph" w:styleId="TDC3">
+    <w:name w:val="toc 3"/>
+    <w:basedOn w:val="Normal"/>
+    <w:next w:val="Normal"/>
+    <w:autoRedefine/>
+    <w:uiPriority w:val="39"/>
+    <w:unhideWhenUsed/>
+    <w:rsid w:val="00853F25"/>
+    <w:pPr>
+      <w:spacing w:after="100"/>
+      <w:ind w:left="480"/>
+    </w:pPr>
+  </w:style>
+  <w:style w:type="character" w:styleId="Hipervnculo">
+    <w:name w:val="Hyperlink"/>
+    <w:basedOn w:val="Fuentedeprrafopredeter"/>
+    <w:uiPriority w:val="99"/>
+    <w:unhideWhenUsed/>
+    <w:rsid w:val="00853F25"/>
+    <w:rPr>
+      <w:color w:val="467886" w:themeColor="hyperlink"/>
+      <w:u w:val="single"/>
+    </w:rPr>
+  </w:style>
 </w:styles>
 </file>
 
@@ -21175,4 +24406,16 @@
     </a:ext>
   </a:extLst>
 </a:theme>
+</file>
+
+<file path=customXml/item1.xml><?xml version="1.0" encoding="utf-8"?>
+<b:Sources xmlns:b="http://schemas.openxmlformats.org/officeDocument/2006/bibliography" xmlns="http://schemas.openxmlformats.org/officeDocument/2006/bibliography" SelectedStyle="\APASixthEditionOfficeOnline.xsl" StyleName="APA" Version="6"/>
+</file>
+
+<file path=customXml/itemProps1.xml><?xml version="1.0" encoding="utf-8"?>
+<ds:datastoreItem xmlns:ds="http://schemas.openxmlformats.org/officeDocument/2006/customXml" ds:itemID="{4DF2ABD0-8BC5-4AB4-846F-507F55C0965D}">
+  <ds:schemaRefs>
+    <ds:schemaRef ds:uri="http://schemas.openxmlformats.org/officeDocument/2006/bibliography"/>
+  </ds:schemaRefs>
+</ds:datastoreItem>
 </file>
--- a/Documentacion/ProyectoBDIII.docx
+++ b/Documentacion/ProyectoBDIII.docx
@@ -444,9 +444,13 @@
     <w:sdt>
       <w:sdtPr>
         <w:rPr>
+          <w:rFonts w:ascii="Times New Roman" w:eastAsia="Batang" w:hAnsi="Times New Roman" w:cstheme="minorBidi"/>
+          <w:color w:val="auto"/>
+          <w:kern w:val="2"/>
           <w:sz w:val="28"/>
           <w:szCs w:val="28"/>
-          <w:lang w:val="es-ES"/>
+          <w:lang w:val="es-ES" w:eastAsia="en-US"/>
+          <w14:ligatures w14:val="standardContextual"/>
         </w:rPr>
         <w:id w:val="640549845"/>
         <w:docPartObj>
@@ -456,15 +460,10 @@
       </w:sdtPr>
       <w:sdtEndPr>
         <w:rPr>
-          <w:rFonts w:ascii="Times New Roman" w:eastAsia="Batang" w:hAnsi="Times New Roman" w:cstheme="minorBidi"/>
           <w:b/>
           <w:bCs/>
-          <w:color w:val="auto"/>
-          <w:kern w:val="2"/>
           <w:sz w:val="24"/>
           <w:szCs w:val="24"/>
-          <w:lang w:eastAsia="en-US"/>
-          <w14:ligatures w14:val="standardContextual"/>
         </w:rPr>
       </w:sdtEndPr>
       <w:sdtContent>
@@ -534,27 +533,7 @@
                 <w:sz w:val="22"/>
                 <w:szCs w:val="22"/>
               </w:rPr>
-              <w:t>Introducci</w:t>
-            </w:r>
-            <w:r>
-              <w:rPr>
-                <w:rStyle w:val="Hipervnculo"/>
-                <w:rFonts w:cs="Times New Roman"/>
-                <w:noProof/>
-                <w:sz w:val="22"/>
-                <w:szCs w:val="22"/>
-              </w:rPr>
-              <w:t>ó</w:t>
-            </w:r>
-            <w:r>
-              <w:rPr>
-                <w:rStyle w:val="Hipervnculo"/>
-                <w:rFonts w:cs="Times New Roman"/>
-                <w:noProof/>
-                <w:sz w:val="22"/>
-                <w:szCs w:val="22"/>
-              </w:rPr>
-              <w:t>n</w:t>
+              <w:t>Introducción</w:t>
             </w:r>
             <w:r>
               <w:rPr>
@@ -4710,10 +4689,10 @@
           <w:szCs w:val="32"/>
         </w:rPr>
         <w:drawing>
-          <wp:inline distT="0" distB="0" distL="0" distR="0" wp14:anchorId="6DB0760B" wp14:editId="25AD6807">
-            <wp:extent cx="5935345" cy="2353945"/>
-            <wp:effectExtent l="0" t="0" r="8255" b="8255"/>
-            <wp:docPr id="619251112" name="Imagen 1"/>
+          <wp:inline distT="0" distB="0" distL="0" distR="0" wp14:anchorId="405EDC57" wp14:editId="2703ED1D">
+            <wp:extent cx="5930900" cy="2362200"/>
+            <wp:effectExtent l="0" t="0" r="0" b="0"/>
+            <wp:docPr id="1272531184" name="Imagen 1"/>
             <wp:cNvGraphicFramePr>
               <a:graphicFrameLocks xmlns:a="http://schemas.openxmlformats.org/drawingml/2006/main" noChangeAspect="1"/>
             </wp:cNvGraphicFramePr>
@@ -4742,7 +4721,7 @@
                   <pic:spPr bwMode="auto">
                     <a:xfrm>
                       <a:off x="0" y="0"/>
-                      <a:ext cx="5935345" cy="2353945"/>
+                      <a:ext cx="5930900" cy="2362200"/>
                     </a:xfrm>
                     <a:prstGeom prst="rect">
                       <a:avLst/>

--- a/Documentacion/ProyectoBDIII.docx
+++ b/Documentacion/ProyectoBDIII.docx
@@ -15840,13 +15840,15 @@
                 <w:rFonts w:ascii="Consolas" w:hAnsi="Consolas"/>
                 <w:sz w:val="20"/>
                 <w:szCs w:val="20"/>
-              </w:rPr>
-            </w:pPr>
-            <w:r>
-              <w:rPr>
-                <w:rFonts w:ascii="Consolas" w:hAnsi="Consolas"/>
-                <w:sz w:val="20"/>
-                <w:szCs w:val="20"/>
+                <w:lang w:val="en-US"/>
+              </w:rPr>
+            </w:pPr>
+            <w:r>
+              <w:rPr>
+                <w:rFonts w:ascii="Consolas" w:hAnsi="Consolas"/>
+                <w:sz w:val="20"/>
+                <w:szCs w:val="20"/>
+                <w:lang w:val="en-US"/>
               </w:rPr>
               <w:t xml:space="preserve">WHERE </w:t>
             </w:r>
@@ -15856,6 +15858,7 @@
                 <w:rFonts w:ascii="Consolas" w:hAnsi="Consolas"/>
                 <w:sz w:val="20"/>
                 <w:szCs w:val="20"/>
+                <w:lang w:val="en-US"/>
               </w:rPr>
               <w:t>id_venta</w:t>
             </w:r>
@@ -15865,6 +15868,7 @@
                 <w:rFonts w:ascii="Consolas" w:hAnsi="Consolas"/>
                 <w:sz w:val="20"/>
                 <w:szCs w:val="20"/>
+                <w:lang w:val="en-US"/>
               </w:rPr>
               <w:t xml:space="preserve"> = </w:t>
             </w:r>
@@ -15874,6 +15878,7 @@
                 <w:rFonts w:ascii="Consolas" w:hAnsi="Consolas"/>
                 <w:sz w:val="20"/>
                 <w:szCs w:val="20"/>
+                <w:lang w:val="en-US"/>
               </w:rPr>
               <w:t>new.id_venta</w:t>
             </w:r>
@@ -17062,6 +17067,7 @@
                 <w:rFonts w:ascii="Consolas" w:hAnsi="Consolas"/>
                 <w:sz w:val="20"/>
                 <w:szCs w:val="20"/>
+                <w:lang w:val="en-US"/>
               </w:rPr>
             </w:pPr>
             <w:r>
@@ -17078,6 +17084,7 @@
                 <w:rFonts w:ascii="Consolas" w:hAnsi="Consolas"/>
                 <w:sz w:val="20"/>
                 <w:szCs w:val="20"/>
+                <w:lang w:val="en-US"/>
               </w:rPr>
               <w:t xml:space="preserve">DECLARE </w:t>
             </w:r>
@@ -17087,6 +17094,7 @@
                 <w:rFonts w:ascii="Consolas" w:hAnsi="Consolas"/>
                 <w:sz w:val="20"/>
                 <w:szCs w:val="20"/>
+                <w:lang w:val="en-US"/>
               </w:rPr>
               <w:t>v_precio</w:t>
             </w:r>
@@ -17096,24 +17104,57 @@
                 <w:rFonts w:ascii="Consolas" w:hAnsi="Consolas"/>
                 <w:sz w:val="20"/>
                 <w:szCs w:val="20"/>
-              </w:rPr>
-              <w:t xml:space="preserve"> DECIMAL(10,2) DEFAULT NULL;</w:t>
-            </w:r>
-          </w:p>
-          <w:p>
-            <w:pPr>
-              <w:rPr>
-                <w:rFonts w:ascii="Consolas" w:hAnsi="Consolas"/>
-                <w:sz w:val="20"/>
-                <w:szCs w:val="20"/>
-                <w:lang w:val="en-US"/>
-              </w:rPr>
-            </w:pPr>
-            <w:r>
-              <w:rPr>
-                <w:rFonts w:ascii="Consolas" w:hAnsi="Consolas"/>
-                <w:sz w:val="20"/>
-                <w:szCs w:val="20"/>
+                <w:lang w:val="en-US"/>
+              </w:rPr>
+              <w:t xml:space="preserve"> </w:t>
+            </w:r>
+            <w:proofErr w:type="gramStart"/>
+            <w:r>
+              <w:rPr>
+                <w:rFonts w:ascii="Consolas" w:hAnsi="Consolas"/>
+                <w:sz w:val="20"/>
+                <w:szCs w:val="20"/>
+                <w:lang w:val="en-US"/>
+              </w:rPr>
+              <w:t>DECIMAL(</w:t>
+            </w:r>
+            <w:proofErr w:type="gramEnd"/>
+            <w:r>
+              <w:rPr>
+                <w:rFonts w:ascii="Consolas" w:hAnsi="Consolas"/>
+                <w:sz w:val="20"/>
+                <w:szCs w:val="20"/>
+                <w:lang w:val="en-US"/>
+              </w:rPr>
+              <w:t xml:space="preserve">10,2) DEFAULT </w:t>
+            </w:r>
+            <w:proofErr w:type="gramStart"/>
+            <w:r>
+              <w:rPr>
+                <w:rFonts w:ascii="Consolas" w:hAnsi="Consolas"/>
+                <w:sz w:val="20"/>
+                <w:szCs w:val="20"/>
+                <w:lang w:val="en-US"/>
+              </w:rPr>
+              <w:t>NULL;</w:t>
+            </w:r>
+            <w:proofErr w:type="gramEnd"/>
+          </w:p>
+          <w:p>
+            <w:pPr>
+              <w:rPr>
+                <w:rFonts w:ascii="Consolas" w:hAnsi="Consolas"/>
+                <w:sz w:val="20"/>
+                <w:szCs w:val="20"/>
+                <w:lang w:val="en-US"/>
+              </w:rPr>
+            </w:pPr>
+            <w:r>
+              <w:rPr>
+                <w:rFonts w:ascii="Consolas" w:hAnsi="Consolas"/>
+                <w:sz w:val="20"/>
+                <w:szCs w:val="20"/>
+                <w:lang w:val="en-US"/>
               </w:rPr>
               <w:t xml:space="preserve">    </w:t>
             </w:r>
@@ -19792,6 +19833,689 @@
     <w:p/>
     <w:p/>
     <w:p/>
+    <w:p>
+      <w:pPr>
+        <w:pStyle w:val="Ttulo2"/>
+        <w:rPr>
+          <w:b/>
+          <w:bCs/>
+          <w:color w:val="auto"/>
+        </w:rPr>
+      </w:pPr>
+      <w:r>
+        <w:rPr>
+          <w:b/>
+          <w:bCs/>
+          <w:color w:val="auto"/>
+        </w:rPr>
+        <w:lastRenderedPageBreak/>
+        <w:t>Gestión de Usuarios y Seguridad</w:t>
+      </w:r>
+    </w:p>
+    <w:p>
+      <w:pPr>
+        <w:jc w:val="both"/>
+      </w:pPr>
+      <w:r>
+        <w:t>Para implementar un mecanismo de control de acceso, se utilizó MySQL para definir dos roles principales:</w:t>
+      </w:r>
+    </w:p>
+    <w:p>
+      <w:pPr>
+        <w:pStyle w:val="Prrafodelista"/>
+        <w:numPr>
+          <w:ilvl w:val="0"/>
+          <w:numId w:val="18"/>
+        </w:numPr>
+        <w:jc w:val="both"/>
+      </w:pPr>
+      <w:r>
+        <w:t>Administrador : Usuario con permisos completos sobre la base de datos.</w:t>
+      </w:r>
+    </w:p>
+    <w:p>
+      <w:pPr>
+        <w:pStyle w:val="Prrafodelista"/>
+        <w:numPr>
+          <w:ilvl w:val="0"/>
+          <w:numId w:val="18"/>
+        </w:numPr>
+        <w:jc w:val="both"/>
+      </w:pPr>
+      <w:r>
+        <w:t>Operador : Usuario con permisos limitados, enfocado en registrar ventas y consultar información del inventario.</w:t>
+      </w:r>
+    </w:p>
+    <w:tbl>
+      <w:tblPr>
+        <w:tblStyle w:val="Tablaconcuadrcula"/>
+        <w:tblW w:w="0" w:type="auto"/>
+        <w:tblLook w:val="04A0" w:firstRow="1" w:lastRow="0" w:firstColumn="1" w:lastColumn="0" w:noHBand="0" w:noVBand="1"/>
+      </w:tblPr>
+      <w:tblGrid>
+        <w:gridCol w:w="9350"/>
+      </w:tblGrid>
+      <w:tr>
+        <w:tc>
+          <w:tcPr>
+            <w:tcW w:w="9350" w:type="dxa"/>
+            <w:shd w:val="clear" w:color="auto" w:fill="D1D1D1" w:themeFill="background2" w:themeFillShade="E6"/>
+          </w:tcPr>
+          <w:p>
+            <w:pPr>
+              <w:jc w:val="both"/>
+              <w:rPr>
+                <w:rFonts w:ascii="Consolas" w:hAnsi="Consolas"/>
+                <w:sz w:val="20"/>
+                <w:szCs w:val="20"/>
+              </w:rPr>
+            </w:pPr>
+            <w:proofErr w:type="spellStart"/>
+            <w:r>
+              <w:rPr>
+                <w:rFonts w:ascii="Consolas" w:hAnsi="Consolas"/>
+                <w:sz w:val="20"/>
+                <w:szCs w:val="20"/>
+              </w:rPr>
+              <w:t>create</w:t>
+            </w:r>
+            <w:proofErr w:type="spellEnd"/>
+            <w:r>
+              <w:rPr>
+                <w:rFonts w:ascii="Consolas" w:hAnsi="Consolas"/>
+                <w:sz w:val="20"/>
+                <w:szCs w:val="20"/>
+              </w:rPr>
+              <w:t xml:space="preserve"> role administrador;</w:t>
+            </w:r>
+          </w:p>
+          <w:p>
+            <w:pPr>
+              <w:jc w:val="both"/>
+              <w:rPr>
+                <w:rFonts w:ascii="Consolas" w:hAnsi="Consolas"/>
+                <w:sz w:val="20"/>
+                <w:szCs w:val="20"/>
+              </w:rPr>
+            </w:pPr>
+            <w:proofErr w:type="spellStart"/>
+            <w:r>
+              <w:rPr>
+                <w:rFonts w:ascii="Consolas" w:hAnsi="Consolas"/>
+                <w:sz w:val="20"/>
+                <w:szCs w:val="20"/>
+              </w:rPr>
+              <w:t>create</w:t>
+            </w:r>
+            <w:proofErr w:type="spellEnd"/>
+            <w:r>
+              <w:rPr>
+                <w:rFonts w:ascii="Consolas" w:hAnsi="Consolas"/>
+                <w:sz w:val="20"/>
+                <w:szCs w:val="20"/>
+              </w:rPr>
+              <w:t xml:space="preserve"> role operador;</w:t>
+            </w:r>
+          </w:p>
+        </w:tc>
+      </w:tr>
+    </w:tbl>
+    <w:p>
+      <w:pPr>
+        <w:jc w:val="both"/>
+      </w:pPr>
+    </w:p>
+    <w:p>
+      <w:pPr>
+        <w:jc w:val="both"/>
+      </w:pPr>
+      <w:r>
+        <w:t>Se concedieron los permisos correspondientes a cada rol:</w:t>
+      </w:r>
+    </w:p>
+    <w:tbl>
+      <w:tblPr>
+        <w:tblStyle w:val="Tablaconcuadrcula"/>
+        <w:tblW w:w="0" w:type="auto"/>
+        <w:tblLook w:val="04A0" w:firstRow="1" w:lastRow="0" w:firstColumn="1" w:lastColumn="0" w:noHBand="0" w:noVBand="1"/>
+      </w:tblPr>
+      <w:tblGrid>
+        <w:gridCol w:w="9350"/>
+      </w:tblGrid>
+      <w:tr>
+        <w:tc>
+          <w:tcPr>
+            <w:tcW w:w="9350" w:type="dxa"/>
+            <w:shd w:val="clear" w:color="auto" w:fill="D1D1D1" w:themeFill="background2" w:themeFillShade="E6"/>
+          </w:tcPr>
+          <w:p>
+            <w:pPr>
+              <w:jc w:val="both"/>
+              <w:rPr>
+                <w:rFonts w:ascii="Consolas" w:hAnsi="Consolas"/>
+                <w:sz w:val="20"/>
+                <w:szCs w:val="20"/>
+                <w:lang w:val="en-US"/>
+              </w:rPr>
+            </w:pPr>
+            <w:r>
+              <w:rPr>
+                <w:rFonts w:ascii="Consolas" w:hAnsi="Consolas"/>
+                <w:sz w:val="20"/>
+                <w:szCs w:val="20"/>
+                <w:lang w:val="en-US"/>
+              </w:rPr>
+              <w:t>Grant all privileges</w:t>
+            </w:r>
+          </w:p>
+          <w:p>
+            <w:pPr>
+              <w:jc w:val="both"/>
+              <w:rPr>
+                <w:rFonts w:ascii="Consolas" w:hAnsi="Consolas"/>
+                <w:sz w:val="20"/>
+                <w:szCs w:val="20"/>
+                <w:lang w:val="en-US"/>
+              </w:rPr>
+            </w:pPr>
+            <w:r>
+              <w:rPr>
+                <w:rFonts w:ascii="Consolas" w:hAnsi="Consolas"/>
+                <w:sz w:val="20"/>
+                <w:szCs w:val="20"/>
+                <w:lang w:val="en-US"/>
+              </w:rPr>
+              <w:t>on sistema_</w:t>
+            </w:r>
+            <w:proofErr w:type="gramStart"/>
+            <w:r>
+              <w:rPr>
+                <w:rFonts w:ascii="Consolas" w:hAnsi="Consolas"/>
+                <w:sz w:val="20"/>
+                <w:szCs w:val="20"/>
+                <w:lang w:val="en-US"/>
+              </w:rPr>
+              <w:t>inventario.*</w:t>
+            </w:r>
+            <w:proofErr w:type="gramEnd"/>
+            <w:r>
+              <w:rPr>
+                <w:rFonts w:ascii="Consolas" w:hAnsi="Consolas"/>
+                <w:sz w:val="20"/>
+                <w:szCs w:val="20"/>
+                <w:lang w:val="en-US"/>
+              </w:rPr>
+              <w:t xml:space="preserve"> to </w:t>
+            </w:r>
+            <w:proofErr w:type="spellStart"/>
+            <w:r>
+              <w:rPr>
+                <w:rFonts w:ascii="Consolas" w:hAnsi="Consolas"/>
+                <w:sz w:val="20"/>
+                <w:szCs w:val="20"/>
+                <w:lang w:val="en-US"/>
+              </w:rPr>
+              <w:t>administrador</w:t>
+            </w:r>
+            <w:proofErr w:type="spellEnd"/>
+            <w:r>
+              <w:rPr>
+                <w:rFonts w:ascii="Consolas" w:hAnsi="Consolas"/>
+                <w:sz w:val="20"/>
+                <w:szCs w:val="20"/>
+                <w:lang w:val="en-US"/>
+              </w:rPr>
+              <w:t>;</w:t>
+            </w:r>
+          </w:p>
+        </w:tc>
+      </w:tr>
+    </w:tbl>
+    <w:p>
+      <w:pPr>
+        <w:jc w:val="both"/>
+        <w:rPr>
+          <w:lang w:val="en-US"/>
+        </w:rPr>
+      </w:pPr>
+    </w:p>
+    <w:tbl>
+      <w:tblPr>
+        <w:tblStyle w:val="Tablaconcuadrcula"/>
+        <w:tblW w:w="0" w:type="auto"/>
+        <w:tblLook w:val="04A0" w:firstRow="1" w:lastRow="0" w:firstColumn="1" w:lastColumn="0" w:noHBand="0" w:noVBand="1"/>
+      </w:tblPr>
+      <w:tblGrid>
+        <w:gridCol w:w="9350"/>
+      </w:tblGrid>
+      <w:tr>
+        <w:tc>
+          <w:tcPr>
+            <w:tcW w:w="9350" w:type="dxa"/>
+            <w:shd w:val="clear" w:color="auto" w:fill="D1D1D1" w:themeFill="background2" w:themeFillShade="E6"/>
+          </w:tcPr>
+          <w:p>
+            <w:pPr>
+              <w:jc w:val="both"/>
+              <w:rPr>
+                <w:rFonts w:ascii="Consolas" w:hAnsi="Consolas"/>
+                <w:sz w:val="20"/>
+                <w:szCs w:val="20"/>
+                <w:lang w:val="en-US"/>
+              </w:rPr>
+            </w:pPr>
+            <w:r>
+              <w:rPr>
+                <w:rFonts w:ascii="Consolas" w:hAnsi="Consolas"/>
+                <w:sz w:val="20"/>
+                <w:szCs w:val="20"/>
+                <w:lang w:val="en-US"/>
+              </w:rPr>
+              <w:t xml:space="preserve">grant select on </w:t>
+            </w:r>
+            <w:proofErr w:type="spellStart"/>
+            <w:r>
+              <w:rPr>
+                <w:rFonts w:ascii="Consolas" w:hAnsi="Consolas"/>
+                <w:sz w:val="20"/>
+                <w:szCs w:val="20"/>
+                <w:lang w:val="en-US"/>
+              </w:rPr>
+              <w:t>sistema_</w:t>
+            </w:r>
+            <w:proofErr w:type="gramStart"/>
+            <w:r>
+              <w:rPr>
+                <w:rFonts w:ascii="Consolas" w:hAnsi="Consolas"/>
+                <w:sz w:val="20"/>
+                <w:szCs w:val="20"/>
+                <w:lang w:val="en-US"/>
+              </w:rPr>
+              <w:t>inventario.producto</w:t>
+            </w:r>
+            <w:proofErr w:type="spellEnd"/>
+            <w:proofErr w:type="gramEnd"/>
+            <w:r>
+              <w:rPr>
+                <w:rFonts w:ascii="Consolas" w:hAnsi="Consolas"/>
+                <w:sz w:val="20"/>
+                <w:szCs w:val="20"/>
+                <w:lang w:val="en-US"/>
+              </w:rPr>
+              <w:t xml:space="preserve"> to </w:t>
+            </w:r>
+            <w:proofErr w:type="spellStart"/>
+            <w:proofErr w:type="gramStart"/>
+            <w:r>
+              <w:rPr>
+                <w:rFonts w:ascii="Consolas" w:hAnsi="Consolas"/>
+                <w:sz w:val="20"/>
+                <w:szCs w:val="20"/>
+                <w:lang w:val="en-US"/>
+              </w:rPr>
+              <w:t>operador</w:t>
+            </w:r>
+            <w:proofErr w:type="spellEnd"/>
+            <w:r>
+              <w:rPr>
+                <w:rFonts w:ascii="Consolas" w:hAnsi="Consolas"/>
+                <w:sz w:val="20"/>
+                <w:szCs w:val="20"/>
+                <w:lang w:val="en-US"/>
+              </w:rPr>
+              <w:t>;</w:t>
+            </w:r>
+            <w:proofErr w:type="gramEnd"/>
+          </w:p>
+          <w:p>
+            <w:pPr>
+              <w:jc w:val="both"/>
+              <w:rPr>
+                <w:rFonts w:ascii="Consolas" w:hAnsi="Consolas"/>
+                <w:sz w:val="20"/>
+                <w:szCs w:val="20"/>
+                <w:lang w:val="en-US"/>
+              </w:rPr>
+            </w:pPr>
+            <w:r>
+              <w:rPr>
+                <w:rFonts w:ascii="Consolas" w:hAnsi="Consolas"/>
+                <w:sz w:val="20"/>
+                <w:szCs w:val="20"/>
+                <w:lang w:val="en-US"/>
+              </w:rPr>
+              <w:t xml:space="preserve">grant select on </w:t>
+            </w:r>
+            <w:proofErr w:type="spellStart"/>
+            <w:r>
+              <w:rPr>
+                <w:rFonts w:ascii="Consolas" w:hAnsi="Consolas"/>
+                <w:sz w:val="20"/>
+                <w:szCs w:val="20"/>
+                <w:lang w:val="en-US"/>
+              </w:rPr>
+              <w:t>sistema_</w:t>
+            </w:r>
+            <w:proofErr w:type="gramStart"/>
+            <w:r>
+              <w:rPr>
+                <w:rFonts w:ascii="Consolas" w:hAnsi="Consolas"/>
+                <w:sz w:val="20"/>
+                <w:szCs w:val="20"/>
+                <w:lang w:val="en-US"/>
+              </w:rPr>
+              <w:t>inventario.inventario</w:t>
+            </w:r>
+            <w:proofErr w:type="spellEnd"/>
+            <w:proofErr w:type="gramEnd"/>
+            <w:r>
+              <w:rPr>
+                <w:rFonts w:ascii="Consolas" w:hAnsi="Consolas"/>
+                <w:sz w:val="20"/>
+                <w:szCs w:val="20"/>
+                <w:lang w:val="en-US"/>
+              </w:rPr>
+              <w:t xml:space="preserve"> to </w:t>
+            </w:r>
+            <w:proofErr w:type="spellStart"/>
+            <w:proofErr w:type="gramStart"/>
+            <w:r>
+              <w:rPr>
+                <w:rFonts w:ascii="Consolas" w:hAnsi="Consolas"/>
+                <w:sz w:val="20"/>
+                <w:szCs w:val="20"/>
+                <w:lang w:val="en-US"/>
+              </w:rPr>
+              <w:t>operador</w:t>
+            </w:r>
+            <w:proofErr w:type="spellEnd"/>
+            <w:r>
+              <w:rPr>
+                <w:rFonts w:ascii="Consolas" w:hAnsi="Consolas"/>
+                <w:sz w:val="20"/>
+                <w:szCs w:val="20"/>
+                <w:lang w:val="en-US"/>
+              </w:rPr>
+              <w:t>;</w:t>
+            </w:r>
+            <w:proofErr w:type="gramEnd"/>
+          </w:p>
+          <w:p>
+            <w:pPr>
+              <w:jc w:val="both"/>
+              <w:rPr>
+                <w:rFonts w:ascii="Consolas" w:hAnsi="Consolas"/>
+                <w:sz w:val="20"/>
+                <w:szCs w:val="20"/>
+                <w:lang w:val="en-US"/>
+              </w:rPr>
+            </w:pPr>
+            <w:r>
+              <w:rPr>
+                <w:rFonts w:ascii="Consolas" w:hAnsi="Consolas"/>
+                <w:sz w:val="20"/>
+                <w:szCs w:val="20"/>
+                <w:lang w:val="en-US"/>
+              </w:rPr>
+              <w:t xml:space="preserve">grant select on </w:t>
+            </w:r>
+            <w:proofErr w:type="spellStart"/>
+            <w:r>
+              <w:rPr>
+                <w:rFonts w:ascii="Consolas" w:hAnsi="Consolas"/>
+                <w:sz w:val="20"/>
+                <w:szCs w:val="20"/>
+                <w:lang w:val="en-US"/>
+              </w:rPr>
+              <w:t>sistema_</w:t>
+            </w:r>
+            <w:proofErr w:type="gramStart"/>
+            <w:r>
+              <w:rPr>
+                <w:rFonts w:ascii="Consolas" w:hAnsi="Consolas"/>
+                <w:sz w:val="20"/>
+                <w:szCs w:val="20"/>
+                <w:lang w:val="en-US"/>
+              </w:rPr>
+              <w:t>inventario.inventario</w:t>
+            </w:r>
+            <w:proofErr w:type="spellEnd"/>
+            <w:proofErr w:type="gramEnd"/>
+            <w:r>
+              <w:rPr>
+                <w:rFonts w:ascii="Consolas" w:hAnsi="Consolas"/>
+                <w:sz w:val="20"/>
+                <w:szCs w:val="20"/>
+                <w:lang w:val="en-US"/>
+              </w:rPr>
+              <w:t xml:space="preserve"> to </w:t>
+            </w:r>
+            <w:proofErr w:type="spellStart"/>
+            <w:proofErr w:type="gramStart"/>
+            <w:r>
+              <w:rPr>
+                <w:rFonts w:ascii="Consolas" w:hAnsi="Consolas"/>
+                <w:sz w:val="20"/>
+                <w:szCs w:val="20"/>
+                <w:lang w:val="en-US"/>
+              </w:rPr>
+              <w:t>operador</w:t>
+            </w:r>
+            <w:proofErr w:type="spellEnd"/>
+            <w:r>
+              <w:rPr>
+                <w:rFonts w:ascii="Consolas" w:hAnsi="Consolas"/>
+                <w:sz w:val="20"/>
+                <w:szCs w:val="20"/>
+                <w:lang w:val="en-US"/>
+              </w:rPr>
+              <w:t>;</w:t>
+            </w:r>
+            <w:proofErr w:type="gramEnd"/>
+          </w:p>
+          <w:p>
+            <w:pPr>
+              <w:jc w:val="both"/>
+              <w:rPr>
+                <w:rFonts w:ascii="Consolas" w:hAnsi="Consolas"/>
+                <w:sz w:val="20"/>
+                <w:szCs w:val="20"/>
+              </w:rPr>
+            </w:pPr>
+            <w:proofErr w:type="spellStart"/>
+            <w:r>
+              <w:rPr>
+                <w:rFonts w:ascii="Consolas" w:hAnsi="Consolas"/>
+                <w:sz w:val="20"/>
+                <w:szCs w:val="20"/>
+              </w:rPr>
+              <w:t>grant</w:t>
+            </w:r>
+            <w:proofErr w:type="spellEnd"/>
+            <w:r>
+              <w:rPr>
+                <w:rFonts w:ascii="Consolas" w:hAnsi="Consolas"/>
+                <w:sz w:val="20"/>
+                <w:szCs w:val="20"/>
+              </w:rPr>
+              <w:t xml:space="preserve"> </w:t>
+            </w:r>
+            <w:proofErr w:type="spellStart"/>
+            <w:r>
+              <w:rPr>
+                <w:rFonts w:ascii="Consolas" w:hAnsi="Consolas"/>
+                <w:sz w:val="20"/>
+                <w:szCs w:val="20"/>
+              </w:rPr>
+              <w:t>insert</w:t>
+            </w:r>
+            <w:proofErr w:type="spellEnd"/>
+            <w:r>
+              <w:rPr>
+                <w:rFonts w:ascii="Consolas" w:hAnsi="Consolas"/>
+                <w:sz w:val="20"/>
+                <w:szCs w:val="20"/>
+              </w:rPr>
+              <w:t xml:space="preserve"> </w:t>
+            </w:r>
+            <w:proofErr w:type="spellStart"/>
+            <w:r>
+              <w:rPr>
+                <w:rFonts w:ascii="Consolas" w:hAnsi="Consolas"/>
+                <w:sz w:val="20"/>
+                <w:szCs w:val="20"/>
+              </w:rPr>
+              <w:t>on</w:t>
+            </w:r>
+            <w:proofErr w:type="spellEnd"/>
+            <w:r>
+              <w:rPr>
+                <w:rFonts w:ascii="Consolas" w:hAnsi="Consolas"/>
+                <w:sz w:val="20"/>
+                <w:szCs w:val="20"/>
+              </w:rPr>
+              <w:t xml:space="preserve"> </w:t>
+            </w:r>
+            <w:proofErr w:type="spellStart"/>
+            <w:r>
+              <w:rPr>
+                <w:rFonts w:ascii="Consolas" w:hAnsi="Consolas"/>
+                <w:sz w:val="20"/>
+                <w:szCs w:val="20"/>
+              </w:rPr>
+              <w:t>sistema_inventario.venta</w:t>
+            </w:r>
+            <w:proofErr w:type="spellEnd"/>
+            <w:r>
+              <w:rPr>
+                <w:rFonts w:ascii="Consolas" w:hAnsi="Consolas"/>
+                <w:sz w:val="20"/>
+                <w:szCs w:val="20"/>
+              </w:rPr>
+              <w:t xml:space="preserve"> </w:t>
+            </w:r>
+            <w:proofErr w:type="spellStart"/>
+            <w:r>
+              <w:rPr>
+                <w:rFonts w:ascii="Consolas" w:hAnsi="Consolas"/>
+                <w:sz w:val="20"/>
+                <w:szCs w:val="20"/>
+              </w:rPr>
+              <w:t>to</w:t>
+            </w:r>
+            <w:proofErr w:type="spellEnd"/>
+            <w:r>
+              <w:rPr>
+                <w:rFonts w:ascii="Consolas" w:hAnsi="Consolas"/>
+                <w:sz w:val="20"/>
+                <w:szCs w:val="20"/>
+              </w:rPr>
+              <w:t xml:space="preserve"> operador;</w:t>
+            </w:r>
+          </w:p>
+          <w:p>
+            <w:pPr>
+              <w:jc w:val="both"/>
+            </w:pPr>
+            <w:proofErr w:type="spellStart"/>
+            <w:r>
+              <w:rPr>
+                <w:rFonts w:ascii="Consolas" w:hAnsi="Consolas"/>
+                <w:sz w:val="20"/>
+                <w:szCs w:val="20"/>
+              </w:rPr>
+              <w:t>grant</w:t>
+            </w:r>
+            <w:proofErr w:type="spellEnd"/>
+            <w:r>
+              <w:rPr>
+                <w:rFonts w:ascii="Consolas" w:hAnsi="Consolas"/>
+                <w:sz w:val="20"/>
+                <w:szCs w:val="20"/>
+              </w:rPr>
+              <w:t xml:space="preserve"> </w:t>
+            </w:r>
+            <w:proofErr w:type="spellStart"/>
+            <w:r>
+              <w:rPr>
+                <w:rFonts w:ascii="Consolas" w:hAnsi="Consolas"/>
+                <w:sz w:val="20"/>
+                <w:szCs w:val="20"/>
+              </w:rPr>
+              <w:t>insert</w:t>
+            </w:r>
+            <w:proofErr w:type="spellEnd"/>
+            <w:r>
+              <w:rPr>
+                <w:rFonts w:ascii="Consolas" w:hAnsi="Consolas"/>
+                <w:sz w:val="20"/>
+                <w:szCs w:val="20"/>
+              </w:rPr>
+              <w:t xml:space="preserve"> </w:t>
+            </w:r>
+            <w:proofErr w:type="spellStart"/>
+            <w:r>
+              <w:rPr>
+                <w:rFonts w:ascii="Consolas" w:hAnsi="Consolas"/>
+                <w:sz w:val="20"/>
+                <w:szCs w:val="20"/>
+              </w:rPr>
+              <w:t>on</w:t>
+            </w:r>
+            <w:proofErr w:type="spellEnd"/>
+            <w:r>
+              <w:rPr>
+                <w:rFonts w:ascii="Consolas" w:hAnsi="Consolas"/>
+                <w:sz w:val="20"/>
+                <w:szCs w:val="20"/>
+              </w:rPr>
+              <w:t xml:space="preserve"> </w:t>
+            </w:r>
+            <w:proofErr w:type="spellStart"/>
+            <w:r>
+              <w:rPr>
+                <w:rFonts w:ascii="Consolas" w:hAnsi="Consolas"/>
+                <w:sz w:val="20"/>
+                <w:szCs w:val="20"/>
+              </w:rPr>
+              <w:t>sistema_inventario.detalle_venta</w:t>
+            </w:r>
+            <w:proofErr w:type="spellEnd"/>
+            <w:r>
+              <w:rPr>
+                <w:rFonts w:ascii="Consolas" w:hAnsi="Consolas"/>
+                <w:sz w:val="20"/>
+                <w:szCs w:val="20"/>
+              </w:rPr>
+              <w:t xml:space="preserve"> </w:t>
+            </w:r>
+            <w:proofErr w:type="spellStart"/>
+            <w:r>
+              <w:rPr>
+                <w:rFonts w:ascii="Consolas" w:hAnsi="Consolas"/>
+                <w:sz w:val="20"/>
+                <w:szCs w:val="20"/>
+              </w:rPr>
+              <w:t>to</w:t>
+            </w:r>
+            <w:proofErr w:type="spellEnd"/>
+            <w:r>
+              <w:rPr>
+                <w:rFonts w:ascii="Consolas" w:hAnsi="Consolas"/>
+                <w:sz w:val="20"/>
+                <w:szCs w:val="20"/>
+              </w:rPr>
+              <w:t xml:space="preserve"> operador;</w:t>
+            </w:r>
+          </w:p>
+        </w:tc>
+      </w:tr>
+    </w:tbl>
+    <w:p>
+      <w:pPr>
+        <w:jc w:val="both"/>
+      </w:pPr>
+    </w:p>
     <w:p/>
     <w:p/>
     <w:p/>
@@ -19803,17 +20527,9 @@
     <w:p/>
     <w:p/>
     <w:p/>
-    <w:p/>
-    <w:p/>
-    <w:p/>
-    <w:p/>
-    <w:p/>
-    <w:p/>
-    <w:p/>
     <w:p>
       <w:pPr>
         <w:pStyle w:val="Ttulo1"/>
-        <w:ind w:firstLine="708"/>
         <w:rPr>
           <w:color w:val="auto"/>
         </w:rPr>
@@ -19823,6 +20539,7 @@
         <w:rPr>
           <w:color w:val="auto"/>
         </w:rPr>
+        <w:lastRenderedPageBreak/>
         <w:t>MongoDB</w:t>
       </w:r>
       <w:bookmarkEnd w:id="24"/>
@@ -20234,6 +20951,7 @@
           <w:bCs/>
           <w:color w:val="auto"/>
         </w:rPr>
+        <w:lastRenderedPageBreak/>
         <w:t>Insertamos documentos de prueba</w:t>
       </w:r>
       <w:bookmarkEnd w:id="27"/>
@@ -20466,7 +21184,6 @@
           <w:sz w:val="32"/>
           <w:szCs w:val="32"/>
         </w:rPr>
-        <w:lastRenderedPageBreak/>
         <w:drawing>
           <wp:inline distT="0" distB="0" distL="0" distR="0" wp14:anchorId="73C76557" wp14:editId="600DF301">
             <wp:extent cx="4167963" cy="3290921"/>
@@ -20641,6 +21358,7 @@
           <w:sz w:val="32"/>
           <w:szCs w:val="32"/>
         </w:rPr>
+        <w:lastRenderedPageBreak/>
         <w:drawing>
           <wp:inline distT="0" distB="0" distL="0" distR="0" wp14:anchorId="0241CB74" wp14:editId="3CA56273">
             <wp:extent cx="5943600" cy="1882140"/>
@@ -20790,6 +21508,7 @@
         <w:rPr>
           <w:color w:val="auto"/>
         </w:rPr>
+        <w:lastRenderedPageBreak/>
         <w:t xml:space="preserve">Justificación </w:t>
       </w:r>
       <w:r>
@@ -20869,7 +21588,6 @@
         <w:rPr>
           <w:color w:val="auto"/>
         </w:rPr>
-        <w:lastRenderedPageBreak/>
         <w:t>Conclusión</w:t>
       </w:r>
       <w:bookmarkEnd w:id="30"/>
@@ -21403,16 +22121,16 @@
     </w:lvl>
   </w:abstractNum>
   <w:abstractNum w:abstractNumId="4" w15:restartNumberingAfterBreak="0">
-    <w:nsid w:val="1EDB6663"/>
+    <w:nsid w:val="1C220567"/>
     <w:multiLevelType w:val="hybridMultilevel"/>
-    <w:tmpl w:val="FDE6192A"/>
+    <w:tmpl w:val="F6107388"/>
     <w:lvl w:ilvl="0" w:tplc="100A0001">
       <w:start w:val="1"/>
       <w:numFmt w:val="bullet"/>
       <w:lvlText w:val=""/>
       <w:lvlJc w:val="left"/>
       <w:pPr>
-        <w:ind w:left="1068" w:hanging="708"/>
+        <w:ind w:left="720" w:hanging="360"/>
       </w:pPr>
       <w:rPr>
         <w:rFonts w:ascii="Symbol" w:hAnsi="Symbol" w:hint="default"/>
@@ -21516,16 +22234,16 @@
     </w:lvl>
   </w:abstractNum>
   <w:abstractNum w:abstractNumId="5" w15:restartNumberingAfterBreak="0">
-    <w:nsid w:val="211D7C2A"/>
+    <w:nsid w:val="1EDB6663"/>
     <w:multiLevelType w:val="hybridMultilevel"/>
-    <w:tmpl w:val="6A304074"/>
+    <w:tmpl w:val="FDE6192A"/>
     <w:lvl w:ilvl="0" w:tplc="100A0001">
       <w:start w:val="1"/>
       <w:numFmt w:val="bullet"/>
       <w:lvlText w:val=""/>
       <w:lvlJc w:val="left"/>
       <w:pPr>
-        <w:ind w:left="720" w:hanging="360"/>
+        <w:ind w:left="1068" w:hanging="708"/>
       </w:pPr>
       <w:rPr>
         <w:rFonts w:ascii="Symbol" w:hAnsi="Symbol" w:hint="default"/>
@@ -21629,9 +22347,9 @@
     </w:lvl>
   </w:abstractNum>
   <w:abstractNum w:abstractNumId="6" w15:restartNumberingAfterBreak="0">
-    <w:nsid w:val="2E4705D4"/>
+    <w:nsid w:val="211D7C2A"/>
     <w:multiLevelType w:val="hybridMultilevel"/>
-    <w:tmpl w:val="6D12C3EE"/>
+    <w:tmpl w:val="6A304074"/>
     <w:lvl w:ilvl="0" w:tplc="100A0001">
       <w:start w:val="1"/>
       <w:numFmt w:val="bullet"/>
@@ -21742,9 +22460,9 @@
     </w:lvl>
   </w:abstractNum>
   <w:abstractNum w:abstractNumId="7" w15:restartNumberingAfterBreak="0">
-    <w:nsid w:val="38A66B06"/>
+    <w:nsid w:val="2E4705D4"/>
     <w:multiLevelType w:val="hybridMultilevel"/>
-    <w:tmpl w:val="4734EAC2"/>
+    <w:tmpl w:val="6D12C3EE"/>
     <w:lvl w:ilvl="0" w:tplc="100A0001">
       <w:start w:val="1"/>
       <w:numFmt w:val="bullet"/>
@@ -21855,9 +22573,9 @@
     </w:lvl>
   </w:abstractNum>
   <w:abstractNum w:abstractNumId="8" w15:restartNumberingAfterBreak="0">
-    <w:nsid w:val="3DA409A1"/>
+    <w:nsid w:val="38A66B06"/>
     <w:multiLevelType w:val="hybridMultilevel"/>
-    <w:tmpl w:val="3B6622C4"/>
+    <w:tmpl w:val="4734EAC2"/>
     <w:lvl w:ilvl="0" w:tplc="100A0001">
       <w:start w:val="1"/>
       <w:numFmt w:val="bullet"/>
@@ -21968,9 +22686,9 @@
     </w:lvl>
   </w:abstractNum>
   <w:abstractNum w:abstractNumId="9" w15:restartNumberingAfterBreak="0">
-    <w:nsid w:val="4005383F"/>
+    <w:nsid w:val="3DA409A1"/>
     <w:multiLevelType w:val="hybridMultilevel"/>
-    <w:tmpl w:val="190A0088"/>
+    <w:tmpl w:val="3B6622C4"/>
     <w:lvl w:ilvl="0" w:tplc="100A0001">
       <w:start w:val="1"/>
       <w:numFmt w:val="bullet"/>
@@ -22081,9 +22799,9 @@
     </w:lvl>
   </w:abstractNum>
   <w:abstractNum w:abstractNumId="10" w15:restartNumberingAfterBreak="0">
-    <w:nsid w:val="45C26687"/>
+    <w:nsid w:val="4005383F"/>
     <w:multiLevelType w:val="hybridMultilevel"/>
-    <w:tmpl w:val="3C4A3A48"/>
+    <w:tmpl w:val="190A0088"/>
     <w:lvl w:ilvl="0" w:tplc="100A0001">
       <w:start w:val="1"/>
       <w:numFmt w:val="bullet"/>
@@ -22194,16 +22912,16 @@
     </w:lvl>
   </w:abstractNum>
   <w:abstractNum w:abstractNumId="11" w15:restartNumberingAfterBreak="0">
-    <w:nsid w:val="481759FD"/>
+    <w:nsid w:val="45C26687"/>
     <w:multiLevelType w:val="hybridMultilevel"/>
-    <w:tmpl w:val="EA509420"/>
+    <w:tmpl w:val="3C4A3A48"/>
     <w:lvl w:ilvl="0" w:tplc="100A0001">
       <w:start w:val="1"/>
       <w:numFmt w:val="bullet"/>
       <w:lvlText w:val=""/>
       <w:lvlJc w:val="left"/>
       <w:pPr>
-        <w:ind w:left="780" w:hanging="360"/>
+        <w:ind w:left="720" w:hanging="360"/>
       </w:pPr>
       <w:rPr>
         <w:rFonts w:ascii="Symbol" w:hAnsi="Symbol" w:hint="default"/>
@@ -22215,7 +22933,7 @@
       <w:lvlText w:val="o"/>
       <w:lvlJc w:val="left"/>
       <w:pPr>
-        <w:ind w:left="1500" w:hanging="360"/>
+        <w:ind w:left="1440" w:hanging="360"/>
       </w:pPr>
       <w:rPr>
         <w:rFonts w:ascii="Courier New" w:hAnsi="Courier New" w:cs="Courier New" w:hint="default"/>
@@ -22227,7 +22945,7 @@
       <w:lvlText w:val=""/>
       <w:lvlJc w:val="left"/>
       <w:pPr>
-        <w:ind w:left="2220" w:hanging="360"/>
+        <w:ind w:left="2160" w:hanging="360"/>
       </w:pPr>
       <w:rPr>
         <w:rFonts w:ascii="Wingdings" w:hAnsi="Wingdings" w:hint="default"/>
@@ -22239,7 +22957,7 @@
       <w:lvlText w:val=""/>
       <w:lvlJc w:val="left"/>
       <w:pPr>
-        <w:ind w:left="2940" w:hanging="360"/>
+        <w:ind w:left="2880" w:hanging="360"/>
       </w:pPr>
       <w:rPr>
         <w:rFonts w:ascii="Symbol" w:hAnsi="Symbol" w:hint="default"/>
@@ -22251,7 +22969,7 @@
       <w:lvlText w:val="o"/>
       <w:lvlJc w:val="left"/>
       <w:pPr>
-        <w:ind w:left="3660" w:hanging="360"/>
+        <w:ind w:left="3600" w:hanging="360"/>
       </w:pPr>
       <w:rPr>
         <w:rFonts w:ascii="Courier New" w:hAnsi="Courier New" w:cs="Courier New" w:hint="default"/>
@@ -22263,7 +22981,7 @@
       <w:lvlText w:val=""/>
       <w:lvlJc w:val="left"/>
       <w:pPr>
-        <w:ind w:left="4380" w:hanging="360"/>
+        <w:ind w:left="4320" w:hanging="360"/>
       </w:pPr>
       <w:rPr>
         <w:rFonts w:ascii="Wingdings" w:hAnsi="Wingdings" w:hint="default"/>
@@ -22275,7 +22993,7 @@
       <w:lvlText w:val=""/>
       <w:lvlJc w:val="left"/>
       <w:pPr>
-        <w:ind w:left="5100" w:hanging="360"/>
+        <w:ind w:left="5040" w:hanging="360"/>
       </w:pPr>
       <w:rPr>
         <w:rFonts w:ascii="Symbol" w:hAnsi="Symbol" w:hint="default"/>
@@ -22287,7 +23005,7 @@
       <w:lvlText w:val="o"/>
       <w:lvlJc w:val="left"/>
       <w:pPr>
-        <w:ind w:left="5820" w:hanging="360"/>
+        <w:ind w:left="5760" w:hanging="360"/>
       </w:pPr>
       <w:rPr>
         <w:rFonts w:ascii="Courier New" w:hAnsi="Courier New" w:cs="Courier New" w:hint="default"/>
@@ -22299,7 +23017,7 @@
       <w:lvlText w:val=""/>
       <w:lvlJc w:val="left"/>
       <w:pPr>
-        <w:ind w:left="6540" w:hanging="360"/>
+        <w:ind w:left="6480" w:hanging="360"/>
       </w:pPr>
       <w:rPr>
         <w:rFonts w:ascii="Wingdings" w:hAnsi="Wingdings" w:hint="default"/>
@@ -22307,16 +23025,16 @@
     </w:lvl>
   </w:abstractNum>
   <w:abstractNum w:abstractNumId="12" w15:restartNumberingAfterBreak="0">
-    <w:nsid w:val="4FF35D2F"/>
+    <w:nsid w:val="481759FD"/>
     <w:multiLevelType w:val="hybridMultilevel"/>
-    <w:tmpl w:val="4C2EF046"/>
+    <w:tmpl w:val="EA509420"/>
     <w:lvl w:ilvl="0" w:tplc="100A0001">
       <w:start w:val="1"/>
       <w:numFmt w:val="bullet"/>
       <w:lvlText w:val=""/>
       <w:lvlJc w:val="left"/>
       <w:pPr>
-        <w:ind w:left="720" w:hanging="360"/>
+        <w:ind w:left="780" w:hanging="360"/>
       </w:pPr>
       <w:rPr>
         <w:rFonts w:ascii="Symbol" w:hAnsi="Symbol" w:hint="default"/>
@@ -22328,7 +23046,7 @@
       <w:lvlText w:val="o"/>
       <w:lvlJc w:val="left"/>
       <w:pPr>
-        <w:ind w:left="1440" w:hanging="360"/>
+        <w:ind w:left="1500" w:hanging="360"/>
       </w:pPr>
       <w:rPr>
         <w:rFonts w:ascii="Courier New" w:hAnsi="Courier New" w:cs="Courier New" w:hint="default"/>
@@ -22340,7 +23058,7 @@
       <w:lvlText w:val=""/>
       <w:lvlJc w:val="left"/>
       <w:pPr>
-        <w:ind w:left="2160" w:hanging="360"/>
+        <w:ind w:left="2220" w:hanging="360"/>
       </w:pPr>
       <w:rPr>
         <w:rFonts w:ascii="Wingdings" w:hAnsi="Wingdings" w:hint="default"/>
@@ -22352,7 +23070,7 @@
       <w:lvlText w:val=""/>
       <w:lvlJc w:val="left"/>
       <w:pPr>
-        <w:ind w:left="2880" w:hanging="360"/>
+        <w:ind w:left="2940" w:hanging="360"/>
       </w:pPr>
       <w:rPr>
         <w:rFonts w:ascii="Symbol" w:hAnsi="Symbol" w:hint="default"/>
@@ -22364,7 +23082,7 @@
       <w:lvlText w:val="o"/>
       <w:lvlJc w:val="left"/>
       <w:pPr>
-        <w:ind w:left="3600" w:hanging="360"/>
+        <w:ind w:left="3660" w:hanging="360"/>
       </w:pPr>
       <w:rPr>
         <w:rFonts w:ascii="Courier New" w:hAnsi="Courier New" w:cs="Courier New" w:hint="default"/>
@@ -22376,7 +23094,7 @@
       <w:lvlText w:val=""/>
       <w:lvlJc w:val="left"/>
       <w:pPr>
-        <w:ind w:left="4320" w:hanging="360"/>
+        <w:ind w:left="4380" w:hanging="360"/>
       </w:pPr>
       <w:rPr>
         <w:rFonts w:ascii="Wingdings" w:hAnsi="Wingdings" w:hint="default"/>
@@ -22388,7 +23106,7 @@
       <w:lvlText w:val=""/>
       <w:lvlJc w:val="left"/>
       <w:pPr>
-        <w:ind w:left="5040" w:hanging="360"/>
+        <w:ind w:left="5100" w:hanging="360"/>
       </w:pPr>
       <w:rPr>
         <w:rFonts w:ascii="Symbol" w:hAnsi="Symbol" w:hint="default"/>
@@ -22400,7 +23118,7 @@
       <w:lvlText w:val="o"/>
       <w:lvlJc w:val="left"/>
       <w:pPr>
-        <w:ind w:left="5760" w:hanging="360"/>
+        <w:ind w:left="5820" w:hanging="360"/>
       </w:pPr>
       <w:rPr>
         <w:rFonts w:ascii="Courier New" w:hAnsi="Courier New" w:cs="Courier New" w:hint="default"/>
@@ -22412,7 +23130,7 @@
       <w:lvlText w:val=""/>
       <w:lvlJc w:val="left"/>
       <w:pPr>
-        <w:ind w:left="6480" w:hanging="360"/>
+        <w:ind w:left="6540" w:hanging="360"/>
       </w:pPr>
       <w:rPr>
         <w:rFonts w:ascii="Wingdings" w:hAnsi="Wingdings" w:hint="default"/>
@@ -22420,9 +23138,9 @@
     </w:lvl>
   </w:abstractNum>
   <w:abstractNum w:abstractNumId="13" w15:restartNumberingAfterBreak="0">
-    <w:nsid w:val="50382CD2"/>
+    <w:nsid w:val="4FF35D2F"/>
     <w:multiLevelType w:val="hybridMultilevel"/>
-    <w:tmpl w:val="7728CBAA"/>
+    <w:tmpl w:val="4C2EF046"/>
     <w:lvl w:ilvl="0" w:tplc="100A0001">
       <w:start w:val="1"/>
       <w:numFmt w:val="bullet"/>
@@ -22533,9 +23251,9 @@
     </w:lvl>
   </w:abstractNum>
   <w:abstractNum w:abstractNumId="14" w15:restartNumberingAfterBreak="0">
-    <w:nsid w:val="57244A9F"/>
+    <w:nsid w:val="50382CD2"/>
     <w:multiLevelType w:val="hybridMultilevel"/>
-    <w:tmpl w:val="F418BE1E"/>
+    <w:tmpl w:val="7728CBAA"/>
     <w:lvl w:ilvl="0" w:tplc="100A0001">
       <w:start w:val="1"/>
       <w:numFmt w:val="bullet"/>
@@ -22646,9 +23364,9 @@
     </w:lvl>
   </w:abstractNum>
   <w:abstractNum w:abstractNumId="15" w15:restartNumberingAfterBreak="0">
-    <w:nsid w:val="5B384166"/>
+    <w:nsid w:val="57244A9F"/>
     <w:multiLevelType w:val="hybridMultilevel"/>
-    <w:tmpl w:val="6890CB24"/>
+    <w:tmpl w:val="F418BE1E"/>
     <w:lvl w:ilvl="0" w:tplc="100A0001">
       <w:start w:val="1"/>
       <w:numFmt w:val="bullet"/>
@@ -22759,9 +23477,9 @@
     </w:lvl>
   </w:abstractNum>
   <w:abstractNum w:abstractNumId="16" w15:restartNumberingAfterBreak="0">
-    <w:nsid w:val="6C071D77"/>
+    <w:nsid w:val="5B384166"/>
     <w:multiLevelType w:val="hybridMultilevel"/>
-    <w:tmpl w:val="1FEE6E20"/>
+    <w:tmpl w:val="6890CB24"/>
     <w:lvl w:ilvl="0" w:tplc="100A0001">
       <w:start w:val="1"/>
       <w:numFmt w:val="bullet"/>
@@ -22871,11 +23589,124 @@
       </w:rPr>
     </w:lvl>
   </w:abstractNum>
+  <w:abstractNum w:abstractNumId="17" w15:restartNumberingAfterBreak="0">
+    <w:nsid w:val="6C071D77"/>
+    <w:multiLevelType w:val="hybridMultilevel"/>
+    <w:tmpl w:val="1FEE6E20"/>
+    <w:lvl w:ilvl="0" w:tplc="100A0001">
+      <w:start w:val="1"/>
+      <w:numFmt w:val="bullet"/>
+      <w:lvlText w:val=""/>
+      <w:lvlJc w:val="left"/>
+      <w:pPr>
+        <w:ind w:left="720" w:hanging="360"/>
+      </w:pPr>
+      <w:rPr>
+        <w:rFonts w:ascii="Symbol" w:hAnsi="Symbol" w:hint="default"/>
+      </w:rPr>
+    </w:lvl>
+    <w:lvl w:ilvl="1" w:tplc="100A0003" w:tentative="1">
+      <w:start w:val="1"/>
+      <w:numFmt w:val="bullet"/>
+      <w:lvlText w:val="o"/>
+      <w:lvlJc w:val="left"/>
+      <w:pPr>
+        <w:ind w:left="1440" w:hanging="360"/>
+      </w:pPr>
+      <w:rPr>
+        <w:rFonts w:ascii="Courier New" w:hAnsi="Courier New" w:cs="Courier New" w:hint="default"/>
+      </w:rPr>
+    </w:lvl>
+    <w:lvl w:ilvl="2" w:tplc="100A0005" w:tentative="1">
+      <w:start w:val="1"/>
+      <w:numFmt w:val="bullet"/>
+      <w:lvlText w:val=""/>
+      <w:lvlJc w:val="left"/>
+      <w:pPr>
+        <w:ind w:left="2160" w:hanging="360"/>
+      </w:pPr>
+      <w:rPr>
+        <w:rFonts w:ascii="Wingdings" w:hAnsi="Wingdings" w:hint="default"/>
+      </w:rPr>
+    </w:lvl>
+    <w:lvl w:ilvl="3" w:tplc="100A0001" w:tentative="1">
+      <w:start w:val="1"/>
+      <w:numFmt w:val="bullet"/>
+      <w:lvlText w:val=""/>
+      <w:lvlJc w:val="left"/>
+      <w:pPr>
+        <w:ind w:left="2880" w:hanging="360"/>
+      </w:pPr>
+      <w:rPr>
+        <w:rFonts w:ascii="Symbol" w:hAnsi="Symbol" w:hint="default"/>
+      </w:rPr>
+    </w:lvl>
+    <w:lvl w:ilvl="4" w:tplc="100A0003" w:tentative="1">
+      <w:start w:val="1"/>
+      <w:numFmt w:val="bullet"/>
+      <w:lvlText w:val="o"/>
+      <w:lvlJc w:val="left"/>
+      <w:pPr>
+        <w:ind w:left="3600" w:hanging="360"/>
+      </w:pPr>
+      <w:rPr>
+        <w:rFonts w:ascii="Courier New" w:hAnsi="Courier New" w:cs="Courier New" w:hint="default"/>
+      </w:rPr>
+    </w:lvl>
+    <w:lvl w:ilvl="5" w:tplc="100A0005" w:tentative="1">
+      <w:start w:val="1"/>
+      <w:numFmt w:val="bullet"/>
+      <w:lvlText w:val=""/>
+      <w:lvlJc w:val="left"/>
+      <w:pPr>
+        <w:ind w:left="4320" w:hanging="360"/>
+      </w:pPr>
+      <w:rPr>
+        <w:rFonts w:ascii="Wingdings" w:hAnsi="Wingdings" w:hint="default"/>
+      </w:rPr>
+    </w:lvl>
+    <w:lvl w:ilvl="6" w:tplc="100A0001" w:tentative="1">
+      <w:start w:val="1"/>
+      <w:numFmt w:val="bullet"/>
+      <w:lvlText w:val=""/>
+      <w:lvlJc w:val="left"/>
+      <w:pPr>
+        <w:ind w:left="5040" w:hanging="360"/>
+      </w:pPr>
+      <w:rPr>
+        <w:rFonts w:ascii="Symbol" w:hAnsi="Symbol" w:hint="default"/>
+      </w:rPr>
+    </w:lvl>
+    <w:lvl w:ilvl="7" w:tplc="100A0003" w:tentative="1">
+      <w:start w:val="1"/>
+      <w:numFmt w:val="bullet"/>
+      <w:lvlText w:val="o"/>
+      <w:lvlJc w:val="left"/>
+      <w:pPr>
+        <w:ind w:left="5760" w:hanging="360"/>
+      </w:pPr>
+      <w:rPr>
+        <w:rFonts w:ascii="Courier New" w:hAnsi="Courier New" w:cs="Courier New" w:hint="default"/>
+      </w:rPr>
+    </w:lvl>
+    <w:lvl w:ilvl="8" w:tplc="100A0005" w:tentative="1">
+      <w:start w:val="1"/>
+      <w:numFmt w:val="bullet"/>
+      <w:lvlText w:val=""/>
+      <w:lvlJc w:val="left"/>
+      <w:pPr>
+        <w:ind w:left="6480" w:hanging="360"/>
+      </w:pPr>
+      <w:rPr>
+        <w:rFonts w:ascii="Wingdings" w:hAnsi="Wingdings" w:hint="default"/>
+      </w:rPr>
+    </w:lvl>
+  </w:abstractNum>
   <w:num w:numId="1" w16cid:durableId="2105611955">
     <w:abstractNumId w:val="0"/>
   </w:num>
   <w:num w:numId="2" w16cid:durableId="351105958">
-    <w:abstractNumId w:val="16"/>
+    <w:abstractNumId w:val="17"/>
   </w:num>
   <w:num w:numId="3" w16cid:durableId="562984587">
     <w:abstractNumId w:val="2"/>
@@ -22884,43 +23715,46 @@
     <w:abstractNumId w:val="3"/>
   </w:num>
   <w:num w:numId="5" w16cid:durableId="924610012">
+    <w:abstractNumId w:val="14"/>
+  </w:num>
+  <w:num w:numId="6" w16cid:durableId="1856650555">
+    <w:abstractNumId w:val="9"/>
+  </w:num>
+  <w:num w:numId="7" w16cid:durableId="1754010389">
+    <w:abstractNumId w:val="7"/>
+  </w:num>
+  <w:num w:numId="8" w16cid:durableId="1609585106">
+    <w:abstractNumId w:val="6"/>
+  </w:num>
+  <w:num w:numId="9" w16cid:durableId="807547388">
+    <w:abstractNumId w:val="16"/>
+  </w:num>
+  <w:num w:numId="10" w16cid:durableId="1688562010">
+    <w:abstractNumId w:val="5"/>
+  </w:num>
+  <w:num w:numId="11" w16cid:durableId="1896041301">
+    <w:abstractNumId w:val="8"/>
+  </w:num>
+  <w:num w:numId="12" w16cid:durableId="1676419025">
     <w:abstractNumId w:val="13"/>
   </w:num>
-  <w:num w:numId="6" w16cid:durableId="1856650555">
-    <w:abstractNumId w:val="8"/>
-  </w:num>
-  <w:num w:numId="7" w16cid:durableId="1754010389">
-    <w:abstractNumId w:val="6"/>
-  </w:num>
-  <w:num w:numId="8" w16cid:durableId="1609585106">
-    <w:abstractNumId w:val="5"/>
-  </w:num>
-  <w:num w:numId="9" w16cid:durableId="807547388">
-    <w:abstractNumId w:val="15"/>
-  </w:num>
-  <w:num w:numId="10" w16cid:durableId="1688562010">
-    <w:abstractNumId w:val="4"/>
-  </w:num>
-  <w:num w:numId="11" w16cid:durableId="1896041301">
-    <w:abstractNumId w:val="7"/>
-  </w:num>
-  <w:num w:numId="12" w16cid:durableId="1676419025">
-    <w:abstractNumId w:val="12"/>
-  </w:num>
   <w:num w:numId="13" w16cid:durableId="325595163">
-    <w:abstractNumId w:val="10"/>
+    <w:abstractNumId w:val="11"/>
   </w:num>
   <w:num w:numId="14" w16cid:durableId="2012022476">
     <w:abstractNumId w:val="1"/>
   </w:num>
   <w:num w:numId="15" w16cid:durableId="110363028">
-    <w:abstractNumId w:val="11"/>
+    <w:abstractNumId w:val="12"/>
   </w:num>
   <w:num w:numId="16" w16cid:durableId="1419402004">
-    <w:abstractNumId w:val="14"/>
+    <w:abstractNumId w:val="15"/>
   </w:num>
   <w:num w:numId="17" w16cid:durableId="212274347">
-    <w:abstractNumId w:val="9"/>
+    <w:abstractNumId w:val="10"/>
+  </w:num>
+  <w:num w:numId="18" w16cid:durableId="2006661450">
+    <w:abstractNumId w:val="4"/>
   </w:num>
 </w:numbering>
 </file>

--- a/Documentacion/ProyectoBDIII.docx
+++ b/Documentacion/ProyectoBDIII.docx
@@ -472,15 +472,15 @@
             <w:pStyle w:val="TtuloTDC"/>
             <w:rPr>
               <w:rFonts w:ascii="Times New Roman" w:hAnsi="Times New Roman" w:cs="Times New Roman"/>
-              <w:sz w:val="24"/>
-              <w:szCs w:val="24"/>
+              <w:sz w:val="20"/>
+              <w:szCs w:val="20"/>
             </w:rPr>
           </w:pPr>
           <w:r>
             <w:rPr>
               <w:rFonts w:ascii="Times New Roman" w:hAnsi="Times New Roman" w:cs="Times New Roman"/>
-              <w:sz w:val="24"/>
-              <w:szCs w:val="24"/>
+              <w:sz w:val="20"/>
+              <w:szCs w:val="20"/>
               <w:lang w:val="es-ES"/>
             </w:rPr>
             <w:t>Contenido</w:t>
@@ -493,114 +493,106 @@
               <w:tab w:val="right" w:leader="dot" w:pos="9350"/>
             </w:tabs>
             <w:rPr>
-              <w:rFonts w:eastAsiaTheme="minorEastAsia" w:cs="Times New Roman"/>
+              <w:rFonts w:asciiTheme="minorHAnsi" w:eastAsiaTheme="minorEastAsia" w:hAnsiTheme="minorHAnsi"/>
               <w:noProof/>
-              <w:sz w:val="22"/>
-              <w:szCs w:val="22"/>
+              <w:sz w:val="20"/>
+              <w:szCs w:val="20"/>
               <w:lang w:eastAsia="es-GT"/>
             </w:rPr>
           </w:pPr>
           <w:r>
             <w:rPr>
               <w:rFonts w:cs="Times New Roman"/>
-              <w:sz w:val="20"/>
-              <w:szCs w:val="20"/>
+              <w:sz w:val="16"/>
+              <w:szCs w:val="16"/>
             </w:rPr>
             <w:fldChar w:fldCharType="begin"/>
           </w:r>
           <w:r>
             <w:rPr>
               <w:rFonts w:cs="Times New Roman"/>
-              <w:sz w:val="20"/>
-              <w:szCs w:val="20"/>
+              <w:sz w:val="16"/>
+              <w:szCs w:val="16"/>
             </w:rPr>
             <w:instrText xml:space="preserve"> TOC \o "1-3" \h \z \u </w:instrText>
           </w:r>
           <w:r>
             <w:rPr>
               <w:rFonts w:cs="Times New Roman"/>
-              <w:sz w:val="20"/>
-              <w:szCs w:val="20"/>
+              <w:sz w:val="16"/>
+              <w:szCs w:val="16"/>
             </w:rPr>
             <w:fldChar w:fldCharType="separate"/>
           </w:r>
-          <w:hyperlink w:anchor="_Toc223981323" w:history="1">
+          <w:hyperlink w:anchor="_Toc223985240" w:history="1">
             <w:r>
               <w:rPr>
                 <w:rStyle w:val="Hipervnculo"/>
-                <w:rFonts w:cs="Times New Roman"/>
                 <w:noProof/>
-                <w:sz w:val="22"/>
-                <w:szCs w:val="22"/>
+                <w:sz w:val="20"/>
+                <w:szCs w:val="20"/>
               </w:rPr>
               <w:t>Introducción</w:t>
             </w:r>
             <w:r>
               <w:rPr>
-                <w:rFonts w:cs="Times New Roman"/>
                 <w:noProof/>
                 <w:webHidden/>
-                <w:sz w:val="22"/>
-                <w:szCs w:val="22"/>
+                <w:sz w:val="20"/>
+                <w:szCs w:val="20"/>
               </w:rPr>
               <w:tab/>
             </w:r>
             <w:r>
               <w:rPr>
-                <w:rFonts w:cs="Times New Roman"/>
                 <w:noProof/>
                 <w:webHidden/>
-                <w:sz w:val="22"/>
-                <w:szCs w:val="22"/>
+                <w:sz w:val="20"/>
+                <w:szCs w:val="20"/>
               </w:rPr>
               <w:fldChar w:fldCharType="begin"/>
             </w:r>
             <w:r>
               <w:rPr>
-                <w:rFonts w:cs="Times New Roman"/>
                 <w:noProof/>
                 <w:webHidden/>
-                <w:sz w:val="22"/>
-                <w:szCs w:val="22"/>
-              </w:rPr>
-              <w:instrText xml:space="preserve"> PAGEREF _Toc223981323 \h </w:instrText>
-            </w:r>
-            <w:r>
-              <w:rPr>
-                <w:rFonts w:cs="Times New Roman"/>
+                <w:sz w:val="20"/>
+                <w:szCs w:val="20"/>
+              </w:rPr>
+              <w:instrText xml:space="preserve"> PAGEREF _Toc223985240 \h </w:instrText>
+            </w:r>
+            <w:r>
+              <w:rPr>
                 <w:noProof/>
                 <w:webHidden/>
-                <w:sz w:val="22"/>
-                <w:szCs w:val="22"/>
-              </w:rPr>
-            </w:r>
-            <w:r>
-              <w:rPr>
-                <w:rFonts w:cs="Times New Roman"/>
+                <w:sz w:val="20"/>
+                <w:szCs w:val="20"/>
+              </w:rPr>
+            </w:r>
+            <w:r>
+              <w:rPr>
                 <w:noProof/>
                 <w:webHidden/>
-                <w:sz w:val="22"/>
-                <w:szCs w:val="22"/>
+                <w:sz w:val="20"/>
+                <w:szCs w:val="20"/>
               </w:rPr>
               <w:fldChar w:fldCharType="separate"/>
             </w:r>
             <w:r>
               <w:rPr>
-                <w:rFonts w:cs="Times New Roman"/>
                 <w:noProof/>
                 <w:webHidden/>
-                <w:sz w:val="22"/>
-                <w:szCs w:val="22"/>
+                <w:sz w:val="20"/>
+                <w:szCs w:val="20"/>
               </w:rPr>
               <w:t>3</w:t>
             </w:r>
             <w:r>
               <w:rPr>
-                <w:rFonts w:cs="Times New Roman"/>
                 <w:noProof/>
                 <w:webHidden/>
-                <w:sz w:val="22"/>
-                <w:szCs w:val="22"/>
+                <w:sz w:val="20"/>
+                <w:szCs w:val="20"/>
               </w:rPr>
               <w:fldChar w:fldCharType="end"/>
             </w:r>
@@ -613,90 +605,82 @@
               <w:tab w:val="right" w:leader="dot" w:pos="9350"/>
             </w:tabs>
             <w:rPr>
-              <w:rFonts w:eastAsiaTheme="minorEastAsia" w:cs="Times New Roman"/>
+              <w:rFonts w:asciiTheme="minorHAnsi" w:eastAsiaTheme="minorEastAsia" w:hAnsiTheme="minorHAnsi"/>
               <w:noProof/>
-              <w:sz w:val="22"/>
-              <w:szCs w:val="22"/>
+              <w:sz w:val="20"/>
+              <w:szCs w:val="20"/>
               <w:lang w:eastAsia="es-GT"/>
             </w:rPr>
           </w:pPr>
-          <w:hyperlink w:anchor="_Toc223981324" w:history="1">
+          <w:hyperlink w:anchor="_Toc223985241" w:history="1">
             <w:r>
               <w:rPr>
                 <w:rStyle w:val="Hipervnculo"/>
-                <w:rFonts w:cs="Times New Roman"/>
                 <w:noProof/>
-                <w:sz w:val="22"/>
-                <w:szCs w:val="22"/>
+                <w:sz w:val="20"/>
+                <w:szCs w:val="20"/>
               </w:rPr>
               <w:t>Objetivo del proyecto</w:t>
             </w:r>
             <w:r>
               <w:rPr>
-                <w:rFonts w:cs="Times New Roman"/>
                 <w:noProof/>
                 <w:webHidden/>
-                <w:sz w:val="22"/>
-                <w:szCs w:val="22"/>
+                <w:sz w:val="20"/>
+                <w:szCs w:val="20"/>
               </w:rPr>
               <w:tab/>
             </w:r>
             <w:r>
               <w:rPr>
-                <w:rFonts w:cs="Times New Roman"/>
                 <w:noProof/>
                 <w:webHidden/>
-                <w:sz w:val="22"/>
-                <w:szCs w:val="22"/>
+                <w:sz w:val="20"/>
+                <w:szCs w:val="20"/>
               </w:rPr>
               <w:fldChar w:fldCharType="begin"/>
             </w:r>
             <w:r>
               <w:rPr>
-                <w:rFonts w:cs="Times New Roman"/>
                 <w:noProof/>
                 <w:webHidden/>
-                <w:sz w:val="22"/>
-                <w:szCs w:val="22"/>
-              </w:rPr>
-              <w:instrText xml:space="preserve"> PAGEREF _Toc223981324 \h </w:instrText>
-            </w:r>
-            <w:r>
-              <w:rPr>
-                <w:rFonts w:cs="Times New Roman"/>
+                <w:sz w:val="20"/>
+                <w:szCs w:val="20"/>
+              </w:rPr>
+              <w:instrText xml:space="preserve"> PAGEREF _Toc223985241 \h </w:instrText>
+            </w:r>
+            <w:r>
+              <w:rPr>
                 <w:noProof/>
                 <w:webHidden/>
-                <w:sz w:val="22"/>
-                <w:szCs w:val="22"/>
-              </w:rPr>
-            </w:r>
-            <w:r>
-              <w:rPr>
-                <w:rFonts w:cs="Times New Roman"/>
+                <w:sz w:val="20"/>
+                <w:szCs w:val="20"/>
+              </w:rPr>
+            </w:r>
+            <w:r>
+              <w:rPr>
                 <w:noProof/>
                 <w:webHidden/>
-                <w:sz w:val="22"/>
-                <w:szCs w:val="22"/>
+                <w:sz w:val="20"/>
+                <w:szCs w:val="20"/>
               </w:rPr>
               <w:fldChar w:fldCharType="separate"/>
             </w:r>
             <w:r>
               <w:rPr>
-                <w:rFonts w:cs="Times New Roman"/>
                 <w:noProof/>
                 <w:webHidden/>
-                <w:sz w:val="22"/>
-                <w:szCs w:val="22"/>
+                <w:sz w:val="20"/>
+                <w:szCs w:val="20"/>
               </w:rPr>
               <w:t>3</w:t>
             </w:r>
             <w:r>
               <w:rPr>
-                <w:rFonts w:cs="Times New Roman"/>
                 <w:noProof/>
                 <w:webHidden/>
-                <w:sz w:val="22"/>
-                <w:szCs w:val="22"/>
+                <w:sz w:val="20"/>
+                <w:szCs w:val="20"/>
               </w:rPr>
               <w:fldChar w:fldCharType="end"/>
             </w:r>
@@ -709,90 +693,82 @@
               <w:tab w:val="right" w:leader="dot" w:pos="9350"/>
             </w:tabs>
             <w:rPr>
-              <w:rFonts w:eastAsiaTheme="minorEastAsia" w:cs="Times New Roman"/>
+              <w:rFonts w:asciiTheme="minorHAnsi" w:eastAsiaTheme="minorEastAsia" w:hAnsiTheme="minorHAnsi"/>
               <w:noProof/>
-              <w:sz w:val="22"/>
-              <w:szCs w:val="22"/>
+              <w:sz w:val="20"/>
+              <w:szCs w:val="20"/>
               <w:lang w:eastAsia="es-GT"/>
             </w:rPr>
           </w:pPr>
-          <w:hyperlink w:anchor="_Toc223981325" w:history="1">
+          <w:hyperlink w:anchor="_Toc223985242" w:history="1">
             <w:r>
               <w:rPr>
                 <w:rStyle w:val="Hipervnculo"/>
-                <w:rFonts w:cs="Times New Roman"/>
                 <w:noProof/>
-                <w:sz w:val="22"/>
-                <w:szCs w:val="22"/>
+                <w:sz w:val="20"/>
+                <w:szCs w:val="20"/>
               </w:rPr>
               <w:t>Alcance</w:t>
             </w:r>
             <w:r>
               <w:rPr>
-                <w:rFonts w:cs="Times New Roman"/>
                 <w:noProof/>
                 <w:webHidden/>
-                <w:sz w:val="22"/>
-                <w:szCs w:val="22"/>
+                <w:sz w:val="20"/>
+                <w:szCs w:val="20"/>
               </w:rPr>
               <w:tab/>
             </w:r>
             <w:r>
               <w:rPr>
-                <w:rFonts w:cs="Times New Roman"/>
                 <w:noProof/>
                 <w:webHidden/>
-                <w:sz w:val="22"/>
-                <w:szCs w:val="22"/>
+                <w:sz w:val="20"/>
+                <w:szCs w:val="20"/>
               </w:rPr>
               <w:fldChar w:fldCharType="begin"/>
             </w:r>
             <w:r>
               <w:rPr>
-                <w:rFonts w:cs="Times New Roman"/>
                 <w:noProof/>
                 <w:webHidden/>
-                <w:sz w:val="22"/>
-                <w:szCs w:val="22"/>
-              </w:rPr>
-              <w:instrText xml:space="preserve"> PAGEREF _Toc223981325 \h </w:instrText>
-            </w:r>
-            <w:r>
-              <w:rPr>
-                <w:rFonts w:cs="Times New Roman"/>
+                <w:sz w:val="20"/>
+                <w:szCs w:val="20"/>
+              </w:rPr>
+              <w:instrText xml:space="preserve"> PAGEREF _Toc223985242 \h </w:instrText>
+            </w:r>
+            <w:r>
+              <w:rPr>
                 <w:noProof/>
                 <w:webHidden/>
-                <w:sz w:val="22"/>
-                <w:szCs w:val="22"/>
-              </w:rPr>
-            </w:r>
-            <w:r>
-              <w:rPr>
-                <w:rFonts w:cs="Times New Roman"/>
+                <w:sz w:val="20"/>
+                <w:szCs w:val="20"/>
+              </w:rPr>
+            </w:r>
+            <w:r>
+              <w:rPr>
                 <w:noProof/>
                 <w:webHidden/>
-                <w:sz w:val="22"/>
-                <w:szCs w:val="22"/>
+                <w:sz w:val="20"/>
+                <w:szCs w:val="20"/>
               </w:rPr>
               <w:fldChar w:fldCharType="separate"/>
             </w:r>
             <w:r>
               <w:rPr>
-                <w:rFonts w:cs="Times New Roman"/>
                 <w:noProof/>
                 <w:webHidden/>
-                <w:sz w:val="22"/>
-                <w:szCs w:val="22"/>
+                <w:sz w:val="20"/>
+                <w:szCs w:val="20"/>
               </w:rPr>
               <w:t>3</w:t>
             </w:r>
             <w:r>
               <w:rPr>
-                <w:rFonts w:cs="Times New Roman"/>
                 <w:noProof/>
                 <w:webHidden/>
-                <w:sz w:val="22"/>
-                <w:szCs w:val="22"/>
+                <w:sz w:val="20"/>
+                <w:szCs w:val="20"/>
               </w:rPr>
               <w:fldChar w:fldCharType="end"/>
             </w:r>
@@ -805,90 +781,82 @@
               <w:tab w:val="right" w:leader="dot" w:pos="9350"/>
             </w:tabs>
             <w:rPr>
-              <w:rFonts w:eastAsiaTheme="minorEastAsia" w:cs="Times New Roman"/>
+              <w:rFonts w:asciiTheme="minorHAnsi" w:eastAsiaTheme="minorEastAsia" w:hAnsiTheme="minorHAnsi"/>
               <w:noProof/>
-              <w:sz w:val="22"/>
-              <w:szCs w:val="22"/>
+              <w:sz w:val="20"/>
+              <w:szCs w:val="20"/>
               <w:lang w:eastAsia="es-GT"/>
             </w:rPr>
           </w:pPr>
-          <w:hyperlink w:anchor="_Toc223981326" w:history="1">
+          <w:hyperlink w:anchor="_Toc223985243" w:history="1">
             <w:r>
               <w:rPr>
                 <w:rStyle w:val="Hipervnculo"/>
-                <w:rFonts w:cs="Times New Roman"/>
                 <w:noProof/>
-                <w:sz w:val="22"/>
-                <w:szCs w:val="22"/>
+                <w:sz w:val="20"/>
+                <w:szCs w:val="20"/>
               </w:rPr>
               <w:t>Descripción del sistema</w:t>
             </w:r>
             <w:r>
               <w:rPr>
-                <w:rFonts w:cs="Times New Roman"/>
                 <w:noProof/>
                 <w:webHidden/>
-                <w:sz w:val="22"/>
-                <w:szCs w:val="22"/>
+                <w:sz w:val="20"/>
+                <w:szCs w:val="20"/>
               </w:rPr>
               <w:tab/>
             </w:r>
             <w:r>
               <w:rPr>
-                <w:rFonts w:cs="Times New Roman"/>
                 <w:noProof/>
                 <w:webHidden/>
-                <w:sz w:val="22"/>
-                <w:szCs w:val="22"/>
+                <w:sz w:val="20"/>
+                <w:szCs w:val="20"/>
               </w:rPr>
               <w:fldChar w:fldCharType="begin"/>
             </w:r>
             <w:r>
               <w:rPr>
-                <w:rFonts w:cs="Times New Roman"/>
                 <w:noProof/>
                 <w:webHidden/>
-                <w:sz w:val="22"/>
-                <w:szCs w:val="22"/>
-              </w:rPr>
-              <w:instrText xml:space="preserve"> PAGEREF _Toc223981326 \h </w:instrText>
-            </w:r>
-            <w:r>
-              <w:rPr>
-                <w:rFonts w:cs="Times New Roman"/>
+                <w:sz w:val="20"/>
+                <w:szCs w:val="20"/>
+              </w:rPr>
+              <w:instrText xml:space="preserve"> PAGEREF _Toc223985243 \h </w:instrText>
+            </w:r>
+            <w:r>
+              <w:rPr>
                 <w:noProof/>
                 <w:webHidden/>
-                <w:sz w:val="22"/>
-                <w:szCs w:val="22"/>
-              </w:rPr>
-            </w:r>
-            <w:r>
-              <w:rPr>
-                <w:rFonts w:cs="Times New Roman"/>
+                <w:sz w:val="20"/>
+                <w:szCs w:val="20"/>
+              </w:rPr>
+            </w:r>
+            <w:r>
+              <w:rPr>
                 <w:noProof/>
                 <w:webHidden/>
-                <w:sz w:val="22"/>
-                <w:szCs w:val="22"/>
+                <w:sz w:val="20"/>
+                <w:szCs w:val="20"/>
               </w:rPr>
               <w:fldChar w:fldCharType="separate"/>
             </w:r>
             <w:r>
               <w:rPr>
-                <w:rFonts w:cs="Times New Roman"/>
                 <w:noProof/>
                 <w:webHidden/>
-                <w:sz w:val="22"/>
-                <w:szCs w:val="22"/>
+                <w:sz w:val="20"/>
+                <w:szCs w:val="20"/>
               </w:rPr>
               <w:t>3</w:t>
             </w:r>
             <w:r>
               <w:rPr>
-                <w:rFonts w:cs="Times New Roman"/>
                 <w:noProof/>
                 <w:webHidden/>
-                <w:sz w:val="22"/>
-                <w:szCs w:val="22"/>
+                <w:sz w:val="20"/>
+                <w:szCs w:val="20"/>
               </w:rPr>
               <w:fldChar w:fldCharType="end"/>
             </w:r>
@@ -901,90 +869,82 @@
               <w:tab w:val="right" w:leader="dot" w:pos="9350"/>
             </w:tabs>
             <w:rPr>
-              <w:rFonts w:eastAsiaTheme="minorEastAsia" w:cs="Times New Roman"/>
+              <w:rFonts w:asciiTheme="minorHAnsi" w:eastAsiaTheme="minorEastAsia" w:hAnsiTheme="minorHAnsi"/>
               <w:noProof/>
-              <w:sz w:val="22"/>
-              <w:szCs w:val="22"/>
+              <w:sz w:val="20"/>
+              <w:szCs w:val="20"/>
               <w:lang w:eastAsia="es-GT"/>
             </w:rPr>
           </w:pPr>
-          <w:hyperlink w:anchor="_Toc223981327" w:history="1">
+          <w:hyperlink w:anchor="_Toc223985244" w:history="1">
             <w:r>
               <w:rPr>
                 <w:rStyle w:val="Hipervnculo"/>
-                <w:rFonts w:cs="Times New Roman"/>
                 <w:noProof/>
-                <w:sz w:val="22"/>
-                <w:szCs w:val="22"/>
+                <w:sz w:val="20"/>
+                <w:szCs w:val="20"/>
               </w:rPr>
               <w:t>Requerimientos</w:t>
             </w:r>
             <w:r>
               <w:rPr>
-                <w:rFonts w:cs="Times New Roman"/>
                 <w:noProof/>
                 <w:webHidden/>
-                <w:sz w:val="22"/>
-                <w:szCs w:val="22"/>
+                <w:sz w:val="20"/>
+                <w:szCs w:val="20"/>
               </w:rPr>
               <w:tab/>
             </w:r>
             <w:r>
               <w:rPr>
-                <w:rFonts w:cs="Times New Roman"/>
                 <w:noProof/>
                 <w:webHidden/>
-                <w:sz w:val="22"/>
-                <w:szCs w:val="22"/>
+                <w:sz w:val="20"/>
+                <w:szCs w:val="20"/>
               </w:rPr>
               <w:fldChar w:fldCharType="begin"/>
             </w:r>
             <w:r>
               <w:rPr>
-                <w:rFonts w:cs="Times New Roman"/>
                 <w:noProof/>
                 <w:webHidden/>
-                <w:sz w:val="22"/>
-                <w:szCs w:val="22"/>
-              </w:rPr>
-              <w:instrText xml:space="preserve"> PAGEREF _Toc223981327 \h </w:instrText>
-            </w:r>
-            <w:r>
-              <w:rPr>
-                <w:rFonts w:cs="Times New Roman"/>
+                <w:sz w:val="20"/>
+                <w:szCs w:val="20"/>
+              </w:rPr>
+              <w:instrText xml:space="preserve"> PAGEREF _Toc223985244 \h </w:instrText>
+            </w:r>
+            <w:r>
+              <w:rPr>
                 <w:noProof/>
                 <w:webHidden/>
-                <w:sz w:val="22"/>
-                <w:szCs w:val="22"/>
-              </w:rPr>
-            </w:r>
-            <w:r>
-              <w:rPr>
-                <w:rFonts w:cs="Times New Roman"/>
+                <w:sz w:val="20"/>
+                <w:szCs w:val="20"/>
+              </w:rPr>
+            </w:r>
+            <w:r>
+              <w:rPr>
                 <w:noProof/>
                 <w:webHidden/>
-                <w:sz w:val="22"/>
-                <w:szCs w:val="22"/>
+                <w:sz w:val="20"/>
+                <w:szCs w:val="20"/>
               </w:rPr>
               <w:fldChar w:fldCharType="separate"/>
             </w:r>
             <w:r>
               <w:rPr>
-                <w:rFonts w:cs="Times New Roman"/>
                 <w:noProof/>
                 <w:webHidden/>
-                <w:sz w:val="22"/>
-                <w:szCs w:val="22"/>
+                <w:sz w:val="20"/>
+                <w:szCs w:val="20"/>
               </w:rPr>
               <w:t>4</w:t>
             </w:r>
             <w:r>
               <w:rPr>
-                <w:rFonts w:cs="Times New Roman"/>
                 <w:noProof/>
                 <w:webHidden/>
-                <w:sz w:val="22"/>
-                <w:szCs w:val="22"/>
+                <w:sz w:val="20"/>
+                <w:szCs w:val="20"/>
               </w:rPr>
               <w:fldChar w:fldCharType="end"/>
             </w:r>
@@ -997,90 +957,82 @@
               <w:tab w:val="right" w:leader="dot" w:pos="9350"/>
             </w:tabs>
             <w:rPr>
-              <w:rFonts w:eastAsiaTheme="minorEastAsia" w:cs="Times New Roman"/>
+              <w:rFonts w:asciiTheme="minorHAnsi" w:eastAsiaTheme="minorEastAsia" w:hAnsiTheme="minorHAnsi"/>
               <w:noProof/>
-              <w:sz w:val="22"/>
-              <w:szCs w:val="22"/>
+              <w:sz w:val="20"/>
+              <w:szCs w:val="20"/>
               <w:lang w:eastAsia="es-GT"/>
             </w:rPr>
           </w:pPr>
-          <w:hyperlink w:anchor="_Toc223981328" w:history="1">
+          <w:hyperlink w:anchor="_Toc223985245" w:history="1">
             <w:r>
               <w:rPr>
                 <w:rStyle w:val="Hipervnculo"/>
-                <w:rFonts w:cs="Times New Roman"/>
                 <w:noProof/>
-                <w:sz w:val="22"/>
-                <w:szCs w:val="22"/>
+                <w:sz w:val="20"/>
+                <w:szCs w:val="20"/>
               </w:rPr>
               <w:t>Requerimientos Funcionales</w:t>
             </w:r>
             <w:r>
               <w:rPr>
-                <w:rFonts w:cs="Times New Roman"/>
                 <w:noProof/>
                 <w:webHidden/>
-                <w:sz w:val="22"/>
-                <w:szCs w:val="22"/>
+                <w:sz w:val="20"/>
+                <w:szCs w:val="20"/>
               </w:rPr>
               <w:tab/>
             </w:r>
             <w:r>
               <w:rPr>
-                <w:rFonts w:cs="Times New Roman"/>
                 <w:noProof/>
                 <w:webHidden/>
-                <w:sz w:val="22"/>
-                <w:szCs w:val="22"/>
+                <w:sz w:val="20"/>
+                <w:szCs w:val="20"/>
               </w:rPr>
               <w:fldChar w:fldCharType="begin"/>
             </w:r>
             <w:r>
               <w:rPr>
-                <w:rFonts w:cs="Times New Roman"/>
                 <w:noProof/>
                 <w:webHidden/>
-                <w:sz w:val="22"/>
-                <w:szCs w:val="22"/>
-              </w:rPr>
-              <w:instrText xml:space="preserve"> PAGEREF _Toc223981328 \h </w:instrText>
-            </w:r>
-            <w:r>
-              <w:rPr>
-                <w:rFonts w:cs="Times New Roman"/>
+                <w:sz w:val="20"/>
+                <w:szCs w:val="20"/>
+              </w:rPr>
+              <w:instrText xml:space="preserve"> PAGEREF _Toc223985245 \h </w:instrText>
+            </w:r>
+            <w:r>
+              <w:rPr>
                 <w:noProof/>
                 <w:webHidden/>
-                <w:sz w:val="22"/>
-                <w:szCs w:val="22"/>
-              </w:rPr>
-            </w:r>
-            <w:r>
-              <w:rPr>
-                <w:rFonts w:cs="Times New Roman"/>
+                <w:sz w:val="20"/>
+                <w:szCs w:val="20"/>
+              </w:rPr>
+            </w:r>
+            <w:r>
+              <w:rPr>
                 <w:noProof/>
                 <w:webHidden/>
-                <w:sz w:val="22"/>
-                <w:szCs w:val="22"/>
+                <w:sz w:val="20"/>
+                <w:szCs w:val="20"/>
               </w:rPr>
               <w:fldChar w:fldCharType="separate"/>
             </w:r>
             <w:r>
               <w:rPr>
-                <w:rFonts w:cs="Times New Roman"/>
                 <w:noProof/>
                 <w:webHidden/>
-                <w:sz w:val="22"/>
-                <w:szCs w:val="22"/>
+                <w:sz w:val="20"/>
+                <w:szCs w:val="20"/>
               </w:rPr>
               <w:t>4</w:t>
             </w:r>
             <w:r>
               <w:rPr>
-                <w:rFonts w:cs="Times New Roman"/>
                 <w:noProof/>
                 <w:webHidden/>
-                <w:sz w:val="22"/>
-                <w:szCs w:val="22"/>
+                <w:sz w:val="20"/>
+                <w:szCs w:val="20"/>
               </w:rPr>
               <w:fldChar w:fldCharType="end"/>
             </w:r>
@@ -1093,90 +1045,82 @@
               <w:tab w:val="right" w:leader="dot" w:pos="9350"/>
             </w:tabs>
             <w:rPr>
-              <w:rFonts w:eastAsiaTheme="minorEastAsia" w:cs="Times New Roman"/>
+              <w:rFonts w:asciiTheme="minorHAnsi" w:eastAsiaTheme="minorEastAsia" w:hAnsiTheme="minorHAnsi"/>
               <w:noProof/>
-              <w:sz w:val="22"/>
-              <w:szCs w:val="22"/>
+              <w:sz w:val="20"/>
+              <w:szCs w:val="20"/>
               <w:lang w:eastAsia="es-GT"/>
             </w:rPr>
           </w:pPr>
-          <w:hyperlink w:anchor="_Toc223981329" w:history="1">
+          <w:hyperlink w:anchor="_Toc223985246" w:history="1">
             <w:r>
               <w:rPr>
                 <w:rStyle w:val="Hipervnculo"/>
-                <w:rFonts w:cs="Times New Roman"/>
                 <w:noProof/>
-                <w:sz w:val="22"/>
-                <w:szCs w:val="22"/>
+                <w:sz w:val="20"/>
+                <w:szCs w:val="20"/>
               </w:rPr>
               <w:t>Requerimientos No Funcionales</w:t>
             </w:r>
             <w:r>
               <w:rPr>
-                <w:rFonts w:cs="Times New Roman"/>
                 <w:noProof/>
                 <w:webHidden/>
-                <w:sz w:val="22"/>
-                <w:szCs w:val="22"/>
+                <w:sz w:val="20"/>
+                <w:szCs w:val="20"/>
               </w:rPr>
               <w:tab/>
             </w:r>
             <w:r>
               <w:rPr>
-                <w:rFonts w:cs="Times New Roman"/>
                 <w:noProof/>
                 <w:webHidden/>
-                <w:sz w:val="22"/>
-                <w:szCs w:val="22"/>
+                <w:sz w:val="20"/>
+                <w:szCs w:val="20"/>
               </w:rPr>
               <w:fldChar w:fldCharType="begin"/>
             </w:r>
             <w:r>
               <w:rPr>
-                <w:rFonts w:cs="Times New Roman"/>
                 <w:noProof/>
                 <w:webHidden/>
-                <w:sz w:val="22"/>
-                <w:szCs w:val="22"/>
-              </w:rPr>
-              <w:instrText xml:space="preserve"> PAGEREF _Toc223981329 \h </w:instrText>
-            </w:r>
-            <w:r>
-              <w:rPr>
-                <w:rFonts w:cs="Times New Roman"/>
+                <w:sz w:val="20"/>
+                <w:szCs w:val="20"/>
+              </w:rPr>
+              <w:instrText xml:space="preserve"> PAGEREF _Toc223985246 \h </w:instrText>
+            </w:r>
+            <w:r>
+              <w:rPr>
                 <w:noProof/>
                 <w:webHidden/>
-                <w:sz w:val="22"/>
-                <w:szCs w:val="22"/>
-              </w:rPr>
-            </w:r>
-            <w:r>
-              <w:rPr>
-                <w:rFonts w:cs="Times New Roman"/>
+                <w:sz w:val="20"/>
+                <w:szCs w:val="20"/>
+              </w:rPr>
+            </w:r>
+            <w:r>
+              <w:rPr>
                 <w:noProof/>
                 <w:webHidden/>
-                <w:sz w:val="22"/>
-                <w:szCs w:val="22"/>
+                <w:sz w:val="20"/>
+                <w:szCs w:val="20"/>
               </w:rPr>
               <w:fldChar w:fldCharType="separate"/>
             </w:r>
             <w:r>
               <w:rPr>
-                <w:rFonts w:cs="Times New Roman"/>
                 <w:noProof/>
                 <w:webHidden/>
-                <w:sz w:val="22"/>
-                <w:szCs w:val="22"/>
+                <w:sz w:val="20"/>
+                <w:szCs w:val="20"/>
               </w:rPr>
               <w:t>5</w:t>
             </w:r>
             <w:r>
               <w:rPr>
-                <w:rFonts w:cs="Times New Roman"/>
                 <w:noProof/>
                 <w:webHidden/>
-                <w:sz w:val="22"/>
-                <w:szCs w:val="22"/>
+                <w:sz w:val="20"/>
+                <w:szCs w:val="20"/>
               </w:rPr>
               <w:fldChar w:fldCharType="end"/>
             </w:r>
@@ -1189,90 +1133,82 @@
               <w:tab w:val="right" w:leader="dot" w:pos="9350"/>
             </w:tabs>
             <w:rPr>
-              <w:rFonts w:eastAsiaTheme="minorEastAsia" w:cs="Times New Roman"/>
+              <w:rFonts w:asciiTheme="minorHAnsi" w:eastAsiaTheme="minorEastAsia" w:hAnsiTheme="minorHAnsi"/>
               <w:noProof/>
-              <w:sz w:val="22"/>
-              <w:szCs w:val="22"/>
+              <w:sz w:val="20"/>
+              <w:szCs w:val="20"/>
               <w:lang w:eastAsia="es-GT"/>
             </w:rPr>
           </w:pPr>
-          <w:hyperlink w:anchor="_Toc223981330" w:history="1">
+          <w:hyperlink w:anchor="_Toc223985247" w:history="1">
             <w:r>
               <w:rPr>
                 <w:rStyle w:val="Hipervnculo"/>
-                <w:rFonts w:cs="Times New Roman"/>
                 <w:noProof/>
-                <w:sz w:val="22"/>
-                <w:szCs w:val="22"/>
+                <w:sz w:val="20"/>
+                <w:szCs w:val="20"/>
               </w:rPr>
               <w:t>Diseño del sistema</w:t>
             </w:r>
             <w:r>
               <w:rPr>
-                <w:rFonts w:cs="Times New Roman"/>
                 <w:noProof/>
                 <w:webHidden/>
-                <w:sz w:val="22"/>
-                <w:szCs w:val="22"/>
+                <w:sz w:val="20"/>
+                <w:szCs w:val="20"/>
               </w:rPr>
               <w:tab/>
             </w:r>
             <w:r>
               <w:rPr>
-                <w:rFonts w:cs="Times New Roman"/>
                 <w:noProof/>
                 <w:webHidden/>
-                <w:sz w:val="22"/>
-                <w:szCs w:val="22"/>
+                <w:sz w:val="20"/>
+                <w:szCs w:val="20"/>
               </w:rPr>
               <w:fldChar w:fldCharType="begin"/>
             </w:r>
             <w:r>
               <w:rPr>
-                <w:rFonts w:cs="Times New Roman"/>
                 <w:noProof/>
                 <w:webHidden/>
-                <w:sz w:val="22"/>
-                <w:szCs w:val="22"/>
-              </w:rPr>
-              <w:instrText xml:space="preserve"> PAGEREF _Toc223981330 \h </w:instrText>
-            </w:r>
-            <w:r>
-              <w:rPr>
-                <w:rFonts w:cs="Times New Roman"/>
+                <w:sz w:val="20"/>
+                <w:szCs w:val="20"/>
+              </w:rPr>
+              <w:instrText xml:space="preserve"> PAGEREF _Toc223985247 \h </w:instrText>
+            </w:r>
+            <w:r>
+              <w:rPr>
                 <w:noProof/>
                 <w:webHidden/>
-                <w:sz w:val="22"/>
-                <w:szCs w:val="22"/>
-              </w:rPr>
-            </w:r>
-            <w:r>
-              <w:rPr>
-                <w:rFonts w:cs="Times New Roman"/>
+                <w:sz w:val="20"/>
+                <w:szCs w:val="20"/>
+              </w:rPr>
+            </w:r>
+            <w:r>
+              <w:rPr>
                 <w:noProof/>
                 <w:webHidden/>
-                <w:sz w:val="22"/>
-                <w:szCs w:val="22"/>
+                <w:sz w:val="20"/>
+                <w:szCs w:val="20"/>
               </w:rPr>
               <w:fldChar w:fldCharType="separate"/>
             </w:r>
             <w:r>
               <w:rPr>
-                <w:rFonts w:cs="Times New Roman"/>
                 <w:noProof/>
                 <w:webHidden/>
-                <w:sz w:val="22"/>
-                <w:szCs w:val="22"/>
+                <w:sz w:val="20"/>
+                <w:szCs w:val="20"/>
               </w:rPr>
               <w:t>6</w:t>
             </w:r>
             <w:r>
               <w:rPr>
-                <w:rFonts w:cs="Times New Roman"/>
                 <w:noProof/>
                 <w:webHidden/>
-                <w:sz w:val="22"/>
-                <w:szCs w:val="22"/>
+                <w:sz w:val="20"/>
+                <w:szCs w:val="20"/>
               </w:rPr>
               <w:fldChar w:fldCharType="end"/>
             </w:r>
@@ -1285,90 +1221,82 @@
               <w:tab w:val="right" w:leader="dot" w:pos="9350"/>
             </w:tabs>
             <w:rPr>
-              <w:rFonts w:eastAsiaTheme="minorEastAsia" w:cs="Times New Roman"/>
+              <w:rFonts w:asciiTheme="minorHAnsi" w:eastAsiaTheme="minorEastAsia" w:hAnsiTheme="minorHAnsi"/>
               <w:noProof/>
-              <w:sz w:val="22"/>
-              <w:szCs w:val="22"/>
+              <w:sz w:val="20"/>
+              <w:szCs w:val="20"/>
               <w:lang w:eastAsia="es-GT"/>
             </w:rPr>
           </w:pPr>
-          <w:hyperlink w:anchor="_Toc223981331" w:history="1">
+          <w:hyperlink w:anchor="_Toc223985248" w:history="1">
             <w:r>
               <w:rPr>
                 <w:rStyle w:val="Hipervnculo"/>
-                <w:rFonts w:cs="Times New Roman"/>
                 <w:noProof/>
-                <w:sz w:val="22"/>
-                <w:szCs w:val="22"/>
+                <w:sz w:val="20"/>
+                <w:szCs w:val="20"/>
               </w:rPr>
               <w:t>Diagrama Entidad-Relación</w:t>
             </w:r>
             <w:r>
               <w:rPr>
-                <w:rFonts w:cs="Times New Roman"/>
                 <w:noProof/>
                 <w:webHidden/>
-                <w:sz w:val="22"/>
-                <w:szCs w:val="22"/>
+                <w:sz w:val="20"/>
+                <w:szCs w:val="20"/>
               </w:rPr>
               <w:tab/>
             </w:r>
             <w:r>
               <w:rPr>
-                <w:rFonts w:cs="Times New Roman"/>
                 <w:noProof/>
                 <w:webHidden/>
-                <w:sz w:val="22"/>
-                <w:szCs w:val="22"/>
+                <w:sz w:val="20"/>
+                <w:szCs w:val="20"/>
               </w:rPr>
               <w:fldChar w:fldCharType="begin"/>
             </w:r>
             <w:r>
               <w:rPr>
-                <w:rFonts w:cs="Times New Roman"/>
                 <w:noProof/>
                 <w:webHidden/>
-                <w:sz w:val="22"/>
-                <w:szCs w:val="22"/>
-              </w:rPr>
-              <w:instrText xml:space="preserve"> PAGEREF _Toc223981331 \h </w:instrText>
-            </w:r>
-            <w:r>
-              <w:rPr>
-                <w:rFonts w:cs="Times New Roman"/>
+                <w:sz w:val="20"/>
+                <w:szCs w:val="20"/>
+              </w:rPr>
+              <w:instrText xml:space="preserve"> PAGEREF _Toc223985248 \h </w:instrText>
+            </w:r>
+            <w:r>
+              <w:rPr>
                 <w:noProof/>
                 <w:webHidden/>
-                <w:sz w:val="22"/>
-                <w:szCs w:val="22"/>
-              </w:rPr>
-            </w:r>
-            <w:r>
-              <w:rPr>
-                <w:rFonts w:cs="Times New Roman"/>
+                <w:sz w:val="20"/>
+                <w:szCs w:val="20"/>
+              </w:rPr>
+            </w:r>
+            <w:r>
+              <w:rPr>
                 <w:noProof/>
                 <w:webHidden/>
-                <w:sz w:val="22"/>
-                <w:szCs w:val="22"/>
+                <w:sz w:val="20"/>
+                <w:szCs w:val="20"/>
               </w:rPr>
               <w:fldChar w:fldCharType="separate"/>
             </w:r>
             <w:r>
               <w:rPr>
-                <w:rFonts w:cs="Times New Roman"/>
                 <w:noProof/>
                 <w:webHidden/>
-                <w:sz w:val="22"/>
-                <w:szCs w:val="22"/>
+                <w:sz w:val="20"/>
+                <w:szCs w:val="20"/>
               </w:rPr>
               <w:t>6</w:t>
             </w:r>
             <w:r>
               <w:rPr>
-                <w:rFonts w:cs="Times New Roman"/>
                 <w:noProof/>
                 <w:webHidden/>
-                <w:sz w:val="22"/>
-                <w:szCs w:val="22"/>
+                <w:sz w:val="20"/>
+                <w:szCs w:val="20"/>
               </w:rPr>
               <w:fldChar w:fldCharType="end"/>
             </w:r>
@@ -1381,90 +1309,82 @@
               <w:tab w:val="right" w:leader="dot" w:pos="9350"/>
             </w:tabs>
             <w:rPr>
-              <w:rFonts w:eastAsiaTheme="minorEastAsia" w:cs="Times New Roman"/>
+              <w:rFonts w:asciiTheme="minorHAnsi" w:eastAsiaTheme="minorEastAsia" w:hAnsiTheme="minorHAnsi"/>
               <w:noProof/>
-              <w:sz w:val="22"/>
-              <w:szCs w:val="22"/>
+              <w:sz w:val="20"/>
+              <w:szCs w:val="20"/>
               <w:lang w:eastAsia="es-GT"/>
             </w:rPr>
           </w:pPr>
-          <w:hyperlink w:anchor="_Toc223981332" w:history="1">
+          <w:hyperlink w:anchor="_Toc223985249" w:history="1">
             <w:r>
               <w:rPr>
                 <w:rStyle w:val="Hipervnculo"/>
-                <w:rFonts w:cs="Times New Roman"/>
                 <w:noProof/>
-                <w:sz w:val="22"/>
-                <w:szCs w:val="22"/>
+                <w:sz w:val="20"/>
+                <w:szCs w:val="20"/>
               </w:rPr>
               <w:t>Explicación Relaciones</w:t>
             </w:r>
             <w:r>
               <w:rPr>
-                <w:rFonts w:cs="Times New Roman"/>
                 <w:noProof/>
                 <w:webHidden/>
-                <w:sz w:val="22"/>
-                <w:szCs w:val="22"/>
+                <w:sz w:val="20"/>
+                <w:szCs w:val="20"/>
               </w:rPr>
               <w:tab/>
             </w:r>
             <w:r>
               <w:rPr>
-                <w:rFonts w:cs="Times New Roman"/>
                 <w:noProof/>
                 <w:webHidden/>
-                <w:sz w:val="22"/>
-                <w:szCs w:val="22"/>
+                <w:sz w:val="20"/>
+                <w:szCs w:val="20"/>
               </w:rPr>
               <w:fldChar w:fldCharType="begin"/>
             </w:r>
             <w:r>
               <w:rPr>
-                <w:rFonts w:cs="Times New Roman"/>
                 <w:noProof/>
                 <w:webHidden/>
-                <w:sz w:val="22"/>
-                <w:szCs w:val="22"/>
-              </w:rPr>
-              <w:instrText xml:space="preserve"> PAGEREF _Toc223981332 \h </w:instrText>
-            </w:r>
-            <w:r>
-              <w:rPr>
-                <w:rFonts w:cs="Times New Roman"/>
+                <w:sz w:val="20"/>
+                <w:szCs w:val="20"/>
+              </w:rPr>
+              <w:instrText xml:space="preserve"> PAGEREF _Toc223985249 \h </w:instrText>
+            </w:r>
+            <w:r>
+              <w:rPr>
                 <w:noProof/>
                 <w:webHidden/>
-                <w:sz w:val="22"/>
-                <w:szCs w:val="22"/>
-              </w:rPr>
-            </w:r>
-            <w:r>
-              <w:rPr>
-                <w:rFonts w:cs="Times New Roman"/>
+                <w:sz w:val="20"/>
+                <w:szCs w:val="20"/>
+              </w:rPr>
+            </w:r>
+            <w:r>
+              <w:rPr>
                 <w:noProof/>
                 <w:webHidden/>
-                <w:sz w:val="22"/>
-                <w:szCs w:val="22"/>
+                <w:sz w:val="20"/>
+                <w:szCs w:val="20"/>
               </w:rPr>
               <w:fldChar w:fldCharType="separate"/>
             </w:r>
             <w:r>
               <w:rPr>
-                <w:rFonts w:cs="Times New Roman"/>
                 <w:noProof/>
                 <w:webHidden/>
-                <w:sz w:val="22"/>
-                <w:szCs w:val="22"/>
+                <w:sz w:val="20"/>
+                <w:szCs w:val="20"/>
               </w:rPr>
               <w:t>6</w:t>
             </w:r>
             <w:r>
               <w:rPr>
-                <w:rFonts w:cs="Times New Roman"/>
                 <w:noProof/>
                 <w:webHidden/>
-                <w:sz w:val="22"/>
-                <w:szCs w:val="22"/>
+                <w:sz w:val="20"/>
+                <w:szCs w:val="20"/>
               </w:rPr>
               <w:fldChar w:fldCharType="end"/>
             </w:r>
@@ -1477,90 +1397,82 @@
               <w:tab w:val="right" w:leader="dot" w:pos="9350"/>
             </w:tabs>
             <w:rPr>
-              <w:rFonts w:eastAsiaTheme="minorEastAsia" w:cs="Times New Roman"/>
+              <w:rFonts w:asciiTheme="minorHAnsi" w:eastAsiaTheme="minorEastAsia" w:hAnsiTheme="minorHAnsi"/>
               <w:noProof/>
-              <w:sz w:val="22"/>
-              <w:szCs w:val="22"/>
+              <w:sz w:val="20"/>
+              <w:szCs w:val="20"/>
               <w:lang w:eastAsia="es-GT"/>
             </w:rPr>
           </w:pPr>
-          <w:hyperlink w:anchor="_Toc223981333" w:history="1">
+          <w:hyperlink w:anchor="_Toc223985250" w:history="1">
             <w:r>
               <w:rPr>
                 <w:rStyle w:val="Hipervnculo"/>
-                <w:rFonts w:cs="Times New Roman"/>
                 <w:noProof/>
-                <w:sz w:val="22"/>
-                <w:szCs w:val="22"/>
+                <w:sz w:val="20"/>
+                <w:szCs w:val="20"/>
               </w:rPr>
               <w:t>Diseño Lógico</w:t>
             </w:r>
             <w:r>
               <w:rPr>
-                <w:rFonts w:cs="Times New Roman"/>
                 <w:noProof/>
                 <w:webHidden/>
-                <w:sz w:val="22"/>
-                <w:szCs w:val="22"/>
+                <w:sz w:val="20"/>
+                <w:szCs w:val="20"/>
               </w:rPr>
               <w:tab/>
             </w:r>
             <w:r>
               <w:rPr>
-                <w:rFonts w:cs="Times New Roman"/>
                 <w:noProof/>
                 <w:webHidden/>
-                <w:sz w:val="22"/>
-                <w:szCs w:val="22"/>
+                <w:sz w:val="20"/>
+                <w:szCs w:val="20"/>
               </w:rPr>
               <w:fldChar w:fldCharType="begin"/>
             </w:r>
             <w:r>
               <w:rPr>
-                <w:rFonts w:cs="Times New Roman"/>
                 <w:noProof/>
                 <w:webHidden/>
-                <w:sz w:val="22"/>
-                <w:szCs w:val="22"/>
-              </w:rPr>
-              <w:instrText xml:space="preserve"> PAGEREF _Toc223981333 \h </w:instrText>
-            </w:r>
-            <w:r>
-              <w:rPr>
-                <w:rFonts w:cs="Times New Roman"/>
+                <w:sz w:val="20"/>
+                <w:szCs w:val="20"/>
+              </w:rPr>
+              <w:instrText xml:space="preserve"> PAGEREF _Toc223985250 \h </w:instrText>
+            </w:r>
+            <w:r>
+              <w:rPr>
                 <w:noProof/>
                 <w:webHidden/>
-                <w:sz w:val="22"/>
-                <w:szCs w:val="22"/>
-              </w:rPr>
-            </w:r>
-            <w:r>
-              <w:rPr>
-                <w:rFonts w:cs="Times New Roman"/>
+                <w:sz w:val="20"/>
+                <w:szCs w:val="20"/>
+              </w:rPr>
+            </w:r>
+            <w:r>
+              <w:rPr>
                 <w:noProof/>
                 <w:webHidden/>
-                <w:sz w:val="22"/>
-                <w:szCs w:val="22"/>
+                <w:sz w:val="20"/>
+                <w:szCs w:val="20"/>
               </w:rPr>
               <w:fldChar w:fldCharType="separate"/>
             </w:r>
             <w:r>
               <w:rPr>
-                <w:rFonts w:cs="Times New Roman"/>
                 <w:noProof/>
                 <w:webHidden/>
-                <w:sz w:val="22"/>
-                <w:szCs w:val="22"/>
+                <w:sz w:val="20"/>
+                <w:szCs w:val="20"/>
               </w:rPr>
               <w:t>7</w:t>
             </w:r>
             <w:r>
               <w:rPr>
-                <w:rFonts w:cs="Times New Roman"/>
                 <w:noProof/>
                 <w:webHidden/>
-                <w:sz w:val="22"/>
-                <w:szCs w:val="22"/>
+                <w:sz w:val="20"/>
+                <w:szCs w:val="20"/>
               </w:rPr>
               <w:fldChar w:fldCharType="end"/>
             </w:r>
@@ -1573,90 +1485,82 @@
               <w:tab w:val="right" w:leader="dot" w:pos="9350"/>
             </w:tabs>
             <w:rPr>
-              <w:rFonts w:eastAsiaTheme="minorEastAsia" w:cs="Times New Roman"/>
+              <w:rFonts w:asciiTheme="minorHAnsi" w:eastAsiaTheme="minorEastAsia" w:hAnsiTheme="minorHAnsi"/>
               <w:noProof/>
-              <w:sz w:val="22"/>
-              <w:szCs w:val="22"/>
+              <w:sz w:val="20"/>
+              <w:szCs w:val="20"/>
               <w:lang w:eastAsia="es-GT"/>
             </w:rPr>
           </w:pPr>
-          <w:hyperlink w:anchor="_Toc223981334" w:history="1">
+          <w:hyperlink w:anchor="_Toc223985251" w:history="1">
             <w:r>
               <w:rPr>
                 <w:rStyle w:val="Hipervnculo"/>
-                <w:rFonts w:cs="Times New Roman"/>
                 <w:noProof/>
-                <w:sz w:val="22"/>
-                <w:szCs w:val="22"/>
+                <w:sz w:val="20"/>
+                <w:szCs w:val="20"/>
               </w:rPr>
               <w:t>Composición de las tablas</w:t>
             </w:r>
             <w:r>
               <w:rPr>
-                <w:rFonts w:cs="Times New Roman"/>
                 <w:noProof/>
                 <w:webHidden/>
-                <w:sz w:val="22"/>
-                <w:szCs w:val="22"/>
+                <w:sz w:val="20"/>
+                <w:szCs w:val="20"/>
               </w:rPr>
               <w:tab/>
             </w:r>
             <w:r>
               <w:rPr>
-                <w:rFonts w:cs="Times New Roman"/>
                 <w:noProof/>
                 <w:webHidden/>
-                <w:sz w:val="22"/>
-                <w:szCs w:val="22"/>
+                <w:sz w:val="20"/>
+                <w:szCs w:val="20"/>
               </w:rPr>
               <w:fldChar w:fldCharType="begin"/>
             </w:r>
             <w:r>
               <w:rPr>
-                <w:rFonts w:cs="Times New Roman"/>
                 <w:noProof/>
                 <w:webHidden/>
-                <w:sz w:val="22"/>
-                <w:szCs w:val="22"/>
-              </w:rPr>
-              <w:instrText xml:space="preserve"> PAGEREF _Toc223981334 \h </w:instrText>
-            </w:r>
-            <w:r>
-              <w:rPr>
-                <w:rFonts w:cs="Times New Roman"/>
+                <w:sz w:val="20"/>
+                <w:szCs w:val="20"/>
+              </w:rPr>
+              <w:instrText xml:space="preserve"> PAGEREF _Toc223985251 \h </w:instrText>
+            </w:r>
+            <w:r>
+              <w:rPr>
                 <w:noProof/>
                 <w:webHidden/>
-                <w:sz w:val="22"/>
-                <w:szCs w:val="22"/>
-              </w:rPr>
-            </w:r>
-            <w:r>
-              <w:rPr>
-                <w:rFonts w:cs="Times New Roman"/>
+                <w:sz w:val="20"/>
+                <w:szCs w:val="20"/>
+              </w:rPr>
+            </w:r>
+            <w:r>
+              <w:rPr>
                 <w:noProof/>
                 <w:webHidden/>
-                <w:sz w:val="22"/>
-                <w:szCs w:val="22"/>
+                <w:sz w:val="20"/>
+                <w:szCs w:val="20"/>
               </w:rPr>
               <w:fldChar w:fldCharType="separate"/>
             </w:r>
             <w:r>
               <w:rPr>
-                <w:rFonts w:cs="Times New Roman"/>
                 <w:noProof/>
                 <w:webHidden/>
-                <w:sz w:val="22"/>
-                <w:szCs w:val="22"/>
+                <w:sz w:val="20"/>
+                <w:szCs w:val="20"/>
               </w:rPr>
               <w:t>10</w:t>
             </w:r>
             <w:r>
               <w:rPr>
-                <w:rFonts w:cs="Times New Roman"/>
                 <w:noProof/>
                 <w:webHidden/>
-                <w:sz w:val="22"/>
-                <w:szCs w:val="22"/>
+                <w:sz w:val="20"/>
+                <w:szCs w:val="20"/>
               </w:rPr>
               <w:fldChar w:fldCharType="end"/>
             </w:r>
@@ -1669,90 +1573,82 @@
               <w:tab w:val="right" w:leader="dot" w:pos="9350"/>
             </w:tabs>
             <w:rPr>
-              <w:rFonts w:eastAsiaTheme="minorEastAsia" w:cs="Times New Roman"/>
+              <w:rFonts w:asciiTheme="minorHAnsi" w:eastAsiaTheme="minorEastAsia" w:hAnsiTheme="minorHAnsi"/>
               <w:noProof/>
-              <w:sz w:val="22"/>
-              <w:szCs w:val="22"/>
+              <w:sz w:val="20"/>
+              <w:szCs w:val="20"/>
               <w:lang w:eastAsia="es-GT"/>
             </w:rPr>
           </w:pPr>
-          <w:hyperlink w:anchor="_Toc223981335" w:history="1">
+          <w:hyperlink w:anchor="_Toc223985252" w:history="1">
             <w:r>
               <w:rPr>
                 <w:rStyle w:val="Hipervnculo"/>
-                <w:rFonts w:cs="Times New Roman"/>
                 <w:noProof/>
-                <w:sz w:val="22"/>
-                <w:szCs w:val="22"/>
+                <w:sz w:val="20"/>
+                <w:szCs w:val="20"/>
               </w:rPr>
               <w:t>Implementación en MySQL Workbench</w:t>
             </w:r>
             <w:r>
               <w:rPr>
-                <w:rFonts w:cs="Times New Roman"/>
                 <w:noProof/>
                 <w:webHidden/>
-                <w:sz w:val="22"/>
-                <w:szCs w:val="22"/>
+                <w:sz w:val="20"/>
+                <w:szCs w:val="20"/>
               </w:rPr>
               <w:tab/>
             </w:r>
             <w:r>
               <w:rPr>
-                <w:rFonts w:cs="Times New Roman"/>
                 <w:noProof/>
                 <w:webHidden/>
-                <w:sz w:val="22"/>
-                <w:szCs w:val="22"/>
+                <w:sz w:val="20"/>
+                <w:szCs w:val="20"/>
               </w:rPr>
               <w:fldChar w:fldCharType="begin"/>
             </w:r>
             <w:r>
               <w:rPr>
-                <w:rFonts w:cs="Times New Roman"/>
                 <w:noProof/>
                 <w:webHidden/>
-                <w:sz w:val="22"/>
-                <w:szCs w:val="22"/>
-              </w:rPr>
-              <w:instrText xml:space="preserve"> PAGEREF _Toc223981335 \h </w:instrText>
-            </w:r>
-            <w:r>
-              <w:rPr>
-                <w:rFonts w:cs="Times New Roman"/>
+                <w:sz w:val="20"/>
+                <w:szCs w:val="20"/>
+              </w:rPr>
+              <w:instrText xml:space="preserve"> PAGEREF _Toc223985252 \h </w:instrText>
+            </w:r>
+            <w:r>
+              <w:rPr>
                 <w:noProof/>
                 <w:webHidden/>
-                <w:sz w:val="22"/>
-                <w:szCs w:val="22"/>
-              </w:rPr>
-            </w:r>
-            <w:r>
-              <w:rPr>
-                <w:rFonts w:cs="Times New Roman"/>
+                <w:sz w:val="20"/>
+                <w:szCs w:val="20"/>
+              </w:rPr>
+            </w:r>
+            <w:r>
+              <w:rPr>
                 <w:noProof/>
                 <w:webHidden/>
-                <w:sz w:val="22"/>
-                <w:szCs w:val="22"/>
+                <w:sz w:val="20"/>
+                <w:szCs w:val="20"/>
               </w:rPr>
               <w:fldChar w:fldCharType="separate"/>
             </w:r>
             <w:r>
               <w:rPr>
-                <w:rFonts w:cs="Times New Roman"/>
                 <w:noProof/>
                 <w:webHidden/>
-                <w:sz w:val="22"/>
-                <w:szCs w:val="22"/>
+                <w:sz w:val="20"/>
+                <w:szCs w:val="20"/>
               </w:rPr>
               <w:t>11</w:t>
             </w:r>
             <w:r>
               <w:rPr>
-                <w:rFonts w:cs="Times New Roman"/>
                 <w:noProof/>
                 <w:webHidden/>
-                <w:sz w:val="22"/>
-                <w:szCs w:val="22"/>
+                <w:sz w:val="20"/>
+                <w:szCs w:val="20"/>
               </w:rPr>
               <w:fldChar w:fldCharType="end"/>
             </w:r>
@@ -1765,92 +1661,84 @@
               <w:tab w:val="right" w:leader="dot" w:pos="9350"/>
             </w:tabs>
             <w:rPr>
-              <w:rFonts w:eastAsiaTheme="minorEastAsia" w:cs="Times New Roman"/>
+              <w:rFonts w:asciiTheme="minorHAnsi" w:eastAsiaTheme="minorEastAsia" w:hAnsiTheme="minorHAnsi"/>
               <w:noProof/>
-              <w:sz w:val="22"/>
-              <w:szCs w:val="22"/>
+              <w:sz w:val="20"/>
+              <w:szCs w:val="20"/>
               <w:lang w:eastAsia="es-GT"/>
             </w:rPr>
           </w:pPr>
-          <w:hyperlink w:anchor="_Toc223981336" w:history="1">
+          <w:hyperlink w:anchor="_Toc223985253" w:history="1">
             <w:r>
               <w:rPr>
                 <w:rStyle w:val="Hipervnculo"/>
-                <w:rFonts w:cs="Times New Roman"/>
                 <w:b/>
                 <w:bCs/>
                 <w:noProof/>
-                <w:sz w:val="22"/>
-                <w:szCs w:val="22"/>
+                <w:sz w:val="20"/>
+                <w:szCs w:val="20"/>
               </w:rPr>
               <w:t>Creación base de datos:</w:t>
             </w:r>
             <w:r>
               <w:rPr>
-                <w:rFonts w:cs="Times New Roman"/>
                 <w:noProof/>
                 <w:webHidden/>
-                <w:sz w:val="22"/>
-                <w:szCs w:val="22"/>
+                <w:sz w:val="20"/>
+                <w:szCs w:val="20"/>
               </w:rPr>
               <w:tab/>
             </w:r>
             <w:r>
               <w:rPr>
-                <w:rFonts w:cs="Times New Roman"/>
                 <w:noProof/>
                 <w:webHidden/>
-                <w:sz w:val="22"/>
-                <w:szCs w:val="22"/>
+                <w:sz w:val="20"/>
+                <w:szCs w:val="20"/>
               </w:rPr>
               <w:fldChar w:fldCharType="begin"/>
             </w:r>
             <w:r>
               <w:rPr>
-                <w:rFonts w:cs="Times New Roman"/>
                 <w:noProof/>
                 <w:webHidden/>
-                <w:sz w:val="22"/>
-                <w:szCs w:val="22"/>
-              </w:rPr>
-              <w:instrText xml:space="preserve"> PAGEREF _Toc223981336 \h </w:instrText>
-            </w:r>
-            <w:r>
-              <w:rPr>
-                <w:rFonts w:cs="Times New Roman"/>
+                <w:sz w:val="20"/>
+                <w:szCs w:val="20"/>
+              </w:rPr>
+              <w:instrText xml:space="preserve"> PAGEREF _Toc223985253 \h </w:instrText>
+            </w:r>
+            <w:r>
+              <w:rPr>
                 <w:noProof/>
                 <w:webHidden/>
-                <w:sz w:val="22"/>
-                <w:szCs w:val="22"/>
-              </w:rPr>
-            </w:r>
-            <w:r>
-              <w:rPr>
-                <w:rFonts w:cs="Times New Roman"/>
+                <w:sz w:val="20"/>
+                <w:szCs w:val="20"/>
+              </w:rPr>
+            </w:r>
+            <w:r>
+              <w:rPr>
                 <w:noProof/>
                 <w:webHidden/>
-                <w:sz w:val="22"/>
-                <w:szCs w:val="22"/>
+                <w:sz w:val="20"/>
+                <w:szCs w:val="20"/>
               </w:rPr>
               <w:fldChar w:fldCharType="separate"/>
             </w:r>
             <w:r>
               <w:rPr>
-                <w:rFonts w:cs="Times New Roman"/>
                 <w:noProof/>
                 <w:webHidden/>
-                <w:sz w:val="22"/>
-                <w:szCs w:val="22"/>
+                <w:sz w:val="20"/>
+                <w:szCs w:val="20"/>
               </w:rPr>
               <w:t>11</w:t>
             </w:r>
             <w:r>
               <w:rPr>
-                <w:rFonts w:cs="Times New Roman"/>
                 <w:noProof/>
                 <w:webHidden/>
-                <w:sz w:val="22"/>
-                <w:szCs w:val="22"/>
+                <w:sz w:val="20"/>
+                <w:szCs w:val="20"/>
               </w:rPr>
               <w:fldChar w:fldCharType="end"/>
             </w:r>
@@ -1863,92 +1751,84 @@
               <w:tab w:val="right" w:leader="dot" w:pos="9350"/>
             </w:tabs>
             <w:rPr>
-              <w:rFonts w:eastAsiaTheme="minorEastAsia" w:cs="Times New Roman"/>
+              <w:rFonts w:asciiTheme="minorHAnsi" w:eastAsiaTheme="minorEastAsia" w:hAnsiTheme="minorHAnsi"/>
               <w:noProof/>
-              <w:sz w:val="22"/>
-              <w:szCs w:val="22"/>
+              <w:sz w:val="20"/>
+              <w:szCs w:val="20"/>
               <w:lang w:eastAsia="es-GT"/>
             </w:rPr>
           </w:pPr>
-          <w:hyperlink w:anchor="_Toc223981337" w:history="1">
+          <w:hyperlink w:anchor="_Toc223985254" w:history="1">
             <w:r>
               <w:rPr>
                 <w:rStyle w:val="Hipervnculo"/>
-                <w:rFonts w:cs="Times New Roman"/>
                 <w:b/>
                 <w:bCs/>
                 <w:noProof/>
-                <w:sz w:val="22"/>
-                <w:szCs w:val="22"/>
+                <w:sz w:val="20"/>
+                <w:szCs w:val="20"/>
               </w:rPr>
               <w:t>Creación tabla rol:</w:t>
             </w:r>
             <w:r>
               <w:rPr>
-                <w:rFonts w:cs="Times New Roman"/>
                 <w:noProof/>
                 <w:webHidden/>
-                <w:sz w:val="22"/>
-                <w:szCs w:val="22"/>
+                <w:sz w:val="20"/>
+                <w:szCs w:val="20"/>
               </w:rPr>
               <w:tab/>
             </w:r>
             <w:r>
               <w:rPr>
-                <w:rFonts w:cs="Times New Roman"/>
                 <w:noProof/>
                 <w:webHidden/>
-                <w:sz w:val="22"/>
-                <w:szCs w:val="22"/>
+                <w:sz w:val="20"/>
+                <w:szCs w:val="20"/>
               </w:rPr>
               <w:fldChar w:fldCharType="begin"/>
             </w:r>
             <w:r>
               <w:rPr>
-                <w:rFonts w:cs="Times New Roman"/>
                 <w:noProof/>
                 <w:webHidden/>
-                <w:sz w:val="22"/>
-                <w:szCs w:val="22"/>
-              </w:rPr>
-              <w:instrText xml:space="preserve"> PAGEREF _Toc223981337 \h </w:instrText>
-            </w:r>
-            <w:r>
-              <w:rPr>
-                <w:rFonts w:cs="Times New Roman"/>
+                <w:sz w:val="20"/>
+                <w:szCs w:val="20"/>
+              </w:rPr>
+              <w:instrText xml:space="preserve"> PAGEREF _Toc223985254 \h </w:instrText>
+            </w:r>
+            <w:r>
+              <w:rPr>
                 <w:noProof/>
                 <w:webHidden/>
-                <w:sz w:val="22"/>
-                <w:szCs w:val="22"/>
-              </w:rPr>
-            </w:r>
-            <w:r>
-              <w:rPr>
-                <w:rFonts w:cs="Times New Roman"/>
+                <w:sz w:val="20"/>
+                <w:szCs w:val="20"/>
+              </w:rPr>
+            </w:r>
+            <w:r>
+              <w:rPr>
                 <w:noProof/>
                 <w:webHidden/>
-                <w:sz w:val="22"/>
-                <w:szCs w:val="22"/>
+                <w:sz w:val="20"/>
+                <w:szCs w:val="20"/>
               </w:rPr>
               <w:fldChar w:fldCharType="separate"/>
             </w:r>
             <w:r>
               <w:rPr>
-                <w:rFonts w:cs="Times New Roman"/>
                 <w:noProof/>
                 <w:webHidden/>
-                <w:sz w:val="22"/>
-                <w:szCs w:val="22"/>
+                <w:sz w:val="20"/>
+                <w:szCs w:val="20"/>
               </w:rPr>
               <w:t>11</w:t>
             </w:r>
             <w:r>
               <w:rPr>
-                <w:rFonts w:cs="Times New Roman"/>
                 <w:noProof/>
                 <w:webHidden/>
-                <w:sz w:val="22"/>
-                <w:szCs w:val="22"/>
+                <w:sz w:val="20"/>
+                <w:szCs w:val="20"/>
               </w:rPr>
               <w:fldChar w:fldCharType="end"/>
             </w:r>
@@ -1961,92 +1841,84 @@
               <w:tab w:val="right" w:leader="dot" w:pos="9350"/>
             </w:tabs>
             <w:rPr>
-              <w:rFonts w:eastAsiaTheme="minorEastAsia" w:cs="Times New Roman"/>
+              <w:rFonts w:asciiTheme="minorHAnsi" w:eastAsiaTheme="minorEastAsia" w:hAnsiTheme="minorHAnsi"/>
               <w:noProof/>
-              <w:sz w:val="22"/>
-              <w:szCs w:val="22"/>
+              <w:sz w:val="20"/>
+              <w:szCs w:val="20"/>
               <w:lang w:eastAsia="es-GT"/>
             </w:rPr>
           </w:pPr>
-          <w:hyperlink w:anchor="_Toc223981338" w:history="1">
+          <w:hyperlink w:anchor="_Toc223985255" w:history="1">
             <w:r>
               <w:rPr>
                 <w:rStyle w:val="Hipervnculo"/>
-                <w:rFonts w:cs="Times New Roman"/>
                 <w:b/>
                 <w:bCs/>
                 <w:noProof/>
-                <w:sz w:val="22"/>
-                <w:szCs w:val="22"/>
+                <w:sz w:val="20"/>
+                <w:szCs w:val="20"/>
               </w:rPr>
               <w:t>Creación tabla empleado:</w:t>
             </w:r>
             <w:r>
               <w:rPr>
-                <w:rFonts w:cs="Times New Roman"/>
                 <w:noProof/>
                 <w:webHidden/>
-                <w:sz w:val="22"/>
-                <w:szCs w:val="22"/>
+                <w:sz w:val="20"/>
+                <w:szCs w:val="20"/>
               </w:rPr>
               <w:tab/>
             </w:r>
             <w:r>
               <w:rPr>
-                <w:rFonts w:cs="Times New Roman"/>
                 <w:noProof/>
                 <w:webHidden/>
-                <w:sz w:val="22"/>
-                <w:szCs w:val="22"/>
+                <w:sz w:val="20"/>
+                <w:szCs w:val="20"/>
               </w:rPr>
               <w:fldChar w:fldCharType="begin"/>
             </w:r>
             <w:r>
               <w:rPr>
-                <w:rFonts w:cs="Times New Roman"/>
                 <w:noProof/>
                 <w:webHidden/>
-                <w:sz w:val="22"/>
-                <w:szCs w:val="22"/>
-              </w:rPr>
-              <w:instrText xml:space="preserve"> PAGEREF _Toc223981338 \h </w:instrText>
-            </w:r>
-            <w:r>
-              <w:rPr>
-                <w:rFonts w:cs="Times New Roman"/>
+                <w:sz w:val="20"/>
+                <w:szCs w:val="20"/>
+              </w:rPr>
+              <w:instrText xml:space="preserve"> PAGEREF _Toc223985255 \h </w:instrText>
+            </w:r>
+            <w:r>
+              <w:rPr>
                 <w:noProof/>
                 <w:webHidden/>
-                <w:sz w:val="22"/>
-                <w:szCs w:val="22"/>
-              </w:rPr>
-            </w:r>
-            <w:r>
-              <w:rPr>
-                <w:rFonts w:cs="Times New Roman"/>
+                <w:sz w:val="20"/>
+                <w:szCs w:val="20"/>
+              </w:rPr>
+            </w:r>
+            <w:r>
+              <w:rPr>
                 <w:noProof/>
                 <w:webHidden/>
-                <w:sz w:val="22"/>
-                <w:szCs w:val="22"/>
+                <w:sz w:val="20"/>
+                <w:szCs w:val="20"/>
               </w:rPr>
               <w:fldChar w:fldCharType="separate"/>
             </w:r>
             <w:r>
               <w:rPr>
-                <w:rFonts w:cs="Times New Roman"/>
                 <w:noProof/>
                 <w:webHidden/>
-                <w:sz w:val="22"/>
-                <w:szCs w:val="22"/>
+                <w:sz w:val="20"/>
+                <w:szCs w:val="20"/>
               </w:rPr>
               <w:t>11</w:t>
             </w:r>
             <w:r>
               <w:rPr>
-                <w:rFonts w:cs="Times New Roman"/>
                 <w:noProof/>
                 <w:webHidden/>
-                <w:sz w:val="22"/>
-                <w:szCs w:val="22"/>
+                <w:sz w:val="20"/>
+                <w:szCs w:val="20"/>
               </w:rPr>
               <w:fldChar w:fldCharType="end"/>
             </w:r>
@@ -2059,92 +1931,84 @@
               <w:tab w:val="right" w:leader="dot" w:pos="9350"/>
             </w:tabs>
             <w:rPr>
-              <w:rFonts w:eastAsiaTheme="minorEastAsia" w:cs="Times New Roman"/>
+              <w:rFonts w:asciiTheme="minorHAnsi" w:eastAsiaTheme="minorEastAsia" w:hAnsiTheme="minorHAnsi"/>
               <w:noProof/>
-              <w:sz w:val="22"/>
-              <w:szCs w:val="22"/>
+              <w:sz w:val="20"/>
+              <w:szCs w:val="20"/>
               <w:lang w:eastAsia="es-GT"/>
             </w:rPr>
           </w:pPr>
-          <w:hyperlink w:anchor="_Toc223981339" w:history="1">
+          <w:hyperlink w:anchor="_Toc223985256" w:history="1">
             <w:r>
               <w:rPr>
                 <w:rStyle w:val="Hipervnculo"/>
-                <w:rFonts w:cs="Times New Roman"/>
                 <w:b/>
                 <w:bCs/>
                 <w:noProof/>
-                <w:sz w:val="22"/>
-                <w:szCs w:val="22"/>
+                <w:sz w:val="20"/>
+                <w:szCs w:val="20"/>
               </w:rPr>
               <w:t>Creación tabla producto:</w:t>
             </w:r>
             <w:r>
               <w:rPr>
-                <w:rFonts w:cs="Times New Roman"/>
                 <w:noProof/>
                 <w:webHidden/>
-                <w:sz w:val="22"/>
-                <w:szCs w:val="22"/>
+                <w:sz w:val="20"/>
+                <w:szCs w:val="20"/>
               </w:rPr>
               <w:tab/>
             </w:r>
             <w:r>
               <w:rPr>
-                <w:rFonts w:cs="Times New Roman"/>
                 <w:noProof/>
                 <w:webHidden/>
-                <w:sz w:val="22"/>
-                <w:szCs w:val="22"/>
+                <w:sz w:val="20"/>
+                <w:szCs w:val="20"/>
               </w:rPr>
               <w:fldChar w:fldCharType="begin"/>
             </w:r>
             <w:r>
               <w:rPr>
-                <w:rFonts w:cs="Times New Roman"/>
                 <w:noProof/>
                 <w:webHidden/>
-                <w:sz w:val="22"/>
-                <w:szCs w:val="22"/>
-              </w:rPr>
-              <w:instrText xml:space="preserve"> PAGEREF _Toc223981339 \h </w:instrText>
-            </w:r>
-            <w:r>
-              <w:rPr>
-                <w:rFonts w:cs="Times New Roman"/>
+                <w:sz w:val="20"/>
+                <w:szCs w:val="20"/>
+              </w:rPr>
+              <w:instrText xml:space="preserve"> PAGEREF _Toc223985256 \h </w:instrText>
+            </w:r>
+            <w:r>
+              <w:rPr>
                 <w:noProof/>
                 <w:webHidden/>
-                <w:sz w:val="22"/>
-                <w:szCs w:val="22"/>
-              </w:rPr>
-            </w:r>
-            <w:r>
-              <w:rPr>
-                <w:rFonts w:cs="Times New Roman"/>
+                <w:sz w:val="20"/>
+                <w:szCs w:val="20"/>
+              </w:rPr>
+            </w:r>
+            <w:r>
+              <w:rPr>
                 <w:noProof/>
                 <w:webHidden/>
-                <w:sz w:val="22"/>
-                <w:szCs w:val="22"/>
+                <w:sz w:val="20"/>
+                <w:szCs w:val="20"/>
               </w:rPr>
               <w:fldChar w:fldCharType="separate"/>
             </w:r>
             <w:r>
               <w:rPr>
-                <w:rFonts w:cs="Times New Roman"/>
                 <w:noProof/>
                 <w:webHidden/>
-                <w:sz w:val="22"/>
-                <w:szCs w:val="22"/>
+                <w:sz w:val="20"/>
+                <w:szCs w:val="20"/>
               </w:rPr>
               <w:t>12</w:t>
             </w:r>
             <w:r>
               <w:rPr>
-                <w:rFonts w:cs="Times New Roman"/>
                 <w:noProof/>
                 <w:webHidden/>
-                <w:sz w:val="22"/>
-                <w:szCs w:val="22"/>
+                <w:sz w:val="20"/>
+                <w:szCs w:val="20"/>
               </w:rPr>
               <w:fldChar w:fldCharType="end"/>
             </w:r>
@@ -2157,92 +2021,84 @@
               <w:tab w:val="right" w:leader="dot" w:pos="9350"/>
             </w:tabs>
             <w:rPr>
-              <w:rFonts w:eastAsiaTheme="minorEastAsia" w:cs="Times New Roman"/>
+              <w:rFonts w:asciiTheme="minorHAnsi" w:eastAsiaTheme="minorEastAsia" w:hAnsiTheme="minorHAnsi"/>
               <w:noProof/>
-              <w:sz w:val="22"/>
-              <w:szCs w:val="22"/>
+              <w:sz w:val="20"/>
+              <w:szCs w:val="20"/>
               <w:lang w:eastAsia="es-GT"/>
             </w:rPr>
           </w:pPr>
-          <w:hyperlink w:anchor="_Toc223981340" w:history="1">
+          <w:hyperlink w:anchor="_Toc223985257" w:history="1">
             <w:r>
               <w:rPr>
                 <w:rStyle w:val="Hipervnculo"/>
-                <w:rFonts w:cs="Times New Roman"/>
                 <w:b/>
                 <w:bCs/>
                 <w:noProof/>
-                <w:sz w:val="22"/>
-                <w:szCs w:val="22"/>
+                <w:sz w:val="20"/>
+                <w:szCs w:val="20"/>
               </w:rPr>
               <w:t>Creación tabla almacén:</w:t>
             </w:r>
             <w:r>
               <w:rPr>
-                <w:rFonts w:cs="Times New Roman"/>
                 <w:noProof/>
                 <w:webHidden/>
-                <w:sz w:val="22"/>
-                <w:szCs w:val="22"/>
+                <w:sz w:val="20"/>
+                <w:szCs w:val="20"/>
               </w:rPr>
               <w:tab/>
             </w:r>
             <w:r>
               <w:rPr>
-                <w:rFonts w:cs="Times New Roman"/>
                 <w:noProof/>
                 <w:webHidden/>
-                <w:sz w:val="22"/>
-                <w:szCs w:val="22"/>
+                <w:sz w:val="20"/>
+                <w:szCs w:val="20"/>
               </w:rPr>
               <w:fldChar w:fldCharType="begin"/>
             </w:r>
             <w:r>
               <w:rPr>
-                <w:rFonts w:cs="Times New Roman"/>
                 <w:noProof/>
                 <w:webHidden/>
-                <w:sz w:val="22"/>
-                <w:szCs w:val="22"/>
-              </w:rPr>
-              <w:instrText xml:space="preserve"> PAGEREF _Toc223981340 \h </w:instrText>
-            </w:r>
-            <w:r>
-              <w:rPr>
-                <w:rFonts w:cs="Times New Roman"/>
+                <w:sz w:val="20"/>
+                <w:szCs w:val="20"/>
+              </w:rPr>
+              <w:instrText xml:space="preserve"> PAGEREF _Toc223985257 \h </w:instrText>
+            </w:r>
+            <w:r>
+              <w:rPr>
                 <w:noProof/>
                 <w:webHidden/>
-                <w:sz w:val="22"/>
-                <w:szCs w:val="22"/>
-              </w:rPr>
-            </w:r>
-            <w:r>
-              <w:rPr>
-                <w:rFonts w:cs="Times New Roman"/>
+                <w:sz w:val="20"/>
+                <w:szCs w:val="20"/>
+              </w:rPr>
+            </w:r>
+            <w:r>
+              <w:rPr>
                 <w:noProof/>
                 <w:webHidden/>
-                <w:sz w:val="22"/>
-                <w:szCs w:val="22"/>
+                <w:sz w:val="20"/>
+                <w:szCs w:val="20"/>
               </w:rPr>
               <w:fldChar w:fldCharType="separate"/>
             </w:r>
             <w:r>
               <w:rPr>
-                <w:rFonts w:cs="Times New Roman"/>
                 <w:noProof/>
                 <w:webHidden/>
-                <w:sz w:val="22"/>
-                <w:szCs w:val="22"/>
+                <w:sz w:val="20"/>
+                <w:szCs w:val="20"/>
               </w:rPr>
               <w:t>12</w:t>
             </w:r>
             <w:r>
               <w:rPr>
-                <w:rFonts w:cs="Times New Roman"/>
                 <w:noProof/>
                 <w:webHidden/>
-                <w:sz w:val="22"/>
-                <w:szCs w:val="22"/>
+                <w:sz w:val="20"/>
+                <w:szCs w:val="20"/>
               </w:rPr>
               <w:fldChar w:fldCharType="end"/>
             </w:r>
@@ -2255,92 +2111,84 @@
               <w:tab w:val="right" w:leader="dot" w:pos="9350"/>
             </w:tabs>
             <w:rPr>
-              <w:rFonts w:eastAsiaTheme="minorEastAsia" w:cs="Times New Roman"/>
+              <w:rFonts w:asciiTheme="minorHAnsi" w:eastAsiaTheme="minorEastAsia" w:hAnsiTheme="minorHAnsi"/>
               <w:noProof/>
-              <w:sz w:val="22"/>
-              <w:szCs w:val="22"/>
+              <w:sz w:val="20"/>
+              <w:szCs w:val="20"/>
               <w:lang w:eastAsia="es-GT"/>
             </w:rPr>
           </w:pPr>
-          <w:hyperlink w:anchor="_Toc223981341" w:history="1">
+          <w:hyperlink w:anchor="_Toc223985258" w:history="1">
             <w:r>
               <w:rPr>
                 <w:rStyle w:val="Hipervnculo"/>
-                <w:rFonts w:cs="Times New Roman"/>
                 <w:b/>
                 <w:bCs/>
                 <w:noProof/>
-                <w:sz w:val="22"/>
-                <w:szCs w:val="22"/>
+                <w:sz w:val="20"/>
+                <w:szCs w:val="20"/>
               </w:rPr>
               <w:t>Creación tabla inventario:</w:t>
             </w:r>
             <w:r>
               <w:rPr>
-                <w:rFonts w:cs="Times New Roman"/>
                 <w:noProof/>
                 <w:webHidden/>
-                <w:sz w:val="22"/>
-                <w:szCs w:val="22"/>
+                <w:sz w:val="20"/>
+                <w:szCs w:val="20"/>
               </w:rPr>
               <w:tab/>
             </w:r>
             <w:r>
               <w:rPr>
-                <w:rFonts w:cs="Times New Roman"/>
                 <w:noProof/>
                 <w:webHidden/>
-                <w:sz w:val="22"/>
-                <w:szCs w:val="22"/>
+                <w:sz w:val="20"/>
+                <w:szCs w:val="20"/>
               </w:rPr>
               <w:fldChar w:fldCharType="begin"/>
             </w:r>
             <w:r>
               <w:rPr>
-                <w:rFonts w:cs="Times New Roman"/>
                 <w:noProof/>
                 <w:webHidden/>
-                <w:sz w:val="22"/>
-                <w:szCs w:val="22"/>
-              </w:rPr>
-              <w:instrText xml:space="preserve"> PAGEREF _Toc223981341 \h </w:instrText>
-            </w:r>
-            <w:r>
-              <w:rPr>
-                <w:rFonts w:cs="Times New Roman"/>
+                <w:sz w:val="20"/>
+                <w:szCs w:val="20"/>
+              </w:rPr>
+              <w:instrText xml:space="preserve"> PAGEREF _Toc223985258 \h </w:instrText>
+            </w:r>
+            <w:r>
+              <w:rPr>
                 <w:noProof/>
                 <w:webHidden/>
-                <w:sz w:val="22"/>
-                <w:szCs w:val="22"/>
-              </w:rPr>
-            </w:r>
-            <w:r>
-              <w:rPr>
-                <w:rFonts w:cs="Times New Roman"/>
+                <w:sz w:val="20"/>
+                <w:szCs w:val="20"/>
+              </w:rPr>
+            </w:r>
+            <w:r>
+              <w:rPr>
                 <w:noProof/>
                 <w:webHidden/>
-                <w:sz w:val="22"/>
-                <w:szCs w:val="22"/>
+                <w:sz w:val="20"/>
+                <w:szCs w:val="20"/>
               </w:rPr>
               <w:fldChar w:fldCharType="separate"/>
             </w:r>
             <w:r>
               <w:rPr>
-                <w:rFonts w:cs="Times New Roman"/>
                 <w:noProof/>
                 <w:webHidden/>
-                <w:sz w:val="22"/>
-                <w:szCs w:val="22"/>
+                <w:sz w:val="20"/>
+                <w:szCs w:val="20"/>
               </w:rPr>
               <w:t>12</w:t>
             </w:r>
             <w:r>
               <w:rPr>
-                <w:rFonts w:cs="Times New Roman"/>
                 <w:noProof/>
                 <w:webHidden/>
-                <w:sz w:val="22"/>
-                <w:szCs w:val="22"/>
+                <w:sz w:val="20"/>
+                <w:szCs w:val="20"/>
               </w:rPr>
               <w:fldChar w:fldCharType="end"/>
             </w:r>
@@ -2353,92 +2201,84 @@
               <w:tab w:val="right" w:leader="dot" w:pos="9350"/>
             </w:tabs>
             <w:rPr>
-              <w:rFonts w:eastAsiaTheme="minorEastAsia" w:cs="Times New Roman"/>
+              <w:rFonts w:asciiTheme="minorHAnsi" w:eastAsiaTheme="minorEastAsia" w:hAnsiTheme="minorHAnsi"/>
               <w:noProof/>
-              <w:sz w:val="22"/>
-              <w:szCs w:val="22"/>
+              <w:sz w:val="20"/>
+              <w:szCs w:val="20"/>
               <w:lang w:eastAsia="es-GT"/>
             </w:rPr>
           </w:pPr>
-          <w:hyperlink w:anchor="_Toc223981342" w:history="1">
+          <w:hyperlink w:anchor="_Toc223985259" w:history="1">
             <w:r>
               <w:rPr>
                 <w:rStyle w:val="Hipervnculo"/>
-                <w:rFonts w:cs="Times New Roman"/>
                 <w:b/>
                 <w:bCs/>
                 <w:noProof/>
-                <w:sz w:val="22"/>
-                <w:szCs w:val="22"/>
+                <w:sz w:val="20"/>
+                <w:szCs w:val="20"/>
               </w:rPr>
               <w:t>Creación tabla venta:</w:t>
             </w:r>
             <w:r>
               <w:rPr>
-                <w:rFonts w:cs="Times New Roman"/>
                 <w:noProof/>
                 <w:webHidden/>
-                <w:sz w:val="22"/>
-                <w:szCs w:val="22"/>
+                <w:sz w:val="20"/>
+                <w:szCs w:val="20"/>
               </w:rPr>
               <w:tab/>
             </w:r>
             <w:r>
               <w:rPr>
-                <w:rFonts w:cs="Times New Roman"/>
                 <w:noProof/>
                 <w:webHidden/>
-                <w:sz w:val="22"/>
-                <w:szCs w:val="22"/>
+                <w:sz w:val="20"/>
+                <w:szCs w:val="20"/>
               </w:rPr>
               <w:fldChar w:fldCharType="begin"/>
             </w:r>
             <w:r>
               <w:rPr>
-                <w:rFonts w:cs="Times New Roman"/>
                 <w:noProof/>
                 <w:webHidden/>
-                <w:sz w:val="22"/>
-                <w:szCs w:val="22"/>
-              </w:rPr>
-              <w:instrText xml:space="preserve"> PAGEREF _Toc223981342 \h </w:instrText>
-            </w:r>
-            <w:r>
-              <w:rPr>
-                <w:rFonts w:cs="Times New Roman"/>
+                <w:sz w:val="20"/>
+                <w:szCs w:val="20"/>
+              </w:rPr>
+              <w:instrText xml:space="preserve"> PAGEREF _Toc223985259 \h </w:instrText>
+            </w:r>
+            <w:r>
+              <w:rPr>
                 <w:noProof/>
                 <w:webHidden/>
-                <w:sz w:val="22"/>
-                <w:szCs w:val="22"/>
-              </w:rPr>
-            </w:r>
-            <w:r>
-              <w:rPr>
-                <w:rFonts w:cs="Times New Roman"/>
+                <w:sz w:val="20"/>
+                <w:szCs w:val="20"/>
+              </w:rPr>
+            </w:r>
+            <w:r>
+              <w:rPr>
                 <w:noProof/>
                 <w:webHidden/>
-                <w:sz w:val="22"/>
-                <w:szCs w:val="22"/>
+                <w:sz w:val="20"/>
+                <w:szCs w:val="20"/>
               </w:rPr>
               <w:fldChar w:fldCharType="separate"/>
             </w:r>
             <w:r>
               <w:rPr>
-                <w:rFonts w:cs="Times New Roman"/>
                 <w:noProof/>
                 <w:webHidden/>
-                <w:sz w:val="22"/>
-                <w:szCs w:val="22"/>
+                <w:sz w:val="20"/>
+                <w:szCs w:val="20"/>
               </w:rPr>
               <w:t>13</w:t>
             </w:r>
             <w:r>
               <w:rPr>
-                <w:rFonts w:cs="Times New Roman"/>
                 <w:noProof/>
                 <w:webHidden/>
-                <w:sz w:val="22"/>
-                <w:szCs w:val="22"/>
+                <w:sz w:val="20"/>
+                <w:szCs w:val="20"/>
               </w:rPr>
               <w:fldChar w:fldCharType="end"/>
             </w:r>
@@ -2451,92 +2291,84 @@
               <w:tab w:val="right" w:leader="dot" w:pos="9350"/>
             </w:tabs>
             <w:rPr>
-              <w:rFonts w:eastAsiaTheme="minorEastAsia" w:cs="Times New Roman"/>
+              <w:rFonts w:asciiTheme="minorHAnsi" w:eastAsiaTheme="minorEastAsia" w:hAnsiTheme="minorHAnsi"/>
               <w:noProof/>
-              <w:sz w:val="22"/>
-              <w:szCs w:val="22"/>
+              <w:sz w:val="20"/>
+              <w:szCs w:val="20"/>
               <w:lang w:eastAsia="es-GT"/>
             </w:rPr>
           </w:pPr>
-          <w:hyperlink w:anchor="_Toc223981343" w:history="1">
+          <w:hyperlink w:anchor="_Toc223985260" w:history="1">
             <w:r>
               <w:rPr>
                 <w:rStyle w:val="Hipervnculo"/>
-                <w:rFonts w:cs="Times New Roman"/>
                 <w:b/>
                 <w:bCs/>
                 <w:noProof/>
-                <w:sz w:val="22"/>
-                <w:szCs w:val="22"/>
+                <w:sz w:val="20"/>
+                <w:szCs w:val="20"/>
               </w:rPr>
               <w:t>Creación tabla detalle_venta:</w:t>
             </w:r>
             <w:r>
               <w:rPr>
-                <w:rFonts w:cs="Times New Roman"/>
                 <w:noProof/>
                 <w:webHidden/>
-                <w:sz w:val="22"/>
-                <w:szCs w:val="22"/>
+                <w:sz w:val="20"/>
+                <w:szCs w:val="20"/>
               </w:rPr>
               <w:tab/>
             </w:r>
             <w:r>
               <w:rPr>
-                <w:rFonts w:cs="Times New Roman"/>
                 <w:noProof/>
                 <w:webHidden/>
-                <w:sz w:val="22"/>
-                <w:szCs w:val="22"/>
+                <w:sz w:val="20"/>
+                <w:szCs w:val="20"/>
               </w:rPr>
               <w:fldChar w:fldCharType="begin"/>
             </w:r>
             <w:r>
               <w:rPr>
-                <w:rFonts w:cs="Times New Roman"/>
                 <w:noProof/>
                 <w:webHidden/>
-                <w:sz w:val="22"/>
-                <w:szCs w:val="22"/>
-              </w:rPr>
-              <w:instrText xml:space="preserve"> PAGEREF _Toc223981343 \h </w:instrText>
-            </w:r>
-            <w:r>
-              <w:rPr>
-                <w:rFonts w:cs="Times New Roman"/>
+                <w:sz w:val="20"/>
+                <w:szCs w:val="20"/>
+              </w:rPr>
+              <w:instrText xml:space="preserve"> PAGEREF _Toc223985260 \h </w:instrText>
+            </w:r>
+            <w:r>
+              <w:rPr>
                 <w:noProof/>
                 <w:webHidden/>
-                <w:sz w:val="22"/>
-                <w:szCs w:val="22"/>
-              </w:rPr>
-            </w:r>
-            <w:r>
-              <w:rPr>
-                <w:rFonts w:cs="Times New Roman"/>
+                <w:sz w:val="20"/>
+                <w:szCs w:val="20"/>
+              </w:rPr>
+            </w:r>
+            <w:r>
+              <w:rPr>
                 <w:noProof/>
                 <w:webHidden/>
-                <w:sz w:val="22"/>
-                <w:szCs w:val="22"/>
+                <w:sz w:val="20"/>
+                <w:szCs w:val="20"/>
               </w:rPr>
               <w:fldChar w:fldCharType="separate"/>
             </w:r>
             <w:r>
               <w:rPr>
-                <w:rFonts w:cs="Times New Roman"/>
                 <w:noProof/>
                 <w:webHidden/>
-                <w:sz w:val="22"/>
-                <w:szCs w:val="22"/>
+                <w:sz w:val="20"/>
+                <w:szCs w:val="20"/>
               </w:rPr>
               <w:t>13</w:t>
             </w:r>
             <w:r>
               <w:rPr>
-                <w:rFonts w:cs="Times New Roman"/>
                 <w:noProof/>
                 <w:webHidden/>
-                <w:sz w:val="22"/>
-                <w:szCs w:val="22"/>
+                <w:sz w:val="20"/>
+                <w:szCs w:val="20"/>
               </w:rPr>
               <w:fldChar w:fldCharType="end"/>
             </w:r>
@@ -2549,92 +2381,84 @@
               <w:tab w:val="right" w:leader="dot" w:pos="9350"/>
             </w:tabs>
             <w:rPr>
-              <w:rFonts w:eastAsiaTheme="minorEastAsia" w:cs="Times New Roman"/>
+              <w:rFonts w:asciiTheme="minorHAnsi" w:eastAsiaTheme="minorEastAsia" w:hAnsiTheme="minorHAnsi"/>
               <w:noProof/>
-              <w:sz w:val="22"/>
-              <w:szCs w:val="22"/>
+              <w:sz w:val="20"/>
+              <w:szCs w:val="20"/>
               <w:lang w:eastAsia="es-GT"/>
             </w:rPr>
           </w:pPr>
-          <w:hyperlink w:anchor="_Toc223981344" w:history="1">
+          <w:hyperlink w:anchor="_Toc223985261" w:history="1">
             <w:r>
               <w:rPr>
                 <w:rStyle w:val="Hipervnculo"/>
-                <w:rFonts w:cs="Times New Roman"/>
                 <w:b/>
                 <w:bCs/>
                 <w:noProof/>
-                <w:sz w:val="22"/>
-                <w:szCs w:val="22"/>
+                <w:sz w:val="20"/>
+                <w:szCs w:val="20"/>
               </w:rPr>
               <w:t>Implementación de Triggers en SQL</w:t>
             </w:r>
             <w:r>
               <w:rPr>
-                <w:rFonts w:cs="Times New Roman"/>
                 <w:noProof/>
                 <w:webHidden/>
-                <w:sz w:val="22"/>
-                <w:szCs w:val="22"/>
+                <w:sz w:val="20"/>
+                <w:szCs w:val="20"/>
               </w:rPr>
               <w:tab/>
             </w:r>
             <w:r>
               <w:rPr>
-                <w:rFonts w:cs="Times New Roman"/>
                 <w:noProof/>
                 <w:webHidden/>
-                <w:sz w:val="22"/>
-                <w:szCs w:val="22"/>
+                <w:sz w:val="20"/>
+                <w:szCs w:val="20"/>
               </w:rPr>
               <w:fldChar w:fldCharType="begin"/>
             </w:r>
             <w:r>
               <w:rPr>
-                <w:rFonts w:cs="Times New Roman"/>
                 <w:noProof/>
                 <w:webHidden/>
-                <w:sz w:val="22"/>
-                <w:szCs w:val="22"/>
-              </w:rPr>
-              <w:instrText xml:space="preserve"> PAGEREF _Toc223981344 \h </w:instrText>
-            </w:r>
-            <w:r>
-              <w:rPr>
-                <w:rFonts w:cs="Times New Roman"/>
+                <w:sz w:val="20"/>
+                <w:szCs w:val="20"/>
+              </w:rPr>
+              <w:instrText xml:space="preserve"> PAGEREF _Toc223985261 \h </w:instrText>
+            </w:r>
+            <w:r>
+              <w:rPr>
                 <w:noProof/>
                 <w:webHidden/>
-                <w:sz w:val="22"/>
-                <w:szCs w:val="22"/>
-              </w:rPr>
-            </w:r>
-            <w:r>
-              <w:rPr>
-                <w:rFonts w:cs="Times New Roman"/>
+                <w:sz w:val="20"/>
+                <w:szCs w:val="20"/>
+              </w:rPr>
+            </w:r>
+            <w:r>
+              <w:rPr>
                 <w:noProof/>
                 <w:webHidden/>
-                <w:sz w:val="22"/>
-                <w:szCs w:val="22"/>
+                <w:sz w:val="20"/>
+                <w:szCs w:val="20"/>
               </w:rPr>
               <w:fldChar w:fldCharType="separate"/>
             </w:r>
             <w:r>
               <w:rPr>
-                <w:rFonts w:cs="Times New Roman"/>
                 <w:noProof/>
                 <w:webHidden/>
-                <w:sz w:val="22"/>
-                <w:szCs w:val="22"/>
+                <w:sz w:val="20"/>
+                <w:szCs w:val="20"/>
               </w:rPr>
               <w:t>14</w:t>
             </w:r>
             <w:r>
               <w:rPr>
-                <w:rFonts w:cs="Times New Roman"/>
                 <w:noProof/>
                 <w:webHidden/>
-                <w:sz w:val="22"/>
-                <w:szCs w:val="22"/>
+                <w:sz w:val="20"/>
+                <w:szCs w:val="20"/>
               </w:rPr>
               <w:fldChar w:fldCharType="end"/>
             </w:r>
@@ -2647,92 +2471,84 @@
               <w:tab w:val="right" w:leader="dot" w:pos="9350"/>
             </w:tabs>
             <w:rPr>
-              <w:rFonts w:eastAsiaTheme="minorEastAsia" w:cs="Times New Roman"/>
+              <w:rFonts w:asciiTheme="minorHAnsi" w:eastAsiaTheme="minorEastAsia" w:hAnsiTheme="minorHAnsi"/>
               <w:noProof/>
-              <w:sz w:val="22"/>
-              <w:szCs w:val="22"/>
+              <w:sz w:val="20"/>
+              <w:szCs w:val="20"/>
               <w:lang w:eastAsia="es-GT"/>
             </w:rPr>
           </w:pPr>
-          <w:hyperlink w:anchor="_Toc223981345" w:history="1">
+          <w:hyperlink w:anchor="_Toc223985262" w:history="1">
             <w:r>
               <w:rPr>
                 <w:rStyle w:val="Hipervnculo"/>
-                <w:rFonts w:cs="Times New Roman"/>
                 <w:b/>
                 <w:bCs/>
                 <w:noProof/>
-                <w:sz w:val="22"/>
-                <w:szCs w:val="22"/>
+                <w:sz w:val="20"/>
+                <w:szCs w:val="20"/>
               </w:rPr>
               <w:t>Creación de índices</w:t>
             </w:r>
             <w:r>
               <w:rPr>
-                <w:rFonts w:cs="Times New Roman"/>
                 <w:noProof/>
                 <w:webHidden/>
-                <w:sz w:val="22"/>
-                <w:szCs w:val="22"/>
+                <w:sz w:val="20"/>
+                <w:szCs w:val="20"/>
               </w:rPr>
               <w:tab/>
             </w:r>
             <w:r>
               <w:rPr>
-                <w:rFonts w:cs="Times New Roman"/>
                 <w:noProof/>
                 <w:webHidden/>
-                <w:sz w:val="22"/>
-                <w:szCs w:val="22"/>
+                <w:sz w:val="20"/>
+                <w:szCs w:val="20"/>
               </w:rPr>
               <w:fldChar w:fldCharType="begin"/>
             </w:r>
             <w:r>
               <w:rPr>
-                <w:rFonts w:cs="Times New Roman"/>
                 <w:noProof/>
                 <w:webHidden/>
-                <w:sz w:val="22"/>
-                <w:szCs w:val="22"/>
-              </w:rPr>
-              <w:instrText xml:space="preserve"> PAGEREF _Toc223981345 \h </w:instrText>
-            </w:r>
-            <w:r>
-              <w:rPr>
-                <w:rFonts w:cs="Times New Roman"/>
+                <w:sz w:val="20"/>
+                <w:szCs w:val="20"/>
+              </w:rPr>
+              <w:instrText xml:space="preserve"> PAGEREF _Toc223985262 \h </w:instrText>
+            </w:r>
+            <w:r>
+              <w:rPr>
                 <w:noProof/>
                 <w:webHidden/>
-                <w:sz w:val="22"/>
-                <w:szCs w:val="22"/>
-              </w:rPr>
-            </w:r>
-            <w:r>
-              <w:rPr>
-                <w:rFonts w:cs="Times New Roman"/>
+                <w:sz w:val="20"/>
+                <w:szCs w:val="20"/>
+              </w:rPr>
+            </w:r>
+            <w:r>
+              <w:rPr>
                 <w:noProof/>
                 <w:webHidden/>
-                <w:sz w:val="22"/>
-                <w:szCs w:val="22"/>
+                <w:sz w:val="20"/>
+                <w:szCs w:val="20"/>
               </w:rPr>
               <w:fldChar w:fldCharType="separate"/>
             </w:r>
             <w:r>
               <w:rPr>
-                <w:rFonts w:cs="Times New Roman"/>
                 <w:noProof/>
                 <w:webHidden/>
-                <w:sz w:val="22"/>
-                <w:szCs w:val="22"/>
+                <w:sz w:val="20"/>
+                <w:szCs w:val="20"/>
               </w:rPr>
               <w:t>20</w:t>
             </w:r>
             <w:r>
               <w:rPr>
-                <w:rFonts w:cs="Times New Roman"/>
                 <w:noProof/>
                 <w:webHidden/>
-                <w:sz w:val="22"/>
-                <w:szCs w:val="22"/>
+                <w:sz w:val="20"/>
+                <w:szCs w:val="20"/>
               </w:rPr>
               <w:fldChar w:fldCharType="end"/>
             </w:r>
@@ -2745,92 +2561,174 @@
               <w:tab w:val="right" w:leader="dot" w:pos="9350"/>
             </w:tabs>
             <w:rPr>
-              <w:rFonts w:eastAsiaTheme="minorEastAsia" w:cs="Times New Roman"/>
+              <w:rFonts w:asciiTheme="minorHAnsi" w:eastAsiaTheme="minorEastAsia" w:hAnsiTheme="minorHAnsi"/>
               <w:noProof/>
-              <w:sz w:val="22"/>
-              <w:szCs w:val="22"/>
+              <w:sz w:val="20"/>
+              <w:szCs w:val="20"/>
               <w:lang w:eastAsia="es-GT"/>
             </w:rPr>
           </w:pPr>
-          <w:hyperlink w:anchor="_Toc223981346" w:history="1">
+          <w:hyperlink w:anchor="_Toc223985263" w:history="1">
             <w:r>
               <w:rPr>
                 <w:rStyle w:val="Hipervnculo"/>
-                <w:rFonts w:cs="Times New Roman"/>
                 <w:b/>
                 <w:bCs/>
                 <w:noProof/>
-                <w:sz w:val="22"/>
-                <w:szCs w:val="22"/>
+                <w:sz w:val="20"/>
+                <w:szCs w:val="20"/>
               </w:rPr>
               <w:t>Creación de Vistas y Procedimientos</w:t>
             </w:r>
             <w:r>
               <w:rPr>
-                <w:rFonts w:cs="Times New Roman"/>
                 <w:noProof/>
                 <w:webHidden/>
-                <w:sz w:val="22"/>
-                <w:szCs w:val="22"/>
+                <w:sz w:val="20"/>
+                <w:szCs w:val="20"/>
               </w:rPr>
               <w:tab/>
             </w:r>
             <w:r>
               <w:rPr>
-                <w:rFonts w:cs="Times New Roman"/>
                 <w:noProof/>
                 <w:webHidden/>
-                <w:sz w:val="22"/>
-                <w:szCs w:val="22"/>
+                <w:sz w:val="20"/>
+                <w:szCs w:val="20"/>
               </w:rPr>
               <w:fldChar w:fldCharType="begin"/>
             </w:r>
             <w:r>
               <w:rPr>
-                <w:rFonts w:cs="Times New Roman"/>
                 <w:noProof/>
                 <w:webHidden/>
-                <w:sz w:val="22"/>
-                <w:szCs w:val="22"/>
-              </w:rPr>
-              <w:instrText xml:space="preserve"> PAGEREF _Toc223981346 \h </w:instrText>
-            </w:r>
-            <w:r>
-              <w:rPr>
-                <w:rFonts w:cs="Times New Roman"/>
+                <w:sz w:val="20"/>
+                <w:szCs w:val="20"/>
+              </w:rPr>
+              <w:instrText xml:space="preserve"> PAGEREF _Toc223985263 \h </w:instrText>
+            </w:r>
+            <w:r>
+              <w:rPr>
                 <w:noProof/>
                 <w:webHidden/>
-                <w:sz w:val="22"/>
-                <w:szCs w:val="22"/>
-              </w:rPr>
-            </w:r>
-            <w:r>
-              <w:rPr>
-                <w:rFonts w:cs="Times New Roman"/>
+                <w:sz w:val="20"/>
+                <w:szCs w:val="20"/>
+              </w:rPr>
+            </w:r>
+            <w:r>
+              <w:rPr>
                 <w:noProof/>
                 <w:webHidden/>
-                <w:sz w:val="22"/>
-                <w:szCs w:val="22"/>
+                <w:sz w:val="20"/>
+                <w:szCs w:val="20"/>
               </w:rPr>
               <w:fldChar w:fldCharType="separate"/>
             </w:r>
             <w:r>
               <w:rPr>
-                <w:rFonts w:cs="Times New Roman"/>
                 <w:noProof/>
                 <w:webHidden/>
-                <w:sz w:val="22"/>
-                <w:szCs w:val="22"/>
+                <w:sz w:val="20"/>
+                <w:szCs w:val="20"/>
               </w:rPr>
               <w:t>21</w:t>
             </w:r>
             <w:r>
               <w:rPr>
-                <w:rFonts w:cs="Times New Roman"/>
                 <w:noProof/>
                 <w:webHidden/>
-                <w:sz w:val="22"/>
-                <w:szCs w:val="22"/>
+                <w:sz w:val="20"/>
+                <w:szCs w:val="20"/>
+              </w:rPr>
+              <w:fldChar w:fldCharType="end"/>
+            </w:r>
+          </w:hyperlink>
+        </w:p>
+        <w:p>
+          <w:pPr>
+            <w:pStyle w:val="TDC2"/>
+            <w:tabs>
+              <w:tab w:val="right" w:leader="dot" w:pos="9350"/>
+            </w:tabs>
+            <w:rPr>
+              <w:rFonts w:asciiTheme="minorHAnsi" w:eastAsiaTheme="minorEastAsia" w:hAnsiTheme="minorHAnsi"/>
+              <w:noProof/>
+              <w:sz w:val="20"/>
+              <w:szCs w:val="20"/>
+              <w:lang w:eastAsia="es-GT"/>
+            </w:rPr>
+          </w:pPr>
+          <w:hyperlink w:anchor="_Toc223985264" w:history="1">
+            <w:r>
+              <w:rPr>
+                <w:rStyle w:val="Hipervnculo"/>
+                <w:b/>
+                <w:bCs/>
+                <w:noProof/>
+                <w:sz w:val="20"/>
+                <w:szCs w:val="20"/>
+              </w:rPr>
+              <w:t>Gestión de Usuarios y Seguridad</w:t>
+            </w:r>
+            <w:r>
+              <w:rPr>
+                <w:noProof/>
+                <w:webHidden/>
+                <w:sz w:val="20"/>
+                <w:szCs w:val="20"/>
+              </w:rPr>
+              <w:tab/>
+            </w:r>
+            <w:r>
+              <w:rPr>
+                <w:noProof/>
+                <w:webHidden/>
+                <w:sz w:val="20"/>
+                <w:szCs w:val="20"/>
+              </w:rPr>
+              <w:fldChar w:fldCharType="begin"/>
+            </w:r>
+            <w:r>
+              <w:rPr>
+                <w:noProof/>
+                <w:webHidden/>
+                <w:sz w:val="20"/>
+                <w:szCs w:val="20"/>
+              </w:rPr>
+              <w:instrText xml:space="preserve"> PAGEREF _Toc223985264 \h </w:instrText>
+            </w:r>
+            <w:r>
+              <w:rPr>
+                <w:noProof/>
+                <w:webHidden/>
+                <w:sz w:val="20"/>
+                <w:szCs w:val="20"/>
+              </w:rPr>
+            </w:r>
+            <w:r>
+              <w:rPr>
+                <w:noProof/>
+                <w:webHidden/>
+                <w:sz w:val="20"/>
+                <w:szCs w:val="20"/>
+              </w:rPr>
+              <w:fldChar w:fldCharType="separate"/>
+            </w:r>
+            <w:r>
+              <w:rPr>
+                <w:noProof/>
+                <w:webHidden/>
+                <w:sz w:val="20"/>
+                <w:szCs w:val="20"/>
+              </w:rPr>
+              <w:t>27</w:t>
+            </w:r>
+            <w:r>
+              <w:rPr>
+                <w:noProof/>
+                <w:webHidden/>
+                <w:sz w:val="20"/>
+                <w:szCs w:val="20"/>
               </w:rPr>
               <w:fldChar w:fldCharType="end"/>
             </w:r>
@@ -2843,90 +2741,82 @@
               <w:tab w:val="right" w:leader="dot" w:pos="9350"/>
             </w:tabs>
             <w:rPr>
-              <w:rFonts w:eastAsiaTheme="minorEastAsia" w:cs="Times New Roman"/>
+              <w:rFonts w:asciiTheme="minorHAnsi" w:eastAsiaTheme="minorEastAsia" w:hAnsiTheme="minorHAnsi"/>
               <w:noProof/>
-              <w:sz w:val="22"/>
-              <w:szCs w:val="22"/>
+              <w:sz w:val="20"/>
+              <w:szCs w:val="20"/>
               <w:lang w:eastAsia="es-GT"/>
             </w:rPr>
           </w:pPr>
-          <w:hyperlink w:anchor="_Toc223981347" w:history="1">
+          <w:hyperlink w:anchor="_Toc223985265" w:history="1">
             <w:r>
               <w:rPr>
                 <w:rStyle w:val="Hipervnculo"/>
-                <w:rFonts w:cs="Times New Roman"/>
                 <w:noProof/>
-                <w:sz w:val="22"/>
-                <w:szCs w:val="22"/>
+                <w:sz w:val="20"/>
+                <w:szCs w:val="20"/>
               </w:rPr>
               <w:t>MongoDB</w:t>
             </w:r>
             <w:r>
               <w:rPr>
-                <w:rFonts w:cs="Times New Roman"/>
                 <w:noProof/>
                 <w:webHidden/>
-                <w:sz w:val="22"/>
-                <w:szCs w:val="22"/>
+                <w:sz w:val="20"/>
+                <w:szCs w:val="20"/>
               </w:rPr>
               <w:tab/>
             </w:r>
             <w:r>
               <w:rPr>
-                <w:rFonts w:cs="Times New Roman"/>
                 <w:noProof/>
                 <w:webHidden/>
-                <w:sz w:val="22"/>
-                <w:szCs w:val="22"/>
+                <w:sz w:val="20"/>
+                <w:szCs w:val="20"/>
               </w:rPr>
               <w:fldChar w:fldCharType="begin"/>
             </w:r>
             <w:r>
               <w:rPr>
-                <w:rFonts w:cs="Times New Roman"/>
                 <w:noProof/>
                 <w:webHidden/>
-                <w:sz w:val="22"/>
-                <w:szCs w:val="22"/>
-              </w:rPr>
-              <w:instrText xml:space="preserve"> PAGEREF _Toc223981347 \h </w:instrText>
-            </w:r>
-            <w:r>
-              <w:rPr>
-                <w:rFonts w:cs="Times New Roman"/>
+                <w:sz w:val="20"/>
+                <w:szCs w:val="20"/>
+              </w:rPr>
+              <w:instrText xml:space="preserve"> PAGEREF _Toc223985265 \h </w:instrText>
+            </w:r>
+            <w:r>
+              <w:rPr>
                 <w:noProof/>
                 <w:webHidden/>
-                <w:sz w:val="22"/>
-                <w:szCs w:val="22"/>
-              </w:rPr>
-            </w:r>
-            <w:r>
-              <w:rPr>
-                <w:rFonts w:cs="Times New Roman"/>
+                <w:sz w:val="20"/>
+                <w:szCs w:val="20"/>
+              </w:rPr>
+            </w:r>
+            <w:r>
+              <w:rPr>
                 <w:noProof/>
                 <w:webHidden/>
-                <w:sz w:val="22"/>
-                <w:szCs w:val="22"/>
+                <w:sz w:val="20"/>
+                <w:szCs w:val="20"/>
               </w:rPr>
               <w:fldChar w:fldCharType="separate"/>
             </w:r>
             <w:r>
               <w:rPr>
-                <w:rFonts w:cs="Times New Roman"/>
                 <w:noProof/>
                 <w:webHidden/>
-                <w:sz w:val="22"/>
-                <w:szCs w:val="22"/>
-              </w:rPr>
-              <w:t>23</w:t>
-            </w:r>
-            <w:r>
-              <w:rPr>
-                <w:rFonts w:cs="Times New Roman"/>
+                <w:sz w:val="20"/>
+                <w:szCs w:val="20"/>
+              </w:rPr>
+              <w:t>28</w:t>
+            </w:r>
+            <w:r>
+              <w:rPr>
                 <w:noProof/>
                 <w:webHidden/>
-                <w:sz w:val="22"/>
-                <w:szCs w:val="22"/>
+                <w:sz w:val="20"/>
+                <w:szCs w:val="20"/>
               </w:rPr>
               <w:fldChar w:fldCharType="end"/>
             </w:r>
@@ -2939,90 +2829,82 @@
               <w:tab w:val="right" w:leader="dot" w:pos="9350"/>
             </w:tabs>
             <w:rPr>
-              <w:rFonts w:eastAsiaTheme="minorEastAsia" w:cs="Times New Roman"/>
+              <w:rFonts w:asciiTheme="minorHAnsi" w:eastAsiaTheme="minorEastAsia" w:hAnsiTheme="minorHAnsi"/>
               <w:noProof/>
-              <w:sz w:val="22"/>
-              <w:szCs w:val="22"/>
+              <w:sz w:val="20"/>
+              <w:szCs w:val="20"/>
               <w:lang w:eastAsia="es-GT"/>
             </w:rPr>
           </w:pPr>
-          <w:hyperlink w:anchor="_Toc223981348" w:history="1">
+          <w:hyperlink w:anchor="_Toc223985266" w:history="1">
             <w:r>
               <w:rPr>
                 <w:rStyle w:val="Hipervnculo"/>
-                <w:rFonts w:cs="Times New Roman"/>
                 <w:noProof/>
-                <w:sz w:val="22"/>
-                <w:szCs w:val="22"/>
+                <w:sz w:val="20"/>
+                <w:szCs w:val="20"/>
               </w:rPr>
               <w:t>Seleccionamos la base de datos</w:t>
             </w:r>
             <w:r>
               <w:rPr>
-                <w:rFonts w:cs="Times New Roman"/>
                 <w:noProof/>
                 <w:webHidden/>
-                <w:sz w:val="22"/>
-                <w:szCs w:val="22"/>
+                <w:sz w:val="20"/>
+                <w:szCs w:val="20"/>
               </w:rPr>
               <w:tab/>
             </w:r>
             <w:r>
               <w:rPr>
-                <w:rFonts w:cs="Times New Roman"/>
                 <w:noProof/>
                 <w:webHidden/>
-                <w:sz w:val="22"/>
-                <w:szCs w:val="22"/>
+                <w:sz w:val="20"/>
+                <w:szCs w:val="20"/>
               </w:rPr>
               <w:fldChar w:fldCharType="begin"/>
             </w:r>
             <w:r>
               <w:rPr>
-                <w:rFonts w:cs="Times New Roman"/>
                 <w:noProof/>
                 <w:webHidden/>
-                <w:sz w:val="22"/>
-                <w:szCs w:val="22"/>
-              </w:rPr>
-              <w:instrText xml:space="preserve"> PAGEREF _Toc223981348 \h </w:instrText>
-            </w:r>
-            <w:r>
-              <w:rPr>
-                <w:rFonts w:cs="Times New Roman"/>
+                <w:sz w:val="20"/>
+                <w:szCs w:val="20"/>
+              </w:rPr>
+              <w:instrText xml:space="preserve"> PAGEREF _Toc223985266 \h </w:instrText>
+            </w:r>
+            <w:r>
+              <w:rPr>
                 <w:noProof/>
                 <w:webHidden/>
-                <w:sz w:val="22"/>
-                <w:szCs w:val="22"/>
-              </w:rPr>
-            </w:r>
-            <w:r>
-              <w:rPr>
-                <w:rFonts w:cs="Times New Roman"/>
+                <w:sz w:val="20"/>
+                <w:szCs w:val="20"/>
+              </w:rPr>
+            </w:r>
+            <w:r>
+              <w:rPr>
                 <w:noProof/>
                 <w:webHidden/>
-                <w:sz w:val="22"/>
-                <w:szCs w:val="22"/>
+                <w:sz w:val="20"/>
+                <w:szCs w:val="20"/>
               </w:rPr>
               <w:fldChar w:fldCharType="separate"/>
             </w:r>
             <w:r>
               <w:rPr>
-                <w:rFonts w:cs="Times New Roman"/>
                 <w:noProof/>
                 <w:webHidden/>
-                <w:sz w:val="22"/>
-                <w:szCs w:val="22"/>
-              </w:rPr>
-              <w:t>24</w:t>
-            </w:r>
-            <w:r>
-              <w:rPr>
-                <w:rFonts w:cs="Times New Roman"/>
+                <w:sz w:val="20"/>
+                <w:szCs w:val="20"/>
+              </w:rPr>
+              <w:t>28</w:t>
+            </w:r>
+            <w:r>
+              <w:rPr>
                 <w:noProof/>
                 <w:webHidden/>
-                <w:sz w:val="22"/>
-                <w:szCs w:val="22"/>
+                <w:sz w:val="20"/>
+                <w:szCs w:val="20"/>
               </w:rPr>
               <w:fldChar w:fldCharType="end"/>
             </w:r>
@@ -3035,90 +2917,82 @@
               <w:tab w:val="right" w:leader="dot" w:pos="9350"/>
             </w:tabs>
             <w:rPr>
-              <w:rFonts w:eastAsiaTheme="minorEastAsia" w:cs="Times New Roman"/>
+              <w:rFonts w:asciiTheme="minorHAnsi" w:eastAsiaTheme="minorEastAsia" w:hAnsiTheme="minorHAnsi"/>
               <w:noProof/>
-              <w:sz w:val="22"/>
-              <w:szCs w:val="22"/>
+              <w:sz w:val="20"/>
+              <w:szCs w:val="20"/>
               <w:lang w:eastAsia="es-GT"/>
             </w:rPr>
           </w:pPr>
-          <w:hyperlink w:anchor="_Toc223981349" w:history="1">
+          <w:hyperlink w:anchor="_Toc223985267" w:history="1">
             <w:r>
               <w:rPr>
                 <w:rStyle w:val="Hipervnculo"/>
-                <w:rFonts w:cs="Times New Roman"/>
                 <w:noProof/>
-                <w:sz w:val="22"/>
-                <w:szCs w:val="22"/>
+                <w:sz w:val="20"/>
+                <w:szCs w:val="20"/>
               </w:rPr>
               <w:t>Creamos las colecciones</w:t>
             </w:r>
             <w:r>
               <w:rPr>
-                <w:rFonts w:cs="Times New Roman"/>
                 <w:noProof/>
                 <w:webHidden/>
-                <w:sz w:val="22"/>
-                <w:szCs w:val="22"/>
+                <w:sz w:val="20"/>
+                <w:szCs w:val="20"/>
               </w:rPr>
               <w:tab/>
             </w:r>
             <w:r>
               <w:rPr>
-                <w:rFonts w:cs="Times New Roman"/>
                 <w:noProof/>
                 <w:webHidden/>
-                <w:sz w:val="22"/>
-                <w:szCs w:val="22"/>
+                <w:sz w:val="20"/>
+                <w:szCs w:val="20"/>
               </w:rPr>
               <w:fldChar w:fldCharType="begin"/>
             </w:r>
             <w:r>
               <w:rPr>
-                <w:rFonts w:cs="Times New Roman"/>
                 <w:noProof/>
                 <w:webHidden/>
-                <w:sz w:val="22"/>
-                <w:szCs w:val="22"/>
-              </w:rPr>
-              <w:instrText xml:space="preserve"> PAGEREF _Toc223981349 \h </w:instrText>
-            </w:r>
-            <w:r>
-              <w:rPr>
-                <w:rFonts w:cs="Times New Roman"/>
+                <w:sz w:val="20"/>
+                <w:szCs w:val="20"/>
+              </w:rPr>
+              <w:instrText xml:space="preserve"> PAGEREF _Toc223985267 \h </w:instrText>
+            </w:r>
+            <w:r>
+              <w:rPr>
                 <w:noProof/>
                 <w:webHidden/>
-                <w:sz w:val="22"/>
-                <w:szCs w:val="22"/>
-              </w:rPr>
-            </w:r>
-            <w:r>
-              <w:rPr>
-                <w:rFonts w:cs="Times New Roman"/>
+                <w:sz w:val="20"/>
+                <w:szCs w:val="20"/>
+              </w:rPr>
+            </w:r>
+            <w:r>
+              <w:rPr>
                 <w:noProof/>
                 <w:webHidden/>
-                <w:sz w:val="22"/>
-                <w:szCs w:val="22"/>
+                <w:sz w:val="20"/>
+                <w:szCs w:val="20"/>
               </w:rPr>
               <w:fldChar w:fldCharType="separate"/>
             </w:r>
             <w:r>
               <w:rPr>
-                <w:rFonts w:cs="Times New Roman"/>
                 <w:noProof/>
                 <w:webHidden/>
-                <w:sz w:val="22"/>
-                <w:szCs w:val="22"/>
-              </w:rPr>
-              <w:t>24</w:t>
-            </w:r>
-            <w:r>
-              <w:rPr>
-                <w:rFonts w:cs="Times New Roman"/>
+                <w:sz w:val="20"/>
+                <w:szCs w:val="20"/>
+              </w:rPr>
+              <w:t>28</w:t>
+            </w:r>
+            <w:r>
+              <w:rPr>
                 <w:noProof/>
                 <w:webHidden/>
-                <w:sz w:val="22"/>
-                <w:szCs w:val="22"/>
+                <w:sz w:val="20"/>
+                <w:szCs w:val="20"/>
               </w:rPr>
               <w:fldChar w:fldCharType="end"/>
             </w:r>
@@ -3131,92 +3005,84 @@
               <w:tab w:val="right" w:leader="dot" w:pos="9350"/>
             </w:tabs>
             <w:rPr>
-              <w:rFonts w:eastAsiaTheme="minorEastAsia" w:cs="Times New Roman"/>
+              <w:rFonts w:asciiTheme="minorHAnsi" w:eastAsiaTheme="minorEastAsia" w:hAnsiTheme="minorHAnsi"/>
               <w:noProof/>
-              <w:sz w:val="22"/>
-              <w:szCs w:val="22"/>
+              <w:sz w:val="20"/>
+              <w:szCs w:val="20"/>
               <w:lang w:eastAsia="es-GT"/>
             </w:rPr>
           </w:pPr>
-          <w:hyperlink w:anchor="_Toc223981350" w:history="1">
+          <w:hyperlink w:anchor="_Toc223985268" w:history="1">
             <w:r>
               <w:rPr>
                 <w:rStyle w:val="Hipervnculo"/>
-                <w:rFonts w:cs="Times New Roman"/>
                 <w:b/>
                 <w:bCs/>
                 <w:noProof/>
-                <w:sz w:val="22"/>
-                <w:szCs w:val="22"/>
+                <w:sz w:val="20"/>
+                <w:szCs w:val="20"/>
               </w:rPr>
               <w:t>Insertamos documentos de prueba</w:t>
             </w:r>
             <w:r>
               <w:rPr>
-                <w:rFonts w:cs="Times New Roman"/>
                 <w:noProof/>
                 <w:webHidden/>
-                <w:sz w:val="22"/>
-                <w:szCs w:val="22"/>
+                <w:sz w:val="20"/>
+                <w:szCs w:val="20"/>
               </w:rPr>
               <w:tab/>
             </w:r>
             <w:r>
               <w:rPr>
-                <w:rFonts w:cs="Times New Roman"/>
                 <w:noProof/>
                 <w:webHidden/>
-                <w:sz w:val="22"/>
-                <w:szCs w:val="22"/>
+                <w:sz w:val="20"/>
+                <w:szCs w:val="20"/>
               </w:rPr>
               <w:fldChar w:fldCharType="begin"/>
             </w:r>
             <w:r>
               <w:rPr>
-                <w:rFonts w:cs="Times New Roman"/>
                 <w:noProof/>
                 <w:webHidden/>
-                <w:sz w:val="22"/>
-                <w:szCs w:val="22"/>
-              </w:rPr>
-              <w:instrText xml:space="preserve"> PAGEREF _Toc223981350 \h </w:instrText>
-            </w:r>
-            <w:r>
-              <w:rPr>
-                <w:rFonts w:cs="Times New Roman"/>
+                <w:sz w:val="20"/>
+                <w:szCs w:val="20"/>
+              </w:rPr>
+              <w:instrText xml:space="preserve"> PAGEREF _Toc223985268 \h </w:instrText>
+            </w:r>
+            <w:r>
+              <w:rPr>
                 <w:noProof/>
                 <w:webHidden/>
-                <w:sz w:val="22"/>
-                <w:szCs w:val="22"/>
-              </w:rPr>
-            </w:r>
-            <w:r>
-              <w:rPr>
-                <w:rFonts w:cs="Times New Roman"/>
+                <w:sz w:val="20"/>
+                <w:szCs w:val="20"/>
+              </w:rPr>
+            </w:r>
+            <w:r>
+              <w:rPr>
                 <w:noProof/>
                 <w:webHidden/>
-                <w:sz w:val="22"/>
-                <w:szCs w:val="22"/>
+                <w:sz w:val="20"/>
+                <w:szCs w:val="20"/>
               </w:rPr>
               <w:fldChar w:fldCharType="separate"/>
             </w:r>
             <w:r>
               <w:rPr>
-                <w:rFonts w:cs="Times New Roman"/>
                 <w:noProof/>
                 <w:webHidden/>
-                <w:sz w:val="22"/>
-                <w:szCs w:val="22"/>
-              </w:rPr>
-              <w:t>24</w:t>
-            </w:r>
-            <w:r>
-              <w:rPr>
-                <w:rFonts w:cs="Times New Roman"/>
+                <w:sz w:val="20"/>
+                <w:szCs w:val="20"/>
+              </w:rPr>
+              <w:t>29</w:t>
+            </w:r>
+            <w:r>
+              <w:rPr>
                 <w:noProof/>
                 <w:webHidden/>
-                <w:sz w:val="22"/>
-                <w:szCs w:val="22"/>
+                <w:sz w:val="20"/>
+                <w:szCs w:val="20"/>
               </w:rPr>
               <w:fldChar w:fldCharType="end"/>
             </w:r>
@@ -3229,92 +3095,84 @@
               <w:tab w:val="right" w:leader="dot" w:pos="9350"/>
             </w:tabs>
             <w:rPr>
-              <w:rFonts w:eastAsiaTheme="minorEastAsia" w:cs="Times New Roman"/>
+              <w:rFonts w:asciiTheme="minorHAnsi" w:eastAsiaTheme="minorEastAsia" w:hAnsiTheme="minorHAnsi"/>
               <w:noProof/>
-              <w:sz w:val="22"/>
-              <w:szCs w:val="22"/>
+              <w:sz w:val="20"/>
+              <w:szCs w:val="20"/>
               <w:lang w:eastAsia="es-GT"/>
             </w:rPr>
           </w:pPr>
-          <w:hyperlink w:anchor="_Toc223981351" w:history="1">
+          <w:hyperlink w:anchor="_Toc223985269" w:history="1">
             <w:r>
               <w:rPr>
                 <w:rStyle w:val="Hipervnculo"/>
-                <w:rFonts w:cs="Times New Roman"/>
                 <w:b/>
                 <w:bCs/>
                 <w:noProof/>
-                <w:sz w:val="22"/>
-                <w:szCs w:val="22"/>
+                <w:sz w:val="20"/>
+                <w:szCs w:val="20"/>
               </w:rPr>
               <w:t>Realizamos consultas básicas</w:t>
             </w:r>
             <w:r>
               <w:rPr>
-                <w:rFonts w:cs="Times New Roman"/>
                 <w:noProof/>
                 <w:webHidden/>
-                <w:sz w:val="22"/>
-                <w:szCs w:val="22"/>
+                <w:sz w:val="20"/>
+                <w:szCs w:val="20"/>
               </w:rPr>
               <w:tab/>
             </w:r>
             <w:r>
               <w:rPr>
-                <w:rFonts w:cs="Times New Roman"/>
                 <w:noProof/>
                 <w:webHidden/>
-                <w:sz w:val="22"/>
-                <w:szCs w:val="22"/>
+                <w:sz w:val="20"/>
+                <w:szCs w:val="20"/>
               </w:rPr>
               <w:fldChar w:fldCharType="begin"/>
             </w:r>
             <w:r>
               <w:rPr>
-                <w:rFonts w:cs="Times New Roman"/>
                 <w:noProof/>
                 <w:webHidden/>
-                <w:sz w:val="22"/>
-                <w:szCs w:val="22"/>
-              </w:rPr>
-              <w:instrText xml:space="preserve"> PAGEREF _Toc223981351 \h </w:instrText>
-            </w:r>
-            <w:r>
-              <w:rPr>
-                <w:rFonts w:cs="Times New Roman"/>
+                <w:sz w:val="20"/>
+                <w:szCs w:val="20"/>
+              </w:rPr>
+              <w:instrText xml:space="preserve"> PAGEREF _Toc223985269 \h </w:instrText>
+            </w:r>
+            <w:r>
+              <w:rPr>
                 <w:noProof/>
                 <w:webHidden/>
-                <w:sz w:val="22"/>
-                <w:szCs w:val="22"/>
-              </w:rPr>
-            </w:r>
-            <w:r>
-              <w:rPr>
-                <w:rFonts w:cs="Times New Roman"/>
+                <w:sz w:val="20"/>
+                <w:szCs w:val="20"/>
+              </w:rPr>
+            </w:r>
+            <w:r>
+              <w:rPr>
                 <w:noProof/>
                 <w:webHidden/>
-                <w:sz w:val="22"/>
-                <w:szCs w:val="22"/>
+                <w:sz w:val="20"/>
+                <w:szCs w:val="20"/>
               </w:rPr>
               <w:fldChar w:fldCharType="separate"/>
             </w:r>
             <w:r>
               <w:rPr>
-                <w:rFonts w:cs="Times New Roman"/>
                 <w:noProof/>
                 <w:webHidden/>
-                <w:sz w:val="22"/>
-                <w:szCs w:val="22"/>
-              </w:rPr>
-              <w:t>25</w:t>
-            </w:r>
-            <w:r>
-              <w:rPr>
-                <w:rFonts w:cs="Times New Roman"/>
+                <w:sz w:val="20"/>
+                <w:szCs w:val="20"/>
+              </w:rPr>
+              <w:t>29</w:t>
+            </w:r>
+            <w:r>
+              <w:rPr>
                 <w:noProof/>
                 <w:webHidden/>
-                <w:sz w:val="22"/>
-                <w:szCs w:val="22"/>
+                <w:sz w:val="20"/>
+                <w:szCs w:val="20"/>
               </w:rPr>
               <w:fldChar w:fldCharType="end"/>
             </w:r>
@@ -3327,90 +3185,82 @@
               <w:tab w:val="right" w:leader="dot" w:pos="9350"/>
             </w:tabs>
             <w:rPr>
-              <w:rFonts w:eastAsiaTheme="minorEastAsia" w:cs="Times New Roman"/>
+              <w:rFonts w:asciiTheme="minorHAnsi" w:eastAsiaTheme="minorEastAsia" w:hAnsiTheme="minorHAnsi"/>
               <w:noProof/>
-              <w:sz w:val="22"/>
-              <w:szCs w:val="22"/>
+              <w:sz w:val="20"/>
+              <w:szCs w:val="20"/>
               <w:lang w:eastAsia="es-GT"/>
             </w:rPr>
           </w:pPr>
-          <w:hyperlink w:anchor="_Toc223981352" w:history="1">
+          <w:hyperlink w:anchor="_Toc223985270" w:history="1">
             <w:r>
               <w:rPr>
                 <w:rStyle w:val="Hipervnculo"/>
-                <w:rFonts w:cs="Times New Roman"/>
                 <w:noProof/>
-                <w:sz w:val="22"/>
-                <w:szCs w:val="22"/>
+                <w:sz w:val="20"/>
+                <w:szCs w:val="20"/>
               </w:rPr>
               <w:t>Justificación técnica</w:t>
             </w:r>
             <w:r>
               <w:rPr>
-                <w:rFonts w:cs="Times New Roman"/>
                 <w:noProof/>
                 <w:webHidden/>
-                <w:sz w:val="22"/>
-                <w:szCs w:val="22"/>
+                <w:sz w:val="20"/>
+                <w:szCs w:val="20"/>
               </w:rPr>
               <w:tab/>
             </w:r>
             <w:r>
               <w:rPr>
-                <w:rFonts w:cs="Times New Roman"/>
                 <w:noProof/>
                 <w:webHidden/>
-                <w:sz w:val="22"/>
-                <w:szCs w:val="22"/>
+                <w:sz w:val="20"/>
+                <w:szCs w:val="20"/>
               </w:rPr>
               <w:fldChar w:fldCharType="begin"/>
             </w:r>
             <w:r>
               <w:rPr>
-                <w:rFonts w:cs="Times New Roman"/>
                 <w:noProof/>
                 <w:webHidden/>
-                <w:sz w:val="22"/>
-                <w:szCs w:val="22"/>
-              </w:rPr>
-              <w:instrText xml:space="preserve"> PAGEREF _Toc223981352 \h </w:instrText>
-            </w:r>
-            <w:r>
-              <w:rPr>
-                <w:rFonts w:cs="Times New Roman"/>
+                <w:sz w:val="20"/>
+                <w:szCs w:val="20"/>
+              </w:rPr>
+              <w:instrText xml:space="preserve"> PAGEREF _Toc223985270 \h </w:instrText>
+            </w:r>
+            <w:r>
+              <w:rPr>
                 <w:noProof/>
                 <w:webHidden/>
-                <w:sz w:val="22"/>
-                <w:szCs w:val="22"/>
-              </w:rPr>
-            </w:r>
-            <w:r>
-              <w:rPr>
-                <w:rFonts w:cs="Times New Roman"/>
+                <w:sz w:val="20"/>
+                <w:szCs w:val="20"/>
+              </w:rPr>
+            </w:r>
+            <w:r>
+              <w:rPr>
                 <w:noProof/>
                 <w:webHidden/>
-                <w:sz w:val="22"/>
-                <w:szCs w:val="22"/>
+                <w:sz w:val="20"/>
+                <w:szCs w:val="20"/>
               </w:rPr>
               <w:fldChar w:fldCharType="separate"/>
             </w:r>
             <w:r>
               <w:rPr>
-                <w:rFonts w:cs="Times New Roman"/>
                 <w:noProof/>
                 <w:webHidden/>
-                <w:sz w:val="22"/>
-                <w:szCs w:val="22"/>
-              </w:rPr>
-              <w:t>26</w:t>
-            </w:r>
-            <w:r>
-              <w:rPr>
-                <w:rFonts w:cs="Times New Roman"/>
+                <w:sz w:val="20"/>
+                <w:szCs w:val="20"/>
+              </w:rPr>
+              <w:t>31</w:t>
+            </w:r>
+            <w:r>
+              <w:rPr>
                 <w:noProof/>
                 <w:webHidden/>
-                <w:sz w:val="22"/>
-                <w:szCs w:val="22"/>
+                <w:sz w:val="20"/>
+                <w:szCs w:val="20"/>
               </w:rPr>
               <w:fldChar w:fldCharType="end"/>
             </w:r>
@@ -3423,90 +3273,82 @@
               <w:tab w:val="right" w:leader="dot" w:pos="9350"/>
             </w:tabs>
             <w:rPr>
-              <w:rFonts w:eastAsiaTheme="minorEastAsia" w:cs="Times New Roman"/>
+              <w:rFonts w:asciiTheme="minorHAnsi" w:eastAsiaTheme="minorEastAsia" w:hAnsiTheme="minorHAnsi"/>
               <w:noProof/>
-              <w:sz w:val="22"/>
-              <w:szCs w:val="22"/>
+              <w:sz w:val="20"/>
+              <w:szCs w:val="20"/>
               <w:lang w:eastAsia="es-GT"/>
             </w:rPr>
           </w:pPr>
-          <w:hyperlink w:anchor="_Toc223981353" w:history="1">
+          <w:hyperlink w:anchor="_Toc223985271" w:history="1">
             <w:r>
               <w:rPr>
                 <w:rStyle w:val="Hipervnculo"/>
-                <w:rFonts w:cs="Times New Roman"/>
                 <w:noProof/>
-                <w:sz w:val="22"/>
-                <w:szCs w:val="22"/>
+                <w:sz w:val="20"/>
+                <w:szCs w:val="20"/>
               </w:rPr>
               <w:t>Conclusión</w:t>
             </w:r>
             <w:r>
               <w:rPr>
-                <w:rFonts w:cs="Times New Roman"/>
                 <w:noProof/>
                 <w:webHidden/>
-                <w:sz w:val="22"/>
-                <w:szCs w:val="22"/>
+                <w:sz w:val="20"/>
+                <w:szCs w:val="20"/>
               </w:rPr>
               <w:tab/>
             </w:r>
             <w:r>
               <w:rPr>
-                <w:rFonts w:cs="Times New Roman"/>
                 <w:noProof/>
                 <w:webHidden/>
-                <w:sz w:val="22"/>
-                <w:szCs w:val="22"/>
+                <w:sz w:val="20"/>
+                <w:szCs w:val="20"/>
               </w:rPr>
               <w:fldChar w:fldCharType="begin"/>
             </w:r>
             <w:r>
               <w:rPr>
-                <w:rFonts w:cs="Times New Roman"/>
                 <w:noProof/>
                 <w:webHidden/>
-                <w:sz w:val="22"/>
-                <w:szCs w:val="22"/>
-              </w:rPr>
-              <w:instrText xml:space="preserve"> PAGEREF _Toc223981353 \h </w:instrText>
-            </w:r>
-            <w:r>
-              <w:rPr>
-                <w:rFonts w:cs="Times New Roman"/>
+                <w:sz w:val="20"/>
+                <w:szCs w:val="20"/>
+              </w:rPr>
+              <w:instrText xml:space="preserve"> PAGEREF _Toc223985271 \h </w:instrText>
+            </w:r>
+            <w:r>
+              <w:rPr>
                 <w:noProof/>
                 <w:webHidden/>
-                <w:sz w:val="22"/>
-                <w:szCs w:val="22"/>
-              </w:rPr>
-            </w:r>
-            <w:r>
-              <w:rPr>
-                <w:rFonts w:cs="Times New Roman"/>
+                <w:sz w:val="20"/>
+                <w:szCs w:val="20"/>
+              </w:rPr>
+            </w:r>
+            <w:r>
+              <w:rPr>
                 <w:noProof/>
                 <w:webHidden/>
-                <w:sz w:val="22"/>
-                <w:szCs w:val="22"/>
+                <w:sz w:val="20"/>
+                <w:szCs w:val="20"/>
               </w:rPr>
               <w:fldChar w:fldCharType="separate"/>
             </w:r>
             <w:r>
               <w:rPr>
-                <w:rFonts w:cs="Times New Roman"/>
                 <w:noProof/>
                 <w:webHidden/>
-                <w:sz w:val="22"/>
-                <w:szCs w:val="22"/>
-              </w:rPr>
-              <w:t>27</w:t>
-            </w:r>
-            <w:r>
-              <w:rPr>
-                <w:rFonts w:cs="Times New Roman"/>
+                <w:sz w:val="20"/>
+                <w:szCs w:val="20"/>
+              </w:rPr>
+              <w:t>31</w:t>
+            </w:r>
+            <w:r>
+              <w:rPr>
                 <w:noProof/>
                 <w:webHidden/>
-                <w:sz w:val="22"/>
-                <w:szCs w:val="22"/>
+                <w:sz w:val="20"/>
+                <w:szCs w:val="20"/>
               </w:rPr>
               <w:fldChar w:fldCharType="end"/>
             </w:r>
@@ -3518,8 +3360,8 @@
               <w:rFonts w:cs="Times New Roman"/>
               <w:b/>
               <w:bCs/>
-              <w:sz w:val="20"/>
-              <w:szCs w:val="20"/>
+              <w:sz w:val="16"/>
+              <w:szCs w:val="16"/>
               <w:lang w:val="es-ES"/>
             </w:rPr>
             <w:fldChar w:fldCharType="end"/>
@@ -3534,7 +3376,7 @@
           <w:color w:val="auto"/>
         </w:rPr>
       </w:pPr>
-      <w:bookmarkStart w:id="0" w:name="_Toc223981323"/>
+      <w:bookmarkStart w:id="0" w:name="_Toc223985240"/>
       <w:r>
         <w:rPr>
           <w:color w:val="auto"/>
@@ -3562,7 +3404,7 @@
           <w:color w:val="auto"/>
         </w:rPr>
       </w:pPr>
-      <w:bookmarkStart w:id="1" w:name="_Toc223981324"/>
+      <w:bookmarkStart w:id="1" w:name="_Toc223985241"/>
       <w:r>
         <w:rPr>
           <w:color w:val="auto"/>
@@ -3681,7 +3523,7 @@
           <w:color w:val="auto"/>
         </w:rPr>
       </w:pPr>
-      <w:bookmarkStart w:id="2" w:name="_Toc223981325"/>
+      <w:bookmarkStart w:id="2" w:name="_Toc223985242"/>
       <w:r>
         <w:rPr>
           <w:color w:val="auto"/>
@@ -3778,7 +3620,7 @@
           <w:color w:val="auto"/>
         </w:rPr>
       </w:pPr>
-      <w:bookmarkStart w:id="3" w:name="_Toc223981326"/>
+      <w:bookmarkStart w:id="3" w:name="_Toc223985243"/>
       <w:r>
         <w:rPr>
           <w:color w:val="auto"/>
@@ -3802,7 +3644,7 @@
           <w:color w:val="auto"/>
         </w:rPr>
       </w:pPr>
-      <w:bookmarkStart w:id="4" w:name="_Toc223981327"/>
+      <w:bookmarkStart w:id="4" w:name="_Toc223985244"/>
       <w:r>
         <w:rPr>
           <w:color w:val="auto"/>
@@ -3819,7 +3661,7 @@
           <w:color w:val="auto"/>
         </w:rPr>
       </w:pPr>
-      <w:bookmarkStart w:id="5" w:name="_Toc223981328"/>
+      <w:bookmarkStart w:id="5" w:name="_Toc223985245"/>
       <w:r>
         <w:rPr>
           <w:color w:val="auto"/>
@@ -4501,7 +4343,7 @@
           <w:color w:val="auto"/>
         </w:rPr>
       </w:pPr>
-      <w:bookmarkStart w:id="6" w:name="_Toc223981329"/>
+      <w:bookmarkStart w:id="6" w:name="_Toc223985246"/>
       <w:r>
         <w:rPr>
           <w:color w:val="auto"/>
@@ -4633,7 +4475,7 @@
           <w:color w:val="auto"/>
         </w:rPr>
       </w:pPr>
-      <w:bookmarkStart w:id="7" w:name="_Toc223981330"/>
+      <w:bookmarkStart w:id="7" w:name="_Toc223985247"/>
       <w:r>
         <w:rPr>
           <w:color w:val="auto"/>
@@ -4661,7 +4503,7 @@
           <w:color w:val="auto"/>
         </w:rPr>
       </w:pPr>
-      <w:bookmarkStart w:id="8" w:name="_Toc223981331"/>
+      <w:bookmarkStart w:id="8" w:name="_Toc223985248"/>
       <w:r>
         <w:rPr>
           <w:color w:val="auto"/>
@@ -4745,7 +4587,7 @@
           <w:color w:val="auto"/>
         </w:rPr>
       </w:pPr>
-      <w:bookmarkStart w:id="9" w:name="_Toc223981332"/>
+      <w:bookmarkStart w:id="9" w:name="_Toc223985249"/>
       <w:r>
         <w:rPr>
           <w:color w:val="auto"/>
@@ -4939,7 +4781,7 @@
           <w:color w:val="auto"/>
         </w:rPr>
       </w:pPr>
-      <w:bookmarkStart w:id="10" w:name="_Toc223981333"/>
+      <w:bookmarkStart w:id="10" w:name="_Toc223985250"/>
       <w:r>
         <w:rPr>
           <w:color w:val="auto"/>
@@ -8483,7 +8325,7 @@
           <w:color w:val="auto"/>
         </w:rPr>
       </w:pPr>
-      <w:bookmarkStart w:id="11" w:name="_Toc223981334"/>
+      <w:bookmarkStart w:id="11" w:name="_Toc223985251"/>
       <w:r>
         <w:rPr>
           <w:color w:val="auto"/>
@@ -8686,7 +8528,7 @@
           <w:color w:val="auto"/>
         </w:rPr>
       </w:pPr>
-      <w:bookmarkStart w:id="12" w:name="_Toc223981335"/>
+      <w:bookmarkStart w:id="12" w:name="_Toc223985252"/>
       <w:r>
         <w:rPr>
           <w:color w:val="auto"/>
@@ -8740,7 +8582,7 @@
           <w:color w:val="auto"/>
         </w:rPr>
       </w:pPr>
-      <w:bookmarkStart w:id="13" w:name="_Toc223981336"/>
+      <w:bookmarkStart w:id="13" w:name="_Toc223985253"/>
       <w:r>
         <w:rPr>
           <w:b/>
@@ -8926,7 +8768,7 @@
           <w:color w:val="auto"/>
         </w:rPr>
       </w:pPr>
-      <w:bookmarkStart w:id="14" w:name="_Toc223981337"/>
+      <w:bookmarkStart w:id="14" w:name="_Toc223985254"/>
       <w:r>
         <w:rPr>
           <w:b/>
@@ -9258,7 +9100,7 @@
           <w:color w:val="auto"/>
         </w:rPr>
       </w:pPr>
-      <w:bookmarkStart w:id="15" w:name="_Toc223981338"/>
+      <w:bookmarkStart w:id="15" w:name="_Toc223985255"/>
       <w:r>
         <w:rPr>
           <w:b/>
@@ -9745,7 +9587,7 @@
           <w:color w:val="auto"/>
         </w:rPr>
       </w:pPr>
-      <w:bookmarkStart w:id="16" w:name="_Toc223981339"/>
+      <w:bookmarkStart w:id="16" w:name="_Toc223985256"/>
       <w:r>
         <w:rPr>
           <w:b/>
@@ -10193,7 +10035,7 @@
           <w:color w:val="auto"/>
         </w:rPr>
       </w:pPr>
-      <w:bookmarkStart w:id="17" w:name="_Toc223981340"/>
+      <w:bookmarkStart w:id="17" w:name="_Toc223985257"/>
       <w:r>
         <w:rPr>
           <w:b/>
@@ -10540,7 +10382,7 @@
           <w:color w:val="auto"/>
         </w:rPr>
       </w:pPr>
-      <w:bookmarkStart w:id="18" w:name="_Toc223981341"/>
+      <w:bookmarkStart w:id="18" w:name="_Toc223985258"/>
       <w:r>
         <w:rPr>
           <w:b/>
@@ -11099,7 +10941,7 @@
           <w:color w:val="auto"/>
         </w:rPr>
       </w:pPr>
-      <w:bookmarkStart w:id="19" w:name="_Toc223981342"/>
+      <w:bookmarkStart w:id="19" w:name="_Toc223985259"/>
       <w:r>
         <w:rPr>
           <w:b/>
@@ -11463,7 +11305,7 @@
           <w:color w:val="auto"/>
         </w:rPr>
       </w:pPr>
-      <w:bookmarkStart w:id="20" w:name="_Toc223981343"/>
+      <w:bookmarkStart w:id="20" w:name="_Toc223985260"/>
       <w:r>
         <w:rPr>
           <w:b/>
@@ -12038,7 +11880,7 @@
           <w:color w:val="auto"/>
         </w:rPr>
       </w:pPr>
-      <w:bookmarkStart w:id="21" w:name="_Toc223981344"/>
+      <w:bookmarkStart w:id="21" w:name="_Toc223985261"/>
       <w:r>
         <w:rPr>
           <w:b/>
@@ -15840,15 +15682,13 @@
                 <w:rFonts w:ascii="Consolas" w:hAnsi="Consolas"/>
                 <w:sz w:val="20"/>
                 <w:szCs w:val="20"/>
-                <w:lang w:val="en-US"/>
-              </w:rPr>
-            </w:pPr>
-            <w:r>
-              <w:rPr>
-                <w:rFonts w:ascii="Consolas" w:hAnsi="Consolas"/>
-                <w:sz w:val="20"/>
-                <w:szCs w:val="20"/>
-                <w:lang w:val="en-US"/>
+              </w:rPr>
+            </w:pPr>
+            <w:r>
+              <w:rPr>
+                <w:rFonts w:ascii="Consolas" w:hAnsi="Consolas"/>
+                <w:sz w:val="20"/>
+                <w:szCs w:val="20"/>
               </w:rPr>
               <w:t xml:space="preserve">WHERE </w:t>
             </w:r>
@@ -15858,7 +15698,6 @@
                 <w:rFonts w:ascii="Consolas" w:hAnsi="Consolas"/>
                 <w:sz w:val="20"/>
                 <w:szCs w:val="20"/>
-                <w:lang w:val="en-US"/>
               </w:rPr>
               <w:t>id_venta</w:t>
             </w:r>
@@ -15868,7 +15707,6 @@
                 <w:rFonts w:ascii="Consolas" w:hAnsi="Consolas"/>
                 <w:sz w:val="20"/>
                 <w:szCs w:val="20"/>
-                <w:lang w:val="en-US"/>
               </w:rPr>
               <w:t xml:space="preserve"> = </w:t>
             </w:r>
@@ -15878,7 +15716,6 @@
                 <w:rFonts w:ascii="Consolas" w:hAnsi="Consolas"/>
                 <w:sz w:val="20"/>
                 <w:szCs w:val="20"/>
-                <w:lang w:val="en-US"/>
               </w:rPr>
               <w:t>new.id_venta</w:t>
             </w:r>
@@ -16261,7 +16098,7 @@
           <w:color w:val="auto"/>
         </w:rPr>
       </w:pPr>
-      <w:bookmarkStart w:id="22" w:name="_Toc223981345"/>
+      <w:bookmarkStart w:id="22" w:name="_Toc223985262"/>
       <w:r>
         <w:rPr>
           <w:b/>
@@ -16761,7 +16598,7 @@
           <w:color w:val="auto"/>
         </w:rPr>
       </w:pPr>
-      <w:bookmarkStart w:id="23" w:name="_Toc223981346"/>
+      <w:bookmarkStart w:id="23" w:name="_Toc223985263"/>
       <w:r>
         <w:rPr>
           <w:b/>
@@ -17067,7 +16904,6 @@
                 <w:rFonts w:ascii="Consolas" w:hAnsi="Consolas"/>
                 <w:sz w:val="20"/>
                 <w:szCs w:val="20"/>
-                <w:lang w:val="en-US"/>
               </w:rPr>
             </w:pPr>
             <w:r>
@@ -17084,7 +16920,6 @@
                 <w:rFonts w:ascii="Consolas" w:hAnsi="Consolas"/>
                 <w:sz w:val="20"/>
                 <w:szCs w:val="20"/>
-                <w:lang w:val="en-US"/>
               </w:rPr>
               <w:t xml:space="preserve">DECLARE </w:t>
             </w:r>
@@ -17094,7 +16929,6 @@
                 <w:rFonts w:ascii="Consolas" w:hAnsi="Consolas"/>
                 <w:sz w:val="20"/>
                 <w:szCs w:val="20"/>
-                <w:lang w:val="en-US"/>
               </w:rPr>
               <w:t>v_precio</w:t>
             </w:r>
@@ -17104,57 +16938,24 @@
                 <w:rFonts w:ascii="Consolas" w:hAnsi="Consolas"/>
                 <w:sz w:val="20"/>
                 <w:szCs w:val="20"/>
-                <w:lang w:val="en-US"/>
-              </w:rPr>
-              <w:t xml:space="preserve"> </w:t>
-            </w:r>
-            <w:proofErr w:type="gramStart"/>
-            <w:r>
-              <w:rPr>
-                <w:rFonts w:ascii="Consolas" w:hAnsi="Consolas"/>
-                <w:sz w:val="20"/>
-                <w:szCs w:val="20"/>
-                <w:lang w:val="en-US"/>
-              </w:rPr>
-              <w:t>DECIMAL(</w:t>
-            </w:r>
-            <w:proofErr w:type="gramEnd"/>
-            <w:r>
-              <w:rPr>
-                <w:rFonts w:ascii="Consolas" w:hAnsi="Consolas"/>
-                <w:sz w:val="20"/>
-                <w:szCs w:val="20"/>
-                <w:lang w:val="en-US"/>
-              </w:rPr>
-              <w:t xml:space="preserve">10,2) DEFAULT </w:t>
-            </w:r>
-            <w:proofErr w:type="gramStart"/>
-            <w:r>
-              <w:rPr>
-                <w:rFonts w:ascii="Consolas" w:hAnsi="Consolas"/>
-                <w:sz w:val="20"/>
-                <w:szCs w:val="20"/>
-                <w:lang w:val="en-US"/>
-              </w:rPr>
-              <w:t>NULL;</w:t>
-            </w:r>
-            <w:proofErr w:type="gramEnd"/>
-          </w:p>
-          <w:p>
-            <w:pPr>
-              <w:rPr>
-                <w:rFonts w:ascii="Consolas" w:hAnsi="Consolas"/>
-                <w:sz w:val="20"/>
-                <w:szCs w:val="20"/>
-                <w:lang w:val="en-US"/>
-              </w:rPr>
-            </w:pPr>
-            <w:r>
-              <w:rPr>
-                <w:rFonts w:ascii="Consolas" w:hAnsi="Consolas"/>
-                <w:sz w:val="20"/>
-                <w:szCs w:val="20"/>
-                <w:lang w:val="en-US"/>
+              </w:rPr>
+              <w:t xml:space="preserve"> DECIMAL(10,2) DEFAULT NULL;</w:t>
+            </w:r>
+          </w:p>
+          <w:p>
+            <w:pPr>
+              <w:rPr>
+                <w:rFonts w:ascii="Consolas" w:hAnsi="Consolas"/>
+                <w:sz w:val="20"/>
+                <w:szCs w:val="20"/>
+                <w:lang w:val="en-US"/>
+              </w:rPr>
+            </w:pPr>
+            <w:r>
+              <w:rPr>
+                <w:rFonts w:ascii="Consolas" w:hAnsi="Consolas"/>
+                <w:sz w:val="20"/>
+                <w:szCs w:val="20"/>
               </w:rPr>
               <w:t xml:space="preserve">    </w:t>
             </w:r>
@@ -19834,6 +19635,513 @@
     <w:p/>
     <w:p/>
     <w:p>
+      <w:r>
+        <w:lastRenderedPageBreak/>
+        <w:t>Procedimiento almacenado</w:t>
+      </w:r>
+    </w:p>
+    <w:p>
+      <w:r>
+        <w:rPr>
+          <w:noProof/>
+        </w:rPr>
+        <w:drawing>
+          <wp:inline distT="0" distB="0" distL="0" distR="0" wp14:anchorId="737408CA" wp14:editId="7514FFFF">
+            <wp:extent cx="5943600" cy="2997200"/>
+            <wp:effectExtent l="0" t="0" r="0" b="0"/>
+            <wp:docPr id="1641599645" name="Imagen 6"/>
+            <wp:cNvGraphicFramePr>
+              <a:graphicFrameLocks xmlns:a="http://schemas.openxmlformats.org/drawingml/2006/main" noChangeAspect="1"/>
+            </wp:cNvGraphicFramePr>
+            <a:graphic xmlns:a="http://schemas.openxmlformats.org/drawingml/2006/main">
+              <a:graphicData uri="http://schemas.openxmlformats.org/drawingml/2006/picture">
+                <pic:pic xmlns:pic="http://schemas.openxmlformats.org/drawingml/2006/picture">
+                  <pic:nvPicPr>
+                    <pic:cNvPr id="0" name="Picture 6"/>
+                    <pic:cNvPicPr>
+                      <a:picLocks noChangeAspect="1" noChangeArrowheads="1"/>
+                    </pic:cNvPicPr>
+                  </pic:nvPicPr>
+                  <pic:blipFill>
+                    <a:blip r:embed="rId10">
+                      <a:extLst>
+                        <a:ext uri="{28A0092B-C50C-407E-A947-70E740481C1C}">
+                          <a14:useLocalDpi xmlns:a14="http://schemas.microsoft.com/office/drawing/2010/main" val="0"/>
+                        </a:ext>
+                      </a:extLst>
+                    </a:blip>
+                    <a:srcRect/>
+                    <a:stretch>
+                      <a:fillRect/>
+                    </a:stretch>
+                  </pic:blipFill>
+                  <pic:spPr bwMode="auto">
+                    <a:xfrm>
+                      <a:off x="0" y="0"/>
+                      <a:ext cx="5943600" cy="2997200"/>
+                    </a:xfrm>
+                    <a:prstGeom prst="rect">
+                      <a:avLst/>
+                    </a:prstGeom>
+                    <a:noFill/>
+                    <a:ln>
+                      <a:noFill/>
+                    </a:ln>
+                  </pic:spPr>
+                </pic:pic>
+              </a:graphicData>
+            </a:graphic>
+          </wp:inline>
+        </w:drawing>
+      </w:r>
+    </w:p>
+    <w:p/>
+    <w:p>
+      <w:r>
+        <w:t>Ejecución</w:t>
+      </w:r>
+      <w:r>
+        <w:t xml:space="preserve"> del procedimiento</w:t>
+      </w:r>
+    </w:p>
+    <w:p>
+      <w:r>
+        <w:rPr>
+          <w:noProof/>
+        </w:rPr>
+        <w:drawing>
+          <wp:inline distT="0" distB="0" distL="0" distR="0" wp14:anchorId="581AA41C" wp14:editId="6CDC7B65">
+            <wp:extent cx="5943600" cy="3090545"/>
+            <wp:effectExtent l="0" t="0" r="0" b="0"/>
+            <wp:docPr id="2046285948" name="Imagen 7"/>
+            <wp:cNvGraphicFramePr>
+              <a:graphicFrameLocks xmlns:a="http://schemas.openxmlformats.org/drawingml/2006/main" noChangeAspect="1"/>
+            </wp:cNvGraphicFramePr>
+            <a:graphic xmlns:a="http://schemas.openxmlformats.org/drawingml/2006/main">
+              <a:graphicData uri="http://schemas.openxmlformats.org/drawingml/2006/picture">
+                <pic:pic xmlns:pic="http://schemas.openxmlformats.org/drawingml/2006/picture">
+                  <pic:nvPicPr>
+                    <pic:cNvPr id="0" name="Picture 7"/>
+                    <pic:cNvPicPr>
+                      <a:picLocks noChangeAspect="1" noChangeArrowheads="1"/>
+                    </pic:cNvPicPr>
+                  </pic:nvPicPr>
+                  <pic:blipFill>
+                    <a:blip r:embed="rId11">
+                      <a:extLst>
+                        <a:ext uri="{28A0092B-C50C-407E-A947-70E740481C1C}">
+                          <a14:useLocalDpi xmlns:a14="http://schemas.microsoft.com/office/drawing/2010/main" val="0"/>
+                        </a:ext>
+                      </a:extLst>
+                    </a:blip>
+                    <a:srcRect/>
+                    <a:stretch>
+                      <a:fillRect/>
+                    </a:stretch>
+                  </pic:blipFill>
+                  <pic:spPr bwMode="auto">
+                    <a:xfrm>
+                      <a:off x="0" y="0"/>
+                      <a:ext cx="5943600" cy="3090545"/>
+                    </a:xfrm>
+                    <a:prstGeom prst="rect">
+                      <a:avLst/>
+                    </a:prstGeom>
+                    <a:noFill/>
+                    <a:ln>
+                      <a:noFill/>
+                    </a:ln>
+                  </pic:spPr>
+                </pic:pic>
+              </a:graphicData>
+            </a:graphic>
+          </wp:inline>
+        </w:drawing>
+      </w:r>
+    </w:p>
+    <w:p/>
+    <w:p/>
+    <w:p/>
+    <w:p>
+      <w:r>
+        <w:lastRenderedPageBreak/>
+        <w:t>Vistas</w:t>
+      </w:r>
+    </w:p>
+    <w:p/>
+    <w:p>
+      <w:r>
+        <w:rPr>
+          <w:noProof/>
+        </w:rPr>
+        <w:drawing>
+          <wp:inline distT="0" distB="0" distL="0" distR="0" wp14:anchorId="10956FBD" wp14:editId="4FEC51A4">
+            <wp:extent cx="5723255" cy="2887345"/>
+            <wp:effectExtent l="0" t="0" r="0" b="8255"/>
+            <wp:docPr id="490646270" name="Imagen 8"/>
+            <wp:cNvGraphicFramePr>
+              <a:graphicFrameLocks xmlns:a="http://schemas.openxmlformats.org/drawingml/2006/main" noChangeAspect="1"/>
+            </wp:cNvGraphicFramePr>
+            <a:graphic xmlns:a="http://schemas.openxmlformats.org/drawingml/2006/main">
+              <a:graphicData uri="http://schemas.openxmlformats.org/drawingml/2006/picture">
+                <pic:pic xmlns:pic="http://schemas.openxmlformats.org/drawingml/2006/picture">
+                  <pic:nvPicPr>
+                    <pic:cNvPr id="0" name="Picture 8"/>
+                    <pic:cNvPicPr>
+                      <a:picLocks noChangeAspect="1" noChangeArrowheads="1"/>
+                    </pic:cNvPicPr>
+                  </pic:nvPicPr>
+                  <pic:blipFill>
+                    <a:blip r:embed="rId12">
+                      <a:extLst>
+                        <a:ext uri="{28A0092B-C50C-407E-A947-70E740481C1C}">
+                          <a14:useLocalDpi xmlns:a14="http://schemas.microsoft.com/office/drawing/2010/main" val="0"/>
+                        </a:ext>
+                      </a:extLst>
+                    </a:blip>
+                    <a:srcRect/>
+                    <a:stretch>
+                      <a:fillRect/>
+                    </a:stretch>
+                  </pic:blipFill>
+                  <pic:spPr bwMode="auto">
+                    <a:xfrm>
+                      <a:off x="0" y="0"/>
+                      <a:ext cx="5723255" cy="2887345"/>
+                    </a:xfrm>
+                    <a:prstGeom prst="rect">
+                      <a:avLst/>
+                    </a:prstGeom>
+                    <a:noFill/>
+                    <a:ln>
+                      <a:noFill/>
+                    </a:ln>
+                  </pic:spPr>
+                </pic:pic>
+              </a:graphicData>
+            </a:graphic>
+          </wp:inline>
+        </w:drawing>
+      </w:r>
+    </w:p>
+    <w:p/>
+    <w:p>
+      <w:r>
+        <w:t>Vista de inventario general</w:t>
+      </w:r>
+    </w:p>
+    <w:p>
+      <w:r>
+        <w:rPr>
+          <w:noProof/>
+        </w:rPr>
+        <w:drawing>
+          <wp:inline distT="0" distB="0" distL="0" distR="0" wp14:anchorId="26CECB4E" wp14:editId="7DCB3366">
+            <wp:extent cx="5943600" cy="3030855"/>
+            <wp:effectExtent l="0" t="0" r="0" b="0"/>
+            <wp:docPr id="988344957" name="Imagen 1"/>
+            <wp:cNvGraphicFramePr>
+              <a:graphicFrameLocks xmlns:a="http://schemas.openxmlformats.org/drawingml/2006/main" noChangeAspect="1"/>
+            </wp:cNvGraphicFramePr>
+            <a:graphic xmlns:a="http://schemas.openxmlformats.org/drawingml/2006/main">
+              <a:graphicData uri="http://schemas.openxmlformats.org/drawingml/2006/picture">
+                <pic:pic xmlns:pic="http://schemas.openxmlformats.org/drawingml/2006/picture">
+                  <pic:nvPicPr>
+                    <pic:cNvPr id="0" name="Picture 1"/>
+                    <pic:cNvPicPr>
+                      <a:picLocks noChangeAspect="1" noChangeArrowheads="1"/>
+                    </pic:cNvPicPr>
+                  </pic:nvPicPr>
+                  <pic:blipFill>
+                    <a:blip r:embed="rId13">
+                      <a:extLst>
+                        <a:ext uri="{28A0092B-C50C-407E-A947-70E740481C1C}">
+                          <a14:useLocalDpi xmlns:a14="http://schemas.microsoft.com/office/drawing/2010/main" val="0"/>
+                        </a:ext>
+                      </a:extLst>
+                    </a:blip>
+                    <a:srcRect/>
+                    <a:stretch>
+                      <a:fillRect/>
+                    </a:stretch>
+                  </pic:blipFill>
+                  <pic:spPr bwMode="auto">
+                    <a:xfrm>
+                      <a:off x="0" y="0"/>
+                      <a:ext cx="5943600" cy="3030855"/>
+                    </a:xfrm>
+                    <a:prstGeom prst="rect">
+                      <a:avLst/>
+                    </a:prstGeom>
+                    <a:noFill/>
+                    <a:ln>
+                      <a:noFill/>
+                    </a:ln>
+                  </pic:spPr>
+                </pic:pic>
+              </a:graphicData>
+            </a:graphic>
+          </wp:inline>
+        </w:drawing>
+      </w:r>
+    </w:p>
+    <w:p/>
+    <w:p/>
+    <w:p/>
+    <w:p>
+      <w:r>
+        <w:lastRenderedPageBreak/>
+        <w:t>Vista de productos por ubicación</w:t>
+      </w:r>
+    </w:p>
+    <w:p>
+      <w:r>
+        <w:rPr>
+          <w:noProof/>
+        </w:rPr>
+        <w:drawing>
+          <wp:inline distT="0" distB="0" distL="0" distR="0" wp14:anchorId="5E4E11A0" wp14:editId="74072022">
+            <wp:extent cx="5935345" cy="2980055"/>
+            <wp:effectExtent l="0" t="0" r="8255" b="0"/>
+            <wp:docPr id="1753490781" name="Imagen 2"/>
+            <wp:cNvGraphicFramePr>
+              <a:graphicFrameLocks xmlns:a="http://schemas.openxmlformats.org/drawingml/2006/main" noChangeAspect="1"/>
+            </wp:cNvGraphicFramePr>
+            <a:graphic xmlns:a="http://schemas.openxmlformats.org/drawingml/2006/main">
+              <a:graphicData uri="http://schemas.openxmlformats.org/drawingml/2006/picture">
+                <pic:pic xmlns:pic="http://schemas.openxmlformats.org/drawingml/2006/picture">
+                  <pic:nvPicPr>
+                    <pic:cNvPr id="0" name="Picture 2"/>
+                    <pic:cNvPicPr>
+                      <a:picLocks noChangeAspect="1" noChangeArrowheads="1"/>
+                    </pic:cNvPicPr>
+                  </pic:nvPicPr>
+                  <pic:blipFill>
+                    <a:blip r:embed="rId14">
+                      <a:extLst>
+                        <a:ext uri="{28A0092B-C50C-407E-A947-70E740481C1C}">
+                          <a14:useLocalDpi xmlns:a14="http://schemas.microsoft.com/office/drawing/2010/main" val="0"/>
+                        </a:ext>
+                      </a:extLst>
+                    </a:blip>
+                    <a:srcRect/>
+                    <a:stretch>
+                      <a:fillRect/>
+                    </a:stretch>
+                  </pic:blipFill>
+                  <pic:spPr bwMode="auto">
+                    <a:xfrm>
+                      <a:off x="0" y="0"/>
+                      <a:ext cx="5935345" cy="2980055"/>
+                    </a:xfrm>
+                    <a:prstGeom prst="rect">
+                      <a:avLst/>
+                    </a:prstGeom>
+                    <a:noFill/>
+                    <a:ln>
+                      <a:noFill/>
+                    </a:ln>
+                  </pic:spPr>
+                </pic:pic>
+              </a:graphicData>
+            </a:graphic>
+          </wp:inline>
+        </w:drawing>
+      </w:r>
+    </w:p>
+    <w:p/>
+    <w:p>
+      <w:r>
+        <w:t>Ventas simuladas</w:t>
+      </w:r>
+    </w:p>
+    <w:p>
+      <w:r>
+        <w:rPr>
+          <w:noProof/>
+        </w:rPr>
+        <w:drawing>
+          <wp:inline distT="0" distB="0" distL="0" distR="0" wp14:anchorId="34D6E2E4" wp14:editId="2DD6D48D">
+            <wp:extent cx="5943600" cy="3039745"/>
+            <wp:effectExtent l="0" t="0" r="0" b="8255"/>
+            <wp:docPr id="481918777" name="Imagen 3"/>
+            <wp:cNvGraphicFramePr>
+              <a:graphicFrameLocks xmlns:a="http://schemas.openxmlformats.org/drawingml/2006/main" noChangeAspect="1"/>
+            </wp:cNvGraphicFramePr>
+            <a:graphic xmlns:a="http://schemas.openxmlformats.org/drawingml/2006/main">
+              <a:graphicData uri="http://schemas.openxmlformats.org/drawingml/2006/picture">
+                <pic:pic xmlns:pic="http://schemas.openxmlformats.org/drawingml/2006/picture">
+                  <pic:nvPicPr>
+                    <pic:cNvPr id="0" name="Picture 3"/>
+                    <pic:cNvPicPr>
+                      <a:picLocks noChangeAspect="1" noChangeArrowheads="1"/>
+                    </pic:cNvPicPr>
+                  </pic:nvPicPr>
+                  <pic:blipFill>
+                    <a:blip r:embed="rId15">
+                      <a:extLst>
+                        <a:ext uri="{28A0092B-C50C-407E-A947-70E740481C1C}">
+                          <a14:useLocalDpi xmlns:a14="http://schemas.microsoft.com/office/drawing/2010/main" val="0"/>
+                        </a:ext>
+                      </a:extLst>
+                    </a:blip>
+                    <a:srcRect/>
+                    <a:stretch>
+                      <a:fillRect/>
+                    </a:stretch>
+                  </pic:blipFill>
+                  <pic:spPr bwMode="auto">
+                    <a:xfrm>
+                      <a:off x="0" y="0"/>
+                      <a:ext cx="5943600" cy="3039745"/>
+                    </a:xfrm>
+                    <a:prstGeom prst="rect">
+                      <a:avLst/>
+                    </a:prstGeom>
+                    <a:noFill/>
+                    <a:ln>
+                      <a:noFill/>
+                    </a:ln>
+                  </pic:spPr>
+                </pic:pic>
+              </a:graphicData>
+            </a:graphic>
+          </wp:inline>
+        </w:drawing>
+      </w:r>
+    </w:p>
+    <w:p/>
+    <w:p/>
+    <w:p/>
+    <w:p>
+      <w:r>
+        <w:lastRenderedPageBreak/>
+        <w:t>M</w:t>
+      </w:r>
+      <w:r>
+        <w:t>uestra de que hay usuarios</w:t>
+      </w:r>
+      <w:r>
+        <w:rPr>
+          <w:noProof/>
+        </w:rPr>
+        <w:drawing>
+          <wp:inline distT="0" distB="0" distL="0" distR="0" wp14:anchorId="1A9457A3" wp14:editId="1F1F34AD">
+            <wp:extent cx="5943600" cy="3073400"/>
+            <wp:effectExtent l="0" t="0" r="0" b="0"/>
+            <wp:docPr id="1818805624" name="Imagen 4"/>
+            <wp:cNvGraphicFramePr>
+              <a:graphicFrameLocks xmlns:a="http://schemas.openxmlformats.org/drawingml/2006/main" noChangeAspect="1"/>
+            </wp:cNvGraphicFramePr>
+            <a:graphic xmlns:a="http://schemas.openxmlformats.org/drawingml/2006/main">
+              <a:graphicData uri="http://schemas.openxmlformats.org/drawingml/2006/picture">
+                <pic:pic xmlns:pic="http://schemas.openxmlformats.org/drawingml/2006/picture">
+                  <pic:nvPicPr>
+                    <pic:cNvPr id="0" name="Picture 4"/>
+                    <pic:cNvPicPr>
+                      <a:picLocks noChangeAspect="1" noChangeArrowheads="1"/>
+                    </pic:cNvPicPr>
+                  </pic:nvPicPr>
+                  <pic:blipFill>
+                    <a:blip r:embed="rId16">
+                      <a:extLst>
+                        <a:ext uri="{28A0092B-C50C-407E-A947-70E740481C1C}">
+                          <a14:useLocalDpi xmlns:a14="http://schemas.microsoft.com/office/drawing/2010/main" val="0"/>
+                        </a:ext>
+                      </a:extLst>
+                    </a:blip>
+                    <a:srcRect/>
+                    <a:stretch>
+                      <a:fillRect/>
+                    </a:stretch>
+                  </pic:blipFill>
+                  <pic:spPr bwMode="auto">
+                    <a:xfrm>
+                      <a:off x="0" y="0"/>
+                      <a:ext cx="5943600" cy="3073400"/>
+                    </a:xfrm>
+                    <a:prstGeom prst="rect">
+                      <a:avLst/>
+                    </a:prstGeom>
+                    <a:noFill/>
+                    <a:ln>
+                      <a:noFill/>
+                    </a:ln>
+                  </pic:spPr>
+                </pic:pic>
+              </a:graphicData>
+            </a:graphic>
+          </wp:inline>
+        </w:drawing>
+      </w:r>
+    </w:p>
+    <w:p>
+      <w:proofErr w:type="gramStart"/>
+      <w:r>
+        <w:t>Total</w:t>
+      </w:r>
+      <w:proofErr w:type="gramEnd"/>
+      <w:r>
+        <w:t xml:space="preserve"> de Usuarios</w:t>
+      </w:r>
+    </w:p>
+    <w:p>
+      <w:r>
+        <w:rPr>
+          <w:noProof/>
+        </w:rPr>
+        <w:drawing>
+          <wp:inline distT="0" distB="0" distL="0" distR="0" wp14:anchorId="265AE898" wp14:editId="5CB29F74">
+            <wp:extent cx="5943600" cy="3183255"/>
+            <wp:effectExtent l="0" t="0" r="0" b="0"/>
+            <wp:docPr id="1657887046" name="Imagen 5"/>
+            <wp:cNvGraphicFramePr>
+              <a:graphicFrameLocks xmlns:a="http://schemas.openxmlformats.org/drawingml/2006/main" noChangeAspect="1"/>
+            </wp:cNvGraphicFramePr>
+            <a:graphic xmlns:a="http://schemas.openxmlformats.org/drawingml/2006/main">
+              <a:graphicData uri="http://schemas.openxmlformats.org/drawingml/2006/picture">
+                <pic:pic xmlns:pic="http://schemas.openxmlformats.org/drawingml/2006/picture">
+                  <pic:nvPicPr>
+                    <pic:cNvPr id="0" name="Picture 5"/>
+                    <pic:cNvPicPr>
+                      <a:picLocks noChangeAspect="1" noChangeArrowheads="1"/>
+                    </pic:cNvPicPr>
+                  </pic:nvPicPr>
+                  <pic:blipFill>
+                    <a:blip r:embed="rId17">
+                      <a:extLst>
+                        <a:ext uri="{28A0092B-C50C-407E-A947-70E740481C1C}">
+                          <a14:useLocalDpi xmlns:a14="http://schemas.microsoft.com/office/drawing/2010/main" val="0"/>
+                        </a:ext>
+                      </a:extLst>
+                    </a:blip>
+                    <a:srcRect/>
+                    <a:stretch>
+                      <a:fillRect/>
+                    </a:stretch>
+                  </pic:blipFill>
+                  <pic:spPr bwMode="auto">
+                    <a:xfrm>
+                      <a:off x="0" y="0"/>
+                      <a:ext cx="5943600" cy="3183255"/>
+                    </a:xfrm>
+                    <a:prstGeom prst="rect">
+                      <a:avLst/>
+                    </a:prstGeom>
+                    <a:noFill/>
+                    <a:ln>
+                      <a:noFill/>
+                    </a:ln>
+                  </pic:spPr>
+                </pic:pic>
+              </a:graphicData>
+            </a:graphic>
+          </wp:inline>
+        </w:drawing>
+      </w:r>
+    </w:p>
+    <w:p/>
+    <w:p>
       <w:pPr>
         <w:pStyle w:val="Ttulo2"/>
         <w:rPr>
@@ -19842,15 +20150,26 @@
           <w:color w:val="auto"/>
         </w:rPr>
       </w:pPr>
-      <w:r>
+    </w:p>
+    <w:p>
+      <w:pPr>
+        <w:pStyle w:val="Ttulo2"/>
         <w:rPr>
           <w:b/>
           <w:bCs/>
           <w:color w:val="auto"/>
         </w:rPr>
-        <w:lastRenderedPageBreak/>
+      </w:pPr>
+      <w:bookmarkStart w:id="24" w:name="_Toc223985264"/>
+      <w:r>
+        <w:rPr>
+          <w:b/>
+          <w:bCs/>
+          <w:color w:val="auto"/>
+        </w:rPr>
         <w:t>Gestión de Usuarios y Seguridad</w:t>
       </w:r>
+      <w:bookmarkEnd w:id="24"/>
     </w:p>
     <w:p>
       <w:pPr>
@@ -20015,57 +20334,43 @@
                 <w:rFonts w:ascii="Consolas" w:hAnsi="Consolas"/>
                 <w:sz w:val="20"/>
                 <w:szCs w:val="20"/>
-                <w:lang w:val="en-US"/>
-              </w:rPr>
-            </w:pPr>
-            <w:r>
-              <w:rPr>
-                <w:rFonts w:ascii="Consolas" w:hAnsi="Consolas"/>
-                <w:sz w:val="20"/>
-                <w:szCs w:val="20"/>
-                <w:lang w:val="en-US"/>
-              </w:rPr>
-              <w:t>on sistema_</w:t>
-            </w:r>
-            <w:proofErr w:type="gramStart"/>
-            <w:r>
-              <w:rPr>
-                <w:rFonts w:ascii="Consolas" w:hAnsi="Consolas"/>
-                <w:sz w:val="20"/>
-                <w:szCs w:val="20"/>
-                <w:lang w:val="en-US"/>
-              </w:rPr>
-              <w:t>inventario.*</w:t>
-            </w:r>
-            <w:proofErr w:type="gramEnd"/>
-            <w:r>
-              <w:rPr>
-                <w:rFonts w:ascii="Consolas" w:hAnsi="Consolas"/>
-                <w:sz w:val="20"/>
-                <w:szCs w:val="20"/>
-                <w:lang w:val="en-US"/>
-              </w:rPr>
-              <w:t xml:space="preserve"> to </w:t>
-            </w:r>
-            <w:proofErr w:type="spellStart"/>
-            <w:r>
-              <w:rPr>
-                <w:rFonts w:ascii="Consolas" w:hAnsi="Consolas"/>
-                <w:sz w:val="20"/>
-                <w:szCs w:val="20"/>
-                <w:lang w:val="en-US"/>
-              </w:rPr>
-              <w:t>administrador</w:t>
-            </w:r>
-            <w:proofErr w:type="spellEnd"/>
-            <w:r>
-              <w:rPr>
-                <w:rFonts w:ascii="Consolas" w:hAnsi="Consolas"/>
-                <w:sz w:val="20"/>
-                <w:szCs w:val="20"/>
-                <w:lang w:val="en-US"/>
-              </w:rPr>
-              <w:t>;</w:t>
+              </w:rPr>
+            </w:pPr>
+            <w:proofErr w:type="spellStart"/>
+            <w:r>
+              <w:rPr>
+                <w:rFonts w:ascii="Consolas" w:hAnsi="Consolas"/>
+                <w:sz w:val="20"/>
+                <w:szCs w:val="20"/>
+              </w:rPr>
+              <w:t>on</w:t>
+            </w:r>
+            <w:proofErr w:type="spellEnd"/>
+            <w:r>
+              <w:rPr>
+                <w:rFonts w:ascii="Consolas" w:hAnsi="Consolas"/>
+                <w:sz w:val="20"/>
+                <w:szCs w:val="20"/>
+              </w:rPr>
+              <w:t xml:space="preserve"> sistema_inventario.* </w:t>
+            </w:r>
+            <w:proofErr w:type="spellStart"/>
+            <w:r>
+              <w:rPr>
+                <w:rFonts w:ascii="Consolas" w:hAnsi="Consolas"/>
+                <w:sz w:val="20"/>
+                <w:szCs w:val="20"/>
+              </w:rPr>
+              <w:t>to</w:t>
+            </w:r>
+            <w:proofErr w:type="spellEnd"/>
+            <w:r>
+              <w:rPr>
+                <w:rFonts w:ascii="Consolas" w:hAnsi="Consolas"/>
+                <w:sz w:val="20"/>
+                <w:szCs w:val="20"/>
+              </w:rPr>
+              <w:t xml:space="preserve"> administrador;</w:t>
             </w:r>
           </w:p>
         </w:tc>
@@ -20074,9 +20379,6 @@
     <w:p>
       <w:pPr>
         <w:jc w:val="both"/>
-        <w:rPr>
-          <w:lang w:val="en-US"/>
-        </w:rPr>
       </w:pPr>
     </w:p>
     <w:tbl>
@@ -20101,71 +20403,98 @@
                 <w:rFonts w:ascii="Consolas" w:hAnsi="Consolas"/>
                 <w:sz w:val="20"/>
                 <w:szCs w:val="20"/>
-                <w:lang w:val="en-US"/>
-              </w:rPr>
-            </w:pPr>
-            <w:r>
-              <w:rPr>
-                <w:rFonts w:ascii="Consolas" w:hAnsi="Consolas"/>
-                <w:sz w:val="20"/>
-                <w:szCs w:val="20"/>
-                <w:lang w:val="en-US"/>
-              </w:rPr>
-              <w:t xml:space="preserve">grant select on </w:t>
-            </w:r>
-            <w:proofErr w:type="spellStart"/>
-            <w:r>
-              <w:rPr>
-                <w:rFonts w:ascii="Consolas" w:hAnsi="Consolas"/>
-                <w:sz w:val="20"/>
-                <w:szCs w:val="20"/>
-                <w:lang w:val="en-US"/>
-              </w:rPr>
-              <w:t>sistema_</w:t>
-            </w:r>
-            <w:proofErr w:type="gramStart"/>
-            <w:r>
-              <w:rPr>
-                <w:rFonts w:ascii="Consolas" w:hAnsi="Consolas"/>
-                <w:sz w:val="20"/>
-                <w:szCs w:val="20"/>
-                <w:lang w:val="en-US"/>
-              </w:rPr>
-              <w:t>inventario.producto</w:t>
-            </w:r>
-            <w:proofErr w:type="spellEnd"/>
-            <w:proofErr w:type="gramEnd"/>
-            <w:r>
-              <w:rPr>
-                <w:rFonts w:ascii="Consolas" w:hAnsi="Consolas"/>
-                <w:sz w:val="20"/>
-                <w:szCs w:val="20"/>
-                <w:lang w:val="en-US"/>
-              </w:rPr>
-              <w:t xml:space="preserve"> to </w:t>
-            </w:r>
-            <w:proofErr w:type="spellStart"/>
-            <w:proofErr w:type="gramStart"/>
-            <w:r>
-              <w:rPr>
-                <w:rFonts w:ascii="Consolas" w:hAnsi="Consolas"/>
-                <w:sz w:val="20"/>
-                <w:szCs w:val="20"/>
-                <w:lang w:val="en-US"/>
-              </w:rPr>
-              <w:t>operador</w:t>
-            </w:r>
-            <w:proofErr w:type="spellEnd"/>
-            <w:r>
-              <w:rPr>
-                <w:rFonts w:ascii="Consolas" w:hAnsi="Consolas"/>
-                <w:sz w:val="20"/>
-                <w:szCs w:val="20"/>
-                <w:lang w:val="en-US"/>
-              </w:rPr>
-              <w:t>;</w:t>
-            </w:r>
-            <w:proofErr w:type="gramEnd"/>
+              </w:rPr>
+            </w:pPr>
+            <w:proofErr w:type="spellStart"/>
+            <w:r>
+              <w:rPr>
+                <w:rFonts w:ascii="Consolas" w:hAnsi="Consolas"/>
+                <w:sz w:val="20"/>
+                <w:szCs w:val="20"/>
+              </w:rPr>
+              <w:t>grant</w:t>
+            </w:r>
+            <w:proofErr w:type="spellEnd"/>
+            <w:r>
+              <w:rPr>
+                <w:rFonts w:ascii="Consolas" w:hAnsi="Consolas"/>
+                <w:sz w:val="20"/>
+                <w:szCs w:val="20"/>
+              </w:rPr>
+              <w:t xml:space="preserve"> </w:t>
+            </w:r>
+            <w:proofErr w:type="spellStart"/>
+            <w:r>
+              <w:rPr>
+                <w:rFonts w:ascii="Consolas" w:hAnsi="Consolas"/>
+                <w:sz w:val="20"/>
+                <w:szCs w:val="20"/>
+              </w:rPr>
+              <w:t>select</w:t>
+            </w:r>
+            <w:proofErr w:type="spellEnd"/>
+            <w:r>
+              <w:rPr>
+                <w:rFonts w:ascii="Consolas" w:hAnsi="Consolas"/>
+                <w:sz w:val="20"/>
+                <w:szCs w:val="20"/>
+              </w:rPr>
+              <w:t xml:space="preserve"> </w:t>
+            </w:r>
+            <w:proofErr w:type="spellStart"/>
+            <w:r>
+              <w:rPr>
+                <w:rFonts w:ascii="Consolas" w:hAnsi="Consolas"/>
+                <w:sz w:val="20"/>
+                <w:szCs w:val="20"/>
+              </w:rPr>
+              <w:t>on</w:t>
+            </w:r>
+            <w:proofErr w:type="spellEnd"/>
+            <w:r>
+              <w:rPr>
+                <w:rFonts w:ascii="Consolas" w:hAnsi="Consolas"/>
+                <w:sz w:val="20"/>
+                <w:szCs w:val="20"/>
+              </w:rPr>
+              <w:t xml:space="preserve"> </w:t>
+            </w:r>
+            <w:proofErr w:type="spellStart"/>
+            <w:r>
+              <w:rPr>
+                <w:rFonts w:ascii="Consolas" w:hAnsi="Consolas"/>
+                <w:sz w:val="20"/>
+                <w:szCs w:val="20"/>
+              </w:rPr>
+              <w:t>sistema_inventario.producto</w:t>
+            </w:r>
+            <w:proofErr w:type="spellEnd"/>
+            <w:r>
+              <w:rPr>
+                <w:rFonts w:ascii="Consolas" w:hAnsi="Consolas"/>
+                <w:sz w:val="20"/>
+                <w:szCs w:val="20"/>
+              </w:rPr>
+              <w:t xml:space="preserve"> </w:t>
+            </w:r>
+            <w:proofErr w:type="spellStart"/>
+            <w:r>
+              <w:rPr>
+                <w:rFonts w:ascii="Consolas" w:hAnsi="Consolas"/>
+                <w:sz w:val="20"/>
+                <w:szCs w:val="20"/>
+              </w:rPr>
+              <w:t>to</w:t>
+            </w:r>
+            <w:proofErr w:type="spellEnd"/>
+            <w:r>
+              <w:rPr>
+                <w:rFonts w:ascii="Consolas" w:hAnsi="Consolas"/>
+                <w:sz w:val="20"/>
+                <w:szCs w:val="20"/>
+              </w:rPr>
+              <w:t xml:space="preserve"> operador;</w:t>
+            </w:r>
           </w:p>
           <w:p>
             <w:pPr>
@@ -20174,71 +20503,98 @@
                 <w:rFonts w:ascii="Consolas" w:hAnsi="Consolas"/>
                 <w:sz w:val="20"/>
                 <w:szCs w:val="20"/>
-                <w:lang w:val="en-US"/>
-              </w:rPr>
-            </w:pPr>
-            <w:r>
-              <w:rPr>
-                <w:rFonts w:ascii="Consolas" w:hAnsi="Consolas"/>
-                <w:sz w:val="20"/>
-                <w:szCs w:val="20"/>
-                <w:lang w:val="en-US"/>
-              </w:rPr>
-              <w:t xml:space="preserve">grant select on </w:t>
-            </w:r>
-            <w:proofErr w:type="spellStart"/>
-            <w:r>
-              <w:rPr>
-                <w:rFonts w:ascii="Consolas" w:hAnsi="Consolas"/>
-                <w:sz w:val="20"/>
-                <w:szCs w:val="20"/>
-                <w:lang w:val="en-US"/>
-              </w:rPr>
-              <w:t>sistema_</w:t>
-            </w:r>
-            <w:proofErr w:type="gramStart"/>
-            <w:r>
-              <w:rPr>
-                <w:rFonts w:ascii="Consolas" w:hAnsi="Consolas"/>
-                <w:sz w:val="20"/>
-                <w:szCs w:val="20"/>
-                <w:lang w:val="en-US"/>
-              </w:rPr>
-              <w:t>inventario.inventario</w:t>
-            </w:r>
-            <w:proofErr w:type="spellEnd"/>
-            <w:proofErr w:type="gramEnd"/>
-            <w:r>
-              <w:rPr>
-                <w:rFonts w:ascii="Consolas" w:hAnsi="Consolas"/>
-                <w:sz w:val="20"/>
-                <w:szCs w:val="20"/>
-                <w:lang w:val="en-US"/>
-              </w:rPr>
-              <w:t xml:space="preserve"> to </w:t>
-            </w:r>
-            <w:proofErr w:type="spellStart"/>
-            <w:proofErr w:type="gramStart"/>
-            <w:r>
-              <w:rPr>
-                <w:rFonts w:ascii="Consolas" w:hAnsi="Consolas"/>
-                <w:sz w:val="20"/>
-                <w:szCs w:val="20"/>
-                <w:lang w:val="en-US"/>
-              </w:rPr>
-              <w:t>operador</w:t>
-            </w:r>
-            <w:proofErr w:type="spellEnd"/>
-            <w:r>
-              <w:rPr>
-                <w:rFonts w:ascii="Consolas" w:hAnsi="Consolas"/>
-                <w:sz w:val="20"/>
-                <w:szCs w:val="20"/>
-                <w:lang w:val="en-US"/>
-              </w:rPr>
-              <w:t>;</w:t>
-            </w:r>
-            <w:proofErr w:type="gramEnd"/>
+              </w:rPr>
+            </w:pPr>
+            <w:proofErr w:type="spellStart"/>
+            <w:r>
+              <w:rPr>
+                <w:rFonts w:ascii="Consolas" w:hAnsi="Consolas"/>
+                <w:sz w:val="20"/>
+                <w:szCs w:val="20"/>
+              </w:rPr>
+              <w:t>grant</w:t>
+            </w:r>
+            <w:proofErr w:type="spellEnd"/>
+            <w:r>
+              <w:rPr>
+                <w:rFonts w:ascii="Consolas" w:hAnsi="Consolas"/>
+                <w:sz w:val="20"/>
+                <w:szCs w:val="20"/>
+              </w:rPr>
+              <w:t xml:space="preserve"> </w:t>
+            </w:r>
+            <w:proofErr w:type="spellStart"/>
+            <w:r>
+              <w:rPr>
+                <w:rFonts w:ascii="Consolas" w:hAnsi="Consolas"/>
+                <w:sz w:val="20"/>
+                <w:szCs w:val="20"/>
+              </w:rPr>
+              <w:t>select</w:t>
+            </w:r>
+            <w:proofErr w:type="spellEnd"/>
+            <w:r>
+              <w:rPr>
+                <w:rFonts w:ascii="Consolas" w:hAnsi="Consolas"/>
+                <w:sz w:val="20"/>
+                <w:szCs w:val="20"/>
+              </w:rPr>
+              <w:t xml:space="preserve"> </w:t>
+            </w:r>
+            <w:proofErr w:type="spellStart"/>
+            <w:r>
+              <w:rPr>
+                <w:rFonts w:ascii="Consolas" w:hAnsi="Consolas"/>
+                <w:sz w:val="20"/>
+                <w:szCs w:val="20"/>
+              </w:rPr>
+              <w:t>on</w:t>
+            </w:r>
+            <w:proofErr w:type="spellEnd"/>
+            <w:r>
+              <w:rPr>
+                <w:rFonts w:ascii="Consolas" w:hAnsi="Consolas"/>
+                <w:sz w:val="20"/>
+                <w:szCs w:val="20"/>
+              </w:rPr>
+              <w:t xml:space="preserve"> </w:t>
+            </w:r>
+            <w:proofErr w:type="spellStart"/>
+            <w:r>
+              <w:rPr>
+                <w:rFonts w:ascii="Consolas" w:hAnsi="Consolas"/>
+                <w:sz w:val="20"/>
+                <w:szCs w:val="20"/>
+              </w:rPr>
+              <w:t>sistema_inventario.inventario</w:t>
+            </w:r>
+            <w:proofErr w:type="spellEnd"/>
+            <w:r>
+              <w:rPr>
+                <w:rFonts w:ascii="Consolas" w:hAnsi="Consolas"/>
+                <w:sz w:val="20"/>
+                <w:szCs w:val="20"/>
+              </w:rPr>
+              <w:t xml:space="preserve"> </w:t>
+            </w:r>
+            <w:proofErr w:type="spellStart"/>
+            <w:r>
+              <w:rPr>
+                <w:rFonts w:ascii="Consolas" w:hAnsi="Consolas"/>
+                <w:sz w:val="20"/>
+                <w:szCs w:val="20"/>
+              </w:rPr>
+              <w:t>to</w:t>
+            </w:r>
+            <w:proofErr w:type="spellEnd"/>
+            <w:r>
+              <w:rPr>
+                <w:rFonts w:ascii="Consolas" w:hAnsi="Consolas"/>
+                <w:sz w:val="20"/>
+                <w:szCs w:val="20"/>
+              </w:rPr>
+              <w:t xml:space="preserve"> operador;</w:t>
+            </w:r>
           </w:p>
           <w:p>
             <w:pPr>
@@ -20247,71 +20603,98 @@
                 <w:rFonts w:ascii="Consolas" w:hAnsi="Consolas"/>
                 <w:sz w:val="20"/>
                 <w:szCs w:val="20"/>
-                <w:lang w:val="en-US"/>
-              </w:rPr>
-            </w:pPr>
-            <w:r>
-              <w:rPr>
-                <w:rFonts w:ascii="Consolas" w:hAnsi="Consolas"/>
-                <w:sz w:val="20"/>
-                <w:szCs w:val="20"/>
-                <w:lang w:val="en-US"/>
-              </w:rPr>
-              <w:t xml:space="preserve">grant select on </w:t>
-            </w:r>
-            <w:proofErr w:type="spellStart"/>
-            <w:r>
-              <w:rPr>
-                <w:rFonts w:ascii="Consolas" w:hAnsi="Consolas"/>
-                <w:sz w:val="20"/>
-                <w:szCs w:val="20"/>
-                <w:lang w:val="en-US"/>
-              </w:rPr>
-              <w:t>sistema_</w:t>
-            </w:r>
-            <w:proofErr w:type="gramStart"/>
-            <w:r>
-              <w:rPr>
-                <w:rFonts w:ascii="Consolas" w:hAnsi="Consolas"/>
-                <w:sz w:val="20"/>
-                <w:szCs w:val="20"/>
-                <w:lang w:val="en-US"/>
-              </w:rPr>
-              <w:t>inventario.inventario</w:t>
-            </w:r>
-            <w:proofErr w:type="spellEnd"/>
-            <w:proofErr w:type="gramEnd"/>
-            <w:r>
-              <w:rPr>
-                <w:rFonts w:ascii="Consolas" w:hAnsi="Consolas"/>
-                <w:sz w:val="20"/>
-                <w:szCs w:val="20"/>
-                <w:lang w:val="en-US"/>
-              </w:rPr>
-              <w:t xml:space="preserve"> to </w:t>
-            </w:r>
-            <w:proofErr w:type="spellStart"/>
-            <w:proofErr w:type="gramStart"/>
-            <w:r>
-              <w:rPr>
-                <w:rFonts w:ascii="Consolas" w:hAnsi="Consolas"/>
-                <w:sz w:val="20"/>
-                <w:szCs w:val="20"/>
-                <w:lang w:val="en-US"/>
-              </w:rPr>
-              <w:t>operador</w:t>
-            </w:r>
-            <w:proofErr w:type="spellEnd"/>
-            <w:r>
-              <w:rPr>
-                <w:rFonts w:ascii="Consolas" w:hAnsi="Consolas"/>
-                <w:sz w:val="20"/>
-                <w:szCs w:val="20"/>
-                <w:lang w:val="en-US"/>
-              </w:rPr>
-              <w:t>;</w:t>
-            </w:r>
-            <w:proofErr w:type="gramEnd"/>
+              </w:rPr>
+            </w:pPr>
+            <w:proofErr w:type="spellStart"/>
+            <w:r>
+              <w:rPr>
+                <w:rFonts w:ascii="Consolas" w:hAnsi="Consolas"/>
+                <w:sz w:val="20"/>
+                <w:szCs w:val="20"/>
+              </w:rPr>
+              <w:t>grant</w:t>
+            </w:r>
+            <w:proofErr w:type="spellEnd"/>
+            <w:r>
+              <w:rPr>
+                <w:rFonts w:ascii="Consolas" w:hAnsi="Consolas"/>
+                <w:sz w:val="20"/>
+                <w:szCs w:val="20"/>
+              </w:rPr>
+              <w:t xml:space="preserve"> </w:t>
+            </w:r>
+            <w:proofErr w:type="spellStart"/>
+            <w:r>
+              <w:rPr>
+                <w:rFonts w:ascii="Consolas" w:hAnsi="Consolas"/>
+                <w:sz w:val="20"/>
+                <w:szCs w:val="20"/>
+              </w:rPr>
+              <w:t>select</w:t>
+            </w:r>
+            <w:proofErr w:type="spellEnd"/>
+            <w:r>
+              <w:rPr>
+                <w:rFonts w:ascii="Consolas" w:hAnsi="Consolas"/>
+                <w:sz w:val="20"/>
+                <w:szCs w:val="20"/>
+              </w:rPr>
+              <w:t xml:space="preserve"> </w:t>
+            </w:r>
+            <w:proofErr w:type="spellStart"/>
+            <w:r>
+              <w:rPr>
+                <w:rFonts w:ascii="Consolas" w:hAnsi="Consolas"/>
+                <w:sz w:val="20"/>
+                <w:szCs w:val="20"/>
+              </w:rPr>
+              <w:t>on</w:t>
+            </w:r>
+            <w:proofErr w:type="spellEnd"/>
+            <w:r>
+              <w:rPr>
+                <w:rFonts w:ascii="Consolas" w:hAnsi="Consolas"/>
+                <w:sz w:val="20"/>
+                <w:szCs w:val="20"/>
+              </w:rPr>
+              <w:t xml:space="preserve"> </w:t>
+            </w:r>
+            <w:proofErr w:type="spellStart"/>
+            <w:r>
+              <w:rPr>
+                <w:rFonts w:ascii="Consolas" w:hAnsi="Consolas"/>
+                <w:sz w:val="20"/>
+                <w:szCs w:val="20"/>
+              </w:rPr>
+              <w:t>sistema_inventario.inventario</w:t>
+            </w:r>
+            <w:proofErr w:type="spellEnd"/>
+            <w:r>
+              <w:rPr>
+                <w:rFonts w:ascii="Consolas" w:hAnsi="Consolas"/>
+                <w:sz w:val="20"/>
+                <w:szCs w:val="20"/>
+              </w:rPr>
+              <w:t xml:space="preserve"> </w:t>
+            </w:r>
+            <w:proofErr w:type="spellStart"/>
+            <w:r>
+              <w:rPr>
+                <w:rFonts w:ascii="Consolas" w:hAnsi="Consolas"/>
+                <w:sz w:val="20"/>
+                <w:szCs w:val="20"/>
+              </w:rPr>
+              <w:t>to</w:t>
+            </w:r>
+            <w:proofErr w:type="spellEnd"/>
+            <w:r>
+              <w:rPr>
+                <w:rFonts w:ascii="Consolas" w:hAnsi="Consolas"/>
+                <w:sz w:val="20"/>
+                <w:szCs w:val="20"/>
+              </w:rPr>
+              <w:t xml:space="preserve"> operador;</w:t>
+            </w:r>
           </w:p>
           <w:p>
             <w:pPr>
@@ -20523,10 +20906,15 @@
     <w:p/>
     <w:p/>
     <w:p/>
+    <w:p>
+      <w:pPr>
+        <w:pStyle w:val="Ttulo1"/>
+        <w:rPr>
+          <w:color w:val="auto"/>
+        </w:rPr>
+      </w:pPr>
+    </w:p>
     <w:p/>
-    <w:p/>
-    <w:p/>
-    <w:p/>
     <w:p>
       <w:pPr>
         <w:pStyle w:val="Ttulo1"/>
@@ -20534,7 +20922,7 @@
           <w:color w:val="auto"/>
         </w:rPr>
       </w:pPr>
-      <w:bookmarkStart w:id="24" w:name="_Toc223981347"/>
+      <w:bookmarkStart w:id="25" w:name="_Toc223985265"/>
       <w:r>
         <w:rPr>
           <w:color w:val="auto"/>
@@ -20542,7 +20930,7 @@
         <w:lastRenderedPageBreak/>
         <w:t>MongoDB</w:t>
       </w:r>
-      <w:bookmarkEnd w:id="24"/>
+      <w:bookmarkEnd w:id="25"/>
     </w:p>
     <w:p>
       <w:pPr>
@@ -20637,14 +21025,14 @@
           <w:color w:val="auto"/>
         </w:rPr>
       </w:pPr>
-      <w:bookmarkStart w:id="25" w:name="_Toc223981348"/>
+      <w:bookmarkStart w:id="26" w:name="_Toc223985266"/>
       <w:r>
         <w:rPr>
           <w:color w:val="auto"/>
         </w:rPr>
         <w:t>Seleccionamos la base de datos</w:t>
       </w:r>
-      <w:bookmarkEnd w:id="25"/>
+      <w:bookmarkEnd w:id="26"/>
     </w:p>
     <w:p>
       <w:pPr>
@@ -20688,7 +21076,7 @@
                     <pic:cNvPicPr/>
                   </pic:nvPicPr>
                   <pic:blipFill>
-                    <a:blip r:embed="rId10"/>
+                    <a:blip r:embed="rId18"/>
                     <a:stretch>
                       <a:fillRect/>
                     </a:stretch>
@@ -20724,14 +21112,14 @@
           <w:color w:val="auto"/>
         </w:rPr>
       </w:pPr>
-      <w:bookmarkStart w:id="26" w:name="_Toc223981349"/>
+      <w:bookmarkStart w:id="27" w:name="_Toc223985267"/>
       <w:r>
         <w:rPr>
           <w:color w:val="auto"/>
         </w:rPr>
         <w:t>Creamos las colecciones</w:t>
       </w:r>
-      <w:bookmarkEnd w:id="26"/>
+      <w:bookmarkEnd w:id="27"/>
     </w:p>
     <w:p>
       <w:pPr>
@@ -20893,7 +21281,7 @@
                     <pic:cNvPicPr/>
                   </pic:nvPicPr>
                   <pic:blipFill>
-                    <a:blip r:embed="rId11">
+                    <a:blip r:embed="rId19">
                       <a:extLst>
                         <a:ext uri="{28A0092B-C50C-407E-A947-70E740481C1C}">
                           <a14:useLocalDpi xmlns:a14="http://schemas.microsoft.com/office/drawing/2010/main" val="0"/>
@@ -20944,7 +21332,7 @@
           <w:color w:val="auto"/>
         </w:rPr>
       </w:pPr>
-      <w:bookmarkStart w:id="27" w:name="_Toc223981350"/>
+      <w:bookmarkStart w:id="28" w:name="_Toc223985268"/>
       <w:r>
         <w:rPr>
           <w:b/>
@@ -20954,7 +21342,7 @@
         <w:lastRenderedPageBreak/>
         <w:t>Insertamos documentos de prueba</w:t>
       </w:r>
-      <w:bookmarkEnd w:id="27"/>
+      <w:bookmarkEnd w:id="28"/>
       <w:r>
         <w:rPr>
           <w:b/>
@@ -21200,7 +21588,7 @@
                     <pic:cNvPicPr/>
                   </pic:nvPicPr>
                   <pic:blipFill>
-                    <a:blip r:embed="rId12"/>
+                    <a:blip r:embed="rId20"/>
                     <a:stretch>
                       <a:fillRect/>
                     </a:stretch>
@@ -21241,7 +21629,7 @@
           <w:color w:val="auto"/>
         </w:rPr>
       </w:pPr>
-      <w:bookmarkStart w:id="28" w:name="_Toc223981351"/>
+      <w:bookmarkStart w:id="29" w:name="_Toc223985269"/>
       <w:r>
         <w:rPr>
           <w:b/>
@@ -21250,7 +21638,7 @@
         </w:rPr>
         <w:t>Realizamos consultas básicas</w:t>
       </w:r>
-      <w:bookmarkEnd w:id="28"/>
+      <w:bookmarkEnd w:id="29"/>
       <w:r>
         <w:rPr>
           <w:b/>
@@ -21375,7 +21763,7 @@
                     <pic:cNvPicPr/>
                   </pic:nvPicPr>
                   <pic:blipFill>
-                    <a:blip r:embed="rId13"/>
+                    <a:blip r:embed="rId21"/>
                     <a:stretch>
                       <a:fillRect/>
                     </a:stretch>
@@ -21503,7 +21891,7 @@
           <w:color w:val="auto"/>
         </w:rPr>
       </w:pPr>
-      <w:bookmarkStart w:id="29" w:name="_Toc223981352"/>
+      <w:bookmarkStart w:id="30" w:name="_Toc223985270"/>
       <w:r>
         <w:rPr>
           <w:color w:val="auto"/>
@@ -21517,7 +21905,7 @@
         </w:rPr>
         <w:t>técnica</w:t>
       </w:r>
-      <w:bookmarkEnd w:id="29"/>
+      <w:bookmarkEnd w:id="30"/>
       <w:r>
         <w:rPr>
           <w:color w:val="auto"/>
@@ -21583,14 +21971,14 @@
           <w:color w:val="auto"/>
         </w:rPr>
       </w:pPr>
-      <w:bookmarkStart w:id="30" w:name="_Toc223981353"/>
+      <w:bookmarkStart w:id="31" w:name="_Toc223985271"/>
       <w:r>
         <w:rPr>
           <w:color w:val="auto"/>
         </w:rPr>
         <w:t>Conclusión</w:t>
       </w:r>
-      <w:bookmarkEnd w:id="30"/>
+      <w:bookmarkEnd w:id="31"/>
     </w:p>
     <w:p>
       <w:pPr>
@@ -24923,6 +25311,18 @@
       <w:u w:val="single"/>
     </w:rPr>
   </w:style>
+  <w:style w:type="character" w:styleId="Mencinsinresolver">
+    <w:name w:val="Unresolved Mention"/>
+    <w:basedOn w:val="Fuentedeprrafopredeter"/>
+    <w:uiPriority w:val="99"/>
+    <w:semiHidden/>
+    <w:unhideWhenUsed/>
+    <w:rsid w:val="004D241D"/>
+    <w:rPr>
+      <w:color w:val="605E5C"/>
+      <w:shd w:val="clear" w:color="auto" w:fill="E1DFDD"/>
+    </w:rPr>
+  </w:style>
 </w:styles>
 </file>
 
